--- a/EJERCICIOS DE LOS ALUMNOS/JESUS/Ejercicios_Linux/Curso de Linux_JesusDiaz.docx
+++ b/EJERCICIOS DE LOS ALUMNOS/JESUS/Ejercicios_Linux/Curso de Linux_JesusDiaz.docx
@@ -3276,6 +3276,9 @@
     </w:p>
     <w:p>
       <w:r>
+        <w:rPr>
+          <w:u w:val="single"/>
+        </w:rPr>
         <w:pict w14:anchorId="1D97C532">
           <v:rect id="_x0000_i1060" style="width:0;height:1.5pt" o:hralign="center" o:hrstd="t" o:hr="t" fillcolor="#a0a0a0" stroked="f"/>
         </w:pict>
@@ -3419,6 +3422,1021 @@
       </w:r>
     </w:p>
     <w:p>
+      <w:pPr>
+        <w:rPr>
+          <w:b/>
+          <w:bCs/>
+        </w:rPr>
+      </w:pPr>
+      <w:r>
+        <w:rPr>
+          <w:b/>
+          <w:bCs/>
+        </w:rPr>
+        <w:t>Uso básico de journalctl</w:t>
+      </w:r>
+    </w:p>
+    <w:p>
+      <w:pPr>
+        <w:rPr>
+          <w:b/>
+          <w:bCs/>
+        </w:rPr>
+      </w:pPr>
+      <w:r>
+        <w:rPr>
+          <w:b/>
+          <w:bCs/>
+        </w:rPr>
+        <w:t>Ver todos los logs</w:t>
+      </w:r>
+    </w:p>
+    <w:p>
+      <w:r>
+        <w:t>journalctl</w:t>
+      </w:r>
+    </w:p>
+    <w:p>
+      <w:r>
+        <w:rPr>
+          <w:rFonts w:ascii="Segoe UI Emoji" w:hAnsi="Segoe UI Emoji" w:cs="Segoe UI Emoji"/>
+        </w:rPr>
+        <w:t>📌</w:t>
+      </w:r>
+      <w:r>
+        <w:t xml:space="preserve"> Se abre con paginador (sales con q).</w:t>
+      </w:r>
+    </w:p>
+    <w:p>
+      <w:r>
+        <w:rPr>
+          <w:noProof/>
+        </w:rPr>
+        <w:drawing>
+          <wp:inline distT="0" distB="0" distL="0" distR="0" wp14:anchorId="06B6E4C0" wp14:editId="4FAAF11A">
+            <wp:extent cx="5400040" cy="1038860"/>
+            <wp:effectExtent l="0" t="0" r="0" b="8890"/>
+            <wp:docPr id="324875581" name="Imagen 1"/>
+            <wp:cNvGraphicFramePr>
+              <a:graphicFrameLocks xmlns:a="http://schemas.openxmlformats.org/drawingml/2006/main" noChangeAspect="1"/>
+            </wp:cNvGraphicFramePr>
+            <a:graphic xmlns:a="http://schemas.openxmlformats.org/drawingml/2006/main">
+              <a:graphicData uri="http://schemas.openxmlformats.org/drawingml/2006/picture">
+                <pic:pic xmlns:pic="http://schemas.openxmlformats.org/drawingml/2006/picture">
+                  <pic:nvPicPr>
+                    <pic:cNvPr id="324875581" name=""/>
+                    <pic:cNvPicPr/>
+                  </pic:nvPicPr>
+                  <pic:blipFill>
+                    <a:blip r:embed="rId22"/>
+                    <a:stretch>
+                      <a:fillRect/>
+                    </a:stretch>
+                  </pic:blipFill>
+                  <pic:spPr>
+                    <a:xfrm>
+                      <a:off x="0" y="0"/>
+                      <a:ext cx="5400040" cy="1038860"/>
+                    </a:xfrm>
+                    <a:prstGeom prst="rect">
+                      <a:avLst/>
+                    </a:prstGeom>
+                  </pic:spPr>
+                </pic:pic>
+              </a:graphicData>
+            </a:graphic>
+          </wp:inline>
+        </w:drawing>
+      </w:r>
+    </w:p>
+    <w:p>
+      <w:r>
+        <w:lastRenderedPageBreak/>
+        <w:pict w14:anchorId="2E7E8152">
+          <v:rect id="_x0000_i1356" style="width:0;height:1.5pt" o:hralign="center" o:hrstd="t" o:hr="t" fillcolor="#a0a0a0" stroked="f"/>
+        </w:pict>
+      </w:r>
+    </w:p>
+    <w:p>
+      <w:pPr>
+        <w:rPr>
+          <w:b/>
+          <w:bCs/>
+        </w:rPr>
+      </w:pPr>
+      <w:r>
+        <w:rPr>
+          <w:b/>
+          <w:bCs/>
+        </w:rPr>
+        <w:t>Ver logs más recientes (últimas líneas)</w:t>
+      </w:r>
+    </w:p>
+    <w:p>
+      <w:r>
+        <w:t>journalctl -n 50</w:t>
+      </w:r>
+    </w:p>
+    <w:p>
+      <w:r>
+        <w:rPr>
+          <w:noProof/>
+        </w:rPr>
+        <w:drawing>
+          <wp:inline distT="0" distB="0" distL="0" distR="0" wp14:anchorId="3F12C8D9" wp14:editId="739AD257">
+            <wp:extent cx="5400040" cy="798195"/>
+            <wp:effectExtent l="0" t="0" r="0" b="1905"/>
+            <wp:docPr id="499435403" name="Imagen 1"/>
+            <wp:cNvGraphicFramePr>
+              <a:graphicFrameLocks xmlns:a="http://schemas.openxmlformats.org/drawingml/2006/main" noChangeAspect="1"/>
+            </wp:cNvGraphicFramePr>
+            <a:graphic xmlns:a="http://schemas.openxmlformats.org/drawingml/2006/main">
+              <a:graphicData uri="http://schemas.openxmlformats.org/drawingml/2006/picture">
+                <pic:pic xmlns:pic="http://schemas.openxmlformats.org/drawingml/2006/picture">
+                  <pic:nvPicPr>
+                    <pic:cNvPr id="499435403" name=""/>
+                    <pic:cNvPicPr/>
+                  </pic:nvPicPr>
+                  <pic:blipFill>
+                    <a:blip r:embed="rId23"/>
+                    <a:stretch>
+                      <a:fillRect/>
+                    </a:stretch>
+                  </pic:blipFill>
+                  <pic:spPr>
+                    <a:xfrm>
+                      <a:off x="0" y="0"/>
+                      <a:ext cx="5400040" cy="798195"/>
+                    </a:xfrm>
+                    <a:prstGeom prst="rect">
+                      <a:avLst/>
+                    </a:prstGeom>
+                  </pic:spPr>
+                </pic:pic>
+              </a:graphicData>
+            </a:graphic>
+          </wp:inline>
+        </w:drawing>
+      </w:r>
+    </w:p>
+    <w:p>
+      <w:r>
+        <w:pict w14:anchorId="4633EA26">
+          <v:rect id="_x0000_i1357" style="width:0;height:1.5pt" o:hralign="center" o:hrstd="t" o:hr="t" fillcolor="#a0a0a0" stroked="f"/>
+        </w:pict>
+      </w:r>
+    </w:p>
+    <w:p>
+      <w:pPr>
+        <w:rPr>
+          <w:b/>
+          <w:bCs/>
+        </w:rPr>
+      </w:pPr>
+      <w:r>
+        <w:rPr>
+          <w:b/>
+          <w:bCs/>
+        </w:rPr>
+        <w:t>Ver logs en tiempo real (tipo tail -f)</w:t>
+      </w:r>
+    </w:p>
+    <w:p>
+      <w:r>
+        <w:t>journalctl -f</w:t>
+      </w:r>
+    </w:p>
+    <w:p>
+      <w:r>
+        <w:rPr>
+          <w:noProof/>
+        </w:rPr>
+        <w:drawing>
+          <wp:inline distT="0" distB="0" distL="0" distR="0" wp14:anchorId="03060C5D" wp14:editId="4E26166F">
+            <wp:extent cx="5400040" cy="2166620"/>
+            <wp:effectExtent l="0" t="0" r="0" b="5080"/>
+            <wp:docPr id="1866493780" name="Imagen 1"/>
+            <wp:cNvGraphicFramePr>
+              <a:graphicFrameLocks xmlns:a="http://schemas.openxmlformats.org/drawingml/2006/main" noChangeAspect="1"/>
+            </wp:cNvGraphicFramePr>
+            <a:graphic xmlns:a="http://schemas.openxmlformats.org/drawingml/2006/main">
+              <a:graphicData uri="http://schemas.openxmlformats.org/drawingml/2006/picture">
+                <pic:pic xmlns:pic="http://schemas.openxmlformats.org/drawingml/2006/picture">
+                  <pic:nvPicPr>
+                    <pic:cNvPr id="1866493780" name=""/>
+                    <pic:cNvPicPr/>
+                  </pic:nvPicPr>
+                  <pic:blipFill>
+                    <a:blip r:embed="rId24"/>
+                    <a:stretch>
+                      <a:fillRect/>
+                    </a:stretch>
+                  </pic:blipFill>
+                  <pic:spPr>
+                    <a:xfrm>
+                      <a:off x="0" y="0"/>
+                      <a:ext cx="5400040" cy="2166620"/>
+                    </a:xfrm>
+                    <a:prstGeom prst="rect">
+                      <a:avLst/>
+                    </a:prstGeom>
+                  </pic:spPr>
+                </pic:pic>
+              </a:graphicData>
+            </a:graphic>
+          </wp:inline>
+        </w:drawing>
+      </w:r>
+    </w:p>
+    <w:p>
+      <w:r>
+        <w:pict w14:anchorId="50AA98F5">
+          <v:rect id="_x0000_i1358" style="width:0;height:1.5pt" o:hralign="center" o:hrstd="t" o:hr="t" fillcolor="#a0a0a0" stroked="f"/>
+        </w:pict>
+      </w:r>
+    </w:p>
+    <w:p>
+      <w:pPr>
+        <w:rPr>
+          <w:b/>
+          <w:bCs/>
+        </w:rPr>
+      </w:pPr>
+      <w:r>
+        <w:rPr>
+          <w:b/>
+          <w:bCs/>
+        </w:rPr>
+        <w:t>Mostrar solo el arranque actual</w:t>
+      </w:r>
+    </w:p>
+    <w:p>
+      <w:r>
+        <w:t>journalctl -b</w:t>
+      </w:r>
+    </w:p>
+    <w:p>
+      <w:r>
+        <w:rPr>
+          <w:noProof/>
+        </w:rPr>
+        <w:drawing>
+          <wp:inline distT="0" distB="0" distL="0" distR="0" wp14:anchorId="3CCC0CBA" wp14:editId="04D42E80">
+            <wp:extent cx="5400040" cy="1368425"/>
+            <wp:effectExtent l="0" t="0" r="0" b="3175"/>
+            <wp:docPr id="792153120" name="Imagen 1"/>
+            <wp:cNvGraphicFramePr>
+              <a:graphicFrameLocks xmlns:a="http://schemas.openxmlformats.org/drawingml/2006/main" noChangeAspect="1"/>
+            </wp:cNvGraphicFramePr>
+            <a:graphic xmlns:a="http://schemas.openxmlformats.org/drawingml/2006/main">
+              <a:graphicData uri="http://schemas.openxmlformats.org/drawingml/2006/picture">
+                <pic:pic xmlns:pic="http://schemas.openxmlformats.org/drawingml/2006/picture">
+                  <pic:nvPicPr>
+                    <pic:cNvPr id="792153120" name=""/>
+                    <pic:cNvPicPr/>
+                  </pic:nvPicPr>
+                  <pic:blipFill>
+                    <a:blip r:embed="rId25"/>
+                    <a:stretch>
+                      <a:fillRect/>
+                    </a:stretch>
+                  </pic:blipFill>
+                  <pic:spPr>
+                    <a:xfrm>
+                      <a:off x="0" y="0"/>
+                      <a:ext cx="5400040" cy="1368425"/>
+                    </a:xfrm>
+                    <a:prstGeom prst="rect">
+                      <a:avLst/>
+                    </a:prstGeom>
+                  </pic:spPr>
+                </pic:pic>
+              </a:graphicData>
+            </a:graphic>
+          </wp:inline>
+        </w:drawing>
+      </w:r>
+    </w:p>
+    <w:p>
+      <w:r>
+        <w:pict w14:anchorId="3BBAD116">
+          <v:rect id="_x0000_i1359" style="width:0;height:1.5pt" o:hralign="center" o:hrstd="t" o:hr="t" fillcolor="#a0a0a0" stroked="f"/>
+        </w:pict>
+      </w:r>
+    </w:p>
+    <w:p>
+      <w:pPr>
+        <w:rPr>
+          <w:b/>
+          <w:bCs/>
+        </w:rPr>
+      </w:pPr>
+    </w:p>
+    <w:p>
+      <w:pPr>
+        <w:rPr>
+          <w:b/>
+          <w:bCs/>
+        </w:rPr>
+      </w:pPr>
+    </w:p>
+    <w:p>
+      <w:pPr>
+        <w:rPr>
+          <w:b/>
+          <w:bCs/>
+        </w:rPr>
+      </w:pPr>
+    </w:p>
+    <w:p>
+      <w:pPr>
+        <w:rPr>
+          <w:b/>
+          <w:bCs/>
+        </w:rPr>
+      </w:pPr>
+      <w:r>
+        <w:rPr>
+          <w:b/>
+          <w:bCs/>
+        </w:rPr>
+        <w:lastRenderedPageBreak/>
+        <w:t>Ver logs del arranque anterior</w:t>
+      </w:r>
+    </w:p>
+    <w:p>
+      <w:r>
+        <w:t>journalctl -b -1</w:t>
+      </w:r>
+    </w:p>
+    <w:p>
+      <w:r>
+        <w:rPr>
+          <w:noProof/>
+        </w:rPr>
+        <w:drawing>
+          <wp:inline distT="0" distB="0" distL="0" distR="0" wp14:anchorId="10544FF0" wp14:editId="02933046">
+            <wp:extent cx="5400040" cy="1536700"/>
+            <wp:effectExtent l="0" t="0" r="0" b="6350"/>
+            <wp:docPr id="247961607" name="Imagen 1"/>
+            <wp:cNvGraphicFramePr>
+              <a:graphicFrameLocks xmlns:a="http://schemas.openxmlformats.org/drawingml/2006/main" noChangeAspect="1"/>
+            </wp:cNvGraphicFramePr>
+            <a:graphic xmlns:a="http://schemas.openxmlformats.org/drawingml/2006/main">
+              <a:graphicData uri="http://schemas.openxmlformats.org/drawingml/2006/picture">
+                <pic:pic xmlns:pic="http://schemas.openxmlformats.org/drawingml/2006/picture">
+                  <pic:nvPicPr>
+                    <pic:cNvPr id="247961607" name=""/>
+                    <pic:cNvPicPr/>
+                  </pic:nvPicPr>
+                  <pic:blipFill>
+                    <a:blip r:embed="rId26"/>
+                    <a:stretch>
+                      <a:fillRect/>
+                    </a:stretch>
+                  </pic:blipFill>
+                  <pic:spPr>
+                    <a:xfrm>
+                      <a:off x="0" y="0"/>
+                      <a:ext cx="5400040" cy="1536700"/>
+                    </a:xfrm>
+                    <a:prstGeom prst="rect">
+                      <a:avLst/>
+                    </a:prstGeom>
+                  </pic:spPr>
+                </pic:pic>
+              </a:graphicData>
+            </a:graphic>
+          </wp:inline>
+        </w:drawing>
+      </w:r>
+    </w:p>
+    <w:p>
+      <w:r>
+        <w:pict w14:anchorId="08F409EB">
+          <v:rect id="_x0000_i1360" style="width:0;height:1.5pt" o:hralign="center" o:hrstd="t" o:hr="t" fillcolor="#a0a0a0" stroked="f"/>
+        </w:pict>
+      </w:r>
+    </w:p>
+    <w:p>
+      <w:pPr>
+        <w:rPr>
+          <w:b/>
+          <w:bCs/>
+        </w:rPr>
+      </w:pPr>
+      <w:r>
+        <w:rPr>
+          <w:rFonts w:ascii="Segoe UI Emoji" w:hAnsi="Segoe UI Emoji" w:cs="Segoe UI Emoji"/>
+          <w:b/>
+          <w:bCs/>
+        </w:rPr>
+        <w:t>🕒</w:t>
+      </w:r>
+      <w:r>
+        <w:rPr>
+          <w:b/>
+          <w:bCs/>
+        </w:rPr>
+        <w:t xml:space="preserve"> Filtrar por tiempo</w:t>
+      </w:r>
+    </w:p>
+    <w:p>
+      <w:pPr>
+        <w:rPr>
+          <w:b/>
+          <w:bCs/>
+        </w:rPr>
+      </w:pPr>
+      <w:r>
+        <w:rPr>
+          <w:b/>
+          <w:bCs/>
+        </w:rPr>
+        <w:t>Desde hoy</w:t>
+      </w:r>
+    </w:p>
+    <w:p>
+      <w:pPr>
+        <w:rPr>
+          <w:lang w:val="en-GB"/>
+        </w:rPr>
+      </w:pPr>
+      <w:r>
+        <w:rPr>
+          <w:lang w:val="en-GB"/>
+        </w:rPr>
+        <w:t>journalctl --since today</w:t>
+      </w:r>
+    </w:p>
+    <w:p>
+      <w:pPr>
+        <w:rPr>
+          <w:lang w:val="en-GB"/>
+        </w:rPr>
+      </w:pPr>
+      <w:r>
+        <w:rPr>
+          <w:noProof/>
+        </w:rPr>
+        <w:drawing>
+          <wp:inline distT="0" distB="0" distL="0" distR="0" wp14:anchorId="072FD085" wp14:editId="133F06F6">
+            <wp:extent cx="5400040" cy="1089025"/>
+            <wp:effectExtent l="0" t="0" r="0" b="0"/>
+            <wp:docPr id="841507073" name="Imagen 1"/>
+            <wp:cNvGraphicFramePr>
+              <a:graphicFrameLocks xmlns:a="http://schemas.openxmlformats.org/drawingml/2006/main" noChangeAspect="1"/>
+            </wp:cNvGraphicFramePr>
+            <a:graphic xmlns:a="http://schemas.openxmlformats.org/drawingml/2006/main">
+              <a:graphicData uri="http://schemas.openxmlformats.org/drawingml/2006/picture">
+                <pic:pic xmlns:pic="http://schemas.openxmlformats.org/drawingml/2006/picture">
+                  <pic:nvPicPr>
+                    <pic:cNvPr id="841507073" name=""/>
+                    <pic:cNvPicPr/>
+                  </pic:nvPicPr>
+                  <pic:blipFill>
+                    <a:blip r:embed="rId27"/>
+                    <a:stretch>
+                      <a:fillRect/>
+                    </a:stretch>
+                  </pic:blipFill>
+                  <pic:spPr>
+                    <a:xfrm>
+                      <a:off x="0" y="0"/>
+                      <a:ext cx="5400040" cy="1089025"/>
+                    </a:xfrm>
+                    <a:prstGeom prst="rect">
+                      <a:avLst/>
+                    </a:prstGeom>
+                  </pic:spPr>
+                </pic:pic>
+              </a:graphicData>
+            </a:graphic>
+          </wp:inline>
+        </w:drawing>
+      </w:r>
+    </w:p>
+    <w:p>
+      <w:pPr>
+        <w:rPr>
+          <w:b/>
+          <w:bCs/>
+          <w:lang w:val="en-GB"/>
+        </w:rPr>
+      </w:pPr>
+      <w:r>
+        <w:rPr>
+          <w:b/>
+          <w:bCs/>
+          <w:lang w:val="en-GB"/>
+        </w:rPr>
+        <w:t>Desde una fecha</w:t>
+      </w:r>
+    </w:p>
+    <w:p>
+      <w:pPr>
+        <w:rPr>
+          <w:lang w:val="en-GB"/>
+        </w:rPr>
+      </w:pPr>
+      <w:r>
+        <w:rPr>
+          <w:lang w:val="en-GB"/>
+        </w:rPr>
+        <w:t>journalctl --since "2026-01-01"</w:t>
+      </w:r>
+    </w:p>
+    <w:p>
+      <w:pPr>
+        <w:rPr>
+          <w:lang w:val="en-GB"/>
+        </w:rPr>
+      </w:pPr>
+      <w:r>
+        <w:rPr>
+          <w:noProof/>
+        </w:rPr>
+        <w:drawing>
+          <wp:inline distT="0" distB="0" distL="0" distR="0" wp14:anchorId="3612F6C7" wp14:editId="4F1B64C4">
+            <wp:extent cx="5400040" cy="822325"/>
+            <wp:effectExtent l="0" t="0" r="0" b="0"/>
+            <wp:docPr id="464047348" name="Imagen 1"/>
+            <wp:cNvGraphicFramePr>
+              <a:graphicFrameLocks xmlns:a="http://schemas.openxmlformats.org/drawingml/2006/main" noChangeAspect="1"/>
+            </wp:cNvGraphicFramePr>
+            <a:graphic xmlns:a="http://schemas.openxmlformats.org/drawingml/2006/main">
+              <a:graphicData uri="http://schemas.openxmlformats.org/drawingml/2006/picture">
+                <pic:pic xmlns:pic="http://schemas.openxmlformats.org/drawingml/2006/picture">
+                  <pic:nvPicPr>
+                    <pic:cNvPr id="464047348" name=""/>
+                    <pic:cNvPicPr/>
+                  </pic:nvPicPr>
+                  <pic:blipFill>
+                    <a:blip r:embed="rId28"/>
+                    <a:stretch>
+                      <a:fillRect/>
+                    </a:stretch>
+                  </pic:blipFill>
+                  <pic:spPr>
+                    <a:xfrm>
+                      <a:off x="0" y="0"/>
+                      <a:ext cx="5400040" cy="822325"/>
+                    </a:xfrm>
+                    <a:prstGeom prst="rect">
+                      <a:avLst/>
+                    </a:prstGeom>
+                  </pic:spPr>
+                </pic:pic>
+              </a:graphicData>
+            </a:graphic>
+          </wp:inline>
+        </w:drawing>
+      </w:r>
+    </w:p>
+    <w:p>
+      <w:pPr>
+        <w:rPr>
+          <w:b/>
+          <w:bCs/>
+          <w:lang w:val="en-GB"/>
+        </w:rPr>
+      </w:pPr>
+      <w:r>
+        <w:rPr>
+          <w:b/>
+          <w:bCs/>
+          <w:lang w:val="en-GB"/>
+        </w:rPr>
+        <w:t>Entre fechas</w:t>
+      </w:r>
+    </w:p>
+    <w:p>
+      <w:pPr>
+        <w:rPr>
+          <w:lang w:val="en-GB"/>
+        </w:rPr>
+      </w:pPr>
+      <w:r>
+        <w:rPr>
+          <w:lang w:val="en-GB"/>
+        </w:rPr>
+        <w:t>journalctl --since "2026-01-01 10:00" --until "2026-01-01 12:00"</w:t>
+      </w:r>
+    </w:p>
+    <w:p>
+      <w:pPr>
+        <w:rPr>
+          <w:u w:val="single"/>
+          <w:lang w:val="en-GB"/>
+        </w:rPr>
+      </w:pPr>
+      <w:r>
+        <w:rPr>
+          <w:noProof/>
+        </w:rPr>
+        <w:drawing>
+          <wp:inline distT="0" distB="0" distL="0" distR="0" wp14:anchorId="79D9BF09" wp14:editId="2878D87C">
+            <wp:extent cx="5400040" cy="1096645"/>
+            <wp:effectExtent l="0" t="0" r="0" b="8255"/>
+            <wp:docPr id="1546615307" name="Imagen 1"/>
+            <wp:cNvGraphicFramePr>
+              <a:graphicFrameLocks xmlns:a="http://schemas.openxmlformats.org/drawingml/2006/main" noChangeAspect="1"/>
+            </wp:cNvGraphicFramePr>
+            <a:graphic xmlns:a="http://schemas.openxmlformats.org/drawingml/2006/main">
+              <a:graphicData uri="http://schemas.openxmlformats.org/drawingml/2006/picture">
+                <pic:pic xmlns:pic="http://schemas.openxmlformats.org/drawingml/2006/picture">
+                  <pic:nvPicPr>
+                    <pic:cNvPr id="1546615307" name=""/>
+                    <pic:cNvPicPr/>
+                  </pic:nvPicPr>
+                  <pic:blipFill>
+                    <a:blip r:embed="rId29"/>
+                    <a:stretch>
+                      <a:fillRect/>
+                    </a:stretch>
+                  </pic:blipFill>
+                  <pic:spPr>
+                    <a:xfrm>
+                      <a:off x="0" y="0"/>
+                      <a:ext cx="5400040" cy="1096645"/>
+                    </a:xfrm>
+                    <a:prstGeom prst="rect">
+                      <a:avLst/>
+                    </a:prstGeom>
+                  </pic:spPr>
+                </pic:pic>
+              </a:graphicData>
+            </a:graphic>
+          </wp:inline>
+        </w:drawing>
+      </w:r>
+    </w:p>
+    <w:p>
+      <w:r>
+        <w:pict w14:anchorId="152D3672">
+          <v:rect id="_x0000_i1361" style="width:0;height:1.5pt" o:hralign="center" o:hrstd="t" o:hr="t" fillcolor="#a0a0a0" stroked="f"/>
+        </w:pict>
+      </w:r>
+    </w:p>
+    <w:p>
+      <w:pPr>
+        <w:rPr>
+          <w:b/>
+          <w:bCs/>
+        </w:rPr>
+      </w:pPr>
+      <w:r>
+        <w:rPr>
+          <w:rFonts w:ascii="Segoe UI Emoji" w:hAnsi="Segoe UI Emoji" w:cs="Segoe UI Emoji"/>
+          <w:b/>
+          <w:bCs/>
+        </w:rPr>
+        <w:t>🧩</w:t>
+      </w:r>
+      <w:r>
+        <w:rPr>
+          <w:b/>
+          <w:bCs/>
+        </w:rPr>
+        <w:t xml:space="preserve"> Filtrar por servicio (MUY IMPORTANTE)</w:t>
+      </w:r>
+    </w:p>
+    <w:p>
+      <w:pPr>
+        <w:rPr>
+          <w:lang w:val="en-GB"/>
+        </w:rPr>
+      </w:pPr>
+      <w:r>
+        <w:rPr>
+          <w:lang w:val="en-GB"/>
+        </w:rPr>
+        <w:lastRenderedPageBreak/>
+        <w:t>Ejemplo SSH:</w:t>
+      </w:r>
+    </w:p>
+    <w:p>
+      <w:pPr>
+        <w:rPr>
+          <w:lang w:val="en-GB"/>
+        </w:rPr>
+      </w:pPr>
+      <w:r>
+        <w:rPr>
+          <w:lang w:val="en-GB"/>
+        </w:rPr>
+        <w:t>journalctl -u ssh</w:t>
+      </w:r>
+    </w:p>
+    <w:p>
+      <w:pPr>
+        <w:rPr>
+          <w:lang w:val="en-GB"/>
+        </w:rPr>
+      </w:pPr>
+      <w:r>
+        <w:rPr>
+          <w:lang w:val="en-GB"/>
+        </w:rPr>
+        <w:t>Ejemplo networking:</w:t>
+      </w:r>
+    </w:p>
+    <w:p>
+      <w:pPr>
+        <w:rPr>
+          <w:lang w:val="en-GB"/>
+        </w:rPr>
+      </w:pPr>
+      <w:r>
+        <w:rPr>
+          <w:lang w:val="en-GB"/>
+        </w:rPr>
+        <w:t>journalctl -u NetworkManager</w:t>
+      </w:r>
+    </w:p>
+    <w:p>
+      <w:r>
+        <w:t>Ver en tiempo real:</w:t>
+      </w:r>
+    </w:p>
+    <w:p>
+      <w:r>
+        <w:t>journalctl -u ssh -f</w:t>
+      </w:r>
+    </w:p>
+    <w:p>
+      <w:r>
+        <w:pict w14:anchorId="028E5E21">
+          <v:rect id="_x0000_i1362" style="width:0;height:1.5pt" o:hralign="center" o:hrstd="t" o:hr="t" fillcolor="#a0a0a0" stroked="f"/>
+        </w:pict>
+      </w:r>
+    </w:p>
+    <w:p>
+      <w:pPr>
+        <w:rPr>
+          <w:b/>
+          <w:bCs/>
+        </w:rPr>
+      </w:pPr>
+      <w:r>
+        <w:rPr>
+          <w:rFonts w:ascii="Segoe UI Emoji" w:hAnsi="Segoe UI Emoji" w:cs="Segoe UI Emoji"/>
+          <w:b/>
+          <w:bCs/>
+        </w:rPr>
+        <w:t>⚠️</w:t>
+      </w:r>
+      <w:r>
+        <w:rPr>
+          <w:b/>
+          <w:bCs/>
+        </w:rPr>
+        <w:t xml:space="preserve"> Filtrar por nivel de error</w:t>
+      </w:r>
+    </w:p>
+    <w:p>
+      <w:pPr>
+        <w:rPr>
+          <w:b/>
+          <w:bCs/>
+        </w:rPr>
+      </w:pPr>
+      <w:r>
+        <w:rPr>
+          <w:b/>
+          <w:bCs/>
+        </w:rPr>
+        <w:t>Solo errores</w:t>
+      </w:r>
+    </w:p>
+    <w:p>
+      <w:pPr>
+        <w:rPr>
+          <w:lang w:val="en-GB"/>
+        </w:rPr>
+      </w:pPr>
+      <w:r>
+        <w:rPr>
+          <w:lang w:val="en-GB"/>
+        </w:rPr>
+        <w:t>journalctl -p err -b</w:t>
+      </w:r>
+    </w:p>
+    <w:p>
+      <w:pPr>
+        <w:rPr>
+          <w:b/>
+          <w:bCs/>
+          <w:lang w:val="en-GB"/>
+        </w:rPr>
+      </w:pPr>
+      <w:r>
+        <w:rPr>
+          <w:b/>
+          <w:bCs/>
+          <w:lang w:val="en-GB"/>
+        </w:rPr>
+        <w:t>Desde warning hacia arriba</w:t>
+      </w:r>
+    </w:p>
+    <w:p>
+      <w:pPr>
+        <w:rPr>
+          <w:lang w:val="en-GB"/>
+        </w:rPr>
+      </w:pPr>
+      <w:r>
+        <w:rPr>
+          <w:lang w:val="en-GB"/>
+        </w:rPr>
+        <w:t>journalctl -p warning -b</w:t>
+      </w:r>
+    </w:p>
+    <w:p>
+      <w:pPr>
+        <w:rPr>
+          <w:lang w:val="en-GB"/>
+        </w:rPr>
+      </w:pPr>
+      <w:r>
+        <w:rPr>
+          <w:lang w:val="en-GB"/>
+        </w:rPr>
+        <w:t>Niveles: emerg alert crit err warning notice info debug</w:t>
+      </w:r>
+    </w:p>
+    <w:p>
+      <w:r>
+        <w:pict w14:anchorId="2ABDB9A2">
+          <v:rect id="_x0000_i1363" style="width:0;height:1.5pt" o:hralign="center" o:hrstd="t" o:hr="t" fillcolor="#a0a0a0" stroked="f"/>
+        </w:pict>
+      </w:r>
+    </w:p>
+    <w:p>
+      <w:pPr>
+        <w:rPr>
+          <w:b/>
+          <w:bCs/>
+        </w:rPr>
+      </w:pPr>
+      <w:r>
+        <w:rPr>
+          <w:rFonts w:ascii="Segoe UI Emoji" w:hAnsi="Segoe UI Emoji" w:cs="Segoe UI Emoji"/>
+          <w:b/>
+          <w:bCs/>
+        </w:rPr>
+        <w:t>👤</w:t>
+      </w:r>
+      <w:r>
+        <w:rPr>
+          <w:b/>
+          <w:bCs/>
+        </w:rPr>
+        <w:t xml:space="preserve"> Filtrar por usuario</w:t>
+      </w:r>
+    </w:p>
+    <w:p>
+      <w:r>
+        <w:t>Logs de un usuario (por UID):</w:t>
+      </w:r>
+    </w:p>
+    <w:p>
+      <w:r>
+        <w:t>journalctl _UID=1000</w:t>
+      </w:r>
+    </w:p>
+    <w:p>
+      <w:r>
+        <w:pict w14:anchorId="4B8744AF">
+          <v:rect id="_x0000_i1364" style="width:0;height:1.5pt" o:hralign="center" o:hrstd="t" o:hr="t" fillcolor="#a0a0a0" stroked="f"/>
+        </w:pict>
+      </w:r>
+    </w:p>
+    <w:p>
+      <w:pPr>
+        <w:rPr>
+          <w:b/>
+          <w:bCs/>
+        </w:rPr>
+      </w:pPr>
+      <w:r>
+        <w:rPr>
+          <w:rFonts w:ascii="Segoe UI Emoji" w:hAnsi="Segoe UI Emoji" w:cs="Segoe UI Emoji"/>
+          <w:b/>
+          <w:bCs/>
+        </w:rPr>
+        <w:t>🔍</w:t>
+      </w:r>
+      <w:r>
+        <w:rPr>
+          <w:b/>
+          <w:bCs/>
+        </w:rPr>
+        <w:t xml:space="preserve"> Buscar texto dentro de los logs</w:t>
+      </w:r>
+    </w:p>
+    <w:p>
+      <w:pPr>
+        <w:rPr>
+          <w:lang w:val="en-GB"/>
+        </w:rPr>
+      </w:pPr>
+      <w:r>
+        <w:rPr>
+          <w:lang w:val="en-GB"/>
+        </w:rPr>
+        <w:t>Ejemplo buscar “fail”:</w:t>
+      </w:r>
+    </w:p>
+    <w:p>
+      <w:pPr>
+        <w:rPr>
+          <w:lang w:val="en-GB"/>
+        </w:rPr>
+      </w:pPr>
+      <w:r>
+        <w:rPr>
+          <w:lang w:val="en-GB"/>
+        </w:rPr>
+        <w:t>journalctl | grep -i fail</w:t>
+      </w:r>
+    </w:p>
+    <w:p>
+      <w:r>
+        <w:t>o directamente:</w:t>
+      </w:r>
+    </w:p>
+    <w:p>
+      <w:r>
+        <w:t>journalctl -b | grep -i error</w:t>
+      </w:r>
+    </w:p>
+    <w:p>
+      <w:r>
+        <w:pict w14:anchorId="1F62CD56">
+          <v:rect id="_x0000_i1365" style="width:0;height:1.5pt" o:hralign="center" o:hrstd="t" o:hr="t" fillcolor="#a0a0a0" stroked="f"/>
+        </w:pict>
+      </w:r>
+    </w:p>
+    <w:p>
+      <w:pPr>
+        <w:rPr>
+          <w:b/>
+          <w:bCs/>
+        </w:rPr>
+      </w:pPr>
+      <w:r>
+        <w:rPr>
+          <w:rFonts w:ascii="Segoe UI Emoji" w:hAnsi="Segoe UI Emoji" w:cs="Segoe UI Emoji"/>
+          <w:b/>
+          <w:bCs/>
+        </w:rPr>
+        <w:t>🧠</w:t>
+      </w:r>
+      <w:r>
+        <w:rPr>
+          <w:b/>
+          <w:bCs/>
+        </w:rPr>
+        <w:t xml:space="preserve"> 5 comandos imprescindibles (chuleta)</w:t>
+      </w:r>
+    </w:p>
+    <w:p>
+      <w:r>
+        <w:t>journalctl -b                 # logs del arranque actual</w:t>
+      </w:r>
+    </w:p>
+    <w:p>
+      <w:r>
+        <w:t>journalctl -u ssh -n 50       # últimas 50 líneas del servicio ssh</w:t>
+      </w:r>
+    </w:p>
+    <w:p>
+      <w:r>
+        <w:t>journalctl -f                 # logs en tiempo real</w:t>
+      </w:r>
+    </w:p>
+    <w:p>
+      <w:r>
+        <w:lastRenderedPageBreak/>
+        <w:t>journalctl -p err -b          # errores del arranque actual</w:t>
+      </w:r>
+    </w:p>
+    <w:p>
+      <w:pPr>
+        <w:rPr>
+          <w:lang w:val="en-GB"/>
+        </w:rPr>
+      </w:pPr>
+      <w:r>
+        <w:rPr>
+          <w:lang w:val="en-GB"/>
+        </w:rPr>
+        <w:t>journalctl --since today      # logs desde hoy</w:t>
+      </w:r>
+    </w:p>
+    <w:p/>
+    <w:p>
       <w:r>
         <w:pict w14:anchorId="34CBFA35">
           <v:rect id="_x0000_i1062" style="width:0;height:1.5pt" o:hralign="center" o:hrstd="t" o:hr="t" fillcolor="#a0a0a0" stroked="f"/>
@@ -3496,7 +4514,6 @@
     </w:p>
     <w:p>
       <w:r>
-        <w:lastRenderedPageBreak/>
         <w:pict w14:anchorId="104A9561">
           <v:rect id="_x0000_i1063" style="width:0;height:1.5pt" o:hralign="center" o:hrstd="t" o:hr="t" fillcolor="#a0a0a0" stroked="f"/>
         </w:pict>
@@ -3683,6 +4700,7 @@
           <w:b/>
           <w:bCs/>
         </w:rPr>
+        <w:lastRenderedPageBreak/>
         <w:t>📘</w:t>
       </w:r>
       <w:r>
@@ -3946,7 +4964,6 @@
     </w:p>
     <w:p>
       <w:r>
-        <w:lastRenderedPageBreak/>
         <w:t>cd /etc</w:t>
       </w:r>
     </w:p>
@@ -4134,6 +5151,7 @@
                 <w:b/>
                 <w:bCs/>
               </w:rPr>
+              <w:lastRenderedPageBreak/>
               <w:t>Comando</w:t>
             </w:r>
           </w:p>
@@ -4386,7 +5404,6 @@
                 <w:b/>
                 <w:bCs/>
               </w:rPr>
-              <w:lastRenderedPageBreak/>
               <w:t>Operador</w:t>
             </w:r>
           </w:p>
@@ -4652,6 +5669,7 @@
         <w:rPr>
           <w:lang w:val="en-GB"/>
         </w:rPr>
+        <w:lastRenderedPageBreak/>
         <w:t>find /home -type f -size +10M</w:t>
       </w:r>
     </w:p>
@@ -4789,7 +5807,6 @@
         <w:rPr>
           <w:lang w:val="en-GB"/>
         </w:rPr>
-        <w:lastRenderedPageBreak/>
         <w:t>HOME</w:t>
       </w:r>
     </w:p>
@@ -4957,6 +5974,7 @@
     </w:p>
     <w:p>
       <w:r>
+        <w:lastRenderedPageBreak/>
         <w:t>pwd</w:t>
       </w:r>
     </w:p>
@@ -5048,7 +6066,6 @@
     </w:p>
     <w:p>
       <w:r>
-        <w:lastRenderedPageBreak/>
         <w:pict w14:anchorId="58C2460B">
           <v:rect id="_x0000_i1077" style="width:0;height:1.5pt" o:hralign="center" o:hrstd="t" o:hr="t" fillcolor="#a0a0a0" stroked="f"/>
         </w:pict>
@@ -5206,6 +6223,7 @@
           <w:b/>
           <w:bCs/>
         </w:rPr>
+        <w:lastRenderedPageBreak/>
         <w:t>10. Añadir una línea más al archivo</w:t>
       </w:r>
     </w:p>
@@ -5315,7 +6333,6 @@
     </w:p>
     <w:p>
       <w:r>
-        <w:lastRenderedPageBreak/>
         <w:t>grep "bash" /etc/passwd</w:t>
       </w:r>
     </w:p>
@@ -5473,6 +6490,7 @@
           <w:b/>
           <w:bCs/>
         </w:rPr>
+        <w:lastRenderedPageBreak/>
         <w:t>19. Guardar la salida de un comando en un archivo</w:t>
       </w:r>
     </w:p>
@@ -5598,7 +6616,6 @@
           <w:b/>
           <w:bCs/>
         </w:rPr>
-        <w:lastRenderedPageBreak/>
         <w:t>22. Mostrar procesos del usuario actual</w:t>
       </w:r>
     </w:p>
@@ -5744,6 +6761,7 @@
     </w:p>
     <w:p>
       <w:r>
+        <w:lastRenderedPageBreak/>
         <w:t>echo $CURSO</w:t>
       </w:r>
     </w:p>
@@ -5843,7 +6861,6 @@
     </w:p>
     <w:p>
       <w:r>
-        <w:lastRenderedPageBreak/>
         <w:t>echo "Usuario: $USER"</w:t>
       </w:r>
     </w:p>
@@ -5995,6 +7012,7 @@
         <w:rPr>
           <w:rFonts w:ascii="MS Gothic" w:eastAsia="MS Gothic" w:hAnsi="MS Gothic" w:cs="MS Gothic" w:hint="eastAsia"/>
         </w:rPr>
+        <w:lastRenderedPageBreak/>
         <w:t>├</w:t>
       </w:r>
       <w:r>
@@ -6296,7 +7314,6 @@
         <w:rPr>
           <w:rFonts w:ascii="MS Gothic" w:eastAsia="MS Gothic" w:hAnsi="MS Gothic" w:cs="MS Gothic" w:hint="eastAsia"/>
         </w:rPr>
-        <w:lastRenderedPageBreak/>
         <w:t>├</w:t>
       </w:r>
       <w:r>
@@ -6497,6 +7514,7 @@
     </w:p>
     <w:p>
       <w:r>
+        <w:lastRenderedPageBreak/>
         <w:t>Almacena los perfiles y archivos de cada usuario.</w:t>
       </w:r>
     </w:p>
@@ -6653,7 +7671,6 @@
               <w:spacing w:after="160" w:line="278" w:lineRule="auto"/>
             </w:pPr>
             <w:r>
-              <w:lastRenderedPageBreak/>
               <w:t>Sistema</w:t>
             </w:r>
           </w:p>
@@ -6952,6 +7969,7 @@
     </w:p>
     <w:p>
       <w:r>
+        <w:lastRenderedPageBreak/>
         <w:t>Herramientas disponibles:</w:t>
       </w:r>
     </w:p>
@@ -7056,7 +8074,6 @@
     </w:p>
     <w:p>
       <w:r>
-        <w:lastRenderedPageBreak/>
         <w:t>Consultar UUIDs:</w:t>
       </w:r>
     </w:p>
@@ -7217,6 +8234,7 @@
     </w:p>
     <w:p>
       <w:r>
+        <w:lastRenderedPageBreak/>
         <w:pict w14:anchorId="3F290000">
           <v:rect id="_x0000_i1112" style="width:0;height:1.5pt" o:hralign="center" o:hrstd="t" o:hr="t" fillcolor="#a0a0a0" stroked="f"/>
         </w:pict>
@@ -7363,7 +8381,6 @@
     </w:p>
     <w:p>
       <w:r>
-        <w:lastRenderedPageBreak/>
         <w:t>stat /etc/hosts</w:t>
       </w:r>
     </w:p>
@@ -7542,6 +8559,7 @@
     </w:p>
     <w:p>
       <w:r>
+        <w:lastRenderedPageBreak/>
         <w:t>sudo umount /mnt/usbtest</w:t>
       </w:r>
     </w:p>
@@ -7679,7 +8697,6 @@
           <w:b/>
           <w:bCs/>
         </w:rPr>
-        <w:lastRenderedPageBreak/>
         <w:t>18. Buscar archivos mayores de 100MB</w:t>
       </w:r>
     </w:p>
@@ -7838,6 +8855,7 @@
     </w:p>
     <w:p>
       <w:r>
+        <w:lastRenderedPageBreak/>
         <w:t>Usa UUID para evitar errores.</w:t>
       </w:r>
     </w:p>
@@ -7946,7 +8964,6 @@
     </w:p>
     <w:p>
       <w:r>
-        <w:lastRenderedPageBreak/>
         <w:t>sudo blockdev --getbsz /dev/sda</w:t>
       </w:r>
     </w:p>
@@ -8109,6 +9126,7 @@
     </w:p>
     <w:p>
       <w:r>
+        <w:lastRenderedPageBreak/>
         <w:t>Crear un segundo disco virtual, particionarlo, formatearlo, montarlo y configurarlo para que Ubuntu lo monte automáticamente al iniciar.</w:t>
       </w:r>
     </w:p>
@@ -8234,7 +9252,6 @@
         </w:numPr>
       </w:pPr>
       <w:r>
-        <w:lastRenderedPageBreak/>
         <w:t>Montarlo:</w:t>
       </w:r>
     </w:p>
@@ -8388,6 +9405,7 @@
     </w:p>
     <w:p>
       <w:r>
+        <w:lastRenderedPageBreak/>
         <w:t>Cada usuario tiene:</w:t>
       </w:r>
     </w:p>
@@ -8540,7 +9558,6 @@
     </w:p>
     <w:p>
       <w:r>
-        <w:lastRenderedPageBreak/>
         <w:pict w14:anchorId="18959E37">
           <v:rect id="_x0000_i1127" style="width:0;height:1.5pt" o:hralign="center" o:hrstd="t" o:hr="t" fillcolor="#a0a0a0" stroked="f"/>
         </w:pict>
@@ -8661,6 +9678,7 @@
     </w:p>
     <w:p>
       <w:r>
+        <w:lastRenderedPageBreak/>
         <w:t>Añadir usuario a un grupo:</w:t>
       </w:r>
     </w:p>
@@ -8777,7 +9795,6 @@
         </w:numPr>
       </w:pPr>
       <w:r>
-        <w:lastRenderedPageBreak/>
         <w:t>r → leer</w:t>
       </w:r>
     </w:p>
@@ -8920,6 +9937,7 @@
     </w:p>
     <w:p>
       <w:r>
+        <w:lastRenderedPageBreak/>
         <w:t>El programa se ejecuta con permisos del propietario.</w:t>
       </w:r>
     </w:p>
@@ -9030,7 +10048,6 @@
     </w:p>
     <w:p>
       <w:r>
-        <w:lastRenderedPageBreak/>
         <w:t>Activar ACL:</w:t>
       </w:r>
     </w:p>
@@ -9181,6 +10198,7 @@
     </w:p>
     <w:p>
       <w:r>
+        <w:lastRenderedPageBreak/>
         <w:pict w14:anchorId="03F48017">
           <v:rect id="_x0000_i1135" style="width:0;height:1.5pt" o:hralign="center" o:hrstd="t" o:hr="t" fillcolor="#a0a0a0" stroked="f"/>
         </w:pict>
@@ -9307,7 +10325,6 @@
     </w:p>
     <w:p>
       <w:r>
-        <w:lastRenderedPageBreak/>
         <w:t>id alumno1</w:t>
       </w:r>
     </w:p>
@@ -9464,6 +10481,7 @@
     </w:p>
     <w:p>
       <w:r>
+        <w:lastRenderedPageBreak/>
         <w:t>sudo chown alumno1 prueba.txt</w:t>
       </w:r>
     </w:p>
@@ -9578,7 +10596,6 @@
     </w:p>
     <w:p>
       <w:r>
-        <w:lastRenderedPageBreak/>
         <w:pict w14:anchorId="78A68B4E">
           <v:rect id="_x0000_i1147" style="width:0;height:1.5pt" o:hralign="center" o:hrstd="t" o:hr="t" fillcolor="#a0a0a0" stroked="f"/>
         </w:pict>
@@ -9719,6 +10736,7 @@
           <w:b/>
           <w:bCs/>
         </w:rPr>
+        <w:lastRenderedPageBreak/>
         <w:t>17. Aplicar sticky bit a un directorio público</w:t>
       </w:r>
     </w:p>
@@ -9823,7 +10841,6 @@
     </w:p>
     <w:p>
       <w:r>
-        <w:lastRenderedPageBreak/>
         <w:t>setfacl -b archivo_acl</w:t>
       </w:r>
     </w:p>
@@ -9978,6 +10995,7 @@
     </w:p>
     <w:p>
       <w:r>
+        <w:lastRenderedPageBreak/>
         <w:t>chmod</w:t>
       </w:r>
     </w:p>
@@ -10074,7 +11092,6 @@
     </w:p>
     <w:p>
       <w:r>
-        <w:lastRenderedPageBreak/>
         <w:t>sudo chage -E 2024-12-31 alumno1</w:t>
       </w:r>
     </w:p>
@@ -10233,6 +11250,7 @@
     </w:p>
     <w:p>
       <w:r>
+        <w:lastRenderedPageBreak/>
         <w:t xml:space="preserve">Configurar </w:t>
       </w:r>
       <w:r>
@@ -10379,7 +11397,6 @@
         </w:numPr>
       </w:pPr>
       <w:r>
-        <w:lastRenderedPageBreak/>
         <w:t>/aula/profesores</w:t>
       </w:r>
     </w:p>
@@ -10542,6 +11559,7 @@
         <w:rPr>
           <w:rFonts w:ascii="Segoe UI Emoji" w:hAnsi="Segoe UI Emoji" w:cs="Segoe UI Emoji"/>
         </w:rPr>
+        <w:lastRenderedPageBreak/>
         <w:t>🟦</w:t>
       </w:r>
       <w:r>
@@ -10691,7 +11709,6 @@
           <w:b/>
           <w:bCs/>
         </w:rPr>
-        <w:lastRenderedPageBreak/>
         <w:t>Señales</w:t>
       </w:r>
       <w:r>
@@ -10840,6 +11857,7 @@
     </w:p>
     <w:p>
       <w:r>
+        <w:lastRenderedPageBreak/>
         <w:t>Puedes verla con:</w:t>
       </w:r>
     </w:p>
@@ -10962,7 +11980,6 @@
         </w:numPr>
       </w:pPr>
       <w:r>
-        <w:lastRenderedPageBreak/>
         <w:t>M → ordenar por RAM</w:t>
       </w:r>
     </w:p>
@@ -11099,6 +12116,7 @@
     </w:p>
     <w:p>
       <w:r>
+        <w:lastRenderedPageBreak/>
         <w:t>Ejecutar proceso con prioridad baja:</w:t>
       </w:r>
     </w:p>
@@ -11202,7 +12220,6 @@
     </w:p>
     <w:p>
       <w:r>
-        <w:lastRenderedPageBreak/>
         <w:t>Comandos:</w:t>
       </w:r>
     </w:p>
@@ -11368,6 +12385,7 @@
           <w:b/>
           <w:bCs/>
         </w:rPr>
+        <w:lastRenderedPageBreak/>
         <w:t>✅</w:t>
       </w:r>
       <w:r>
@@ -11481,7 +12499,6 @@
     </w:p>
     <w:p>
       <w:r>
-        <w:lastRenderedPageBreak/>
         <w:t>top</w:t>
       </w:r>
     </w:p>
@@ -11622,6 +12639,7 @@
           <w:b/>
           <w:bCs/>
         </w:rPr>
+        <w:lastRenderedPageBreak/>
         <w:t>9. Matar procesos por nombre</w:t>
       </w:r>
     </w:p>
@@ -11736,7 +12754,6 @@
     </w:p>
     <w:p>
       <w:r>
-        <w:lastRenderedPageBreak/>
         <w:pict w14:anchorId="647BF297">
           <v:rect id="_x0000_i1186" style="width:0;height:1.5pt" o:hralign="center" o:hrstd="t" o:hr="t" fillcolor="#a0a0a0" stroked="f"/>
         </w:pict>
@@ -11887,6 +12904,7 @@
     </w:p>
     <w:p>
       <w:r>
+        <w:lastRenderedPageBreak/>
         <w:pict w14:anchorId="31CAF010">
           <v:rect id="_x0000_i1191" style="width:0;height:1.5pt" o:hralign="center" o:hrstd="t" o:hr="t" fillcolor="#a0a0a0" stroked="f"/>
         </w:pict>
@@ -12013,7 +13031,6 @@
     </w:p>
     <w:p>
       <w:r>
-        <w:lastRenderedPageBreak/>
         <w:t>sudo systemctl enable ssh</w:t>
       </w:r>
     </w:p>
@@ -12154,6 +13171,7 @@
     </w:p>
     <w:p>
       <w:r>
+        <w:lastRenderedPageBreak/>
         <w:t>ps aux | grep Z</w:t>
       </w:r>
     </w:p>
@@ -12232,7 +13250,6 @@
     </w:p>
     <w:p>
       <w:r>
-        <w:lastRenderedPageBreak/>
         <w:t>[Install]</w:t>
       </w:r>
     </w:p>
@@ -12405,6 +13422,7 @@
         </w:numPr>
       </w:pPr>
       <w:r>
+        <w:lastRenderedPageBreak/>
         <w:t>Crear un script en Bash llamado monitor.sh que:</w:t>
       </w:r>
     </w:p>
@@ -12513,7 +13531,6 @@
     </w:p>
     <w:p>
       <w:r>
-        <w:lastRenderedPageBreak/>
         <w:pict w14:anchorId="2CE62305">
           <v:rect id="_x0000_i1205" style="width:0;height:1.5pt" o:hralign="center" o:hrstd="t" o:hr="t" fillcolor="#a0a0a0" stroked="f"/>
         </w:pict>
@@ -12689,6 +13706,7 @@
     </w:p>
     <w:p>
       <w:r>
+        <w:lastRenderedPageBreak/>
         <w:t>Linux utiliza herramientas muy potentes para la administración de red.</w:t>
       </w:r>
     </w:p>
@@ -12866,7 +13884,6 @@
           <w:b/>
           <w:bCs/>
         </w:rPr>
-        <w:lastRenderedPageBreak/>
         <w:t>🔹</w:t>
       </w:r>
       <w:r>
@@ -13041,6 +14058,7 @@
         <w:rPr>
           <w:lang w:val="en-GB"/>
         </w:rPr>
+        <w:lastRenderedPageBreak/>
         <w:t xml:space="preserve">        addresses: [8.8.8.8,1.1.1.1]</w:t>
       </w:r>
     </w:p>
@@ -13180,7 +14198,6 @@
         <w:rPr>
           <w:lang w:val="en-GB"/>
         </w:rPr>
-        <w:lastRenderedPageBreak/>
         <w:t>nmcli connection show</w:t>
       </w:r>
     </w:p>
@@ -13326,6 +14343,7 @@
     </w:p>
     <w:p>
       <w:r>
+        <w:lastRenderedPageBreak/>
         <w:t>Comprobar estado:</w:t>
       </w:r>
     </w:p>
@@ -13421,7 +14439,6 @@
     </w:p>
     <w:p>
       <w:r>
-        <w:lastRenderedPageBreak/>
         <w:t>sudo ufw allow 22/tcp</w:t>
       </w:r>
     </w:p>
@@ -13577,6 +14594,7 @@
               <w:spacing w:after="160" w:line="278" w:lineRule="auto"/>
             </w:pPr>
             <w:r>
+              <w:lastRenderedPageBreak/>
               <w:t>Funciona</w:t>
             </w:r>
           </w:p>
@@ -13954,7 +14972,6 @@
     </w:p>
     <w:p>
       <w:r>
-        <w:lastRenderedPageBreak/>
         <w:t>ip r</w:t>
       </w:r>
     </w:p>
@@ -14143,6 +15160,7 @@
           <w:b/>
           <w:bCs/>
         </w:rPr>
+        <w:lastRenderedPageBreak/>
         <w:t>9. Modificar temporalmente tu IP</w:t>
       </w:r>
     </w:p>
@@ -14280,7 +15298,6 @@
     </w:p>
     <w:p>
       <w:r>
-        <w:lastRenderedPageBreak/>
         <w:t>nmcli device status</w:t>
       </w:r>
     </w:p>
@@ -14432,6 +15449,7 @@
           <w:b/>
           <w:bCs/>
         </w:rPr>
+        <w:lastRenderedPageBreak/>
         <w:t>18. Bloquear puerto</w:t>
       </w:r>
     </w:p>
@@ -14561,7 +15579,6 @@
           <w:b/>
           <w:bCs/>
         </w:rPr>
-        <w:lastRenderedPageBreak/>
         <w:t>22. Comprobar que SSH escucha en el nuevo puerto</w:t>
       </w:r>
     </w:p>
@@ -14685,6 +15702,7 @@
     </w:p>
     <w:p>
       <w:r>
+        <w:lastRenderedPageBreak/>
         <w:pict w14:anchorId="2D0AAD43">
           <v:rect id="_x0000_i1231" style="width:0;height:1.5pt" o:hralign="center" o:hrstd="t" o:hr="t" fillcolor="#a0a0a0" stroked="f"/>
         </w:pict>
@@ -14826,7 +15844,6 @@
         <w:rPr>
           <w:lang w:val="en-GB"/>
         </w:rPr>
-        <w:lastRenderedPageBreak/>
         <w:t>Y recuperarla:</w:t>
       </w:r>
     </w:p>
@@ -15007,6 +16024,7 @@
         </w:numPr>
       </w:pPr>
       <w:r>
+        <w:lastRenderedPageBreak/>
         <w:t>Activar SSH y cambiar puerto.</w:t>
       </w:r>
     </w:p>
@@ -15150,7 +16168,6 @@
         </w:numPr>
       </w:pPr>
       <w:r>
-        <w:lastRenderedPageBreak/>
         <w:t>Archivos modificados</w:t>
       </w:r>
     </w:p>
@@ -15320,6 +16337,7 @@
           <w:b/>
           <w:bCs/>
         </w:rPr>
+        <w:lastRenderedPageBreak/>
         <w:t>✔</w:t>
       </w:r>
       <w:r>
@@ -15430,7 +16448,6 @@
     </w:p>
     <w:p>
       <w:r>
-        <w:lastRenderedPageBreak/>
         <w:t>sudo apt purge nombre_paquete</w:t>
       </w:r>
     </w:p>
@@ -15546,6 +16563,7 @@
     </w:p>
     <w:p>
       <w:r>
+        <w:lastRenderedPageBreak/>
         <w:t>Los repositorios están en:</w:t>
       </w:r>
     </w:p>
@@ -15647,7 +16665,6 @@
     </w:p>
     <w:p>
       <w:r>
-        <w:lastRenderedPageBreak/>
         <w:t>Eliminar paquete instalado desde .deb:</w:t>
       </w:r>
     </w:p>
@@ -15763,6 +16780,7 @@
     </w:p>
     <w:p>
       <w:r>
+        <w:lastRenderedPageBreak/>
         <w:t>sudo apt install flatpak</w:t>
       </w:r>
     </w:p>
@@ -15928,7 +16946,6 @@
           <w:b/>
           <w:bCs/>
         </w:rPr>
-        <w:lastRenderedPageBreak/>
         <w:t>5. Ver información del paquete curl</w:t>
       </w:r>
     </w:p>
@@ -16092,6 +17109,7 @@
     </w:p>
     <w:p>
       <w:r>
+        <w:lastRenderedPageBreak/>
         <w:t>sudo nano /etc/apt/sources.list</w:t>
       </w:r>
     </w:p>
@@ -16239,7 +17257,6 @@
         <w:rPr>
           <w:lang w:val="en-GB"/>
         </w:rPr>
-        <w:lastRenderedPageBreak/>
         <w:t>wget https://dl.google.com/linux/direct/google-chrome-stable_current_amd64.deb</w:t>
       </w:r>
     </w:p>
@@ -16398,6 +17415,7 @@
     </w:p>
     <w:p>
       <w:r>
+        <w:lastRenderedPageBreak/>
         <w:t>dpkg -S /usr/bin/python3</w:t>
       </w:r>
     </w:p>
@@ -16543,7 +17561,6 @@
           <w:b/>
           <w:bCs/>
         </w:rPr>
-        <w:lastRenderedPageBreak/>
         <w:t>29. Comparar versiones APT y SNAP</w:t>
       </w:r>
     </w:p>
@@ -16676,6 +17693,7 @@
           <w:b/>
           <w:bCs/>
         </w:rPr>
+        <w:lastRenderedPageBreak/>
         <w:t>Tareas del proyecto:</w:t>
       </w:r>
     </w:p>
@@ -16849,7 +17867,6 @@
         </w:numPr>
       </w:pPr>
       <w:r>
-        <w:lastRenderedPageBreak/>
         <w:t>Actualice Snaps</w:t>
       </w:r>
     </w:p>
@@ -16964,6 +17981,7 @@
         <w:rPr>
           <w:rFonts w:ascii="Segoe UI Emoji" w:hAnsi="Segoe UI Emoji" w:cs="Segoe UI Emoji"/>
         </w:rPr>
+        <w:lastRenderedPageBreak/>
         <w:t>🟦</w:t>
       </w:r>
       <w:r>
@@ -17121,7 +18139,6 @@
     </w:p>
     <w:p>
       <w:r>
-        <w:lastRenderedPageBreak/>
         <w:t>nano mi_script.sh</w:t>
       </w:r>
     </w:p>
@@ -17215,6 +18232,7 @@
     </w:p>
     <w:p>
       <w:r>
+        <w:lastRenderedPageBreak/>
         <w:t>nombre="Alberto"</w:t>
       </w:r>
     </w:p>
@@ -17367,7 +18385,6 @@
     </w:p>
     <w:p>
       <w:r>
-        <w:lastRenderedPageBreak/>
         <w:t>else</w:t>
       </w:r>
     </w:p>
@@ -17483,6 +18500,7 @@
     </w:p>
     <w:p>
       <w:r>
+        <w:lastRenderedPageBreak/>
         <w:t>while [ $contador -le 5 ]; do</w:t>
       </w:r>
     </w:p>
@@ -17644,7 +18662,6 @@
           <w:b/>
           <w:bCs/>
         </w:rPr>
-        <w:lastRenderedPageBreak/>
         <w:t>📘</w:t>
       </w:r>
       <w:r>
@@ -17740,6 +18757,7 @@
           <w:b/>
           <w:bCs/>
         </w:rPr>
+        <w:lastRenderedPageBreak/>
         <w:t>✅</w:t>
       </w:r>
       <w:r>
@@ -17902,7 +18920,6 @@
           <w:b/>
           <w:bCs/>
         </w:rPr>
-        <w:lastRenderedPageBreak/>
         <w:t>6. Script que pida al usuario su nombre y lo salude</w:t>
       </w:r>
     </w:p>
@@ -18006,6 +19023,7 @@
     </w:p>
     <w:p>
       <w:r>
+        <w:lastRenderedPageBreak/>
         <w:pict w14:anchorId="477C06E4">
           <v:rect id="_x0000_i1271" style="width:0;height:1.5pt" o:hralign="center" o:hrstd="t" o:hr="t" fillcolor="#a0a0a0" stroked="f"/>
         </w:pict>
@@ -18193,7 +19211,6 @@
     </w:p>
     <w:p>
       <w:r>
-        <w:lastRenderedPageBreak/>
         <w:t>cut -d: -f1 /etc/passwd</w:t>
       </w:r>
     </w:p>
@@ -18309,6 +19326,7 @@
     </w:p>
     <w:p>
       <w:r>
+        <w:lastRenderedPageBreak/>
         <w:pict w14:anchorId="0747BA4C">
           <v:rect id="_x0000_i1283" style="width:0;height:1.5pt" o:hralign="center" o:hrstd="t" o:hr="t" fillcolor="#a0a0a0" stroked="f"/>
         </w:pict>
@@ -18496,7 +19514,6 @@
     </w:p>
     <w:p>
       <w:r>
-        <w:lastRenderedPageBreak/>
         <w:pict w14:anchorId="3F198F22">
           <v:rect id="_x0000_i1290" style="width:0;height:1.5pt" o:hralign="center" o:hrstd="t" o:hr="t" fillcolor="#a0a0a0" stroked="f"/>
         </w:pict>
@@ -18612,6 +19629,7 @@
           <w:b/>
           <w:bCs/>
         </w:rPr>
+        <w:lastRenderedPageBreak/>
         <w:t>34. Script que registre la IP pública</w:t>
       </w:r>
     </w:p>
@@ -18799,7 +19817,6 @@
         </w:numPr>
       </w:pPr>
       <w:r>
-        <w:lastRenderedPageBreak/>
         <w:t>Espacio libre en disco</w:t>
       </w:r>
     </w:p>
@@ -18906,6 +19923,7 @@
         <w:rPr>
           <w:rFonts w:ascii="Segoe UI Symbol" w:hAnsi="Segoe UI Symbol" w:cs="Segoe UI Symbol"/>
         </w:rPr>
+        <w:lastRenderedPageBreak/>
         <w:t>✔</w:t>
       </w:r>
       <w:r>
@@ -19073,7 +20091,6 @@
     </w:p>
     <w:p>
       <w:r>
-        <w:lastRenderedPageBreak/>
         <w:t>Permisos, grupos, ACL, SELinux/AppArmor.</w:t>
       </w:r>
     </w:p>
@@ -19209,6 +20226,7 @@
     </w:p>
     <w:p>
       <w:r>
+        <w:lastRenderedPageBreak/>
         <w:t>Actualizar motores críticos:</w:t>
       </w:r>
     </w:p>
@@ -19353,7 +20371,6 @@
           <w:b/>
           <w:bCs/>
         </w:rPr>
-        <w:lastRenderedPageBreak/>
         <w:t>📘</w:t>
       </w:r>
       <w:r>
@@ -19429,6 +20446,7 @@
           <w:b/>
           <w:bCs/>
         </w:rPr>
+        <w:lastRenderedPageBreak/>
         <w:t>📘</w:t>
       </w:r>
       <w:r>
@@ -19591,7 +20609,6 @@
               <w:spacing w:after="160" w:line="278" w:lineRule="auto"/>
             </w:pPr>
             <w:r>
-              <w:lastRenderedPageBreak/>
               <w:t>Permiso</w:t>
             </w:r>
           </w:p>
@@ -19777,6 +20794,7 @@
     </w:p>
     <w:p>
       <w:r>
+        <w:lastRenderedPageBreak/>
         <w:t>Cerrar puertos innecesarios:</w:t>
       </w:r>
     </w:p>
@@ -19937,7 +20955,6 @@
     </w:p>
     <w:p>
       <w:r>
-        <w:lastRenderedPageBreak/>
         <w:t>sudo aa-enforce programa</w:t>
       </w:r>
     </w:p>
@@ -20092,6 +21109,7 @@
     </w:p>
     <w:p>
       <w:r>
+        <w:lastRenderedPageBreak/>
         <w:t>sudo apt update &amp;&amp; sudo apt upgrade</w:t>
       </w:r>
     </w:p>
@@ -20232,7 +21250,6 @@
     </w:p>
     <w:p>
       <w:r>
-        <w:lastRenderedPageBreak/>
         <w:pict w14:anchorId="4378A7D8">
           <v:rect id="_x0000_i1317" style="width:0;height:1.5pt" o:hralign="center" o:hrstd="t" o:hr="t" fillcolor="#a0a0a0" stroked="f"/>
         </w:pict>
@@ -20349,6 +21366,7 @@
     </w:p>
     <w:p>
       <w:r>
+        <w:lastRenderedPageBreak/>
         <w:pict w14:anchorId="36E48B00">
           <v:rect id="_x0000_i1321" style="width:0;height:1.5pt" o:hralign="center" o:hrstd="t" o:hr="t" fillcolor="#a0a0a0" stroked="f"/>
         </w:pict>
@@ -20507,7 +21525,6 @@
     </w:p>
     <w:p>
       <w:r>
-        <w:lastRenderedPageBreak/>
         <w:pict w14:anchorId="6313E61B">
           <v:rect id="_x0000_i1326" style="width:0;height:1.5pt" o:hralign="center" o:hrstd="t" o:hr="t" fillcolor="#a0a0a0" stroked="f"/>
         </w:pict>
@@ -20624,6 +21641,7 @@
     </w:p>
     <w:p>
       <w:r>
+        <w:lastRenderedPageBreak/>
         <w:pict w14:anchorId="0D1E6912">
           <v:rect id="_x0000_i1330" style="width:0;height:1.5pt" o:hralign="center" o:hrstd="t" o:hr="t" fillcolor="#a0a0a0" stroked="f"/>
         </w:pict>
@@ -20794,7 +21812,6 @@
         </w:numPr>
       </w:pPr>
       <w:r>
-        <w:lastRenderedPageBreak/>
         <w:t>PASS_MAX_DAYS</w:t>
       </w:r>
     </w:p>
@@ -20909,6 +21926,7 @@
           <w:b/>
           <w:bCs/>
         </w:rPr>
+        <w:lastRenderedPageBreak/>
         <w:t>27. Detectar archivos sin dueño</w:t>
       </w:r>
     </w:p>
@@ -21055,7 +22073,6 @@
     </w:p>
     <w:p>
       <w:r>
-        <w:lastRenderedPageBreak/>
         <w:pict w14:anchorId="44101188">
           <v:rect id="_x0000_i1341" style="width:0;height:1.5pt" o:hralign="center" o:hrstd="t" o:hr="t" fillcolor="#a0a0a0" stroked="f"/>
         </w:pict>
@@ -21200,6 +22217,7 @@
         </w:numPr>
       </w:pPr>
       <w:r>
+        <w:lastRenderedPageBreak/>
         <w:t>desactivar contraseñas</w:t>
       </w:r>
     </w:p>
@@ -21376,7 +22394,6 @@
         </w:numPr>
       </w:pPr>
       <w:r>
-        <w:lastRenderedPageBreak/>
         <w:t>Automatizar un script de auditoría básica con cron:</w:t>
       </w:r>
     </w:p>
@@ -21487,6 +22504,7 @@
         </w:numPr>
       </w:pPr>
       <w:r>
+        <w:lastRenderedPageBreak/>
         <w:t>Red y firewall</w:t>
       </w:r>
     </w:p>
@@ -21674,7 +22692,6 @@
         </w:numPr>
       </w:pPr>
       <w:r>
-        <w:lastRenderedPageBreak/>
         <w:t>Registre actividad</w:t>
       </w:r>
     </w:p>
@@ -21816,6 +22833,7 @@
         </w:numPr>
       </w:pPr>
       <w:r>
+        <w:lastRenderedPageBreak/>
         <w:t>40GB de almacenamiento</w:t>
       </w:r>
     </w:p>
@@ -22007,7 +23025,6 @@
         </w:numPr>
       </w:pPr>
       <w:r>
-        <w:lastRenderedPageBreak/>
         <w:t>administracion</w:t>
       </w:r>
     </w:p>
@@ -22121,6 +23138,7 @@
           <w:b/>
           <w:bCs/>
         </w:rPr>
+        <w:lastRenderedPageBreak/>
         <w:t>10. Configurar permisos correctos</w:t>
       </w:r>
     </w:p>
@@ -22304,7 +23322,6 @@
           <w:b/>
           <w:bCs/>
         </w:rPr>
-        <w:lastRenderedPageBreak/>
         <w:t>16. Documentar pruebas de acceso remoto</w:t>
       </w:r>
     </w:p>
@@ -22428,6 +23445,7 @@
     </w:p>
     <w:p>
       <w:r>
+        <w:lastRenderedPageBreak/>
         <w:t>find / -perm 777 2&gt;/dev/null</w:t>
       </w:r>
     </w:p>
@@ -22631,7 +23649,6 @@
     </w:p>
     <w:p>
       <w:r>
-        <w:lastRenderedPageBreak/>
         <w:t>Debe mostrar:</w:t>
       </w:r>
     </w:p>
@@ -22741,6 +23758,7 @@
     </w:p>
     <w:p>
       <w:r>
+        <w:lastRenderedPageBreak/>
         <w:t>journalctl -u apache2</w:t>
       </w:r>
     </w:p>
@@ -22944,7 +23962,6 @@
         </w:numPr>
       </w:pPr>
       <w:r>
-        <w:lastRenderedPageBreak/>
         <w:t>Logs adjuntos</w:t>
       </w:r>
     </w:p>
@@ -23083,6 +24100,7 @@
         <w:rPr>
           <w:rFonts w:ascii="Segoe UI Symbol" w:hAnsi="Segoe UI Symbol" w:cs="Segoe UI Symbol"/>
         </w:rPr>
+        <w:lastRenderedPageBreak/>
         <w:t>✔</w:t>
       </w:r>
       <w:r>

--- a/EJERCICIOS DE LOS ALUMNOS/JESUS/Ejercicios_Linux/Curso de Linux_JesusDiaz.docx
+++ b/EJERCICIOS DE LOS ALUMNOS/JESUS/Ejercicios_Linux/Curso de Linux_JesusDiaz.docx
@@ -3008,6 +3008,11 @@
         <w:t>sudo tail /var/log/syslog</w:t>
       </w:r>
     </w:p>
+    <w:p>
+      <w:r>
+        <w:t>en Kali no hay syslog</w:t>
+      </w:r>
+    </w:p>
     <w:p/>
     <w:p>
       <w:r>
@@ -3097,6 +3102,7 @@
         </w:numPr>
       </w:pPr>
       <w:r>
+        <w:lastRenderedPageBreak/>
         <w:t>ping 8.8.8.8</w:t>
       </w:r>
     </w:p>
@@ -3108,7 +3114,6 @@
         <w:rPr>
           <w:noProof/>
         </w:rPr>
-        <w:lastRenderedPageBreak/>
         <w:drawing>
           <wp:inline distT="0" distB="0" distL="0" distR="0" wp14:anchorId="7D2DA846" wp14:editId="1626A5B3">
             <wp:extent cx="5400040" cy="2598420"/>
@@ -3279,6 +3284,7 @@
         <w:rPr>
           <w:u w:val="single"/>
         </w:rPr>
+        <w:lastRenderedPageBreak/>
         <w:pict w14:anchorId="1D97C532">
           <v:rect id="_x0000_i1060" style="width:0;height:1.5pt" o:hralign="center" o:hrstd="t" o:hr="t" fillcolor="#a0a0a0" stroked="f"/>
         </w:pict>
@@ -3296,7 +3302,6 @@
           <w:b/>
           <w:bCs/>
         </w:rPr>
-        <w:lastRenderedPageBreak/>
         <w:t>18. Ver cuánta RAM usa el sistema recién instalado</w:t>
       </w:r>
     </w:p>
@@ -3472,6 +3477,7 @@
         <w:rPr>
           <w:noProof/>
         </w:rPr>
+        <w:lastRenderedPageBreak/>
         <w:drawing>
           <wp:inline distT="0" distB="0" distL="0" distR="0" wp14:anchorId="06B6E4C0" wp14:editId="4FAAF11A">
             <wp:extent cx="5400040" cy="1038860"/>
@@ -3511,7 +3517,6 @@
     </w:p>
     <w:p>
       <w:r>
-        <w:lastRenderedPageBreak/>
         <w:pict w14:anchorId="2E7E8152">
           <v:rect id="_x0000_i1356" style="width:0;height:1.5pt" o:hralign="center" o:hrstd="t" o:hr="t" fillcolor="#a0a0a0" stroked="f"/>
         </w:pict>
@@ -3719,6 +3724,7 @@
     </w:p>
     <w:p>
       <w:r>
+        <w:lastRenderedPageBreak/>
         <w:pict w14:anchorId="3BBAD116">
           <v:rect id="_x0000_i1359" style="width:0;height:1.5pt" o:hralign="center" o:hrstd="t" o:hr="t" fillcolor="#a0a0a0" stroked="f"/>
         </w:pict>
@@ -3760,7 +3766,6 @@
           <w:b/>
           <w:bCs/>
         </w:rPr>
-        <w:lastRenderedPageBreak/>
         <w:t>Ver logs del arranque anterior</w:t>
       </w:r>
     </w:p>
@@ -4034,6 +4039,7 @@
         <w:rPr>
           <w:noProof/>
         </w:rPr>
+        <w:lastRenderedPageBreak/>
         <w:drawing>
           <wp:inline distT="0" distB="0" distL="0" distR="0" wp14:anchorId="79D9BF09" wp14:editId="2878D87C">
             <wp:extent cx="5400040" cy="1096645"/>
@@ -4111,7 +4117,6 @@
         <w:rPr>
           <w:lang w:val="en-GB"/>
         </w:rPr>
-        <w:lastRenderedPageBreak/>
         <w:t>Ejemplo SSH:</w:t>
       </w:r>
     </w:p>
@@ -4368,6 +4373,7 @@
     </w:p>
     <w:p>
       <w:r>
+        <w:lastRenderedPageBreak/>
         <w:t>journalctl -b | grep -i error</w:t>
       </w:r>
     </w:p>
@@ -4418,7 +4424,6 @@
     </w:p>
     <w:p>
       <w:r>
-        <w:lastRenderedPageBreak/>
         <w:t>journalctl -p err -b          # errores del arranque actual</w:t>
       </w:r>
     </w:p>
@@ -4613,6 +4618,7 @@
           <w:b/>
           <w:bCs/>
         </w:rPr>
+        <w:lastRenderedPageBreak/>
         <w:t>Zsh</w:t>
       </w:r>
       <w:r>
@@ -4700,7 +4706,6 @@
           <w:b/>
           <w:bCs/>
         </w:rPr>
-        <w:lastRenderedPageBreak/>
         <w:t>📘</w:t>
       </w:r>
       <w:r>
@@ -5064,6 +5069,7 @@
           <w:b/>
           <w:bCs/>
         </w:rPr>
+        <w:lastRenderedPageBreak/>
         <w:t>Directorios</w:t>
       </w:r>
     </w:p>
@@ -5151,7 +5157,6 @@
                 <w:b/>
                 <w:bCs/>
               </w:rPr>
-              <w:lastRenderedPageBreak/>
               <w:t>Comando</w:t>
             </w:r>
           </w:p>
@@ -5596,6 +5601,7 @@
           <w:b/>
           <w:bCs/>
         </w:rPr>
+        <w:lastRenderedPageBreak/>
         <w:t>📘</w:t>
       </w:r>
       <w:r>
@@ -5669,7 +5675,6 @@
         <w:rPr>
           <w:lang w:val="en-GB"/>
         </w:rPr>
-        <w:lastRenderedPageBreak/>
         <w:t>find /home -type f -size +10M</w:t>
       </w:r>
     </w:p>
@@ -5907,6 +5912,7 @@
           <w:b/>
           <w:bCs/>
         </w:rPr>
+        <w:lastRenderedPageBreak/>
         <w:t>🟩</w:t>
       </w:r>
       <w:r>
@@ -5974,7 +5980,6 @@
     </w:p>
     <w:p>
       <w:r>
-        <w:lastRenderedPageBreak/>
         <w:t>pwd</w:t>
       </w:r>
     </w:p>
@@ -6169,6 +6174,7 @@
           <w:b/>
           <w:bCs/>
         </w:rPr>
+        <w:lastRenderedPageBreak/>
         <w:t>8. Ver el contenido del archivo passwd paginado</w:t>
       </w:r>
     </w:p>
@@ -6223,7 +6229,6 @@
           <w:b/>
           <w:bCs/>
         </w:rPr>
-        <w:lastRenderedPageBreak/>
         <w:t>10. Añadir una línea más al archivo</w:t>
       </w:r>
     </w:p>
@@ -6436,6 +6441,7 @@
           <w:b/>
           <w:bCs/>
         </w:rPr>
+        <w:lastRenderedPageBreak/>
         <w:t>17. Buscar archivos .conf en todo /etc</w:t>
       </w:r>
     </w:p>
@@ -6490,7 +6496,6 @@
           <w:b/>
           <w:bCs/>
         </w:rPr>
-        <w:lastRenderedPageBreak/>
         <w:t>19. Guardar la salida de un comando en un archivo</w:t>
       </w:r>
     </w:p>
@@ -6707,6 +6712,7 @@
     </w:p>
     <w:p>
       <w:r>
+        <w:lastRenderedPageBreak/>
         <w:pict w14:anchorId="15E7E32F">
           <v:rect id="_x0000_i1098" style="width:0;height:1.5pt" o:hralign="center" o:hrstd="t" o:hr="t" fillcolor="#a0a0a0" stroked="f"/>
         </w:pict>
@@ -6761,7 +6767,6 @@
     </w:p>
     <w:p>
       <w:r>
-        <w:lastRenderedPageBreak/>
         <w:t>echo $CURSO</w:t>
       </w:r>
     </w:p>
@@ -6946,6 +6951,7 @@
           <w:b/>
           <w:bCs/>
         </w:rPr>
+        <w:lastRenderedPageBreak/>
         <w:t>📘</w:t>
       </w:r>
       <w:r>
@@ -7012,7 +7018,6 @@
         <w:rPr>
           <w:rFonts w:ascii="MS Gothic" w:eastAsia="MS Gothic" w:hAnsi="MS Gothic" w:cs="MS Gothic" w:hint="eastAsia"/>
         </w:rPr>
-        <w:lastRenderedPageBreak/>
         <w:t>├</w:t>
       </w:r>
       <w:r>
@@ -7461,6 +7466,7 @@
     </w:p>
     <w:p>
       <w:r>
+        <w:lastRenderedPageBreak/>
         <w:t>Datos que cambian continuamente:</w:t>
       </w:r>
     </w:p>
@@ -7514,7 +7520,6 @@
     </w:p>
     <w:p>
       <w:r>
-        <w:lastRenderedPageBreak/>
         <w:t>Almacena los perfiles y archivos de cada usuario.</w:t>
       </w:r>
     </w:p>
@@ -7924,6 +7929,7 @@
         <w:rPr>
           <w:lang w:val="en-GB"/>
         </w:rPr>
+        <w:lastRenderedPageBreak/>
         <w:t>sudo umount /mnt</w:t>
       </w:r>
     </w:p>
@@ -7969,7 +7975,6 @@
     </w:p>
     <w:p>
       <w:r>
-        <w:lastRenderedPageBreak/>
         <w:t>Herramientas disponibles:</w:t>
       </w:r>
     </w:p>
@@ -8189,6 +8194,7 @@
     </w:p>
     <w:p>
       <w:r>
+        <w:lastRenderedPageBreak/>
         <w:t>ls -i archivo.txt</w:t>
       </w:r>
     </w:p>
@@ -8234,7 +8240,6 @@
     </w:p>
     <w:p>
       <w:r>
-        <w:lastRenderedPageBreak/>
         <w:pict w14:anchorId="3F290000">
           <v:rect id="_x0000_i1112" style="width:0;height:1.5pt" o:hralign="center" o:hrstd="t" o:hr="t" fillcolor="#a0a0a0" stroked="f"/>
         </w:pict>
@@ -8486,6 +8491,7 @@
     </w:p>
     <w:p>
       <w:r>
+        <w:lastRenderedPageBreak/>
         <w:pict w14:anchorId="22F1CE61">
           <v:rect id="_x0000_i1113" style="width:0;height:1.5pt" o:hralign="center" o:hrstd="t" o:hr="t" fillcolor="#a0a0a0" stroked="f"/>
         </w:pict>
@@ -8559,7 +8565,6 @@
     </w:p>
     <w:p>
       <w:r>
-        <w:lastRenderedPageBreak/>
         <w:t>sudo umount /mnt/usbtest</w:t>
       </w:r>
     </w:p>
@@ -8806,6 +8811,7 @@
     </w:p>
     <w:p>
       <w:r>
+        <w:lastRenderedPageBreak/>
         <w:pict w14:anchorId="25E0086A">
           <v:rect id="_x0000_i1115" style="width:0;height:1.5pt" o:hralign="center" o:hrstd="t" o:hr="t" fillcolor="#a0a0a0" stroked="f"/>
         </w:pict>
@@ -8855,7 +8861,6 @@
     </w:p>
     <w:p>
       <w:r>
-        <w:lastRenderedPageBreak/>
         <w:t>Usa UUID para evitar errores.</w:t>
       </w:r>
     </w:p>
@@ -9071,6 +9076,7 @@
     </w:p>
     <w:p>
       <w:r>
+        <w:lastRenderedPageBreak/>
         <w:t>tree /etc</w:t>
       </w:r>
     </w:p>
@@ -9126,7 +9132,6 @@
     </w:p>
     <w:p>
       <w:r>
-        <w:lastRenderedPageBreak/>
         <w:t>Crear un segundo disco virtual, particionarlo, formatearlo, montarlo y configurarlo para que Ubuntu lo monte automáticamente al iniciar.</w:t>
       </w:r>
     </w:p>
@@ -9352,6 +9357,7 @@
         <w:rPr>
           <w:rFonts w:ascii="Segoe UI Emoji" w:hAnsi="Segoe UI Emoji" w:cs="Segoe UI Emoji"/>
         </w:rPr>
+        <w:lastRenderedPageBreak/>
         <w:t>🟦</w:t>
       </w:r>
       <w:r>
@@ -9405,7 +9411,6 @@
     </w:p>
     <w:p>
       <w:r>
-        <w:lastRenderedPageBreak/>
         <w:t>Cada usuario tiene:</w:t>
       </w:r>
     </w:p>
@@ -9628,6 +9633,7 @@
     </w:p>
     <w:p>
       <w:r>
+        <w:lastRenderedPageBreak/>
         <w:t>sudo deluser --remove-home usuario</w:t>
       </w:r>
     </w:p>
@@ -9678,7 +9684,6 @@
     </w:p>
     <w:p>
       <w:r>
-        <w:lastRenderedPageBreak/>
         <w:t>Añadir usuario a un grupo:</w:t>
       </w:r>
     </w:p>
@@ -9877,6 +9882,7 @@
     </w:p>
     <w:p>
       <w:r>
+        <w:lastRenderedPageBreak/>
         <w:t>Cambiar propietario:</w:t>
       </w:r>
     </w:p>
@@ -9937,7 +9943,6 @@
     </w:p>
     <w:p>
       <w:r>
-        <w:lastRenderedPageBreak/>
         <w:t>El programa se ejecuta con permisos del propietario.</w:t>
       </w:r>
     </w:p>
@@ -10138,6 +10143,7 @@
           <w:b/>
           <w:bCs/>
         </w:rPr>
+        <w:lastRenderedPageBreak/>
         <w:t>/etc/shadow</w:t>
       </w:r>
     </w:p>
@@ -10198,7 +10204,6 @@
     </w:p>
     <w:p>
       <w:r>
-        <w:lastRenderedPageBreak/>
         <w:pict w14:anchorId="03F48017">
           <v:rect id="_x0000_i1135" style="width:0;height:1.5pt" o:hralign="center" o:hrstd="t" o:hr="t" fillcolor="#a0a0a0" stroked="f"/>
         </w:pict>
@@ -10427,6 +10432,7 @@
     </w:p>
     <w:p>
       <w:r>
+        <w:lastRenderedPageBreak/>
         <w:t>mkdir compartida</w:t>
       </w:r>
     </w:p>
@@ -10481,7 +10487,6 @@
     </w:p>
     <w:p>
       <w:r>
-        <w:lastRenderedPageBreak/>
         <w:t>sudo chown alumno1 prueba.txt</w:t>
       </w:r>
     </w:p>
@@ -10682,6 +10687,7 @@
     </w:p>
     <w:p>
       <w:r>
+        <w:lastRenderedPageBreak/>
         <w:t>sudo chown root:alumnos /home/grupoalumnos</w:t>
       </w:r>
     </w:p>
@@ -10736,7 +10742,6 @@
           <w:b/>
           <w:bCs/>
         </w:rPr>
-        <w:lastRenderedPageBreak/>
         <w:t>17. Aplicar sticky bit a un directorio público</w:t>
       </w:r>
     </w:p>
@@ -10951,6 +10956,7 @@
     </w:p>
     <w:p>
       <w:r>
+        <w:lastRenderedPageBreak/>
         <w:t>Ejemplo:</w:t>
       </w:r>
       <w:r>
@@ -10995,7 +11001,6 @@
     </w:p>
     <w:p>
       <w:r>
-        <w:lastRenderedPageBreak/>
         <w:t>chmod</w:t>
       </w:r>
     </w:p>
@@ -11178,6 +11183,7 @@
     </w:p>
     <w:p>
       <w:r>
+        <w:lastRenderedPageBreak/>
         <w:pict w14:anchorId="07E98FB8">
           <v:rect id="_x0000_i1164" style="width:0;height:1.5pt" o:hralign="center" o:hrstd="t" o:hr="t" fillcolor="#a0a0a0" stroked="f"/>
         </w:pict>
@@ -11250,7 +11256,6 @@
     </w:p>
     <w:p>
       <w:r>
-        <w:lastRenderedPageBreak/>
         <w:t xml:space="preserve">Configurar </w:t>
       </w:r>
       <w:r>
@@ -11507,6 +11512,7 @@
         </w:numPr>
       </w:pPr>
       <w:r>
+        <w:lastRenderedPageBreak/>
         <w:t>usuarios creados</w:t>
       </w:r>
     </w:p>
@@ -11559,7 +11565,6 @@
         <w:rPr>
           <w:rFonts w:ascii="Segoe UI Emoji" w:hAnsi="Segoe UI Emoji" w:cs="Segoe UI Emoji"/>
         </w:rPr>
-        <w:lastRenderedPageBreak/>
         <w:t>🟦</w:t>
       </w:r>
       <w:r>
@@ -11782,6 +11787,7 @@
     </w:p>
     <w:p>
       <w:r>
+        <w:lastRenderedPageBreak/>
         <w:t>systemd (PID 1)</w:t>
       </w:r>
     </w:p>
@@ -11857,7 +11863,6 @@
     </w:p>
     <w:p>
       <w:r>
-        <w:lastRenderedPageBreak/>
         <w:t>Puedes verla con:</w:t>
       </w:r>
     </w:p>
@@ -12066,6 +12071,7 @@
     </w:p>
     <w:p>
       <w:r>
+        <w:lastRenderedPageBreak/>
         <w:t>Buscar por nombre:</w:t>
       </w:r>
     </w:p>
@@ -12116,7 +12122,6 @@
     </w:p>
     <w:p>
       <w:r>
-        <w:lastRenderedPageBreak/>
         <w:t>Ejecutar proceso con prioridad baja:</w:t>
       </w:r>
     </w:p>
@@ -12314,6 +12319,7 @@
         <w:rPr>
           <w:lang w:val="en-GB"/>
         </w:rPr>
+        <w:lastRenderedPageBreak/>
         <w:t>journalctl -f        # en tiempo real</w:t>
       </w:r>
     </w:p>
@@ -12385,7 +12391,6 @@
           <w:b/>
           <w:bCs/>
         </w:rPr>
-        <w:lastRenderedPageBreak/>
         <w:t>✅</w:t>
       </w:r>
       <w:r>
@@ -12585,6 +12590,7 @@
           <w:b/>
           <w:bCs/>
         </w:rPr>
+        <w:lastRenderedPageBreak/>
         <w:t>7. Abrir htop y ordenar por RAM</w:t>
       </w:r>
     </w:p>
@@ -12639,7 +12645,6 @@
           <w:b/>
           <w:bCs/>
         </w:rPr>
-        <w:lastRenderedPageBreak/>
         <w:t>9. Matar procesos por nombre</w:t>
       </w:r>
     </w:p>
@@ -12840,6 +12845,7 @@
     </w:p>
     <w:p>
       <w:r>
+        <w:lastRenderedPageBreak/>
         <w:pict w14:anchorId="57707527">
           <v:rect id="_x0000_i1189" style="width:0;height:1.5pt" o:hralign="center" o:hrstd="t" o:hr="t" fillcolor="#a0a0a0" stroked="f"/>
         </w:pict>
@@ -12904,7 +12910,6 @@
     </w:p>
     <w:p>
       <w:r>
-        <w:lastRenderedPageBreak/>
         <w:pict w14:anchorId="31CAF010">
           <v:rect id="_x0000_i1191" style="width:0;height:1.5pt" o:hralign="center" o:hrstd="t" o:hr="t" fillcolor="#a0a0a0" stroked="f"/>
         </w:pict>
@@ -13117,6 +13122,7 @@
     </w:p>
     <w:p>
       <w:r>
+        <w:lastRenderedPageBreak/>
         <w:t>journalctl -t curso-linux</w:t>
       </w:r>
     </w:p>
@@ -13171,7 +13177,6 @@
     </w:p>
     <w:p>
       <w:r>
-        <w:lastRenderedPageBreak/>
         <w:t>ps aux | grep Z</w:t>
       </w:r>
     </w:p>
@@ -13346,6 +13351,7 @@
     </w:p>
     <w:p>
       <w:r>
+        <w:lastRenderedPageBreak/>
         <w:t>journalctl -u hola</w:t>
       </w:r>
     </w:p>
@@ -13422,7 +13428,6 @@
         </w:numPr>
       </w:pPr>
       <w:r>
-        <w:lastRenderedPageBreak/>
         <w:t>Crear un script en Bash llamado monitor.sh que:</w:t>
       </w:r>
     </w:p>
@@ -13654,6 +13659,7 @@
     </w:p>
     <w:p>
       <w:r>
+        <w:lastRenderedPageBreak/>
         <w:pict w14:anchorId="13DA463E">
           <v:rect id="_x0000_i1206" style="width:0;height:1.5pt" o:hralign="center" o:hrstd="t" o:hr="t" fillcolor="#a0a0a0" stroked="f"/>
         </w:pict>
@@ -13706,7 +13712,6 @@
     </w:p>
     <w:p>
       <w:r>
-        <w:lastRenderedPageBreak/>
         <w:t>Linux utiliza herramientas muy potentes para la administración de red.</w:t>
       </w:r>
     </w:p>
@@ -13993,6 +13998,7 @@
         <w:rPr>
           <w:lang w:val="en-GB"/>
         </w:rPr>
+        <w:lastRenderedPageBreak/>
         <w:t xml:space="preserve">    enp0s3:</w:t>
       </w:r>
     </w:p>
@@ -14058,7 +14064,6 @@
         <w:rPr>
           <w:lang w:val="en-GB"/>
         </w:rPr>
-        <w:lastRenderedPageBreak/>
         <w:t xml:space="preserve">        addresses: [8.8.8.8,1.1.1.1]</w:t>
       </w:r>
     </w:p>
@@ -14298,6 +14303,7 @@
         </w:numPr>
       </w:pPr>
       <w:r>
+        <w:lastRenderedPageBreak/>
         <w:t>p → mostrar procesos</w:t>
       </w:r>
     </w:p>
@@ -14343,7 +14349,6 @@
     </w:p>
     <w:p>
       <w:r>
-        <w:lastRenderedPageBreak/>
         <w:t>Comprobar estado:</w:t>
       </w:r>
     </w:p>
@@ -14527,6 +14532,7 @@
         </w:numPr>
       </w:pPr>
       <w:r>
+        <w:lastRenderedPageBreak/>
         <w:t>Ping a tu IP.</w:t>
       </w:r>
     </w:p>
@@ -14594,7 +14600,6 @@
               <w:spacing w:after="160" w:line="278" w:lineRule="auto"/>
             </w:pPr>
             <w:r>
-              <w:lastRenderedPageBreak/>
               <w:t>Funciona</w:t>
             </w:r>
           </w:p>
@@ -15090,6 +15095,7 @@
           <w:b/>
           <w:bCs/>
         </w:rPr>
+        <w:lastRenderedPageBreak/>
         <w:t xml:space="preserve">7. Instalar net-tools y usar ifconfig </w:t>
       </w:r>
       <w:r>
@@ -15160,7 +15166,6 @@
           <w:b/>
           <w:bCs/>
         </w:rPr>
-        <w:lastRenderedPageBreak/>
         <w:t>9. Modificar temporalmente tu IP</w:t>
       </w:r>
     </w:p>
@@ -15400,6 +15405,7 @@
         <w:rPr>
           <w:lang w:val="en-GB"/>
         </w:rPr>
+        <w:lastRenderedPageBreak/>
         <w:t>speedtest</w:t>
       </w:r>
     </w:p>
@@ -15449,7 +15455,6 @@
           <w:b/>
           <w:bCs/>
         </w:rPr>
-        <w:lastRenderedPageBreak/>
         <w:t>18. Bloquear puerto</w:t>
       </w:r>
     </w:p>
@@ -15665,6 +15670,7 @@
           <w:b/>
           <w:bCs/>
         </w:rPr>
+        <w:lastRenderedPageBreak/>
         <w:t>25. Analizar tráfico activo por proceso</w:t>
       </w:r>
     </w:p>
@@ -15702,7 +15708,6 @@
     </w:p>
     <w:p>
       <w:r>
-        <w:lastRenderedPageBreak/>
         <w:pict w14:anchorId="2D0AAD43">
           <v:rect id="_x0000_i1231" style="width:0;height:1.5pt" o:hralign="center" o:hrstd="t" o:hr="t" fillcolor="#a0a0a0" stroked="f"/>
         </w:pict>
@@ -15939,6 +15944,7 @@
     </w:p>
     <w:p>
       <w:r>
+        <w:lastRenderedPageBreak/>
         <w:t xml:space="preserve">Configurar </w:t>
       </w:r>
       <w:r>
@@ -16024,7 +16030,6 @@
         </w:numPr>
       </w:pPr>
       <w:r>
-        <w:lastRenderedPageBreak/>
         <w:t>Activar SSH y cambiar puerto.</w:t>
       </w:r>
     </w:p>
@@ -16250,6 +16255,7 @@
     </w:p>
     <w:p>
       <w:r>
+        <w:lastRenderedPageBreak/>
         <w:t xml:space="preserve">Un </w:t>
       </w:r>
       <w:r>
@@ -16337,7 +16343,6 @@
           <w:b/>
           <w:bCs/>
         </w:rPr>
-        <w:lastRenderedPageBreak/>
         <w:t>✔</w:t>
       </w:r>
       <w:r>
@@ -16513,6 +16518,7 @@
     </w:p>
     <w:p>
       <w:r>
+        <w:lastRenderedPageBreak/>
         <w:t>Limpiar la caché de descargas:</w:t>
       </w:r>
     </w:p>
@@ -16563,7 +16569,6 @@
     </w:p>
     <w:p>
       <w:r>
-        <w:lastRenderedPageBreak/>
         <w:t>Los repositorios están en:</w:t>
       </w:r>
     </w:p>
@@ -16730,6 +16735,7 @@
     </w:p>
     <w:p>
       <w:r>
+        <w:lastRenderedPageBreak/>
         <w:t>sudo snap remove nombre</w:t>
       </w:r>
     </w:p>
@@ -16780,7 +16786,6 @@
     </w:p>
     <w:p>
       <w:r>
-        <w:lastRenderedPageBreak/>
         <w:t>sudo apt install flatpak</w:t>
       </w:r>
     </w:p>
@@ -17039,6 +17044,7 @@
     </w:p>
     <w:p>
       <w:r>
+        <w:lastRenderedPageBreak/>
         <w:t>sudo apt autoremove</w:t>
       </w:r>
     </w:p>
@@ -17109,242 +17115,242 @@
     </w:p>
     <w:p>
       <w:r>
+        <w:t>sudo nano /etc/apt/sources.list</w:t>
+      </w:r>
+    </w:p>
+    <w:p>
+      <w:pPr>
+        <w:rPr>
+          <w:b/>
+          <w:bCs/>
+        </w:rPr>
+      </w:pPr>
+      <w:r>
+        <w:rPr>
+          <w:b/>
+          <w:bCs/>
+        </w:rPr>
+        <w:t>12. Comprobar repositorios activos</w:t>
+      </w:r>
+    </w:p>
+    <w:p>
+      <w:pPr>
+        <w:rPr>
+          <w:lang w:val="en-GB"/>
+        </w:rPr>
+      </w:pPr>
+      <w:r>
+        <w:rPr>
+          <w:lang w:val="en-GB"/>
+        </w:rPr>
+        <w:t>ls /etc/apt/sources.list.d/</w:t>
+      </w:r>
+    </w:p>
+    <w:p>
+      <w:pPr>
+        <w:rPr>
+          <w:b/>
+          <w:bCs/>
+        </w:rPr>
+      </w:pPr>
+      <w:r>
+        <w:rPr>
+          <w:b/>
+          <w:bCs/>
+        </w:rPr>
+        <w:t>13. Añadir un PPA (de prueba, recomendado uno seguro)</w:t>
+      </w:r>
+    </w:p>
+    <w:p>
+      <w:r>
+        <w:t>Ejemplo:</w:t>
+      </w:r>
+    </w:p>
+    <w:p>
+      <w:pPr>
+        <w:rPr>
+          <w:lang w:val="en-GB"/>
+        </w:rPr>
+      </w:pPr>
+      <w:r>
+        <w:rPr>
+          <w:lang w:val="en-GB"/>
+        </w:rPr>
+        <w:t>sudo add-apt-repository ppa:deadsnakes/ppa</w:t>
+      </w:r>
+    </w:p>
+    <w:p>
+      <w:r>
+        <w:t>sudo apt update</w:t>
+      </w:r>
+    </w:p>
+    <w:p>
+      <w:pPr>
+        <w:rPr>
+          <w:b/>
+          <w:bCs/>
+        </w:rPr>
+      </w:pPr>
+      <w:r>
+        <w:rPr>
+          <w:b/>
+          <w:bCs/>
+        </w:rPr>
+        <w:t>14. Instalar una versión concreta de Python</w:t>
+      </w:r>
+    </w:p>
+    <w:p>
+      <w:r>
+        <w:t>sudo apt install python3.10</w:t>
+      </w:r>
+    </w:p>
+    <w:p>
+      <w:pPr>
+        <w:rPr>
+          <w:b/>
+          <w:bCs/>
+        </w:rPr>
+      </w:pPr>
+      <w:r>
+        <w:rPr>
+          <w:b/>
+          <w:bCs/>
+        </w:rPr>
+        <w:t>15. Revertir instalación (quitar el PPA si quieres)</w:t>
+      </w:r>
+    </w:p>
+    <w:p>
+      <w:pPr>
+        <w:rPr>
+          <w:lang w:val="en-GB"/>
+        </w:rPr>
+      </w:pPr>
+      <w:r>
+        <w:rPr>
+          <w:lang w:val="en-GB"/>
+        </w:rPr>
+        <w:t>sudo add-apt-repository --remove ppa:deadsnakes/ppa</w:t>
+      </w:r>
+    </w:p>
+    <w:p>
+      <w:r>
+        <w:t>sudo apt update</w:t>
+      </w:r>
+    </w:p>
+    <w:p>
+      <w:pPr>
+        <w:rPr>
+          <w:b/>
+          <w:bCs/>
+        </w:rPr>
+      </w:pPr>
+      <w:r>
+        <w:rPr>
+          <w:b/>
+          <w:bCs/>
+        </w:rPr>
+        <w:t>16. Descargar un .deb de Google Chrome</w:t>
+      </w:r>
+    </w:p>
+    <w:p>
+      <w:pPr>
+        <w:rPr>
+          <w:lang w:val="en-GB"/>
+        </w:rPr>
+      </w:pPr>
+      <w:r>
+        <w:rPr>
+          <w:lang w:val="en-GB"/>
+        </w:rPr>
+        <w:t>wget https://dl.google.com/linux/direct/google-chrome-stable_current_amd64.deb</w:t>
+      </w:r>
+    </w:p>
+    <w:p>
+      <w:pPr>
+        <w:rPr>
+          <w:b/>
+          <w:bCs/>
+        </w:rPr>
+      </w:pPr>
+      <w:r>
+        <w:rPr>
+          <w:b/>
+          <w:bCs/>
+        </w:rPr>
+        <w:t>17. Instalar ese .deb</w:t>
+      </w:r>
+    </w:p>
+    <w:p>
+      <w:r>
+        <w:t>sudo dpkg -i google-chrome*.deb</w:t>
+      </w:r>
+    </w:p>
+    <w:p>
+      <w:pPr>
+        <w:rPr>
+          <w:b/>
+          <w:bCs/>
+        </w:rPr>
+      </w:pPr>
+      <w:r>
+        <w:rPr>
+          <w:b/>
+          <w:bCs/>
+        </w:rPr>
+        <w:t>18. Reparar dependencias si fallan</w:t>
+      </w:r>
+    </w:p>
+    <w:p>
+      <w:r>
+        <w:t>sudo apt -f install</w:t>
+      </w:r>
+    </w:p>
+    <w:p>
+      <w:pPr>
+        <w:rPr>
+          <w:b/>
+          <w:bCs/>
+        </w:rPr>
+      </w:pPr>
+      <w:r>
+        <w:rPr>
+          <w:b/>
+          <w:bCs/>
+        </w:rPr>
+        <w:t>19. Quitar el paquete instalado vía .deb</w:t>
+      </w:r>
+    </w:p>
+    <w:p>
+      <w:pPr>
+        <w:rPr>
+          <w:lang w:val="en-GB"/>
+        </w:rPr>
+      </w:pPr>
+      <w:r>
+        <w:rPr>
+          <w:lang w:val="en-GB"/>
+        </w:rPr>
+        <w:t>sudo dpkg -r google-chrome-stable</w:t>
+      </w:r>
+    </w:p>
+    <w:p>
+      <w:pPr>
+        <w:rPr>
+          <w:b/>
+          <w:bCs/>
+        </w:rPr>
+      </w:pPr>
+      <w:r>
+        <w:rPr>
+          <w:b/>
+          <w:bCs/>
+        </w:rPr>
+        <w:t>20. Mostrar paquetes instalados manualmente</w:t>
+      </w:r>
+    </w:p>
+    <w:p>
+      <w:r>
         <w:lastRenderedPageBreak/>
-        <w:t>sudo nano /etc/apt/sources.list</w:t>
-      </w:r>
-    </w:p>
-    <w:p>
-      <w:pPr>
-        <w:rPr>
-          <w:b/>
-          <w:bCs/>
-        </w:rPr>
-      </w:pPr>
-      <w:r>
-        <w:rPr>
-          <w:b/>
-          <w:bCs/>
-        </w:rPr>
-        <w:t>12. Comprobar repositorios activos</w:t>
-      </w:r>
-    </w:p>
-    <w:p>
-      <w:pPr>
-        <w:rPr>
-          <w:lang w:val="en-GB"/>
-        </w:rPr>
-      </w:pPr>
-      <w:r>
-        <w:rPr>
-          <w:lang w:val="en-GB"/>
-        </w:rPr>
-        <w:t>ls /etc/apt/sources.list.d/</w:t>
-      </w:r>
-    </w:p>
-    <w:p>
-      <w:pPr>
-        <w:rPr>
-          <w:b/>
-          <w:bCs/>
-        </w:rPr>
-      </w:pPr>
-      <w:r>
-        <w:rPr>
-          <w:b/>
-          <w:bCs/>
-        </w:rPr>
-        <w:t>13. Añadir un PPA (de prueba, recomendado uno seguro)</w:t>
-      </w:r>
-    </w:p>
-    <w:p>
-      <w:r>
-        <w:t>Ejemplo:</w:t>
-      </w:r>
-    </w:p>
-    <w:p>
-      <w:pPr>
-        <w:rPr>
-          <w:lang w:val="en-GB"/>
-        </w:rPr>
-      </w:pPr>
-      <w:r>
-        <w:rPr>
-          <w:lang w:val="en-GB"/>
-        </w:rPr>
-        <w:t>sudo add-apt-repository ppa:deadsnakes/ppa</w:t>
-      </w:r>
-    </w:p>
-    <w:p>
-      <w:r>
-        <w:t>sudo apt update</w:t>
-      </w:r>
-    </w:p>
-    <w:p>
-      <w:pPr>
-        <w:rPr>
-          <w:b/>
-          <w:bCs/>
-        </w:rPr>
-      </w:pPr>
-      <w:r>
-        <w:rPr>
-          <w:b/>
-          <w:bCs/>
-        </w:rPr>
-        <w:t>14. Instalar una versión concreta de Python</w:t>
-      </w:r>
-    </w:p>
-    <w:p>
-      <w:r>
-        <w:t>sudo apt install python3.10</w:t>
-      </w:r>
-    </w:p>
-    <w:p>
-      <w:pPr>
-        <w:rPr>
-          <w:b/>
-          <w:bCs/>
-        </w:rPr>
-      </w:pPr>
-      <w:r>
-        <w:rPr>
-          <w:b/>
-          <w:bCs/>
-        </w:rPr>
-        <w:t>15. Revertir instalación (quitar el PPA si quieres)</w:t>
-      </w:r>
-    </w:p>
-    <w:p>
-      <w:pPr>
-        <w:rPr>
-          <w:lang w:val="en-GB"/>
-        </w:rPr>
-      </w:pPr>
-      <w:r>
-        <w:rPr>
-          <w:lang w:val="en-GB"/>
-        </w:rPr>
-        <w:t>sudo add-apt-repository --remove ppa:deadsnakes/ppa</w:t>
-      </w:r>
-    </w:p>
-    <w:p>
-      <w:r>
-        <w:t>sudo apt update</w:t>
-      </w:r>
-    </w:p>
-    <w:p>
-      <w:pPr>
-        <w:rPr>
-          <w:b/>
-          <w:bCs/>
-        </w:rPr>
-      </w:pPr>
-      <w:r>
-        <w:rPr>
-          <w:b/>
-          <w:bCs/>
-        </w:rPr>
-        <w:t>16. Descargar un .deb de Google Chrome</w:t>
-      </w:r>
-    </w:p>
-    <w:p>
-      <w:pPr>
-        <w:rPr>
-          <w:lang w:val="en-GB"/>
-        </w:rPr>
-      </w:pPr>
-      <w:r>
-        <w:rPr>
-          <w:lang w:val="en-GB"/>
-        </w:rPr>
-        <w:t>wget https://dl.google.com/linux/direct/google-chrome-stable_current_amd64.deb</w:t>
-      </w:r>
-    </w:p>
-    <w:p>
-      <w:pPr>
-        <w:rPr>
-          <w:b/>
-          <w:bCs/>
-        </w:rPr>
-      </w:pPr>
-      <w:r>
-        <w:rPr>
-          <w:b/>
-          <w:bCs/>
-        </w:rPr>
-        <w:t>17. Instalar ese .deb</w:t>
-      </w:r>
-    </w:p>
-    <w:p>
-      <w:r>
-        <w:t>sudo dpkg -i google-chrome*.deb</w:t>
-      </w:r>
-    </w:p>
-    <w:p>
-      <w:pPr>
-        <w:rPr>
-          <w:b/>
-          <w:bCs/>
-        </w:rPr>
-      </w:pPr>
-      <w:r>
-        <w:rPr>
-          <w:b/>
-          <w:bCs/>
-        </w:rPr>
-        <w:t>18. Reparar dependencias si fallan</w:t>
-      </w:r>
-    </w:p>
-    <w:p>
-      <w:r>
-        <w:t>sudo apt -f install</w:t>
-      </w:r>
-    </w:p>
-    <w:p>
-      <w:pPr>
-        <w:rPr>
-          <w:b/>
-          <w:bCs/>
-        </w:rPr>
-      </w:pPr>
-      <w:r>
-        <w:rPr>
-          <w:b/>
-          <w:bCs/>
-        </w:rPr>
-        <w:t>19. Quitar el paquete instalado vía .deb</w:t>
-      </w:r>
-    </w:p>
-    <w:p>
-      <w:pPr>
-        <w:rPr>
-          <w:lang w:val="en-GB"/>
-        </w:rPr>
-      </w:pPr>
-      <w:r>
-        <w:rPr>
-          <w:lang w:val="en-GB"/>
-        </w:rPr>
-        <w:t>sudo dpkg -r google-chrome-stable</w:t>
-      </w:r>
-    </w:p>
-    <w:p>
-      <w:pPr>
-        <w:rPr>
-          <w:b/>
-          <w:bCs/>
-        </w:rPr>
-      </w:pPr>
-      <w:r>
-        <w:rPr>
-          <w:b/>
-          <w:bCs/>
-        </w:rPr>
-        <w:t>20. Mostrar paquetes instalados manualmente</w:t>
-      </w:r>
-    </w:p>
-    <w:p>
-      <w:r>
         <w:t>apt-mark showmanual</w:t>
       </w:r>
     </w:p>
@@ -17415,207 +17421,207 @@
     </w:p>
     <w:p>
       <w:r>
+        <w:t>dpkg -S /usr/bin/python3</w:t>
+      </w:r>
+    </w:p>
+    <w:p>
+      <w:pPr>
+        <w:rPr>
+          <w:b/>
+          <w:bCs/>
+        </w:rPr>
+      </w:pPr>
+      <w:r>
+        <w:rPr>
+          <w:b/>
+          <w:bCs/>
+        </w:rPr>
+        <w:t>23. Bloquear actualizaciones de un paquete</w:t>
+      </w:r>
+    </w:p>
+    <w:p>
+      <w:r>
+        <w:t>sudo apt-mark hold nombre_paquete</w:t>
+      </w:r>
+    </w:p>
+    <w:p>
+      <w:pPr>
+        <w:rPr>
+          <w:b/>
+          <w:bCs/>
+        </w:rPr>
+      </w:pPr>
+      <w:r>
+        <w:rPr>
+          <w:b/>
+          <w:bCs/>
+        </w:rPr>
+        <w:t>24. Desbloquearlo</w:t>
+      </w:r>
+    </w:p>
+    <w:p>
+      <w:r>
+        <w:t>sudo apt-mark unhold nombre_paquete</w:t>
+      </w:r>
+    </w:p>
+    <w:p>
+      <w:pPr>
+        <w:rPr>
+          <w:b/>
+          <w:bCs/>
+        </w:rPr>
+      </w:pPr>
+      <w:r>
+        <w:rPr>
+          <w:b/>
+          <w:bCs/>
+        </w:rPr>
+        <w:t>25. Ver dependencias de un paquete</w:t>
+      </w:r>
+    </w:p>
+    <w:p>
+      <w:r>
+        <w:t>apt depends nombre</w:t>
+      </w:r>
+    </w:p>
+    <w:p>
+      <w:pPr>
+        <w:rPr>
+          <w:b/>
+          <w:bCs/>
+        </w:rPr>
+      </w:pPr>
+      <w:r>
+        <w:rPr>
+          <w:b/>
+          <w:bCs/>
+        </w:rPr>
+        <w:t>26. Ver qué paquetes dependen de él</w:t>
+      </w:r>
+    </w:p>
+    <w:p>
+      <w:r>
+        <w:t>apt rdepends nombre</w:t>
+      </w:r>
+    </w:p>
+    <w:p>
+      <w:pPr>
+        <w:rPr>
+          <w:b/>
+          <w:bCs/>
+        </w:rPr>
+      </w:pPr>
+      <w:r>
+        <w:rPr>
+          <w:b/>
+          <w:bCs/>
+        </w:rPr>
+        <w:t>27. Ver tamaño de un paquete antes de instalarlo</w:t>
+      </w:r>
+    </w:p>
+    <w:p>
+      <w:pPr>
+        <w:rPr>
+          <w:lang w:val="en-GB"/>
+        </w:rPr>
+      </w:pPr>
+      <w:r>
+        <w:rPr>
+          <w:lang w:val="en-GB"/>
+        </w:rPr>
+        <w:t>apt show paquete | grep Size</w:t>
+      </w:r>
+    </w:p>
+    <w:p>
+      <w:pPr>
+        <w:rPr>
+          <w:b/>
+          <w:bCs/>
+          <w:lang w:val="en-GB"/>
+        </w:rPr>
+      </w:pPr>
+      <w:r>
+        <w:rPr>
+          <w:b/>
+          <w:bCs/>
+          <w:lang w:val="en-GB"/>
+        </w:rPr>
+        <w:t>28. Instalar snap VLC</w:t>
+      </w:r>
+    </w:p>
+    <w:p>
+      <w:r>
+        <w:t>sudo snap install vlc</w:t>
+      </w:r>
+    </w:p>
+    <w:p>
+      <w:pPr>
+        <w:rPr>
+          <w:b/>
+          <w:bCs/>
+        </w:rPr>
+      </w:pPr>
+      <w:r>
+        <w:rPr>
+          <w:b/>
+          <w:bCs/>
+        </w:rPr>
+        <w:t>29. Comparar versiones APT y SNAP</w:t>
+      </w:r>
+    </w:p>
+    <w:p>
+      <w:r>
+        <w:t>apt show vlc   # si existe en apt</w:t>
+      </w:r>
+    </w:p>
+    <w:p>
+      <w:r>
+        <w:t>snap info vlc</w:t>
+      </w:r>
+    </w:p>
+    <w:p>
+      <w:pPr>
+        <w:rPr>
+          <w:b/>
+          <w:bCs/>
+        </w:rPr>
+      </w:pPr>
+      <w:r>
+        <w:rPr>
+          <w:b/>
+          <w:bCs/>
+        </w:rPr>
+        <w:t>30. Crear script automatizado de actualización</w:t>
+      </w:r>
+    </w:p>
+    <w:p>
+      <w:r>
+        <w:t>Crea actualizar.sh:</w:t>
+      </w:r>
+    </w:p>
+    <w:p>
+      <w:r>
+        <w:t>#!/bin/bash</w:t>
+      </w:r>
+    </w:p>
+    <w:p>
+      <w:r>
+        <w:t>sudo apt update &amp;&amp; sudo apt upgrade -y &amp;&amp; sudo snap refresh</w:t>
+      </w:r>
+    </w:p>
+    <w:p>
+      <w:r>
+        <w:t>Hazlo ejecutable:</w:t>
+      </w:r>
+    </w:p>
+    <w:p>
+      <w:r>
+        <w:t>chmod +x actualizar.sh</w:t>
+      </w:r>
+    </w:p>
+    <w:p>
+      <w:r>
         <w:lastRenderedPageBreak/>
-        <w:t>dpkg -S /usr/bin/python3</w:t>
-      </w:r>
-    </w:p>
-    <w:p>
-      <w:pPr>
-        <w:rPr>
-          <w:b/>
-          <w:bCs/>
-        </w:rPr>
-      </w:pPr>
-      <w:r>
-        <w:rPr>
-          <w:b/>
-          <w:bCs/>
-        </w:rPr>
-        <w:t>23. Bloquear actualizaciones de un paquete</w:t>
-      </w:r>
-    </w:p>
-    <w:p>
-      <w:r>
-        <w:t>sudo apt-mark hold nombre_paquete</w:t>
-      </w:r>
-    </w:p>
-    <w:p>
-      <w:pPr>
-        <w:rPr>
-          <w:b/>
-          <w:bCs/>
-        </w:rPr>
-      </w:pPr>
-      <w:r>
-        <w:rPr>
-          <w:b/>
-          <w:bCs/>
-        </w:rPr>
-        <w:t>24. Desbloquearlo</w:t>
-      </w:r>
-    </w:p>
-    <w:p>
-      <w:r>
-        <w:t>sudo apt-mark unhold nombre_paquete</w:t>
-      </w:r>
-    </w:p>
-    <w:p>
-      <w:pPr>
-        <w:rPr>
-          <w:b/>
-          <w:bCs/>
-        </w:rPr>
-      </w:pPr>
-      <w:r>
-        <w:rPr>
-          <w:b/>
-          <w:bCs/>
-        </w:rPr>
-        <w:t>25. Ver dependencias de un paquete</w:t>
-      </w:r>
-    </w:p>
-    <w:p>
-      <w:r>
-        <w:t>apt depends nombre</w:t>
-      </w:r>
-    </w:p>
-    <w:p>
-      <w:pPr>
-        <w:rPr>
-          <w:b/>
-          <w:bCs/>
-        </w:rPr>
-      </w:pPr>
-      <w:r>
-        <w:rPr>
-          <w:b/>
-          <w:bCs/>
-        </w:rPr>
-        <w:t>26. Ver qué paquetes dependen de él</w:t>
-      </w:r>
-    </w:p>
-    <w:p>
-      <w:r>
-        <w:t>apt rdepends nombre</w:t>
-      </w:r>
-    </w:p>
-    <w:p>
-      <w:pPr>
-        <w:rPr>
-          <w:b/>
-          <w:bCs/>
-        </w:rPr>
-      </w:pPr>
-      <w:r>
-        <w:rPr>
-          <w:b/>
-          <w:bCs/>
-        </w:rPr>
-        <w:t>27. Ver tamaño de un paquete antes de instalarlo</w:t>
-      </w:r>
-    </w:p>
-    <w:p>
-      <w:pPr>
-        <w:rPr>
-          <w:lang w:val="en-GB"/>
-        </w:rPr>
-      </w:pPr>
-      <w:r>
-        <w:rPr>
-          <w:lang w:val="en-GB"/>
-        </w:rPr>
-        <w:t>apt show paquete | grep Size</w:t>
-      </w:r>
-    </w:p>
-    <w:p>
-      <w:pPr>
-        <w:rPr>
-          <w:b/>
-          <w:bCs/>
-          <w:lang w:val="en-GB"/>
-        </w:rPr>
-      </w:pPr>
-      <w:r>
-        <w:rPr>
-          <w:b/>
-          <w:bCs/>
-          <w:lang w:val="en-GB"/>
-        </w:rPr>
-        <w:t>28. Instalar snap VLC</w:t>
-      </w:r>
-    </w:p>
-    <w:p>
-      <w:r>
-        <w:t>sudo snap install vlc</w:t>
-      </w:r>
-    </w:p>
-    <w:p>
-      <w:pPr>
-        <w:rPr>
-          <w:b/>
-          <w:bCs/>
-        </w:rPr>
-      </w:pPr>
-      <w:r>
-        <w:rPr>
-          <w:b/>
-          <w:bCs/>
-        </w:rPr>
-        <w:t>29. Comparar versiones APT y SNAP</w:t>
-      </w:r>
-    </w:p>
-    <w:p>
-      <w:r>
-        <w:t>apt show vlc   # si existe en apt</w:t>
-      </w:r>
-    </w:p>
-    <w:p>
-      <w:r>
-        <w:t>snap info vlc</w:t>
-      </w:r>
-    </w:p>
-    <w:p>
-      <w:pPr>
-        <w:rPr>
-          <w:b/>
-          <w:bCs/>
-        </w:rPr>
-      </w:pPr>
-      <w:r>
-        <w:rPr>
-          <w:b/>
-          <w:bCs/>
-        </w:rPr>
-        <w:t>30. Crear script automatizado de actualización</w:t>
-      </w:r>
-    </w:p>
-    <w:p>
-      <w:r>
-        <w:t>Crea actualizar.sh:</w:t>
-      </w:r>
-    </w:p>
-    <w:p>
-      <w:r>
-        <w:t>#!/bin/bash</w:t>
-      </w:r>
-    </w:p>
-    <w:p>
-      <w:r>
-        <w:t>sudo apt update &amp;&amp; sudo apt upgrade -y &amp;&amp; sudo snap refresh</w:t>
-      </w:r>
-    </w:p>
-    <w:p>
-      <w:r>
-        <w:t>Hazlo ejecutable:</w:t>
-      </w:r>
-    </w:p>
-    <w:p>
-      <w:r>
-        <w:t>chmod +x actualizar.sh</w:t>
-      </w:r>
-    </w:p>
-    <w:p>
-      <w:r>
         <w:pict w14:anchorId="16FC0D94">
           <v:rect id="_x0000_i1248" style="width:0;height:1.5pt" o:hralign="center" o:hrstd="t" o:hr="t" fillcolor="#a0a0a0" stroked="f"/>
         </w:pict>
@@ -17693,7 +17699,6 @@
           <w:b/>
           <w:bCs/>
         </w:rPr>
-        <w:lastRenderedPageBreak/>
         <w:t>Tareas del proyecto:</w:t>
       </w:r>
     </w:p>
@@ -17967,6 +17972,7 @@
     </w:p>
     <w:p>
       <w:r>
+        <w:lastRenderedPageBreak/>
         <w:pict w14:anchorId="79172926">
           <v:rect id="_x0000_i1250" style="width:0;height:1.5pt" o:hralign="center" o:hrstd="t" o:hr="t" fillcolor="#a0a0a0" stroked="f"/>
         </w:pict>
@@ -17981,7 +17987,6 @@
         <w:rPr>
           <w:rFonts w:ascii="Segoe UI Emoji" w:hAnsi="Segoe UI Emoji" w:cs="Segoe UI Emoji"/>
         </w:rPr>
-        <w:lastRenderedPageBreak/>
         <w:t>🟦</w:t>
       </w:r>
       <w:r>
@@ -18215,6 +18220,7 @@
           <w:b/>
           <w:bCs/>
         </w:rPr>
+        <w:lastRenderedPageBreak/>
         <w:t>📘</w:t>
       </w:r>
       <w:r>
@@ -18232,7 +18238,6 @@
     </w:p>
     <w:p>
       <w:r>
-        <w:lastRenderedPageBreak/>
         <w:t>nombre="Alberto"</w:t>
       </w:r>
     </w:p>
@@ -18490,6 +18495,7 @@
           <w:b/>
           <w:bCs/>
         </w:rPr>
+        <w:lastRenderedPageBreak/>
         <w:t>Bucle while:</w:t>
       </w:r>
     </w:p>
@@ -18500,7 +18506,6 @@
     </w:p>
     <w:p>
       <w:r>
-        <w:lastRenderedPageBreak/>
         <w:t>while [ $contador -le 5 ]; do</w:t>
       </w:r>
     </w:p>
@@ -18734,6 +18739,7 @@
     </w:p>
     <w:p>
       <w:r>
+        <w:lastRenderedPageBreak/>
         <w:t>Divididos en básicos, intermedios, avanzados y un mini–proyecto.</w:t>
       </w:r>
     </w:p>
@@ -18757,7 +18763,6 @@
           <w:b/>
           <w:bCs/>
         </w:rPr>
-        <w:lastRenderedPageBreak/>
         <w:t>✅</w:t>
       </w:r>
       <w:r>
@@ -19001,6 +19006,7 @@
     </w:p>
     <w:p>
       <w:r>
+        <w:lastRenderedPageBreak/>
         <w:pict w14:anchorId="10131792">
           <v:rect id="_x0000_i1270" style="width:0;height:1.5pt" o:hralign="center" o:hrstd="t" o:hr="t" fillcolor="#a0a0a0" stroked="f"/>
         </w:pict>
@@ -19023,7 +19029,6 @@
     </w:p>
     <w:p>
       <w:r>
-        <w:lastRenderedPageBreak/>
         <w:pict w14:anchorId="477C06E4">
           <v:rect id="_x0000_i1271" style="width:0;height:1.5pt" o:hralign="center" o:hrstd="t" o:hr="t" fillcolor="#a0a0a0" stroked="f"/>
         </w:pict>
@@ -19304,6 +19309,7 @@
     </w:p>
     <w:p>
       <w:r>
+        <w:lastRenderedPageBreak/>
         <w:pict w14:anchorId="6EC499A8">
           <v:rect id="_x0000_i1282" style="width:0;height:1.5pt" o:hralign="center" o:hrstd="t" o:hr="t" fillcolor="#a0a0a0" stroked="f"/>
         </w:pict>
@@ -19326,7 +19332,6 @@
     </w:p>
     <w:p>
       <w:r>
-        <w:lastRenderedPageBreak/>
         <w:pict w14:anchorId="0747BA4C">
           <v:rect id="_x0000_i1283" style="width:0;height:1.5pt" o:hralign="center" o:hrstd="t" o:hr="t" fillcolor="#a0a0a0" stroked="f"/>
         </w:pict>
@@ -19607,6 +19612,7 @@
           <w:b/>
           <w:bCs/>
         </w:rPr>
+        <w:lastRenderedPageBreak/>
         <w:t>33. Script que reinicie automáticamente un servicio si falla</w:t>
       </w:r>
     </w:p>
@@ -19629,7 +19635,6 @@
           <w:b/>
           <w:bCs/>
         </w:rPr>
-        <w:lastRenderedPageBreak/>
         <w:t>34. Script que registre la IP pública</w:t>
       </w:r>
     </w:p>
@@ -19907,6 +19912,7 @@
         <w:rPr>
           <w:rFonts w:ascii="Segoe UI Symbol" w:hAnsi="Segoe UI Symbol" w:cs="Segoe UI Symbol"/>
         </w:rPr>
+        <w:lastRenderedPageBreak/>
         <w:t>✔</w:t>
       </w:r>
       <w:r>
@@ -19923,7 +19929,6 @@
         <w:rPr>
           <w:rFonts w:ascii="Segoe UI Symbol" w:hAnsi="Segoe UI Symbol" w:cs="Segoe UI Symbol"/>
         </w:rPr>
-        <w:lastRenderedPageBreak/>
         <w:t>✔</w:t>
       </w:r>
       <w:r>
@@ -20196,6 +20201,7 @@
     </w:p>
     <w:p>
       <w:r>
+        <w:lastRenderedPageBreak/>
         <w:pict w14:anchorId="00BD0A32">
           <v:rect id="_x0000_i1301" style="width:0;height:1.5pt" o:hralign="center" o:hrstd="t" o:hr="t" fillcolor="#a0a0a0" stroked="f"/>
         </w:pict>
@@ -20226,7 +20232,6 @@
     </w:p>
     <w:p>
       <w:r>
-        <w:lastRenderedPageBreak/>
         <w:t>Actualizar motores críticos:</w:t>
       </w:r>
     </w:p>
@@ -20423,6 +20428,7 @@
     </w:p>
     <w:p>
       <w:r>
+        <w:lastRenderedPageBreak/>
         <w:t>sudo systemctl restart ssh</w:t>
       </w:r>
     </w:p>
@@ -20446,7 +20452,6 @@
           <w:b/>
           <w:bCs/>
         </w:rPr>
-        <w:lastRenderedPageBreak/>
         <w:t>📘</w:t>
       </w:r>
       <w:r>
@@ -20784,6 +20789,7 @@
     </w:p>
     <w:p>
       <w:r>
+        <w:lastRenderedPageBreak/>
         <w:t>Ver puertos:</w:t>
       </w:r>
     </w:p>
@@ -20794,7 +20800,6 @@
     </w:p>
     <w:p>
       <w:r>
-        <w:lastRenderedPageBreak/>
         <w:t>Cerrar puertos innecesarios:</w:t>
       </w:r>
     </w:p>
@@ -21082,6 +21087,7 @@
           <w:b/>
           <w:bCs/>
         </w:rPr>
+        <w:lastRenderedPageBreak/>
         <w:t>✅</w:t>
       </w:r>
       <w:r>
@@ -21109,7 +21115,6 @@
     </w:p>
     <w:p>
       <w:r>
-        <w:lastRenderedPageBreak/>
         <w:t>sudo apt update &amp;&amp; sudo apt upgrade</w:t>
       </w:r>
     </w:p>
@@ -21356,6 +21361,7 @@
           <w:b/>
           <w:bCs/>
         </w:rPr>
+        <w:lastRenderedPageBreak/>
         <w:t>10. Revisar permisos de /etc/shadow</w:t>
       </w:r>
     </w:p>
@@ -21366,7 +21372,6 @@
     </w:p>
     <w:p>
       <w:r>
-        <w:lastRenderedPageBreak/>
         <w:pict w14:anchorId="36E48B00">
           <v:rect id="_x0000_i1321" style="width:0;height:1.5pt" o:hralign="center" o:hrstd="t" o:hr="t" fillcolor="#a0a0a0" stroked="f"/>
         </w:pict>
@@ -21631,6 +21636,7 @@
           <w:b/>
           <w:bCs/>
         </w:rPr>
+        <w:lastRenderedPageBreak/>
         <w:t>19. Mostrar ACL aplicadas</w:t>
       </w:r>
     </w:p>
@@ -21641,7 +21647,6 @@
     </w:p>
     <w:p>
       <w:r>
-        <w:lastRenderedPageBreak/>
         <w:pict w14:anchorId="0D1E6912">
           <v:rect id="_x0000_i1330" style="width:0;height:1.5pt" o:hralign="center" o:hrstd="t" o:hr="t" fillcolor="#a0a0a0" stroked="f"/>
         </w:pict>
@@ -21904,6 +21909,7 @@
     </w:p>
     <w:p>
       <w:r>
+        <w:lastRenderedPageBreak/>
         <w:t>find / -perm 777 2&gt;/dev/null</w:t>
       </w:r>
     </w:p>
@@ -21926,7 +21932,6 @@
           <w:b/>
           <w:bCs/>
         </w:rPr>
-        <w:lastRenderedPageBreak/>
         <w:t>27. Detectar archivos sin dueño</w:t>
       </w:r>
     </w:p>
@@ -22195,6 +22200,7 @@
         </w:numPr>
       </w:pPr>
       <w:r>
+        <w:lastRenderedPageBreak/>
         <w:t>puerto no estándar</w:t>
       </w:r>
     </w:p>
@@ -22217,7 +22223,6 @@
         </w:numPr>
       </w:pPr>
       <w:r>
-        <w:lastRenderedPageBreak/>
         <w:t>desactivar contraseñas</w:t>
       </w:r>
     </w:p>
@@ -22482,6 +22487,7 @@
         </w:numPr>
       </w:pPr>
       <w:r>
+        <w:lastRenderedPageBreak/>
         <w:t>Usuarios, grupos y permisos</w:t>
       </w:r>
     </w:p>
@@ -22504,7 +22510,6 @@
         </w:numPr>
       </w:pPr>
       <w:r>
-        <w:lastRenderedPageBreak/>
         <w:t>Red y firewall</w:t>
       </w:r>
     </w:p>
@@ -22811,6 +22816,7 @@
         </w:numPr>
       </w:pPr>
       <w:r>
+        <w:lastRenderedPageBreak/>
         <w:t>2 CPU</w:t>
       </w:r>
     </w:p>
@@ -22833,7 +22839,6 @@
         </w:numPr>
       </w:pPr>
       <w:r>
-        <w:lastRenderedPageBreak/>
         <w:t>40GB de almacenamiento</w:t>
       </w:r>
     </w:p>
@@ -23118,6 +23123,7 @@
     </w:p>
     <w:p>
       <w:r>
+        <w:lastRenderedPageBreak/>
         <w:t>/srv/administracion</w:t>
       </w:r>
     </w:p>
@@ -23138,7 +23144,6 @@
           <w:b/>
           <w:bCs/>
         </w:rPr>
-        <w:lastRenderedPageBreak/>
         <w:t>10. Configurar permisos correctos</w:t>
       </w:r>
     </w:p>
@@ -23425,6 +23430,7 @@
     </w:p>
     <w:p>
       <w:r>
+        <w:lastRenderedPageBreak/>
         <w:t>Jail mínima para SSH.</w:t>
       </w:r>
     </w:p>
@@ -23445,7 +23451,6 @@
     </w:p>
     <w:p>
       <w:r>
-        <w:lastRenderedPageBreak/>
         <w:t>find / -perm 777 2&gt;/dev/null</w:t>
       </w:r>
     </w:p>
@@ -23748,6 +23753,7 @@
           <w:b/>
           <w:bCs/>
         </w:rPr>
+        <w:lastRenderedPageBreak/>
         <w:t>27. Ver logs del servicio instalado</w:t>
       </w:r>
     </w:p>
@@ -23758,7 +23764,6 @@
     </w:p>
     <w:p>
       <w:r>
-        <w:lastRenderedPageBreak/>
         <w:t>journalctl -u apache2</w:t>
       </w:r>
     </w:p>
@@ -24076,6 +24081,7 @@
         <w:rPr>
           <w:rFonts w:ascii="Segoe UI Symbol" w:hAnsi="Segoe UI Symbol" w:cs="Segoe UI Symbol"/>
         </w:rPr>
+        <w:lastRenderedPageBreak/>
         <w:t>✔</w:t>
       </w:r>
       <w:r>
@@ -24100,7 +24106,6 @@
         <w:rPr>
           <w:rFonts w:ascii="Segoe UI Symbol" w:hAnsi="Segoe UI Symbol" w:cs="Segoe UI Symbol"/>
         </w:rPr>
-        <w:lastRenderedPageBreak/>
         <w:t>✔</w:t>
       </w:r>
       <w:r>

--- a/EJERCICIOS DE LOS ALUMNOS/JESUS/Ejercicios_Linux/Curso de Linux_JesusDiaz.docx
+++ b/EJERCICIOS DE LOS ALUMNOS/JESUS/Ejercicios_Linux/Curso de Linux_JesusDiaz.docx
@@ -2433,9 +2433,9 @@
           <w:noProof/>
         </w:rPr>
         <w:drawing>
-          <wp:inline distT="0" distB="0" distL="0" distR="0" wp14:anchorId="4234AD26" wp14:editId="2347283E">
-            <wp:extent cx="3609975" cy="1303383"/>
-            <wp:effectExtent l="0" t="0" r="0" b="0"/>
+          <wp:inline distT="0" distB="0" distL="0" distR="0" wp14:anchorId="4234AD26" wp14:editId="5A80874A">
+            <wp:extent cx="3000375" cy="1083287"/>
+            <wp:effectExtent l="0" t="0" r="0" b="3175"/>
             <wp:docPr id="681033603" name="Imagen 1"/>
             <wp:cNvGraphicFramePr>
               <a:graphicFrameLocks xmlns:a="http://schemas.openxmlformats.org/drawingml/2006/main" noChangeAspect="1"/>
@@ -2456,7 +2456,7 @@
                   <pic:spPr>
                     <a:xfrm>
                       <a:off x="0" y="0"/>
-                      <a:ext cx="3621400" cy="1307508"/>
+                      <a:ext cx="3026090" cy="1092571"/>
                     </a:xfrm>
                     <a:prstGeom prst="rect">
                       <a:avLst/>
@@ -2476,9 +2476,9 @@
           <w:noProof/>
         </w:rPr>
         <w:drawing>
-          <wp:inline distT="0" distB="0" distL="0" distR="0" wp14:anchorId="3D902873" wp14:editId="69343CE7">
-            <wp:extent cx="4543425" cy="1924972"/>
-            <wp:effectExtent l="0" t="0" r="0" b="0"/>
+          <wp:inline distT="0" distB="0" distL="0" distR="0" wp14:anchorId="3D902873" wp14:editId="33DA532C">
+            <wp:extent cx="3495675" cy="1481058"/>
+            <wp:effectExtent l="0" t="0" r="0" b="5080"/>
             <wp:docPr id="1621601499" name="Imagen 1"/>
             <wp:cNvGraphicFramePr>
               <a:graphicFrameLocks xmlns:a="http://schemas.openxmlformats.org/drawingml/2006/main" noChangeAspect="1"/>
@@ -2499,7 +2499,7 @@
                   <pic:spPr>
                     <a:xfrm>
                       <a:off x="0" y="0"/>
-                      <a:ext cx="4549499" cy="1927545"/>
+                      <a:ext cx="3506225" cy="1485528"/>
                     </a:xfrm>
                     <a:prstGeom prst="rect">
                       <a:avLst/>
@@ -2565,11 +2565,10 @@
         <w:rPr>
           <w:noProof/>
         </w:rPr>
-        <w:lastRenderedPageBreak/>
         <w:drawing>
-          <wp:inline distT="0" distB="0" distL="0" distR="0" wp14:anchorId="4735E32E" wp14:editId="55BEB622">
-            <wp:extent cx="3878009" cy="2447925"/>
-            <wp:effectExtent l="0" t="0" r="8255" b="0"/>
+          <wp:inline distT="0" distB="0" distL="0" distR="0" wp14:anchorId="4735E32E" wp14:editId="461DF759">
+            <wp:extent cx="3400425" cy="2146459"/>
+            <wp:effectExtent l="0" t="0" r="0" b="6350"/>
             <wp:docPr id="1377139317" name="Imagen 1"/>
             <wp:cNvGraphicFramePr>
               <a:graphicFrameLocks xmlns:a="http://schemas.openxmlformats.org/drawingml/2006/main" noChangeAspect="1"/>
@@ -2590,7 +2589,7 @@
                   <pic:spPr>
                     <a:xfrm>
                       <a:off x="0" y="0"/>
-                      <a:ext cx="3880294" cy="2449367"/>
+                      <a:ext cx="3422610" cy="2160463"/>
                     </a:xfrm>
                     <a:prstGeom prst="rect">
                       <a:avLst/>
@@ -2605,6 +2604,7 @@
     </w:p>
     <w:p>
       <w:r>
+        <w:lastRenderedPageBreak/>
         <w:t>→ Anota qué procesos se ejecutan al arrancar.</w:t>
       </w:r>
     </w:p>
@@ -2664,9 +2664,9 @@
           <w:noProof/>
         </w:rPr>
         <w:drawing>
-          <wp:inline distT="0" distB="0" distL="0" distR="0" wp14:anchorId="0ED6E752" wp14:editId="5F89AB92">
-            <wp:extent cx="5400040" cy="3780155"/>
-            <wp:effectExtent l="0" t="0" r="0" b="0"/>
+          <wp:inline distT="0" distB="0" distL="0" distR="0" wp14:anchorId="0ED6E752" wp14:editId="76D624A9">
+            <wp:extent cx="3619378" cy="2533650"/>
+            <wp:effectExtent l="0" t="0" r="635" b="0"/>
             <wp:docPr id="1995529815" name="Imagen 1"/>
             <wp:cNvGraphicFramePr>
               <a:graphicFrameLocks xmlns:a="http://schemas.openxmlformats.org/drawingml/2006/main" noChangeAspect="1"/>
@@ -2687,7 +2687,7 @@
                   <pic:spPr>
                     <a:xfrm>
                       <a:off x="0" y="0"/>
-                      <a:ext cx="5400040" cy="3780155"/>
+                      <a:ext cx="3626027" cy="2538304"/>
                     </a:xfrm>
                     <a:prstGeom prst="rect">
                       <a:avLst/>
@@ -2737,7 +2737,6 @@
         </w:numPr>
       </w:pPr>
       <w:r>
-        <w:lastRenderedPageBreak/>
         <w:t>sudo reboot</w:t>
       </w:r>
     </w:p>
@@ -2826,10 +2825,11 @@
         <w:rPr>
           <w:noProof/>
         </w:rPr>
+        <w:lastRenderedPageBreak/>
         <w:drawing>
-          <wp:inline distT="0" distB="0" distL="0" distR="0" wp14:anchorId="4A3EAA64" wp14:editId="4D0E254C">
-            <wp:extent cx="5400040" cy="2638425"/>
-            <wp:effectExtent l="0" t="0" r="0" b="9525"/>
+          <wp:inline distT="0" distB="0" distL="0" distR="0" wp14:anchorId="4A3EAA64" wp14:editId="7F13A521">
+            <wp:extent cx="3509051" cy="1714500"/>
+            <wp:effectExtent l="0" t="0" r="0" b="0"/>
             <wp:docPr id="1782155110" name="Imagen 1"/>
             <wp:cNvGraphicFramePr>
               <a:graphicFrameLocks xmlns:a="http://schemas.openxmlformats.org/drawingml/2006/main" noChangeAspect="1"/>
@@ -2850,7 +2850,7 @@
                   <pic:spPr>
                     <a:xfrm>
                       <a:off x="0" y="0"/>
-                      <a:ext cx="5400040" cy="2638425"/>
+                      <a:ext cx="3528542" cy="1724023"/>
                     </a:xfrm>
                     <a:prstGeom prst="rect">
                       <a:avLst/>
@@ -2943,11 +2943,10 @@
         <w:rPr>
           <w:noProof/>
         </w:rPr>
-        <w:lastRenderedPageBreak/>
         <w:drawing>
-          <wp:inline distT="0" distB="0" distL="0" distR="0" wp14:anchorId="4B7756F3" wp14:editId="3C4F7F58">
-            <wp:extent cx="2542857" cy="4228571"/>
-            <wp:effectExtent l="0" t="0" r="0" b="635"/>
+          <wp:inline distT="0" distB="0" distL="0" distR="0" wp14:anchorId="4B7756F3" wp14:editId="5F8E92A5">
+            <wp:extent cx="1781368" cy="2962275"/>
+            <wp:effectExtent l="0" t="0" r="9525" b="0"/>
             <wp:docPr id="1030470253" name="Imagen 1"/>
             <wp:cNvGraphicFramePr>
               <a:graphicFrameLocks xmlns:a="http://schemas.openxmlformats.org/drawingml/2006/main" noChangeAspect="1"/>
@@ -2968,7 +2967,7 @@
                   <pic:spPr>
                     <a:xfrm>
                       <a:off x="0" y="0"/>
-                      <a:ext cx="2542857" cy="4228571"/>
+                      <a:ext cx="1798327" cy="2990476"/>
                     </a:xfrm>
                     <a:prstGeom prst="rect">
                       <a:avLst/>
@@ -3102,7 +3101,6 @@
         </w:numPr>
       </w:pPr>
       <w:r>
-        <w:lastRenderedPageBreak/>
         <w:t>ping 8.8.8.8</w:t>
       </w:r>
     </w:p>
@@ -3229,6 +3227,7 @@
           <w:b/>
           <w:bCs/>
         </w:rPr>
+        <w:lastRenderedPageBreak/>
         <w:t>17. Investigar qué servicios están ejecutándose</w:t>
       </w:r>
     </w:p>
@@ -3284,7 +3283,6 @@
         <w:rPr>
           <w:u w:val="single"/>
         </w:rPr>
-        <w:lastRenderedPageBreak/>
         <w:pict w14:anchorId="1D97C532">
           <v:rect id="_x0000_i1060" style="width:0;height:1.5pt" o:hralign="center" o:hrstd="t" o:hr="t" fillcolor="#a0a0a0" stroked="f"/>
         </w:pict>
@@ -3385,9 +3383,9 @@
           <w:noProof/>
         </w:rPr>
         <w:drawing>
-          <wp:inline distT="0" distB="0" distL="0" distR="0" wp14:anchorId="1B8DE398" wp14:editId="7F43DE6C">
-            <wp:extent cx="3646972" cy="3476625"/>
-            <wp:effectExtent l="0" t="0" r="0" b="0"/>
+          <wp:inline distT="0" distB="0" distL="0" distR="0" wp14:anchorId="1B8DE398" wp14:editId="20D1BA28">
+            <wp:extent cx="2837644" cy="2705100"/>
+            <wp:effectExtent l="0" t="0" r="1270" b="0"/>
             <wp:docPr id="1599072799" name="Imagen 1"/>
             <wp:cNvGraphicFramePr>
               <a:graphicFrameLocks xmlns:a="http://schemas.openxmlformats.org/drawingml/2006/main" noChangeAspect="1"/>
@@ -3408,7 +3406,7 @@
                   <pic:spPr>
                     <a:xfrm>
                       <a:off x="0" y="0"/>
-                      <a:ext cx="3650837" cy="3480310"/>
+                      <a:ext cx="2844932" cy="2712048"/>
                     </a:xfrm>
                     <a:prstGeom prst="rect">
                       <a:avLst/>
@@ -3423,6 +3421,7 @@
     </w:p>
     <w:p>
       <w:r>
+        <w:lastRenderedPageBreak/>
         <w:t>→ ¿Qué comando se ejecutó en el número 100?</w:t>
       </w:r>
     </w:p>
@@ -3477,11 +3476,10 @@
         <w:rPr>
           <w:noProof/>
         </w:rPr>
-        <w:lastRenderedPageBreak/>
         <w:drawing>
-          <wp:inline distT="0" distB="0" distL="0" distR="0" wp14:anchorId="06B6E4C0" wp14:editId="4FAAF11A">
-            <wp:extent cx="5400040" cy="1038860"/>
-            <wp:effectExtent l="0" t="0" r="0" b="8890"/>
+          <wp:inline distT="0" distB="0" distL="0" distR="0" wp14:anchorId="06B6E4C0" wp14:editId="4BA05A2C">
+            <wp:extent cx="5990876" cy="1152525"/>
+            <wp:effectExtent l="0" t="0" r="0" b="0"/>
             <wp:docPr id="324875581" name="Imagen 1"/>
             <wp:cNvGraphicFramePr>
               <a:graphicFrameLocks xmlns:a="http://schemas.openxmlformats.org/drawingml/2006/main" noChangeAspect="1"/>
@@ -3502,7 +3500,7 @@
                   <pic:spPr>
                     <a:xfrm>
                       <a:off x="0" y="0"/>
-                      <a:ext cx="5400040" cy="1038860"/>
+                      <a:ext cx="5999346" cy="1154155"/>
                     </a:xfrm>
                     <a:prstGeom prst="rect">
                       <a:avLst/>
@@ -3548,9 +3546,9 @@
           <w:noProof/>
         </w:rPr>
         <w:drawing>
-          <wp:inline distT="0" distB="0" distL="0" distR="0" wp14:anchorId="3F12C8D9" wp14:editId="739AD257">
-            <wp:extent cx="5400040" cy="798195"/>
-            <wp:effectExtent l="0" t="0" r="0" b="1905"/>
+          <wp:inline distT="0" distB="0" distL="0" distR="0" wp14:anchorId="3F12C8D9" wp14:editId="6EFD1E99">
+            <wp:extent cx="5477368" cy="809625"/>
+            <wp:effectExtent l="0" t="0" r="9525" b="0"/>
             <wp:docPr id="499435403" name="Imagen 1"/>
             <wp:cNvGraphicFramePr>
               <a:graphicFrameLocks xmlns:a="http://schemas.openxmlformats.org/drawingml/2006/main" noChangeAspect="1"/>
@@ -3571,7 +3569,7 @@
                   <pic:spPr>
                     <a:xfrm>
                       <a:off x="0" y="0"/>
-                      <a:ext cx="5400040" cy="798195"/>
+                      <a:ext cx="5481894" cy="810294"/>
                     </a:xfrm>
                     <a:prstGeom prst="rect">
                       <a:avLst/>
@@ -3617,9 +3615,9 @@
           <w:noProof/>
         </w:rPr>
         <w:drawing>
-          <wp:inline distT="0" distB="0" distL="0" distR="0" wp14:anchorId="03060C5D" wp14:editId="4E26166F">
-            <wp:extent cx="5400040" cy="2166620"/>
-            <wp:effectExtent l="0" t="0" r="0" b="5080"/>
+          <wp:inline distT="0" distB="0" distL="0" distR="0" wp14:anchorId="03060C5D" wp14:editId="28D38702">
+            <wp:extent cx="6314817" cy="2533650"/>
+            <wp:effectExtent l="0" t="0" r="0" b="0"/>
             <wp:docPr id="1866493780" name="Imagen 1"/>
             <wp:cNvGraphicFramePr>
               <a:graphicFrameLocks xmlns:a="http://schemas.openxmlformats.org/drawingml/2006/main" noChangeAspect="1"/>
@@ -3640,7 +3638,7 @@
                   <pic:spPr>
                     <a:xfrm>
                       <a:off x="0" y="0"/>
-                      <a:ext cx="5400040" cy="2166620"/>
+                      <a:ext cx="6335754" cy="2542051"/>
                     </a:xfrm>
                     <a:prstGeom prst="rect">
                       <a:avLst/>
@@ -3672,6 +3670,7 @@
           <w:b/>
           <w:bCs/>
         </w:rPr>
+        <w:lastRenderedPageBreak/>
         <w:t>Mostrar solo el arranque actual</w:t>
       </w:r>
     </w:p>
@@ -3724,7 +3723,6 @@
     </w:p>
     <w:p>
       <w:r>
-        <w:lastRenderedPageBreak/>
         <w:pict w14:anchorId="3BBAD116">
           <v:rect id="_x0000_i1359" style="width:0;height:1.5pt" o:hralign="center" o:hrstd="t" o:hr="t" fillcolor="#a0a0a0" stroked="f"/>
         </w:pict>
@@ -3961,6 +3959,7 @@
         <w:rPr>
           <w:noProof/>
         </w:rPr>
+        <w:lastRenderedPageBreak/>
         <w:drawing>
           <wp:inline distT="0" distB="0" distL="0" distR="0" wp14:anchorId="3612F6C7" wp14:editId="4F1B64C4">
             <wp:extent cx="5400040" cy="822325"/>
@@ -4039,7 +4038,6 @@
         <w:rPr>
           <w:noProof/>
         </w:rPr>
-        <w:lastRenderedPageBreak/>
         <w:drawing>
           <wp:inline distT="0" distB="0" distL="0" distR="0" wp14:anchorId="79D9BF09" wp14:editId="2878D87C">
             <wp:extent cx="5400040" cy="1096645"/>
@@ -4312,6 +4310,7 @@
     </w:p>
     <w:p>
       <w:r>
+        <w:lastRenderedPageBreak/>
         <w:pict w14:anchorId="4B8744AF">
           <v:rect id="_x0000_i1364" style="width:0;height:1.5pt" o:hralign="center" o:hrstd="t" o:hr="t" fillcolor="#a0a0a0" stroked="f"/>
         </w:pict>
@@ -4373,7 +4372,6 @@
     </w:p>
     <w:p>
       <w:r>
-        <w:lastRenderedPageBreak/>
         <w:t>journalctl -b | grep -i error</w:t>
       </w:r>
     </w:p>
@@ -4559,6 +4557,7 @@
           <w:b/>
           <w:bCs/>
         </w:rPr>
+        <w:lastRenderedPageBreak/>
         <w:t>📘</w:t>
       </w:r>
       <w:r>
@@ -4618,7 +4617,6 @@
           <w:b/>
           <w:bCs/>
         </w:rPr>
-        <w:lastRenderedPageBreak/>
         <w:t>Zsh</w:t>
       </w:r>
       <w:r>
@@ -4983,6 +4981,125 @@
       </w:r>
     </w:p>
     <w:p>
+      <w:pPr>
+        <w:rPr>
+          <w:lang w:val="en-GB"/>
+        </w:rPr>
+      </w:pPr>
+      <w:r>
+        <w:rPr>
+          <w:noProof/>
+        </w:rPr>
+        <w:lastRenderedPageBreak/>
+        <w:drawing>
+          <wp:anchor distT="0" distB="0" distL="114300" distR="114300" simplePos="0" relativeHeight="251658240" behindDoc="0" locked="0" layoutInCell="1" allowOverlap="1" wp14:anchorId="24118315" wp14:editId="6A738611">
+            <wp:simplePos x="1076325" y="895350"/>
+            <wp:positionH relativeFrom="column">
+              <wp:align>left</wp:align>
+            </wp:positionH>
+            <wp:positionV relativeFrom="paragraph">
+              <wp:align>top</wp:align>
+            </wp:positionV>
+            <wp:extent cx="4238625" cy="2164171"/>
+            <wp:effectExtent l="0" t="0" r="0" b="7620"/>
+            <wp:wrapSquare wrapText="bothSides"/>
+            <wp:docPr id="1795807083" name="Imagen 1"/>
+            <wp:cNvGraphicFramePr>
+              <a:graphicFrameLocks xmlns:a="http://schemas.openxmlformats.org/drawingml/2006/main" noChangeAspect="1"/>
+            </wp:cNvGraphicFramePr>
+            <a:graphic xmlns:a="http://schemas.openxmlformats.org/drawingml/2006/main">
+              <a:graphicData uri="http://schemas.openxmlformats.org/drawingml/2006/picture">
+                <pic:pic xmlns:pic="http://schemas.openxmlformats.org/drawingml/2006/picture">
+                  <pic:nvPicPr>
+                    <pic:cNvPr id="1795807083" name=""/>
+                    <pic:cNvPicPr/>
+                  </pic:nvPicPr>
+                  <pic:blipFill>
+                    <a:blip r:embed="rId30">
+                      <a:extLst>
+                        <a:ext uri="{28A0092B-C50C-407E-A947-70E740481C1C}">
+                          <a14:useLocalDpi xmlns:a14="http://schemas.microsoft.com/office/drawing/2010/main" val="0"/>
+                        </a:ext>
+                      </a:extLst>
+                    </a:blip>
+                    <a:stretch>
+                      <a:fillRect/>
+                    </a:stretch>
+                  </pic:blipFill>
+                  <pic:spPr>
+                    <a:xfrm>
+                      <a:off x="0" y="0"/>
+                      <a:ext cx="4238625" cy="2164171"/>
+                    </a:xfrm>
+                    <a:prstGeom prst="rect">
+                      <a:avLst/>
+                    </a:prstGeom>
+                  </pic:spPr>
+                </pic:pic>
+              </a:graphicData>
+            </a:graphic>
+          </wp:anchor>
+        </w:drawing>
+      </w:r>
+    </w:p>
+    <w:p/>
+    <w:p/>
+    <w:p/>
+    <w:p/>
+    <w:p>
+      <w:pPr>
+        <w:rPr>
+          <w:lang w:val="en-GB"/>
+        </w:rPr>
+      </w:pPr>
+    </w:p>
+    <w:p/>
+    <w:p>
+      <w:r>
+        <w:rPr>
+          <w:noProof/>
+        </w:rPr>
+        <w:drawing>
+          <wp:inline distT="0" distB="0" distL="0" distR="0" wp14:anchorId="3638C6D4" wp14:editId="3B308B82">
+            <wp:extent cx="4123809" cy="2447619"/>
+            <wp:effectExtent l="0" t="0" r="0" b="0"/>
+            <wp:docPr id="1676881618" name="Imagen 1"/>
+            <wp:cNvGraphicFramePr>
+              <a:graphicFrameLocks xmlns:a="http://schemas.openxmlformats.org/drawingml/2006/main" noChangeAspect="1"/>
+            </wp:cNvGraphicFramePr>
+            <a:graphic xmlns:a="http://schemas.openxmlformats.org/drawingml/2006/main">
+              <a:graphicData uri="http://schemas.openxmlformats.org/drawingml/2006/picture">
+                <pic:pic xmlns:pic="http://schemas.openxmlformats.org/drawingml/2006/picture">
+                  <pic:nvPicPr>
+                    <pic:cNvPr id="1676881618" name=""/>
+                    <pic:cNvPicPr/>
+                  </pic:nvPicPr>
+                  <pic:blipFill>
+                    <a:blip r:embed="rId31"/>
+                    <a:stretch>
+                      <a:fillRect/>
+                    </a:stretch>
+                  </pic:blipFill>
+                  <pic:spPr>
+                    <a:xfrm>
+                      <a:off x="0" y="0"/>
+                      <a:ext cx="4123809" cy="2447619"/>
+                    </a:xfrm>
+                    <a:prstGeom prst="rect">
+                      <a:avLst/>
+                    </a:prstGeom>
+                  </pic:spPr>
+                </pic:pic>
+              </a:graphicData>
+            </a:graphic>
+          </wp:inline>
+        </w:drawing>
+      </w:r>
+      <w:r>
+        <w:br w:type="textWrapping" w:clear="all"/>
+      </w:r>
+    </w:p>
+    <w:p>
       <w:r>
         <w:pict w14:anchorId="36BC9049">
           <v:rect id="_x0000_i1066" style="width:0;height:1.5pt" o:hralign="center" o:hrstd="t" o:hr="t" fillcolor="#a0a0a0" stroked="f"/>
@@ -5069,7 +5186,6 @@
           <w:b/>
           <w:bCs/>
         </w:rPr>
-        <w:lastRenderedPageBreak/>
         <w:t>Directorios</w:t>
       </w:r>
     </w:p>
@@ -5108,6 +5224,7 @@
           <w:b/>
           <w:bCs/>
         </w:rPr>
+        <w:lastRenderedPageBreak/>
         <w:t>📘</w:t>
       </w:r>
       <w:r>
@@ -5601,67 +5718,67 @@
           <w:b/>
           <w:bCs/>
         </w:rPr>
+        <w:t>📘</w:t>
+      </w:r>
+      <w:r>
+        <w:rPr>
+          <w:b/>
+          <w:bCs/>
+        </w:rPr>
+        <w:t xml:space="preserve"> 2.6. Búsquedas con grep, find y wc</w:t>
+      </w:r>
+    </w:p>
+    <w:p>
+      <w:pPr>
+        <w:rPr>
+          <w:b/>
+          <w:bCs/>
+        </w:rPr>
+      </w:pPr>
+      <w:r>
+        <w:rPr>
+          <w:b/>
+          <w:bCs/>
+        </w:rPr>
+        <w:t>grep – Buscar texto en archivos</w:t>
+      </w:r>
+    </w:p>
+    <w:p>
+      <w:r>
+        <w:t>grep "error" syslog</w:t>
+      </w:r>
+    </w:p>
+    <w:p>
+      <w:r>
+        <w:t>grep -i "ubuntu" archivo.txt</w:t>
+      </w:r>
+    </w:p>
+    <w:p>
+      <w:pPr>
+        <w:rPr>
+          <w:b/>
+          <w:bCs/>
+        </w:rPr>
+      </w:pPr>
+      <w:r>
+        <w:rPr>
+          <w:b/>
+          <w:bCs/>
+        </w:rPr>
+        <w:t>find – Buscar archivos por nombre, tamaño, fecha</w:t>
+      </w:r>
+    </w:p>
+    <w:p>
+      <w:pPr>
+        <w:rPr>
+          <w:lang w:val="en-GB"/>
+        </w:rPr>
+      </w:pPr>
+      <w:r>
+        <w:rPr>
+          <w:lang w:val="en-GB"/>
+        </w:rPr>
         <w:lastRenderedPageBreak/>
-        <w:t>📘</w:t>
-      </w:r>
-      <w:r>
-        <w:rPr>
-          <w:b/>
-          <w:bCs/>
-        </w:rPr>
-        <w:t xml:space="preserve"> 2.6. Búsquedas con grep, find y wc</w:t>
-      </w:r>
-    </w:p>
-    <w:p>
-      <w:pPr>
-        <w:rPr>
-          <w:b/>
-          <w:bCs/>
-        </w:rPr>
-      </w:pPr>
-      <w:r>
-        <w:rPr>
-          <w:b/>
-          <w:bCs/>
-        </w:rPr>
-        <w:t>grep – Buscar texto en archivos</w:t>
-      </w:r>
-    </w:p>
-    <w:p>
-      <w:r>
-        <w:t>grep "error" syslog</w:t>
-      </w:r>
-    </w:p>
-    <w:p>
-      <w:r>
-        <w:t>grep -i "ubuntu" archivo.txt</w:t>
-      </w:r>
-    </w:p>
-    <w:p>
-      <w:pPr>
-        <w:rPr>
-          <w:b/>
-          <w:bCs/>
-        </w:rPr>
-      </w:pPr>
-      <w:r>
-        <w:rPr>
-          <w:b/>
-          <w:bCs/>
-        </w:rPr>
-        <w:t>find – Buscar archivos por nombre, tamaño, fecha</w:t>
-      </w:r>
-    </w:p>
-    <w:p>
-      <w:pPr>
-        <w:rPr>
-          <w:lang w:val="en-GB"/>
-        </w:rPr>
-      </w:pPr>
-      <w:r>
-        <w:rPr>
-          <w:lang w:val="en-GB"/>
-        </w:rPr>
         <w:t>find / -name "*.conf"</w:t>
       </w:r>
     </w:p>
@@ -5912,7 +6029,6 @@
           <w:b/>
           <w:bCs/>
         </w:rPr>
-        <w:lastRenderedPageBreak/>
         <w:t>🟩</w:t>
       </w:r>
       <w:r>
@@ -5938,16 +6054,35 @@
     <w:p>
       <w:pPr>
         <w:rPr>
-          <w:b/>
-          <w:bCs/>
-        </w:rPr>
-      </w:pPr>
-      <w:r>
-        <w:rPr>
           <w:rFonts w:ascii="Segoe UI Emoji" w:hAnsi="Segoe UI Emoji" w:cs="Segoe UI Emoji"/>
           <w:b/>
           <w:bCs/>
         </w:rPr>
+      </w:pPr>
+    </w:p>
+    <w:p>
+      <w:pPr>
+        <w:rPr>
+          <w:rFonts w:ascii="Segoe UI Emoji" w:hAnsi="Segoe UI Emoji" w:cs="Segoe UI Emoji"/>
+          <w:b/>
+          <w:bCs/>
+        </w:rPr>
+      </w:pPr>
+    </w:p>
+    <w:p>
+      <w:pPr>
+        <w:rPr>
+          <w:b/>
+          <w:bCs/>
+        </w:rPr>
+      </w:pPr>
+      <w:r>
+        <w:rPr>
+          <w:rFonts w:ascii="Segoe UI Emoji" w:hAnsi="Segoe UI Emoji" w:cs="Segoe UI Emoji"/>
+          <w:b/>
+          <w:bCs/>
+        </w:rPr>
+        <w:lastRenderedPageBreak/>
         <w:t>✅</w:t>
       </w:r>
       <w:r>
@@ -6014,6 +6149,49 @@
       <w:r>
         <w:t>mkdir ~/practicas</w:t>
       </w:r>
+      <w:r>
+        <w:t xml:space="preserve"> </w:t>
+      </w:r>
+      <w:r>
+        <w:rPr>
+          <w:noProof/>
+        </w:rPr>
+        <w:drawing>
+          <wp:inline distT="0" distB="0" distL="0" distR="0" wp14:anchorId="3F239DF4" wp14:editId="546F6D69">
+            <wp:extent cx="2466667" cy="466667"/>
+            <wp:effectExtent l="0" t="0" r="0" b="0"/>
+            <wp:docPr id="1086898294" name="Imagen 1"/>
+            <wp:cNvGraphicFramePr>
+              <a:graphicFrameLocks xmlns:a="http://schemas.openxmlformats.org/drawingml/2006/main" noChangeAspect="1"/>
+            </wp:cNvGraphicFramePr>
+            <a:graphic xmlns:a="http://schemas.openxmlformats.org/drawingml/2006/main">
+              <a:graphicData uri="http://schemas.openxmlformats.org/drawingml/2006/picture">
+                <pic:pic xmlns:pic="http://schemas.openxmlformats.org/drawingml/2006/picture">
+                  <pic:nvPicPr>
+                    <pic:cNvPr id="1086898294" name=""/>
+                    <pic:cNvPicPr/>
+                  </pic:nvPicPr>
+                  <pic:blipFill>
+                    <a:blip r:embed="rId32"/>
+                    <a:stretch>
+                      <a:fillRect/>
+                    </a:stretch>
+                  </pic:blipFill>
+                  <pic:spPr>
+                    <a:xfrm>
+                      <a:off x="0" y="0"/>
+                      <a:ext cx="2466667" cy="466667"/>
+                    </a:xfrm>
+                    <a:prstGeom prst="rect">
+                      <a:avLst/>
+                    </a:prstGeom>
+                  </pic:spPr>
+                </pic:pic>
+              </a:graphicData>
+            </a:graphic>
+          </wp:inline>
+        </w:drawing>
+      </w:r>
     </w:p>
     <w:p>
       <w:r>
@@ -6041,6 +6219,49 @@
       <w:r>
         <w:t>touch ~/practicas/ejemplo.txt</w:t>
       </w:r>
+      <w:r>
+        <w:t xml:space="preserve"> </w:t>
+      </w:r>
+      <w:r>
+        <w:rPr>
+          <w:noProof/>
+        </w:rPr>
+        <w:drawing>
+          <wp:inline distT="0" distB="0" distL="0" distR="0" wp14:anchorId="2EF9CB55" wp14:editId="3FFA575E">
+            <wp:extent cx="3400000" cy="552381"/>
+            <wp:effectExtent l="0" t="0" r="0" b="635"/>
+            <wp:docPr id="754372735" name="Imagen 1"/>
+            <wp:cNvGraphicFramePr>
+              <a:graphicFrameLocks xmlns:a="http://schemas.openxmlformats.org/drawingml/2006/main" noChangeAspect="1"/>
+            </wp:cNvGraphicFramePr>
+            <a:graphic xmlns:a="http://schemas.openxmlformats.org/drawingml/2006/main">
+              <a:graphicData uri="http://schemas.openxmlformats.org/drawingml/2006/picture">
+                <pic:pic xmlns:pic="http://schemas.openxmlformats.org/drawingml/2006/picture">
+                  <pic:nvPicPr>
+                    <pic:cNvPr id="754372735" name=""/>
+                    <pic:cNvPicPr/>
+                  </pic:nvPicPr>
+                  <pic:blipFill>
+                    <a:blip r:embed="rId33"/>
+                    <a:stretch>
+                      <a:fillRect/>
+                    </a:stretch>
+                  </pic:blipFill>
+                  <pic:spPr>
+                    <a:xfrm>
+                      <a:off x="0" y="0"/>
+                      <a:ext cx="3400000" cy="552381"/>
+                    </a:xfrm>
+                    <a:prstGeom prst="rect">
+                      <a:avLst/>
+                    </a:prstGeom>
+                  </pic:spPr>
+                </pic:pic>
+              </a:graphicData>
+            </a:graphic>
+          </wp:inline>
+        </w:drawing>
+      </w:r>
     </w:p>
     <w:p>
       <w:r>
@@ -6068,6 +6289,49 @@
       <w:r>
         <w:t>ls -la</w:t>
       </w:r>
+      <w:r>
+        <w:t xml:space="preserve"> </w:t>
+      </w:r>
+      <w:r>
+        <w:rPr>
+          <w:noProof/>
+        </w:rPr>
+        <w:drawing>
+          <wp:inline distT="0" distB="0" distL="0" distR="0" wp14:anchorId="54547F1F" wp14:editId="56DEAF97">
+            <wp:extent cx="4381500" cy="994390"/>
+            <wp:effectExtent l="0" t="0" r="0" b="0"/>
+            <wp:docPr id="275149839" name="Imagen 1"/>
+            <wp:cNvGraphicFramePr>
+              <a:graphicFrameLocks xmlns:a="http://schemas.openxmlformats.org/drawingml/2006/main" noChangeAspect="1"/>
+            </wp:cNvGraphicFramePr>
+            <a:graphic xmlns:a="http://schemas.openxmlformats.org/drawingml/2006/main">
+              <a:graphicData uri="http://schemas.openxmlformats.org/drawingml/2006/picture">
+                <pic:pic xmlns:pic="http://schemas.openxmlformats.org/drawingml/2006/picture">
+                  <pic:nvPicPr>
+                    <pic:cNvPr id="275149839" name=""/>
+                    <pic:cNvPicPr/>
+                  </pic:nvPicPr>
+                  <pic:blipFill>
+                    <a:blip r:embed="rId34"/>
+                    <a:stretch>
+                      <a:fillRect/>
+                    </a:stretch>
+                  </pic:blipFill>
+                  <pic:spPr>
+                    <a:xfrm>
+                      <a:off x="0" y="0"/>
+                      <a:ext cx="4399162" cy="998398"/>
+                    </a:xfrm>
+                    <a:prstGeom prst="rect">
+                      <a:avLst/>
+                    </a:prstGeom>
+                  </pic:spPr>
+                </pic:pic>
+              </a:graphicData>
+            </a:graphic>
+          </wp:inline>
+        </w:drawing>
+      </w:r>
     </w:p>
     <w:p>
       <w:r>
@@ -6095,6 +6359,9 @@
       <w:r>
         <w:t>cd /etc</w:t>
       </w:r>
+      <w:r>
+        <w:t xml:space="preserve"> </w:t>
+      </w:r>
     </w:p>
     <w:p>
       <w:r>
@@ -6103,6 +6370,49 @@
     </w:p>
     <w:p>
       <w:r>
+        <w:rPr>
+          <w:noProof/>
+        </w:rPr>
+        <w:drawing>
+          <wp:inline distT="0" distB="0" distL="0" distR="0" wp14:anchorId="1106BF65" wp14:editId="4AE945C1">
+            <wp:extent cx="2714286" cy="1466667"/>
+            <wp:effectExtent l="0" t="0" r="0" b="635"/>
+            <wp:docPr id="1137640922" name="Imagen 1"/>
+            <wp:cNvGraphicFramePr>
+              <a:graphicFrameLocks xmlns:a="http://schemas.openxmlformats.org/drawingml/2006/main" noChangeAspect="1"/>
+            </wp:cNvGraphicFramePr>
+            <a:graphic xmlns:a="http://schemas.openxmlformats.org/drawingml/2006/main">
+              <a:graphicData uri="http://schemas.openxmlformats.org/drawingml/2006/picture">
+                <pic:pic xmlns:pic="http://schemas.openxmlformats.org/drawingml/2006/picture">
+                  <pic:nvPicPr>
+                    <pic:cNvPr id="1137640922" name=""/>
+                    <pic:cNvPicPr/>
+                  </pic:nvPicPr>
+                  <pic:blipFill>
+                    <a:blip r:embed="rId35"/>
+                    <a:stretch>
+                      <a:fillRect/>
+                    </a:stretch>
+                  </pic:blipFill>
+                  <pic:spPr>
+                    <a:xfrm>
+                      <a:off x="0" y="0"/>
+                      <a:ext cx="2714286" cy="1466667"/>
+                    </a:xfrm>
+                    <a:prstGeom prst="rect">
+                      <a:avLst/>
+                    </a:prstGeom>
+                  </pic:spPr>
+                </pic:pic>
+              </a:graphicData>
+            </a:graphic>
+          </wp:inline>
+        </w:drawing>
+      </w:r>
+    </w:p>
+    <w:p>
+      <w:r>
+        <w:lastRenderedPageBreak/>
         <w:pict w14:anchorId="3005F541">
           <v:rect id="_x0000_i1078" style="width:0;height:1.5pt" o:hralign="center" o:hrstd="t" o:hr="t" fillcolor="#a0a0a0" stroked="f"/>
         </w:pict>
@@ -6127,6 +6437,49 @@
       <w:r>
         <w:t>head /etc/passwd</w:t>
       </w:r>
+      <w:r>
+        <w:t xml:space="preserve">  </w:t>
+      </w:r>
+      <w:r>
+        <w:rPr>
+          <w:noProof/>
+        </w:rPr>
+        <w:drawing>
+          <wp:inline distT="0" distB="0" distL="0" distR="0" wp14:anchorId="4A7CE2EE" wp14:editId="017FFBC8">
+            <wp:extent cx="3790950" cy="1828576"/>
+            <wp:effectExtent l="0" t="0" r="0" b="635"/>
+            <wp:docPr id="1378615128" name="Imagen 1"/>
+            <wp:cNvGraphicFramePr>
+              <a:graphicFrameLocks xmlns:a="http://schemas.openxmlformats.org/drawingml/2006/main" noChangeAspect="1"/>
+            </wp:cNvGraphicFramePr>
+            <a:graphic xmlns:a="http://schemas.openxmlformats.org/drawingml/2006/main">
+              <a:graphicData uri="http://schemas.openxmlformats.org/drawingml/2006/picture">
+                <pic:pic xmlns:pic="http://schemas.openxmlformats.org/drawingml/2006/picture">
+                  <pic:nvPicPr>
+                    <pic:cNvPr id="1378615128" name=""/>
+                    <pic:cNvPicPr/>
+                  </pic:nvPicPr>
+                  <pic:blipFill>
+                    <a:blip r:embed="rId36"/>
+                    <a:stretch>
+                      <a:fillRect/>
+                    </a:stretch>
+                  </pic:blipFill>
+                  <pic:spPr>
+                    <a:xfrm>
+                      <a:off x="0" y="0"/>
+                      <a:ext cx="3809621" cy="1837582"/>
+                    </a:xfrm>
+                    <a:prstGeom prst="rect">
+                      <a:avLst/>
+                    </a:prstGeom>
+                  </pic:spPr>
+                </pic:pic>
+              </a:graphicData>
+            </a:graphic>
+          </wp:inline>
+        </w:drawing>
+      </w:r>
     </w:p>
     <w:p>
       <w:r>
@@ -6154,6 +6507,9 @@
       <w:r>
         <w:t>tail -n 15 /var/log/syslog</w:t>
       </w:r>
+      <w:r>
+        <w:t xml:space="preserve"> </w:t>
+      </w:r>
     </w:p>
     <w:p>
       <w:r>
@@ -6174,13 +6530,55 @@
           <w:b/>
           <w:bCs/>
         </w:rPr>
-        <w:lastRenderedPageBreak/>
         <w:t>8. Ver el contenido del archivo passwd paginado</w:t>
       </w:r>
     </w:p>
     <w:p>
       <w:r>
         <w:t>less /etc/passwd</w:t>
+      </w:r>
+      <w:r>
+        <w:t xml:space="preserve"> </w:t>
+      </w:r>
+      <w:r>
+        <w:rPr>
+          <w:noProof/>
+        </w:rPr>
+        <w:drawing>
+          <wp:inline distT="0" distB="0" distL="0" distR="0" wp14:anchorId="3B657805" wp14:editId="3EBA2FDC">
+            <wp:extent cx="2838095" cy="828571"/>
+            <wp:effectExtent l="0" t="0" r="635" b="0"/>
+            <wp:docPr id="2000263151" name="Imagen 1"/>
+            <wp:cNvGraphicFramePr>
+              <a:graphicFrameLocks xmlns:a="http://schemas.openxmlformats.org/drawingml/2006/main" noChangeAspect="1"/>
+            </wp:cNvGraphicFramePr>
+            <a:graphic xmlns:a="http://schemas.openxmlformats.org/drawingml/2006/main">
+              <a:graphicData uri="http://schemas.openxmlformats.org/drawingml/2006/picture">
+                <pic:pic xmlns:pic="http://schemas.openxmlformats.org/drawingml/2006/picture">
+                  <pic:nvPicPr>
+                    <pic:cNvPr id="2000263151" name=""/>
+                    <pic:cNvPicPr/>
+                  </pic:nvPicPr>
+                  <pic:blipFill>
+                    <a:blip r:embed="rId37"/>
+                    <a:stretch>
+                      <a:fillRect/>
+                    </a:stretch>
+                  </pic:blipFill>
+                  <pic:spPr>
+                    <a:xfrm>
+                      <a:off x="0" y="0"/>
+                      <a:ext cx="2838095" cy="828571"/>
+                    </a:xfrm>
+                    <a:prstGeom prst="rect">
+                      <a:avLst/>
+                    </a:prstGeom>
+                  </pic:spPr>
+                </pic:pic>
+              </a:graphicData>
+            </a:graphic>
+          </wp:inline>
+        </w:drawing>
       </w:r>
     </w:p>
     <w:p>
@@ -6209,6 +6607,49 @@
       <w:r>
         <w:t>echo "Hola Linux" &gt; mensaje.txt</w:t>
       </w:r>
+      <w:r>
+        <w:t xml:space="preserve"> </w:t>
+      </w:r>
+      <w:r>
+        <w:rPr>
+          <w:noProof/>
+        </w:rPr>
+        <w:drawing>
+          <wp:inline distT="0" distB="0" distL="0" distR="0" wp14:anchorId="6496E793" wp14:editId="0C3ED264">
+            <wp:extent cx="3638095" cy="600000"/>
+            <wp:effectExtent l="0" t="0" r="635" b="0"/>
+            <wp:docPr id="866817764" name="Imagen 1"/>
+            <wp:cNvGraphicFramePr>
+              <a:graphicFrameLocks xmlns:a="http://schemas.openxmlformats.org/drawingml/2006/main" noChangeAspect="1"/>
+            </wp:cNvGraphicFramePr>
+            <a:graphic xmlns:a="http://schemas.openxmlformats.org/drawingml/2006/main">
+              <a:graphicData uri="http://schemas.openxmlformats.org/drawingml/2006/picture">
+                <pic:pic xmlns:pic="http://schemas.openxmlformats.org/drawingml/2006/picture">
+                  <pic:nvPicPr>
+                    <pic:cNvPr id="866817764" name=""/>
+                    <pic:cNvPicPr/>
+                  </pic:nvPicPr>
+                  <pic:blipFill>
+                    <a:blip r:embed="rId38"/>
+                    <a:stretch>
+                      <a:fillRect/>
+                    </a:stretch>
+                  </pic:blipFill>
+                  <pic:spPr>
+                    <a:xfrm>
+                      <a:off x="0" y="0"/>
+                      <a:ext cx="3638095" cy="600000"/>
+                    </a:xfrm>
+                    <a:prstGeom prst="rect">
+                      <a:avLst/>
+                    </a:prstGeom>
+                  </pic:spPr>
+                </pic:pic>
+              </a:graphicData>
+            </a:graphic>
+          </wp:inline>
+        </w:drawing>
+      </w:r>
     </w:p>
     <w:p>
       <w:r>
@@ -6236,6 +6677,51 @@
       <w:r>
         <w:t>echo "Bienvenido al curso" &gt;&gt; mensaje.txt</w:t>
       </w:r>
+      <w:r>
+        <w:t xml:space="preserve"> </w:t>
+      </w:r>
+    </w:p>
+    <w:p>
+      <w:r>
+        <w:rPr>
+          <w:noProof/>
+        </w:rPr>
+        <w:drawing>
+          <wp:inline distT="0" distB="0" distL="0" distR="0" wp14:anchorId="68C5C497" wp14:editId="0613BC1C">
+            <wp:extent cx="4552381" cy="514286"/>
+            <wp:effectExtent l="0" t="0" r="635" b="635"/>
+            <wp:docPr id="403122439" name="Imagen 1"/>
+            <wp:cNvGraphicFramePr>
+              <a:graphicFrameLocks xmlns:a="http://schemas.openxmlformats.org/drawingml/2006/main" noChangeAspect="1"/>
+            </wp:cNvGraphicFramePr>
+            <a:graphic xmlns:a="http://schemas.openxmlformats.org/drawingml/2006/main">
+              <a:graphicData uri="http://schemas.openxmlformats.org/drawingml/2006/picture">
+                <pic:pic xmlns:pic="http://schemas.openxmlformats.org/drawingml/2006/picture">
+                  <pic:nvPicPr>
+                    <pic:cNvPr id="403122439" name=""/>
+                    <pic:cNvPicPr/>
+                  </pic:nvPicPr>
+                  <pic:blipFill>
+                    <a:blip r:embed="rId39"/>
+                    <a:stretch>
+                      <a:fillRect/>
+                    </a:stretch>
+                  </pic:blipFill>
+                  <pic:spPr>
+                    <a:xfrm>
+                      <a:off x="0" y="0"/>
+                      <a:ext cx="4552381" cy="514286"/>
+                    </a:xfrm>
+                    <a:prstGeom prst="rect">
+                      <a:avLst/>
+                    </a:prstGeom>
+                  </pic:spPr>
+                </pic:pic>
+              </a:graphicData>
+            </a:graphic>
+          </wp:inline>
+        </w:drawing>
+      </w:r>
     </w:p>
     <w:p>
       <w:r>
@@ -6257,6 +6743,7 @@
           <w:b/>
           <w:bCs/>
         </w:rPr>
+        <w:lastRenderedPageBreak/>
         <w:t>✅</w:t>
       </w:r>
       <w:r>
@@ -6285,6 +6772,48 @@
     <w:p>
       <w:r>
         <w:t>cp /etc/passwd ~/practicas/passwd_copia</w:t>
+      </w:r>
+    </w:p>
+    <w:p>
+      <w:r>
+        <w:rPr>
+          <w:noProof/>
+        </w:rPr>
+        <w:drawing>
+          <wp:inline distT="0" distB="0" distL="0" distR="0" wp14:anchorId="53D36462" wp14:editId="6FBEE023">
+            <wp:extent cx="4495238" cy="609524"/>
+            <wp:effectExtent l="0" t="0" r="635" b="635"/>
+            <wp:docPr id="855382024" name="Imagen 1"/>
+            <wp:cNvGraphicFramePr>
+              <a:graphicFrameLocks xmlns:a="http://schemas.openxmlformats.org/drawingml/2006/main" noChangeAspect="1"/>
+            </wp:cNvGraphicFramePr>
+            <a:graphic xmlns:a="http://schemas.openxmlformats.org/drawingml/2006/main">
+              <a:graphicData uri="http://schemas.openxmlformats.org/drawingml/2006/picture">
+                <pic:pic xmlns:pic="http://schemas.openxmlformats.org/drawingml/2006/picture">
+                  <pic:nvPicPr>
+                    <pic:cNvPr id="855382024" name=""/>
+                    <pic:cNvPicPr/>
+                  </pic:nvPicPr>
+                  <pic:blipFill>
+                    <a:blip r:embed="rId40"/>
+                    <a:stretch>
+                      <a:fillRect/>
+                    </a:stretch>
+                  </pic:blipFill>
+                  <pic:spPr>
+                    <a:xfrm>
+                      <a:off x="0" y="0"/>
+                      <a:ext cx="4495238" cy="609524"/>
+                    </a:xfrm>
+                    <a:prstGeom prst="rect">
+                      <a:avLst/>
+                    </a:prstGeom>
+                  </pic:spPr>
+                </pic:pic>
+              </a:graphicData>
+            </a:graphic>
+          </wp:inline>
+        </w:drawing>
       </w:r>
     </w:p>
     <w:p>
@@ -6316,6 +6845,48 @@
     </w:p>
     <w:p>
       <w:r>
+        <w:rPr>
+          <w:noProof/>
+        </w:rPr>
+        <w:drawing>
+          <wp:inline distT="0" distB="0" distL="0" distR="0" wp14:anchorId="00246658" wp14:editId="0F76E768">
+            <wp:extent cx="3638095" cy="714286"/>
+            <wp:effectExtent l="0" t="0" r="635" b="0"/>
+            <wp:docPr id="1542679547" name="Imagen 1"/>
+            <wp:cNvGraphicFramePr>
+              <a:graphicFrameLocks xmlns:a="http://schemas.openxmlformats.org/drawingml/2006/main" noChangeAspect="1"/>
+            </wp:cNvGraphicFramePr>
+            <a:graphic xmlns:a="http://schemas.openxmlformats.org/drawingml/2006/main">
+              <a:graphicData uri="http://schemas.openxmlformats.org/drawingml/2006/picture">
+                <pic:pic xmlns:pic="http://schemas.openxmlformats.org/drawingml/2006/picture">
+                  <pic:nvPicPr>
+                    <pic:cNvPr id="1542679547" name=""/>
+                    <pic:cNvPicPr/>
+                  </pic:nvPicPr>
+                  <pic:blipFill>
+                    <a:blip r:embed="rId41"/>
+                    <a:stretch>
+                      <a:fillRect/>
+                    </a:stretch>
+                  </pic:blipFill>
+                  <pic:spPr>
+                    <a:xfrm>
+                      <a:off x="0" y="0"/>
+                      <a:ext cx="3638095" cy="714286"/>
+                    </a:xfrm>
+                    <a:prstGeom prst="rect">
+                      <a:avLst/>
+                    </a:prstGeom>
+                  </pic:spPr>
+                </pic:pic>
+              </a:graphicData>
+            </a:graphic>
+          </wp:inline>
+        </w:drawing>
+      </w:r>
+    </w:p>
+    <w:p>
+      <w:r>
         <w:pict w14:anchorId="56E47938">
           <v:rect id="_x0000_i1085" style="width:0;height:1.5pt" o:hralign="center" o:hrstd="t" o:hr="t" fillcolor="#a0a0a0" stroked="f"/>
         </w:pict>
@@ -6340,6 +6911,51 @@
       <w:r>
         <w:t>grep "bash" /etc/passwd</w:t>
       </w:r>
+      <w:r>
+        <w:t xml:space="preserve"> </w:t>
+      </w:r>
+    </w:p>
+    <w:p>
+      <w:r>
+        <w:rPr>
+          <w:noProof/>
+        </w:rPr>
+        <w:drawing>
+          <wp:inline distT="0" distB="0" distL="0" distR="0" wp14:anchorId="4E598828" wp14:editId="4CE70D8C">
+            <wp:extent cx="5400040" cy="808355"/>
+            <wp:effectExtent l="0" t="0" r="0" b="0"/>
+            <wp:docPr id="1864179085" name="Imagen 1"/>
+            <wp:cNvGraphicFramePr>
+              <a:graphicFrameLocks xmlns:a="http://schemas.openxmlformats.org/drawingml/2006/main" noChangeAspect="1"/>
+            </wp:cNvGraphicFramePr>
+            <a:graphic xmlns:a="http://schemas.openxmlformats.org/drawingml/2006/main">
+              <a:graphicData uri="http://schemas.openxmlformats.org/drawingml/2006/picture">
+                <pic:pic xmlns:pic="http://schemas.openxmlformats.org/drawingml/2006/picture">
+                  <pic:nvPicPr>
+                    <pic:cNvPr id="1864179085" name=""/>
+                    <pic:cNvPicPr/>
+                  </pic:nvPicPr>
+                  <pic:blipFill>
+                    <a:blip r:embed="rId42"/>
+                    <a:stretch>
+                      <a:fillRect/>
+                    </a:stretch>
+                  </pic:blipFill>
+                  <pic:spPr>
+                    <a:xfrm>
+                      <a:off x="0" y="0"/>
+                      <a:ext cx="5400040" cy="808355"/>
+                    </a:xfrm>
+                    <a:prstGeom prst="rect">
+                      <a:avLst/>
+                    </a:prstGeom>
+                  </pic:spPr>
+                </pic:pic>
+              </a:graphicData>
+            </a:graphic>
+          </wp:inline>
+        </w:drawing>
+      </w:r>
     </w:p>
     <w:p>
       <w:r>
@@ -6370,6 +6986,48 @@
     </w:p>
     <w:p>
       <w:r>
+        <w:rPr>
+          <w:noProof/>
+        </w:rPr>
+        <w:drawing>
+          <wp:inline distT="0" distB="0" distL="0" distR="0" wp14:anchorId="15F1C2D5" wp14:editId="76CC2045">
+            <wp:extent cx="2295238" cy="704762"/>
+            <wp:effectExtent l="0" t="0" r="0" b="635"/>
+            <wp:docPr id="263766403" name="Imagen 1"/>
+            <wp:cNvGraphicFramePr>
+              <a:graphicFrameLocks xmlns:a="http://schemas.openxmlformats.org/drawingml/2006/main" noChangeAspect="1"/>
+            </wp:cNvGraphicFramePr>
+            <a:graphic xmlns:a="http://schemas.openxmlformats.org/drawingml/2006/main">
+              <a:graphicData uri="http://schemas.openxmlformats.org/drawingml/2006/picture">
+                <pic:pic xmlns:pic="http://schemas.openxmlformats.org/drawingml/2006/picture">
+                  <pic:nvPicPr>
+                    <pic:cNvPr id="263766403" name=""/>
+                    <pic:cNvPicPr/>
+                  </pic:nvPicPr>
+                  <pic:blipFill>
+                    <a:blip r:embed="rId43"/>
+                    <a:stretch>
+                      <a:fillRect/>
+                    </a:stretch>
+                  </pic:blipFill>
+                  <pic:spPr>
+                    <a:xfrm>
+                      <a:off x="0" y="0"/>
+                      <a:ext cx="2295238" cy="704762"/>
+                    </a:xfrm>
+                    <a:prstGeom prst="rect">
+                      <a:avLst/>
+                    </a:prstGeom>
+                  </pic:spPr>
+                </pic:pic>
+              </a:graphicData>
+            </a:graphic>
+          </wp:inline>
+        </w:drawing>
+      </w:r>
+    </w:p>
+    <w:p>
+      <w:r>
         <w:pict w14:anchorId="4638E970">
           <v:rect id="_x0000_i1087" style="width:0;height:1.5pt" o:hralign="center" o:hrstd="t" o:hr="t" fillcolor="#a0a0a0" stroked="f"/>
         </w:pict>
@@ -6397,6 +7055,49 @@
     </w:p>
     <w:p>
       <w:r>
+        <w:rPr>
+          <w:noProof/>
+        </w:rPr>
+        <w:drawing>
+          <wp:inline distT="0" distB="0" distL="0" distR="0" wp14:anchorId="79989C49" wp14:editId="6EB0953A">
+            <wp:extent cx="2885714" cy="733333"/>
+            <wp:effectExtent l="0" t="0" r="0" b="0"/>
+            <wp:docPr id="343924399" name="Imagen 1"/>
+            <wp:cNvGraphicFramePr>
+              <a:graphicFrameLocks xmlns:a="http://schemas.openxmlformats.org/drawingml/2006/main" noChangeAspect="1"/>
+            </wp:cNvGraphicFramePr>
+            <a:graphic xmlns:a="http://schemas.openxmlformats.org/drawingml/2006/main">
+              <a:graphicData uri="http://schemas.openxmlformats.org/drawingml/2006/picture">
+                <pic:pic xmlns:pic="http://schemas.openxmlformats.org/drawingml/2006/picture">
+                  <pic:nvPicPr>
+                    <pic:cNvPr id="343924399" name=""/>
+                    <pic:cNvPicPr/>
+                  </pic:nvPicPr>
+                  <pic:blipFill>
+                    <a:blip r:embed="rId44"/>
+                    <a:stretch>
+                      <a:fillRect/>
+                    </a:stretch>
+                  </pic:blipFill>
+                  <pic:spPr>
+                    <a:xfrm>
+                      <a:off x="0" y="0"/>
+                      <a:ext cx="2885714" cy="733333"/>
+                    </a:xfrm>
+                    <a:prstGeom prst="rect">
+                      <a:avLst/>
+                    </a:prstGeom>
+                  </pic:spPr>
+                </pic:pic>
+              </a:graphicData>
+            </a:graphic>
+          </wp:inline>
+        </w:drawing>
+      </w:r>
+    </w:p>
+    <w:p>
+      <w:r>
+        <w:lastRenderedPageBreak/>
         <w:pict w14:anchorId="10603C97">
           <v:rect id="_x0000_i1088" style="width:0;height:1.5pt" o:hralign="center" o:hrstd="t" o:hr="t" fillcolor="#a0a0a0" stroked="f"/>
         </w:pict>
@@ -6421,6 +7122,51 @@
       <w:r>
         <w:t>rm *.txt</w:t>
       </w:r>
+      <w:r>
+        <w:t>´</w:t>
+      </w:r>
+    </w:p>
+    <w:p>
+      <w:r>
+        <w:rPr>
+          <w:noProof/>
+        </w:rPr>
+        <w:drawing>
+          <wp:inline distT="0" distB="0" distL="0" distR="0" wp14:anchorId="5005E044" wp14:editId="0C797992">
+            <wp:extent cx="2485714" cy="619048"/>
+            <wp:effectExtent l="0" t="0" r="0" b="0"/>
+            <wp:docPr id="544782933" name="Imagen 1"/>
+            <wp:cNvGraphicFramePr>
+              <a:graphicFrameLocks xmlns:a="http://schemas.openxmlformats.org/drawingml/2006/main" noChangeAspect="1"/>
+            </wp:cNvGraphicFramePr>
+            <a:graphic xmlns:a="http://schemas.openxmlformats.org/drawingml/2006/main">
+              <a:graphicData uri="http://schemas.openxmlformats.org/drawingml/2006/picture">
+                <pic:pic xmlns:pic="http://schemas.openxmlformats.org/drawingml/2006/picture">
+                  <pic:nvPicPr>
+                    <pic:cNvPr id="544782933" name=""/>
+                    <pic:cNvPicPr/>
+                  </pic:nvPicPr>
+                  <pic:blipFill>
+                    <a:blip r:embed="rId45"/>
+                    <a:stretch>
+                      <a:fillRect/>
+                    </a:stretch>
+                  </pic:blipFill>
+                  <pic:spPr>
+                    <a:xfrm>
+                      <a:off x="0" y="0"/>
+                      <a:ext cx="2485714" cy="619048"/>
+                    </a:xfrm>
+                    <a:prstGeom prst="rect">
+                      <a:avLst/>
+                    </a:prstGeom>
+                  </pic:spPr>
+                </pic:pic>
+              </a:graphicData>
+            </a:graphic>
+          </wp:inline>
+        </w:drawing>
+      </w:r>
     </w:p>
     <w:p>
       <w:r>
@@ -6441,13 +7187,54 @@
           <w:b/>
           <w:bCs/>
         </w:rPr>
-        <w:lastRenderedPageBreak/>
         <w:t>17. Buscar archivos .conf en todo /etc</w:t>
       </w:r>
     </w:p>
     <w:p>
       <w:r>
         <w:t>find /etc -name "*.conf"</w:t>
+      </w:r>
+    </w:p>
+    <w:p>
+      <w:r>
+        <w:rPr>
+          <w:noProof/>
+        </w:rPr>
+        <w:drawing>
+          <wp:inline distT="0" distB="0" distL="0" distR="0" wp14:anchorId="0FF0F06E" wp14:editId="29445D31">
+            <wp:extent cx="5238095" cy="1904762"/>
+            <wp:effectExtent l="0" t="0" r="1270" b="635"/>
+            <wp:docPr id="1693347359" name="Imagen 1"/>
+            <wp:cNvGraphicFramePr>
+              <a:graphicFrameLocks xmlns:a="http://schemas.openxmlformats.org/drawingml/2006/main" noChangeAspect="1"/>
+            </wp:cNvGraphicFramePr>
+            <a:graphic xmlns:a="http://schemas.openxmlformats.org/drawingml/2006/main">
+              <a:graphicData uri="http://schemas.openxmlformats.org/drawingml/2006/picture">
+                <pic:pic xmlns:pic="http://schemas.openxmlformats.org/drawingml/2006/picture">
+                  <pic:nvPicPr>
+                    <pic:cNvPr id="1693347359" name=""/>
+                    <pic:cNvPicPr/>
+                  </pic:nvPicPr>
+                  <pic:blipFill>
+                    <a:blip r:embed="rId46"/>
+                    <a:stretch>
+                      <a:fillRect/>
+                    </a:stretch>
+                  </pic:blipFill>
+                  <pic:spPr>
+                    <a:xfrm>
+                      <a:off x="0" y="0"/>
+                      <a:ext cx="5238095" cy="1904762"/>
+                    </a:xfrm>
+                    <a:prstGeom prst="rect">
+                      <a:avLst/>
+                    </a:prstGeom>
+                  </pic:spPr>
+                </pic:pic>
+              </a:graphicData>
+            </a:graphic>
+          </wp:inline>
+        </w:drawing>
       </w:r>
     </w:p>
     <w:p>
@@ -6479,6 +7266,48 @@
     </w:p>
     <w:p>
       <w:r>
+        <w:rPr>
+          <w:noProof/>
+        </w:rPr>
+        <w:drawing>
+          <wp:inline distT="0" distB="0" distL="0" distR="0" wp14:anchorId="5275F6FD" wp14:editId="4396829F">
+            <wp:extent cx="5400040" cy="767715"/>
+            <wp:effectExtent l="0" t="0" r="0" b="0"/>
+            <wp:docPr id="457603563" name="Imagen 1"/>
+            <wp:cNvGraphicFramePr>
+              <a:graphicFrameLocks xmlns:a="http://schemas.openxmlformats.org/drawingml/2006/main" noChangeAspect="1"/>
+            </wp:cNvGraphicFramePr>
+            <a:graphic xmlns:a="http://schemas.openxmlformats.org/drawingml/2006/main">
+              <a:graphicData uri="http://schemas.openxmlformats.org/drawingml/2006/picture">
+                <pic:pic xmlns:pic="http://schemas.openxmlformats.org/drawingml/2006/picture">
+                  <pic:nvPicPr>
+                    <pic:cNvPr id="457603563" name=""/>
+                    <pic:cNvPicPr/>
+                  </pic:nvPicPr>
+                  <pic:blipFill>
+                    <a:blip r:embed="rId47"/>
+                    <a:stretch>
+                      <a:fillRect/>
+                    </a:stretch>
+                  </pic:blipFill>
+                  <pic:spPr>
+                    <a:xfrm>
+                      <a:off x="0" y="0"/>
+                      <a:ext cx="5400040" cy="767715"/>
+                    </a:xfrm>
+                    <a:prstGeom prst="rect">
+                      <a:avLst/>
+                    </a:prstGeom>
+                  </pic:spPr>
+                </pic:pic>
+              </a:graphicData>
+            </a:graphic>
+          </wp:inline>
+        </w:drawing>
+      </w:r>
+    </w:p>
+    <w:p>
+      <w:r>
         <w:pict w14:anchorId="46AF5BA2">
           <v:rect id="_x0000_i1091" style="width:0;height:1.5pt" o:hralign="center" o:hrstd="t" o:hr="t" fillcolor="#a0a0a0" stroked="f"/>
         </w:pict>
@@ -6506,6 +7335,48 @@
     </w:p>
     <w:p>
       <w:r>
+        <w:rPr>
+          <w:noProof/>
+        </w:rPr>
+        <w:drawing>
+          <wp:inline distT="0" distB="0" distL="0" distR="0" wp14:anchorId="75BF6CEA" wp14:editId="4BC2530E">
+            <wp:extent cx="3038095" cy="590476"/>
+            <wp:effectExtent l="0" t="0" r="0" b="635"/>
+            <wp:docPr id="472793481" name="Imagen 1"/>
+            <wp:cNvGraphicFramePr>
+              <a:graphicFrameLocks xmlns:a="http://schemas.openxmlformats.org/drawingml/2006/main" noChangeAspect="1"/>
+            </wp:cNvGraphicFramePr>
+            <a:graphic xmlns:a="http://schemas.openxmlformats.org/drawingml/2006/main">
+              <a:graphicData uri="http://schemas.openxmlformats.org/drawingml/2006/picture">
+                <pic:pic xmlns:pic="http://schemas.openxmlformats.org/drawingml/2006/picture">
+                  <pic:nvPicPr>
+                    <pic:cNvPr id="472793481" name=""/>
+                    <pic:cNvPicPr/>
+                  </pic:nvPicPr>
+                  <pic:blipFill>
+                    <a:blip r:embed="rId48"/>
+                    <a:stretch>
+                      <a:fillRect/>
+                    </a:stretch>
+                  </pic:blipFill>
+                  <pic:spPr>
+                    <a:xfrm>
+                      <a:off x="0" y="0"/>
+                      <a:ext cx="3038095" cy="590476"/>
+                    </a:xfrm>
+                    <a:prstGeom prst="rect">
+                      <a:avLst/>
+                    </a:prstGeom>
+                  </pic:spPr>
+                </pic:pic>
+              </a:graphicData>
+            </a:graphic>
+          </wp:inline>
+        </w:drawing>
+      </w:r>
+    </w:p>
+    <w:p>
+      <w:r>
         <w:pict w14:anchorId="505B310A">
           <v:rect id="_x0000_i1092" style="width:0;height:1.5pt" o:hralign="center" o:hrstd="t" o:hr="t" fillcolor="#a0a0a0" stroked="f"/>
         </w:pict>
@@ -6536,6 +7407,7 @@
         <w:rPr>
           <w:lang w:val="en-GB"/>
         </w:rPr>
+        <w:lastRenderedPageBreak/>
         <w:t>sudo apt install tree</w:t>
       </w:r>
     </w:p>
@@ -6550,6 +7422,53 @@
           <w:lang w:val="en-GB"/>
         </w:rPr>
         <w:t>tree /</w:t>
+      </w:r>
+    </w:p>
+    <w:p>
+      <w:pPr>
+        <w:rPr>
+          <w:lang w:val="en-GB"/>
+        </w:rPr>
+      </w:pPr>
+      <w:r>
+        <w:rPr>
+          <w:noProof/>
+        </w:rPr>
+        <w:drawing>
+          <wp:inline distT="0" distB="0" distL="0" distR="0" wp14:anchorId="419723AA" wp14:editId="042EF210">
+            <wp:extent cx="2171700" cy="440872"/>
+            <wp:effectExtent l="0" t="0" r="0" b="0"/>
+            <wp:docPr id="580756451" name="Imagen 1"/>
+            <wp:cNvGraphicFramePr>
+              <a:graphicFrameLocks xmlns:a="http://schemas.openxmlformats.org/drawingml/2006/main" noChangeAspect="1"/>
+            </wp:cNvGraphicFramePr>
+            <a:graphic xmlns:a="http://schemas.openxmlformats.org/drawingml/2006/main">
+              <a:graphicData uri="http://schemas.openxmlformats.org/drawingml/2006/picture">
+                <pic:pic xmlns:pic="http://schemas.openxmlformats.org/drawingml/2006/picture">
+                  <pic:nvPicPr>
+                    <pic:cNvPr id="580756451" name=""/>
+                    <pic:cNvPicPr/>
+                  </pic:nvPicPr>
+                  <pic:blipFill>
+                    <a:blip r:embed="rId49"/>
+                    <a:stretch>
+                      <a:fillRect/>
+                    </a:stretch>
+                  </pic:blipFill>
+                  <pic:spPr>
+                    <a:xfrm>
+                      <a:off x="0" y="0"/>
+                      <a:ext cx="2180965" cy="442753"/>
+                    </a:xfrm>
+                    <a:prstGeom prst="rect">
+                      <a:avLst/>
+                    </a:prstGeom>
+                  </pic:spPr>
+                </pic:pic>
+              </a:graphicData>
+            </a:graphic>
+          </wp:inline>
+        </w:drawing>
       </w:r>
     </w:p>
     <w:p>
@@ -6604,6 +7523,48 @@
     </w:p>
     <w:p>
       <w:r>
+        <w:rPr>
+          <w:noProof/>
+        </w:rPr>
+        <w:drawing>
+          <wp:inline distT="0" distB="0" distL="0" distR="0" wp14:anchorId="4BAF85D6" wp14:editId="74A6FAC9">
+            <wp:extent cx="2124075" cy="600661"/>
+            <wp:effectExtent l="0" t="0" r="0" b="9525"/>
+            <wp:docPr id="726168595" name="Imagen 1"/>
+            <wp:cNvGraphicFramePr>
+              <a:graphicFrameLocks xmlns:a="http://schemas.openxmlformats.org/drawingml/2006/main" noChangeAspect="1"/>
+            </wp:cNvGraphicFramePr>
+            <a:graphic xmlns:a="http://schemas.openxmlformats.org/drawingml/2006/main">
+              <a:graphicData uri="http://schemas.openxmlformats.org/drawingml/2006/picture">
+                <pic:pic xmlns:pic="http://schemas.openxmlformats.org/drawingml/2006/picture">
+                  <pic:nvPicPr>
+                    <pic:cNvPr id="726168595" name=""/>
+                    <pic:cNvPicPr/>
+                  </pic:nvPicPr>
+                  <pic:blipFill>
+                    <a:blip r:embed="rId50"/>
+                    <a:stretch>
+                      <a:fillRect/>
+                    </a:stretch>
+                  </pic:blipFill>
+                  <pic:spPr>
+                    <a:xfrm>
+                      <a:off x="0" y="0"/>
+                      <a:ext cx="2131947" cy="602887"/>
+                    </a:xfrm>
+                    <a:prstGeom prst="rect">
+                      <a:avLst/>
+                    </a:prstGeom>
+                  </pic:spPr>
+                </pic:pic>
+              </a:graphicData>
+            </a:graphic>
+          </wp:inline>
+        </w:drawing>
+      </w:r>
+    </w:p>
+    <w:p>
+      <w:r>
         <w:pict w14:anchorId="0AA51DE2">
           <v:rect id="_x0000_i1094" style="width:0;height:1.5pt" o:hralign="center" o:hrstd="t" o:hr="t" fillcolor="#a0a0a0" stroked="f"/>
         </w:pict>
@@ -6631,6 +7592,48 @@
     </w:p>
     <w:p>
       <w:r>
+        <w:rPr>
+          <w:noProof/>
+        </w:rPr>
+        <w:drawing>
+          <wp:inline distT="0" distB="0" distL="0" distR="0" wp14:anchorId="7AE52644" wp14:editId="0D77EAE4">
+            <wp:extent cx="3133725" cy="1598838"/>
+            <wp:effectExtent l="0" t="0" r="0" b="1905"/>
+            <wp:docPr id="624375951" name="Imagen 1"/>
+            <wp:cNvGraphicFramePr>
+              <a:graphicFrameLocks xmlns:a="http://schemas.openxmlformats.org/drawingml/2006/main" noChangeAspect="1"/>
+            </wp:cNvGraphicFramePr>
+            <a:graphic xmlns:a="http://schemas.openxmlformats.org/drawingml/2006/main">
+              <a:graphicData uri="http://schemas.openxmlformats.org/drawingml/2006/picture">
+                <pic:pic xmlns:pic="http://schemas.openxmlformats.org/drawingml/2006/picture">
+                  <pic:nvPicPr>
+                    <pic:cNvPr id="624375951" name=""/>
+                    <pic:cNvPicPr/>
+                  </pic:nvPicPr>
+                  <pic:blipFill>
+                    <a:blip r:embed="rId51"/>
+                    <a:stretch>
+                      <a:fillRect/>
+                    </a:stretch>
+                  </pic:blipFill>
+                  <pic:spPr>
+                    <a:xfrm>
+                      <a:off x="0" y="0"/>
+                      <a:ext cx="3150255" cy="1607272"/>
+                    </a:xfrm>
+                    <a:prstGeom prst="rect">
+                      <a:avLst/>
+                    </a:prstGeom>
+                  </pic:spPr>
+                </pic:pic>
+              </a:graphicData>
+            </a:graphic>
+          </wp:inline>
+        </w:drawing>
+      </w:r>
+    </w:p>
+    <w:p>
+      <w:r>
         <w:pict w14:anchorId="7B7815B4">
           <v:rect id="_x0000_i1095" style="width:0;height:1.5pt" o:hralign="center" o:hrstd="t" o:hr="t" fillcolor="#a0a0a0" stroked="f"/>
         </w:pict>
@@ -6658,6 +7661,49 @@
     </w:p>
     <w:p>
       <w:r>
+        <w:rPr>
+          <w:noProof/>
+        </w:rPr>
+        <w:drawing>
+          <wp:inline distT="0" distB="0" distL="0" distR="0" wp14:anchorId="4AE028AB" wp14:editId="15AC6BA6">
+            <wp:extent cx="5400040" cy="1991360"/>
+            <wp:effectExtent l="0" t="0" r="0" b="8890"/>
+            <wp:docPr id="1014081128" name="Imagen 1"/>
+            <wp:cNvGraphicFramePr>
+              <a:graphicFrameLocks xmlns:a="http://schemas.openxmlformats.org/drawingml/2006/main" noChangeAspect="1"/>
+            </wp:cNvGraphicFramePr>
+            <a:graphic xmlns:a="http://schemas.openxmlformats.org/drawingml/2006/main">
+              <a:graphicData uri="http://schemas.openxmlformats.org/drawingml/2006/picture">
+                <pic:pic xmlns:pic="http://schemas.openxmlformats.org/drawingml/2006/picture">
+                  <pic:nvPicPr>
+                    <pic:cNvPr id="1014081128" name=""/>
+                    <pic:cNvPicPr/>
+                  </pic:nvPicPr>
+                  <pic:blipFill>
+                    <a:blip r:embed="rId52"/>
+                    <a:stretch>
+                      <a:fillRect/>
+                    </a:stretch>
+                  </pic:blipFill>
+                  <pic:spPr>
+                    <a:xfrm>
+                      <a:off x="0" y="0"/>
+                      <a:ext cx="5400040" cy="1991360"/>
+                    </a:xfrm>
+                    <a:prstGeom prst="rect">
+                      <a:avLst/>
+                    </a:prstGeom>
+                  </pic:spPr>
+                </pic:pic>
+              </a:graphicData>
+            </a:graphic>
+          </wp:inline>
+        </w:drawing>
+      </w:r>
+    </w:p>
+    <w:p>
+      <w:r>
+        <w:lastRenderedPageBreak/>
         <w:pict w14:anchorId="48E599D8">
           <v:rect id="_x0000_i1096" style="width:0;height:1.5pt" o:hralign="center" o:hrstd="t" o:hr="t" fillcolor="#a0a0a0" stroked="f"/>
         </w:pict>
@@ -6685,6 +7731,48 @@
     </w:p>
     <w:p>
       <w:r>
+        <w:rPr>
+          <w:noProof/>
+        </w:rPr>
+        <w:drawing>
+          <wp:inline distT="0" distB="0" distL="0" distR="0" wp14:anchorId="2D696349" wp14:editId="3F12A363">
+            <wp:extent cx="4685714" cy="609524"/>
+            <wp:effectExtent l="0" t="0" r="635" b="635"/>
+            <wp:docPr id="530617679" name="Imagen 1"/>
+            <wp:cNvGraphicFramePr>
+              <a:graphicFrameLocks xmlns:a="http://schemas.openxmlformats.org/drawingml/2006/main" noChangeAspect="1"/>
+            </wp:cNvGraphicFramePr>
+            <a:graphic xmlns:a="http://schemas.openxmlformats.org/drawingml/2006/main">
+              <a:graphicData uri="http://schemas.openxmlformats.org/drawingml/2006/picture">
+                <pic:pic xmlns:pic="http://schemas.openxmlformats.org/drawingml/2006/picture">
+                  <pic:nvPicPr>
+                    <pic:cNvPr id="530617679" name=""/>
+                    <pic:cNvPicPr/>
+                  </pic:nvPicPr>
+                  <pic:blipFill>
+                    <a:blip r:embed="rId53"/>
+                    <a:stretch>
+                      <a:fillRect/>
+                    </a:stretch>
+                  </pic:blipFill>
+                  <pic:spPr>
+                    <a:xfrm>
+                      <a:off x="0" y="0"/>
+                      <a:ext cx="4685714" cy="609524"/>
+                    </a:xfrm>
+                    <a:prstGeom prst="rect">
+                      <a:avLst/>
+                    </a:prstGeom>
+                  </pic:spPr>
+                </pic:pic>
+              </a:graphicData>
+            </a:graphic>
+          </wp:inline>
+        </w:drawing>
+      </w:r>
+    </w:p>
+    <w:p>
+      <w:r>
         <w:pict w14:anchorId="2B4BCC43">
           <v:rect id="_x0000_i1097" style="width:0;height:1.5pt" o:hralign="center" o:hrstd="t" o:hr="t" fillcolor="#a0a0a0" stroked="f"/>
         </w:pict>
@@ -6712,7 +7800,48 @@
     </w:p>
     <w:p>
       <w:r>
-        <w:lastRenderedPageBreak/>
+        <w:rPr>
+          <w:noProof/>
+        </w:rPr>
+        <w:drawing>
+          <wp:inline distT="0" distB="0" distL="0" distR="0" wp14:anchorId="21DE1741" wp14:editId="17A15CFA">
+            <wp:extent cx="4953000" cy="725710"/>
+            <wp:effectExtent l="0" t="0" r="0" b="0"/>
+            <wp:docPr id="699117911" name="Imagen 1"/>
+            <wp:cNvGraphicFramePr>
+              <a:graphicFrameLocks xmlns:a="http://schemas.openxmlformats.org/drawingml/2006/main" noChangeAspect="1"/>
+            </wp:cNvGraphicFramePr>
+            <a:graphic xmlns:a="http://schemas.openxmlformats.org/drawingml/2006/main">
+              <a:graphicData uri="http://schemas.openxmlformats.org/drawingml/2006/picture">
+                <pic:pic xmlns:pic="http://schemas.openxmlformats.org/drawingml/2006/picture">
+                  <pic:nvPicPr>
+                    <pic:cNvPr id="699117911" name=""/>
+                    <pic:cNvPicPr/>
+                  </pic:nvPicPr>
+                  <pic:blipFill>
+                    <a:blip r:embed="rId54"/>
+                    <a:stretch>
+                      <a:fillRect/>
+                    </a:stretch>
+                  </pic:blipFill>
+                  <pic:spPr>
+                    <a:xfrm>
+                      <a:off x="0" y="0"/>
+                      <a:ext cx="4978497" cy="729446"/>
+                    </a:xfrm>
+                    <a:prstGeom prst="rect">
+                      <a:avLst/>
+                    </a:prstGeom>
+                  </pic:spPr>
+                </pic:pic>
+              </a:graphicData>
+            </a:graphic>
+          </wp:inline>
+        </w:drawing>
+      </w:r>
+    </w:p>
+    <w:p>
+      <w:r>
         <w:pict w14:anchorId="15E7E32F">
           <v:rect id="_x0000_i1098" style="width:0;height:1.5pt" o:hralign="center" o:hrstd="t" o:hr="t" fillcolor="#a0a0a0" stroked="f"/>
         </w:pict>
@@ -6735,7 +7864,52 @@
     </w:p>
     <w:p>
       <w:r>
-        <w:t>env</w:t>
+        <w:t>E</w:t>
+      </w:r>
+      <w:r>
+        <w:t>nv</w:t>
+      </w:r>
+    </w:p>
+    <w:p>
+      <w:r>
+        <w:rPr>
+          <w:noProof/>
+        </w:rPr>
+        <w:drawing>
+          <wp:inline distT="0" distB="0" distL="0" distR="0" wp14:anchorId="4D094353" wp14:editId="04A0A941">
+            <wp:extent cx="4914900" cy="1843088"/>
+            <wp:effectExtent l="0" t="0" r="0" b="5080"/>
+            <wp:docPr id="957304340" name="Imagen 1"/>
+            <wp:cNvGraphicFramePr>
+              <a:graphicFrameLocks xmlns:a="http://schemas.openxmlformats.org/drawingml/2006/main" noChangeAspect="1"/>
+            </wp:cNvGraphicFramePr>
+            <a:graphic xmlns:a="http://schemas.openxmlformats.org/drawingml/2006/main">
+              <a:graphicData uri="http://schemas.openxmlformats.org/drawingml/2006/picture">
+                <pic:pic xmlns:pic="http://schemas.openxmlformats.org/drawingml/2006/picture">
+                  <pic:nvPicPr>
+                    <pic:cNvPr id="957304340" name=""/>
+                    <pic:cNvPicPr/>
+                  </pic:nvPicPr>
+                  <pic:blipFill>
+                    <a:blip r:embed="rId55"/>
+                    <a:stretch>
+                      <a:fillRect/>
+                    </a:stretch>
+                  </pic:blipFill>
+                  <pic:spPr>
+                    <a:xfrm>
+                      <a:off x="0" y="0"/>
+                      <a:ext cx="4925083" cy="1846907"/>
+                    </a:xfrm>
+                    <a:prstGeom prst="rect">
+                      <a:avLst/>
+                    </a:prstGeom>
+                  </pic:spPr>
+                </pic:pic>
+              </a:graphicData>
+            </a:graphic>
+          </wp:inline>
+        </w:drawing>
       </w:r>
     </w:p>
     <w:p>
@@ -6772,6 +7946,49 @@
     </w:p>
     <w:p>
       <w:r>
+        <w:rPr>
+          <w:noProof/>
+        </w:rPr>
+        <w:drawing>
+          <wp:inline distT="0" distB="0" distL="0" distR="0" wp14:anchorId="6C1A036E" wp14:editId="0AA7FC8A">
+            <wp:extent cx="2952750" cy="996741"/>
+            <wp:effectExtent l="0" t="0" r="0" b="0"/>
+            <wp:docPr id="1996554949" name="Imagen 1"/>
+            <wp:cNvGraphicFramePr>
+              <a:graphicFrameLocks xmlns:a="http://schemas.openxmlformats.org/drawingml/2006/main" noChangeAspect="1"/>
+            </wp:cNvGraphicFramePr>
+            <a:graphic xmlns:a="http://schemas.openxmlformats.org/drawingml/2006/main">
+              <a:graphicData uri="http://schemas.openxmlformats.org/drawingml/2006/picture">
+                <pic:pic xmlns:pic="http://schemas.openxmlformats.org/drawingml/2006/picture">
+                  <pic:nvPicPr>
+                    <pic:cNvPr id="1996554949" name=""/>
+                    <pic:cNvPicPr/>
+                  </pic:nvPicPr>
+                  <pic:blipFill>
+                    <a:blip r:embed="rId56"/>
+                    <a:stretch>
+                      <a:fillRect/>
+                    </a:stretch>
+                  </pic:blipFill>
+                  <pic:spPr>
+                    <a:xfrm>
+                      <a:off x="0" y="0"/>
+                      <a:ext cx="2970162" cy="1002619"/>
+                    </a:xfrm>
+                    <a:prstGeom prst="rect">
+                      <a:avLst/>
+                    </a:prstGeom>
+                  </pic:spPr>
+                </pic:pic>
+              </a:graphicData>
+            </a:graphic>
+          </wp:inline>
+        </w:drawing>
+      </w:r>
+    </w:p>
+    <w:p>
+      <w:r>
+        <w:lastRenderedPageBreak/>
         <w:pict w14:anchorId="24FE934E">
           <v:rect id="_x0000_i1100" style="width:0;height:1.5pt" o:hralign="center" o:hrstd="t" o:hr="t" fillcolor="#a0a0a0" stroked="f"/>
         </w:pict>
@@ -6799,6 +8016,48 @@
     </w:p>
     <w:p>
       <w:r>
+        <w:rPr>
+          <w:noProof/>
+        </w:rPr>
+        <w:drawing>
+          <wp:inline distT="0" distB="0" distL="0" distR="0" wp14:anchorId="221A7342" wp14:editId="04A52D74">
+            <wp:extent cx="5400040" cy="1478280"/>
+            <wp:effectExtent l="0" t="0" r="0" b="7620"/>
+            <wp:docPr id="332971506" name="Imagen 1"/>
+            <wp:cNvGraphicFramePr>
+              <a:graphicFrameLocks xmlns:a="http://schemas.openxmlformats.org/drawingml/2006/main" noChangeAspect="1"/>
+            </wp:cNvGraphicFramePr>
+            <a:graphic xmlns:a="http://schemas.openxmlformats.org/drawingml/2006/main">
+              <a:graphicData uri="http://schemas.openxmlformats.org/drawingml/2006/picture">
+                <pic:pic xmlns:pic="http://schemas.openxmlformats.org/drawingml/2006/picture">
+                  <pic:nvPicPr>
+                    <pic:cNvPr id="332971506" name=""/>
+                    <pic:cNvPicPr/>
+                  </pic:nvPicPr>
+                  <pic:blipFill>
+                    <a:blip r:embed="rId57"/>
+                    <a:stretch>
+                      <a:fillRect/>
+                    </a:stretch>
+                  </pic:blipFill>
+                  <pic:spPr>
+                    <a:xfrm>
+                      <a:off x="0" y="0"/>
+                      <a:ext cx="5400040" cy="1478280"/>
+                    </a:xfrm>
+                    <a:prstGeom prst="rect">
+                      <a:avLst/>
+                    </a:prstGeom>
+                  </pic:spPr>
+                </pic:pic>
+              </a:graphicData>
+            </a:graphic>
+          </wp:inline>
+        </w:drawing>
+      </w:r>
+    </w:p>
+    <w:p>
+      <w:r>
         <w:pict w14:anchorId="5565EE2D">
           <v:rect id="_x0000_i1101" style="width:0;height:1.5pt" o:hralign="center" o:hrstd="t" o:hr="t" fillcolor="#a0a0a0" stroked="f"/>
         </w:pict>
@@ -6833,6 +8092,53 @@
       </w:r>
     </w:p>
     <w:p>
+      <w:pPr>
+        <w:rPr>
+          <w:lang w:val="en-GB"/>
+        </w:rPr>
+      </w:pPr>
+      <w:r>
+        <w:rPr>
+          <w:noProof/>
+        </w:rPr>
+        <w:drawing>
+          <wp:inline distT="0" distB="0" distL="0" distR="0" wp14:anchorId="463BF234" wp14:editId="04C77E06">
+            <wp:extent cx="3933333" cy="1733333"/>
+            <wp:effectExtent l="0" t="0" r="0" b="635"/>
+            <wp:docPr id="280023834" name="Imagen 1"/>
+            <wp:cNvGraphicFramePr>
+              <a:graphicFrameLocks xmlns:a="http://schemas.openxmlformats.org/drawingml/2006/main" noChangeAspect="1"/>
+            </wp:cNvGraphicFramePr>
+            <a:graphic xmlns:a="http://schemas.openxmlformats.org/drawingml/2006/main">
+              <a:graphicData uri="http://schemas.openxmlformats.org/drawingml/2006/picture">
+                <pic:pic xmlns:pic="http://schemas.openxmlformats.org/drawingml/2006/picture">
+                  <pic:nvPicPr>
+                    <pic:cNvPr id="280023834" name=""/>
+                    <pic:cNvPicPr/>
+                  </pic:nvPicPr>
+                  <pic:blipFill>
+                    <a:blip r:embed="rId58"/>
+                    <a:stretch>
+                      <a:fillRect/>
+                    </a:stretch>
+                  </pic:blipFill>
+                  <pic:spPr>
+                    <a:xfrm>
+                      <a:off x="0" y="0"/>
+                      <a:ext cx="3933333" cy="1733333"/>
+                    </a:xfrm>
+                    <a:prstGeom prst="rect">
+                      <a:avLst/>
+                    </a:prstGeom>
+                  </pic:spPr>
+                </pic:pic>
+              </a:graphicData>
+            </a:graphic>
+          </wp:inline>
+        </w:drawing>
+      </w:r>
+    </w:p>
+    <w:p>
       <w:r>
         <w:pict w14:anchorId="426F2231">
           <v:rect id="_x0000_i1102" style="width:0;height:1.5pt" o:hralign="center" o:hrstd="t" o:hr="t" fillcolor="#a0a0a0" stroked="f"/>
@@ -6911,6 +8217,54 @@
       </w:r>
     </w:p>
     <w:p>
+      <w:pPr>
+        <w:rPr>
+          <w:lang w:val="en-GB"/>
+        </w:rPr>
+      </w:pPr>
+      <w:r>
+        <w:rPr>
+          <w:noProof/>
+        </w:rPr>
+        <w:lastRenderedPageBreak/>
+        <w:drawing>
+          <wp:inline distT="0" distB="0" distL="0" distR="0" wp14:anchorId="4A3610D9" wp14:editId="1731308C">
+            <wp:extent cx="3352381" cy="2133333"/>
+            <wp:effectExtent l="0" t="0" r="635" b="635"/>
+            <wp:docPr id="1453666774" name="Imagen 1"/>
+            <wp:cNvGraphicFramePr>
+              <a:graphicFrameLocks xmlns:a="http://schemas.openxmlformats.org/drawingml/2006/main" noChangeAspect="1"/>
+            </wp:cNvGraphicFramePr>
+            <a:graphic xmlns:a="http://schemas.openxmlformats.org/drawingml/2006/main">
+              <a:graphicData uri="http://schemas.openxmlformats.org/drawingml/2006/picture">
+                <pic:pic xmlns:pic="http://schemas.openxmlformats.org/drawingml/2006/picture">
+                  <pic:nvPicPr>
+                    <pic:cNvPr id="1453666774" name=""/>
+                    <pic:cNvPicPr/>
+                  </pic:nvPicPr>
+                  <pic:blipFill>
+                    <a:blip r:embed="rId59"/>
+                    <a:stretch>
+                      <a:fillRect/>
+                    </a:stretch>
+                  </pic:blipFill>
+                  <pic:spPr>
+                    <a:xfrm>
+                      <a:off x="0" y="0"/>
+                      <a:ext cx="3352381" cy="2133333"/>
+                    </a:xfrm>
+                    <a:prstGeom prst="rect">
+                      <a:avLst/>
+                    </a:prstGeom>
+                  </pic:spPr>
+                </pic:pic>
+              </a:graphicData>
+            </a:graphic>
+          </wp:inline>
+        </w:drawing>
+      </w:r>
+    </w:p>
+    <w:p>
       <w:r>
         <w:pict w14:anchorId="3C7F9694">
           <v:rect id="_x0000_i1103" style="width:0;height:1.5pt" o:hralign="center" o:hrstd="t" o:hr="t" fillcolor="#a0a0a0" stroked="f"/>
@@ -6951,348 +8305,348 @@
           <w:b/>
           <w:bCs/>
         </w:rPr>
+        <w:t>📘</w:t>
+      </w:r>
+      <w:r>
+        <w:rPr>
+          <w:b/>
+          <w:bCs/>
+        </w:rPr>
+        <w:t xml:space="preserve"> 3.1. La jerarquía FHS (Filesystem Hierarchy Standard)</w:t>
+      </w:r>
+    </w:p>
+    <w:p>
+      <w:r>
+        <w:t xml:space="preserve">Linux no divide sus unidades en “C:”, “D:”, etc., sino que usa un </w:t>
+      </w:r>
+      <w:r>
+        <w:rPr>
+          <w:b/>
+          <w:bCs/>
+        </w:rPr>
+        <w:t>árbol único</w:t>
+      </w:r>
+      <w:r>
+        <w:t xml:space="preserve"> cuyo punto inicial es /.</w:t>
+      </w:r>
+    </w:p>
+    <w:p>
+      <w:r>
+        <w:t>Las rutas se organizan así:</w:t>
+      </w:r>
+    </w:p>
+    <w:p>
+      <w:r>
+        <w:t>/</w:t>
+      </w:r>
+    </w:p>
+    <w:p>
+      <w:r>
+        <w:rPr>
+          <w:rFonts w:ascii="MS Gothic" w:eastAsia="MS Gothic" w:hAnsi="MS Gothic" w:cs="MS Gothic" w:hint="eastAsia"/>
+        </w:rPr>
+        <w:t>├</w:t>
+      </w:r>
+      <w:r>
+        <w:rPr>
+          <w:rFonts w:ascii="Aptos" w:hAnsi="Aptos" w:cs="Aptos"/>
+        </w:rPr>
+        <w:t>──</w:t>
+      </w:r>
+      <w:r>
+        <w:t xml:space="preserve"> bin      </w:t>
+      </w:r>
+      <w:r>
+        <w:rPr>
+          <w:rFonts w:ascii="Aptos" w:hAnsi="Aptos" w:cs="Aptos"/>
+        </w:rPr>
+        <w:t>→</w:t>
+      </w:r>
+      <w:r>
+        <w:t xml:space="preserve"> Ejecutables básicos</w:t>
+      </w:r>
+    </w:p>
+    <w:p>
+      <w:r>
+        <w:rPr>
+          <w:rFonts w:ascii="MS Gothic" w:eastAsia="MS Gothic" w:hAnsi="MS Gothic" w:cs="MS Gothic" w:hint="eastAsia"/>
+        </w:rPr>
+        <w:t>├</w:t>
+      </w:r>
+      <w:r>
+        <w:rPr>
+          <w:rFonts w:ascii="Aptos" w:hAnsi="Aptos" w:cs="Aptos"/>
+        </w:rPr>
+        <w:t>──</w:t>
+      </w:r>
+      <w:r>
+        <w:t xml:space="preserve"> boot     </w:t>
+      </w:r>
+      <w:r>
+        <w:rPr>
+          <w:rFonts w:ascii="Aptos" w:hAnsi="Aptos" w:cs="Aptos"/>
+        </w:rPr>
+        <w:t>→</w:t>
+      </w:r>
+      <w:r>
+        <w:t xml:space="preserve"> Kernel, GRUB</w:t>
+      </w:r>
+      <w:r>
+        <w:rPr>
+          <w:rFonts w:ascii="Aptos" w:hAnsi="Aptos" w:cs="Aptos"/>
+        </w:rPr>
+        <w:t>…</w:t>
+      </w:r>
+    </w:p>
+    <w:p>
+      <w:r>
+        <w:rPr>
+          <w:rFonts w:ascii="MS Gothic" w:eastAsia="MS Gothic" w:hAnsi="MS Gothic" w:cs="MS Gothic" w:hint="eastAsia"/>
+        </w:rPr>
+        <w:t>├</w:t>
+      </w:r>
+      <w:r>
+        <w:rPr>
+          <w:rFonts w:ascii="Aptos" w:hAnsi="Aptos" w:cs="Aptos"/>
+        </w:rPr>
+        <w:t>──</w:t>
+      </w:r>
+      <w:r>
+        <w:t xml:space="preserve"> dev      → Dispositivos (discos, USB…)</w:t>
+      </w:r>
+    </w:p>
+    <w:p>
+      <w:r>
+        <w:rPr>
+          <w:rFonts w:ascii="MS Gothic" w:eastAsia="MS Gothic" w:hAnsi="MS Gothic" w:cs="MS Gothic" w:hint="eastAsia"/>
+        </w:rPr>
+        <w:t>├</w:t>
+      </w:r>
+      <w:r>
+        <w:rPr>
+          <w:rFonts w:ascii="Aptos" w:hAnsi="Aptos" w:cs="Aptos"/>
+        </w:rPr>
+        <w:t>──</w:t>
+      </w:r>
+      <w:r>
+        <w:t xml:space="preserve"> etc      </w:t>
+      </w:r>
+      <w:r>
+        <w:rPr>
+          <w:rFonts w:ascii="Aptos" w:hAnsi="Aptos" w:cs="Aptos"/>
+        </w:rPr>
+        <w:t>→</w:t>
+      </w:r>
+      <w:r>
+        <w:t xml:space="preserve"> Configuraci</w:t>
+      </w:r>
+      <w:r>
+        <w:rPr>
+          <w:rFonts w:ascii="Aptos" w:hAnsi="Aptos" w:cs="Aptos"/>
+        </w:rPr>
+        <w:t>ó</w:t>
+      </w:r>
+      <w:r>
+        <w:t>n del sistema</w:t>
+      </w:r>
+    </w:p>
+    <w:p>
+      <w:r>
+        <w:rPr>
+          <w:rFonts w:ascii="MS Gothic" w:eastAsia="MS Gothic" w:hAnsi="MS Gothic" w:cs="MS Gothic" w:hint="eastAsia"/>
+        </w:rPr>
+        <w:t>├</w:t>
+      </w:r>
+      <w:r>
+        <w:rPr>
+          <w:rFonts w:ascii="Aptos" w:hAnsi="Aptos" w:cs="Aptos"/>
+        </w:rPr>
+        <w:t>──</w:t>
+      </w:r>
+      <w:r>
+        <w:t xml:space="preserve"> home     </w:t>
+      </w:r>
+      <w:r>
+        <w:rPr>
+          <w:rFonts w:ascii="Aptos" w:hAnsi="Aptos" w:cs="Aptos"/>
+        </w:rPr>
+        <w:t>→</w:t>
+      </w:r>
+      <w:r>
+        <w:t xml:space="preserve"> Carpetas de usuarios</w:t>
+      </w:r>
+    </w:p>
+    <w:p>
+      <w:r>
+        <w:rPr>
+          <w:rFonts w:ascii="MS Gothic" w:eastAsia="MS Gothic" w:hAnsi="MS Gothic" w:cs="MS Gothic" w:hint="eastAsia"/>
+        </w:rPr>
+        <w:t>├</w:t>
+      </w:r>
+      <w:r>
+        <w:rPr>
+          <w:rFonts w:ascii="Aptos" w:hAnsi="Aptos" w:cs="Aptos"/>
+        </w:rPr>
+        <w:t>──</w:t>
+      </w:r>
+      <w:r>
+        <w:t xml:space="preserve"> lib      </w:t>
+      </w:r>
+      <w:r>
+        <w:rPr>
+          <w:rFonts w:ascii="Aptos" w:hAnsi="Aptos" w:cs="Aptos"/>
+        </w:rPr>
+        <w:t>→</w:t>
+      </w:r>
+      <w:r>
+        <w:t xml:space="preserve"> Bibliotecas del sistema</w:t>
+      </w:r>
+    </w:p>
+    <w:p>
+      <w:r>
+        <w:rPr>
+          <w:rFonts w:ascii="MS Gothic" w:eastAsia="MS Gothic" w:hAnsi="MS Gothic" w:cs="MS Gothic" w:hint="eastAsia"/>
+        </w:rPr>
+        <w:t>├</w:t>
+      </w:r>
+      <w:r>
+        <w:rPr>
+          <w:rFonts w:ascii="Aptos" w:hAnsi="Aptos" w:cs="Aptos"/>
+        </w:rPr>
+        <w:t>──</w:t>
+      </w:r>
+      <w:r>
+        <w:t xml:space="preserve"> media    </w:t>
+      </w:r>
+      <w:r>
+        <w:rPr>
+          <w:rFonts w:ascii="Aptos" w:hAnsi="Aptos" w:cs="Aptos"/>
+        </w:rPr>
+        <w:t>→</w:t>
+      </w:r>
+      <w:r>
+        <w:t xml:space="preserve"> Montaje autom</w:t>
+      </w:r>
+      <w:r>
+        <w:rPr>
+          <w:rFonts w:ascii="Aptos" w:hAnsi="Aptos" w:cs="Aptos"/>
+        </w:rPr>
+        <w:t>á</w:t>
+      </w:r>
+      <w:r>
+        <w:t>tico de USB/externos</w:t>
+      </w:r>
+    </w:p>
+    <w:p>
+      <w:r>
+        <w:rPr>
+          <w:rFonts w:ascii="MS Gothic" w:eastAsia="MS Gothic" w:hAnsi="MS Gothic" w:cs="MS Gothic" w:hint="eastAsia"/>
+        </w:rPr>
+        <w:t>├</w:t>
+      </w:r>
+      <w:r>
+        <w:rPr>
+          <w:rFonts w:ascii="Aptos" w:hAnsi="Aptos" w:cs="Aptos"/>
+        </w:rPr>
+        <w:t>──</w:t>
+      </w:r>
+      <w:r>
+        <w:t xml:space="preserve"> mnt      </w:t>
+      </w:r>
+      <w:r>
+        <w:rPr>
+          <w:rFonts w:ascii="Aptos" w:hAnsi="Aptos" w:cs="Aptos"/>
+        </w:rPr>
+        <w:t>→</w:t>
+      </w:r>
+      <w:r>
+        <w:t xml:space="preserve"> Montaje manual de dispositivos</w:t>
+      </w:r>
+    </w:p>
+    <w:p>
+      <w:r>
+        <w:rPr>
+          <w:rFonts w:ascii="MS Gothic" w:eastAsia="MS Gothic" w:hAnsi="MS Gothic" w:cs="MS Gothic" w:hint="eastAsia"/>
+        </w:rPr>
+        <w:t>├</w:t>
+      </w:r>
+      <w:r>
+        <w:rPr>
+          <w:rFonts w:ascii="Aptos" w:hAnsi="Aptos" w:cs="Aptos"/>
+        </w:rPr>
+        <w:t>──</w:t>
+      </w:r>
+      <w:r>
+        <w:t xml:space="preserve"> opt      </w:t>
+      </w:r>
+      <w:r>
+        <w:rPr>
+          <w:rFonts w:ascii="Aptos" w:hAnsi="Aptos" w:cs="Aptos"/>
+        </w:rPr>
+        <w:t>→</w:t>
+      </w:r>
+      <w:r>
+        <w:t xml:space="preserve"> Programas externos</w:t>
+      </w:r>
+    </w:p>
+    <w:p>
+      <w:r>
+        <w:rPr>
+          <w:rFonts w:ascii="MS Gothic" w:eastAsia="MS Gothic" w:hAnsi="MS Gothic" w:cs="MS Gothic" w:hint="eastAsia"/>
+        </w:rPr>
+        <w:t>├</w:t>
+      </w:r>
+      <w:r>
+        <w:rPr>
+          <w:rFonts w:ascii="Aptos" w:hAnsi="Aptos" w:cs="Aptos"/>
+        </w:rPr>
+        <w:t>──</w:t>
+      </w:r>
+      <w:r>
+        <w:t xml:space="preserve"> root     </w:t>
+      </w:r>
+      <w:r>
+        <w:rPr>
+          <w:rFonts w:ascii="Aptos" w:hAnsi="Aptos" w:cs="Aptos"/>
+        </w:rPr>
+        <w:t>→</w:t>
+      </w:r>
+      <w:r>
+        <w:t xml:space="preserve"> Home del usuario root</w:t>
+      </w:r>
+    </w:p>
+    <w:p>
+      <w:r>
+        <w:rPr>
+          <w:rFonts w:ascii="MS Gothic" w:eastAsia="MS Gothic" w:hAnsi="MS Gothic" w:cs="MS Gothic" w:hint="eastAsia"/>
+        </w:rPr>
+        <w:t>├</w:t>
+      </w:r>
+      <w:r>
+        <w:rPr>
+          <w:rFonts w:ascii="Aptos" w:hAnsi="Aptos" w:cs="Aptos"/>
+        </w:rPr>
+        <w:t>──</w:t>
+      </w:r>
+      <w:r>
+        <w:t xml:space="preserve"> sbin     </w:t>
+      </w:r>
+      <w:r>
+        <w:rPr>
+          <w:rFonts w:ascii="Aptos" w:hAnsi="Aptos" w:cs="Aptos"/>
+        </w:rPr>
+        <w:t>→</w:t>
+      </w:r>
+      <w:r>
+        <w:t xml:space="preserve"> Ejecutables del sistema</w:t>
+      </w:r>
+    </w:p>
+    <w:p>
+      <w:r>
+        <w:rPr>
+          <w:rFonts w:ascii="MS Gothic" w:eastAsia="MS Gothic" w:hAnsi="MS Gothic" w:cs="MS Gothic" w:hint="eastAsia"/>
+        </w:rPr>
         <w:lastRenderedPageBreak/>
-        <w:t>📘</w:t>
-      </w:r>
-      <w:r>
-        <w:rPr>
-          <w:b/>
-          <w:bCs/>
-        </w:rPr>
-        <w:t xml:space="preserve"> 3.1. La jerarquía FHS (Filesystem Hierarchy Standard)</w:t>
-      </w:r>
-    </w:p>
-    <w:p>
-      <w:r>
-        <w:t xml:space="preserve">Linux no divide sus unidades en “C:”, “D:”, etc., sino que usa un </w:t>
-      </w:r>
-      <w:r>
-        <w:rPr>
-          <w:b/>
-          <w:bCs/>
-        </w:rPr>
-        <w:t>árbol único</w:t>
-      </w:r>
-      <w:r>
-        <w:t xml:space="preserve"> cuyo punto inicial es /.</w:t>
-      </w:r>
-    </w:p>
-    <w:p>
-      <w:r>
-        <w:t>Las rutas se organizan así:</w:t>
-      </w:r>
-    </w:p>
-    <w:p>
-      <w:r>
-        <w:t>/</w:t>
-      </w:r>
-    </w:p>
-    <w:p>
-      <w:r>
-        <w:rPr>
-          <w:rFonts w:ascii="MS Gothic" w:eastAsia="MS Gothic" w:hAnsi="MS Gothic" w:cs="MS Gothic" w:hint="eastAsia"/>
-        </w:rPr>
-        <w:t>├</w:t>
-      </w:r>
-      <w:r>
-        <w:rPr>
-          <w:rFonts w:ascii="Aptos" w:hAnsi="Aptos" w:cs="Aptos"/>
-        </w:rPr>
-        <w:t>──</w:t>
-      </w:r>
-      <w:r>
-        <w:t xml:space="preserve"> bin      </w:t>
-      </w:r>
-      <w:r>
-        <w:rPr>
-          <w:rFonts w:ascii="Aptos" w:hAnsi="Aptos" w:cs="Aptos"/>
-        </w:rPr>
-        <w:t>→</w:t>
-      </w:r>
-      <w:r>
-        <w:t xml:space="preserve"> Ejecutables básicos</w:t>
-      </w:r>
-    </w:p>
-    <w:p>
-      <w:r>
-        <w:rPr>
-          <w:rFonts w:ascii="MS Gothic" w:eastAsia="MS Gothic" w:hAnsi="MS Gothic" w:cs="MS Gothic" w:hint="eastAsia"/>
-        </w:rPr>
-        <w:t>├</w:t>
-      </w:r>
-      <w:r>
-        <w:rPr>
-          <w:rFonts w:ascii="Aptos" w:hAnsi="Aptos" w:cs="Aptos"/>
-        </w:rPr>
-        <w:t>──</w:t>
-      </w:r>
-      <w:r>
-        <w:t xml:space="preserve"> boot     </w:t>
-      </w:r>
-      <w:r>
-        <w:rPr>
-          <w:rFonts w:ascii="Aptos" w:hAnsi="Aptos" w:cs="Aptos"/>
-        </w:rPr>
-        <w:t>→</w:t>
-      </w:r>
-      <w:r>
-        <w:t xml:space="preserve"> Kernel, GRUB</w:t>
-      </w:r>
-      <w:r>
-        <w:rPr>
-          <w:rFonts w:ascii="Aptos" w:hAnsi="Aptos" w:cs="Aptos"/>
-        </w:rPr>
-        <w:t>…</w:t>
-      </w:r>
-    </w:p>
-    <w:p>
-      <w:r>
-        <w:rPr>
-          <w:rFonts w:ascii="MS Gothic" w:eastAsia="MS Gothic" w:hAnsi="MS Gothic" w:cs="MS Gothic" w:hint="eastAsia"/>
-        </w:rPr>
-        <w:t>├</w:t>
-      </w:r>
-      <w:r>
-        <w:rPr>
-          <w:rFonts w:ascii="Aptos" w:hAnsi="Aptos" w:cs="Aptos"/>
-        </w:rPr>
-        <w:t>──</w:t>
-      </w:r>
-      <w:r>
-        <w:t xml:space="preserve"> dev      → Dispositivos (discos, USB…)</w:t>
-      </w:r>
-    </w:p>
-    <w:p>
-      <w:r>
-        <w:rPr>
-          <w:rFonts w:ascii="MS Gothic" w:eastAsia="MS Gothic" w:hAnsi="MS Gothic" w:cs="MS Gothic" w:hint="eastAsia"/>
-        </w:rPr>
-        <w:t>├</w:t>
-      </w:r>
-      <w:r>
-        <w:rPr>
-          <w:rFonts w:ascii="Aptos" w:hAnsi="Aptos" w:cs="Aptos"/>
-        </w:rPr>
-        <w:t>──</w:t>
-      </w:r>
-      <w:r>
-        <w:t xml:space="preserve"> etc      </w:t>
-      </w:r>
-      <w:r>
-        <w:rPr>
-          <w:rFonts w:ascii="Aptos" w:hAnsi="Aptos" w:cs="Aptos"/>
-        </w:rPr>
-        <w:t>→</w:t>
-      </w:r>
-      <w:r>
-        <w:t xml:space="preserve"> Configuraci</w:t>
-      </w:r>
-      <w:r>
-        <w:rPr>
-          <w:rFonts w:ascii="Aptos" w:hAnsi="Aptos" w:cs="Aptos"/>
-        </w:rPr>
-        <w:t>ó</w:t>
-      </w:r>
-      <w:r>
-        <w:t>n del sistema</w:t>
-      </w:r>
-    </w:p>
-    <w:p>
-      <w:r>
-        <w:rPr>
-          <w:rFonts w:ascii="MS Gothic" w:eastAsia="MS Gothic" w:hAnsi="MS Gothic" w:cs="MS Gothic" w:hint="eastAsia"/>
-        </w:rPr>
-        <w:t>├</w:t>
-      </w:r>
-      <w:r>
-        <w:rPr>
-          <w:rFonts w:ascii="Aptos" w:hAnsi="Aptos" w:cs="Aptos"/>
-        </w:rPr>
-        <w:t>──</w:t>
-      </w:r>
-      <w:r>
-        <w:t xml:space="preserve"> home     </w:t>
-      </w:r>
-      <w:r>
-        <w:rPr>
-          <w:rFonts w:ascii="Aptos" w:hAnsi="Aptos" w:cs="Aptos"/>
-        </w:rPr>
-        <w:t>→</w:t>
-      </w:r>
-      <w:r>
-        <w:t xml:space="preserve"> Carpetas de usuarios</w:t>
-      </w:r>
-    </w:p>
-    <w:p>
-      <w:r>
-        <w:rPr>
-          <w:rFonts w:ascii="MS Gothic" w:eastAsia="MS Gothic" w:hAnsi="MS Gothic" w:cs="MS Gothic" w:hint="eastAsia"/>
-        </w:rPr>
-        <w:t>├</w:t>
-      </w:r>
-      <w:r>
-        <w:rPr>
-          <w:rFonts w:ascii="Aptos" w:hAnsi="Aptos" w:cs="Aptos"/>
-        </w:rPr>
-        <w:t>──</w:t>
-      </w:r>
-      <w:r>
-        <w:t xml:space="preserve"> lib      </w:t>
-      </w:r>
-      <w:r>
-        <w:rPr>
-          <w:rFonts w:ascii="Aptos" w:hAnsi="Aptos" w:cs="Aptos"/>
-        </w:rPr>
-        <w:t>→</w:t>
-      </w:r>
-      <w:r>
-        <w:t xml:space="preserve"> Bibliotecas del sistema</w:t>
-      </w:r>
-    </w:p>
-    <w:p>
-      <w:r>
-        <w:rPr>
-          <w:rFonts w:ascii="MS Gothic" w:eastAsia="MS Gothic" w:hAnsi="MS Gothic" w:cs="MS Gothic" w:hint="eastAsia"/>
-        </w:rPr>
-        <w:t>├</w:t>
-      </w:r>
-      <w:r>
-        <w:rPr>
-          <w:rFonts w:ascii="Aptos" w:hAnsi="Aptos" w:cs="Aptos"/>
-        </w:rPr>
-        <w:t>──</w:t>
-      </w:r>
-      <w:r>
-        <w:t xml:space="preserve"> media    </w:t>
-      </w:r>
-      <w:r>
-        <w:rPr>
-          <w:rFonts w:ascii="Aptos" w:hAnsi="Aptos" w:cs="Aptos"/>
-        </w:rPr>
-        <w:t>→</w:t>
-      </w:r>
-      <w:r>
-        <w:t xml:space="preserve"> Montaje autom</w:t>
-      </w:r>
-      <w:r>
-        <w:rPr>
-          <w:rFonts w:ascii="Aptos" w:hAnsi="Aptos" w:cs="Aptos"/>
-        </w:rPr>
-        <w:t>á</w:t>
-      </w:r>
-      <w:r>
-        <w:t>tico de USB/externos</w:t>
-      </w:r>
-    </w:p>
-    <w:p>
-      <w:r>
-        <w:rPr>
-          <w:rFonts w:ascii="MS Gothic" w:eastAsia="MS Gothic" w:hAnsi="MS Gothic" w:cs="MS Gothic" w:hint="eastAsia"/>
-        </w:rPr>
-        <w:t>├</w:t>
-      </w:r>
-      <w:r>
-        <w:rPr>
-          <w:rFonts w:ascii="Aptos" w:hAnsi="Aptos" w:cs="Aptos"/>
-        </w:rPr>
-        <w:t>──</w:t>
-      </w:r>
-      <w:r>
-        <w:t xml:space="preserve"> mnt      </w:t>
-      </w:r>
-      <w:r>
-        <w:rPr>
-          <w:rFonts w:ascii="Aptos" w:hAnsi="Aptos" w:cs="Aptos"/>
-        </w:rPr>
-        <w:t>→</w:t>
-      </w:r>
-      <w:r>
-        <w:t xml:space="preserve"> Montaje manual de dispositivos</w:t>
-      </w:r>
-    </w:p>
-    <w:p>
-      <w:r>
-        <w:rPr>
-          <w:rFonts w:ascii="MS Gothic" w:eastAsia="MS Gothic" w:hAnsi="MS Gothic" w:cs="MS Gothic" w:hint="eastAsia"/>
-        </w:rPr>
-        <w:t>├</w:t>
-      </w:r>
-      <w:r>
-        <w:rPr>
-          <w:rFonts w:ascii="Aptos" w:hAnsi="Aptos" w:cs="Aptos"/>
-        </w:rPr>
-        <w:t>──</w:t>
-      </w:r>
-      <w:r>
-        <w:t xml:space="preserve"> opt      </w:t>
-      </w:r>
-      <w:r>
-        <w:rPr>
-          <w:rFonts w:ascii="Aptos" w:hAnsi="Aptos" w:cs="Aptos"/>
-        </w:rPr>
-        <w:t>→</w:t>
-      </w:r>
-      <w:r>
-        <w:t xml:space="preserve"> Programas externos</w:t>
-      </w:r>
-    </w:p>
-    <w:p>
-      <w:r>
-        <w:rPr>
-          <w:rFonts w:ascii="MS Gothic" w:eastAsia="MS Gothic" w:hAnsi="MS Gothic" w:cs="MS Gothic" w:hint="eastAsia"/>
-        </w:rPr>
-        <w:t>├</w:t>
-      </w:r>
-      <w:r>
-        <w:rPr>
-          <w:rFonts w:ascii="Aptos" w:hAnsi="Aptos" w:cs="Aptos"/>
-        </w:rPr>
-        <w:t>──</w:t>
-      </w:r>
-      <w:r>
-        <w:t xml:space="preserve"> root     </w:t>
-      </w:r>
-      <w:r>
-        <w:rPr>
-          <w:rFonts w:ascii="Aptos" w:hAnsi="Aptos" w:cs="Aptos"/>
-        </w:rPr>
-        <w:t>→</w:t>
-      </w:r>
-      <w:r>
-        <w:t xml:space="preserve"> Home del usuario root</w:t>
-      </w:r>
-    </w:p>
-    <w:p>
-      <w:r>
-        <w:rPr>
-          <w:rFonts w:ascii="MS Gothic" w:eastAsia="MS Gothic" w:hAnsi="MS Gothic" w:cs="MS Gothic" w:hint="eastAsia"/>
-        </w:rPr>
-        <w:t>├</w:t>
-      </w:r>
-      <w:r>
-        <w:rPr>
-          <w:rFonts w:ascii="Aptos" w:hAnsi="Aptos" w:cs="Aptos"/>
-        </w:rPr>
-        <w:t>──</w:t>
-      </w:r>
-      <w:r>
-        <w:t xml:space="preserve"> sbin     </w:t>
-      </w:r>
-      <w:r>
-        <w:rPr>
-          <w:rFonts w:ascii="Aptos" w:hAnsi="Aptos" w:cs="Aptos"/>
-        </w:rPr>
-        <w:t>→</w:t>
-      </w:r>
-      <w:r>
-        <w:t xml:space="preserve"> Ejecutables del sistema</w:t>
-      </w:r>
-    </w:p>
-    <w:p>
-      <w:r>
-        <w:rPr>
-          <w:rFonts w:ascii="MS Gothic" w:eastAsia="MS Gothic" w:hAnsi="MS Gothic" w:cs="MS Gothic" w:hint="eastAsia"/>
-        </w:rPr>
         <w:t>├</w:t>
       </w:r>
       <w:r>
@@ -7466,7 +8820,6 @@
     </w:p>
     <w:p>
       <w:r>
-        <w:lastRenderedPageBreak/>
         <w:t>Datos que cambian continuamente:</w:t>
       </w:r>
     </w:p>
@@ -7648,6 +9001,7 @@
     </w:p>
     <w:p>
       <w:r>
+        <w:lastRenderedPageBreak/>
         <w:t>Los sistemas más comunes:</w:t>
       </w:r>
     </w:p>
@@ -7929,7 +9283,6 @@
         <w:rPr>
           <w:lang w:val="en-GB"/>
         </w:rPr>
-        <w:lastRenderedPageBreak/>
         <w:t>sudo umount /mnt</w:t>
       </w:r>
     </w:p>
@@ -8074,6 +9427,7 @@
     </w:p>
     <w:p>
       <w:r>
+        <w:lastRenderedPageBreak/>
         <w:t>UUID=xxxxxx   /datos   ext4   defaults   0 2</w:t>
       </w:r>
     </w:p>
@@ -8194,7 +9548,6 @@
     </w:p>
     <w:p>
       <w:r>
-        <w:lastRenderedPageBreak/>
         <w:t>ls -i archivo.txt</w:t>
       </w:r>
     </w:p>
@@ -8381,6 +9734,7 @@
           <w:b/>
           <w:bCs/>
         </w:rPr>
+        <w:lastRenderedPageBreak/>
         <w:t>5. Ver información completa de un archivo</w:t>
       </w:r>
     </w:p>
@@ -8491,7 +9845,6 @@
     </w:p>
     <w:p>
       <w:r>
-        <w:lastRenderedPageBreak/>
         <w:pict w14:anchorId="22F1CE61">
           <v:rect id="_x0000_i1113" style="width:0;height:1.5pt" o:hralign="center" o:hrstd="t" o:hr="t" fillcolor="#a0a0a0" stroked="f"/>
         </w:pict>
@@ -8687,6 +10040,7 @@
     </w:p>
     <w:p>
       <w:r>
+        <w:lastRenderedPageBreak/>
         <w:t>df -h</w:t>
       </w:r>
     </w:p>
@@ -8811,7 +10165,6 @@
     </w:p>
     <w:p>
       <w:r>
-        <w:lastRenderedPageBreak/>
         <w:pict w14:anchorId="25E0086A">
           <v:rect id="_x0000_i1115" style="width:0;height:1.5pt" o:hralign="center" o:hrstd="t" o:hr="t" fillcolor="#a0a0a0" stroked="f"/>
         </w:pict>
@@ -8964,6 +10317,7 @@
           <w:b/>
           <w:bCs/>
         </w:rPr>
+        <w:lastRenderedPageBreak/>
         <w:t>27. Ver diferencias de tamaño entre bloque lógico y físico</w:t>
       </w:r>
     </w:p>
@@ -9076,7 +10430,6 @@
     </w:p>
     <w:p>
       <w:r>
-        <w:lastRenderedPageBreak/>
         <w:t>tree /etc</w:t>
       </w:r>
     </w:p>
@@ -9246,6 +10599,7 @@
         </w:numPr>
       </w:pPr>
       <w:r>
+        <w:lastRenderedPageBreak/>
         <w:t>sudo mkdir /datos</w:t>
       </w:r>
     </w:p>
@@ -9357,7 +10711,6 @@
         <w:rPr>
           <w:rFonts w:ascii="Segoe UI Emoji" w:hAnsi="Segoe UI Emoji" w:cs="Segoe UI Emoji"/>
         </w:rPr>
-        <w:lastRenderedPageBreak/>
         <w:t>🟦</w:t>
       </w:r>
       <w:r>
@@ -9555,6 +10908,7 @@
           <w:b/>
           <w:bCs/>
         </w:rPr>
+        <w:lastRenderedPageBreak/>
         <w:t>usuarios del sistema</w:t>
       </w:r>
       <w:r>
@@ -9633,7 +10987,6 @@
     </w:p>
     <w:p>
       <w:r>
-        <w:lastRenderedPageBreak/>
         <w:t>sudo deluser --remove-home usuario</w:t>
       </w:r>
     </w:p>
@@ -9789,6 +11142,7 @@
     </w:p>
     <w:p>
       <w:r>
+        <w:lastRenderedPageBreak/>
         <w:t>Las letras significan:</w:t>
       </w:r>
     </w:p>
@@ -9882,7 +11236,6 @@
     </w:p>
     <w:p>
       <w:r>
-        <w:lastRenderedPageBreak/>
         <w:t>Cambiar propietario:</w:t>
       </w:r>
     </w:p>
@@ -10048,6 +11401,7 @@
     </w:p>
     <w:p>
       <w:r>
+        <w:lastRenderedPageBreak/>
         <w:t>Permite permisos más detallados:</w:t>
       </w:r>
     </w:p>
@@ -10143,7 +11497,6 @@
           <w:b/>
           <w:bCs/>
         </w:rPr>
-        <w:lastRenderedPageBreak/>
         <w:t>/etc/shadow</w:t>
       </w:r>
     </w:p>
@@ -10400,6 +11753,7 @@
           <w:b/>
           <w:bCs/>
         </w:rPr>
+        <w:lastRenderedPageBreak/>
         <w:t>6. Cambiar permisos del archivo prueba.txt a 644</w:t>
       </w:r>
     </w:p>
@@ -10432,7 +11786,6 @@
     </w:p>
     <w:p>
       <w:r>
-        <w:lastRenderedPageBreak/>
         <w:t>mkdir compartida</w:t>
       </w:r>
     </w:p>
@@ -10655,6 +12008,7 @@
           <w:b/>
           <w:bCs/>
         </w:rPr>
+        <w:lastRenderedPageBreak/>
         <w:t>14. Crear carpeta /home/grupoalumnos</w:t>
       </w:r>
     </w:p>
@@ -10687,7 +12041,6 @@
     </w:p>
     <w:p>
       <w:r>
-        <w:lastRenderedPageBreak/>
         <w:t>sudo chown root:alumnos /home/grupoalumnos</w:t>
       </w:r>
     </w:p>
@@ -10924,6 +12277,7 @@
         </w:numPr>
       </w:pPr>
       <w:r>
+        <w:lastRenderedPageBreak/>
         <w:t>mantenimiento</w:t>
       </w:r>
     </w:p>
@@ -10956,7 +12310,6 @@
     </w:p>
     <w:p>
       <w:r>
-        <w:lastRenderedPageBreak/>
         <w:t>Ejemplo:</w:t>
       </w:r>
       <w:r>
@@ -11151,6 +12504,7 @@
     </w:p>
     <w:p>
       <w:r>
+        <w:lastRenderedPageBreak/>
         <w:t>sudo passwd -u alumno2</w:t>
       </w:r>
     </w:p>
@@ -11183,7 +12537,6 @@
     </w:p>
     <w:p>
       <w:r>
-        <w:lastRenderedPageBreak/>
         <w:pict w14:anchorId="07E98FB8">
           <v:rect id="_x0000_i1164" style="width:0;height:1.5pt" o:hralign="center" o:hrstd="t" o:hr="t" fillcolor="#a0a0a0" stroked="f"/>
         </w:pict>
@@ -11468,6 +12821,7 @@
         </w:numPr>
       </w:pPr>
       <w:r>
+        <w:lastRenderedPageBreak/>
         <w:t>Aplicar SGID en carpetas departamentales</w:t>
       </w:r>
     </w:p>
@@ -11512,7 +12866,6 @@
         </w:numPr>
       </w:pPr>
       <w:r>
-        <w:lastRenderedPageBreak/>
         <w:t>usuarios creados</w:t>
       </w:r>
     </w:p>
@@ -11747,6 +13100,7 @@
     </w:p>
     <w:p>
       <w:r>
+        <w:lastRenderedPageBreak/>
         <w:t>pidof</w:t>
       </w:r>
     </w:p>
@@ -11787,7 +13141,6 @@
     </w:p>
     <w:p>
       <w:r>
-        <w:lastRenderedPageBreak/>
         <w:t>systemd (PID 1)</w:t>
       </w:r>
     </w:p>
@@ -12044,6 +13397,7 @@
           <w:b/>
           <w:bCs/>
         </w:rPr>
+        <w:lastRenderedPageBreak/>
         <w:t>📘</w:t>
       </w:r>
       <w:r>
@@ -12071,7 +13425,6 @@
     </w:p>
     <w:p>
       <w:r>
-        <w:lastRenderedPageBreak/>
         <w:t>Buscar por nombre:</w:t>
       </w:r>
     </w:p>
@@ -12255,6 +13608,7 @@
     </w:p>
     <w:p>
       <w:r>
+        <w:lastRenderedPageBreak/>
         <w:pict w14:anchorId="2560E612">
           <v:rect id="_x0000_i1172" style="width:0;height:1.5pt" o:hralign="center" o:hrstd="t" o:hr="t" fillcolor="#a0a0a0" stroked="f"/>
         </w:pict>
@@ -12319,7 +13673,6 @@
         <w:rPr>
           <w:lang w:val="en-GB"/>
         </w:rPr>
-        <w:lastRenderedPageBreak/>
         <w:t>journalctl -f        # en tiempo real</w:t>
       </w:r>
     </w:p>
@@ -12558,6 +13911,7 @@
           <w:b/>
           <w:bCs/>
         </w:rPr>
+        <w:lastRenderedPageBreak/>
         <w:t>6. Encontrar el PID de un programa específico</w:t>
       </w:r>
     </w:p>
@@ -12590,7 +13944,6 @@
           <w:b/>
           <w:bCs/>
         </w:rPr>
-        <w:lastRenderedPageBreak/>
         <w:t>7. Abrir htop y ordenar por RAM</w:t>
       </w:r>
     </w:p>
@@ -12813,6 +14166,7 @@
     </w:p>
     <w:p>
       <w:r>
+        <w:lastRenderedPageBreak/>
         <w:t>bg</w:t>
       </w:r>
     </w:p>
@@ -12845,7 +14199,6 @@
     </w:p>
     <w:p>
       <w:r>
-        <w:lastRenderedPageBreak/>
         <w:pict w14:anchorId="57707527">
           <v:rect id="_x0000_i1189" style="width:0;height:1.5pt" o:hralign="center" o:hrstd="t" o:hr="t" fillcolor="#a0a0a0" stroked="f"/>
         </w:pict>
@@ -13090,6 +14443,7 @@
     </w:p>
     <w:p>
       <w:r>
+        <w:lastRenderedPageBreak/>
         <w:t>Ejecuta:</w:t>
       </w:r>
     </w:p>
@@ -13122,7 +14476,6 @@
     </w:p>
     <w:p>
       <w:r>
-        <w:lastRenderedPageBreak/>
         <w:t>journalctl -t curso-linux</w:t>
       </w:r>
     </w:p>
@@ -13319,6 +14672,7 @@
           <w:b/>
           <w:bCs/>
         </w:rPr>
+        <w:lastRenderedPageBreak/>
         <w:t>29. Iniciar el servicio de prueba</w:t>
       </w:r>
     </w:p>
@@ -13351,7 +14705,6 @@
     </w:p>
     <w:p>
       <w:r>
-        <w:lastRenderedPageBreak/>
         <w:t>journalctl -u hola</w:t>
       </w:r>
     </w:p>
@@ -13611,6 +14964,7 @@
           <w:b/>
           <w:bCs/>
         </w:rPr>
+        <w:lastRenderedPageBreak/>
         <w:t>ChatGPT Plus</w:t>
       </w:r>
     </w:p>
@@ -13659,7 +15013,6 @@
     </w:p>
     <w:p>
       <w:r>
-        <w:lastRenderedPageBreak/>
         <w:pict w14:anchorId="13DA463E">
           <v:rect id="_x0000_i1206" style="width:0;height:1.5pt" o:hralign="center" o:hrstd="t" o:hr="t" fillcolor="#a0a0a0" stroked="f"/>
         </w:pict>
@@ -13941,6 +15294,7 @@
     </w:p>
     <w:p>
       <w:r>
+        <w:lastRenderedPageBreak/>
         <w:t>/etc/netplan/*.yaml</w:t>
       </w:r>
     </w:p>
@@ -13998,7 +15352,6 @@
         <w:rPr>
           <w:lang w:val="en-GB"/>
         </w:rPr>
-        <w:lastRenderedPageBreak/>
         <w:t xml:space="preserve">    enp0s3:</w:t>
       </w:r>
     </w:p>
@@ -14248,6 +15601,7 @@
     </w:p>
     <w:p>
       <w:r>
+        <w:lastRenderedPageBreak/>
         <w:t>Significado de flags:</w:t>
       </w:r>
     </w:p>
@@ -14303,7 +15657,6 @@
         </w:numPr>
       </w:pPr>
       <w:r>
-        <w:lastRenderedPageBreak/>
         <w:t>p → mostrar procesos</w:t>
       </w:r>
     </w:p>
@@ -14469,6 +15822,7 @@
     </w:p>
     <w:p>
       <w:r>
+        <w:lastRenderedPageBreak/>
         <w:pict w14:anchorId="5439BEE0">
           <v:rect id="_x0000_i1213" style="width:0;height:1.5pt" o:hralign="center" o:hrstd="t" o:hr="t" fillcolor="#a0a0a0" stroked="f"/>
         </w:pict>
@@ -14532,7 +15886,6 @@
         </w:numPr>
       </w:pPr>
       <w:r>
-        <w:lastRenderedPageBreak/>
         <w:t>Ping a tu IP.</w:t>
       </w:r>
     </w:p>
@@ -15022,6 +16375,7 @@
     </w:p>
     <w:p>
       <w:r>
+        <w:lastRenderedPageBreak/>
         <w:t>nslookup google.com</w:t>
       </w:r>
     </w:p>
@@ -15095,7 +16449,6 @@
           <w:b/>
           <w:bCs/>
         </w:rPr>
-        <w:lastRenderedPageBreak/>
         <w:t xml:space="preserve">7. Instalar net-tools y usar ifconfig </w:t>
       </w:r>
       <w:r>
@@ -15352,6 +16705,7 @@
           <w:b/>
           <w:bCs/>
         </w:rPr>
+        <w:lastRenderedPageBreak/>
         <w:t>15. Escanear redes WiFi disponibles</w:t>
       </w:r>
     </w:p>
@@ -15405,7 +16759,6 @@
         <w:rPr>
           <w:lang w:val="en-GB"/>
         </w:rPr>
-        <w:lastRenderedPageBreak/>
         <w:t>speedtest</w:t>
       </w:r>
     </w:p>
@@ -15621,6 +16974,7 @@
     </w:p>
     <w:p>
       <w:r>
+        <w:lastRenderedPageBreak/>
         <w:t>PasswordAuthentication no</w:t>
       </w:r>
     </w:p>
@@ -15670,7 +17024,6 @@
           <w:b/>
           <w:bCs/>
         </w:rPr>
-        <w:lastRenderedPageBreak/>
         <w:t>25. Analizar tráfico activo por proceso</w:t>
       </w:r>
     </w:p>
@@ -15894,6 +17247,7 @@
     </w:p>
     <w:p>
       <w:r>
+        <w:lastRenderedPageBreak/>
         <w:t>sudo tcpdump -i enp0s3 -c 20</w:t>
       </w:r>
     </w:p>
@@ -15944,7 +17298,6 @@
     </w:p>
     <w:p>
       <w:r>
-        <w:lastRenderedPageBreak/>
         <w:t xml:space="preserve">Configurar </w:t>
       </w:r>
       <w:r>
@@ -16224,6 +17577,7 @@
         <w:rPr>
           <w:rFonts w:ascii="Segoe UI Emoji" w:hAnsi="Segoe UI Emoji" w:cs="Segoe UI Emoji"/>
         </w:rPr>
+        <w:lastRenderedPageBreak/>
         <w:t>🟦</w:t>
       </w:r>
       <w:r>
@@ -16255,7 +17609,6 @@
     </w:p>
     <w:p>
       <w:r>
-        <w:lastRenderedPageBreak/>
         <w:t xml:space="preserve">Un </w:t>
       </w:r>
       <w:r>
@@ -16478,6 +17831,7 @@
     </w:p>
     <w:p>
       <w:r>
+        <w:lastRenderedPageBreak/>
         <w:pict w14:anchorId="14C178FE">
           <v:rect id="_x0000_i1239" style="width:0;height:1.5pt" o:hralign="center" o:hrstd="t" o:hr="t" fillcolor="#a0a0a0" stroked="f"/>
         </w:pict>
@@ -16518,7 +17872,6 @@
     </w:p>
     <w:p>
       <w:r>
-        <w:lastRenderedPageBreak/>
         <w:t>Limpiar la caché de descargas:</w:t>
       </w:r>
     </w:p>
@@ -16715,6 +18068,7 @@
     </w:p>
     <w:p>
       <w:r>
+        <w:lastRenderedPageBreak/>
         <w:t>snap list</w:t>
       </w:r>
     </w:p>
@@ -16735,7 +18089,6 @@
     </w:p>
     <w:p>
       <w:r>
-        <w:lastRenderedPageBreak/>
         <w:t>sudo snap remove nombre</w:t>
       </w:r>
     </w:p>
@@ -16996,6 +18349,7 @@
     </w:p>
     <w:p>
       <w:r>
+        <w:lastRenderedPageBreak/>
         <w:t>sudo apt upgrade</w:t>
       </w:r>
     </w:p>
@@ -17044,7 +18398,6 @@
     </w:p>
     <w:p>
       <w:r>
-        <w:lastRenderedPageBreak/>
         <w:t>sudo apt autoremove</w:t>
       </w:r>
     </w:p>
@@ -17302,6 +18655,7 @@
     </w:p>
     <w:p>
       <w:r>
+        <w:lastRenderedPageBreak/>
         <w:t>sudo apt -f install</w:t>
       </w:r>
     </w:p>
@@ -17350,7 +18704,6 @@
     </w:p>
     <w:p>
       <w:r>
-        <w:lastRenderedPageBreak/>
         <w:t>apt-mark showmanual</w:t>
       </w:r>
     </w:p>
@@ -17601,6 +18954,7 @@
     </w:p>
     <w:p>
       <w:r>
+        <w:lastRenderedPageBreak/>
         <w:t>#!/bin/bash</w:t>
       </w:r>
     </w:p>
@@ -17621,7 +18975,6 @@
     </w:p>
     <w:p>
       <w:r>
-        <w:lastRenderedPageBreak/>
         <w:pict w14:anchorId="16FC0D94">
           <v:rect id="_x0000_i1248" style="width:0;height:1.5pt" o:hralign="center" o:hrstd="t" o:hr="t" fillcolor="#a0a0a0" stroked="f"/>
         </w:pict>
@@ -17934,6 +19287,7 @@
         </w:numPr>
       </w:pPr>
       <w:r>
+        <w:lastRenderedPageBreak/>
         <w:t>Entregar documentación indicando:</w:t>
       </w:r>
     </w:p>
@@ -17972,7 +19326,6 @@
     </w:p>
     <w:p>
       <w:r>
-        <w:lastRenderedPageBreak/>
         <w:pict w14:anchorId="79172926">
           <v:rect id="_x0000_i1250" style="width:0;height:1.5pt" o:hralign="center" o:hrstd="t" o:hr="t" fillcolor="#a0a0a0" stroked="f"/>
         </w:pict>
@@ -18181,6 +19534,7 @@
     </w:p>
     <w:p>
       <w:r>
+        <w:lastRenderedPageBreak/>
         <w:t>chmod +x mi_script.sh</w:t>
       </w:r>
     </w:p>
@@ -18220,7 +19574,6 @@
           <w:b/>
           <w:bCs/>
         </w:rPr>
-        <w:lastRenderedPageBreak/>
         <w:t>📘</w:t>
       </w:r>
       <w:r>
@@ -18449,6 +19802,7 @@
           <w:bCs/>
           <w:lang w:val="en-GB"/>
         </w:rPr>
+        <w:lastRenderedPageBreak/>
         <w:t>Bucle for:</w:t>
       </w:r>
     </w:p>
@@ -18495,7 +19849,6 @@
           <w:b/>
           <w:bCs/>
         </w:rPr>
-        <w:lastRenderedPageBreak/>
         <w:t>Bucle while:</w:t>
       </w:r>
     </w:p>
@@ -18699,6 +20052,7 @@
     </w:p>
     <w:p>
       <w:r>
+        <w:lastRenderedPageBreak/>
         <w:t>Ejemplo: ejecutar script todos los días a las 22:00:</w:t>
       </w:r>
     </w:p>
@@ -18739,7 +20093,6 @@
     </w:p>
     <w:p>
       <w:r>
-        <w:lastRenderedPageBreak/>
         <w:t>Divididos en básicos, intermedios, avanzados y un mini–proyecto.</w:t>
       </w:r>
     </w:p>
@@ -18974,6 +20327,7 @@
     </w:p>
     <w:p>
       <w:r>
+        <w:lastRenderedPageBreak/>
         <w:t>Usar ps aux.</w:t>
       </w:r>
     </w:p>
@@ -19006,7 +20360,6 @@
     </w:p>
     <w:p>
       <w:r>
-        <w:lastRenderedPageBreak/>
         <w:pict w14:anchorId="10131792">
           <v:rect id="_x0000_i1270" style="width:0;height:1.5pt" o:hralign="center" o:hrstd="t" o:hr="t" fillcolor="#a0a0a0" stroked="f"/>
         </w:pict>
@@ -19265,6 +20618,7 @@
     </w:p>
     <w:p>
       <w:r>
+        <w:lastRenderedPageBreak/>
         <w:pict w14:anchorId="4BB76AA2">
           <v:rect id="_x0000_i1280" style="width:0;height:1.5pt" o:hralign="center" o:hrstd="t" o:hr="t" fillcolor="#a0a0a0" stroked="f"/>
         </w:pict>
@@ -19309,7 +20663,6 @@
     </w:p>
     <w:p>
       <w:r>
-        <w:lastRenderedPageBreak/>
         <w:pict w14:anchorId="6EC499A8">
           <v:rect id="_x0000_i1282" style="width:0;height:1.5pt" o:hralign="center" o:hrstd="t" o:hr="t" fillcolor="#a0a0a0" stroked="f"/>
         </w:pict>
@@ -19568,6 +20921,7 @@
     </w:p>
     <w:p>
       <w:r>
+        <w:lastRenderedPageBreak/>
         <w:pict w14:anchorId="35547889">
           <v:rect id="_x0000_i1292" style="width:0;height:1.5pt" o:hralign="center" o:hrstd="t" o:hr="t" fillcolor="#a0a0a0" stroked="f"/>
         </w:pict>
@@ -19612,7 +20966,6 @@
           <w:b/>
           <w:bCs/>
         </w:rPr>
-        <w:lastRenderedPageBreak/>
         <w:t>33. Script que reinicie automáticamente un servicio si falla</w:t>
       </w:r>
     </w:p>
@@ -19868,6 +21221,7 @@
         <w:rPr>
           <w:rFonts w:ascii="Segoe UI Symbol" w:hAnsi="Segoe UI Symbol" w:cs="Segoe UI Symbol"/>
         </w:rPr>
+        <w:lastRenderedPageBreak/>
         <w:t>✔</w:t>
       </w:r>
       <w:r>
@@ -19912,7 +21266,6 @@
         <w:rPr>
           <w:rFonts w:ascii="Segoe UI Symbol" w:hAnsi="Segoe UI Symbol" w:cs="Segoe UI Symbol"/>
         </w:rPr>
-        <w:lastRenderedPageBreak/>
         <w:t>✔</w:t>
       </w:r>
       <w:r>
@@ -20163,6 +21516,7 @@
         </w:numPr>
       </w:pPr>
       <w:r>
+        <w:lastRenderedPageBreak/>
         <w:t>servicios mínimos</w:t>
       </w:r>
     </w:p>
@@ -20201,7 +21555,6 @@
     </w:p>
     <w:p>
       <w:r>
-        <w:lastRenderedPageBreak/>
         <w:pict w14:anchorId="00BD0A32">
           <v:rect id="_x0000_i1301" style="width:0;height:1.5pt" o:hralign="center" o:hrstd="t" o:hr="t" fillcolor="#a0a0a0" stroked="f"/>
         </w:pict>
@@ -20408,6 +21761,7 @@
     </w:p>
     <w:p>
       <w:r>
+        <w:lastRenderedPageBreak/>
         <w:t>PasswordAuthentication no</w:t>
       </w:r>
     </w:p>
@@ -20428,7 +21782,6 @@
     </w:p>
     <w:p>
       <w:r>
-        <w:lastRenderedPageBreak/>
         <w:t>sudo systemctl restart ssh</w:t>
       </w:r>
     </w:p>
@@ -20749,6 +22102,7 @@
     </w:p>
     <w:p>
       <w:r>
+        <w:lastRenderedPageBreak/>
         <w:t>Sticky Bit en carpetas públicas:</w:t>
       </w:r>
     </w:p>
@@ -20789,7 +22143,6 @@
     </w:p>
     <w:p>
       <w:r>
-        <w:lastRenderedPageBreak/>
         <w:t>Ver puertos:</w:t>
       </w:r>
     </w:p>
@@ -21034,6 +22387,7 @@
         <w:rPr>
           <w:lang w:val="en-GB"/>
         </w:rPr>
+        <w:lastRenderedPageBreak/>
         <w:t>apt-key list</w:t>
       </w:r>
     </w:p>
@@ -21087,7 +22441,6 @@
           <w:b/>
           <w:bCs/>
         </w:rPr>
-        <w:lastRenderedPageBreak/>
         <w:t>✅</w:t>
       </w:r>
       <w:r>
@@ -21317,6 +22670,7 @@
     </w:p>
     <w:p>
       <w:r>
+        <w:lastRenderedPageBreak/>
         <w:pict w14:anchorId="5577AF68">
           <v:rect id="_x0000_i1319" style="width:0;height:1.5pt" o:hralign="center" o:hrstd="t" o:hr="t" fillcolor="#a0a0a0" stroked="f"/>
         </w:pict>
@@ -21361,7 +22715,6 @@
           <w:b/>
           <w:bCs/>
         </w:rPr>
-        <w:lastRenderedPageBreak/>
         <w:t>10. Revisar permisos de /etc/shadow</w:t>
       </w:r>
     </w:p>
@@ -21592,6 +22945,7 @@
     </w:p>
     <w:p>
       <w:r>
+        <w:lastRenderedPageBreak/>
         <w:pict w14:anchorId="0BDEE900">
           <v:rect id="_x0000_i1328" style="width:0;height:1.5pt" o:hralign="center" o:hrstd="t" o:hr="t" fillcolor="#a0a0a0" stroked="f"/>
         </w:pict>
@@ -21636,7 +22990,6 @@
           <w:b/>
           <w:bCs/>
         </w:rPr>
-        <w:lastRenderedPageBreak/>
         <w:t>19. Mostrar ACL aplicadas</w:t>
       </w:r>
     </w:p>
@@ -21877,6 +23230,7 @@
           <w:b/>
           <w:bCs/>
         </w:rPr>
+        <w:lastRenderedPageBreak/>
         <w:t>25. Comprobar si algún servicio escucha en puertos peligrosos</w:t>
       </w:r>
     </w:p>
@@ -21909,7 +23263,6 @@
     </w:p>
     <w:p>
       <w:r>
-        <w:lastRenderedPageBreak/>
         <w:t>find / -perm 777 2&gt;/dev/null</w:t>
       </w:r>
     </w:p>
@@ -22156,6 +23509,7 @@
         </w:numPr>
       </w:pPr>
       <w:r>
+        <w:lastRenderedPageBreak/>
         <w:t>Configurar firewall UFW correctamente:</w:t>
       </w:r>
     </w:p>
@@ -22200,7 +23554,6 @@
         </w:numPr>
       </w:pPr>
       <w:r>
-        <w:lastRenderedPageBreak/>
         <w:t>puerto no estándar</w:t>
       </w:r>
     </w:p>
@@ -22428,6 +23781,7 @@
         <w:rPr>
           <w:rFonts w:ascii="Segoe UI Emoji" w:hAnsi="Segoe UI Emoji" w:cs="Segoe UI Emoji"/>
         </w:rPr>
+        <w:lastRenderedPageBreak/>
         <w:t>🟦</w:t>
       </w:r>
       <w:r>
@@ -22487,7 +23841,6 @@
         </w:numPr>
       </w:pPr>
       <w:r>
-        <w:lastRenderedPageBreak/>
         <w:t>Usuarios, grupos y permisos</w:t>
       </w:r>
     </w:p>
@@ -22730,6 +24083,7 @@
         </w:numPr>
       </w:pPr>
       <w:r>
+        <w:lastRenderedPageBreak/>
         <w:t>Proporcione carpetas compartidas por departamentos</w:t>
       </w:r>
     </w:p>
@@ -22816,7 +24170,6 @@
         </w:numPr>
       </w:pPr>
       <w:r>
-        <w:lastRenderedPageBreak/>
         <w:t>2 CPU</w:t>
       </w:r>
     </w:p>
@@ -23067,6 +24420,7 @@
         </w:numPr>
       </w:pPr>
       <w:r>
+        <w:lastRenderedPageBreak/>
         <w:t>2 profesores</w:t>
       </w:r>
     </w:p>
@@ -23123,7 +24477,6 @@
     </w:p>
     <w:p>
       <w:r>
-        <w:lastRenderedPageBreak/>
         <w:t>/srv/administracion</w:t>
       </w:r>
     </w:p>
@@ -23355,6 +24708,7 @@
           <w:b/>
           <w:bCs/>
         </w:rPr>
+        <w:lastRenderedPageBreak/>
         <w:t>🟩</w:t>
       </w:r>
       <w:r>
@@ -23430,7 +24784,6 @@
     </w:p>
     <w:p>
       <w:r>
-        <w:lastRenderedPageBreak/>
         <w:t>Jail mínima para SSH.</w:t>
       </w:r>
     </w:p>
@@ -23687,6 +25040,7 @@
         </w:numPr>
       </w:pPr>
       <w:r>
+        <w:lastRenderedPageBreak/>
         <w:t>Disco</w:t>
       </w:r>
     </w:p>
@@ -23753,7 +25107,6 @@
           <w:b/>
           <w:bCs/>
         </w:rPr>
-        <w:lastRenderedPageBreak/>
         <w:t>27. Ver logs del servicio instalado</w:t>
       </w:r>
     </w:p>
@@ -24001,6 +25354,7 @@
           <w:b/>
           <w:bCs/>
         </w:rPr>
+        <w:lastRenderedPageBreak/>
         <w:t>🏆</w:t>
       </w:r>
       <w:r>
@@ -24081,7 +25435,6 @@
         <w:rPr>
           <w:rFonts w:ascii="Segoe UI Symbol" w:hAnsi="Segoe UI Symbol" w:cs="Segoe UI Symbol"/>
         </w:rPr>
-        <w:lastRenderedPageBreak/>
         <w:t>✔</w:t>
       </w:r>
       <w:r>

--- a/EJERCICIOS DE LOS ALUMNOS/JESUS/Ejercicios_Linux/Curso de Linux_JesusDiaz.docx
+++ b/EJERCICIOS DE LOS ALUMNOS/JESUS/Ejercicios_Linux/Curso de Linux_JesusDiaz.docx
@@ -2433,9 +2433,9 @@
           <w:noProof/>
         </w:rPr>
         <w:drawing>
-          <wp:inline distT="0" distB="0" distL="0" distR="0" wp14:anchorId="4234AD26" wp14:editId="2347283E">
-            <wp:extent cx="3609975" cy="1303383"/>
-            <wp:effectExtent l="0" t="0" r="0" b="0"/>
+          <wp:inline distT="0" distB="0" distL="0" distR="0" wp14:anchorId="4234AD26" wp14:editId="5A80874A">
+            <wp:extent cx="3000375" cy="1083287"/>
+            <wp:effectExtent l="0" t="0" r="0" b="3175"/>
             <wp:docPr id="681033603" name="Imagen 1"/>
             <wp:cNvGraphicFramePr>
               <a:graphicFrameLocks xmlns:a="http://schemas.openxmlformats.org/drawingml/2006/main" noChangeAspect="1"/>
@@ -2456,7 +2456,7 @@
                   <pic:spPr>
                     <a:xfrm>
                       <a:off x="0" y="0"/>
-                      <a:ext cx="3621400" cy="1307508"/>
+                      <a:ext cx="3026090" cy="1092571"/>
                     </a:xfrm>
                     <a:prstGeom prst="rect">
                       <a:avLst/>
@@ -2476,9 +2476,9 @@
           <w:noProof/>
         </w:rPr>
         <w:drawing>
-          <wp:inline distT="0" distB="0" distL="0" distR="0" wp14:anchorId="3D902873" wp14:editId="69343CE7">
-            <wp:extent cx="4543425" cy="1924972"/>
-            <wp:effectExtent l="0" t="0" r="0" b="0"/>
+          <wp:inline distT="0" distB="0" distL="0" distR="0" wp14:anchorId="3D902873" wp14:editId="33DA532C">
+            <wp:extent cx="3495675" cy="1481058"/>
+            <wp:effectExtent l="0" t="0" r="0" b="5080"/>
             <wp:docPr id="1621601499" name="Imagen 1"/>
             <wp:cNvGraphicFramePr>
               <a:graphicFrameLocks xmlns:a="http://schemas.openxmlformats.org/drawingml/2006/main" noChangeAspect="1"/>
@@ -2499,7 +2499,7 @@
                   <pic:spPr>
                     <a:xfrm>
                       <a:off x="0" y="0"/>
-                      <a:ext cx="4549499" cy="1927545"/>
+                      <a:ext cx="3506225" cy="1485528"/>
                     </a:xfrm>
                     <a:prstGeom prst="rect">
                       <a:avLst/>
@@ -2565,11 +2565,10 @@
         <w:rPr>
           <w:noProof/>
         </w:rPr>
-        <w:lastRenderedPageBreak/>
         <w:drawing>
-          <wp:inline distT="0" distB="0" distL="0" distR="0" wp14:anchorId="4735E32E" wp14:editId="55BEB622">
-            <wp:extent cx="3878009" cy="2447925"/>
-            <wp:effectExtent l="0" t="0" r="8255" b="0"/>
+          <wp:inline distT="0" distB="0" distL="0" distR="0" wp14:anchorId="4735E32E" wp14:editId="461DF759">
+            <wp:extent cx="3400425" cy="2146459"/>
+            <wp:effectExtent l="0" t="0" r="0" b="6350"/>
             <wp:docPr id="1377139317" name="Imagen 1"/>
             <wp:cNvGraphicFramePr>
               <a:graphicFrameLocks xmlns:a="http://schemas.openxmlformats.org/drawingml/2006/main" noChangeAspect="1"/>
@@ -2590,7 +2589,7 @@
                   <pic:spPr>
                     <a:xfrm>
                       <a:off x="0" y="0"/>
-                      <a:ext cx="3880294" cy="2449367"/>
+                      <a:ext cx="3422610" cy="2160463"/>
                     </a:xfrm>
                     <a:prstGeom prst="rect">
                       <a:avLst/>
@@ -2605,6 +2604,7 @@
     </w:p>
     <w:p>
       <w:r>
+        <w:lastRenderedPageBreak/>
         <w:t>→ Anota qué procesos se ejecutan al arrancar.</w:t>
       </w:r>
     </w:p>
@@ -2664,9 +2664,9 @@
           <w:noProof/>
         </w:rPr>
         <w:drawing>
-          <wp:inline distT="0" distB="0" distL="0" distR="0" wp14:anchorId="0ED6E752" wp14:editId="5F89AB92">
-            <wp:extent cx="5400040" cy="3780155"/>
-            <wp:effectExtent l="0" t="0" r="0" b="0"/>
+          <wp:inline distT="0" distB="0" distL="0" distR="0" wp14:anchorId="0ED6E752" wp14:editId="76D624A9">
+            <wp:extent cx="3619378" cy="2533650"/>
+            <wp:effectExtent l="0" t="0" r="635" b="0"/>
             <wp:docPr id="1995529815" name="Imagen 1"/>
             <wp:cNvGraphicFramePr>
               <a:graphicFrameLocks xmlns:a="http://schemas.openxmlformats.org/drawingml/2006/main" noChangeAspect="1"/>
@@ -2687,7 +2687,7 @@
                   <pic:spPr>
                     <a:xfrm>
                       <a:off x="0" y="0"/>
-                      <a:ext cx="5400040" cy="3780155"/>
+                      <a:ext cx="3626027" cy="2538304"/>
                     </a:xfrm>
                     <a:prstGeom prst="rect">
                       <a:avLst/>
@@ -2737,7 +2737,6 @@
         </w:numPr>
       </w:pPr>
       <w:r>
-        <w:lastRenderedPageBreak/>
         <w:t>sudo reboot</w:t>
       </w:r>
     </w:p>
@@ -2826,10 +2825,11 @@
         <w:rPr>
           <w:noProof/>
         </w:rPr>
+        <w:lastRenderedPageBreak/>
         <w:drawing>
-          <wp:inline distT="0" distB="0" distL="0" distR="0" wp14:anchorId="4A3EAA64" wp14:editId="4D0E254C">
-            <wp:extent cx="5400040" cy="2638425"/>
-            <wp:effectExtent l="0" t="0" r="0" b="9525"/>
+          <wp:inline distT="0" distB="0" distL="0" distR="0" wp14:anchorId="4A3EAA64" wp14:editId="7F13A521">
+            <wp:extent cx="3509051" cy="1714500"/>
+            <wp:effectExtent l="0" t="0" r="0" b="0"/>
             <wp:docPr id="1782155110" name="Imagen 1"/>
             <wp:cNvGraphicFramePr>
               <a:graphicFrameLocks xmlns:a="http://schemas.openxmlformats.org/drawingml/2006/main" noChangeAspect="1"/>
@@ -2850,7 +2850,7 @@
                   <pic:spPr>
                     <a:xfrm>
                       <a:off x="0" y="0"/>
-                      <a:ext cx="5400040" cy="2638425"/>
+                      <a:ext cx="3528542" cy="1724023"/>
                     </a:xfrm>
                     <a:prstGeom prst="rect">
                       <a:avLst/>
@@ -2943,11 +2943,10 @@
         <w:rPr>
           <w:noProof/>
         </w:rPr>
-        <w:lastRenderedPageBreak/>
         <w:drawing>
-          <wp:inline distT="0" distB="0" distL="0" distR="0" wp14:anchorId="4B7756F3" wp14:editId="3C4F7F58">
-            <wp:extent cx="2542857" cy="4228571"/>
-            <wp:effectExtent l="0" t="0" r="0" b="635"/>
+          <wp:inline distT="0" distB="0" distL="0" distR="0" wp14:anchorId="4B7756F3" wp14:editId="5F8E92A5">
+            <wp:extent cx="1781368" cy="2962275"/>
+            <wp:effectExtent l="0" t="0" r="9525" b="0"/>
             <wp:docPr id="1030470253" name="Imagen 1"/>
             <wp:cNvGraphicFramePr>
               <a:graphicFrameLocks xmlns:a="http://schemas.openxmlformats.org/drawingml/2006/main" noChangeAspect="1"/>
@@ -2968,7 +2967,7 @@
                   <pic:spPr>
                     <a:xfrm>
                       <a:off x="0" y="0"/>
-                      <a:ext cx="2542857" cy="4228571"/>
+                      <a:ext cx="1798327" cy="2990476"/>
                     </a:xfrm>
                     <a:prstGeom prst="rect">
                       <a:avLst/>
@@ -3006,6 +3005,11 @@
     <w:p>
       <w:r>
         <w:t>sudo tail /var/log/syslog</w:t>
+      </w:r>
+    </w:p>
+    <w:p>
+      <w:r>
+        <w:t>en Kali no hay syslog</w:t>
       </w:r>
     </w:p>
     <w:p/>
@@ -3108,7 +3112,6 @@
         <w:rPr>
           <w:noProof/>
         </w:rPr>
-        <w:lastRenderedPageBreak/>
         <w:drawing>
           <wp:inline distT="0" distB="0" distL="0" distR="0" wp14:anchorId="7D2DA846" wp14:editId="1626A5B3">
             <wp:extent cx="5400040" cy="2598420"/>
@@ -3224,6 +3227,7 @@
           <w:b/>
           <w:bCs/>
         </w:rPr>
+        <w:lastRenderedPageBreak/>
         <w:t>17. Investigar qué servicios están ejecutándose</w:t>
       </w:r>
     </w:p>
@@ -3276,6 +3280,9 @@
     </w:p>
     <w:p>
       <w:r>
+        <w:rPr>
+          <w:u w:val="single"/>
+        </w:rPr>
         <w:pict w14:anchorId="1D97C532">
           <v:rect id="_x0000_i1060" style="width:0;height:1.5pt" o:hralign="center" o:hrstd="t" o:hr="t" fillcolor="#a0a0a0" stroked="f"/>
         </w:pict>
@@ -3293,7 +3300,6 @@
           <w:b/>
           <w:bCs/>
         </w:rPr>
-        <w:lastRenderedPageBreak/>
         <w:t>18. Ver cuánta RAM usa el sistema recién instalado</w:t>
       </w:r>
     </w:p>
@@ -3377,9 +3383,9 @@
           <w:noProof/>
         </w:rPr>
         <w:drawing>
-          <wp:inline distT="0" distB="0" distL="0" distR="0" wp14:anchorId="1B8DE398" wp14:editId="7F43DE6C">
-            <wp:extent cx="3646972" cy="3476625"/>
-            <wp:effectExtent l="0" t="0" r="0" b="0"/>
+          <wp:inline distT="0" distB="0" distL="0" distR="0" wp14:anchorId="1B8DE398" wp14:editId="20D1BA28">
+            <wp:extent cx="2837644" cy="2705100"/>
+            <wp:effectExtent l="0" t="0" r="1270" b="0"/>
             <wp:docPr id="1599072799" name="Imagen 1"/>
             <wp:cNvGraphicFramePr>
               <a:graphicFrameLocks xmlns:a="http://schemas.openxmlformats.org/drawingml/2006/main" noChangeAspect="1"/>
@@ -3400,7 +3406,7 @@
                   <pic:spPr>
                     <a:xfrm>
                       <a:off x="0" y="0"/>
-                      <a:ext cx="3650837" cy="3480310"/>
+                      <a:ext cx="2844932" cy="2712048"/>
                     </a:xfrm>
                     <a:prstGeom prst="rect">
                       <a:avLst/>
@@ -3415,9 +3421,1024 @@
     </w:p>
     <w:p>
       <w:r>
+        <w:lastRenderedPageBreak/>
         <w:t>→ ¿Qué comando se ejecutó en el número 100?</w:t>
       </w:r>
     </w:p>
+    <w:p>
+      <w:pPr>
+        <w:rPr>
+          <w:b/>
+          <w:bCs/>
+        </w:rPr>
+      </w:pPr>
+      <w:r>
+        <w:rPr>
+          <w:b/>
+          <w:bCs/>
+        </w:rPr>
+        <w:t>Uso básico de journalctl</w:t>
+      </w:r>
+    </w:p>
+    <w:p>
+      <w:pPr>
+        <w:rPr>
+          <w:b/>
+          <w:bCs/>
+        </w:rPr>
+      </w:pPr>
+      <w:r>
+        <w:rPr>
+          <w:b/>
+          <w:bCs/>
+        </w:rPr>
+        <w:t>Ver todos los logs</w:t>
+      </w:r>
+    </w:p>
+    <w:p>
+      <w:r>
+        <w:t>journalctl</w:t>
+      </w:r>
+    </w:p>
+    <w:p>
+      <w:r>
+        <w:rPr>
+          <w:rFonts w:ascii="Segoe UI Emoji" w:hAnsi="Segoe UI Emoji" w:cs="Segoe UI Emoji"/>
+        </w:rPr>
+        <w:t>📌</w:t>
+      </w:r>
+      <w:r>
+        <w:t xml:space="preserve"> Se abre con paginador (sales con q).</w:t>
+      </w:r>
+    </w:p>
+    <w:p>
+      <w:r>
+        <w:rPr>
+          <w:noProof/>
+        </w:rPr>
+        <w:drawing>
+          <wp:inline distT="0" distB="0" distL="0" distR="0" wp14:anchorId="06B6E4C0" wp14:editId="4BA05A2C">
+            <wp:extent cx="5990876" cy="1152525"/>
+            <wp:effectExtent l="0" t="0" r="0" b="0"/>
+            <wp:docPr id="324875581" name="Imagen 1"/>
+            <wp:cNvGraphicFramePr>
+              <a:graphicFrameLocks xmlns:a="http://schemas.openxmlformats.org/drawingml/2006/main" noChangeAspect="1"/>
+            </wp:cNvGraphicFramePr>
+            <a:graphic xmlns:a="http://schemas.openxmlformats.org/drawingml/2006/main">
+              <a:graphicData uri="http://schemas.openxmlformats.org/drawingml/2006/picture">
+                <pic:pic xmlns:pic="http://schemas.openxmlformats.org/drawingml/2006/picture">
+                  <pic:nvPicPr>
+                    <pic:cNvPr id="324875581" name=""/>
+                    <pic:cNvPicPr/>
+                  </pic:nvPicPr>
+                  <pic:blipFill>
+                    <a:blip r:embed="rId22"/>
+                    <a:stretch>
+                      <a:fillRect/>
+                    </a:stretch>
+                  </pic:blipFill>
+                  <pic:spPr>
+                    <a:xfrm>
+                      <a:off x="0" y="0"/>
+                      <a:ext cx="5999346" cy="1154155"/>
+                    </a:xfrm>
+                    <a:prstGeom prst="rect">
+                      <a:avLst/>
+                    </a:prstGeom>
+                  </pic:spPr>
+                </pic:pic>
+              </a:graphicData>
+            </a:graphic>
+          </wp:inline>
+        </w:drawing>
+      </w:r>
+    </w:p>
+    <w:p>
+      <w:r>
+        <w:pict w14:anchorId="2E7E8152">
+          <v:rect id="_x0000_i1356" style="width:0;height:1.5pt" o:hralign="center" o:hrstd="t" o:hr="t" fillcolor="#a0a0a0" stroked="f"/>
+        </w:pict>
+      </w:r>
+    </w:p>
+    <w:p>
+      <w:pPr>
+        <w:rPr>
+          <w:b/>
+          <w:bCs/>
+        </w:rPr>
+      </w:pPr>
+      <w:r>
+        <w:rPr>
+          <w:b/>
+          <w:bCs/>
+        </w:rPr>
+        <w:t>Ver logs más recientes (últimas líneas)</w:t>
+      </w:r>
+    </w:p>
+    <w:p>
+      <w:r>
+        <w:t>journalctl -n 50</w:t>
+      </w:r>
+    </w:p>
+    <w:p>
+      <w:r>
+        <w:rPr>
+          <w:noProof/>
+        </w:rPr>
+        <w:drawing>
+          <wp:inline distT="0" distB="0" distL="0" distR="0" wp14:anchorId="3F12C8D9" wp14:editId="6EFD1E99">
+            <wp:extent cx="5477368" cy="809625"/>
+            <wp:effectExtent l="0" t="0" r="9525" b="0"/>
+            <wp:docPr id="499435403" name="Imagen 1"/>
+            <wp:cNvGraphicFramePr>
+              <a:graphicFrameLocks xmlns:a="http://schemas.openxmlformats.org/drawingml/2006/main" noChangeAspect="1"/>
+            </wp:cNvGraphicFramePr>
+            <a:graphic xmlns:a="http://schemas.openxmlformats.org/drawingml/2006/main">
+              <a:graphicData uri="http://schemas.openxmlformats.org/drawingml/2006/picture">
+                <pic:pic xmlns:pic="http://schemas.openxmlformats.org/drawingml/2006/picture">
+                  <pic:nvPicPr>
+                    <pic:cNvPr id="499435403" name=""/>
+                    <pic:cNvPicPr/>
+                  </pic:nvPicPr>
+                  <pic:blipFill>
+                    <a:blip r:embed="rId23"/>
+                    <a:stretch>
+                      <a:fillRect/>
+                    </a:stretch>
+                  </pic:blipFill>
+                  <pic:spPr>
+                    <a:xfrm>
+                      <a:off x="0" y="0"/>
+                      <a:ext cx="5481894" cy="810294"/>
+                    </a:xfrm>
+                    <a:prstGeom prst="rect">
+                      <a:avLst/>
+                    </a:prstGeom>
+                  </pic:spPr>
+                </pic:pic>
+              </a:graphicData>
+            </a:graphic>
+          </wp:inline>
+        </w:drawing>
+      </w:r>
+    </w:p>
+    <w:p>
+      <w:r>
+        <w:pict w14:anchorId="4633EA26">
+          <v:rect id="_x0000_i1357" style="width:0;height:1.5pt" o:hralign="center" o:hrstd="t" o:hr="t" fillcolor="#a0a0a0" stroked="f"/>
+        </w:pict>
+      </w:r>
+    </w:p>
+    <w:p>
+      <w:pPr>
+        <w:rPr>
+          <w:b/>
+          <w:bCs/>
+        </w:rPr>
+      </w:pPr>
+      <w:r>
+        <w:rPr>
+          <w:b/>
+          <w:bCs/>
+        </w:rPr>
+        <w:t>Ver logs en tiempo real (tipo tail -f)</w:t>
+      </w:r>
+    </w:p>
+    <w:p>
+      <w:r>
+        <w:t>journalctl -f</w:t>
+      </w:r>
+    </w:p>
+    <w:p>
+      <w:r>
+        <w:rPr>
+          <w:noProof/>
+        </w:rPr>
+        <w:drawing>
+          <wp:inline distT="0" distB="0" distL="0" distR="0" wp14:anchorId="03060C5D" wp14:editId="28D38702">
+            <wp:extent cx="6314817" cy="2533650"/>
+            <wp:effectExtent l="0" t="0" r="0" b="0"/>
+            <wp:docPr id="1866493780" name="Imagen 1"/>
+            <wp:cNvGraphicFramePr>
+              <a:graphicFrameLocks xmlns:a="http://schemas.openxmlformats.org/drawingml/2006/main" noChangeAspect="1"/>
+            </wp:cNvGraphicFramePr>
+            <a:graphic xmlns:a="http://schemas.openxmlformats.org/drawingml/2006/main">
+              <a:graphicData uri="http://schemas.openxmlformats.org/drawingml/2006/picture">
+                <pic:pic xmlns:pic="http://schemas.openxmlformats.org/drawingml/2006/picture">
+                  <pic:nvPicPr>
+                    <pic:cNvPr id="1866493780" name=""/>
+                    <pic:cNvPicPr/>
+                  </pic:nvPicPr>
+                  <pic:blipFill>
+                    <a:blip r:embed="rId24"/>
+                    <a:stretch>
+                      <a:fillRect/>
+                    </a:stretch>
+                  </pic:blipFill>
+                  <pic:spPr>
+                    <a:xfrm>
+                      <a:off x="0" y="0"/>
+                      <a:ext cx="6335754" cy="2542051"/>
+                    </a:xfrm>
+                    <a:prstGeom prst="rect">
+                      <a:avLst/>
+                    </a:prstGeom>
+                  </pic:spPr>
+                </pic:pic>
+              </a:graphicData>
+            </a:graphic>
+          </wp:inline>
+        </w:drawing>
+      </w:r>
+    </w:p>
+    <w:p>
+      <w:r>
+        <w:pict w14:anchorId="50AA98F5">
+          <v:rect id="_x0000_i1358" style="width:0;height:1.5pt" o:hralign="center" o:hrstd="t" o:hr="t" fillcolor="#a0a0a0" stroked="f"/>
+        </w:pict>
+      </w:r>
+    </w:p>
+    <w:p>
+      <w:pPr>
+        <w:rPr>
+          <w:b/>
+          <w:bCs/>
+        </w:rPr>
+      </w:pPr>
+      <w:r>
+        <w:rPr>
+          <w:b/>
+          <w:bCs/>
+        </w:rPr>
+        <w:lastRenderedPageBreak/>
+        <w:t>Mostrar solo el arranque actual</w:t>
+      </w:r>
+    </w:p>
+    <w:p>
+      <w:r>
+        <w:t>journalctl -b</w:t>
+      </w:r>
+    </w:p>
+    <w:p>
+      <w:r>
+        <w:rPr>
+          <w:noProof/>
+        </w:rPr>
+        <w:drawing>
+          <wp:inline distT="0" distB="0" distL="0" distR="0" wp14:anchorId="3CCC0CBA" wp14:editId="04D42E80">
+            <wp:extent cx="5400040" cy="1368425"/>
+            <wp:effectExtent l="0" t="0" r="0" b="3175"/>
+            <wp:docPr id="792153120" name="Imagen 1"/>
+            <wp:cNvGraphicFramePr>
+              <a:graphicFrameLocks xmlns:a="http://schemas.openxmlformats.org/drawingml/2006/main" noChangeAspect="1"/>
+            </wp:cNvGraphicFramePr>
+            <a:graphic xmlns:a="http://schemas.openxmlformats.org/drawingml/2006/main">
+              <a:graphicData uri="http://schemas.openxmlformats.org/drawingml/2006/picture">
+                <pic:pic xmlns:pic="http://schemas.openxmlformats.org/drawingml/2006/picture">
+                  <pic:nvPicPr>
+                    <pic:cNvPr id="792153120" name=""/>
+                    <pic:cNvPicPr/>
+                  </pic:nvPicPr>
+                  <pic:blipFill>
+                    <a:blip r:embed="rId25"/>
+                    <a:stretch>
+                      <a:fillRect/>
+                    </a:stretch>
+                  </pic:blipFill>
+                  <pic:spPr>
+                    <a:xfrm>
+                      <a:off x="0" y="0"/>
+                      <a:ext cx="5400040" cy="1368425"/>
+                    </a:xfrm>
+                    <a:prstGeom prst="rect">
+                      <a:avLst/>
+                    </a:prstGeom>
+                  </pic:spPr>
+                </pic:pic>
+              </a:graphicData>
+            </a:graphic>
+          </wp:inline>
+        </w:drawing>
+      </w:r>
+    </w:p>
+    <w:p>
+      <w:r>
+        <w:pict w14:anchorId="3BBAD116">
+          <v:rect id="_x0000_i1359" style="width:0;height:1.5pt" o:hralign="center" o:hrstd="t" o:hr="t" fillcolor="#a0a0a0" stroked="f"/>
+        </w:pict>
+      </w:r>
+    </w:p>
+    <w:p>
+      <w:pPr>
+        <w:rPr>
+          <w:b/>
+          <w:bCs/>
+        </w:rPr>
+      </w:pPr>
+    </w:p>
+    <w:p>
+      <w:pPr>
+        <w:rPr>
+          <w:b/>
+          <w:bCs/>
+        </w:rPr>
+      </w:pPr>
+    </w:p>
+    <w:p>
+      <w:pPr>
+        <w:rPr>
+          <w:b/>
+          <w:bCs/>
+        </w:rPr>
+      </w:pPr>
+    </w:p>
+    <w:p>
+      <w:pPr>
+        <w:rPr>
+          <w:b/>
+          <w:bCs/>
+        </w:rPr>
+      </w:pPr>
+      <w:r>
+        <w:rPr>
+          <w:b/>
+          <w:bCs/>
+        </w:rPr>
+        <w:t>Ver logs del arranque anterior</w:t>
+      </w:r>
+    </w:p>
+    <w:p>
+      <w:r>
+        <w:t>journalctl -b -1</w:t>
+      </w:r>
+    </w:p>
+    <w:p>
+      <w:r>
+        <w:rPr>
+          <w:noProof/>
+        </w:rPr>
+        <w:drawing>
+          <wp:inline distT="0" distB="0" distL="0" distR="0" wp14:anchorId="10544FF0" wp14:editId="02933046">
+            <wp:extent cx="5400040" cy="1536700"/>
+            <wp:effectExtent l="0" t="0" r="0" b="6350"/>
+            <wp:docPr id="247961607" name="Imagen 1"/>
+            <wp:cNvGraphicFramePr>
+              <a:graphicFrameLocks xmlns:a="http://schemas.openxmlformats.org/drawingml/2006/main" noChangeAspect="1"/>
+            </wp:cNvGraphicFramePr>
+            <a:graphic xmlns:a="http://schemas.openxmlformats.org/drawingml/2006/main">
+              <a:graphicData uri="http://schemas.openxmlformats.org/drawingml/2006/picture">
+                <pic:pic xmlns:pic="http://schemas.openxmlformats.org/drawingml/2006/picture">
+                  <pic:nvPicPr>
+                    <pic:cNvPr id="247961607" name=""/>
+                    <pic:cNvPicPr/>
+                  </pic:nvPicPr>
+                  <pic:blipFill>
+                    <a:blip r:embed="rId26"/>
+                    <a:stretch>
+                      <a:fillRect/>
+                    </a:stretch>
+                  </pic:blipFill>
+                  <pic:spPr>
+                    <a:xfrm>
+                      <a:off x="0" y="0"/>
+                      <a:ext cx="5400040" cy="1536700"/>
+                    </a:xfrm>
+                    <a:prstGeom prst="rect">
+                      <a:avLst/>
+                    </a:prstGeom>
+                  </pic:spPr>
+                </pic:pic>
+              </a:graphicData>
+            </a:graphic>
+          </wp:inline>
+        </w:drawing>
+      </w:r>
+    </w:p>
+    <w:p>
+      <w:r>
+        <w:pict w14:anchorId="08F409EB">
+          <v:rect id="_x0000_i1360" style="width:0;height:1.5pt" o:hralign="center" o:hrstd="t" o:hr="t" fillcolor="#a0a0a0" stroked="f"/>
+        </w:pict>
+      </w:r>
+    </w:p>
+    <w:p>
+      <w:pPr>
+        <w:rPr>
+          <w:b/>
+          <w:bCs/>
+        </w:rPr>
+      </w:pPr>
+      <w:r>
+        <w:rPr>
+          <w:rFonts w:ascii="Segoe UI Emoji" w:hAnsi="Segoe UI Emoji" w:cs="Segoe UI Emoji"/>
+          <w:b/>
+          <w:bCs/>
+        </w:rPr>
+        <w:t>🕒</w:t>
+      </w:r>
+      <w:r>
+        <w:rPr>
+          <w:b/>
+          <w:bCs/>
+        </w:rPr>
+        <w:t xml:space="preserve"> Filtrar por tiempo</w:t>
+      </w:r>
+    </w:p>
+    <w:p>
+      <w:pPr>
+        <w:rPr>
+          <w:b/>
+          <w:bCs/>
+        </w:rPr>
+      </w:pPr>
+      <w:r>
+        <w:rPr>
+          <w:b/>
+          <w:bCs/>
+        </w:rPr>
+        <w:t>Desde hoy</w:t>
+      </w:r>
+    </w:p>
+    <w:p>
+      <w:pPr>
+        <w:rPr>
+          <w:lang w:val="en-GB"/>
+        </w:rPr>
+      </w:pPr>
+      <w:r>
+        <w:rPr>
+          <w:lang w:val="en-GB"/>
+        </w:rPr>
+        <w:t>journalctl --since today</w:t>
+      </w:r>
+    </w:p>
+    <w:p>
+      <w:pPr>
+        <w:rPr>
+          <w:lang w:val="en-GB"/>
+        </w:rPr>
+      </w:pPr>
+      <w:r>
+        <w:rPr>
+          <w:noProof/>
+        </w:rPr>
+        <w:drawing>
+          <wp:inline distT="0" distB="0" distL="0" distR="0" wp14:anchorId="072FD085" wp14:editId="133F06F6">
+            <wp:extent cx="5400040" cy="1089025"/>
+            <wp:effectExtent l="0" t="0" r="0" b="0"/>
+            <wp:docPr id="841507073" name="Imagen 1"/>
+            <wp:cNvGraphicFramePr>
+              <a:graphicFrameLocks xmlns:a="http://schemas.openxmlformats.org/drawingml/2006/main" noChangeAspect="1"/>
+            </wp:cNvGraphicFramePr>
+            <a:graphic xmlns:a="http://schemas.openxmlformats.org/drawingml/2006/main">
+              <a:graphicData uri="http://schemas.openxmlformats.org/drawingml/2006/picture">
+                <pic:pic xmlns:pic="http://schemas.openxmlformats.org/drawingml/2006/picture">
+                  <pic:nvPicPr>
+                    <pic:cNvPr id="841507073" name=""/>
+                    <pic:cNvPicPr/>
+                  </pic:nvPicPr>
+                  <pic:blipFill>
+                    <a:blip r:embed="rId27"/>
+                    <a:stretch>
+                      <a:fillRect/>
+                    </a:stretch>
+                  </pic:blipFill>
+                  <pic:spPr>
+                    <a:xfrm>
+                      <a:off x="0" y="0"/>
+                      <a:ext cx="5400040" cy="1089025"/>
+                    </a:xfrm>
+                    <a:prstGeom prst="rect">
+                      <a:avLst/>
+                    </a:prstGeom>
+                  </pic:spPr>
+                </pic:pic>
+              </a:graphicData>
+            </a:graphic>
+          </wp:inline>
+        </w:drawing>
+      </w:r>
+    </w:p>
+    <w:p>
+      <w:pPr>
+        <w:rPr>
+          <w:b/>
+          <w:bCs/>
+          <w:lang w:val="en-GB"/>
+        </w:rPr>
+      </w:pPr>
+      <w:r>
+        <w:rPr>
+          <w:b/>
+          <w:bCs/>
+          <w:lang w:val="en-GB"/>
+        </w:rPr>
+        <w:t>Desde una fecha</w:t>
+      </w:r>
+    </w:p>
+    <w:p>
+      <w:pPr>
+        <w:rPr>
+          <w:lang w:val="en-GB"/>
+        </w:rPr>
+      </w:pPr>
+      <w:r>
+        <w:rPr>
+          <w:lang w:val="en-GB"/>
+        </w:rPr>
+        <w:t>journalctl --since "2026-01-01"</w:t>
+      </w:r>
+    </w:p>
+    <w:p>
+      <w:pPr>
+        <w:rPr>
+          <w:lang w:val="en-GB"/>
+        </w:rPr>
+      </w:pPr>
+      <w:r>
+        <w:rPr>
+          <w:noProof/>
+        </w:rPr>
+        <w:lastRenderedPageBreak/>
+        <w:drawing>
+          <wp:inline distT="0" distB="0" distL="0" distR="0" wp14:anchorId="3612F6C7" wp14:editId="4F1B64C4">
+            <wp:extent cx="5400040" cy="822325"/>
+            <wp:effectExtent l="0" t="0" r="0" b="0"/>
+            <wp:docPr id="464047348" name="Imagen 1"/>
+            <wp:cNvGraphicFramePr>
+              <a:graphicFrameLocks xmlns:a="http://schemas.openxmlformats.org/drawingml/2006/main" noChangeAspect="1"/>
+            </wp:cNvGraphicFramePr>
+            <a:graphic xmlns:a="http://schemas.openxmlformats.org/drawingml/2006/main">
+              <a:graphicData uri="http://schemas.openxmlformats.org/drawingml/2006/picture">
+                <pic:pic xmlns:pic="http://schemas.openxmlformats.org/drawingml/2006/picture">
+                  <pic:nvPicPr>
+                    <pic:cNvPr id="464047348" name=""/>
+                    <pic:cNvPicPr/>
+                  </pic:nvPicPr>
+                  <pic:blipFill>
+                    <a:blip r:embed="rId28"/>
+                    <a:stretch>
+                      <a:fillRect/>
+                    </a:stretch>
+                  </pic:blipFill>
+                  <pic:spPr>
+                    <a:xfrm>
+                      <a:off x="0" y="0"/>
+                      <a:ext cx="5400040" cy="822325"/>
+                    </a:xfrm>
+                    <a:prstGeom prst="rect">
+                      <a:avLst/>
+                    </a:prstGeom>
+                  </pic:spPr>
+                </pic:pic>
+              </a:graphicData>
+            </a:graphic>
+          </wp:inline>
+        </w:drawing>
+      </w:r>
+    </w:p>
+    <w:p>
+      <w:pPr>
+        <w:rPr>
+          <w:b/>
+          <w:bCs/>
+          <w:lang w:val="en-GB"/>
+        </w:rPr>
+      </w:pPr>
+      <w:r>
+        <w:rPr>
+          <w:b/>
+          <w:bCs/>
+          <w:lang w:val="en-GB"/>
+        </w:rPr>
+        <w:t>Entre fechas</w:t>
+      </w:r>
+    </w:p>
+    <w:p>
+      <w:pPr>
+        <w:rPr>
+          <w:lang w:val="en-GB"/>
+        </w:rPr>
+      </w:pPr>
+      <w:r>
+        <w:rPr>
+          <w:lang w:val="en-GB"/>
+        </w:rPr>
+        <w:t>journalctl --since "2026-01-01 10:00" --until "2026-01-01 12:00"</w:t>
+      </w:r>
+    </w:p>
+    <w:p>
+      <w:pPr>
+        <w:rPr>
+          <w:u w:val="single"/>
+          <w:lang w:val="en-GB"/>
+        </w:rPr>
+      </w:pPr>
+      <w:r>
+        <w:rPr>
+          <w:noProof/>
+        </w:rPr>
+        <w:drawing>
+          <wp:inline distT="0" distB="0" distL="0" distR="0" wp14:anchorId="79D9BF09" wp14:editId="2878D87C">
+            <wp:extent cx="5400040" cy="1096645"/>
+            <wp:effectExtent l="0" t="0" r="0" b="8255"/>
+            <wp:docPr id="1546615307" name="Imagen 1"/>
+            <wp:cNvGraphicFramePr>
+              <a:graphicFrameLocks xmlns:a="http://schemas.openxmlformats.org/drawingml/2006/main" noChangeAspect="1"/>
+            </wp:cNvGraphicFramePr>
+            <a:graphic xmlns:a="http://schemas.openxmlformats.org/drawingml/2006/main">
+              <a:graphicData uri="http://schemas.openxmlformats.org/drawingml/2006/picture">
+                <pic:pic xmlns:pic="http://schemas.openxmlformats.org/drawingml/2006/picture">
+                  <pic:nvPicPr>
+                    <pic:cNvPr id="1546615307" name=""/>
+                    <pic:cNvPicPr/>
+                  </pic:nvPicPr>
+                  <pic:blipFill>
+                    <a:blip r:embed="rId29"/>
+                    <a:stretch>
+                      <a:fillRect/>
+                    </a:stretch>
+                  </pic:blipFill>
+                  <pic:spPr>
+                    <a:xfrm>
+                      <a:off x="0" y="0"/>
+                      <a:ext cx="5400040" cy="1096645"/>
+                    </a:xfrm>
+                    <a:prstGeom prst="rect">
+                      <a:avLst/>
+                    </a:prstGeom>
+                  </pic:spPr>
+                </pic:pic>
+              </a:graphicData>
+            </a:graphic>
+          </wp:inline>
+        </w:drawing>
+      </w:r>
+    </w:p>
+    <w:p>
+      <w:r>
+        <w:pict w14:anchorId="152D3672">
+          <v:rect id="_x0000_i1361" style="width:0;height:1.5pt" o:hralign="center" o:hrstd="t" o:hr="t" fillcolor="#a0a0a0" stroked="f"/>
+        </w:pict>
+      </w:r>
+    </w:p>
+    <w:p>
+      <w:pPr>
+        <w:rPr>
+          <w:b/>
+          <w:bCs/>
+        </w:rPr>
+      </w:pPr>
+      <w:r>
+        <w:rPr>
+          <w:rFonts w:ascii="Segoe UI Emoji" w:hAnsi="Segoe UI Emoji" w:cs="Segoe UI Emoji"/>
+          <w:b/>
+          <w:bCs/>
+        </w:rPr>
+        <w:t>🧩</w:t>
+      </w:r>
+      <w:r>
+        <w:rPr>
+          <w:b/>
+          <w:bCs/>
+        </w:rPr>
+        <w:t xml:space="preserve"> Filtrar por servicio (MUY IMPORTANTE)</w:t>
+      </w:r>
+    </w:p>
+    <w:p>
+      <w:pPr>
+        <w:rPr>
+          <w:lang w:val="en-GB"/>
+        </w:rPr>
+      </w:pPr>
+      <w:r>
+        <w:rPr>
+          <w:lang w:val="en-GB"/>
+        </w:rPr>
+        <w:t>Ejemplo SSH:</w:t>
+      </w:r>
+    </w:p>
+    <w:p>
+      <w:pPr>
+        <w:rPr>
+          <w:lang w:val="en-GB"/>
+        </w:rPr>
+      </w:pPr>
+      <w:r>
+        <w:rPr>
+          <w:lang w:val="en-GB"/>
+        </w:rPr>
+        <w:t>journalctl -u ssh</w:t>
+      </w:r>
+    </w:p>
+    <w:p>
+      <w:pPr>
+        <w:rPr>
+          <w:lang w:val="en-GB"/>
+        </w:rPr>
+      </w:pPr>
+      <w:r>
+        <w:rPr>
+          <w:lang w:val="en-GB"/>
+        </w:rPr>
+        <w:t>Ejemplo networking:</w:t>
+      </w:r>
+    </w:p>
+    <w:p>
+      <w:pPr>
+        <w:rPr>
+          <w:lang w:val="en-GB"/>
+        </w:rPr>
+      </w:pPr>
+      <w:r>
+        <w:rPr>
+          <w:lang w:val="en-GB"/>
+        </w:rPr>
+        <w:t>journalctl -u NetworkManager</w:t>
+      </w:r>
+    </w:p>
+    <w:p>
+      <w:r>
+        <w:t>Ver en tiempo real:</w:t>
+      </w:r>
+    </w:p>
+    <w:p>
+      <w:r>
+        <w:t>journalctl -u ssh -f</w:t>
+      </w:r>
+    </w:p>
+    <w:p>
+      <w:r>
+        <w:pict w14:anchorId="028E5E21">
+          <v:rect id="_x0000_i1362" style="width:0;height:1.5pt" o:hralign="center" o:hrstd="t" o:hr="t" fillcolor="#a0a0a0" stroked="f"/>
+        </w:pict>
+      </w:r>
+    </w:p>
+    <w:p>
+      <w:pPr>
+        <w:rPr>
+          <w:b/>
+          <w:bCs/>
+        </w:rPr>
+      </w:pPr>
+      <w:r>
+        <w:rPr>
+          <w:rFonts w:ascii="Segoe UI Emoji" w:hAnsi="Segoe UI Emoji" w:cs="Segoe UI Emoji"/>
+          <w:b/>
+          <w:bCs/>
+        </w:rPr>
+        <w:t>⚠️</w:t>
+      </w:r>
+      <w:r>
+        <w:rPr>
+          <w:b/>
+          <w:bCs/>
+        </w:rPr>
+        <w:t xml:space="preserve"> Filtrar por nivel de error</w:t>
+      </w:r>
+    </w:p>
+    <w:p>
+      <w:pPr>
+        <w:rPr>
+          <w:b/>
+          <w:bCs/>
+        </w:rPr>
+      </w:pPr>
+      <w:r>
+        <w:rPr>
+          <w:b/>
+          <w:bCs/>
+        </w:rPr>
+        <w:t>Solo errores</w:t>
+      </w:r>
+    </w:p>
+    <w:p>
+      <w:pPr>
+        <w:rPr>
+          <w:lang w:val="en-GB"/>
+        </w:rPr>
+      </w:pPr>
+      <w:r>
+        <w:rPr>
+          <w:lang w:val="en-GB"/>
+        </w:rPr>
+        <w:t>journalctl -p err -b</w:t>
+      </w:r>
+    </w:p>
+    <w:p>
+      <w:pPr>
+        <w:rPr>
+          <w:b/>
+          <w:bCs/>
+          <w:lang w:val="en-GB"/>
+        </w:rPr>
+      </w:pPr>
+      <w:r>
+        <w:rPr>
+          <w:b/>
+          <w:bCs/>
+          <w:lang w:val="en-GB"/>
+        </w:rPr>
+        <w:t>Desde warning hacia arriba</w:t>
+      </w:r>
+    </w:p>
+    <w:p>
+      <w:pPr>
+        <w:rPr>
+          <w:lang w:val="en-GB"/>
+        </w:rPr>
+      </w:pPr>
+      <w:r>
+        <w:rPr>
+          <w:lang w:val="en-GB"/>
+        </w:rPr>
+        <w:t>journalctl -p warning -b</w:t>
+      </w:r>
+    </w:p>
+    <w:p>
+      <w:pPr>
+        <w:rPr>
+          <w:lang w:val="en-GB"/>
+        </w:rPr>
+      </w:pPr>
+      <w:r>
+        <w:rPr>
+          <w:lang w:val="en-GB"/>
+        </w:rPr>
+        <w:t>Niveles: emerg alert crit err warning notice info debug</w:t>
+      </w:r>
+    </w:p>
+    <w:p>
+      <w:r>
+        <w:pict w14:anchorId="2ABDB9A2">
+          <v:rect id="_x0000_i1363" style="width:0;height:1.5pt" o:hralign="center" o:hrstd="t" o:hr="t" fillcolor="#a0a0a0" stroked="f"/>
+        </w:pict>
+      </w:r>
+    </w:p>
+    <w:p>
+      <w:pPr>
+        <w:rPr>
+          <w:b/>
+          <w:bCs/>
+        </w:rPr>
+      </w:pPr>
+      <w:r>
+        <w:rPr>
+          <w:rFonts w:ascii="Segoe UI Emoji" w:hAnsi="Segoe UI Emoji" w:cs="Segoe UI Emoji"/>
+          <w:b/>
+          <w:bCs/>
+        </w:rPr>
+        <w:t>👤</w:t>
+      </w:r>
+      <w:r>
+        <w:rPr>
+          <w:b/>
+          <w:bCs/>
+        </w:rPr>
+        <w:t xml:space="preserve"> Filtrar por usuario</w:t>
+      </w:r>
+    </w:p>
+    <w:p>
+      <w:r>
+        <w:t>Logs de un usuario (por UID):</w:t>
+      </w:r>
+    </w:p>
+    <w:p>
+      <w:r>
+        <w:t>journalctl _UID=1000</w:t>
+      </w:r>
+    </w:p>
+    <w:p>
+      <w:r>
+        <w:lastRenderedPageBreak/>
+        <w:pict w14:anchorId="4B8744AF">
+          <v:rect id="_x0000_i1364" style="width:0;height:1.5pt" o:hralign="center" o:hrstd="t" o:hr="t" fillcolor="#a0a0a0" stroked="f"/>
+        </w:pict>
+      </w:r>
+    </w:p>
+    <w:p>
+      <w:pPr>
+        <w:rPr>
+          <w:b/>
+          <w:bCs/>
+        </w:rPr>
+      </w:pPr>
+      <w:r>
+        <w:rPr>
+          <w:rFonts w:ascii="Segoe UI Emoji" w:hAnsi="Segoe UI Emoji" w:cs="Segoe UI Emoji"/>
+          <w:b/>
+          <w:bCs/>
+        </w:rPr>
+        <w:t>🔍</w:t>
+      </w:r>
+      <w:r>
+        <w:rPr>
+          <w:b/>
+          <w:bCs/>
+        </w:rPr>
+        <w:t xml:space="preserve"> Buscar texto dentro de los logs</w:t>
+      </w:r>
+    </w:p>
+    <w:p>
+      <w:pPr>
+        <w:rPr>
+          <w:lang w:val="en-GB"/>
+        </w:rPr>
+      </w:pPr>
+      <w:r>
+        <w:rPr>
+          <w:lang w:val="en-GB"/>
+        </w:rPr>
+        <w:t>Ejemplo buscar “fail”:</w:t>
+      </w:r>
+    </w:p>
+    <w:p>
+      <w:pPr>
+        <w:rPr>
+          <w:lang w:val="en-GB"/>
+        </w:rPr>
+      </w:pPr>
+      <w:r>
+        <w:rPr>
+          <w:lang w:val="en-GB"/>
+        </w:rPr>
+        <w:t>journalctl | grep -i fail</w:t>
+      </w:r>
+    </w:p>
+    <w:p>
+      <w:r>
+        <w:t>o directamente:</w:t>
+      </w:r>
+    </w:p>
+    <w:p>
+      <w:r>
+        <w:t>journalctl -b | grep -i error</w:t>
+      </w:r>
+    </w:p>
+    <w:p>
+      <w:r>
+        <w:pict w14:anchorId="1F62CD56">
+          <v:rect id="_x0000_i1365" style="width:0;height:1.5pt" o:hralign="center" o:hrstd="t" o:hr="t" fillcolor="#a0a0a0" stroked="f"/>
+        </w:pict>
+      </w:r>
+    </w:p>
+    <w:p>
+      <w:pPr>
+        <w:rPr>
+          <w:b/>
+          <w:bCs/>
+        </w:rPr>
+      </w:pPr>
+      <w:r>
+        <w:rPr>
+          <w:rFonts w:ascii="Segoe UI Emoji" w:hAnsi="Segoe UI Emoji" w:cs="Segoe UI Emoji"/>
+          <w:b/>
+          <w:bCs/>
+        </w:rPr>
+        <w:t>🧠</w:t>
+      </w:r>
+      <w:r>
+        <w:rPr>
+          <w:b/>
+          <w:bCs/>
+        </w:rPr>
+        <w:t xml:space="preserve"> 5 comandos imprescindibles (chuleta)</w:t>
+      </w:r>
+    </w:p>
+    <w:p>
+      <w:r>
+        <w:t>journalctl -b                 # logs del arranque actual</w:t>
+      </w:r>
+    </w:p>
+    <w:p>
+      <w:r>
+        <w:t>journalctl -u ssh -n 50       # últimas 50 líneas del servicio ssh</w:t>
+      </w:r>
+    </w:p>
+    <w:p>
+      <w:r>
+        <w:t>journalctl -f                 # logs en tiempo real</w:t>
+      </w:r>
+    </w:p>
+    <w:p>
+      <w:r>
+        <w:t>journalctl -p err -b          # errores del arranque actual</w:t>
+      </w:r>
+    </w:p>
+    <w:p>
+      <w:pPr>
+        <w:rPr>
+          <w:lang w:val="en-GB"/>
+        </w:rPr>
+      </w:pPr>
+      <w:r>
+        <w:rPr>
+          <w:lang w:val="en-GB"/>
+        </w:rPr>
+        <w:t>journalctl --since today      # logs desde hoy</w:t>
+      </w:r>
+    </w:p>
+    <w:p/>
     <w:p>
       <w:r>
         <w:pict w14:anchorId="34CBFA35">
@@ -3496,7 +4517,6 @@
     </w:p>
     <w:p>
       <w:r>
-        <w:lastRenderedPageBreak/>
         <w:pict w14:anchorId="104A9561">
           <v:rect id="_x0000_i1063" style="width:0;height:1.5pt" o:hralign="center" o:hrstd="t" o:hr="t" fillcolor="#a0a0a0" stroked="f"/>
         </w:pict>
@@ -3537,6 +4557,7 @@
           <w:b/>
           <w:bCs/>
         </w:rPr>
+        <w:lastRenderedPageBreak/>
         <w:t>📘</w:t>
       </w:r>
       <w:r>
@@ -3946,18 +4967,136 @@
     </w:p>
     <w:p>
       <w:r>
+        <w:t>cd /etc</w:t>
+      </w:r>
+    </w:p>
+    <w:p>
+      <w:r>
+        <w:t>ls -l</w:t>
+      </w:r>
+    </w:p>
+    <w:p>
+      <w:r>
+        <w:t>pwd</w:t>
+      </w:r>
+    </w:p>
+    <w:p>
+      <w:pPr>
+        <w:rPr>
+          <w:lang w:val="en-GB"/>
+        </w:rPr>
+      </w:pPr>
+      <w:r>
+        <w:rPr>
+          <w:noProof/>
+        </w:rPr>
         <w:lastRenderedPageBreak/>
-        <w:t>cd /etc</w:t>
-      </w:r>
-    </w:p>
-    <w:p>
-      <w:r>
-        <w:t>ls -l</w:t>
-      </w:r>
-    </w:p>
-    <w:p>
-      <w:r>
-        <w:t>pwd</w:t>
+        <w:drawing>
+          <wp:anchor distT="0" distB="0" distL="114300" distR="114300" simplePos="0" relativeHeight="251658240" behindDoc="0" locked="0" layoutInCell="1" allowOverlap="1" wp14:anchorId="24118315" wp14:editId="6A738611">
+            <wp:simplePos x="1076325" y="895350"/>
+            <wp:positionH relativeFrom="column">
+              <wp:align>left</wp:align>
+            </wp:positionH>
+            <wp:positionV relativeFrom="paragraph">
+              <wp:align>top</wp:align>
+            </wp:positionV>
+            <wp:extent cx="4238625" cy="2164171"/>
+            <wp:effectExtent l="0" t="0" r="0" b="7620"/>
+            <wp:wrapSquare wrapText="bothSides"/>
+            <wp:docPr id="1795807083" name="Imagen 1"/>
+            <wp:cNvGraphicFramePr>
+              <a:graphicFrameLocks xmlns:a="http://schemas.openxmlformats.org/drawingml/2006/main" noChangeAspect="1"/>
+            </wp:cNvGraphicFramePr>
+            <a:graphic xmlns:a="http://schemas.openxmlformats.org/drawingml/2006/main">
+              <a:graphicData uri="http://schemas.openxmlformats.org/drawingml/2006/picture">
+                <pic:pic xmlns:pic="http://schemas.openxmlformats.org/drawingml/2006/picture">
+                  <pic:nvPicPr>
+                    <pic:cNvPr id="1795807083" name=""/>
+                    <pic:cNvPicPr/>
+                  </pic:nvPicPr>
+                  <pic:blipFill>
+                    <a:blip r:embed="rId30">
+                      <a:extLst>
+                        <a:ext uri="{28A0092B-C50C-407E-A947-70E740481C1C}">
+                          <a14:useLocalDpi xmlns:a14="http://schemas.microsoft.com/office/drawing/2010/main" val="0"/>
+                        </a:ext>
+                      </a:extLst>
+                    </a:blip>
+                    <a:stretch>
+                      <a:fillRect/>
+                    </a:stretch>
+                  </pic:blipFill>
+                  <pic:spPr>
+                    <a:xfrm>
+                      <a:off x="0" y="0"/>
+                      <a:ext cx="4238625" cy="2164171"/>
+                    </a:xfrm>
+                    <a:prstGeom prst="rect">
+                      <a:avLst/>
+                    </a:prstGeom>
+                  </pic:spPr>
+                </pic:pic>
+              </a:graphicData>
+            </a:graphic>
+          </wp:anchor>
+        </w:drawing>
+      </w:r>
+    </w:p>
+    <w:p/>
+    <w:p/>
+    <w:p/>
+    <w:p/>
+    <w:p>
+      <w:pPr>
+        <w:rPr>
+          <w:lang w:val="en-GB"/>
+        </w:rPr>
+      </w:pPr>
+    </w:p>
+    <w:p/>
+    <w:p>
+      <w:r>
+        <w:rPr>
+          <w:noProof/>
+        </w:rPr>
+        <w:drawing>
+          <wp:inline distT="0" distB="0" distL="0" distR="0" wp14:anchorId="3638C6D4" wp14:editId="3B308B82">
+            <wp:extent cx="4123809" cy="2447619"/>
+            <wp:effectExtent l="0" t="0" r="0" b="0"/>
+            <wp:docPr id="1676881618" name="Imagen 1"/>
+            <wp:cNvGraphicFramePr>
+              <a:graphicFrameLocks xmlns:a="http://schemas.openxmlformats.org/drawingml/2006/main" noChangeAspect="1"/>
+            </wp:cNvGraphicFramePr>
+            <a:graphic xmlns:a="http://schemas.openxmlformats.org/drawingml/2006/main">
+              <a:graphicData uri="http://schemas.openxmlformats.org/drawingml/2006/picture">
+                <pic:pic xmlns:pic="http://schemas.openxmlformats.org/drawingml/2006/picture">
+                  <pic:nvPicPr>
+                    <pic:cNvPr id="1676881618" name=""/>
+                    <pic:cNvPicPr/>
+                  </pic:nvPicPr>
+                  <pic:blipFill>
+                    <a:blip r:embed="rId31"/>
+                    <a:stretch>
+                      <a:fillRect/>
+                    </a:stretch>
+                  </pic:blipFill>
+                  <pic:spPr>
+                    <a:xfrm>
+                      <a:off x="0" y="0"/>
+                      <a:ext cx="4123809" cy="2447619"/>
+                    </a:xfrm>
+                    <a:prstGeom prst="rect">
+                      <a:avLst/>
+                    </a:prstGeom>
+                  </pic:spPr>
+                </pic:pic>
+              </a:graphicData>
+            </a:graphic>
+          </wp:inline>
+        </w:drawing>
+      </w:r>
+      <w:r>
+        <w:br w:type="textWrapping" w:clear="all"/>
       </w:r>
     </w:p>
     <w:p>
@@ -4085,6 +5224,7 @@
           <w:b/>
           <w:bCs/>
         </w:rPr>
+        <w:lastRenderedPageBreak/>
         <w:t>📘</w:t>
       </w:r>
       <w:r>
@@ -4386,7 +5526,6 @@
                 <w:b/>
                 <w:bCs/>
               </w:rPr>
-              <w:lastRenderedPageBreak/>
               <w:t>Operador</w:t>
             </w:r>
           </w:p>
@@ -4639,6 +5778,7 @@
         <w:rPr>
           <w:lang w:val="en-GB"/>
         </w:rPr>
+        <w:lastRenderedPageBreak/>
         <w:t>find / -name "*.conf"</w:t>
       </w:r>
     </w:p>
@@ -4789,7 +5929,6 @@
         <w:rPr>
           <w:lang w:val="en-GB"/>
         </w:rPr>
-        <w:lastRenderedPageBreak/>
         <w:t>HOME</w:t>
       </w:r>
     </w:p>
@@ -4915,16 +6054,35 @@
     <w:p>
       <w:pPr>
         <w:rPr>
-          <w:b/>
-          <w:bCs/>
-        </w:rPr>
-      </w:pPr>
-      <w:r>
-        <w:rPr>
           <w:rFonts w:ascii="Segoe UI Emoji" w:hAnsi="Segoe UI Emoji" w:cs="Segoe UI Emoji"/>
           <w:b/>
           <w:bCs/>
         </w:rPr>
+      </w:pPr>
+    </w:p>
+    <w:p>
+      <w:pPr>
+        <w:rPr>
+          <w:rFonts w:ascii="Segoe UI Emoji" w:hAnsi="Segoe UI Emoji" w:cs="Segoe UI Emoji"/>
+          <w:b/>
+          <w:bCs/>
+        </w:rPr>
+      </w:pPr>
+    </w:p>
+    <w:p>
+      <w:pPr>
+        <w:rPr>
+          <w:b/>
+          <w:bCs/>
+        </w:rPr>
+      </w:pPr>
+      <w:r>
+        <w:rPr>
+          <w:rFonts w:ascii="Segoe UI Emoji" w:hAnsi="Segoe UI Emoji" w:cs="Segoe UI Emoji"/>
+          <w:b/>
+          <w:bCs/>
+        </w:rPr>
+        <w:lastRenderedPageBreak/>
         <w:t>✅</w:t>
       </w:r>
       <w:r>
@@ -4991,6 +6149,49 @@
       <w:r>
         <w:t>mkdir ~/practicas</w:t>
       </w:r>
+      <w:r>
+        <w:t xml:space="preserve"> </w:t>
+      </w:r>
+      <w:r>
+        <w:rPr>
+          <w:noProof/>
+        </w:rPr>
+        <w:drawing>
+          <wp:inline distT="0" distB="0" distL="0" distR="0" wp14:anchorId="3F239DF4" wp14:editId="546F6D69">
+            <wp:extent cx="2466667" cy="466667"/>
+            <wp:effectExtent l="0" t="0" r="0" b="0"/>
+            <wp:docPr id="1086898294" name="Imagen 1"/>
+            <wp:cNvGraphicFramePr>
+              <a:graphicFrameLocks xmlns:a="http://schemas.openxmlformats.org/drawingml/2006/main" noChangeAspect="1"/>
+            </wp:cNvGraphicFramePr>
+            <a:graphic xmlns:a="http://schemas.openxmlformats.org/drawingml/2006/main">
+              <a:graphicData uri="http://schemas.openxmlformats.org/drawingml/2006/picture">
+                <pic:pic xmlns:pic="http://schemas.openxmlformats.org/drawingml/2006/picture">
+                  <pic:nvPicPr>
+                    <pic:cNvPr id="1086898294" name=""/>
+                    <pic:cNvPicPr/>
+                  </pic:nvPicPr>
+                  <pic:blipFill>
+                    <a:blip r:embed="rId32"/>
+                    <a:stretch>
+                      <a:fillRect/>
+                    </a:stretch>
+                  </pic:blipFill>
+                  <pic:spPr>
+                    <a:xfrm>
+                      <a:off x="0" y="0"/>
+                      <a:ext cx="2466667" cy="466667"/>
+                    </a:xfrm>
+                    <a:prstGeom prst="rect">
+                      <a:avLst/>
+                    </a:prstGeom>
+                  </pic:spPr>
+                </pic:pic>
+              </a:graphicData>
+            </a:graphic>
+          </wp:inline>
+        </w:drawing>
+      </w:r>
     </w:p>
     <w:p>
       <w:r>
@@ -5018,6 +6219,49 @@
       <w:r>
         <w:t>touch ~/practicas/ejemplo.txt</w:t>
       </w:r>
+      <w:r>
+        <w:t xml:space="preserve"> </w:t>
+      </w:r>
+      <w:r>
+        <w:rPr>
+          <w:noProof/>
+        </w:rPr>
+        <w:drawing>
+          <wp:inline distT="0" distB="0" distL="0" distR="0" wp14:anchorId="2EF9CB55" wp14:editId="3FFA575E">
+            <wp:extent cx="3400000" cy="552381"/>
+            <wp:effectExtent l="0" t="0" r="0" b="635"/>
+            <wp:docPr id="754372735" name="Imagen 1"/>
+            <wp:cNvGraphicFramePr>
+              <a:graphicFrameLocks xmlns:a="http://schemas.openxmlformats.org/drawingml/2006/main" noChangeAspect="1"/>
+            </wp:cNvGraphicFramePr>
+            <a:graphic xmlns:a="http://schemas.openxmlformats.org/drawingml/2006/main">
+              <a:graphicData uri="http://schemas.openxmlformats.org/drawingml/2006/picture">
+                <pic:pic xmlns:pic="http://schemas.openxmlformats.org/drawingml/2006/picture">
+                  <pic:nvPicPr>
+                    <pic:cNvPr id="754372735" name=""/>
+                    <pic:cNvPicPr/>
+                  </pic:nvPicPr>
+                  <pic:blipFill>
+                    <a:blip r:embed="rId33"/>
+                    <a:stretch>
+                      <a:fillRect/>
+                    </a:stretch>
+                  </pic:blipFill>
+                  <pic:spPr>
+                    <a:xfrm>
+                      <a:off x="0" y="0"/>
+                      <a:ext cx="3400000" cy="552381"/>
+                    </a:xfrm>
+                    <a:prstGeom prst="rect">
+                      <a:avLst/>
+                    </a:prstGeom>
+                  </pic:spPr>
+                </pic:pic>
+              </a:graphicData>
+            </a:graphic>
+          </wp:inline>
+        </w:drawing>
+      </w:r>
     </w:p>
     <w:p>
       <w:r>
@@ -5045,10 +6289,52 @@
       <w:r>
         <w:t>ls -la</w:t>
       </w:r>
-    </w:p>
-    <w:p>
-      <w:r>
-        <w:lastRenderedPageBreak/>
+      <w:r>
+        <w:t xml:space="preserve"> </w:t>
+      </w:r>
+      <w:r>
+        <w:rPr>
+          <w:noProof/>
+        </w:rPr>
+        <w:drawing>
+          <wp:inline distT="0" distB="0" distL="0" distR="0" wp14:anchorId="54547F1F" wp14:editId="56DEAF97">
+            <wp:extent cx="4381500" cy="994390"/>
+            <wp:effectExtent l="0" t="0" r="0" b="0"/>
+            <wp:docPr id="275149839" name="Imagen 1"/>
+            <wp:cNvGraphicFramePr>
+              <a:graphicFrameLocks xmlns:a="http://schemas.openxmlformats.org/drawingml/2006/main" noChangeAspect="1"/>
+            </wp:cNvGraphicFramePr>
+            <a:graphic xmlns:a="http://schemas.openxmlformats.org/drawingml/2006/main">
+              <a:graphicData uri="http://schemas.openxmlformats.org/drawingml/2006/picture">
+                <pic:pic xmlns:pic="http://schemas.openxmlformats.org/drawingml/2006/picture">
+                  <pic:nvPicPr>
+                    <pic:cNvPr id="275149839" name=""/>
+                    <pic:cNvPicPr/>
+                  </pic:nvPicPr>
+                  <pic:blipFill>
+                    <a:blip r:embed="rId34"/>
+                    <a:stretch>
+                      <a:fillRect/>
+                    </a:stretch>
+                  </pic:blipFill>
+                  <pic:spPr>
+                    <a:xfrm>
+                      <a:off x="0" y="0"/>
+                      <a:ext cx="4399162" cy="998398"/>
+                    </a:xfrm>
+                    <a:prstGeom prst="rect">
+                      <a:avLst/>
+                    </a:prstGeom>
+                  </pic:spPr>
+                </pic:pic>
+              </a:graphicData>
+            </a:graphic>
+          </wp:inline>
+        </w:drawing>
+      </w:r>
+    </w:p>
+    <w:p>
+      <w:r>
         <w:pict w14:anchorId="58C2460B">
           <v:rect id="_x0000_i1077" style="width:0;height:1.5pt" o:hralign="center" o:hrstd="t" o:hr="t" fillcolor="#a0a0a0" stroked="f"/>
         </w:pict>
@@ -5073,6 +6359,9 @@
       <w:r>
         <w:t>cd /etc</w:t>
       </w:r>
+      <w:r>
+        <w:t xml:space="preserve"> </w:t>
+      </w:r>
     </w:p>
     <w:p>
       <w:r>
@@ -5081,6 +6370,49 @@
     </w:p>
     <w:p>
       <w:r>
+        <w:rPr>
+          <w:noProof/>
+        </w:rPr>
+        <w:drawing>
+          <wp:inline distT="0" distB="0" distL="0" distR="0" wp14:anchorId="1106BF65" wp14:editId="4AE945C1">
+            <wp:extent cx="2714286" cy="1466667"/>
+            <wp:effectExtent l="0" t="0" r="0" b="635"/>
+            <wp:docPr id="1137640922" name="Imagen 1"/>
+            <wp:cNvGraphicFramePr>
+              <a:graphicFrameLocks xmlns:a="http://schemas.openxmlformats.org/drawingml/2006/main" noChangeAspect="1"/>
+            </wp:cNvGraphicFramePr>
+            <a:graphic xmlns:a="http://schemas.openxmlformats.org/drawingml/2006/main">
+              <a:graphicData uri="http://schemas.openxmlformats.org/drawingml/2006/picture">
+                <pic:pic xmlns:pic="http://schemas.openxmlformats.org/drawingml/2006/picture">
+                  <pic:nvPicPr>
+                    <pic:cNvPr id="1137640922" name=""/>
+                    <pic:cNvPicPr/>
+                  </pic:nvPicPr>
+                  <pic:blipFill>
+                    <a:blip r:embed="rId35"/>
+                    <a:stretch>
+                      <a:fillRect/>
+                    </a:stretch>
+                  </pic:blipFill>
+                  <pic:spPr>
+                    <a:xfrm>
+                      <a:off x="0" y="0"/>
+                      <a:ext cx="2714286" cy="1466667"/>
+                    </a:xfrm>
+                    <a:prstGeom prst="rect">
+                      <a:avLst/>
+                    </a:prstGeom>
+                  </pic:spPr>
+                </pic:pic>
+              </a:graphicData>
+            </a:graphic>
+          </wp:inline>
+        </w:drawing>
+      </w:r>
+    </w:p>
+    <w:p>
+      <w:r>
+        <w:lastRenderedPageBreak/>
         <w:pict w14:anchorId="3005F541">
           <v:rect id="_x0000_i1078" style="width:0;height:1.5pt" o:hralign="center" o:hrstd="t" o:hr="t" fillcolor="#a0a0a0" stroked="f"/>
         </w:pict>
@@ -5105,6 +6437,49 @@
       <w:r>
         <w:t>head /etc/passwd</w:t>
       </w:r>
+      <w:r>
+        <w:t xml:space="preserve">  </w:t>
+      </w:r>
+      <w:r>
+        <w:rPr>
+          <w:noProof/>
+        </w:rPr>
+        <w:drawing>
+          <wp:inline distT="0" distB="0" distL="0" distR="0" wp14:anchorId="4A7CE2EE" wp14:editId="017FFBC8">
+            <wp:extent cx="3790950" cy="1828576"/>
+            <wp:effectExtent l="0" t="0" r="0" b="635"/>
+            <wp:docPr id="1378615128" name="Imagen 1"/>
+            <wp:cNvGraphicFramePr>
+              <a:graphicFrameLocks xmlns:a="http://schemas.openxmlformats.org/drawingml/2006/main" noChangeAspect="1"/>
+            </wp:cNvGraphicFramePr>
+            <a:graphic xmlns:a="http://schemas.openxmlformats.org/drawingml/2006/main">
+              <a:graphicData uri="http://schemas.openxmlformats.org/drawingml/2006/picture">
+                <pic:pic xmlns:pic="http://schemas.openxmlformats.org/drawingml/2006/picture">
+                  <pic:nvPicPr>
+                    <pic:cNvPr id="1378615128" name=""/>
+                    <pic:cNvPicPr/>
+                  </pic:nvPicPr>
+                  <pic:blipFill>
+                    <a:blip r:embed="rId36"/>
+                    <a:stretch>
+                      <a:fillRect/>
+                    </a:stretch>
+                  </pic:blipFill>
+                  <pic:spPr>
+                    <a:xfrm>
+                      <a:off x="0" y="0"/>
+                      <a:ext cx="3809621" cy="1837582"/>
+                    </a:xfrm>
+                    <a:prstGeom prst="rect">
+                      <a:avLst/>
+                    </a:prstGeom>
+                  </pic:spPr>
+                </pic:pic>
+              </a:graphicData>
+            </a:graphic>
+          </wp:inline>
+        </w:drawing>
+      </w:r>
     </w:p>
     <w:p>
       <w:r>
@@ -5132,6 +6507,9 @@
       <w:r>
         <w:t>tail -n 15 /var/log/syslog</w:t>
       </w:r>
+      <w:r>
+        <w:t xml:space="preserve"> </w:t>
+      </w:r>
     </w:p>
     <w:p>
       <w:r>
@@ -5159,6 +6537,49 @@
       <w:r>
         <w:t>less /etc/passwd</w:t>
       </w:r>
+      <w:r>
+        <w:t xml:space="preserve"> </w:t>
+      </w:r>
+      <w:r>
+        <w:rPr>
+          <w:noProof/>
+        </w:rPr>
+        <w:drawing>
+          <wp:inline distT="0" distB="0" distL="0" distR="0" wp14:anchorId="3B657805" wp14:editId="3EBA2FDC">
+            <wp:extent cx="2838095" cy="828571"/>
+            <wp:effectExtent l="0" t="0" r="635" b="0"/>
+            <wp:docPr id="2000263151" name="Imagen 1"/>
+            <wp:cNvGraphicFramePr>
+              <a:graphicFrameLocks xmlns:a="http://schemas.openxmlformats.org/drawingml/2006/main" noChangeAspect="1"/>
+            </wp:cNvGraphicFramePr>
+            <a:graphic xmlns:a="http://schemas.openxmlformats.org/drawingml/2006/main">
+              <a:graphicData uri="http://schemas.openxmlformats.org/drawingml/2006/picture">
+                <pic:pic xmlns:pic="http://schemas.openxmlformats.org/drawingml/2006/picture">
+                  <pic:nvPicPr>
+                    <pic:cNvPr id="2000263151" name=""/>
+                    <pic:cNvPicPr/>
+                  </pic:nvPicPr>
+                  <pic:blipFill>
+                    <a:blip r:embed="rId37"/>
+                    <a:stretch>
+                      <a:fillRect/>
+                    </a:stretch>
+                  </pic:blipFill>
+                  <pic:spPr>
+                    <a:xfrm>
+                      <a:off x="0" y="0"/>
+                      <a:ext cx="2838095" cy="828571"/>
+                    </a:xfrm>
+                    <a:prstGeom prst="rect">
+                      <a:avLst/>
+                    </a:prstGeom>
+                  </pic:spPr>
+                </pic:pic>
+              </a:graphicData>
+            </a:graphic>
+          </wp:inline>
+        </w:drawing>
+      </w:r>
     </w:p>
     <w:p>
       <w:r>
@@ -5186,6 +6607,49 @@
       <w:r>
         <w:t>echo "Hola Linux" &gt; mensaje.txt</w:t>
       </w:r>
+      <w:r>
+        <w:t xml:space="preserve"> </w:t>
+      </w:r>
+      <w:r>
+        <w:rPr>
+          <w:noProof/>
+        </w:rPr>
+        <w:drawing>
+          <wp:inline distT="0" distB="0" distL="0" distR="0" wp14:anchorId="6496E793" wp14:editId="0C3ED264">
+            <wp:extent cx="3638095" cy="600000"/>
+            <wp:effectExtent l="0" t="0" r="635" b="0"/>
+            <wp:docPr id="866817764" name="Imagen 1"/>
+            <wp:cNvGraphicFramePr>
+              <a:graphicFrameLocks xmlns:a="http://schemas.openxmlformats.org/drawingml/2006/main" noChangeAspect="1"/>
+            </wp:cNvGraphicFramePr>
+            <a:graphic xmlns:a="http://schemas.openxmlformats.org/drawingml/2006/main">
+              <a:graphicData uri="http://schemas.openxmlformats.org/drawingml/2006/picture">
+                <pic:pic xmlns:pic="http://schemas.openxmlformats.org/drawingml/2006/picture">
+                  <pic:nvPicPr>
+                    <pic:cNvPr id="866817764" name=""/>
+                    <pic:cNvPicPr/>
+                  </pic:nvPicPr>
+                  <pic:blipFill>
+                    <a:blip r:embed="rId38"/>
+                    <a:stretch>
+                      <a:fillRect/>
+                    </a:stretch>
+                  </pic:blipFill>
+                  <pic:spPr>
+                    <a:xfrm>
+                      <a:off x="0" y="0"/>
+                      <a:ext cx="3638095" cy="600000"/>
+                    </a:xfrm>
+                    <a:prstGeom prst="rect">
+                      <a:avLst/>
+                    </a:prstGeom>
+                  </pic:spPr>
+                </pic:pic>
+              </a:graphicData>
+            </a:graphic>
+          </wp:inline>
+        </w:drawing>
+      </w:r>
     </w:p>
     <w:p>
       <w:r>
@@ -5213,6 +6677,51 @@
       <w:r>
         <w:t>echo "Bienvenido al curso" &gt;&gt; mensaje.txt</w:t>
       </w:r>
+      <w:r>
+        <w:t xml:space="preserve"> </w:t>
+      </w:r>
+    </w:p>
+    <w:p>
+      <w:r>
+        <w:rPr>
+          <w:noProof/>
+        </w:rPr>
+        <w:drawing>
+          <wp:inline distT="0" distB="0" distL="0" distR="0" wp14:anchorId="68C5C497" wp14:editId="0613BC1C">
+            <wp:extent cx="4552381" cy="514286"/>
+            <wp:effectExtent l="0" t="0" r="635" b="635"/>
+            <wp:docPr id="403122439" name="Imagen 1"/>
+            <wp:cNvGraphicFramePr>
+              <a:graphicFrameLocks xmlns:a="http://schemas.openxmlformats.org/drawingml/2006/main" noChangeAspect="1"/>
+            </wp:cNvGraphicFramePr>
+            <a:graphic xmlns:a="http://schemas.openxmlformats.org/drawingml/2006/main">
+              <a:graphicData uri="http://schemas.openxmlformats.org/drawingml/2006/picture">
+                <pic:pic xmlns:pic="http://schemas.openxmlformats.org/drawingml/2006/picture">
+                  <pic:nvPicPr>
+                    <pic:cNvPr id="403122439" name=""/>
+                    <pic:cNvPicPr/>
+                  </pic:nvPicPr>
+                  <pic:blipFill>
+                    <a:blip r:embed="rId39"/>
+                    <a:stretch>
+                      <a:fillRect/>
+                    </a:stretch>
+                  </pic:blipFill>
+                  <pic:spPr>
+                    <a:xfrm>
+                      <a:off x="0" y="0"/>
+                      <a:ext cx="4552381" cy="514286"/>
+                    </a:xfrm>
+                    <a:prstGeom prst="rect">
+                      <a:avLst/>
+                    </a:prstGeom>
+                  </pic:spPr>
+                </pic:pic>
+              </a:graphicData>
+            </a:graphic>
+          </wp:inline>
+        </w:drawing>
+      </w:r>
     </w:p>
     <w:p>
       <w:r>
@@ -5234,6 +6743,7 @@
           <w:b/>
           <w:bCs/>
         </w:rPr>
+        <w:lastRenderedPageBreak/>
         <w:t>✅</w:t>
       </w:r>
       <w:r>
@@ -5262,6 +6772,48 @@
     <w:p>
       <w:r>
         <w:t>cp /etc/passwd ~/practicas/passwd_copia</w:t>
+      </w:r>
+    </w:p>
+    <w:p>
+      <w:r>
+        <w:rPr>
+          <w:noProof/>
+        </w:rPr>
+        <w:drawing>
+          <wp:inline distT="0" distB="0" distL="0" distR="0" wp14:anchorId="53D36462" wp14:editId="6FBEE023">
+            <wp:extent cx="4495238" cy="609524"/>
+            <wp:effectExtent l="0" t="0" r="635" b="635"/>
+            <wp:docPr id="855382024" name="Imagen 1"/>
+            <wp:cNvGraphicFramePr>
+              <a:graphicFrameLocks xmlns:a="http://schemas.openxmlformats.org/drawingml/2006/main" noChangeAspect="1"/>
+            </wp:cNvGraphicFramePr>
+            <a:graphic xmlns:a="http://schemas.openxmlformats.org/drawingml/2006/main">
+              <a:graphicData uri="http://schemas.openxmlformats.org/drawingml/2006/picture">
+                <pic:pic xmlns:pic="http://schemas.openxmlformats.org/drawingml/2006/picture">
+                  <pic:nvPicPr>
+                    <pic:cNvPr id="855382024" name=""/>
+                    <pic:cNvPicPr/>
+                  </pic:nvPicPr>
+                  <pic:blipFill>
+                    <a:blip r:embed="rId40"/>
+                    <a:stretch>
+                      <a:fillRect/>
+                    </a:stretch>
+                  </pic:blipFill>
+                  <pic:spPr>
+                    <a:xfrm>
+                      <a:off x="0" y="0"/>
+                      <a:ext cx="4495238" cy="609524"/>
+                    </a:xfrm>
+                    <a:prstGeom prst="rect">
+                      <a:avLst/>
+                    </a:prstGeom>
+                  </pic:spPr>
+                </pic:pic>
+              </a:graphicData>
+            </a:graphic>
+          </wp:inline>
+        </w:drawing>
       </w:r>
     </w:p>
     <w:p>
@@ -5293,6 +6845,48 @@
     </w:p>
     <w:p>
       <w:r>
+        <w:rPr>
+          <w:noProof/>
+        </w:rPr>
+        <w:drawing>
+          <wp:inline distT="0" distB="0" distL="0" distR="0" wp14:anchorId="00246658" wp14:editId="0F76E768">
+            <wp:extent cx="3638095" cy="714286"/>
+            <wp:effectExtent l="0" t="0" r="635" b="0"/>
+            <wp:docPr id="1542679547" name="Imagen 1"/>
+            <wp:cNvGraphicFramePr>
+              <a:graphicFrameLocks xmlns:a="http://schemas.openxmlformats.org/drawingml/2006/main" noChangeAspect="1"/>
+            </wp:cNvGraphicFramePr>
+            <a:graphic xmlns:a="http://schemas.openxmlformats.org/drawingml/2006/main">
+              <a:graphicData uri="http://schemas.openxmlformats.org/drawingml/2006/picture">
+                <pic:pic xmlns:pic="http://schemas.openxmlformats.org/drawingml/2006/picture">
+                  <pic:nvPicPr>
+                    <pic:cNvPr id="1542679547" name=""/>
+                    <pic:cNvPicPr/>
+                  </pic:nvPicPr>
+                  <pic:blipFill>
+                    <a:blip r:embed="rId41"/>
+                    <a:stretch>
+                      <a:fillRect/>
+                    </a:stretch>
+                  </pic:blipFill>
+                  <pic:spPr>
+                    <a:xfrm>
+                      <a:off x="0" y="0"/>
+                      <a:ext cx="3638095" cy="714286"/>
+                    </a:xfrm>
+                    <a:prstGeom prst="rect">
+                      <a:avLst/>
+                    </a:prstGeom>
+                  </pic:spPr>
+                </pic:pic>
+              </a:graphicData>
+            </a:graphic>
+          </wp:inline>
+        </w:drawing>
+      </w:r>
+    </w:p>
+    <w:p>
+      <w:r>
         <w:pict w14:anchorId="56E47938">
           <v:rect id="_x0000_i1085" style="width:0;height:1.5pt" o:hralign="center" o:hrstd="t" o:hr="t" fillcolor="#a0a0a0" stroked="f"/>
         </w:pict>
@@ -5315,8 +6909,52 @@
     </w:p>
     <w:p>
       <w:r>
-        <w:lastRenderedPageBreak/>
         <w:t>grep "bash" /etc/passwd</w:t>
+      </w:r>
+      <w:r>
+        <w:t xml:space="preserve"> </w:t>
+      </w:r>
+    </w:p>
+    <w:p>
+      <w:r>
+        <w:rPr>
+          <w:noProof/>
+        </w:rPr>
+        <w:drawing>
+          <wp:inline distT="0" distB="0" distL="0" distR="0" wp14:anchorId="4E598828" wp14:editId="4CE70D8C">
+            <wp:extent cx="5400040" cy="808355"/>
+            <wp:effectExtent l="0" t="0" r="0" b="0"/>
+            <wp:docPr id="1864179085" name="Imagen 1"/>
+            <wp:cNvGraphicFramePr>
+              <a:graphicFrameLocks xmlns:a="http://schemas.openxmlformats.org/drawingml/2006/main" noChangeAspect="1"/>
+            </wp:cNvGraphicFramePr>
+            <a:graphic xmlns:a="http://schemas.openxmlformats.org/drawingml/2006/main">
+              <a:graphicData uri="http://schemas.openxmlformats.org/drawingml/2006/picture">
+                <pic:pic xmlns:pic="http://schemas.openxmlformats.org/drawingml/2006/picture">
+                  <pic:nvPicPr>
+                    <pic:cNvPr id="1864179085" name=""/>
+                    <pic:cNvPicPr/>
+                  </pic:nvPicPr>
+                  <pic:blipFill>
+                    <a:blip r:embed="rId42"/>
+                    <a:stretch>
+                      <a:fillRect/>
+                    </a:stretch>
+                  </pic:blipFill>
+                  <pic:spPr>
+                    <a:xfrm>
+                      <a:off x="0" y="0"/>
+                      <a:ext cx="5400040" cy="808355"/>
+                    </a:xfrm>
+                    <a:prstGeom prst="rect">
+                      <a:avLst/>
+                    </a:prstGeom>
+                  </pic:spPr>
+                </pic:pic>
+              </a:graphicData>
+            </a:graphic>
+          </wp:inline>
+        </w:drawing>
       </w:r>
     </w:p>
     <w:p>
@@ -5348,6 +6986,48 @@
     </w:p>
     <w:p>
       <w:r>
+        <w:rPr>
+          <w:noProof/>
+        </w:rPr>
+        <w:drawing>
+          <wp:inline distT="0" distB="0" distL="0" distR="0" wp14:anchorId="15F1C2D5" wp14:editId="76CC2045">
+            <wp:extent cx="2295238" cy="704762"/>
+            <wp:effectExtent l="0" t="0" r="0" b="635"/>
+            <wp:docPr id="263766403" name="Imagen 1"/>
+            <wp:cNvGraphicFramePr>
+              <a:graphicFrameLocks xmlns:a="http://schemas.openxmlformats.org/drawingml/2006/main" noChangeAspect="1"/>
+            </wp:cNvGraphicFramePr>
+            <a:graphic xmlns:a="http://schemas.openxmlformats.org/drawingml/2006/main">
+              <a:graphicData uri="http://schemas.openxmlformats.org/drawingml/2006/picture">
+                <pic:pic xmlns:pic="http://schemas.openxmlformats.org/drawingml/2006/picture">
+                  <pic:nvPicPr>
+                    <pic:cNvPr id="263766403" name=""/>
+                    <pic:cNvPicPr/>
+                  </pic:nvPicPr>
+                  <pic:blipFill>
+                    <a:blip r:embed="rId43"/>
+                    <a:stretch>
+                      <a:fillRect/>
+                    </a:stretch>
+                  </pic:blipFill>
+                  <pic:spPr>
+                    <a:xfrm>
+                      <a:off x="0" y="0"/>
+                      <a:ext cx="2295238" cy="704762"/>
+                    </a:xfrm>
+                    <a:prstGeom prst="rect">
+                      <a:avLst/>
+                    </a:prstGeom>
+                  </pic:spPr>
+                </pic:pic>
+              </a:graphicData>
+            </a:graphic>
+          </wp:inline>
+        </w:drawing>
+      </w:r>
+    </w:p>
+    <w:p>
+      <w:r>
         <w:pict w14:anchorId="4638E970">
           <v:rect id="_x0000_i1087" style="width:0;height:1.5pt" o:hralign="center" o:hrstd="t" o:hr="t" fillcolor="#a0a0a0" stroked="f"/>
         </w:pict>
@@ -5375,6 +7055,49 @@
     </w:p>
     <w:p>
       <w:r>
+        <w:rPr>
+          <w:noProof/>
+        </w:rPr>
+        <w:drawing>
+          <wp:inline distT="0" distB="0" distL="0" distR="0" wp14:anchorId="79989C49" wp14:editId="6EB0953A">
+            <wp:extent cx="2885714" cy="733333"/>
+            <wp:effectExtent l="0" t="0" r="0" b="0"/>
+            <wp:docPr id="343924399" name="Imagen 1"/>
+            <wp:cNvGraphicFramePr>
+              <a:graphicFrameLocks xmlns:a="http://schemas.openxmlformats.org/drawingml/2006/main" noChangeAspect="1"/>
+            </wp:cNvGraphicFramePr>
+            <a:graphic xmlns:a="http://schemas.openxmlformats.org/drawingml/2006/main">
+              <a:graphicData uri="http://schemas.openxmlformats.org/drawingml/2006/picture">
+                <pic:pic xmlns:pic="http://schemas.openxmlformats.org/drawingml/2006/picture">
+                  <pic:nvPicPr>
+                    <pic:cNvPr id="343924399" name=""/>
+                    <pic:cNvPicPr/>
+                  </pic:nvPicPr>
+                  <pic:blipFill>
+                    <a:blip r:embed="rId44"/>
+                    <a:stretch>
+                      <a:fillRect/>
+                    </a:stretch>
+                  </pic:blipFill>
+                  <pic:spPr>
+                    <a:xfrm>
+                      <a:off x="0" y="0"/>
+                      <a:ext cx="2885714" cy="733333"/>
+                    </a:xfrm>
+                    <a:prstGeom prst="rect">
+                      <a:avLst/>
+                    </a:prstGeom>
+                  </pic:spPr>
+                </pic:pic>
+              </a:graphicData>
+            </a:graphic>
+          </wp:inline>
+        </w:drawing>
+      </w:r>
+    </w:p>
+    <w:p>
+      <w:r>
+        <w:lastRenderedPageBreak/>
         <w:pict w14:anchorId="10603C97">
           <v:rect id="_x0000_i1088" style="width:0;height:1.5pt" o:hralign="center" o:hrstd="t" o:hr="t" fillcolor="#a0a0a0" stroked="f"/>
         </w:pict>
@@ -5399,6 +7122,51 @@
       <w:r>
         <w:t>rm *.txt</w:t>
       </w:r>
+      <w:r>
+        <w:t>´</w:t>
+      </w:r>
+    </w:p>
+    <w:p>
+      <w:r>
+        <w:rPr>
+          <w:noProof/>
+        </w:rPr>
+        <w:drawing>
+          <wp:inline distT="0" distB="0" distL="0" distR="0" wp14:anchorId="5005E044" wp14:editId="0C797992">
+            <wp:extent cx="2485714" cy="619048"/>
+            <wp:effectExtent l="0" t="0" r="0" b="0"/>
+            <wp:docPr id="544782933" name="Imagen 1"/>
+            <wp:cNvGraphicFramePr>
+              <a:graphicFrameLocks xmlns:a="http://schemas.openxmlformats.org/drawingml/2006/main" noChangeAspect="1"/>
+            </wp:cNvGraphicFramePr>
+            <a:graphic xmlns:a="http://schemas.openxmlformats.org/drawingml/2006/main">
+              <a:graphicData uri="http://schemas.openxmlformats.org/drawingml/2006/picture">
+                <pic:pic xmlns:pic="http://schemas.openxmlformats.org/drawingml/2006/picture">
+                  <pic:nvPicPr>
+                    <pic:cNvPr id="544782933" name=""/>
+                    <pic:cNvPicPr/>
+                  </pic:nvPicPr>
+                  <pic:blipFill>
+                    <a:blip r:embed="rId45"/>
+                    <a:stretch>
+                      <a:fillRect/>
+                    </a:stretch>
+                  </pic:blipFill>
+                  <pic:spPr>
+                    <a:xfrm>
+                      <a:off x="0" y="0"/>
+                      <a:ext cx="2485714" cy="619048"/>
+                    </a:xfrm>
+                    <a:prstGeom prst="rect">
+                      <a:avLst/>
+                    </a:prstGeom>
+                  </pic:spPr>
+                </pic:pic>
+              </a:graphicData>
+            </a:graphic>
+          </wp:inline>
+        </w:drawing>
+      </w:r>
     </w:p>
     <w:p>
       <w:r>
@@ -5429,6 +7197,48 @@
     </w:p>
     <w:p>
       <w:r>
+        <w:rPr>
+          <w:noProof/>
+        </w:rPr>
+        <w:drawing>
+          <wp:inline distT="0" distB="0" distL="0" distR="0" wp14:anchorId="0FF0F06E" wp14:editId="29445D31">
+            <wp:extent cx="5238095" cy="1904762"/>
+            <wp:effectExtent l="0" t="0" r="1270" b="635"/>
+            <wp:docPr id="1693347359" name="Imagen 1"/>
+            <wp:cNvGraphicFramePr>
+              <a:graphicFrameLocks xmlns:a="http://schemas.openxmlformats.org/drawingml/2006/main" noChangeAspect="1"/>
+            </wp:cNvGraphicFramePr>
+            <a:graphic xmlns:a="http://schemas.openxmlformats.org/drawingml/2006/main">
+              <a:graphicData uri="http://schemas.openxmlformats.org/drawingml/2006/picture">
+                <pic:pic xmlns:pic="http://schemas.openxmlformats.org/drawingml/2006/picture">
+                  <pic:nvPicPr>
+                    <pic:cNvPr id="1693347359" name=""/>
+                    <pic:cNvPicPr/>
+                  </pic:nvPicPr>
+                  <pic:blipFill>
+                    <a:blip r:embed="rId46"/>
+                    <a:stretch>
+                      <a:fillRect/>
+                    </a:stretch>
+                  </pic:blipFill>
+                  <pic:spPr>
+                    <a:xfrm>
+                      <a:off x="0" y="0"/>
+                      <a:ext cx="5238095" cy="1904762"/>
+                    </a:xfrm>
+                    <a:prstGeom prst="rect">
+                      <a:avLst/>
+                    </a:prstGeom>
+                  </pic:spPr>
+                </pic:pic>
+              </a:graphicData>
+            </a:graphic>
+          </wp:inline>
+        </w:drawing>
+      </w:r>
+    </w:p>
+    <w:p>
+      <w:r>
         <w:pict w14:anchorId="62CBFCD5">
           <v:rect id="_x0000_i1090" style="width:0;height:1.5pt" o:hralign="center" o:hrstd="t" o:hr="t" fillcolor="#a0a0a0" stroked="f"/>
         </w:pict>
@@ -5456,6 +7266,48 @@
     </w:p>
     <w:p>
       <w:r>
+        <w:rPr>
+          <w:noProof/>
+        </w:rPr>
+        <w:drawing>
+          <wp:inline distT="0" distB="0" distL="0" distR="0" wp14:anchorId="5275F6FD" wp14:editId="4396829F">
+            <wp:extent cx="5400040" cy="767715"/>
+            <wp:effectExtent l="0" t="0" r="0" b="0"/>
+            <wp:docPr id="457603563" name="Imagen 1"/>
+            <wp:cNvGraphicFramePr>
+              <a:graphicFrameLocks xmlns:a="http://schemas.openxmlformats.org/drawingml/2006/main" noChangeAspect="1"/>
+            </wp:cNvGraphicFramePr>
+            <a:graphic xmlns:a="http://schemas.openxmlformats.org/drawingml/2006/main">
+              <a:graphicData uri="http://schemas.openxmlformats.org/drawingml/2006/picture">
+                <pic:pic xmlns:pic="http://schemas.openxmlformats.org/drawingml/2006/picture">
+                  <pic:nvPicPr>
+                    <pic:cNvPr id="457603563" name=""/>
+                    <pic:cNvPicPr/>
+                  </pic:nvPicPr>
+                  <pic:blipFill>
+                    <a:blip r:embed="rId47"/>
+                    <a:stretch>
+                      <a:fillRect/>
+                    </a:stretch>
+                  </pic:blipFill>
+                  <pic:spPr>
+                    <a:xfrm>
+                      <a:off x="0" y="0"/>
+                      <a:ext cx="5400040" cy="767715"/>
+                    </a:xfrm>
+                    <a:prstGeom prst="rect">
+                      <a:avLst/>
+                    </a:prstGeom>
+                  </pic:spPr>
+                </pic:pic>
+              </a:graphicData>
+            </a:graphic>
+          </wp:inline>
+        </w:drawing>
+      </w:r>
+    </w:p>
+    <w:p>
+      <w:r>
         <w:pict w14:anchorId="46AF5BA2">
           <v:rect id="_x0000_i1091" style="width:0;height:1.5pt" o:hralign="center" o:hrstd="t" o:hr="t" fillcolor="#a0a0a0" stroked="f"/>
         </w:pict>
@@ -5483,6 +7335,48 @@
     </w:p>
     <w:p>
       <w:r>
+        <w:rPr>
+          <w:noProof/>
+        </w:rPr>
+        <w:drawing>
+          <wp:inline distT="0" distB="0" distL="0" distR="0" wp14:anchorId="75BF6CEA" wp14:editId="4BC2530E">
+            <wp:extent cx="3038095" cy="590476"/>
+            <wp:effectExtent l="0" t="0" r="0" b="635"/>
+            <wp:docPr id="472793481" name="Imagen 1"/>
+            <wp:cNvGraphicFramePr>
+              <a:graphicFrameLocks xmlns:a="http://schemas.openxmlformats.org/drawingml/2006/main" noChangeAspect="1"/>
+            </wp:cNvGraphicFramePr>
+            <a:graphic xmlns:a="http://schemas.openxmlformats.org/drawingml/2006/main">
+              <a:graphicData uri="http://schemas.openxmlformats.org/drawingml/2006/picture">
+                <pic:pic xmlns:pic="http://schemas.openxmlformats.org/drawingml/2006/picture">
+                  <pic:nvPicPr>
+                    <pic:cNvPr id="472793481" name=""/>
+                    <pic:cNvPicPr/>
+                  </pic:nvPicPr>
+                  <pic:blipFill>
+                    <a:blip r:embed="rId48"/>
+                    <a:stretch>
+                      <a:fillRect/>
+                    </a:stretch>
+                  </pic:blipFill>
+                  <pic:spPr>
+                    <a:xfrm>
+                      <a:off x="0" y="0"/>
+                      <a:ext cx="3038095" cy="590476"/>
+                    </a:xfrm>
+                    <a:prstGeom prst="rect">
+                      <a:avLst/>
+                    </a:prstGeom>
+                  </pic:spPr>
+                </pic:pic>
+              </a:graphicData>
+            </a:graphic>
+          </wp:inline>
+        </w:drawing>
+      </w:r>
+    </w:p>
+    <w:p>
+      <w:r>
         <w:pict w14:anchorId="505B310A">
           <v:rect id="_x0000_i1092" style="width:0;height:1.5pt" o:hralign="center" o:hrstd="t" o:hr="t" fillcolor="#a0a0a0" stroked="f"/>
         </w:pict>
@@ -5513,6 +7407,7 @@
         <w:rPr>
           <w:lang w:val="en-GB"/>
         </w:rPr>
+        <w:lastRenderedPageBreak/>
         <w:t>sudo apt install tree</w:t>
       </w:r>
     </w:p>
@@ -5527,6 +7422,53 @@
           <w:lang w:val="en-GB"/>
         </w:rPr>
         <w:t>tree /</w:t>
+      </w:r>
+    </w:p>
+    <w:p>
+      <w:pPr>
+        <w:rPr>
+          <w:lang w:val="en-GB"/>
+        </w:rPr>
+      </w:pPr>
+      <w:r>
+        <w:rPr>
+          <w:noProof/>
+        </w:rPr>
+        <w:drawing>
+          <wp:inline distT="0" distB="0" distL="0" distR="0" wp14:anchorId="419723AA" wp14:editId="042EF210">
+            <wp:extent cx="2171700" cy="440872"/>
+            <wp:effectExtent l="0" t="0" r="0" b="0"/>
+            <wp:docPr id="580756451" name="Imagen 1"/>
+            <wp:cNvGraphicFramePr>
+              <a:graphicFrameLocks xmlns:a="http://schemas.openxmlformats.org/drawingml/2006/main" noChangeAspect="1"/>
+            </wp:cNvGraphicFramePr>
+            <a:graphic xmlns:a="http://schemas.openxmlformats.org/drawingml/2006/main">
+              <a:graphicData uri="http://schemas.openxmlformats.org/drawingml/2006/picture">
+                <pic:pic xmlns:pic="http://schemas.openxmlformats.org/drawingml/2006/picture">
+                  <pic:nvPicPr>
+                    <pic:cNvPr id="580756451" name=""/>
+                    <pic:cNvPicPr/>
+                  </pic:nvPicPr>
+                  <pic:blipFill>
+                    <a:blip r:embed="rId49"/>
+                    <a:stretch>
+                      <a:fillRect/>
+                    </a:stretch>
+                  </pic:blipFill>
+                  <pic:spPr>
+                    <a:xfrm>
+                      <a:off x="0" y="0"/>
+                      <a:ext cx="2180965" cy="442753"/>
+                    </a:xfrm>
+                    <a:prstGeom prst="rect">
+                      <a:avLst/>
+                    </a:prstGeom>
+                  </pic:spPr>
+                </pic:pic>
+              </a:graphicData>
+            </a:graphic>
+          </wp:inline>
+        </w:drawing>
       </w:r>
     </w:p>
     <w:p>
@@ -5581,6 +7523,48 @@
     </w:p>
     <w:p>
       <w:r>
+        <w:rPr>
+          <w:noProof/>
+        </w:rPr>
+        <w:drawing>
+          <wp:inline distT="0" distB="0" distL="0" distR="0" wp14:anchorId="4BAF85D6" wp14:editId="74A6FAC9">
+            <wp:extent cx="2124075" cy="600661"/>
+            <wp:effectExtent l="0" t="0" r="0" b="9525"/>
+            <wp:docPr id="726168595" name="Imagen 1"/>
+            <wp:cNvGraphicFramePr>
+              <a:graphicFrameLocks xmlns:a="http://schemas.openxmlformats.org/drawingml/2006/main" noChangeAspect="1"/>
+            </wp:cNvGraphicFramePr>
+            <a:graphic xmlns:a="http://schemas.openxmlformats.org/drawingml/2006/main">
+              <a:graphicData uri="http://schemas.openxmlformats.org/drawingml/2006/picture">
+                <pic:pic xmlns:pic="http://schemas.openxmlformats.org/drawingml/2006/picture">
+                  <pic:nvPicPr>
+                    <pic:cNvPr id="726168595" name=""/>
+                    <pic:cNvPicPr/>
+                  </pic:nvPicPr>
+                  <pic:blipFill>
+                    <a:blip r:embed="rId50"/>
+                    <a:stretch>
+                      <a:fillRect/>
+                    </a:stretch>
+                  </pic:blipFill>
+                  <pic:spPr>
+                    <a:xfrm>
+                      <a:off x="0" y="0"/>
+                      <a:ext cx="2131947" cy="602887"/>
+                    </a:xfrm>
+                    <a:prstGeom prst="rect">
+                      <a:avLst/>
+                    </a:prstGeom>
+                  </pic:spPr>
+                </pic:pic>
+              </a:graphicData>
+            </a:graphic>
+          </wp:inline>
+        </w:drawing>
+      </w:r>
+    </w:p>
+    <w:p>
+      <w:r>
         <w:pict w14:anchorId="0AA51DE2">
           <v:rect id="_x0000_i1094" style="width:0;height:1.5pt" o:hralign="center" o:hrstd="t" o:hr="t" fillcolor="#a0a0a0" stroked="f"/>
         </w:pict>
@@ -5598,13 +7582,54 @@
           <w:b/>
           <w:bCs/>
         </w:rPr>
-        <w:lastRenderedPageBreak/>
         <w:t>22. Mostrar procesos del usuario actual</w:t>
       </w:r>
     </w:p>
     <w:p>
       <w:r>
         <w:t>ps -u $USER</w:t>
+      </w:r>
+    </w:p>
+    <w:p>
+      <w:r>
+        <w:rPr>
+          <w:noProof/>
+        </w:rPr>
+        <w:drawing>
+          <wp:inline distT="0" distB="0" distL="0" distR="0" wp14:anchorId="7AE52644" wp14:editId="0D77EAE4">
+            <wp:extent cx="3133725" cy="1598838"/>
+            <wp:effectExtent l="0" t="0" r="0" b="1905"/>
+            <wp:docPr id="624375951" name="Imagen 1"/>
+            <wp:cNvGraphicFramePr>
+              <a:graphicFrameLocks xmlns:a="http://schemas.openxmlformats.org/drawingml/2006/main" noChangeAspect="1"/>
+            </wp:cNvGraphicFramePr>
+            <a:graphic xmlns:a="http://schemas.openxmlformats.org/drawingml/2006/main">
+              <a:graphicData uri="http://schemas.openxmlformats.org/drawingml/2006/picture">
+                <pic:pic xmlns:pic="http://schemas.openxmlformats.org/drawingml/2006/picture">
+                  <pic:nvPicPr>
+                    <pic:cNvPr id="624375951" name=""/>
+                    <pic:cNvPicPr/>
+                  </pic:nvPicPr>
+                  <pic:blipFill>
+                    <a:blip r:embed="rId51"/>
+                    <a:stretch>
+                      <a:fillRect/>
+                    </a:stretch>
+                  </pic:blipFill>
+                  <pic:spPr>
+                    <a:xfrm>
+                      <a:off x="0" y="0"/>
+                      <a:ext cx="3150255" cy="1607272"/>
+                    </a:xfrm>
+                    <a:prstGeom prst="rect">
+                      <a:avLst/>
+                    </a:prstGeom>
+                  </pic:spPr>
+                </pic:pic>
+              </a:graphicData>
+            </a:graphic>
+          </wp:inline>
+        </w:drawing>
       </w:r>
     </w:p>
     <w:p>
@@ -5636,6 +7661,49 @@
     </w:p>
     <w:p>
       <w:r>
+        <w:rPr>
+          <w:noProof/>
+        </w:rPr>
+        <w:drawing>
+          <wp:inline distT="0" distB="0" distL="0" distR="0" wp14:anchorId="4AE028AB" wp14:editId="15AC6BA6">
+            <wp:extent cx="5400040" cy="1991360"/>
+            <wp:effectExtent l="0" t="0" r="0" b="8890"/>
+            <wp:docPr id="1014081128" name="Imagen 1"/>
+            <wp:cNvGraphicFramePr>
+              <a:graphicFrameLocks xmlns:a="http://schemas.openxmlformats.org/drawingml/2006/main" noChangeAspect="1"/>
+            </wp:cNvGraphicFramePr>
+            <a:graphic xmlns:a="http://schemas.openxmlformats.org/drawingml/2006/main">
+              <a:graphicData uri="http://schemas.openxmlformats.org/drawingml/2006/picture">
+                <pic:pic xmlns:pic="http://schemas.openxmlformats.org/drawingml/2006/picture">
+                  <pic:nvPicPr>
+                    <pic:cNvPr id="1014081128" name=""/>
+                    <pic:cNvPicPr/>
+                  </pic:nvPicPr>
+                  <pic:blipFill>
+                    <a:blip r:embed="rId52"/>
+                    <a:stretch>
+                      <a:fillRect/>
+                    </a:stretch>
+                  </pic:blipFill>
+                  <pic:spPr>
+                    <a:xfrm>
+                      <a:off x="0" y="0"/>
+                      <a:ext cx="5400040" cy="1991360"/>
+                    </a:xfrm>
+                    <a:prstGeom prst="rect">
+                      <a:avLst/>
+                    </a:prstGeom>
+                  </pic:spPr>
+                </pic:pic>
+              </a:graphicData>
+            </a:graphic>
+          </wp:inline>
+        </w:drawing>
+      </w:r>
+    </w:p>
+    <w:p>
+      <w:r>
+        <w:lastRenderedPageBreak/>
         <w:pict w14:anchorId="48E599D8">
           <v:rect id="_x0000_i1096" style="width:0;height:1.5pt" o:hralign="center" o:hrstd="t" o:hr="t" fillcolor="#a0a0a0" stroked="f"/>
         </w:pict>
@@ -5663,6 +7731,48 @@
     </w:p>
     <w:p>
       <w:r>
+        <w:rPr>
+          <w:noProof/>
+        </w:rPr>
+        <w:drawing>
+          <wp:inline distT="0" distB="0" distL="0" distR="0" wp14:anchorId="2D696349" wp14:editId="3F12A363">
+            <wp:extent cx="4685714" cy="609524"/>
+            <wp:effectExtent l="0" t="0" r="635" b="635"/>
+            <wp:docPr id="530617679" name="Imagen 1"/>
+            <wp:cNvGraphicFramePr>
+              <a:graphicFrameLocks xmlns:a="http://schemas.openxmlformats.org/drawingml/2006/main" noChangeAspect="1"/>
+            </wp:cNvGraphicFramePr>
+            <a:graphic xmlns:a="http://schemas.openxmlformats.org/drawingml/2006/main">
+              <a:graphicData uri="http://schemas.openxmlformats.org/drawingml/2006/picture">
+                <pic:pic xmlns:pic="http://schemas.openxmlformats.org/drawingml/2006/picture">
+                  <pic:nvPicPr>
+                    <pic:cNvPr id="530617679" name=""/>
+                    <pic:cNvPicPr/>
+                  </pic:nvPicPr>
+                  <pic:blipFill>
+                    <a:blip r:embed="rId53"/>
+                    <a:stretch>
+                      <a:fillRect/>
+                    </a:stretch>
+                  </pic:blipFill>
+                  <pic:spPr>
+                    <a:xfrm>
+                      <a:off x="0" y="0"/>
+                      <a:ext cx="4685714" cy="609524"/>
+                    </a:xfrm>
+                    <a:prstGeom prst="rect">
+                      <a:avLst/>
+                    </a:prstGeom>
+                  </pic:spPr>
+                </pic:pic>
+              </a:graphicData>
+            </a:graphic>
+          </wp:inline>
+        </w:drawing>
+      </w:r>
+    </w:p>
+    <w:p>
+      <w:r>
         <w:pict w14:anchorId="2B4BCC43">
           <v:rect id="_x0000_i1097" style="width:0;height:1.5pt" o:hralign="center" o:hrstd="t" o:hr="t" fillcolor="#a0a0a0" stroked="f"/>
         </w:pict>
@@ -5690,6 +7800,48 @@
     </w:p>
     <w:p>
       <w:r>
+        <w:rPr>
+          <w:noProof/>
+        </w:rPr>
+        <w:drawing>
+          <wp:inline distT="0" distB="0" distL="0" distR="0" wp14:anchorId="21DE1741" wp14:editId="17A15CFA">
+            <wp:extent cx="4953000" cy="725710"/>
+            <wp:effectExtent l="0" t="0" r="0" b="0"/>
+            <wp:docPr id="699117911" name="Imagen 1"/>
+            <wp:cNvGraphicFramePr>
+              <a:graphicFrameLocks xmlns:a="http://schemas.openxmlformats.org/drawingml/2006/main" noChangeAspect="1"/>
+            </wp:cNvGraphicFramePr>
+            <a:graphic xmlns:a="http://schemas.openxmlformats.org/drawingml/2006/main">
+              <a:graphicData uri="http://schemas.openxmlformats.org/drawingml/2006/picture">
+                <pic:pic xmlns:pic="http://schemas.openxmlformats.org/drawingml/2006/picture">
+                  <pic:nvPicPr>
+                    <pic:cNvPr id="699117911" name=""/>
+                    <pic:cNvPicPr/>
+                  </pic:nvPicPr>
+                  <pic:blipFill>
+                    <a:blip r:embed="rId54"/>
+                    <a:stretch>
+                      <a:fillRect/>
+                    </a:stretch>
+                  </pic:blipFill>
+                  <pic:spPr>
+                    <a:xfrm>
+                      <a:off x="0" y="0"/>
+                      <a:ext cx="4978497" cy="729446"/>
+                    </a:xfrm>
+                    <a:prstGeom prst="rect">
+                      <a:avLst/>
+                    </a:prstGeom>
+                  </pic:spPr>
+                </pic:pic>
+              </a:graphicData>
+            </a:graphic>
+          </wp:inline>
+        </w:drawing>
+      </w:r>
+    </w:p>
+    <w:p>
+      <w:r>
         <w:pict w14:anchorId="15E7E32F">
           <v:rect id="_x0000_i1098" style="width:0;height:1.5pt" o:hralign="center" o:hrstd="t" o:hr="t" fillcolor="#a0a0a0" stroked="f"/>
         </w:pict>
@@ -5712,7 +7864,52 @@
     </w:p>
     <w:p>
       <w:r>
-        <w:t>env</w:t>
+        <w:t>E</w:t>
+      </w:r>
+      <w:r>
+        <w:t>nv</w:t>
+      </w:r>
+    </w:p>
+    <w:p>
+      <w:r>
+        <w:rPr>
+          <w:noProof/>
+        </w:rPr>
+        <w:drawing>
+          <wp:inline distT="0" distB="0" distL="0" distR="0" wp14:anchorId="4D094353" wp14:editId="04A0A941">
+            <wp:extent cx="4914900" cy="1843088"/>
+            <wp:effectExtent l="0" t="0" r="0" b="5080"/>
+            <wp:docPr id="957304340" name="Imagen 1"/>
+            <wp:cNvGraphicFramePr>
+              <a:graphicFrameLocks xmlns:a="http://schemas.openxmlformats.org/drawingml/2006/main" noChangeAspect="1"/>
+            </wp:cNvGraphicFramePr>
+            <a:graphic xmlns:a="http://schemas.openxmlformats.org/drawingml/2006/main">
+              <a:graphicData uri="http://schemas.openxmlformats.org/drawingml/2006/picture">
+                <pic:pic xmlns:pic="http://schemas.openxmlformats.org/drawingml/2006/picture">
+                  <pic:nvPicPr>
+                    <pic:cNvPr id="957304340" name=""/>
+                    <pic:cNvPicPr/>
+                  </pic:nvPicPr>
+                  <pic:blipFill>
+                    <a:blip r:embed="rId55"/>
+                    <a:stretch>
+                      <a:fillRect/>
+                    </a:stretch>
+                  </pic:blipFill>
+                  <pic:spPr>
+                    <a:xfrm>
+                      <a:off x="0" y="0"/>
+                      <a:ext cx="4925083" cy="1846907"/>
+                    </a:xfrm>
+                    <a:prstGeom prst="rect">
+                      <a:avLst/>
+                    </a:prstGeom>
+                  </pic:spPr>
+                </pic:pic>
+              </a:graphicData>
+            </a:graphic>
+          </wp:inline>
+        </w:drawing>
       </w:r>
     </w:p>
     <w:p>
@@ -5749,6 +7946,49 @@
     </w:p>
     <w:p>
       <w:r>
+        <w:rPr>
+          <w:noProof/>
+        </w:rPr>
+        <w:drawing>
+          <wp:inline distT="0" distB="0" distL="0" distR="0" wp14:anchorId="6C1A036E" wp14:editId="0AA7FC8A">
+            <wp:extent cx="2952750" cy="996741"/>
+            <wp:effectExtent l="0" t="0" r="0" b="0"/>
+            <wp:docPr id="1996554949" name="Imagen 1"/>
+            <wp:cNvGraphicFramePr>
+              <a:graphicFrameLocks xmlns:a="http://schemas.openxmlformats.org/drawingml/2006/main" noChangeAspect="1"/>
+            </wp:cNvGraphicFramePr>
+            <a:graphic xmlns:a="http://schemas.openxmlformats.org/drawingml/2006/main">
+              <a:graphicData uri="http://schemas.openxmlformats.org/drawingml/2006/picture">
+                <pic:pic xmlns:pic="http://schemas.openxmlformats.org/drawingml/2006/picture">
+                  <pic:nvPicPr>
+                    <pic:cNvPr id="1996554949" name=""/>
+                    <pic:cNvPicPr/>
+                  </pic:nvPicPr>
+                  <pic:blipFill>
+                    <a:blip r:embed="rId56"/>
+                    <a:stretch>
+                      <a:fillRect/>
+                    </a:stretch>
+                  </pic:blipFill>
+                  <pic:spPr>
+                    <a:xfrm>
+                      <a:off x="0" y="0"/>
+                      <a:ext cx="2970162" cy="1002619"/>
+                    </a:xfrm>
+                    <a:prstGeom prst="rect">
+                      <a:avLst/>
+                    </a:prstGeom>
+                  </pic:spPr>
+                </pic:pic>
+              </a:graphicData>
+            </a:graphic>
+          </wp:inline>
+        </w:drawing>
+      </w:r>
+    </w:p>
+    <w:p>
+      <w:r>
+        <w:lastRenderedPageBreak/>
         <w:pict w14:anchorId="24FE934E">
           <v:rect id="_x0000_i1100" style="width:0;height:1.5pt" o:hralign="center" o:hrstd="t" o:hr="t" fillcolor="#a0a0a0" stroked="f"/>
         </w:pict>
@@ -5776,6 +8016,48 @@
     </w:p>
     <w:p>
       <w:r>
+        <w:rPr>
+          <w:noProof/>
+        </w:rPr>
+        <w:drawing>
+          <wp:inline distT="0" distB="0" distL="0" distR="0" wp14:anchorId="221A7342" wp14:editId="04A52D74">
+            <wp:extent cx="5400040" cy="1478280"/>
+            <wp:effectExtent l="0" t="0" r="0" b="7620"/>
+            <wp:docPr id="332971506" name="Imagen 1"/>
+            <wp:cNvGraphicFramePr>
+              <a:graphicFrameLocks xmlns:a="http://schemas.openxmlformats.org/drawingml/2006/main" noChangeAspect="1"/>
+            </wp:cNvGraphicFramePr>
+            <a:graphic xmlns:a="http://schemas.openxmlformats.org/drawingml/2006/main">
+              <a:graphicData uri="http://schemas.openxmlformats.org/drawingml/2006/picture">
+                <pic:pic xmlns:pic="http://schemas.openxmlformats.org/drawingml/2006/picture">
+                  <pic:nvPicPr>
+                    <pic:cNvPr id="332971506" name=""/>
+                    <pic:cNvPicPr/>
+                  </pic:nvPicPr>
+                  <pic:blipFill>
+                    <a:blip r:embed="rId57"/>
+                    <a:stretch>
+                      <a:fillRect/>
+                    </a:stretch>
+                  </pic:blipFill>
+                  <pic:spPr>
+                    <a:xfrm>
+                      <a:off x="0" y="0"/>
+                      <a:ext cx="5400040" cy="1478280"/>
+                    </a:xfrm>
+                    <a:prstGeom prst="rect">
+                      <a:avLst/>
+                    </a:prstGeom>
+                  </pic:spPr>
+                </pic:pic>
+              </a:graphicData>
+            </a:graphic>
+          </wp:inline>
+        </w:drawing>
+      </w:r>
+    </w:p>
+    <w:p>
+      <w:r>
         <w:pict w14:anchorId="5565EE2D">
           <v:rect id="_x0000_i1101" style="width:0;height:1.5pt" o:hralign="center" o:hrstd="t" o:hr="t" fillcolor="#a0a0a0" stroked="f"/>
         </w:pict>
@@ -5810,6 +8092,53 @@
       </w:r>
     </w:p>
     <w:p>
+      <w:pPr>
+        <w:rPr>
+          <w:lang w:val="en-GB"/>
+        </w:rPr>
+      </w:pPr>
+      <w:r>
+        <w:rPr>
+          <w:noProof/>
+        </w:rPr>
+        <w:drawing>
+          <wp:inline distT="0" distB="0" distL="0" distR="0" wp14:anchorId="463BF234" wp14:editId="04C77E06">
+            <wp:extent cx="3933333" cy="1733333"/>
+            <wp:effectExtent l="0" t="0" r="0" b="635"/>
+            <wp:docPr id="280023834" name="Imagen 1"/>
+            <wp:cNvGraphicFramePr>
+              <a:graphicFrameLocks xmlns:a="http://schemas.openxmlformats.org/drawingml/2006/main" noChangeAspect="1"/>
+            </wp:cNvGraphicFramePr>
+            <a:graphic xmlns:a="http://schemas.openxmlformats.org/drawingml/2006/main">
+              <a:graphicData uri="http://schemas.openxmlformats.org/drawingml/2006/picture">
+                <pic:pic xmlns:pic="http://schemas.openxmlformats.org/drawingml/2006/picture">
+                  <pic:nvPicPr>
+                    <pic:cNvPr id="280023834" name=""/>
+                    <pic:cNvPicPr/>
+                  </pic:nvPicPr>
+                  <pic:blipFill>
+                    <a:blip r:embed="rId58"/>
+                    <a:stretch>
+                      <a:fillRect/>
+                    </a:stretch>
+                  </pic:blipFill>
+                  <pic:spPr>
+                    <a:xfrm>
+                      <a:off x="0" y="0"/>
+                      <a:ext cx="3933333" cy="1733333"/>
+                    </a:xfrm>
+                    <a:prstGeom prst="rect">
+                      <a:avLst/>
+                    </a:prstGeom>
+                  </pic:spPr>
+                </pic:pic>
+              </a:graphicData>
+            </a:graphic>
+          </wp:inline>
+        </w:drawing>
+      </w:r>
+    </w:p>
+    <w:p>
       <w:r>
         <w:pict w14:anchorId="426F2231">
           <v:rect id="_x0000_i1102" style="width:0;height:1.5pt" o:hralign="center" o:hrstd="t" o:hr="t" fillcolor="#a0a0a0" stroked="f"/>
@@ -5843,49 +8172,96 @@
     </w:p>
     <w:p>
       <w:r>
+        <w:t>echo "Usuario: $USER"</w:t>
+      </w:r>
+    </w:p>
+    <w:p>
+      <w:r>
+        <w:t>echo "Directorio: $PWD"</w:t>
+      </w:r>
+    </w:p>
+    <w:p>
+      <w:r>
+        <w:t>date</w:t>
+      </w:r>
+    </w:p>
+    <w:p>
+      <w:r>
+        <w:t>Haces ejecutable:</w:t>
+      </w:r>
+    </w:p>
+    <w:p>
+      <w:pPr>
+        <w:rPr>
+          <w:lang w:val="en-GB"/>
+        </w:rPr>
+      </w:pPr>
+      <w:r>
+        <w:rPr>
+          <w:lang w:val="en-GB"/>
+        </w:rPr>
+        <w:t>chmod +x info.sh</w:t>
+      </w:r>
+    </w:p>
+    <w:p>
+      <w:pPr>
+        <w:rPr>
+          <w:lang w:val="en-GB"/>
+        </w:rPr>
+      </w:pPr>
+      <w:r>
+        <w:rPr>
+          <w:lang w:val="en-GB"/>
+        </w:rPr>
+        <w:t>./info.sh</w:t>
+      </w:r>
+    </w:p>
+    <w:p>
+      <w:pPr>
+        <w:rPr>
+          <w:lang w:val="en-GB"/>
+        </w:rPr>
+      </w:pPr>
+      <w:r>
+        <w:rPr>
+          <w:noProof/>
+        </w:rPr>
         <w:lastRenderedPageBreak/>
-        <w:t>echo "Usuario: $USER"</w:t>
-      </w:r>
-    </w:p>
-    <w:p>
-      <w:r>
-        <w:t>echo "Directorio: $PWD"</w:t>
-      </w:r>
-    </w:p>
-    <w:p>
-      <w:r>
-        <w:t>date</w:t>
-      </w:r>
-    </w:p>
-    <w:p>
-      <w:r>
-        <w:t>Haces ejecutable:</w:t>
-      </w:r>
-    </w:p>
-    <w:p>
-      <w:pPr>
-        <w:rPr>
-          <w:lang w:val="en-GB"/>
-        </w:rPr>
-      </w:pPr>
-      <w:r>
-        <w:rPr>
-          <w:lang w:val="en-GB"/>
-        </w:rPr>
-        <w:t>chmod +x info.sh</w:t>
-      </w:r>
-    </w:p>
-    <w:p>
-      <w:pPr>
-        <w:rPr>
-          <w:lang w:val="en-GB"/>
-        </w:rPr>
-      </w:pPr>
-      <w:r>
-        <w:rPr>
-          <w:lang w:val="en-GB"/>
-        </w:rPr>
-        <w:t>./info.sh</w:t>
+        <w:drawing>
+          <wp:inline distT="0" distB="0" distL="0" distR="0" wp14:anchorId="4A3610D9" wp14:editId="1731308C">
+            <wp:extent cx="3352381" cy="2133333"/>
+            <wp:effectExtent l="0" t="0" r="635" b="635"/>
+            <wp:docPr id="1453666774" name="Imagen 1"/>
+            <wp:cNvGraphicFramePr>
+              <a:graphicFrameLocks xmlns:a="http://schemas.openxmlformats.org/drawingml/2006/main" noChangeAspect="1"/>
+            </wp:cNvGraphicFramePr>
+            <a:graphic xmlns:a="http://schemas.openxmlformats.org/drawingml/2006/main">
+              <a:graphicData uri="http://schemas.openxmlformats.org/drawingml/2006/picture">
+                <pic:pic xmlns:pic="http://schemas.openxmlformats.org/drawingml/2006/picture">
+                  <pic:nvPicPr>
+                    <pic:cNvPr id="1453666774" name=""/>
+                    <pic:cNvPicPr/>
+                  </pic:nvPicPr>
+                  <pic:blipFill>
+                    <a:blip r:embed="rId59"/>
+                    <a:stretch>
+                      <a:fillRect/>
+                    </a:stretch>
+                  </pic:blipFill>
+                  <pic:spPr>
+                    <a:xfrm>
+                      <a:off x="0" y="0"/>
+                      <a:ext cx="3352381" cy="2133333"/>
+                    </a:xfrm>
+                    <a:prstGeom prst="rect">
+                      <a:avLst/>
+                    </a:prstGeom>
+                  </pic:spPr>
+                </pic:pic>
+              </a:graphicData>
+            </a:graphic>
+          </wp:inline>
+        </w:drawing>
       </w:r>
     </w:p>
     <w:p>
@@ -6270,6 +8646,7 @@
         <w:rPr>
           <w:rFonts w:ascii="MS Gothic" w:eastAsia="MS Gothic" w:hAnsi="MS Gothic" w:cs="MS Gothic" w:hint="eastAsia"/>
         </w:rPr>
+        <w:lastRenderedPageBreak/>
         <w:t>├</w:t>
       </w:r>
       <w:r>
@@ -6296,7 +8673,6 @@
         <w:rPr>
           <w:rFonts w:ascii="MS Gothic" w:eastAsia="MS Gothic" w:hAnsi="MS Gothic" w:cs="MS Gothic" w:hint="eastAsia"/>
         </w:rPr>
-        <w:lastRenderedPageBreak/>
         <w:t>├</w:t>
       </w:r>
       <w:r>
@@ -6625,6 +9001,7 @@
     </w:p>
     <w:p>
       <w:r>
+        <w:lastRenderedPageBreak/>
         <w:t>Los sistemas más comunes:</w:t>
       </w:r>
     </w:p>
@@ -6653,7 +9030,6 @@
               <w:spacing w:after="160" w:line="278" w:lineRule="auto"/>
             </w:pPr>
             <w:r>
-              <w:lastRenderedPageBreak/>
               <w:t>Sistema</w:t>
             </w:r>
           </w:p>
@@ -7051,12 +9427,12 @@
     </w:p>
     <w:p>
       <w:r>
+        <w:lastRenderedPageBreak/>
         <w:t>UUID=xxxxxx   /datos   ext4   defaults   0 2</w:t>
       </w:r>
     </w:p>
     <w:p>
       <w:r>
-        <w:lastRenderedPageBreak/>
         <w:t>Consultar UUIDs:</w:t>
       </w:r>
     </w:p>
@@ -7358,12 +9734,12 @@
           <w:b/>
           <w:bCs/>
         </w:rPr>
+        <w:lastRenderedPageBreak/>
         <w:t>5. Ver información completa de un archivo</w:t>
       </w:r>
     </w:p>
     <w:p>
       <w:r>
-        <w:lastRenderedPageBreak/>
         <w:t>stat /etc/hosts</w:t>
       </w:r>
     </w:p>
@@ -7664,6 +10040,7 @@
     </w:p>
     <w:p>
       <w:r>
+        <w:lastRenderedPageBreak/>
         <w:t>df -h</w:t>
       </w:r>
     </w:p>
@@ -7679,7 +10056,6 @@
           <w:b/>
           <w:bCs/>
         </w:rPr>
-        <w:lastRenderedPageBreak/>
         <w:t>18. Buscar archivos mayores de 100MB</w:t>
       </w:r>
     </w:p>
@@ -7941,12 +10317,12 @@
           <w:b/>
           <w:bCs/>
         </w:rPr>
+        <w:lastRenderedPageBreak/>
         <w:t>27. Ver diferencias de tamaño entre bloque lógico y físico</w:t>
       </w:r>
     </w:p>
     <w:p>
       <w:r>
-        <w:lastRenderedPageBreak/>
         <w:t>sudo blockdev --getbsz /dev/sda</w:t>
       </w:r>
     </w:p>
@@ -8223,6 +10599,7 @@
         </w:numPr>
       </w:pPr>
       <w:r>
+        <w:lastRenderedPageBreak/>
         <w:t>sudo mkdir /datos</w:t>
       </w:r>
     </w:p>
@@ -8234,7 +10611,6 @@
         </w:numPr>
       </w:pPr>
       <w:r>
-        <w:lastRenderedPageBreak/>
         <w:t>Montarlo:</w:t>
       </w:r>
     </w:p>
@@ -8532,6 +10908,7 @@
           <w:b/>
           <w:bCs/>
         </w:rPr>
+        <w:lastRenderedPageBreak/>
         <w:t>usuarios del sistema</w:t>
       </w:r>
       <w:r>
@@ -8540,7 +10917,6 @@
     </w:p>
     <w:p>
       <w:r>
-        <w:lastRenderedPageBreak/>
         <w:pict w14:anchorId="18959E37">
           <v:rect id="_x0000_i1127" style="width:0;height:1.5pt" o:hralign="center" o:hrstd="t" o:hr="t" fillcolor="#a0a0a0" stroked="f"/>
         </w:pict>
@@ -8766,6 +11142,7 @@
     </w:p>
     <w:p>
       <w:r>
+        <w:lastRenderedPageBreak/>
         <w:t>Las letras significan:</w:t>
       </w:r>
     </w:p>
@@ -8777,7 +11154,6 @@
         </w:numPr>
       </w:pPr>
       <w:r>
-        <w:lastRenderedPageBreak/>
         <w:t>r → leer</w:t>
       </w:r>
     </w:p>
@@ -9025,12 +11401,12 @@
     </w:p>
     <w:p>
       <w:r>
+        <w:lastRenderedPageBreak/>
         <w:t>Permite permisos más detallados:</w:t>
       </w:r>
     </w:p>
     <w:p>
       <w:r>
-        <w:lastRenderedPageBreak/>
         <w:t>Activar ACL:</w:t>
       </w:r>
     </w:p>
@@ -9307,7 +11683,6 @@
     </w:p>
     <w:p>
       <w:r>
-        <w:lastRenderedPageBreak/>
         <w:t>id alumno1</w:t>
       </w:r>
     </w:p>
@@ -9378,6 +11753,7 @@
           <w:b/>
           <w:bCs/>
         </w:rPr>
+        <w:lastRenderedPageBreak/>
         <w:t>6. Cambiar permisos del archivo prueba.txt a 644</w:t>
       </w:r>
     </w:p>
@@ -9578,7 +11954,6 @@
     </w:p>
     <w:p>
       <w:r>
-        <w:lastRenderedPageBreak/>
         <w:pict w14:anchorId="78A68B4E">
           <v:rect id="_x0000_i1147" style="width:0;height:1.5pt" o:hralign="center" o:hrstd="t" o:hr="t" fillcolor="#a0a0a0" stroked="f"/>
         </w:pict>
@@ -9633,6 +12008,7 @@
           <w:b/>
           <w:bCs/>
         </w:rPr>
+        <w:lastRenderedPageBreak/>
         <w:t>14. Crear carpeta /home/grupoalumnos</w:t>
       </w:r>
     </w:p>
@@ -9823,7 +12199,6 @@
     </w:p>
     <w:p>
       <w:r>
-        <w:lastRenderedPageBreak/>
         <w:t>setfacl -b archivo_acl</w:t>
       </w:r>
     </w:p>
@@ -9902,6 +12277,7 @@
         </w:numPr>
       </w:pPr>
       <w:r>
+        <w:lastRenderedPageBreak/>
         <w:t>mantenimiento</w:t>
       </w:r>
     </w:p>
@@ -10074,7 +12450,6 @@
     </w:p>
     <w:p>
       <w:r>
-        <w:lastRenderedPageBreak/>
         <w:t>sudo chage -E 2024-12-31 alumno1</w:t>
       </w:r>
     </w:p>
@@ -10129,6 +12504,7 @@
     </w:p>
     <w:p>
       <w:r>
+        <w:lastRenderedPageBreak/>
         <w:t>sudo passwd -u alumno2</w:t>
       </w:r>
     </w:p>
@@ -10379,7 +12755,6 @@
         </w:numPr>
       </w:pPr>
       <w:r>
-        <w:lastRenderedPageBreak/>
         <w:t>/aula/profesores</w:t>
       </w:r>
     </w:p>
@@ -10446,6 +12821,7 @@
         </w:numPr>
       </w:pPr>
       <w:r>
+        <w:lastRenderedPageBreak/>
         <w:t>Aplicar SGID en carpetas departamentales</w:t>
       </w:r>
     </w:p>
@@ -10691,40 +13067,40 @@
           <w:b/>
           <w:bCs/>
         </w:rPr>
+        <w:t>Señales</w:t>
+      </w:r>
+      <w:r>
+        <w:t xml:space="preserve"> que puede recibir</w:t>
+      </w:r>
+    </w:p>
+    <w:p>
+      <w:r>
+        <w:t>Comandos básicos:</w:t>
+      </w:r>
+    </w:p>
+    <w:p>
+      <w:r>
+        <w:t>ps</w:t>
+      </w:r>
+    </w:p>
+    <w:p>
+      <w:r>
+        <w:t>top</w:t>
+      </w:r>
+    </w:p>
+    <w:p>
+      <w:r>
+        <w:t>htop</w:t>
+      </w:r>
+    </w:p>
+    <w:p>
+      <w:r>
+        <w:t>pgrep</w:t>
+      </w:r>
+    </w:p>
+    <w:p>
+      <w:r>
         <w:lastRenderedPageBreak/>
-        <w:t>Señales</w:t>
-      </w:r>
-      <w:r>
-        <w:t xml:space="preserve"> que puede recibir</w:t>
-      </w:r>
-    </w:p>
-    <w:p>
-      <w:r>
-        <w:t>Comandos básicos:</w:t>
-      </w:r>
-    </w:p>
-    <w:p>
-      <w:r>
-        <w:t>ps</w:t>
-      </w:r>
-    </w:p>
-    <w:p>
-      <w:r>
-        <w:t>top</w:t>
-      </w:r>
-    </w:p>
-    <w:p>
-      <w:r>
-        <w:t>htop</w:t>
-      </w:r>
-    </w:p>
-    <w:p>
-      <w:r>
-        <w:t>pgrep</w:t>
-      </w:r>
-    </w:p>
-    <w:p>
-      <w:r>
         <w:t>pidof</w:t>
       </w:r>
     </w:p>
@@ -10962,7 +13338,6 @@
         </w:numPr>
       </w:pPr>
       <w:r>
-        <w:lastRenderedPageBreak/>
         <w:t>M → ordenar por RAM</w:t>
       </w:r>
     </w:p>
@@ -11022,6 +13397,7 @@
           <w:b/>
           <w:bCs/>
         </w:rPr>
+        <w:lastRenderedPageBreak/>
         <w:t>📘</w:t>
       </w:r>
       <w:r>
@@ -11202,37 +13578,37 @@
     </w:p>
     <w:p>
       <w:r>
+        <w:t>Comandos:</w:t>
+      </w:r>
+    </w:p>
+    <w:p>
+      <w:r>
+        <w:t>systemctl start servicio</w:t>
+      </w:r>
+    </w:p>
+    <w:p>
+      <w:r>
+        <w:t>systemctl stop servicio</w:t>
+      </w:r>
+    </w:p>
+    <w:p>
+      <w:r>
+        <w:t>systemctl status servicio</w:t>
+      </w:r>
+    </w:p>
+    <w:p>
+      <w:r>
+        <w:t>systemctl enable servicio</w:t>
+      </w:r>
+    </w:p>
+    <w:p>
+      <w:r>
+        <w:t>systemctl disable servicio</w:t>
+      </w:r>
+    </w:p>
+    <w:p>
+      <w:r>
         <w:lastRenderedPageBreak/>
-        <w:t>Comandos:</w:t>
-      </w:r>
-    </w:p>
-    <w:p>
-      <w:r>
-        <w:t>systemctl start servicio</w:t>
-      </w:r>
-    </w:p>
-    <w:p>
-      <w:r>
-        <w:t>systemctl stop servicio</w:t>
-      </w:r>
-    </w:p>
-    <w:p>
-      <w:r>
-        <w:t>systemctl status servicio</w:t>
-      </w:r>
-    </w:p>
-    <w:p>
-      <w:r>
-        <w:t>systemctl enable servicio</w:t>
-      </w:r>
-    </w:p>
-    <w:p>
-      <w:r>
-        <w:t>systemctl disable servicio</w:t>
-      </w:r>
-    </w:p>
-    <w:p>
-      <w:r>
         <w:pict w14:anchorId="2560E612">
           <v:rect id="_x0000_i1172" style="width:0;height:1.5pt" o:hralign="center" o:hrstd="t" o:hr="t" fillcolor="#a0a0a0" stroked="f"/>
         </w:pict>
@@ -11481,7 +13857,6 @@
     </w:p>
     <w:p>
       <w:r>
-        <w:lastRenderedPageBreak/>
         <w:t>top</w:t>
       </w:r>
     </w:p>
@@ -11536,6 +13911,7 @@
           <w:b/>
           <w:bCs/>
         </w:rPr>
+        <w:lastRenderedPageBreak/>
         <w:t>6. Encontrar el PID de un programa específico</w:t>
       </w:r>
     </w:p>
@@ -11736,7 +14112,6 @@
     </w:p>
     <w:p>
       <w:r>
-        <w:lastRenderedPageBreak/>
         <w:pict w14:anchorId="647BF297">
           <v:rect id="_x0000_i1186" style="width:0;height:1.5pt" o:hralign="center" o:hrstd="t" o:hr="t" fillcolor="#a0a0a0" stroked="f"/>
         </w:pict>
@@ -11791,6 +14166,7 @@
     </w:p>
     <w:p>
       <w:r>
+        <w:lastRenderedPageBreak/>
         <w:t>bg</w:t>
       </w:r>
     </w:p>
@@ -12013,7 +14389,6 @@
     </w:p>
     <w:p>
       <w:r>
-        <w:lastRenderedPageBreak/>
         <w:t>sudo systemctl enable ssh</w:t>
       </w:r>
     </w:p>
@@ -12068,6 +14443,7 @@
     </w:p>
     <w:p>
       <w:r>
+        <w:lastRenderedPageBreak/>
         <w:t>Ejecuta:</w:t>
       </w:r>
     </w:p>
@@ -12232,7 +14608,6 @@
     </w:p>
     <w:p>
       <w:r>
-        <w:lastRenderedPageBreak/>
         <w:t>[Install]</w:t>
       </w:r>
     </w:p>
@@ -12297,6 +14672,7 @@
           <w:b/>
           <w:bCs/>
         </w:rPr>
+        <w:lastRenderedPageBreak/>
         <w:t>29. Iniciar el servicio de prueba</w:t>
       </w:r>
     </w:p>
@@ -12513,7 +14889,6 @@
     </w:p>
     <w:p>
       <w:r>
-        <w:lastRenderedPageBreak/>
         <w:pict w14:anchorId="2CE62305">
           <v:rect id="_x0000_i1205" style="width:0;height:1.5pt" o:hralign="center" o:hrstd="t" o:hr="t" fillcolor="#a0a0a0" stroked="f"/>
         </w:pict>
@@ -12589,6 +14964,7 @@
           <w:b/>
           <w:bCs/>
         </w:rPr>
+        <w:lastRenderedPageBreak/>
         <w:t>ChatGPT Plus</w:t>
       </w:r>
     </w:p>
@@ -12866,7 +15242,6 @@
           <w:b/>
           <w:bCs/>
         </w:rPr>
-        <w:lastRenderedPageBreak/>
         <w:t>🔹</w:t>
       </w:r>
       <w:r>
@@ -12919,6 +15294,7 @@
     </w:p>
     <w:p>
       <w:r>
+        <w:lastRenderedPageBreak/>
         <w:t>/etc/netplan/*.yaml</w:t>
       </w:r>
     </w:p>
@@ -13180,7 +15556,6 @@
         <w:rPr>
           <w:lang w:val="en-GB"/>
         </w:rPr>
-        <w:lastRenderedPageBreak/>
         <w:t>nmcli connection show</w:t>
       </w:r>
     </w:p>
@@ -13226,6 +15601,7 @@
     </w:p>
     <w:p>
       <w:r>
+        <w:lastRenderedPageBreak/>
         <w:t>Significado de flags:</w:t>
       </w:r>
     </w:p>
@@ -13421,32 +15797,32 @@
     </w:p>
     <w:p>
       <w:r>
+        <w:t>sudo ufw allow 22/tcp</w:t>
+      </w:r>
+    </w:p>
+    <w:p>
+      <w:r>
+        <w:t>Denegar tráfico:</w:t>
+      </w:r>
+    </w:p>
+    <w:p>
+      <w:r>
+        <w:t>sudo ufw deny 80/tcp</w:t>
+      </w:r>
+    </w:p>
+    <w:p>
+      <w:r>
+        <w:t>Ver reglas:</w:t>
+      </w:r>
+    </w:p>
+    <w:p>
+      <w:r>
+        <w:t>sudo ufw status numbered</w:t>
+      </w:r>
+    </w:p>
+    <w:p>
+      <w:r>
         <w:lastRenderedPageBreak/>
-        <w:t>sudo ufw allow 22/tcp</w:t>
-      </w:r>
-    </w:p>
-    <w:p>
-      <w:r>
-        <w:t>Denegar tráfico:</w:t>
-      </w:r>
-    </w:p>
-    <w:p>
-      <w:r>
-        <w:t>sudo ufw deny 80/tcp</w:t>
-      </w:r>
-    </w:p>
-    <w:p>
-      <w:r>
-        <w:t>Ver reglas:</w:t>
-      </w:r>
-    </w:p>
-    <w:p>
-      <w:r>
-        <w:t>sudo ufw status numbered</w:t>
-      </w:r>
-    </w:p>
-    <w:p>
-      <w:r>
         <w:pict w14:anchorId="5439BEE0">
           <v:rect id="_x0000_i1213" style="width:0;height:1.5pt" o:hralign="center" o:hrstd="t" o:hr="t" fillcolor="#a0a0a0" stroked="f"/>
         </w:pict>
@@ -13954,52 +16330,52 @@
     </w:p>
     <w:p>
       <w:r>
+        <w:t>ip r</w:t>
+      </w:r>
+    </w:p>
+    <w:p>
+      <w:pPr>
+        <w:rPr>
+          <w:b/>
+          <w:bCs/>
+        </w:rPr>
+      </w:pPr>
+      <w:r>
+        <w:rPr>
+          <w:b/>
+          <w:bCs/>
+        </w:rPr>
+        <w:t>3. Hacer ping a tu puerta de enlace</w:t>
+      </w:r>
+    </w:p>
+    <w:p>
+      <w:r>
+        <w:t>Ejemplo:</w:t>
+      </w:r>
+    </w:p>
+    <w:p>
+      <w:r>
+        <w:t>ping 192.168.1.1</w:t>
+      </w:r>
+    </w:p>
+    <w:p>
+      <w:pPr>
+        <w:rPr>
+          <w:b/>
+          <w:bCs/>
+        </w:rPr>
+      </w:pPr>
+      <w:r>
+        <w:rPr>
+          <w:b/>
+          <w:bCs/>
+        </w:rPr>
+        <w:t>4. Consultar DNS con nslookup</w:t>
+      </w:r>
+    </w:p>
+    <w:p>
+      <w:r>
         <w:lastRenderedPageBreak/>
-        <w:t>ip r</w:t>
-      </w:r>
-    </w:p>
-    <w:p>
-      <w:pPr>
-        <w:rPr>
-          <w:b/>
-          <w:bCs/>
-        </w:rPr>
-      </w:pPr>
-      <w:r>
-        <w:rPr>
-          <w:b/>
-          <w:bCs/>
-        </w:rPr>
-        <w:t>3. Hacer ping a tu puerta de enlace</w:t>
-      </w:r>
-    </w:p>
-    <w:p>
-      <w:r>
-        <w:t>Ejemplo:</w:t>
-      </w:r>
-    </w:p>
-    <w:p>
-      <w:r>
-        <w:t>ping 192.168.1.1</w:t>
-      </w:r>
-    </w:p>
-    <w:p>
-      <w:pPr>
-        <w:rPr>
-          <w:b/>
-          <w:bCs/>
-        </w:rPr>
-      </w:pPr>
-      <w:r>
-        <w:rPr>
-          <w:b/>
-          <w:bCs/>
-        </w:rPr>
-        <w:t>4. Consultar DNS con nslookup</w:t>
-      </w:r>
-    </w:p>
-    <w:p>
-      <w:r>
         <w:t>nslookup google.com</w:t>
       </w:r>
     </w:p>
@@ -14280,7 +16656,6 @@
     </w:p>
     <w:p>
       <w:r>
-        <w:lastRenderedPageBreak/>
         <w:t>nmcli device status</w:t>
       </w:r>
     </w:p>
@@ -14330,6 +16705,7 @@
           <w:b/>
           <w:bCs/>
         </w:rPr>
+        <w:lastRenderedPageBreak/>
         <w:t>15. Escanear redes WiFi disponibles</w:t>
       </w:r>
     </w:p>
@@ -14561,7 +16937,6 @@
           <w:b/>
           <w:bCs/>
         </w:rPr>
-        <w:lastRenderedPageBreak/>
         <w:t>22. Comprobar que SSH escucha en el nuevo puerto</w:t>
       </w:r>
     </w:p>
@@ -14599,6 +16974,7 @@
     </w:p>
     <w:p>
       <w:r>
+        <w:lastRenderedPageBreak/>
         <w:t>PasswordAuthentication no</w:t>
       </w:r>
     </w:p>
@@ -14826,7 +17202,6 @@
         <w:rPr>
           <w:lang w:val="en-GB"/>
         </w:rPr>
-        <w:lastRenderedPageBreak/>
         <w:t>Y recuperarla:</w:t>
       </w:r>
     </w:p>
@@ -14872,6 +17247,7 @@
     </w:p>
     <w:p>
       <w:r>
+        <w:lastRenderedPageBreak/>
         <w:t>sudo tcpdump -i enp0s3 -c 20</w:t>
       </w:r>
     </w:p>
@@ -15150,7 +17526,6 @@
         </w:numPr>
       </w:pPr>
       <w:r>
-        <w:lastRenderedPageBreak/>
         <w:t>Archivos modificados</w:t>
       </w:r>
     </w:p>
@@ -15202,6 +17577,7 @@
         <w:rPr>
           <w:rFonts w:ascii="Segoe UI Emoji" w:hAnsi="Segoe UI Emoji" w:cs="Segoe UI Emoji"/>
         </w:rPr>
+        <w:lastRenderedPageBreak/>
         <w:t>🟦</w:t>
       </w:r>
       <w:r>
@@ -15430,32 +17806,32 @@
     </w:p>
     <w:p>
       <w:r>
+        <w:t>sudo apt purge nombre_paquete</w:t>
+      </w:r>
+    </w:p>
+    <w:p>
+      <w:r>
+        <w:t>Buscar paquetes:</w:t>
+      </w:r>
+    </w:p>
+    <w:p>
+      <w:r>
+        <w:t>apt search nombre</w:t>
+      </w:r>
+    </w:p>
+    <w:p>
+      <w:r>
+        <w:t>Ver información:</w:t>
+      </w:r>
+    </w:p>
+    <w:p>
+      <w:r>
+        <w:t>apt show nombre</w:t>
+      </w:r>
+    </w:p>
+    <w:p>
+      <w:r>
         <w:lastRenderedPageBreak/>
-        <w:t>sudo apt purge nombre_paquete</w:t>
-      </w:r>
-    </w:p>
-    <w:p>
-      <w:r>
-        <w:t>Buscar paquetes:</w:t>
-      </w:r>
-    </w:p>
-    <w:p>
-      <w:r>
-        <w:t>apt search nombre</w:t>
-      </w:r>
-    </w:p>
-    <w:p>
-      <w:r>
-        <w:t>Ver información:</w:t>
-      </w:r>
-    </w:p>
-    <w:p>
-      <w:r>
-        <w:t>apt show nombre</w:t>
-      </w:r>
-    </w:p>
-    <w:p>
-      <w:r>
         <w:pict w14:anchorId="14C178FE">
           <v:rect id="_x0000_i1239" style="width:0;height:1.5pt" o:hralign="center" o:hrstd="t" o:hr="t" fillcolor="#a0a0a0" stroked="f"/>
         </w:pict>
@@ -15647,7 +18023,6 @@
     </w:p>
     <w:p>
       <w:r>
-        <w:lastRenderedPageBreak/>
         <w:t>Eliminar paquete instalado desde .deb:</w:t>
       </w:r>
     </w:p>
@@ -15693,6 +18068,7 @@
     </w:p>
     <w:p>
       <w:r>
+        <w:lastRenderedPageBreak/>
         <w:t>snap list</w:t>
       </w:r>
     </w:p>
@@ -15928,52 +18304,52 @@
           <w:b/>
           <w:bCs/>
         </w:rPr>
+        <w:t>5. Ver información del paquete curl</w:t>
+      </w:r>
+    </w:p>
+    <w:p>
+      <w:r>
+        <w:t>apt show curl</w:t>
+      </w:r>
+    </w:p>
+    <w:p>
+      <w:pPr>
+        <w:rPr>
+          <w:b/>
+          <w:bCs/>
+        </w:rPr>
+      </w:pPr>
+      <w:r>
+        <w:rPr>
+          <w:b/>
+          <w:bCs/>
+        </w:rPr>
+        <w:t>6. Instalar curl si no está instalado</w:t>
+      </w:r>
+    </w:p>
+    <w:p>
+      <w:r>
+        <w:t>sudo apt install curl</w:t>
+      </w:r>
+    </w:p>
+    <w:p>
+      <w:pPr>
+        <w:rPr>
+          <w:b/>
+          <w:bCs/>
+        </w:rPr>
+      </w:pPr>
+      <w:r>
+        <w:rPr>
+          <w:b/>
+          <w:bCs/>
+        </w:rPr>
+        <w:t>7. Actualizar todos los paquetes del sistema</w:t>
+      </w:r>
+    </w:p>
+    <w:p>
+      <w:r>
         <w:lastRenderedPageBreak/>
-        <w:t>5. Ver información del paquete curl</w:t>
-      </w:r>
-    </w:p>
-    <w:p>
-      <w:r>
-        <w:t>apt show curl</w:t>
-      </w:r>
-    </w:p>
-    <w:p>
-      <w:pPr>
-        <w:rPr>
-          <w:b/>
-          <w:bCs/>
-        </w:rPr>
-      </w:pPr>
-      <w:r>
-        <w:rPr>
-          <w:b/>
-          <w:bCs/>
-        </w:rPr>
-        <w:t>6. Instalar curl si no está instalado</w:t>
-      </w:r>
-    </w:p>
-    <w:p>
-      <w:r>
-        <w:t>sudo apt install curl</w:t>
-      </w:r>
-    </w:p>
-    <w:p>
-      <w:pPr>
-        <w:rPr>
-          <w:b/>
-          <w:bCs/>
-        </w:rPr>
-      </w:pPr>
-      <w:r>
-        <w:rPr>
-          <w:b/>
-          <w:bCs/>
-        </w:rPr>
-        <w:t>7. Actualizar todos los paquetes del sistema</w:t>
-      </w:r>
-    </w:p>
-    <w:p>
-      <w:r>
         <w:t>sudo apt upgrade</w:t>
       </w:r>
     </w:p>
@@ -16239,47 +18615,47 @@
         <w:rPr>
           <w:lang w:val="en-GB"/>
         </w:rPr>
+        <w:t>wget https://dl.google.com/linux/direct/google-chrome-stable_current_amd64.deb</w:t>
+      </w:r>
+    </w:p>
+    <w:p>
+      <w:pPr>
+        <w:rPr>
+          <w:b/>
+          <w:bCs/>
+        </w:rPr>
+      </w:pPr>
+      <w:r>
+        <w:rPr>
+          <w:b/>
+          <w:bCs/>
+        </w:rPr>
+        <w:t>17. Instalar ese .deb</w:t>
+      </w:r>
+    </w:p>
+    <w:p>
+      <w:r>
+        <w:t>sudo dpkg -i google-chrome*.deb</w:t>
+      </w:r>
+    </w:p>
+    <w:p>
+      <w:pPr>
+        <w:rPr>
+          <w:b/>
+          <w:bCs/>
+        </w:rPr>
+      </w:pPr>
+      <w:r>
+        <w:rPr>
+          <w:b/>
+          <w:bCs/>
+        </w:rPr>
+        <w:t>18. Reparar dependencias si fallan</w:t>
+      </w:r>
+    </w:p>
+    <w:p>
+      <w:r>
         <w:lastRenderedPageBreak/>
-        <w:t>wget https://dl.google.com/linux/direct/google-chrome-stable_current_amd64.deb</w:t>
-      </w:r>
-    </w:p>
-    <w:p>
-      <w:pPr>
-        <w:rPr>
-          <w:b/>
-          <w:bCs/>
-        </w:rPr>
-      </w:pPr>
-      <w:r>
-        <w:rPr>
-          <w:b/>
-          <w:bCs/>
-        </w:rPr>
-        <w:t>17. Instalar ese .deb</w:t>
-      </w:r>
-    </w:p>
-    <w:p>
-      <w:r>
-        <w:t>sudo dpkg -i google-chrome*.deb</w:t>
-      </w:r>
-    </w:p>
-    <w:p>
-      <w:pPr>
-        <w:rPr>
-          <w:b/>
-          <w:bCs/>
-        </w:rPr>
-      </w:pPr>
-      <w:r>
-        <w:rPr>
-          <w:b/>
-          <w:bCs/>
-        </w:rPr>
-        <w:t>18. Reparar dependencias si fallan</w:t>
-      </w:r>
-    </w:p>
-    <w:p>
-      <w:r>
         <w:t>sudo apt -f install</w:t>
       </w:r>
     </w:p>
@@ -16543,42 +18919,42 @@
           <w:b/>
           <w:bCs/>
         </w:rPr>
+        <w:t>29. Comparar versiones APT y SNAP</w:t>
+      </w:r>
+    </w:p>
+    <w:p>
+      <w:r>
+        <w:t>apt show vlc   # si existe en apt</w:t>
+      </w:r>
+    </w:p>
+    <w:p>
+      <w:r>
+        <w:t>snap info vlc</w:t>
+      </w:r>
+    </w:p>
+    <w:p>
+      <w:pPr>
+        <w:rPr>
+          <w:b/>
+          <w:bCs/>
+        </w:rPr>
+      </w:pPr>
+      <w:r>
+        <w:rPr>
+          <w:b/>
+          <w:bCs/>
+        </w:rPr>
+        <w:t>30. Crear script automatizado de actualización</w:t>
+      </w:r>
+    </w:p>
+    <w:p>
+      <w:r>
+        <w:t>Crea actualizar.sh:</w:t>
+      </w:r>
+    </w:p>
+    <w:p>
+      <w:r>
         <w:lastRenderedPageBreak/>
-        <w:t>29. Comparar versiones APT y SNAP</w:t>
-      </w:r>
-    </w:p>
-    <w:p>
-      <w:r>
-        <w:t>apt show vlc   # si existe en apt</w:t>
-      </w:r>
-    </w:p>
-    <w:p>
-      <w:r>
-        <w:t>snap info vlc</w:t>
-      </w:r>
-    </w:p>
-    <w:p>
-      <w:pPr>
-        <w:rPr>
-          <w:b/>
-          <w:bCs/>
-        </w:rPr>
-      </w:pPr>
-      <w:r>
-        <w:rPr>
-          <w:b/>
-          <w:bCs/>
-        </w:rPr>
-        <w:t>30. Crear script automatizado de actualización</w:t>
-      </w:r>
-    </w:p>
-    <w:p>
-      <w:r>
-        <w:t>Crea actualizar.sh:</w:t>
-      </w:r>
-    </w:p>
-    <w:p>
-      <w:r>
         <w:t>#!/bin/bash</w:t>
       </w:r>
     </w:p>
@@ -16849,7 +19225,6 @@
         </w:numPr>
       </w:pPr>
       <w:r>
-        <w:lastRenderedPageBreak/>
         <w:t>Actualice Snaps</w:t>
       </w:r>
     </w:p>
@@ -16912,6 +19287,7 @@
         </w:numPr>
       </w:pPr>
       <w:r>
+        <w:lastRenderedPageBreak/>
         <w:t>Entregar documentación indicando:</w:t>
       </w:r>
     </w:p>
@@ -17121,7 +19497,6 @@
     </w:p>
     <w:p>
       <w:r>
-        <w:lastRenderedPageBreak/>
         <w:t>nano mi_script.sh</w:t>
       </w:r>
     </w:p>
@@ -17159,6 +19534,7 @@
     </w:p>
     <w:p>
       <w:r>
+        <w:lastRenderedPageBreak/>
         <w:t>chmod +x mi_script.sh</w:t>
       </w:r>
     </w:p>
@@ -17367,7 +19743,6 @@
     </w:p>
     <w:p>
       <w:r>
-        <w:lastRenderedPageBreak/>
         <w:t>else</w:t>
       </w:r>
     </w:p>
@@ -17427,6 +19802,7 @@
           <w:bCs/>
           <w:lang w:val="en-GB"/>
         </w:rPr>
+        <w:lastRenderedPageBreak/>
         <w:t>Bucle for:</w:t>
       </w:r>
     </w:p>
@@ -17644,39 +20020,39 @@
           <w:b/>
           <w:bCs/>
         </w:rPr>
+        <w:t>📘</w:t>
+      </w:r>
+      <w:r>
+        <w:rPr>
+          <w:b/>
+          <w:bCs/>
+        </w:rPr>
+        <w:t xml:space="preserve"> 8.10. Automatización con cron</w:t>
+      </w:r>
+    </w:p>
+    <w:p>
+      <w:r>
+        <w:t>Editar tareas programadas:</w:t>
+      </w:r>
+    </w:p>
+    <w:p>
+      <w:r>
+        <w:t>crontab -e</w:t>
+      </w:r>
+    </w:p>
+    <w:p>
+      <w:r>
+        <w:t>Formato:</w:t>
+      </w:r>
+    </w:p>
+    <w:p>
+      <w:r>
+        <w:t>* * * * * comando</w:t>
+      </w:r>
+    </w:p>
+    <w:p>
+      <w:r>
         <w:lastRenderedPageBreak/>
-        <w:t>📘</w:t>
-      </w:r>
-      <w:r>
-        <w:rPr>
-          <w:b/>
-          <w:bCs/>
-        </w:rPr>
-        <w:t xml:space="preserve"> 8.10. Automatización con cron</w:t>
-      </w:r>
-    </w:p>
-    <w:p>
-      <w:r>
-        <w:t>Editar tareas programadas:</w:t>
-      </w:r>
-    </w:p>
-    <w:p>
-      <w:r>
-        <w:t>crontab -e</w:t>
-      </w:r>
-    </w:p>
-    <w:p>
-      <w:r>
-        <w:t>Formato:</w:t>
-      </w:r>
-    </w:p>
-    <w:p>
-      <w:r>
-        <w:t>* * * * * comando</w:t>
-      </w:r>
-    </w:p>
-    <w:p>
-      <w:r>
         <w:t>Ejemplo: ejecutar script todos los días a las 22:00:</w:t>
       </w:r>
     </w:p>
@@ -17902,7 +20278,6 @@
           <w:b/>
           <w:bCs/>
         </w:rPr>
-        <w:lastRenderedPageBreak/>
         <w:t>6. Script que pida al usuario su nombre y lo salude</w:t>
       </w:r>
     </w:p>
@@ -17952,6 +20327,7 @@
     </w:p>
     <w:p>
       <w:r>
+        <w:lastRenderedPageBreak/>
         <w:t>Usar ps aux.</w:t>
       </w:r>
     </w:p>
@@ -18193,7 +20569,6 @@
     </w:p>
     <w:p>
       <w:r>
-        <w:lastRenderedPageBreak/>
         <w:t>cut -d: -f1 /etc/passwd</w:t>
       </w:r>
     </w:p>
@@ -18243,6 +20618,7 @@
     </w:p>
     <w:p>
       <w:r>
+        <w:lastRenderedPageBreak/>
         <w:pict w14:anchorId="4BB76AA2">
           <v:rect id="_x0000_i1280" style="width:0;height:1.5pt" o:hralign="center" o:hrstd="t" o:hr="t" fillcolor="#a0a0a0" stroked="f"/>
         </w:pict>
@@ -18496,7 +20872,6 @@
     </w:p>
     <w:p>
       <w:r>
-        <w:lastRenderedPageBreak/>
         <w:pict w14:anchorId="3F198F22">
           <v:rect id="_x0000_i1290" style="width:0;height:1.5pt" o:hralign="center" o:hrstd="t" o:hr="t" fillcolor="#a0a0a0" stroked="f"/>
         </w:pict>
@@ -18546,6 +20921,7 @@
     </w:p>
     <w:p>
       <w:r>
+        <w:lastRenderedPageBreak/>
         <w:pict w14:anchorId="35547889">
           <v:rect id="_x0000_i1292" style="width:0;height:1.5pt" o:hralign="center" o:hrstd="t" o:hr="t" fillcolor="#a0a0a0" stroked="f"/>
         </w:pict>
@@ -18799,7 +21175,6 @@
         </w:numPr>
       </w:pPr>
       <w:r>
-        <w:lastRenderedPageBreak/>
         <w:t>Espacio libre en disco</w:t>
       </w:r>
     </w:p>
@@ -18846,6 +21221,7 @@
         <w:rPr>
           <w:rFonts w:ascii="Segoe UI Symbol" w:hAnsi="Segoe UI Symbol" w:cs="Segoe UI Symbol"/>
         </w:rPr>
+        <w:lastRenderedPageBreak/>
         <w:t>✔</w:t>
       </w:r>
       <w:r>
@@ -19073,7 +21449,6 @@
     </w:p>
     <w:p>
       <w:r>
-        <w:lastRenderedPageBreak/>
         <w:t>Permisos, grupos, ACL, SELinux/AppArmor.</w:t>
       </w:r>
     </w:p>
@@ -19141,6 +21516,7 @@
         </w:numPr>
       </w:pPr>
       <w:r>
+        <w:lastRenderedPageBreak/>
         <w:t>servicios mínimos</w:t>
       </w:r>
     </w:p>
@@ -19353,39 +21729,39 @@
           <w:b/>
           <w:bCs/>
         </w:rPr>
+        <w:t>📘</w:t>
+      </w:r>
+      <w:r>
+        <w:rPr>
+          <w:b/>
+          <w:bCs/>
+        </w:rPr>
+        <w:t xml:space="preserve"> 9.4. Endurecimiento de SSH (hardening)</w:t>
+      </w:r>
+    </w:p>
+    <w:p>
+      <w:r>
+        <w:t>Archivo de configuración:</w:t>
+      </w:r>
+    </w:p>
+    <w:p>
+      <w:r>
+        <w:t>/etc/ssh/sshd_config</w:t>
+      </w:r>
+    </w:p>
+    <w:p>
+      <w:r>
+        <w:t>Recomendaciones:</w:t>
+      </w:r>
+    </w:p>
+    <w:p>
+      <w:r>
+        <w:t>PermitRootLogin no</w:t>
+      </w:r>
+    </w:p>
+    <w:p>
+      <w:r>
         <w:lastRenderedPageBreak/>
-        <w:t>📘</w:t>
-      </w:r>
-      <w:r>
-        <w:rPr>
-          <w:b/>
-          <w:bCs/>
-        </w:rPr>
-        <w:t xml:space="preserve"> 9.4. Endurecimiento de SSH (hardening)</w:t>
-      </w:r>
-    </w:p>
-    <w:p>
-      <w:r>
-        <w:t>Archivo de configuración:</w:t>
-      </w:r>
-    </w:p>
-    <w:p>
-      <w:r>
-        <w:t>/etc/ssh/sshd_config</w:t>
-      </w:r>
-    </w:p>
-    <w:p>
-      <w:r>
-        <w:t>Recomendaciones:</w:t>
-      </w:r>
-    </w:p>
-    <w:p>
-      <w:r>
-        <w:t>PermitRootLogin no</w:t>
-      </w:r>
-    </w:p>
-    <w:p>
-      <w:r>
         <w:t>PasswordAuthentication no</w:t>
       </w:r>
     </w:p>
@@ -19591,7 +21967,6 @@
               <w:spacing w:after="160" w:line="278" w:lineRule="auto"/>
             </w:pPr>
             <w:r>
-              <w:lastRenderedPageBreak/>
               <w:t>Permiso</w:t>
             </w:r>
           </w:p>
@@ -19727,6 +22102,7 @@
     </w:p>
     <w:p>
       <w:r>
+        <w:lastRenderedPageBreak/>
         <w:t>Sticky Bit en carpetas públicas:</w:t>
       </w:r>
     </w:p>
@@ -19937,7 +22313,6 @@
     </w:p>
     <w:p>
       <w:r>
-        <w:lastRenderedPageBreak/>
         <w:t>sudo aa-enforce programa</w:t>
       </w:r>
     </w:p>
@@ -20012,6 +22387,7 @@
         <w:rPr>
           <w:lang w:val="en-GB"/>
         </w:rPr>
+        <w:lastRenderedPageBreak/>
         <w:t>apt-key list</w:t>
       </w:r>
     </w:p>
@@ -20232,7 +22608,6 @@
     </w:p>
     <w:p>
       <w:r>
-        <w:lastRenderedPageBreak/>
         <w:pict w14:anchorId="4378A7D8">
           <v:rect id="_x0000_i1317" style="width:0;height:1.5pt" o:hralign="center" o:hrstd="t" o:hr="t" fillcolor="#a0a0a0" stroked="f"/>
         </w:pict>
@@ -20295,6 +22670,7 @@
     </w:p>
     <w:p>
       <w:r>
+        <w:lastRenderedPageBreak/>
         <w:pict w14:anchorId="5577AF68">
           <v:rect id="_x0000_i1319" style="width:0;height:1.5pt" o:hralign="center" o:hrstd="t" o:hr="t" fillcolor="#a0a0a0" stroked="f"/>
         </w:pict>
@@ -20507,7 +22883,6 @@
     </w:p>
     <w:p>
       <w:r>
-        <w:lastRenderedPageBreak/>
         <w:pict w14:anchorId="6313E61B">
           <v:rect id="_x0000_i1326" style="width:0;height:1.5pt" o:hralign="center" o:hrstd="t" o:hr="t" fillcolor="#a0a0a0" stroked="f"/>
         </w:pict>
@@ -20570,6 +22945,7 @@
     </w:p>
     <w:p>
       <w:r>
+        <w:lastRenderedPageBreak/>
         <w:pict w14:anchorId="0BDEE900">
           <v:rect id="_x0000_i1328" style="width:0;height:1.5pt" o:hralign="center" o:hrstd="t" o:hr="t" fillcolor="#a0a0a0" stroked="f"/>
         </w:pict>
@@ -20794,7 +23170,6 @@
         </w:numPr>
       </w:pPr>
       <w:r>
-        <w:lastRenderedPageBreak/>
         <w:t>PASS_MAX_DAYS</w:t>
       </w:r>
     </w:p>
@@ -20855,6 +23230,7 @@
           <w:b/>
           <w:bCs/>
         </w:rPr>
+        <w:lastRenderedPageBreak/>
         <w:t>25. Comprobar si algún servicio escucha en puertos peligrosos</w:t>
       </w:r>
     </w:p>
@@ -21055,7 +23431,6 @@
     </w:p>
     <w:p>
       <w:r>
-        <w:lastRenderedPageBreak/>
         <w:pict w14:anchorId="44101188">
           <v:rect id="_x0000_i1341" style="width:0;height:1.5pt" o:hralign="center" o:hrstd="t" o:hr="t" fillcolor="#a0a0a0" stroked="f"/>
         </w:pict>
@@ -21134,6 +23509,7 @@
         </w:numPr>
       </w:pPr>
       <w:r>
+        <w:lastRenderedPageBreak/>
         <w:t>Configurar firewall UFW correctamente:</w:t>
       </w:r>
     </w:p>
@@ -21376,7 +23752,6 @@
         </w:numPr>
       </w:pPr>
       <w:r>
-        <w:lastRenderedPageBreak/>
         <w:t>Automatizar un script de auditoría básica con cron:</w:t>
       </w:r>
     </w:p>
@@ -21406,6 +23781,7 @@
         <w:rPr>
           <w:rFonts w:ascii="Segoe UI Emoji" w:hAnsi="Segoe UI Emoji" w:cs="Segoe UI Emoji"/>
         </w:rPr>
+        <w:lastRenderedPageBreak/>
         <w:t>🟦</w:t>
       </w:r>
       <w:r>
@@ -21674,7 +24050,6 @@
         </w:numPr>
       </w:pPr>
       <w:r>
-        <w:lastRenderedPageBreak/>
         <w:t>Registre actividad</w:t>
       </w:r>
     </w:p>
@@ -21708,6 +24083,7 @@
         </w:numPr>
       </w:pPr>
       <w:r>
+        <w:lastRenderedPageBreak/>
         <w:t>Proporcione carpetas compartidas por departamentos</w:t>
       </w:r>
     </w:p>
@@ -22007,7 +24383,6 @@
         </w:numPr>
       </w:pPr>
       <w:r>
-        <w:lastRenderedPageBreak/>
         <w:t>administracion</w:t>
       </w:r>
     </w:p>
@@ -22045,6 +24420,7 @@
         </w:numPr>
       </w:pPr>
       <w:r>
+        <w:lastRenderedPageBreak/>
         <w:t>2 profesores</w:t>
       </w:r>
     </w:p>
@@ -22304,7 +24680,6 @@
           <w:b/>
           <w:bCs/>
         </w:rPr>
-        <w:lastRenderedPageBreak/>
         <w:t>16. Documentar pruebas de acceso remoto</w:t>
       </w:r>
     </w:p>
@@ -22333,6 +24708,7 @@
           <w:b/>
           <w:bCs/>
         </w:rPr>
+        <w:lastRenderedPageBreak/>
         <w:t>🟩</w:t>
       </w:r>
       <w:r>
@@ -22631,7 +25007,6 @@
     </w:p>
     <w:p>
       <w:r>
-        <w:lastRenderedPageBreak/>
         <w:t>Debe mostrar:</w:t>
       </w:r>
     </w:p>
@@ -22665,6 +25040,7 @@
         </w:numPr>
       </w:pPr>
       <w:r>
+        <w:lastRenderedPageBreak/>
         <w:t>Disco</w:t>
       </w:r>
     </w:p>
@@ -22944,7 +25320,6 @@
         </w:numPr>
       </w:pPr>
       <w:r>
-        <w:lastRenderedPageBreak/>
         <w:t>Logs adjuntos</w:t>
       </w:r>
     </w:p>
@@ -22979,6 +25354,7 @@
           <w:b/>
           <w:bCs/>
         </w:rPr>
+        <w:lastRenderedPageBreak/>
         <w:t>🏆</w:t>
       </w:r>
       <w:r>

--- a/EJERCICIOS DE LOS ALUMNOS/JESUS/Ejercicios_Linux/Curso de Linux_JesusDiaz.docx
+++ b/EJERCICIOS DE LOS ALUMNOS/JESUS/Ejercicios_Linux/Curso de Linux_JesusDiaz.docx
@@ -11037,6 +11037,48 @@
     </w:p>
     <w:p>
       <w:r>
+        <w:rPr>
+          <w:noProof/>
+        </w:rPr>
+        <w:drawing>
+          <wp:inline distT="0" distB="0" distL="0" distR="0" wp14:anchorId="2F4256E0" wp14:editId="1F0BABEA">
+            <wp:extent cx="3161905" cy="1361905"/>
+            <wp:effectExtent l="0" t="0" r="635" b="0"/>
+            <wp:docPr id="1527274991" name="Imagen 1"/>
+            <wp:cNvGraphicFramePr>
+              <a:graphicFrameLocks xmlns:a="http://schemas.openxmlformats.org/drawingml/2006/main" noChangeAspect="1"/>
+            </wp:cNvGraphicFramePr>
+            <a:graphic xmlns:a="http://schemas.openxmlformats.org/drawingml/2006/main">
+              <a:graphicData uri="http://schemas.openxmlformats.org/drawingml/2006/picture">
+                <pic:pic xmlns:pic="http://schemas.openxmlformats.org/drawingml/2006/picture">
+                  <pic:nvPicPr>
+                    <pic:cNvPr id="1527274991" name=""/>
+                    <pic:cNvPicPr/>
+                  </pic:nvPicPr>
+                  <pic:blipFill>
+                    <a:blip r:embed="rId60"/>
+                    <a:stretch>
+                      <a:fillRect/>
+                    </a:stretch>
+                  </pic:blipFill>
+                  <pic:spPr>
+                    <a:xfrm>
+                      <a:off x="0" y="0"/>
+                      <a:ext cx="3161905" cy="1361905"/>
+                    </a:xfrm>
+                    <a:prstGeom prst="rect">
+                      <a:avLst/>
+                    </a:prstGeom>
+                  </pic:spPr>
+                </pic:pic>
+              </a:graphicData>
+            </a:graphic>
+          </wp:inline>
+        </w:drawing>
+      </w:r>
+    </w:p>
+    <w:p>
+      <w:r>
         <w:t>Añadir usuario a un grupo:</w:t>
       </w:r>
     </w:p>
@@ -11047,6 +11089,49 @@
     </w:p>
     <w:p>
       <w:r>
+        <w:rPr>
+          <w:noProof/>
+        </w:rPr>
+        <w:drawing>
+          <wp:inline distT="0" distB="0" distL="0" distR="0" wp14:anchorId="2C461324" wp14:editId="17592159">
+            <wp:extent cx="4076190" cy="1171429"/>
+            <wp:effectExtent l="0" t="0" r="635" b="0"/>
+            <wp:docPr id="876188390" name="Imagen 1"/>
+            <wp:cNvGraphicFramePr>
+              <a:graphicFrameLocks xmlns:a="http://schemas.openxmlformats.org/drawingml/2006/main" noChangeAspect="1"/>
+            </wp:cNvGraphicFramePr>
+            <a:graphic xmlns:a="http://schemas.openxmlformats.org/drawingml/2006/main">
+              <a:graphicData uri="http://schemas.openxmlformats.org/drawingml/2006/picture">
+                <pic:pic xmlns:pic="http://schemas.openxmlformats.org/drawingml/2006/picture">
+                  <pic:nvPicPr>
+                    <pic:cNvPr id="876188390" name=""/>
+                    <pic:cNvPicPr/>
+                  </pic:nvPicPr>
+                  <pic:blipFill>
+                    <a:blip r:embed="rId61"/>
+                    <a:stretch>
+                      <a:fillRect/>
+                    </a:stretch>
+                  </pic:blipFill>
+                  <pic:spPr>
+                    <a:xfrm>
+                      <a:off x="0" y="0"/>
+                      <a:ext cx="4076190" cy="1171429"/>
+                    </a:xfrm>
+                    <a:prstGeom prst="rect">
+                      <a:avLst/>
+                    </a:prstGeom>
+                  </pic:spPr>
+                </pic:pic>
+              </a:graphicData>
+            </a:graphic>
+          </wp:inline>
+        </w:drawing>
+      </w:r>
+    </w:p>
+    <w:p>
+      <w:r>
+        <w:lastRenderedPageBreak/>
         <w:t>Listar grupos:</w:t>
       </w:r>
     </w:p>
@@ -11054,12 +11139,187 @@
       <w:r>
         <w:t>groups juan</w:t>
       </w:r>
+      <w:r>
+        <w:t xml:space="preserve"> </w:t>
+      </w:r>
+      <w:r>
+        <w:rPr>
+          <w:noProof/>
+        </w:rPr>
+        <w:drawing>
+          <wp:inline distT="0" distB="0" distL="0" distR="0" wp14:anchorId="5432ED04" wp14:editId="40BB8985">
+            <wp:extent cx="3028571" cy="714286"/>
+            <wp:effectExtent l="0" t="0" r="635" b="0"/>
+            <wp:docPr id="476780779" name="Imagen 1"/>
+            <wp:cNvGraphicFramePr>
+              <a:graphicFrameLocks xmlns:a="http://schemas.openxmlformats.org/drawingml/2006/main" noChangeAspect="1"/>
+            </wp:cNvGraphicFramePr>
+            <a:graphic xmlns:a="http://schemas.openxmlformats.org/drawingml/2006/main">
+              <a:graphicData uri="http://schemas.openxmlformats.org/drawingml/2006/picture">
+                <pic:pic xmlns:pic="http://schemas.openxmlformats.org/drawingml/2006/picture">
+                  <pic:nvPicPr>
+                    <pic:cNvPr id="476780779" name=""/>
+                    <pic:cNvPicPr/>
+                  </pic:nvPicPr>
+                  <pic:blipFill>
+                    <a:blip r:embed="rId62"/>
+                    <a:stretch>
+                      <a:fillRect/>
+                    </a:stretch>
+                  </pic:blipFill>
+                  <pic:spPr>
+                    <a:xfrm>
+                      <a:off x="0" y="0"/>
+                      <a:ext cx="3028571" cy="714286"/>
+                    </a:xfrm>
+                    <a:prstGeom prst="rect">
+                      <a:avLst/>
+                    </a:prstGeom>
+                  </pic:spPr>
+                </pic:pic>
+              </a:graphicData>
+            </a:graphic>
+          </wp:inline>
+        </w:drawing>
+      </w:r>
     </w:p>
     <w:p>
       <w:r>
         <w:t>getent group</w:t>
       </w:r>
     </w:p>
+    <w:p>
+      <w:r>
+        <w:rPr>
+          <w:noProof/>
+        </w:rPr>
+        <w:drawing>
+          <wp:inline distT="0" distB="0" distL="0" distR="0" wp14:anchorId="27F059A4" wp14:editId="4AABA5A5">
+            <wp:extent cx="2742857" cy="1742857"/>
+            <wp:effectExtent l="0" t="0" r="635" b="0"/>
+            <wp:docPr id="1643639972" name="Imagen 1"/>
+            <wp:cNvGraphicFramePr>
+              <a:graphicFrameLocks xmlns:a="http://schemas.openxmlformats.org/drawingml/2006/main" noChangeAspect="1"/>
+            </wp:cNvGraphicFramePr>
+            <a:graphic xmlns:a="http://schemas.openxmlformats.org/drawingml/2006/main">
+              <a:graphicData uri="http://schemas.openxmlformats.org/drawingml/2006/picture">
+                <pic:pic xmlns:pic="http://schemas.openxmlformats.org/drawingml/2006/picture">
+                  <pic:nvPicPr>
+                    <pic:cNvPr id="1643639972" name=""/>
+                    <pic:cNvPicPr/>
+                  </pic:nvPicPr>
+                  <pic:blipFill>
+                    <a:blip r:embed="rId63"/>
+                    <a:stretch>
+                      <a:fillRect/>
+                    </a:stretch>
+                  </pic:blipFill>
+                  <pic:spPr>
+                    <a:xfrm>
+                      <a:off x="0" y="0"/>
+                      <a:ext cx="2742857" cy="1742857"/>
+                    </a:xfrm>
+                    <a:prstGeom prst="rect">
+                      <a:avLst/>
+                    </a:prstGeom>
+                  </pic:spPr>
+                </pic:pic>
+              </a:graphicData>
+            </a:graphic>
+          </wp:inline>
+        </w:drawing>
+      </w:r>
+    </w:p>
+    <w:p>
+      <w:r>
+        <w:t>cat /etc/passwd</w:t>
+      </w:r>
+    </w:p>
+    <w:p>
+      <w:r>
+        <w:rPr>
+          <w:noProof/>
+        </w:rPr>
+        <w:drawing>
+          <wp:inline distT="0" distB="0" distL="0" distR="0" wp14:anchorId="2FE4602D" wp14:editId="674A7D6E">
+            <wp:extent cx="4961905" cy="742857"/>
+            <wp:effectExtent l="0" t="0" r="0" b="635"/>
+            <wp:docPr id="547416495" name="Imagen 1"/>
+            <wp:cNvGraphicFramePr>
+              <a:graphicFrameLocks xmlns:a="http://schemas.openxmlformats.org/drawingml/2006/main" noChangeAspect="1"/>
+            </wp:cNvGraphicFramePr>
+            <a:graphic xmlns:a="http://schemas.openxmlformats.org/drawingml/2006/main">
+              <a:graphicData uri="http://schemas.openxmlformats.org/drawingml/2006/picture">
+                <pic:pic xmlns:pic="http://schemas.openxmlformats.org/drawingml/2006/picture">
+                  <pic:nvPicPr>
+                    <pic:cNvPr id="547416495" name=""/>
+                    <pic:cNvPicPr/>
+                  </pic:nvPicPr>
+                  <pic:blipFill>
+                    <a:blip r:embed="rId64"/>
+                    <a:stretch>
+                      <a:fillRect/>
+                    </a:stretch>
+                  </pic:blipFill>
+                  <pic:spPr>
+                    <a:xfrm>
+                      <a:off x="0" y="0"/>
+                      <a:ext cx="4961905" cy="742857"/>
+                    </a:xfrm>
+                    <a:prstGeom prst="rect">
+                      <a:avLst/>
+                    </a:prstGeom>
+                  </pic:spPr>
+                </pic:pic>
+              </a:graphicData>
+            </a:graphic>
+          </wp:inline>
+        </w:drawing>
+      </w:r>
+    </w:p>
+    <w:p>
+      <w:r>
+        <w:rPr>
+          <w:noProof/>
+        </w:rPr>
+        <w:drawing>
+          <wp:inline distT="0" distB="0" distL="0" distR="0" wp14:anchorId="0BED62E0" wp14:editId="2CF6E213">
+            <wp:extent cx="5190476" cy="780952"/>
+            <wp:effectExtent l="0" t="0" r="0" b="635"/>
+            <wp:docPr id="846682" name="Imagen 1"/>
+            <wp:cNvGraphicFramePr>
+              <a:graphicFrameLocks xmlns:a="http://schemas.openxmlformats.org/drawingml/2006/main" noChangeAspect="1"/>
+            </wp:cNvGraphicFramePr>
+            <a:graphic xmlns:a="http://schemas.openxmlformats.org/drawingml/2006/main">
+              <a:graphicData uri="http://schemas.openxmlformats.org/drawingml/2006/picture">
+                <pic:pic xmlns:pic="http://schemas.openxmlformats.org/drawingml/2006/picture">
+                  <pic:nvPicPr>
+                    <pic:cNvPr id="846682" name=""/>
+                    <pic:cNvPicPr/>
+                  </pic:nvPicPr>
+                  <pic:blipFill>
+                    <a:blip r:embed="rId65"/>
+                    <a:stretch>
+                      <a:fillRect/>
+                    </a:stretch>
+                  </pic:blipFill>
+                  <pic:spPr>
+                    <a:xfrm>
+                      <a:off x="0" y="0"/>
+                      <a:ext cx="5190476" cy="780952"/>
+                    </a:xfrm>
+                    <a:prstGeom prst="rect">
+                      <a:avLst/>
+                    </a:prstGeom>
+                  </pic:spPr>
+                </pic:pic>
+              </a:graphicData>
+            </a:graphic>
+          </wp:inline>
+        </w:drawing>
+      </w:r>
+    </w:p>
+    <w:p/>
     <w:p>
       <w:r>
         <w:pict w14:anchorId="34CC9C16">
@@ -11142,7 +11402,6 @@
     </w:p>
     <w:p>
       <w:r>
-        <w:lastRenderedPageBreak/>
         <w:t>Las letras significan:</w:t>
       </w:r>
     </w:p>
@@ -11181,6 +11440,7 @@
     </w:p>
     <w:p>
       <w:r>
+        <w:lastRenderedPageBreak/>
         <w:t>Ejemplo de ls -l:</w:t>
       </w:r>
     </w:p>
@@ -11401,27 +11661,27 @@
     </w:p>
     <w:p>
       <w:r>
+        <w:t>Permite permisos más detallados:</w:t>
+      </w:r>
+    </w:p>
+    <w:p>
+      <w:r>
+        <w:t>Activar ACL:</w:t>
+      </w:r>
+    </w:p>
+    <w:p>
+      <w:r>
+        <w:t>sudo apt install acl</w:t>
+      </w:r>
+    </w:p>
+    <w:p>
+      <w:r>
+        <w:t>Ver ACL:</w:t>
+      </w:r>
+    </w:p>
+    <w:p>
+      <w:r>
         <w:lastRenderedPageBreak/>
-        <w:t>Permite permisos más detallados:</w:t>
-      </w:r>
-    </w:p>
-    <w:p>
-      <w:r>
-        <w:t>Activar ACL:</w:t>
-      </w:r>
-    </w:p>
-    <w:p>
-      <w:r>
-        <w:t>sudo apt install acl</w:t>
-      </w:r>
-    </w:p>
-    <w:p>
-      <w:r>
-        <w:t>Ver ACL:</w:t>
-      </w:r>
-    </w:p>
-    <w:p>
-      <w:r>
         <w:t>getfacl archivo</w:t>
       </w:r>
     </w:p>
@@ -11718,6 +11978,7 @@
         <w:rPr>
           <w:lang w:val="en-GB"/>
         </w:rPr>
+        <w:lastRenderedPageBreak/>
         <w:t>touch prueba.txt</w:t>
       </w:r>
     </w:p>
@@ -11753,7 +12014,6 @@
           <w:b/>
           <w:bCs/>
         </w:rPr>
-        <w:lastRenderedPageBreak/>
         <w:t>6. Cambiar permisos del archivo prueba.txt a 644</w:t>
       </w:r>
     </w:p>
@@ -11981,6 +12241,7 @@
     </w:p>
     <w:p>
       <w:r>
+        <w:lastRenderedPageBreak/>
         <w:t>sudo usermod -aG alumnos alumno2</w:t>
       </w:r>
     </w:p>
@@ -12008,7 +12269,6 @@
           <w:b/>
           <w:bCs/>
         </w:rPr>
-        <w:lastRenderedPageBreak/>
         <w:t>14. Crear carpeta /home/grupoalumnos</w:t>
       </w:r>
     </w:p>
@@ -12244,6 +12504,7 @@
           <w:b/>
           <w:bCs/>
         </w:rPr>
+        <w:lastRenderedPageBreak/>
         <w:t>21. Crear estructura de usuarios:</w:t>
       </w:r>
     </w:p>
@@ -12277,7 +12538,6 @@
         </w:numPr>
       </w:pPr>
       <w:r>
-        <w:lastRenderedPageBreak/>
         <w:t>mantenimiento</w:t>
       </w:r>
     </w:p>
@@ -12477,6 +12737,7 @@
     </w:p>
     <w:p>
       <w:r>
+        <w:lastRenderedPageBreak/>
         <w:t>sudo passwd -l alumno2</w:t>
       </w:r>
     </w:p>
@@ -12504,7 +12765,6 @@
     </w:p>
     <w:p>
       <w:r>
-        <w:lastRenderedPageBreak/>
         <w:t>sudo passwd -u alumno2</w:t>
       </w:r>
     </w:p>
@@ -12788,6 +13048,7 @@
         </w:numPr>
       </w:pPr>
       <w:r>
+        <w:lastRenderedPageBreak/>
         <w:t>alumnos → rwx en su carpeta / lectura en comun</w:t>
       </w:r>
     </w:p>
@@ -12821,7 +13082,6 @@
         </w:numPr>
       </w:pPr>
       <w:r>
-        <w:lastRenderedPageBreak/>
         <w:t>Aplicar SGID en carpetas departamentales</w:t>
       </w:r>
     </w:p>
@@ -13085,6 +13345,7 @@
     </w:p>
     <w:p>
       <w:r>
+        <w:lastRenderedPageBreak/>
         <w:t>top</w:t>
       </w:r>
     </w:p>
@@ -13100,7 +13361,6 @@
     </w:p>
     <w:p>
       <w:r>
-        <w:lastRenderedPageBreak/>
         <w:t>pidof</w:t>
       </w:r>
     </w:p>
@@ -13369,6 +13629,7 @@
     </w:p>
     <w:p>
       <w:r>
+        <w:lastRenderedPageBreak/>
         <w:t>Interfaz avanzada (instalar con apt):</w:t>
       </w:r>
     </w:p>
@@ -13397,7 +13658,6 @@
           <w:b/>
           <w:bCs/>
         </w:rPr>
-        <w:lastRenderedPageBreak/>
         <w:t>📘</w:t>
       </w:r>
       <w:r>
@@ -13593,6 +13853,7 @@
     </w:p>
     <w:p>
       <w:r>
+        <w:lastRenderedPageBreak/>
         <w:t>systemctl status servicio</w:t>
       </w:r>
     </w:p>
@@ -13608,7 +13869,6 @@
     </w:p>
     <w:p>
       <w:r>
-        <w:lastRenderedPageBreak/>
         <w:pict w14:anchorId="2560E612">
           <v:rect id="_x0000_i1172" style="width:0;height:1.5pt" o:hralign="center" o:hrstd="t" o:hr="t" fillcolor="#a0a0a0" stroked="f"/>
         </w:pict>
@@ -13884,6 +14144,7 @@
           <w:b/>
           <w:bCs/>
         </w:rPr>
+        <w:lastRenderedPageBreak/>
         <w:t>5. Filtrar procesos por usuario</w:t>
       </w:r>
     </w:p>
@@ -13911,7 +14172,6 @@
           <w:b/>
           <w:bCs/>
         </w:rPr>
-        <w:lastRenderedPageBreak/>
         <w:t>6. Encontrar el PID de un programa específico</w:t>
       </w:r>
     </w:p>
@@ -14139,6 +14399,7 @@
     </w:p>
     <w:p>
       <w:r>
+        <w:lastRenderedPageBreak/>
         <w:pict w14:anchorId="02166C91">
           <v:rect id="_x0000_i1187" style="width:0;height:1.5pt" o:hralign="center" o:hrstd="t" o:hr="t" fillcolor="#a0a0a0" stroked="f"/>
         </w:pict>
@@ -14166,7 +14427,6 @@
     </w:p>
     <w:p>
       <w:r>
-        <w:lastRenderedPageBreak/>
         <w:t>bg</w:t>
       </w:r>
     </w:p>
@@ -14416,6 +14676,7 @@
     </w:p>
     <w:p>
       <w:r>
+        <w:lastRenderedPageBreak/>
         <w:t>sudo systemctl disable bluetooth</w:t>
       </w:r>
     </w:p>
@@ -14443,7 +14704,6 @@
     </w:p>
     <w:p>
       <w:r>
-        <w:lastRenderedPageBreak/>
         <w:t>Ejecuta:</w:t>
       </w:r>
     </w:p>
@@ -14637,6 +14897,7 @@
           <w:bCs/>
           <w:lang w:val="en-GB"/>
         </w:rPr>
+        <w:lastRenderedPageBreak/>
         <w:t>28. Recargar systemd</w:t>
       </w:r>
     </w:p>
@@ -14672,7 +14933,6 @@
           <w:b/>
           <w:bCs/>
         </w:rPr>
-        <w:lastRenderedPageBreak/>
         <w:t>29. Iniciar el servicio de prueba</w:t>
       </w:r>
     </w:p>
@@ -14919,6 +15179,7 @@
     </w:p>
     <w:p>
       <w:r>
+        <w:lastRenderedPageBreak/>
         <w:t xml:space="preserve">¿Continuamos con el </w:t>
       </w:r>
       <w:r>
@@ -14964,7 +15225,6 @@
           <w:b/>
           <w:bCs/>
         </w:rPr>
-        <w:lastRenderedPageBreak/>
         <w:t>ChatGPT Plus</w:t>
       </w:r>
     </w:p>
@@ -15259,6 +15519,7 @@
     </w:p>
     <w:p>
       <w:r>
+        <w:lastRenderedPageBreak/>
         <w:pict w14:anchorId="2EE669FB">
           <v:rect id="_x0000_i1208" style="width:0;height:1.5pt" o:hralign="center" o:hrstd="t" o:hr="t" fillcolor="#a0a0a0" stroked="f"/>
         </w:pict>
@@ -15294,7 +15555,6 @@
     </w:p>
     <w:p>
       <w:r>
-        <w:lastRenderedPageBreak/>
         <w:t>/etc/netplan/*.yaml</w:t>
       </w:r>
     </w:p>
@@ -15579,6 +15839,7 @@
           <w:b/>
           <w:bCs/>
         </w:rPr>
+        <w:lastRenderedPageBreak/>
         <w:t>📘</w:t>
       </w:r>
       <w:r>
@@ -15601,7 +15862,6 @@
     </w:p>
     <w:p>
       <w:r>
-        <w:lastRenderedPageBreak/>
         <w:t>Significado de flags:</w:t>
       </w:r>
     </w:p>
@@ -15807,6 +16067,7 @@
     </w:p>
     <w:p>
       <w:r>
+        <w:lastRenderedPageBreak/>
         <w:t>sudo ufw deny 80/tcp</w:t>
       </w:r>
     </w:p>
@@ -15822,7 +16083,6 @@
     </w:p>
     <w:p>
       <w:r>
-        <w:lastRenderedPageBreak/>
         <w:pict w14:anchorId="5439BEE0">
           <v:rect id="_x0000_i1213" style="width:0;height:1.5pt" o:hralign="center" o:hrstd="t" o:hr="t" fillcolor="#a0a0a0" stroked="f"/>
         </w:pict>
@@ -16350,6 +16610,7 @@
     </w:p>
     <w:p>
       <w:r>
+        <w:lastRenderedPageBreak/>
         <w:t>Ejemplo:</w:t>
       </w:r>
     </w:p>
@@ -16375,7 +16636,6 @@
     </w:p>
     <w:p>
       <w:r>
-        <w:lastRenderedPageBreak/>
         <w:t>nslookup google.com</w:t>
       </w:r>
     </w:p>
@@ -16678,6 +16938,7 @@
           <w:b/>
           <w:bCs/>
         </w:rPr>
+        <w:lastRenderedPageBreak/>
         <w:t>14. Revisar logs del servicio de red</w:t>
       </w:r>
     </w:p>
@@ -16705,7 +16966,6 @@
           <w:b/>
           <w:bCs/>
         </w:rPr>
-        <w:lastRenderedPageBreak/>
         <w:t>15. Escanear redes WiFi disponibles</w:t>
       </w:r>
     </w:p>
@@ -16947,6 +17207,7 @@
     </w:p>
     <w:p>
       <w:r>
+        <w:lastRenderedPageBreak/>
         <w:pict w14:anchorId="31467688">
           <v:rect id="_x0000_i1227" style="width:0;height:1.5pt" o:hralign="center" o:hrstd="t" o:hr="t" fillcolor="#a0a0a0" stroked="f"/>
         </w:pict>
@@ -16974,7 +17235,6 @@
     </w:p>
     <w:p>
       <w:r>
-        <w:lastRenderedPageBreak/>
         <w:t>PasswordAuthentication no</w:t>
       </w:r>
     </w:p>
@@ -17220,6 +17480,7 @@
     </w:p>
     <w:p>
       <w:r>
+        <w:lastRenderedPageBreak/>
         <w:pict w14:anchorId="61EE235A">
           <v:rect id="_x0000_i1234" style="width:0;height:1.5pt" o:hralign="center" o:hrstd="t" o:hr="t" fillcolor="#a0a0a0" stroked="f"/>
         </w:pict>
@@ -17247,7 +17508,6 @@
     </w:p>
     <w:p>
       <w:r>
-        <w:lastRenderedPageBreak/>
         <w:t>sudo tcpdump -i enp0s3 -c 20</w:t>
       </w:r>
     </w:p>
@@ -17548,6 +17808,7 @@
         </w:numPr>
       </w:pPr>
       <w:r>
+        <w:lastRenderedPageBreak/>
         <w:t>Problemas encontrados</w:t>
       </w:r>
     </w:p>
@@ -17577,7 +17838,6 @@
         <w:rPr>
           <w:rFonts w:ascii="Segoe UI Emoji" w:hAnsi="Segoe UI Emoji" w:cs="Segoe UI Emoji"/>
         </w:rPr>
-        <w:lastRenderedPageBreak/>
         <w:t>🟦</w:t>
       </w:r>
       <w:r>
@@ -17816,6 +18076,7 @@
     </w:p>
     <w:p>
       <w:r>
+        <w:lastRenderedPageBreak/>
         <w:t>apt search nombre</w:t>
       </w:r>
     </w:p>
@@ -17831,7 +18092,6 @@
     </w:p>
     <w:p>
       <w:r>
-        <w:lastRenderedPageBreak/>
         <w:pict w14:anchorId="14C178FE">
           <v:rect id="_x0000_i1239" style="width:0;height:1.5pt" o:hralign="center" o:hrstd="t" o:hr="t" fillcolor="#a0a0a0" stroked="f"/>
         </w:pict>
@@ -18033,6 +18293,7 @@
     </w:p>
     <w:p>
       <w:r>
+        <w:lastRenderedPageBreak/>
         <w:pict w14:anchorId="0E4A6491">
           <v:rect id="_x0000_i1242" style="width:0;height:1.5pt" o:hralign="center" o:hrstd="t" o:hr="t" fillcolor="#a0a0a0" stroked="f"/>
         </w:pict>
@@ -18068,7 +18329,6 @@
     </w:p>
     <w:p>
       <w:r>
-        <w:lastRenderedPageBreak/>
         <w:t>snap list</w:t>
       </w:r>
     </w:p>
@@ -18324,6 +18584,7 @@
           <w:b/>
           <w:bCs/>
         </w:rPr>
+        <w:lastRenderedPageBreak/>
         <w:t>6. Instalar curl si no está instalado</w:t>
       </w:r>
     </w:p>
@@ -18349,7 +18610,6 @@
     </w:p>
     <w:p>
       <w:r>
-        <w:lastRenderedPageBreak/>
         <w:t>sudo apt upgrade</w:t>
       </w:r>
     </w:p>
@@ -18630,6 +18890,7 @@
           <w:b/>
           <w:bCs/>
         </w:rPr>
+        <w:lastRenderedPageBreak/>
         <w:t>17. Instalar ese .deb</w:t>
       </w:r>
     </w:p>
@@ -18655,7 +18916,6 @@
     </w:p>
     <w:p>
       <w:r>
-        <w:lastRenderedPageBreak/>
         <w:t>sudo apt -f install</w:t>
       </w:r>
     </w:p>
@@ -18929,6 +19189,7 @@
     </w:p>
     <w:p>
       <w:r>
+        <w:lastRenderedPageBreak/>
         <w:t>snap info vlc</w:t>
       </w:r>
     </w:p>
@@ -18954,7 +19215,6 @@
     </w:p>
     <w:p>
       <w:r>
-        <w:lastRenderedPageBreak/>
         <w:t>#!/bin/bash</w:t>
       </w:r>
     </w:p>
@@ -19251,6 +19511,7 @@
           <w:b/>
           <w:bCs/>
         </w:rPr>
+        <w:lastRenderedPageBreak/>
         <w:t>Automatizar ese script con cron</w:t>
       </w:r>
       <w:r>
@@ -19287,7 +19548,6 @@
         </w:numPr>
       </w:pPr>
       <w:r>
-        <w:lastRenderedPageBreak/>
         <w:t>Entregar documentación indicando:</w:t>
       </w:r>
     </w:p>
@@ -19513,6 +19773,7 @@
     </w:p>
     <w:p>
       <w:r>
+        <w:lastRenderedPageBreak/>
         <w:t>#!/bin/bash</w:t>
       </w:r>
     </w:p>
@@ -19534,7 +19795,6 @@
     </w:p>
     <w:p>
       <w:r>
-        <w:lastRenderedPageBreak/>
         <w:t>chmod +x mi_script.sh</w:t>
       </w:r>
     </w:p>
@@ -19753,6 +20013,7 @@
     </w:p>
     <w:p>
       <w:r>
+        <w:lastRenderedPageBreak/>
         <w:t>fi</w:t>
       </w:r>
     </w:p>
@@ -19802,7 +20063,6 @@
           <w:bCs/>
           <w:lang w:val="en-GB"/>
         </w:rPr>
-        <w:lastRenderedPageBreak/>
         <w:t>Bucle for:</w:t>
       </w:r>
     </w:p>
@@ -20037,6 +20297,7 @@
     </w:p>
     <w:p>
       <w:r>
+        <w:lastRenderedPageBreak/>
         <w:t>crontab -e</w:t>
       </w:r>
     </w:p>
@@ -20052,7 +20313,6 @@
     </w:p>
     <w:p>
       <w:r>
-        <w:lastRenderedPageBreak/>
         <w:t>Ejemplo: ejecutar script todos los días a las 22:00:</w:t>
       </w:r>
     </w:p>
@@ -20300,6 +20560,7 @@
           <w:b/>
           <w:bCs/>
         </w:rPr>
+        <w:lastRenderedPageBreak/>
         <w:t>7. Script que muestre el contenido de /etc</w:t>
       </w:r>
     </w:p>
@@ -20327,7 +20588,6 @@
     </w:p>
     <w:p>
       <w:r>
-        <w:lastRenderedPageBreak/>
         <w:t>Usar ps aux.</w:t>
       </w:r>
     </w:p>
@@ -20591,6 +20851,7 @@
           <w:b/>
           <w:bCs/>
         </w:rPr>
+        <w:lastRenderedPageBreak/>
         <w:t>18. Script que genere un log en /var/log/local/</w:t>
       </w:r>
     </w:p>
@@ -20618,7 +20879,6 @@
     </w:p>
     <w:p>
       <w:r>
-        <w:lastRenderedPageBreak/>
         <w:pict w14:anchorId="4BB76AA2">
           <v:rect id="_x0000_i1280" style="width:0;height:1.5pt" o:hralign="center" o:hrstd="t" o:hr="t" fillcolor="#a0a0a0" stroked="f"/>
         </w:pict>
@@ -20894,6 +21154,7 @@
     </w:p>
     <w:p>
       <w:r>
+        <w:lastRenderedPageBreak/>
         <w:t>CPU, RAM, disco, red.</w:t>
       </w:r>
     </w:p>
@@ -20921,7 +21182,6 @@
     </w:p>
     <w:p>
       <w:r>
-        <w:lastRenderedPageBreak/>
         <w:pict w14:anchorId="35547889">
           <v:rect id="_x0000_i1292" style="width:0;height:1.5pt" o:hralign="center" o:hrstd="t" o:hr="t" fillcolor="#a0a0a0" stroked="f"/>
         </w:pict>
@@ -21197,6 +21457,7 @@
         </w:numPr>
       </w:pPr>
       <w:r>
+        <w:lastRenderedPageBreak/>
         <w:t>Conectividad a Internet</w:t>
       </w:r>
     </w:p>
@@ -21221,7 +21482,6 @@
         <w:rPr>
           <w:rFonts w:ascii="Segoe UI Symbol" w:hAnsi="Segoe UI Symbol" w:cs="Segoe UI Symbol"/>
         </w:rPr>
-        <w:lastRenderedPageBreak/>
         <w:t>✔</w:t>
       </w:r>
       <w:r>
@@ -21477,6 +21737,7 @@
     </w:p>
     <w:p>
       <w:r>
+        <w:lastRenderedPageBreak/>
         <w:t>Logs, seguimiento de accesos, herramientas como journalctl.</w:t>
       </w:r>
     </w:p>
@@ -21516,7 +21777,6 @@
         </w:numPr>
       </w:pPr>
       <w:r>
-        <w:lastRenderedPageBreak/>
         <w:t>servicios mínimos</w:t>
       </w:r>
     </w:p>
@@ -21746,6 +22006,7 @@
     </w:p>
     <w:p>
       <w:r>
+        <w:lastRenderedPageBreak/>
         <w:t>/etc/ssh/sshd_config</w:t>
       </w:r>
     </w:p>
@@ -21761,7 +22022,6 @@
     </w:p>
     <w:p>
       <w:r>
-        <w:lastRenderedPageBreak/>
         <w:t>PasswordAuthentication no</w:t>
       </w:r>
     </w:p>
@@ -22034,6 +22294,7 @@
               <w:spacing w:after="160" w:line="278" w:lineRule="auto"/>
             </w:pPr>
             <w:r>
+              <w:lastRenderedPageBreak/>
               <w:t>w</w:t>
             </w:r>
           </w:p>
@@ -22102,7 +22363,6 @@
     </w:p>
     <w:p>
       <w:r>
-        <w:lastRenderedPageBreak/>
         <w:t>Sticky Bit en carpetas públicas:</w:t>
       </w:r>
     </w:p>
@@ -22336,6 +22596,7 @@
           <w:b/>
           <w:bCs/>
         </w:rPr>
+        <w:lastRenderedPageBreak/>
         <w:t>📘</w:t>
       </w:r>
       <w:r>
@@ -22387,7 +22648,6 @@
         <w:rPr>
           <w:lang w:val="en-GB"/>
         </w:rPr>
-        <w:lastRenderedPageBreak/>
         <w:t>apt-key list</w:t>
       </w:r>
     </w:p>
@@ -22638,6 +22898,7 @@
         <w:rPr>
           <w:lang w:val="en-GB"/>
         </w:rPr>
+        <w:lastRenderedPageBreak/>
         <w:t>grep "Failed password" /var/log/auth.log</w:t>
       </w:r>
     </w:p>
@@ -22670,7 +22931,6 @@
     </w:p>
     <w:p>
       <w:r>
-        <w:lastRenderedPageBreak/>
         <w:pict w14:anchorId="5577AF68">
           <v:rect id="_x0000_i1319" style="width:0;height:1.5pt" o:hralign="center" o:hrstd="t" o:hr="t" fillcolor="#a0a0a0" stroked="f"/>
         </w:pict>
@@ -22913,6 +23173,7 @@
         <w:rPr>
           <w:lang w:val="en-GB"/>
         </w:rPr>
+        <w:lastRenderedPageBreak/>
         <w:t>sudo ufw allow from 192.168.1.0/24 to any port 22</w:t>
       </w:r>
     </w:p>
@@ -22945,7 +23206,6 @@
     </w:p>
     <w:p>
       <w:r>
-        <w:lastRenderedPageBreak/>
         <w:pict w14:anchorId="0BDEE900">
           <v:rect id="_x0000_i1328" style="width:0;height:1.5pt" o:hralign="center" o:hrstd="t" o:hr="t" fillcolor="#a0a0a0" stroked="f"/>
         </w:pict>
@@ -23186,6 +23446,7 @@
     </w:p>
     <w:p>
       <w:r>
+        <w:lastRenderedPageBreak/>
         <w:pict w14:anchorId="28B66CA6">
           <v:rect id="_x0000_i1334" style="width:0;height:1.5pt" o:hralign="center" o:hrstd="t" o:hr="t" fillcolor="#a0a0a0" stroked="f"/>
         </w:pict>
@@ -23230,7 +23491,6 @@
           <w:b/>
           <w:bCs/>
         </w:rPr>
-        <w:lastRenderedPageBreak/>
         <w:t>25. Comprobar si algún servicio escucha en puertos peligrosos</w:t>
       </w:r>
     </w:p>
@@ -23471,6 +23731,7 @@
           <w:b/>
           <w:bCs/>
         </w:rPr>
+        <w:lastRenderedPageBreak/>
         <w:t>Objetivo:</w:t>
       </w:r>
     </w:p>
@@ -23509,7 +23770,6 @@
         </w:numPr>
       </w:pPr>
       <w:r>
-        <w:lastRenderedPageBreak/>
         <w:t>Configurar firewall UFW correctamente:</w:t>
       </w:r>
     </w:p>
@@ -23768,6 +24028,7 @@
     </w:p>
     <w:p>
       <w:r>
+        <w:lastRenderedPageBreak/>
         <w:pict w14:anchorId="62B5D7CE">
           <v:rect id="_x0000_i1343" style="width:0;height:1.5pt" o:hralign="center" o:hrstd="t" o:hr="t" fillcolor="#a0a0a0" stroked="f"/>
         </w:pict>
@@ -23781,7 +24042,6 @@
         <w:rPr>
           <w:rFonts w:ascii="Segoe UI Emoji" w:hAnsi="Segoe UI Emoji" w:cs="Segoe UI Emoji"/>
         </w:rPr>
-        <w:lastRenderedPageBreak/>
         <w:t>🟦</w:t>
       </w:r>
       <w:r>
@@ -24072,6 +24332,7 @@
         </w:numPr>
       </w:pPr>
       <w:r>
+        <w:lastRenderedPageBreak/>
         <w:t>Aplique políticas de seguridad</w:t>
       </w:r>
     </w:p>
@@ -24083,7 +24344,6 @@
         </w:numPr>
       </w:pPr>
       <w:r>
-        <w:lastRenderedPageBreak/>
         <w:t>Proporcione carpetas compartidas por departamentos</w:t>
       </w:r>
     </w:p>
@@ -24409,6 +24669,7 @@
         </w:numPr>
       </w:pPr>
       <w:r>
+        <w:lastRenderedPageBreak/>
         <w:t>5 alumnos</w:t>
       </w:r>
     </w:p>
@@ -24420,7 +24681,6 @@
         </w:numPr>
       </w:pPr>
       <w:r>
-        <w:lastRenderedPageBreak/>
         <w:t>2 profesores</w:t>
       </w:r>
     </w:p>
@@ -24690,6 +24950,7 @@
     </w:p>
     <w:p>
       <w:r>
+        <w:lastRenderedPageBreak/>
         <w:pict w14:anchorId="051F7706">
           <v:rect id="_x0000_i1350" style="width:0;height:1.5pt" o:hralign="center" o:hrstd="t" o:hr="t" fillcolor="#a0a0a0" stroked="f"/>
         </w:pict>
@@ -24708,7 +24969,6 @@
           <w:b/>
           <w:bCs/>
         </w:rPr>
-        <w:lastRenderedPageBreak/>
         <w:t>🟩</w:t>
       </w:r>
       <w:r>
@@ -25029,6 +25289,7 @@
         </w:numPr>
       </w:pPr>
       <w:r>
+        <w:lastRenderedPageBreak/>
         <w:t>RAM</w:t>
       </w:r>
     </w:p>
@@ -25040,7 +25301,6 @@
         </w:numPr>
       </w:pPr>
       <w:r>
-        <w:lastRenderedPageBreak/>
         <w:t>Disco</w:t>
       </w:r>
     </w:p>
@@ -25336,6 +25596,7 @@
     </w:p>
     <w:p>
       <w:r>
+        <w:lastRenderedPageBreak/>
         <w:pict w14:anchorId="2C5444A0">
           <v:rect id="_x0000_i1353" style="width:0;height:1.5pt" o:hralign="center" o:hrstd="t" o:hr="t" fillcolor="#a0a0a0" stroked="f"/>
         </w:pict>
@@ -25354,7 +25615,6 @@
           <w:b/>
           <w:bCs/>
         </w:rPr>
-        <w:lastRenderedPageBreak/>
         <w:t>🏆</w:t>
       </w:r>
       <w:r>

--- a/EJERCICIOS DE LOS ALUMNOS/JESUS/Ejercicios_Linux/Curso de Linux_JesusDiaz.docx
+++ b/EJERCICIOS DE LOS ALUMNOS/JESUS/Ejercicios_Linux/Curso de Linux_JesusDiaz.docx
@@ -14307,6 +14307,23 @@
       <w:r>
         <w:t>Enviar señal de parada:</w:t>
       </w:r>
+      <w:r>
+        <w:t xml:space="preserve"> </w:t>
+      </w:r>
+      <w:r>
+        <w:rPr>
+          <w:b/>
+          <w:bCs/>
+        </w:rPr>
+        <w:t>pgrep -a proceso</w:t>
+      </w:r>
+      <w:r>
+        <w:rPr>
+          <w:b/>
+          <w:bCs/>
+        </w:rPr>
+        <w:t xml:space="preserve"> (buscar el PID del proceso)</w:t>
+      </w:r>
     </w:p>
     <w:p>
       <w:r>
@@ -14495,6 +14512,11 @@
     <w:p>
       <w:r>
         <w:t>systemctl enable servicio</w:t>
+      </w:r>
+    </w:p>
+    <w:p>
+      <w:r>
+        <w:t>systemctl disable servicio</w:t>
       </w:r>
     </w:p>
     <w:p/>
@@ -17260,7 +17282,7 @@
     <w:p>
       <w:r>
         <w:pict w14:anchorId="1B6F7D69">
-          <v:rect id="_x0000_i1365" style="width:0;height:1.5pt" o:hralign="center" o:hrstd="t" o:hr="t" fillcolor="#a0a0a0" stroked="f"/>
+          <v:rect id="_x0000_i1215" style="width:0;height:1.5pt" o:hralign="center" o:hrstd="t" o:hr="t" fillcolor="#a0a0a0" stroked="f"/>
         </w:pict>
       </w:r>
     </w:p>
@@ -17551,7 +17573,7 @@
     <w:p>
       <w:r>
         <w:pict w14:anchorId="1F2ADD7E">
-          <v:rect id="_x0000_i1366" style="width:0;height:1.5pt" o:hralign="center" o:hrstd="t" o:hr="t" fillcolor="#a0a0a0" stroked="f"/>
+          <v:rect id="_x0000_i1216" style="width:0;height:1.5pt" o:hralign="center" o:hrstd="t" o:hr="t" fillcolor="#a0a0a0" stroked="f"/>
         </w:pict>
       </w:r>
     </w:p>
@@ -17597,7 +17619,7 @@
     <w:p>
       <w:r>
         <w:pict w14:anchorId="4A7FF507">
-          <v:rect id="_x0000_i1367" style="width:0;height:1.5pt" o:hralign="center" o:hrstd="t" o:hr="t" fillcolor="#a0a0a0" stroked="f"/>
+          <v:rect id="_x0000_i1217" style="width:0;height:1.5pt" o:hralign="center" o:hrstd="t" o:hr="t" fillcolor="#a0a0a0" stroked="f"/>
         </w:pict>
       </w:r>
     </w:p>
@@ -17634,7 +17656,7 @@
     <w:p>
       <w:r>
         <w:pict w14:anchorId="29E7E79C">
-          <v:rect id="_x0000_i1368" style="width:0;height:1.5pt" o:hralign="center" o:hrstd="t" o:hr="t" fillcolor="#a0a0a0" stroked="f"/>
+          <v:rect id="_x0000_i1218" style="width:0;height:1.5pt" o:hralign="center" o:hrstd="t" o:hr="t" fillcolor="#a0a0a0" stroked="f"/>
         </w:pict>
       </w:r>
     </w:p>
@@ -17789,7 +17811,7 @@
     <w:p>
       <w:r>
         <w:pict w14:anchorId="2CE62305">
-          <v:rect id="_x0000_i1215" style="width:0;height:1.5pt" o:hralign="center" o:hrstd="t" o:hr="t" fillcolor="#a0a0a0" stroked="f"/>
+          <v:rect id="_x0000_i1219" style="width:0;height:1.5pt" o:hralign="center" o:hrstd="t" o:hr="t" fillcolor="#a0a0a0" stroked="f"/>
         </w:pict>
       </w:r>
     </w:p>
@@ -17912,7 +17934,7 @@
     <w:p>
       <w:r>
         <w:pict w14:anchorId="13DA463E">
-          <v:rect id="_x0000_i1216" style="width:0;height:1.5pt" o:hralign="center" o:hrstd="t" o:hr="t" fillcolor="#a0a0a0" stroked="f"/>
+          <v:rect id="_x0000_i1220" style="width:0;height:1.5pt" o:hralign="center" o:hrstd="t" o:hr="t" fillcolor="#a0a0a0" stroked="f"/>
         </w:pict>
       </w:r>
     </w:p>
@@ -17935,7 +17957,7 @@
     <w:p>
       <w:r>
         <w:pict w14:anchorId="37C580AE">
-          <v:rect id="_x0000_i1217" style="width:0;height:1.5pt" o:hralign="center" o:hrstd="t" o:hr="t" fillcolor="#a0a0a0" stroked="f"/>
+          <v:rect id="_x0000_i1221" style="width:0;height:1.5pt" o:hralign="center" o:hrstd="t" o:hr="t" fillcolor="#a0a0a0" stroked="f"/>
         </w:pict>
       </w:r>
     </w:p>
@@ -18052,6 +18074,48 @@
       </w:r>
     </w:p>
     <w:p>
+      <w:r>
+        <w:rPr>
+          <w:noProof/>
+        </w:rPr>
+        <w:drawing>
+          <wp:inline distT="0" distB="0" distL="0" distR="0" wp14:anchorId="05D28958" wp14:editId="71FDEAF9">
+            <wp:extent cx="5400040" cy="2478405"/>
+            <wp:effectExtent l="0" t="0" r="0" b="0"/>
+            <wp:docPr id="24789864" name="Imagen 1"/>
+            <wp:cNvGraphicFramePr>
+              <a:graphicFrameLocks xmlns:a="http://schemas.openxmlformats.org/drawingml/2006/main" noChangeAspect="1"/>
+            </wp:cNvGraphicFramePr>
+            <a:graphic xmlns:a="http://schemas.openxmlformats.org/drawingml/2006/main">
+              <a:graphicData uri="http://schemas.openxmlformats.org/drawingml/2006/picture">
+                <pic:pic xmlns:pic="http://schemas.openxmlformats.org/drawingml/2006/picture">
+                  <pic:nvPicPr>
+                    <pic:cNvPr id="24789864" name=""/>
+                    <pic:cNvPicPr/>
+                  </pic:nvPicPr>
+                  <pic:blipFill>
+                    <a:blip r:embed="rId108"/>
+                    <a:stretch>
+                      <a:fillRect/>
+                    </a:stretch>
+                  </pic:blipFill>
+                  <pic:spPr>
+                    <a:xfrm>
+                      <a:off x="0" y="0"/>
+                      <a:ext cx="5400040" cy="2478405"/>
+                    </a:xfrm>
+                    <a:prstGeom prst="rect">
+                      <a:avLst/>
+                    </a:prstGeom>
+                  </pic:spPr>
+                </pic:pic>
+              </a:graphicData>
+            </a:graphic>
+          </wp:inline>
+        </w:drawing>
+      </w:r>
+    </w:p>
+    <w:p>
       <w:pPr>
         <w:rPr>
           <w:b/>
@@ -18103,6 +18167,54 @@
     <w:p>
       <w:pPr>
         <w:rPr>
+          <w:lang w:val="en-GB"/>
+        </w:rPr>
+      </w:pPr>
+      <w:r>
+        <w:rPr>
+          <w:noProof/>
+        </w:rPr>
+        <w:lastRenderedPageBreak/>
+        <w:drawing>
+          <wp:inline distT="0" distB="0" distL="0" distR="0" wp14:anchorId="0C5590A1" wp14:editId="6FA9100C">
+            <wp:extent cx="5400040" cy="5034280"/>
+            <wp:effectExtent l="0" t="0" r="0" b="0"/>
+            <wp:docPr id="1060950748" name="Imagen 1"/>
+            <wp:cNvGraphicFramePr>
+              <a:graphicFrameLocks xmlns:a="http://schemas.openxmlformats.org/drawingml/2006/main" noChangeAspect="1"/>
+            </wp:cNvGraphicFramePr>
+            <a:graphic xmlns:a="http://schemas.openxmlformats.org/drawingml/2006/main">
+              <a:graphicData uri="http://schemas.openxmlformats.org/drawingml/2006/picture">
+                <pic:pic xmlns:pic="http://schemas.openxmlformats.org/drawingml/2006/picture">
+                  <pic:nvPicPr>
+                    <pic:cNvPr id="1060950748" name=""/>
+                    <pic:cNvPicPr/>
+                  </pic:nvPicPr>
+                  <pic:blipFill>
+                    <a:blip r:embed="rId109"/>
+                    <a:stretch>
+                      <a:fillRect/>
+                    </a:stretch>
+                  </pic:blipFill>
+                  <pic:spPr>
+                    <a:xfrm>
+                      <a:off x="0" y="0"/>
+                      <a:ext cx="5400040" cy="5034280"/>
+                    </a:xfrm>
+                    <a:prstGeom prst="rect">
+                      <a:avLst/>
+                    </a:prstGeom>
+                  </pic:spPr>
+                </pic:pic>
+              </a:graphicData>
+            </a:graphic>
+          </wp:inline>
+        </w:drawing>
+      </w:r>
+    </w:p>
+    <w:p>
+      <w:pPr>
+        <w:rPr>
           <w:b/>
           <w:bCs/>
         </w:rPr>
@@ -18128,6 +18240,7 @@
         <w:t>ss -tunap</w:t>
       </w:r>
     </w:p>
+    <w:p/>
     <w:p>
       <w:pPr>
         <w:rPr>
@@ -18158,8 +18271,51 @@
     </w:p>
     <w:p>
       <w:r>
+        <w:rPr>
+          <w:noProof/>
+        </w:rPr>
+        <w:lastRenderedPageBreak/>
+        <w:drawing>
+          <wp:inline distT="0" distB="0" distL="0" distR="0" wp14:anchorId="569A4370" wp14:editId="57482E4B">
+            <wp:extent cx="5400040" cy="2149475"/>
+            <wp:effectExtent l="0" t="0" r="0" b="3175"/>
+            <wp:docPr id="1788430671" name="Imagen 1"/>
+            <wp:cNvGraphicFramePr>
+              <a:graphicFrameLocks xmlns:a="http://schemas.openxmlformats.org/drawingml/2006/main" noChangeAspect="1"/>
+            </wp:cNvGraphicFramePr>
+            <a:graphic xmlns:a="http://schemas.openxmlformats.org/drawingml/2006/main">
+              <a:graphicData uri="http://schemas.openxmlformats.org/drawingml/2006/picture">
+                <pic:pic xmlns:pic="http://schemas.openxmlformats.org/drawingml/2006/picture">
+                  <pic:nvPicPr>
+                    <pic:cNvPr id="1788430671" name=""/>
+                    <pic:cNvPicPr/>
+                  </pic:nvPicPr>
+                  <pic:blipFill>
+                    <a:blip r:embed="rId110"/>
+                    <a:stretch>
+                      <a:fillRect/>
+                    </a:stretch>
+                  </pic:blipFill>
+                  <pic:spPr>
+                    <a:xfrm>
+                      <a:off x="0" y="0"/>
+                      <a:ext cx="5400040" cy="2149475"/>
+                    </a:xfrm>
+                    <a:prstGeom prst="rect">
+                      <a:avLst/>
+                    </a:prstGeom>
+                  </pic:spPr>
+                </pic:pic>
+              </a:graphicData>
+            </a:graphic>
+          </wp:inline>
+        </w:drawing>
+      </w:r>
+    </w:p>
+    <w:p>
+      <w:r>
         <w:pict w14:anchorId="2EE669FB">
-          <v:rect id="_x0000_i1218" style="width:0;height:1.5pt" o:hralign="center" o:hrstd="t" o:hr="t" fillcolor="#a0a0a0" stroked="f"/>
+          <v:rect id="_x0000_i1222" style="width:0;height:1.5pt" o:hralign="center" o:hrstd="t" o:hr="t" fillcolor="#a0a0a0" stroked="f"/>
         </w:pict>
       </w:r>
     </w:p>
@@ -18263,7 +18419,6 @@
         <w:rPr>
           <w:lang w:val="en-GB"/>
         </w:rPr>
-        <w:lastRenderedPageBreak/>
         <w:t xml:space="preserve">      dhcp4: no</w:t>
       </w:r>
     </w:p>
@@ -18340,7 +18495,7 @@
     <w:p>
       <w:r>
         <w:pict w14:anchorId="587C82B2">
-          <v:rect id="_x0000_i1219" style="width:0;height:1.5pt" o:hralign="center" o:hrstd="t" o:hr="t" fillcolor="#a0a0a0" stroked="f"/>
+          <v:rect id="_x0000_i1223" style="width:0;height:1.5pt" o:hralign="center" o:hrstd="t" o:hr="t" fillcolor="#a0a0a0" stroked="f"/>
         </w:pict>
       </w:r>
     </w:p>
@@ -18402,6 +18557,7 @@
         </w:numPr>
       </w:pPr>
       <w:r>
+        <w:lastRenderedPageBreak/>
         <w:t>DNS</w:t>
       </w:r>
     </w:p>
@@ -18461,7 +18617,7 @@
     <w:p>
       <w:r>
         <w:pict w14:anchorId="3BAECF90">
-          <v:rect id="_x0000_i1220" style="width:0;height:1.5pt" o:hralign="center" o:hrstd="t" o:hr="t" fillcolor="#a0a0a0" stroked="f"/>
+          <v:rect id="_x0000_i1224" style="width:0;height:1.5pt" o:hralign="center" o:hrstd="t" o:hr="t" fillcolor="#a0a0a0" stroked="f"/>
         </w:pict>
       </w:r>
     </w:p>
@@ -18496,6 +18652,49 @@
     <w:p>
       <w:r>
         <w:t>ss -tulnp</w:t>
+      </w:r>
+      <w:r>
+        <w:t xml:space="preserve"> </w:t>
+      </w:r>
+      <w:r>
+        <w:rPr>
+          <w:noProof/>
+        </w:rPr>
+        <w:drawing>
+          <wp:inline distT="0" distB="0" distL="0" distR="0" wp14:anchorId="1D1804F8" wp14:editId="760ADFAE">
+            <wp:extent cx="5400040" cy="652145"/>
+            <wp:effectExtent l="0" t="0" r="0" b="0"/>
+            <wp:docPr id="935016079" name="Imagen 1"/>
+            <wp:cNvGraphicFramePr>
+              <a:graphicFrameLocks xmlns:a="http://schemas.openxmlformats.org/drawingml/2006/main" noChangeAspect="1"/>
+            </wp:cNvGraphicFramePr>
+            <a:graphic xmlns:a="http://schemas.openxmlformats.org/drawingml/2006/main">
+              <a:graphicData uri="http://schemas.openxmlformats.org/drawingml/2006/picture">
+                <pic:pic xmlns:pic="http://schemas.openxmlformats.org/drawingml/2006/picture">
+                  <pic:nvPicPr>
+                    <pic:cNvPr id="935016079" name=""/>
+                    <pic:cNvPicPr/>
+                  </pic:nvPicPr>
+                  <pic:blipFill>
+                    <a:blip r:embed="rId111"/>
+                    <a:stretch>
+                      <a:fillRect/>
+                    </a:stretch>
+                  </pic:blipFill>
+                  <pic:spPr>
+                    <a:xfrm>
+                      <a:off x="0" y="0"/>
+                      <a:ext cx="5400040" cy="652145"/>
+                    </a:xfrm>
+                    <a:prstGeom prst="rect">
+                      <a:avLst/>
+                    </a:prstGeom>
+                  </pic:spPr>
+                </pic:pic>
+              </a:graphicData>
+            </a:graphic>
+          </wp:inline>
+        </w:drawing>
       </w:r>
     </w:p>
     <w:p>
@@ -18560,9 +18759,258 @@
     </w:p>
     <w:p>
       <w:r>
+        <w:pict w14:anchorId="3C5DAC8B">
+          <v:rect id="_x0000_i1225" style="width:0;height:1.5pt" o:hralign="center" o:hrstd="t" o:hr="t" fillcolor="#a0a0a0" stroked="f"/>
+        </w:pict>
+      </w:r>
+    </w:p>
+    <w:p>
+      <w:pPr>
+        <w:rPr>
+          <w:b/>
+          <w:bCs/>
+        </w:rPr>
+      </w:pPr>
+      <w:r>
+        <w:rPr>
+          <w:rFonts w:ascii="Segoe UI Emoji" w:hAnsi="Segoe UI Emoji" w:cs="Segoe UI Emoji"/>
+          <w:b/>
+          <w:bCs/>
+        </w:rPr>
+        <w:t>📘</w:t>
+      </w:r>
+      <w:r>
+        <w:rPr>
+          <w:b/>
+          <w:bCs/>
+        </w:rPr>
+        <w:t xml:space="preserve"> 6.5. Servidor SSH</w:t>
+      </w:r>
+    </w:p>
+    <w:p>
+      <w:r>
+        <w:t>Instalar:</w:t>
+      </w:r>
+    </w:p>
+    <w:p>
+      <w:r>
+        <w:t>sudo apt install openssh-server</w:t>
+      </w:r>
+    </w:p>
+    <w:p>
+      <w:r>
+        <w:t>Comprobar estado:</w:t>
+      </w:r>
+    </w:p>
+    <w:p>
+      <w:r>
+        <w:t>systemctl status ssh</w:t>
+      </w:r>
+    </w:p>
+    <w:p>
+      <w:r>
+        <w:rPr>
+          <w:noProof/>
+        </w:rPr>
         <w:lastRenderedPageBreak/>
-        <w:pict w14:anchorId="3C5DAC8B">
-          <v:rect id="_x0000_i1221" style="width:0;height:1.5pt" o:hralign="center" o:hrstd="t" o:hr="t" fillcolor="#a0a0a0" stroked="f"/>
+        <w:drawing>
+          <wp:inline distT="0" distB="0" distL="0" distR="0" wp14:anchorId="1370638D" wp14:editId="2211E2BE">
+            <wp:extent cx="5400040" cy="1826260"/>
+            <wp:effectExtent l="0" t="0" r="0" b="2540"/>
+            <wp:docPr id="170084626" name="Imagen 1"/>
+            <wp:cNvGraphicFramePr>
+              <a:graphicFrameLocks xmlns:a="http://schemas.openxmlformats.org/drawingml/2006/main" noChangeAspect="1"/>
+            </wp:cNvGraphicFramePr>
+            <a:graphic xmlns:a="http://schemas.openxmlformats.org/drawingml/2006/main">
+              <a:graphicData uri="http://schemas.openxmlformats.org/drawingml/2006/picture">
+                <pic:pic xmlns:pic="http://schemas.openxmlformats.org/drawingml/2006/picture">
+                  <pic:nvPicPr>
+                    <pic:cNvPr id="170084626" name=""/>
+                    <pic:cNvPicPr/>
+                  </pic:nvPicPr>
+                  <pic:blipFill>
+                    <a:blip r:embed="rId112"/>
+                    <a:stretch>
+                      <a:fillRect/>
+                    </a:stretch>
+                  </pic:blipFill>
+                  <pic:spPr>
+                    <a:xfrm>
+                      <a:off x="0" y="0"/>
+                      <a:ext cx="5400040" cy="1826260"/>
+                    </a:xfrm>
+                    <a:prstGeom prst="rect">
+                      <a:avLst/>
+                    </a:prstGeom>
+                  </pic:spPr>
+                </pic:pic>
+              </a:graphicData>
+            </a:graphic>
+          </wp:inline>
+        </w:drawing>
+      </w:r>
+    </w:p>
+    <w:p>
+      <w:r>
+        <w:t>Archivo de configuración:</w:t>
+      </w:r>
+    </w:p>
+    <w:p>
+      <w:r>
+        <w:t>/etc/ssh/sshd_config</w:t>
+      </w:r>
+    </w:p>
+    <w:p>
+      <w:r>
+        <w:rPr>
+          <w:noProof/>
+        </w:rPr>
+        <w:drawing>
+          <wp:inline distT="0" distB="0" distL="0" distR="0" wp14:anchorId="5F5AD8B4" wp14:editId="3B38575E">
+            <wp:extent cx="3523809" cy="628571"/>
+            <wp:effectExtent l="0" t="0" r="635" b="635"/>
+            <wp:docPr id="616359541" name="Imagen 1"/>
+            <wp:cNvGraphicFramePr>
+              <a:graphicFrameLocks xmlns:a="http://schemas.openxmlformats.org/drawingml/2006/main" noChangeAspect="1"/>
+            </wp:cNvGraphicFramePr>
+            <a:graphic xmlns:a="http://schemas.openxmlformats.org/drawingml/2006/main">
+              <a:graphicData uri="http://schemas.openxmlformats.org/drawingml/2006/picture">
+                <pic:pic xmlns:pic="http://schemas.openxmlformats.org/drawingml/2006/picture">
+                  <pic:nvPicPr>
+                    <pic:cNvPr id="616359541" name=""/>
+                    <pic:cNvPicPr/>
+                  </pic:nvPicPr>
+                  <pic:blipFill>
+                    <a:blip r:embed="rId113"/>
+                    <a:stretch>
+                      <a:fillRect/>
+                    </a:stretch>
+                  </pic:blipFill>
+                  <pic:spPr>
+                    <a:xfrm>
+                      <a:off x="0" y="0"/>
+                      <a:ext cx="3523809" cy="628571"/>
+                    </a:xfrm>
+                    <a:prstGeom prst="rect">
+                      <a:avLst/>
+                    </a:prstGeom>
+                  </pic:spPr>
+                </pic:pic>
+              </a:graphicData>
+            </a:graphic>
+          </wp:inline>
+        </w:drawing>
+      </w:r>
+    </w:p>
+    <w:p>
+      <w:r>
+        <w:t>Cambiar puerto:</w:t>
+      </w:r>
+    </w:p>
+    <w:p>
+      <w:r>
+        <w:t>Port 2222</w:t>
+      </w:r>
+    </w:p>
+    <w:p>
+      <w:r>
+        <w:rPr>
+          <w:noProof/>
+        </w:rPr>
+        <w:drawing>
+          <wp:inline distT="0" distB="0" distL="0" distR="0" wp14:anchorId="48B88BC3" wp14:editId="39A89B15">
+            <wp:extent cx="5400040" cy="2759075"/>
+            <wp:effectExtent l="0" t="0" r="0" b="3175"/>
+            <wp:docPr id="1432126142" name="Imagen 1"/>
+            <wp:cNvGraphicFramePr>
+              <a:graphicFrameLocks xmlns:a="http://schemas.openxmlformats.org/drawingml/2006/main" noChangeAspect="1"/>
+            </wp:cNvGraphicFramePr>
+            <a:graphic xmlns:a="http://schemas.openxmlformats.org/drawingml/2006/main">
+              <a:graphicData uri="http://schemas.openxmlformats.org/drawingml/2006/picture">
+                <pic:pic xmlns:pic="http://schemas.openxmlformats.org/drawingml/2006/picture">
+                  <pic:nvPicPr>
+                    <pic:cNvPr id="1432126142" name=""/>
+                    <pic:cNvPicPr/>
+                  </pic:nvPicPr>
+                  <pic:blipFill>
+                    <a:blip r:embed="rId114"/>
+                    <a:stretch>
+                      <a:fillRect/>
+                    </a:stretch>
+                  </pic:blipFill>
+                  <pic:spPr>
+                    <a:xfrm>
+                      <a:off x="0" y="0"/>
+                      <a:ext cx="5400040" cy="2759075"/>
+                    </a:xfrm>
+                    <a:prstGeom prst="rect">
+                      <a:avLst/>
+                    </a:prstGeom>
+                  </pic:spPr>
+                </pic:pic>
+              </a:graphicData>
+            </a:graphic>
+          </wp:inline>
+        </w:drawing>
+      </w:r>
+    </w:p>
+    <w:p>
+      <w:r>
+        <w:t>Reiniciar:</w:t>
+      </w:r>
+    </w:p>
+    <w:p>
+      <w:r>
+        <w:t>sudo systemctl restart ssh</w:t>
+      </w:r>
+    </w:p>
+    <w:p>
+      <w:r>
+        <w:rPr>
+          <w:noProof/>
+        </w:rPr>
+        <w:drawing>
+          <wp:inline distT="0" distB="0" distL="0" distR="0" wp14:anchorId="343584D8" wp14:editId="0436171B">
+            <wp:extent cx="3685714" cy="600000"/>
+            <wp:effectExtent l="0" t="0" r="0" b="0"/>
+            <wp:docPr id="1964893749" name="Imagen 1"/>
+            <wp:cNvGraphicFramePr>
+              <a:graphicFrameLocks xmlns:a="http://schemas.openxmlformats.org/drawingml/2006/main" noChangeAspect="1"/>
+            </wp:cNvGraphicFramePr>
+            <a:graphic xmlns:a="http://schemas.openxmlformats.org/drawingml/2006/main">
+              <a:graphicData uri="http://schemas.openxmlformats.org/drawingml/2006/picture">
+                <pic:pic xmlns:pic="http://schemas.openxmlformats.org/drawingml/2006/picture">
+                  <pic:nvPicPr>
+                    <pic:cNvPr id="1964893749" name=""/>
+                    <pic:cNvPicPr/>
+                  </pic:nvPicPr>
+                  <pic:blipFill>
+                    <a:blip r:embed="rId115"/>
+                    <a:stretch>
+                      <a:fillRect/>
+                    </a:stretch>
+                  </pic:blipFill>
+                  <pic:spPr>
+                    <a:xfrm>
+                      <a:off x="0" y="0"/>
+                      <a:ext cx="3685714" cy="600000"/>
+                    </a:xfrm>
+                    <a:prstGeom prst="rect">
+                      <a:avLst/>
+                    </a:prstGeom>
+                  </pic:spPr>
+                </pic:pic>
+              </a:graphicData>
+            </a:graphic>
+          </wp:inline>
+        </w:drawing>
+      </w:r>
+    </w:p>
+    <w:p/>
+    <w:p>
+      <w:r>
+        <w:pict w14:anchorId="70B1132E">
+          <v:rect id="_x0000_i1226" style="width:0;height:1.5pt" o:hralign="center" o:hrstd="t" o:hr="t" fillcolor="#a0a0a0" stroked="f"/>
         </w:pict>
       </w:r>
     </w:p>
@@ -18571,6 +19019,7 @@
         <w:rPr>
           <w:b/>
           <w:bCs/>
+          <w:lang w:val="en-GB"/>
         </w:rPr>
       </w:pPr>
       <w:r>
@@ -18579,109 +19028,50 @@
           <w:b/>
           <w:bCs/>
         </w:rPr>
+        <w:lastRenderedPageBreak/>
         <w:t>📘</w:t>
       </w:r>
       <w:r>
         <w:rPr>
           <w:b/>
           <w:bCs/>
-        </w:rPr>
-        <w:t xml:space="preserve"> 6.5. Servidor SSH</w:t>
-      </w:r>
-    </w:p>
-    <w:p>
-      <w:r>
-        <w:t>Instalar:</w:t>
-      </w:r>
-    </w:p>
-    <w:p>
-      <w:r>
-        <w:t>sudo apt install openssh-server</w:t>
-      </w:r>
-    </w:p>
-    <w:p>
-      <w:r>
-        <w:t>Comprobar estado:</w:t>
-      </w:r>
-    </w:p>
-    <w:p>
-      <w:r>
-        <w:t>systemctl status ssh</w:t>
-      </w:r>
-    </w:p>
-    <w:p>
-      <w:r>
-        <w:t>Archivo de configuración:</w:t>
-      </w:r>
-    </w:p>
-    <w:p>
-      <w:r>
-        <w:t>/etc/ssh/sshd_config</w:t>
-      </w:r>
-    </w:p>
-    <w:p>
-      <w:r>
-        <w:t>Cambiar puerto:</w:t>
-      </w:r>
-    </w:p>
-    <w:p>
-      <w:r>
-        <w:t>Port 2222</w:t>
-      </w:r>
-    </w:p>
-    <w:p>
-      <w:r>
-        <w:t>Reiniciar:</w:t>
-      </w:r>
-    </w:p>
-    <w:p>
-      <w:r>
-        <w:t>sudo systemctl restart ssh</w:t>
-      </w:r>
-    </w:p>
-    <w:p>
-      <w:r>
-        <w:pict w14:anchorId="70B1132E">
-          <v:rect id="_x0000_i1222" style="width:0;height:1.5pt" o:hralign="center" o:hrstd="t" o:hr="t" fillcolor="#a0a0a0" stroked="f"/>
-        </w:pict>
-      </w:r>
-    </w:p>
-    <w:p>
-      <w:pPr>
-        <w:rPr>
-          <w:b/>
-          <w:bCs/>
           <w:lang w:val="en-GB"/>
         </w:rPr>
-      </w:pPr>
-      <w:r>
-        <w:rPr>
-          <w:rFonts w:ascii="Segoe UI Emoji" w:hAnsi="Segoe UI Emoji" w:cs="Segoe UI Emoji"/>
-          <w:b/>
-          <w:bCs/>
-        </w:rPr>
-        <w:t>📘</w:t>
-      </w:r>
-      <w:r>
-        <w:rPr>
-          <w:b/>
-          <w:bCs/>
+        <w:t xml:space="preserve"> 6.6. Firewall UFW</w:t>
+      </w:r>
+    </w:p>
+    <w:p>
+      <w:pPr>
+        <w:rPr>
           <w:lang w:val="en-GB"/>
         </w:rPr>
-        <w:t xml:space="preserve"> 6.6. Firewall UFW</w:t>
-      </w:r>
-    </w:p>
-    <w:p>
-      <w:pPr>
+      </w:pPr>
+      <w:r>
         <w:rPr>
           <w:lang w:val="en-GB"/>
         </w:rPr>
-      </w:pPr>
+        <w:t>Activar UFW:</w:t>
+      </w:r>
       <w:r>
         <w:rPr>
           <w:lang w:val="en-GB"/>
         </w:rPr>
-        <w:t>Activar UFW:</w:t>
+        <w:t xml:space="preserve"> En kali no</w:t>
+      </w:r>
+      <w:r>
+        <w:t xml:space="preserve"> viene</w:t>
+      </w:r>
+      <w:r>
+        <w:rPr>
+          <w:lang w:val="en-GB"/>
+        </w:rPr>
+        <w:t xml:space="preserve"> instalado por defecto habría que instalarlo</w:t>
+      </w:r>
+      <w:r>
+        <w:rPr>
+          <w:lang w:val="en-GB"/>
+        </w:rPr>
+        <w:t>.</w:t>
       </w:r>
     </w:p>
     <w:p>
@@ -18691,6 +19081,48 @@
     </w:p>
     <w:p>
       <w:r>
+        <w:rPr>
+          <w:noProof/>
+        </w:rPr>
+        <w:drawing>
+          <wp:inline distT="0" distB="0" distL="0" distR="0" wp14:anchorId="01D7D9F0" wp14:editId="538931CD">
+            <wp:extent cx="5400040" cy="829310"/>
+            <wp:effectExtent l="0" t="0" r="0" b="8890"/>
+            <wp:docPr id="659387648" name="Imagen 1"/>
+            <wp:cNvGraphicFramePr>
+              <a:graphicFrameLocks xmlns:a="http://schemas.openxmlformats.org/drawingml/2006/main" noChangeAspect="1"/>
+            </wp:cNvGraphicFramePr>
+            <a:graphic xmlns:a="http://schemas.openxmlformats.org/drawingml/2006/main">
+              <a:graphicData uri="http://schemas.openxmlformats.org/drawingml/2006/picture">
+                <pic:pic xmlns:pic="http://schemas.openxmlformats.org/drawingml/2006/picture">
+                  <pic:nvPicPr>
+                    <pic:cNvPr id="659387648" name=""/>
+                    <pic:cNvPicPr/>
+                  </pic:nvPicPr>
+                  <pic:blipFill>
+                    <a:blip r:embed="rId116"/>
+                    <a:stretch>
+                      <a:fillRect/>
+                    </a:stretch>
+                  </pic:blipFill>
+                  <pic:spPr>
+                    <a:xfrm>
+                      <a:off x="0" y="0"/>
+                      <a:ext cx="5400040" cy="829310"/>
+                    </a:xfrm>
+                    <a:prstGeom prst="rect">
+                      <a:avLst/>
+                    </a:prstGeom>
+                  </pic:spPr>
+                </pic:pic>
+              </a:graphicData>
+            </a:graphic>
+          </wp:inline>
+        </w:drawing>
+      </w:r>
+    </w:p>
+    <w:p>
+      <w:r>
         <w:t>Permitir SSH:</w:t>
       </w:r>
     </w:p>
@@ -18722,7 +19154,7 @@
     <w:p>
       <w:r>
         <w:pict w14:anchorId="5439BEE0">
-          <v:rect id="_x0000_i1223" style="width:0;height:1.5pt" o:hralign="center" o:hrstd="t" o:hr="t" fillcolor="#a0a0a0" stroked="f"/>
+          <v:rect id="_x0000_i1227" style="width:0;height:1.5pt" o:hralign="center" o:hrstd="t" o:hr="t" fillcolor="#a0a0a0" stroked="f"/>
         </w:pict>
       </w:r>
     </w:p>
@@ -18795,7 +19227,6 @@
         </w:numPr>
       </w:pPr>
       <w:r>
-        <w:lastRenderedPageBreak/>
         <w:t>Ping al gateway.</w:t>
       </w:r>
     </w:p>
@@ -19096,6 +19527,7 @@
               <w:spacing w:after="160" w:line="278" w:lineRule="auto"/>
             </w:pPr>
             <w:r>
+              <w:lastRenderedPageBreak/>
               <w:t>DNS</w:t>
             </w:r>
           </w:p>
@@ -19135,7 +19567,7 @@
     <w:p>
       <w:r>
         <w:pict w14:anchorId="465C7842">
-          <v:rect id="_x0000_i1224" style="width:0;height:1.5pt" o:hralign="center" o:hrstd="t" o:hr="t" fillcolor="#a0a0a0" stroked="f"/>
+          <v:rect id="_x0000_i1228" style="width:0;height:1.5pt" o:hralign="center" o:hrstd="t" o:hr="t" fillcolor="#a0a0a0" stroked="f"/>
         </w:pict>
       </w:r>
     </w:p>
@@ -19165,7 +19597,7 @@
     <w:p>
       <w:r>
         <w:pict w14:anchorId="647E507E">
-          <v:rect id="_x0000_i1225" style="width:0;height:1.5pt" o:hralign="center" o:hrstd="t" o:hr="t" fillcolor="#a0a0a0" stroked="f"/>
+          <v:rect id="_x0000_i1229" style="width:0;height:1.5pt" o:hralign="center" o:hrstd="t" o:hr="t" fillcolor="#a0a0a0" stroked="f"/>
         </w:pict>
       </w:r>
     </w:p>
@@ -19258,6 +19690,48 @@
       </w:r>
     </w:p>
     <w:p>
+      <w:r>
+        <w:rPr>
+          <w:noProof/>
+        </w:rPr>
+        <w:drawing>
+          <wp:inline distT="0" distB="0" distL="0" distR="0" wp14:anchorId="47240D4D" wp14:editId="6E1BF5DC">
+            <wp:extent cx="4297928" cy="2667000"/>
+            <wp:effectExtent l="0" t="0" r="7620" b="0"/>
+            <wp:docPr id="935913061" name="Imagen 1"/>
+            <wp:cNvGraphicFramePr>
+              <a:graphicFrameLocks xmlns:a="http://schemas.openxmlformats.org/drawingml/2006/main" noChangeAspect="1"/>
+            </wp:cNvGraphicFramePr>
+            <a:graphic xmlns:a="http://schemas.openxmlformats.org/drawingml/2006/main">
+              <a:graphicData uri="http://schemas.openxmlformats.org/drawingml/2006/picture">
+                <pic:pic xmlns:pic="http://schemas.openxmlformats.org/drawingml/2006/picture">
+                  <pic:nvPicPr>
+                    <pic:cNvPr id="935913061" name=""/>
+                    <pic:cNvPicPr/>
+                  </pic:nvPicPr>
+                  <pic:blipFill>
+                    <a:blip r:embed="rId117"/>
+                    <a:stretch>
+                      <a:fillRect/>
+                    </a:stretch>
+                  </pic:blipFill>
+                  <pic:spPr>
+                    <a:xfrm>
+                      <a:off x="0" y="0"/>
+                      <a:ext cx="4303786" cy="2670635"/>
+                    </a:xfrm>
+                    <a:prstGeom prst="rect">
+                      <a:avLst/>
+                    </a:prstGeom>
+                  </pic:spPr>
+                </pic:pic>
+              </a:graphicData>
+            </a:graphic>
+          </wp:inline>
+        </w:drawing>
+      </w:r>
+    </w:p>
+    <w:p>
       <w:pPr>
         <w:rPr>
           <w:b/>
@@ -19278,17 +19752,60 @@
       </w:r>
     </w:p>
     <w:p>
-      <w:pPr>
-        <w:rPr>
-          <w:b/>
-          <w:bCs/>
-        </w:rPr>
-      </w:pPr>
-      <w:r>
-        <w:rPr>
-          <w:b/>
-          <w:bCs/>
-        </w:rPr>
+      <w:r>
+        <w:rPr>
+          <w:noProof/>
+        </w:rPr>
+        <w:drawing>
+          <wp:inline distT="0" distB="0" distL="0" distR="0" wp14:anchorId="59E9F173" wp14:editId="48911E7E">
+            <wp:extent cx="2705100" cy="1428698"/>
+            <wp:effectExtent l="0" t="0" r="0" b="635"/>
+            <wp:docPr id="1422538895" name="Imagen 1"/>
+            <wp:cNvGraphicFramePr>
+              <a:graphicFrameLocks xmlns:a="http://schemas.openxmlformats.org/drawingml/2006/main" noChangeAspect="1"/>
+            </wp:cNvGraphicFramePr>
+            <a:graphic xmlns:a="http://schemas.openxmlformats.org/drawingml/2006/main">
+              <a:graphicData uri="http://schemas.openxmlformats.org/drawingml/2006/picture">
+                <pic:pic xmlns:pic="http://schemas.openxmlformats.org/drawingml/2006/picture">
+                  <pic:nvPicPr>
+                    <pic:cNvPr id="1422538895" name=""/>
+                    <pic:cNvPicPr/>
+                  </pic:nvPicPr>
+                  <pic:blipFill>
+                    <a:blip r:embed="rId118"/>
+                    <a:stretch>
+                      <a:fillRect/>
+                    </a:stretch>
+                  </pic:blipFill>
+                  <pic:spPr>
+                    <a:xfrm>
+                      <a:off x="0" y="0"/>
+                      <a:ext cx="2715762" cy="1434329"/>
+                    </a:xfrm>
+                    <a:prstGeom prst="rect">
+                      <a:avLst/>
+                    </a:prstGeom>
+                  </pic:spPr>
+                </pic:pic>
+              </a:graphicData>
+            </a:graphic>
+          </wp:inline>
+        </w:drawing>
+      </w:r>
+    </w:p>
+    <w:p>
+      <w:pPr>
+        <w:rPr>
+          <w:b/>
+          <w:bCs/>
+        </w:rPr>
+      </w:pPr>
+      <w:r>
+        <w:rPr>
+          <w:b/>
+          <w:bCs/>
+        </w:rPr>
+        <w:lastRenderedPageBreak/>
         <w:t>5. Ver conexiones activas</w:t>
       </w:r>
     </w:p>
@@ -19308,17 +19825,64 @@
     <w:p>
       <w:pPr>
         <w:rPr>
-          <w:b/>
-          <w:bCs/>
           <w:lang w:val="en-GB"/>
         </w:rPr>
       </w:pPr>
       <w:r>
         <w:rPr>
+          <w:noProof/>
+        </w:rPr>
+        <w:drawing>
+          <wp:inline distT="0" distB="0" distL="0" distR="0" wp14:anchorId="1AF1C603" wp14:editId="3B7BFABA">
+            <wp:extent cx="5400040" cy="611505"/>
+            <wp:effectExtent l="0" t="0" r="0" b="0"/>
+            <wp:docPr id="460022022" name="Imagen 1"/>
+            <wp:cNvGraphicFramePr>
+              <a:graphicFrameLocks xmlns:a="http://schemas.openxmlformats.org/drawingml/2006/main" noChangeAspect="1"/>
+            </wp:cNvGraphicFramePr>
+            <a:graphic xmlns:a="http://schemas.openxmlformats.org/drawingml/2006/main">
+              <a:graphicData uri="http://schemas.openxmlformats.org/drawingml/2006/picture">
+                <pic:pic xmlns:pic="http://schemas.openxmlformats.org/drawingml/2006/picture">
+                  <pic:nvPicPr>
+                    <pic:cNvPr id="460022022" name=""/>
+                    <pic:cNvPicPr/>
+                  </pic:nvPicPr>
+                  <pic:blipFill>
+                    <a:blip r:embed="rId119"/>
+                    <a:stretch>
+                      <a:fillRect/>
+                    </a:stretch>
+                  </pic:blipFill>
+                  <pic:spPr>
+                    <a:xfrm>
+                      <a:off x="0" y="0"/>
+                      <a:ext cx="5400040" cy="611505"/>
+                    </a:xfrm>
+                    <a:prstGeom prst="rect">
+                      <a:avLst/>
+                    </a:prstGeom>
+                  </pic:spPr>
+                </pic:pic>
+              </a:graphicData>
+            </a:graphic>
+          </wp:inline>
+        </w:drawing>
+      </w:r>
+    </w:p>
+    <w:p>
+      <w:pPr>
+        <w:rPr>
           <w:b/>
           <w:bCs/>
           <w:lang w:val="en-GB"/>
         </w:rPr>
+      </w:pPr>
+      <w:r>
+        <w:rPr>
+          <w:b/>
+          <w:bCs/>
+          <w:lang w:val="en-GB"/>
+        </w:rPr>
         <w:t>6. Usar traceroute</w:t>
       </w:r>
     </w:p>
@@ -19333,6 +19897,53 @@
           <w:lang w:val="en-GB"/>
         </w:rPr>
         <w:t>traceroute 8.8.8.8</w:t>
+      </w:r>
+    </w:p>
+    <w:p>
+      <w:pPr>
+        <w:rPr>
+          <w:lang w:val="en-GB"/>
+        </w:rPr>
+      </w:pPr>
+      <w:r>
+        <w:rPr>
+          <w:noProof/>
+        </w:rPr>
+        <w:drawing>
+          <wp:inline distT="0" distB="0" distL="0" distR="0" wp14:anchorId="732EF734" wp14:editId="106C970D">
+            <wp:extent cx="5400040" cy="1809750"/>
+            <wp:effectExtent l="0" t="0" r="0" b="0"/>
+            <wp:docPr id="142761975" name="Imagen 1"/>
+            <wp:cNvGraphicFramePr>
+              <a:graphicFrameLocks xmlns:a="http://schemas.openxmlformats.org/drawingml/2006/main" noChangeAspect="1"/>
+            </wp:cNvGraphicFramePr>
+            <a:graphic xmlns:a="http://schemas.openxmlformats.org/drawingml/2006/main">
+              <a:graphicData uri="http://schemas.openxmlformats.org/drawingml/2006/picture">
+                <pic:pic xmlns:pic="http://schemas.openxmlformats.org/drawingml/2006/picture">
+                  <pic:nvPicPr>
+                    <pic:cNvPr id="142761975" name=""/>
+                    <pic:cNvPicPr/>
+                  </pic:nvPicPr>
+                  <pic:blipFill>
+                    <a:blip r:embed="rId120"/>
+                    <a:stretch>
+                      <a:fillRect/>
+                    </a:stretch>
+                  </pic:blipFill>
+                  <pic:spPr>
+                    <a:xfrm>
+                      <a:off x="0" y="0"/>
+                      <a:ext cx="5400040" cy="1809750"/>
+                    </a:xfrm>
+                    <a:prstGeom prst="rect">
+                      <a:avLst/>
+                    </a:prstGeom>
+                  </pic:spPr>
+                </pic:pic>
+              </a:graphicData>
+            </a:graphic>
+          </wp:inline>
+        </w:drawing>
       </w:r>
     </w:p>
     <w:p>
@@ -19369,8 +19980,195 @@
         <w:rPr>
           <w:lang w:val="en-GB"/>
         </w:rPr>
+        <w:t>sudo apt install net-tools</w:t>
+      </w:r>
+    </w:p>
+    <w:p>
+      <w:pPr>
+        <w:rPr>
+          <w:lang w:val="en-GB"/>
+        </w:rPr>
+      </w:pPr>
+      <w:r>
+        <w:rPr>
+          <w:noProof/>
+        </w:rPr>
+        <w:drawing>
+          <wp:inline distT="0" distB="0" distL="0" distR="0" wp14:anchorId="6AC41883" wp14:editId="3FC979DE">
+            <wp:extent cx="5400040" cy="1135380"/>
+            <wp:effectExtent l="0" t="0" r="0" b="7620"/>
+            <wp:docPr id="599879305" name="Imagen 1"/>
+            <wp:cNvGraphicFramePr>
+              <a:graphicFrameLocks xmlns:a="http://schemas.openxmlformats.org/drawingml/2006/main" noChangeAspect="1"/>
+            </wp:cNvGraphicFramePr>
+            <a:graphic xmlns:a="http://schemas.openxmlformats.org/drawingml/2006/main">
+              <a:graphicData uri="http://schemas.openxmlformats.org/drawingml/2006/picture">
+                <pic:pic xmlns:pic="http://schemas.openxmlformats.org/drawingml/2006/picture">
+                  <pic:nvPicPr>
+                    <pic:cNvPr id="599879305" name=""/>
+                    <pic:cNvPicPr/>
+                  </pic:nvPicPr>
+                  <pic:blipFill>
+                    <a:blip r:embed="rId121"/>
+                    <a:stretch>
+                      <a:fillRect/>
+                    </a:stretch>
+                  </pic:blipFill>
+                  <pic:spPr>
+                    <a:xfrm>
+                      <a:off x="0" y="0"/>
+                      <a:ext cx="5400040" cy="1135380"/>
+                    </a:xfrm>
+                    <a:prstGeom prst="rect">
+                      <a:avLst/>
+                    </a:prstGeom>
+                  </pic:spPr>
+                </pic:pic>
+              </a:graphicData>
+            </a:graphic>
+          </wp:inline>
+        </w:drawing>
+      </w:r>
+    </w:p>
+    <w:p>
+      <w:pPr>
+        <w:rPr>
+          <w:lang w:val="en-GB"/>
+        </w:rPr>
+      </w:pPr>
+      <w:r>
+        <w:rPr>
+          <w:lang w:val="en-GB"/>
+        </w:rPr>
+        <w:t>ifconfig</w:t>
+      </w:r>
+    </w:p>
+    <w:p>
+      <w:pPr>
+        <w:rPr>
+          <w:lang w:val="en-GB"/>
+        </w:rPr>
+      </w:pPr>
+      <w:r>
+        <w:rPr>
+          <w:noProof/>
+        </w:rPr>
         <w:lastRenderedPageBreak/>
-        <w:t>sudo apt install net-tools</w:t>
+        <w:drawing>
+          <wp:inline distT="0" distB="0" distL="0" distR="0" wp14:anchorId="42935AC4" wp14:editId="15D9FF4B">
+            <wp:extent cx="5400040" cy="3052445"/>
+            <wp:effectExtent l="0" t="0" r="0" b="0"/>
+            <wp:docPr id="493056415" name="Imagen 1"/>
+            <wp:cNvGraphicFramePr>
+              <a:graphicFrameLocks xmlns:a="http://schemas.openxmlformats.org/drawingml/2006/main" noChangeAspect="1"/>
+            </wp:cNvGraphicFramePr>
+            <a:graphic xmlns:a="http://schemas.openxmlformats.org/drawingml/2006/main">
+              <a:graphicData uri="http://schemas.openxmlformats.org/drawingml/2006/picture">
+                <pic:pic xmlns:pic="http://schemas.openxmlformats.org/drawingml/2006/picture">
+                  <pic:nvPicPr>
+                    <pic:cNvPr id="493056415" name=""/>
+                    <pic:cNvPicPr/>
+                  </pic:nvPicPr>
+                  <pic:blipFill>
+                    <a:blip r:embed="rId122"/>
+                    <a:stretch>
+                      <a:fillRect/>
+                    </a:stretch>
+                  </pic:blipFill>
+                  <pic:spPr>
+                    <a:xfrm>
+                      <a:off x="0" y="0"/>
+                      <a:ext cx="5400040" cy="3052445"/>
+                    </a:xfrm>
+                    <a:prstGeom prst="rect">
+                      <a:avLst/>
+                    </a:prstGeom>
+                  </pic:spPr>
+                </pic:pic>
+              </a:graphicData>
+            </a:graphic>
+          </wp:inline>
+        </w:drawing>
+      </w:r>
+    </w:p>
+    <w:p>
+      <w:pPr>
+        <w:rPr>
+          <w:b/>
+          <w:bCs/>
+        </w:rPr>
+      </w:pPr>
+      <w:r>
+        <w:rPr>
+          <w:b/>
+          <w:bCs/>
+        </w:rPr>
+        <w:t>8. Ver tu hostname</w:t>
+      </w:r>
+    </w:p>
+    <w:p>
+      <w:r>
+        <w:t>H</w:t>
+      </w:r>
+      <w:r>
+        <w:t>ostname</w:t>
+      </w:r>
+    </w:p>
+    <w:p>
+      <w:r>
+        <w:rPr>
+          <w:noProof/>
+        </w:rPr>
+        <w:drawing>
+          <wp:inline distT="0" distB="0" distL="0" distR="0" wp14:anchorId="21A30E48" wp14:editId="0767AC83">
+            <wp:extent cx="2304762" cy="619048"/>
+            <wp:effectExtent l="0" t="0" r="635" b="0"/>
+            <wp:docPr id="2129564495" name="Imagen 1"/>
+            <wp:cNvGraphicFramePr>
+              <a:graphicFrameLocks xmlns:a="http://schemas.openxmlformats.org/drawingml/2006/main" noChangeAspect="1"/>
+            </wp:cNvGraphicFramePr>
+            <a:graphic xmlns:a="http://schemas.openxmlformats.org/drawingml/2006/main">
+              <a:graphicData uri="http://schemas.openxmlformats.org/drawingml/2006/picture">
+                <pic:pic xmlns:pic="http://schemas.openxmlformats.org/drawingml/2006/picture">
+                  <pic:nvPicPr>
+                    <pic:cNvPr id="2129564495" name=""/>
+                    <pic:cNvPicPr/>
+                  </pic:nvPicPr>
+                  <pic:blipFill>
+                    <a:blip r:embed="rId123"/>
+                    <a:stretch>
+                      <a:fillRect/>
+                    </a:stretch>
+                  </pic:blipFill>
+                  <pic:spPr>
+                    <a:xfrm>
+                      <a:off x="0" y="0"/>
+                      <a:ext cx="2304762" cy="619048"/>
+                    </a:xfrm>
+                    <a:prstGeom prst="rect">
+                      <a:avLst/>
+                    </a:prstGeom>
+                  </pic:spPr>
+                </pic:pic>
+              </a:graphicData>
+            </a:graphic>
+          </wp:inline>
+        </w:drawing>
+      </w:r>
+    </w:p>
+    <w:p>
+      <w:pPr>
+        <w:rPr>
+          <w:b/>
+          <w:bCs/>
+        </w:rPr>
+      </w:pPr>
+      <w:r>
+        <w:rPr>
+          <w:b/>
+          <w:bCs/>
+        </w:rPr>
+        <w:t>9. Modificar temporalmente tu IP</w:t>
       </w:r>
     </w:p>
     <w:p>
@@ -19383,55 +20181,107 @@
         <w:rPr>
           <w:lang w:val="en-GB"/>
         </w:rPr>
-        <w:t>ifconfig</w:t>
-      </w:r>
-    </w:p>
-    <w:p>
-      <w:pPr>
-        <w:rPr>
-          <w:b/>
-          <w:bCs/>
-        </w:rPr>
-      </w:pPr>
-      <w:r>
-        <w:rPr>
-          <w:b/>
-          <w:bCs/>
-        </w:rPr>
-        <w:t>8. Ver tu hostname</w:t>
-      </w:r>
-    </w:p>
-    <w:p>
-      <w:r>
-        <w:t>hostname</w:t>
-      </w:r>
-    </w:p>
-    <w:p>
-      <w:pPr>
-        <w:rPr>
-          <w:b/>
-          <w:bCs/>
-        </w:rPr>
-      </w:pPr>
-      <w:r>
-        <w:rPr>
-          <w:b/>
-          <w:bCs/>
-        </w:rPr>
-        <w:t>9. Modificar temporalmente tu IP</w:t>
-      </w:r>
-    </w:p>
-    <w:p>
-      <w:pPr>
+        <w:t>sudo ip a add 192.168.1.200/24 dev enp0s3</w:t>
+      </w:r>
+      <w:r>
         <w:rPr>
           <w:lang w:val="en-GB"/>
         </w:rPr>
-      </w:pPr>
-      <w:r>
+        <w:t xml:space="preserve"> (eth0)</w:t>
+      </w:r>
+    </w:p>
+    <w:p>
+      <w:pPr>
         <w:rPr>
           <w:lang w:val="en-GB"/>
         </w:rPr>
-        <w:t>sudo ip a add 192.168.1.200/24 dev enp0s3</w:t>
+      </w:pPr>
+      <w:r>
+        <w:rPr>
+          <w:noProof/>
+        </w:rPr>
+        <w:drawing>
+          <wp:inline distT="0" distB="0" distL="0" distR="0" wp14:anchorId="08DAC02A" wp14:editId="4B0AB7C4">
+            <wp:extent cx="4038095" cy="676190"/>
+            <wp:effectExtent l="0" t="0" r="635" b="0"/>
+            <wp:docPr id="811964270" name="Imagen 1"/>
+            <wp:cNvGraphicFramePr>
+              <a:graphicFrameLocks xmlns:a="http://schemas.openxmlformats.org/drawingml/2006/main" noChangeAspect="1"/>
+            </wp:cNvGraphicFramePr>
+            <a:graphic xmlns:a="http://schemas.openxmlformats.org/drawingml/2006/main">
+              <a:graphicData uri="http://schemas.openxmlformats.org/drawingml/2006/picture">
+                <pic:pic xmlns:pic="http://schemas.openxmlformats.org/drawingml/2006/picture">
+                  <pic:nvPicPr>
+                    <pic:cNvPr id="811964270" name=""/>
+                    <pic:cNvPicPr/>
+                  </pic:nvPicPr>
+                  <pic:blipFill>
+                    <a:blip r:embed="rId124"/>
+                    <a:stretch>
+                      <a:fillRect/>
+                    </a:stretch>
+                  </pic:blipFill>
+                  <pic:spPr>
+                    <a:xfrm>
+                      <a:off x="0" y="0"/>
+                      <a:ext cx="4038095" cy="676190"/>
+                    </a:xfrm>
+                    <a:prstGeom prst="rect">
+                      <a:avLst/>
+                    </a:prstGeom>
+                  </pic:spPr>
+                </pic:pic>
+              </a:graphicData>
+            </a:graphic>
+          </wp:inline>
+        </w:drawing>
+      </w:r>
+    </w:p>
+    <w:p>
+      <w:pPr>
+        <w:rPr>
+          <w:lang w:val="en-GB"/>
+        </w:rPr>
+      </w:pPr>
+      <w:r>
+        <w:rPr>
+          <w:noProof/>
+        </w:rPr>
+        <w:drawing>
+          <wp:inline distT="0" distB="0" distL="0" distR="0" wp14:anchorId="5DDA024F" wp14:editId="263801A9">
+            <wp:extent cx="5400040" cy="956945"/>
+            <wp:effectExtent l="0" t="0" r="0" b="0"/>
+            <wp:docPr id="2045447688" name="Imagen 1"/>
+            <wp:cNvGraphicFramePr>
+              <a:graphicFrameLocks xmlns:a="http://schemas.openxmlformats.org/drawingml/2006/main" noChangeAspect="1"/>
+            </wp:cNvGraphicFramePr>
+            <a:graphic xmlns:a="http://schemas.openxmlformats.org/drawingml/2006/main">
+              <a:graphicData uri="http://schemas.openxmlformats.org/drawingml/2006/picture">
+                <pic:pic xmlns:pic="http://schemas.openxmlformats.org/drawingml/2006/picture">
+                  <pic:nvPicPr>
+                    <pic:cNvPr id="2045447688" name=""/>
+                    <pic:cNvPicPr/>
+                  </pic:nvPicPr>
+                  <pic:blipFill>
+                    <a:blip r:embed="rId125"/>
+                    <a:stretch>
+                      <a:fillRect/>
+                    </a:stretch>
+                  </pic:blipFill>
+                  <pic:spPr>
+                    <a:xfrm>
+                      <a:off x="0" y="0"/>
+                      <a:ext cx="5400040" cy="956945"/>
+                    </a:xfrm>
+                    <a:prstGeom prst="rect">
+                      <a:avLst/>
+                    </a:prstGeom>
+                  </pic:spPr>
+                </pic:pic>
+              </a:graphicData>
+            </a:graphic>
+          </wp:inline>
+        </w:drawing>
       </w:r>
     </w:p>
     <w:p>
@@ -19453,141 +20303,56 @@
       <w:r>
         <w:t>sudo ip a del 192.168.1.200/24 dev enp0s3</w:t>
       </w:r>
+      <w:r>
+        <w:t xml:space="preserve"> (eth0)</w:t>
+      </w:r>
+    </w:p>
+    <w:p>
+      <w:r>
+        <w:rPr>
+          <w:noProof/>
+        </w:rPr>
+        <w:lastRenderedPageBreak/>
+        <w:drawing>
+          <wp:inline distT="0" distB="0" distL="0" distR="0" wp14:anchorId="75FAB723" wp14:editId="1FC25C4C">
+            <wp:extent cx="5400040" cy="2014220"/>
+            <wp:effectExtent l="0" t="0" r="0" b="5080"/>
+            <wp:docPr id="1423346264" name="Imagen 1"/>
+            <wp:cNvGraphicFramePr>
+              <a:graphicFrameLocks xmlns:a="http://schemas.openxmlformats.org/drawingml/2006/main" noChangeAspect="1"/>
+            </wp:cNvGraphicFramePr>
+            <a:graphic xmlns:a="http://schemas.openxmlformats.org/drawingml/2006/main">
+              <a:graphicData uri="http://schemas.openxmlformats.org/drawingml/2006/picture">
+                <pic:pic xmlns:pic="http://schemas.openxmlformats.org/drawingml/2006/picture">
+                  <pic:nvPicPr>
+                    <pic:cNvPr id="1423346264" name=""/>
+                    <pic:cNvPicPr/>
+                  </pic:nvPicPr>
+                  <pic:blipFill>
+                    <a:blip r:embed="rId126"/>
+                    <a:stretch>
+                      <a:fillRect/>
+                    </a:stretch>
+                  </pic:blipFill>
+                  <pic:spPr>
+                    <a:xfrm>
+                      <a:off x="0" y="0"/>
+                      <a:ext cx="5400040" cy="2014220"/>
+                    </a:xfrm>
+                    <a:prstGeom prst="rect">
+                      <a:avLst/>
+                    </a:prstGeom>
+                  </pic:spPr>
+                </pic:pic>
+              </a:graphicData>
+            </a:graphic>
+          </wp:inline>
+        </w:drawing>
+      </w:r>
     </w:p>
     <w:p>
       <w:r>
         <w:pict w14:anchorId="5CE2EDC7">
-          <v:rect id="_x0000_i1226" style="width:0;height:1.5pt" o:hralign="center" o:hrstd="t" o:hr="t" fillcolor="#a0a0a0" stroked="f"/>
-        </w:pict>
-      </w:r>
-    </w:p>
-    <w:p>
-      <w:pPr>
-        <w:rPr>
-          <w:b/>
-          <w:bCs/>
-        </w:rPr>
-      </w:pPr>
-      <w:r>
-        <w:rPr>
-          <w:rFonts w:ascii="Segoe UI Emoji" w:hAnsi="Segoe UI Emoji" w:cs="Segoe UI Emoji"/>
-          <w:b/>
-          <w:bCs/>
-        </w:rPr>
-        <w:t>✅</w:t>
-      </w:r>
-      <w:r>
-        <w:rPr>
-          <w:b/>
-          <w:bCs/>
-        </w:rPr>
-        <w:t xml:space="preserve"> INTERMEDIOS (11–20)</w:t>
-      </w:r>
-    </w:p>
-    <w:p>
-      <w:pPr>
-        <w:rPr>
-          <w:b/>
-          <w:bCs/>
-        </w:rPr>
-      </w:pPr>
-      <w:r>
-        <w:rPr>
-          <w:b/>
-          <w:bCs/>
-        </w:rPr>
-        <w:t>11. Configurar IP estática mediante Netplan</w:t>
-      </w:r>
-    </w:p>
-    <w:p>
-      <w:r>
-        <w:t>Crear archivo YAML simple.</w:t>
-      </w:r>
-    </w:p>
-    <w:p>
-      <w:r>
-        <w:pict w14:anchorId="08C8DCBD">
-          <v:rect id="_x0000_i1227" style="width:0;height:1.5pt" o:hralign="center" o:hrstd="t" o:hr="t" fillcolor="#a0a0a0" stroked="f"/>
-        </w:pict>
-      </w:r>
-    </w:p>
-    <w:p>
-      <w:pPr>
-        <w:rPr>
-          <w:b/>
-          <w:bCs/>
-        </w:rPr>
-      </w:pPr>
-      <w:r>
-        <w:rPr>
-          <w:b/>
-          <w:bCs/>
-        </w:rPr>
-        <w:t>12. Aplicar la configuración</w:t>
-      </w:r>
-    </w:p>
-    <w:p>
-      <w:r>
-        <w:t>sudo netplan apply</w:t>
-      </w:r>
-    </w:p>
-    <w:p>
-      <w:r>
-        <w:pict w14:anchorId="1CC8F24A">
-          <v:rect id="_x0000_i1228" style="width:0;height:1.5pt" o:hralign="center" o:hrstd="t" o:hr="t" fillcolor="#a0a0a0" stroked="f"/>
-        </w:pict>
-      </w:r>
-    </w:p>
-    <w:p>
-      <w:pPr>
-        <w:rPr>
-          <w:b/>
-          <w:bCs/>
-        </w:rPr>
-      </w:pPr>
-      <w:r>
-        <w:rPr>
-          <w:b/>
-          <w:bCs/>
-        </w:rPr>
-        <w:t>13. Ver estado de NetworkManager (Desktop)</w:t>
-      </w:r>
-    </w:p>
-    <w:p>
-      <w:r>
-        <w:t>nmcli device status</w:t>
-      </w:r>
-    </w:p>
-    <w:p>
-      <w:r>
-        <w:pict w14:anchorId="6403BA20">
-          <v:rect id="_x0000_i1229" style="width:0;height:1.5pt" o:hralign="center" o:hrstd="t" o:hr="t" fillcolor="#a0a0a0" stroked="f"/>
-        </w:pict>
-      </w:r>
-    </w:p>
-    <w:p>
-      <w:pPr>
-        <w:rPr>
-          <w:b/>
-          <w:bCs/>
-        </w:rPr>
-      </w:pPr>
-      <w:r>
-        <w:rPr>
-          <w:b/>
-          <w:bCs/>
-        </w:rPr>
-        <w:t>14. Revisar logs del servicio de red</w:t>
-      </w:r>
-    </w:p>
-    <w:p>
-      <w:r>
-        <w:t>journalctl -u NetworkManager</w:t>
-      </w:r>
-    </w:p>
-    <w:p>
-      <w:r>
-        <w:pict w14:anchorId="7E085522">
           <v:rect id="_x0000_i1230" style="width:0;height:1.5pt" o:hralign="center" o:hrstd="t" o:hr="t" fillcolor="#a0a0a0" stroked="f"/>
         </w:pict>
       </w:r>
@@ -19601,20 +20366,43 @@
       </w:pPr>
       <w:r>
         <w:rPr>
-          <w:b/>
-          <w:bCs/>
-        </w:rPr>
-        <w:t>15. Escanear redes WiFi disponibles</w:t>
-      </w:r>
-    </w:p>
-    <w:p>
-      <w:r>
-        <w:t>nmcli device wifi list</w:t>
-      </w:r>
-    </w:p>
-    <w:p>
-      <w:r>
-        <w:pict w14:anchorId="20B6EEB1">
+          <w:rFonts w:ascii="Segoe UI Emoji" w:hAnsi="Segoe UI Emoji" w:cs="Segoe UI Emoji"/>
+          <w:b/>
+          <w:bCs/>
+        </w:rPr>
+        <w:t>✅</w:t>
+      </w:r>
+      <w:r>
+        <w:rPr>
+          <w:b/>
+          <w:bCs/>
+        </w:rPr>
+        <w:t xml:space="preserve"> INTERMEDIOS (11–20)</w:t>
+      </w:r>
+    </w:p>
+    <w:p>
+      <w:pPr>
+        <w:rPr>
+          <w:b/>
+          <w:bCs/>
+        </w:rPr>
+      </w:pPr>
+      <w:r>
+        <w:rPr>
+          <w:b/>
+          <w:bCs/>
+        </w:rPr>
+        <w:t>11. Configurar IP estática mediante Netplan</w:t>
+      </w:r>
+    </w:p>
+    <w:p>
+      <w:r>
+        <w:t>Crear archivo YAML simple.</w:t>
+      </w:r>
+    </w:p>
+    <w:p>
+      <w:r>
+        <w:pict w14:anchorId="08C8DCBD">
           <v:rect id="_x0000_i1231" style="width:0;height:1.5pt" o:hralign="center" o:hrstd="t" o:hr="t" fillcolor="#a0a0a0" stroked="f"/>
         </w:pict>
       </w:r>
@@ -19631,39 +20419,17 @@
           <w:b/>
           <w:bCs/>
         </w:rPr>
-        <w:t>16. Hacer un test de velocidad simple</w:t>
-      </w:r>
-    </w:p>
-    <w:p>
-      <w:pPr>
-        <w:rPr>
-          <w:lang w:val="en-GB"/>
-        </w:rPr>
-      </w:pPr>
-      <w:r>
-        <w:rPr>
-          <w:lang w:val="en-GB"/>
-        </w:rPr>
-        <w:t>sudo apt install speedtest-cli</w:t>
-      </w:r>
-    </w:p>
-    <w:p>
-      <w:pPr>
-        <w:rPr>
-          <w:lang w:val="en-GB"/>
-        </w:rPr>
-      </w:pPr>
-      <w:r>
-        <w:rPr>
-          <w:lang w:val="en-GB"/>
-        </w:rPr>
-        <w:t>speedtest</w:t>
-      </w:r>
-    </w:p>
-    <w:p>
-      <w:r>
-        <w:lastRenderedPageBreak/>
-        <w:pict w14:anchorId="24EFC129">
+        <w:t>12. Aplicar la configuración</w:t>
+      </w:r>
+    </w:p>
+    <w:p>
+      <w:r>
+        <w:t>sudo netplan apply</w:t>
+      </w:r>
+    </w:p>
+    <w:p>
+      <w:r>
+        <w:pict w14:anchorId="1CC8F24A">
           <v:rect id="_x0000_i1232" style="width:0;height:1.5pt" o:hralign="center" o:hrstd="t" o:hr="t" fillcolor="#a0a0a0" stroked="f"/>
         </w:pict>
       </w:r>
@@ -19680,17 +20446,17 @@
           <w:b/>
           <w:bCs/>
         </w:rPr>
-        <w:t>17. Abrir puerto para un servicio</w:t>
-      </w:r>
-    </w:p>
-    <w:p>
-      <w:r>
-        <w:t>sudo ufw allow 8080/tcp</w:t>
-      </w:r>
-    </w:p>
-    <w:p>
-      <w:r>
-        <w:pict w14:anchorId="1CD218F7">
+        <w:t>13. Ver estado de NetworkManager (Desktop)</w:t>
+      </w:r>
+    </w:p>
+    <w:p>
+      <w:r>
+        <w:t>nmcli device status</w:t>
+      </w:r>
+    </w:p>
+    <w:p>
+      <w:r>
+        <w:pict w14:anchorId="6403BA20">
           <v:rect id="_x0000_i1233" style="width:0;height:1.5pt" o:hralign="center" o:hrstd="t" o:hr="t" fillcolor="#a0a0a0" stroked="f"/>
         </w:pict>
       </w:r>
@@ -19707,17 +20473,17 @@
           <w:b/>
           <w:bCs/>
         </w:rPr>
-        <w:t>18. Bloquear puerto</w:t>
-      </w:r>
-    </w:p>
-    <w:p>
-      <w:r>
-        <w:t>sudo ufw deny 23/tcp</w:t>
-      </w:r>
-    </w:p>
-    <w:p>
-      <w:r>
-        <w:pict w14:anchorId="431471C1">
+        <w:t>14. Revisar logs del servicio de red</w:t>
+      </w:r>
+    </w:p>
+    <w:p>
+      <w:r>
+        <w:t>journalctl -u NetworkManager</w:t>
+      </w:r>
+    </w:p>
+    <w:p>
+      <w:r>
+        <w:pict w14:anchorId="7E085522">
           <v:rect id="_x0000_i1234" style="width:0;height:1.5pt" o:hralign="center" o:hrstd="t" o:hr="t" fillcolor="#a0a0a0" stroked="f"/>
         </w:pict>
       </w:r>
@@ -19734,17 +20500,17 @@
           <w:b/>
           <w:bCs/>
         </w:rPr>
-        <w:t>19. Ver reglas activas de firewall</w:t>
-      </w:r>
-    </w:p>
-    <w:p>
-      <w:r>
-        <w:t>sudo ufw status verbose</w:t>
-      </w:r>
-    </w:p>
-    <w:p>
-      <w:r>
-        <w:pict w14:anchorId="025CD188">
+        <w:t>15. Escanear redes WiFi disponibles</w:t>
+      </w:r>
+    </w:p>
+    <w:p>
+      <w:r>
+        <w:t>nmcli device wifi list</w:t>
+      </w:r>
+    </w:p>
+    <w:p>
+      <w:r>
+        <w:pict w14:anchorId="20B6EEB1">
           <v:rect id="_x0000_i1235" style="width:0;height:1.5pt" o:hralign="center" o:hrstd="t" o:hr="t" fillcolor="#a0a0a0" stroked="f"/>
         </w:pict>
       </w:r>
@@ -19761,17 +20527,139 @@
           <w:b/>
           <w:bCs/>
         </w:rPr>
-        <w:t>20. Conectarte por SSH desde otra máquina</w:t>
-      </w:r>
-    </w:p>
-    <w:p>
-      <w:r>
-        <w:t>ssh usuario@IP</w:t>
-      </w:r>
-    </w:p>
-    <w:p>
-      <w:r>
-        <w:pict w14:anchorId="3DDF0EC5">
+        <w:t>16. Hacer un test de velocidad simple</w:t>
+      </w:r>
+    </w:p>
+    <w:p>
+      <w:pPr>
+        <w:rPr>
+          <w:lang w:val="en-GB"/>
+        </w:rPr>
+      </w:pPr>
+      <w:r>
+        <w:rPr>
+          <w:lang w:val="en-GB"/>
+        </w:rPr>
+        <w:t>sudo apt install speedtest-cli</w:t>
+      </w:r>
+    </w:p>
+    <w:p>
+      <w:pPr>
+        <w:rPr>
+          <w:lang w:val="en-GB"/>
+        </w:rPr>
+      </w:pPr>
+      <w:r>
+        <w:rPr>
+          <w:noProof/>
+        </w:rPr>
+        <w:lastRenderedPageBreak/>
+        <w:drawing>
+          <wp:inline distT="0" distB="0" distL="0" distR="0" wp14:anchorId="73847728" wp14:editId="6ED9E959">
+            <wp:extent cx="5400040" cy="1485265"/>
+            <wp:effectExtent l="0" t="0" r="0" b="635"/>
+            <wp:docPr id="1865603555" name="Imagen 1"/>
+            <wp:cNvGraphicFramePr>
+              <a:graphicFrameLocks xmlns:a="http://schemas.openxmlformats.org/drawingml/2006/main" noChangeAspect="1"/>
+            </wp:cNvGraphicFramePr>
+            <a:graphic xmlns:a="http://schemas.openxmlformats.org/drawingml/2006/main">
+              <a:graphicData uri="http://schemas.openxmlformats.org/drawingml/2006/picture">
+                <pic:pic xmlns:pic="http://schemas.openxmlformats.org/drawingml/2006/picture">
+                  <pic:nvPicPr>
+                    <pic:cNvPr id="1865603555" name=""/>
+                    <pic:cNvPicPr/>
+                  </pic:nvPicPr>
+                  <pic:blipFill>
+                    <a:blip r:embed="rId127"/>
+                    <a:stretch>
+                      <a:fillRect/>
+                    </a:stretch>
+                  </pic:blipFill>
+                  <pic:spPr>
+                    <a:xfrm>
+                      <a:off x="0" y="0"/>
+                      <a:ext cx="5400040" cy="1485265"/>
+                    </a:xfrm>
+                    <a:prstGeom prst="rect">
+                      <a:avLst/>
+                    </a:prstGeom>
+                  </pic:spPr>
+                </pic:pic>
+              </a:graphicData>
+            </a:graphic>
+          </wp:inline>
+        </w:drawing>
+      </w:r>
+    </w:p>
+    <w:p>
+      <w:pPr>
+        <w:rPr>
+          <w:lang w:val="en-GB"/>
+        </w:rPr>
+      </w:pPr>
+      <w:r>
+        <w:rPr>
+          <w:lang w:val="en-GB"/>
+        </w:rPr>
+        <w:t>S</w:t>
+      </w:r>
+      <w:r>
+        <w:rPr>
+          <w:lang w:val="en-GB"/>
+        </w:rPr>
+        <w:t>peedtest</w:t>
+      </w:r>
+    </w:p>
+    <w:p>
+      <w:pPr>
+        <w:rPr>
+          <w:lang w:val="en-GB"/>
+        </w:rPr>
+      </w:pPr>
+      <w:r>
+        <w:rPr>
+          <w:noProof/>
+        </w:rPr>
+        <w:drawing>
+          <wp:inline distT="0" distB="0" distL="0" distR="0" wp14:anchorId="25CC7BFC" wp14:editId="4806126B">
+            <wp:extent cx="5400040" cy="1823720"/>
+            <wp:effectExtent l="0" t="0" r="0" b="5080"/>
+            <wp:docPr id="1340459940" name="Imagen 1"/>
+            <wp:cNvGraphicFramePr>
+              <a:graphicFrameLocks xmlns:a="http://schemas.openxmlformats.org/drawingml/2006/main" noChangeAspect="1"/>
+            </wp:cNvGraphicFramePr>
+            <a:graphic xmlns:a="http://schemas.openxmlformats.org/drawingml/2006/main">
+              <a:graphicData uri="http://schemas.openxmlformats.org/drawingml/2006/picture">
+                <pic:pic xmlns:pic="http://schemas.openxmlformats.org/drawingml/2006/picture">
+                  <pic:nvPicPr>
+                    <pic:cNvPr id="1340459940" name=""/>
+                    <pic:cNvPicPr/>
+                  </pic:nvPicPr>
+                  <pic:blipFill>
+                    <a:blip r:embed="rId128"/>
+                    <a:stretch>
+                      <a:fillRect/>
+                    </a:stretch>
+                  </pic:blipFill>
+                  <pic:spPr>
+                    <a:xfrm>
+                      <a:off x="0" y="0"/>
+                      <a:ext cx="5400040" cy="1823720"/>
+                    </a:xfrm>
+                    <a:prstGeom prst="rect">
+                      <a:avLst/>
+                    </a:prstGeom>
+                  </pic:spPr>
+                </pic:pic>
+              </a:graphicData>
+            </a:graphic>
+          </wp:inline>
+        </w:drawing>
+      </w:r>
+    </w:p>
+    <w:p>
+      <w:r>
+        <w:pict w14:anchorId="24EFC129">
           <v:rect id="_x0000_i1236" style="width:0;height:1.5pt" o:hralign="center" o:hrstd="t" o:hr="t" fillcolor="#a0a0a0" stroked="f"/>
         </w:pict>
       </w:r>
@@ -19785,68 +20673,20 @@
       </w:pPr>
       <w:r>
         <w:rPr>
-          <w:rFonts w:ascii="Segoe UI Emoji" w:hAnsi="Segoe UI Emoji" w:cs="Segoe UI Emoji"/>
-          <w:b/>
-          <w:bCs/>
-        </w:rPr>
-        <w:t>✅</w:t>
-      </w:r>
-      <w:r>
-        <w:rPr>
-          <w:b/>
-          <w:bCs/>
-        </w:rPr>
-        <w:t xml:space="preserve"> AVANZADOS (21–30)</w:t>
-      </w:r>
-    </w:p>
-    <w:p>
-      <w:pPr>
-        <w:rPr>
-          <w:b/>
-          <w:bCs/>
-        </w:rPr>
-      </w:pPr>
-      <w:r>
-        <w:rPr>
-          <w:b/>
-          <w:bCs/>
-        </w:rPr>
-        <w:t>21. Cambiar el puerto por defecto de SSH</w:t>
-      </w:r>
-    </w:p>
-    <w:p>
-      <w:r>
-        <w:t>Editar:</w:t>
-      </w:r>
-    </w:p>
-    <w:p>
-      <w:r>
-        <w:t>sudo nano /etc/ssh/sshd_config</w:t>
-      </w:r>
-    </w:p>
-    <w:p>
-      <w:pPr>
-        <w:rPr>
-          <w:b/>
-          <w:bCs/>
-        </w:rPr>
-      </w:pPr>
-      <w:r>
-        <w:rPr>
-          <w:b/>
-          <w:bCs/>
-        </w:rPr>
-        <w:t>22. Comprobar que SSH escucha en el nuevo puerto</w:t>
-      </w:r>
-    </w:p>
-    <w:p>
-      <w:r>
-        <w:t>ss -tulnp | grep ssh</w:t>
-      </w:r>
-    </w:p>
-    <w:p>
-      <w:r>
-        <w:pict w14:anchorId="31467688">
+          <w:b/>
+          <w:bCs/>
+        </w:rPr>
+        <w:t>17. Abrir puerto para un servicio</w:t>
+      </w:r>
+    </w:p>
+    <w:p>
+      <w:r>
+        <w:t>sudo ufw allow 8080/tcp</w:t>
+      </w:r>
+    </w:p>
+    <w:p>
+      <w:r>
+        <w:pict w14:anchorId="1CD218F7">
           <v:rect id="_x0000_i1237" style="width:0;height:1.5pt" o:hralign="center" o:hrstd="t" o:hr="t" fillcolor="#a0a0a0" stroked="f"/>
         </w:pict>
       </w:r>
@@ -19863,22 +20703,17 @@
           <w:b/>
           <w:bCs/>
         </w:rPr>
-        <w:t>23. Forzar autenticación por clave pública</w:t>
-      </w:r>
-    </w:p>
-    <w:p>
-      <w:r>
-        <w:t>Modificar:</w:t>
-      </w:r>
-    </w:p>
-    <w:p>
-      <w:r>
-        <w:t>PasswordAuthentication no</w:t>
-      </w:r>
-    </w:p>
-    <w:p>
-      <w:r>
-        <w:pict w14:anchorId="773E1D83">
+        <w:t>18. Bloquear puerto</w:t>
+      </w:r>
+    </w:p>
+    <w:p>
+      <w:r>
+        <w:t>sudo ufw deny 23/tcp</w:t>
+      </w:r>
+    </w:p>
+    <w:p>
+      <w:r>
+        <w:pict w14:anchorId="431471C1">
           <v:rect id="_x0000_i1238" style="width:0;height:1.5pt" o:hralign="center" o:hrstd="t" o:hr="t" fillcolor="#a0a0a0" stroked="f"/>
         </w:pict>
       </w:r>
@@ -19895,17 +20730,17 @@
           <w:b/>
           <w:bCs/>
         </w:rPr>
-        <w:t>24. Probar fallo de DNS</w:t>
-      </w:r>
-    </w:p>
-    <w:p>
-      <w:r>
-        <w:t>Cambiar DNS a uno incorrecto y probar ping a dominio.</w:t>
-      </w:r>
-    </w:p>
-    <w:p>
-      <w:r>
-        <w:pict w14:anchorId="24FF3030">
+        <w:t>19. Ver reglas activas de firewall</w:t>
+      </w:r>
+    </w:p>
+    <w:p>
+      <w:r>
+        <w:t>sudo ufw status verbose</w:t>
+      </w:r>
+    </w:p>
+    <w:p>
+      <w:r>
+        <w:pict w14:anchorId="025CD188">
           <v:rect id="_x0000_i1239" style="width:0;height:1.5pt" o:hralign="center" o:hrstd="t" o:hr="t" fillcolor="#a0a0a0" stroked="f"/>
         </w:pict>
       </w:r>
@@ -19922,18 +20757,17 @@
           <w:b/>
           <w:bCs/>
         </w:rPr>
-        <w:t>25. Analizar tráfico activo por proceso</w:t>
-      </w:r>
-    </w:p>
-    <w:p>
-      <w:r>
-        <w:lastRenderedPageBreak/>
-        <w:t>ss -tp</w:t>
-      </w:r>
-    </w:p>
-    <w:p>
-      <w:r>
-        <w:pict w14:anchorId="6CE8762E">
+        <w:t>20. Conectarte por SSH desde otra máquina</w:t>
+      </w:r>
+    </w:p>
+    <w:p>
+      <w:r>
+        <w:t>ssh usuario@IP</w:t>
+      </w:r>
+    </w:p>
+    <w:p>
+      <w:r>
+        <w:pict w14:anchorId="3DDF0EC5">
           <v:rect id="_x0000_i1240" style="width:0;height:1.5pt" o:hralign="center" o:hrstd="t" o:hr="t" fillcolor="#a0a0a0" stroked="f"/>
         </w:pict>
       </w:r>
@@ -19947,20 +20781,69 @@
       </w:pPr>
       <w:r>
         <w:rPr>
-          <w:b/>
-          <w:bCs/>
-        </w:rPr>
-        <w:t>26. Crear una red virtual interna entre dos VMs</w:t>
-      </w:r>
-    </w:p>
-    <w:p>
-      <w:r>
-        <w:t>Asignar IPs manualmente y probar ping entre ellas.</w:t>
-      </w:r>
-    </w:p>
-    <w:p>
-      <w:r>
-        <w:pict w14:anchorId="2D0AAD43">
+          <w:rFonts w:ascii="Segoe UI Emoji" w:hAnsi="Segoe UI Emoji" w:cs="Segoe UI Emoji"/>
+          <w:b/>
+          <w:bCs/>
+        </w:rPr>
+        <w:t>✅</w:t>
+      </w:r>
+      <w:r>
+        <w:rPr>
+          <w:b/>
+          <w:bCs/>
+        </w:rPr>
+        <w:t xml:space="preserve"> AVANZADOS (21–30)</w:t>
+      </w:r>
+    </w:p>
+    <w:p>
+      <w:pPr>
+        <w:rPr>
+          <w:b/>
+          <w:bCs/>
+        </w:rPr>
+      </w:pPr>
+      <w:r>
+        <w:rPr>
+          <w:b/>
+          <w:bCs/>
+        </w:rPr>
+        <w:t>21. Cambiar el puerto por defecto de SSH</w:t>
+      </w:r>
+    </w:p>
+    <w:p>
+      <w:r>
+        <w:t>Editar:</w:t>
+      </w:r>
+    </w:p>
+    <w:p>
+      <w:r>
+        <w:lastRenderedPageBreak/>
+        <w:t>sudo nano /etc/ssh/sshd_config</w:t>
+      </w:r>
+    </w:p>
+    <w:p>
+      <w:pPr>
+        <w:rPr>
+          <w:b/>
+          <w:bCs/>
+        </w:rPr>
+      </w:pPr>
+      <w:r>
+        <w:rPr>
+          <w:b/>
+          <w:bCs/>
+        </w:rPr>
+        <w:t>22. Comprobar que SSH escucha en el nuevo puerto</w:t>
+      </w:r>
+    </w:p>
+    <w:p>
+      <w:r>
+        <w:t>ss -tulnp | grep ssh</w:t>
+      </w:r>
+    </w:p>
+    <w:p>
+      <w:r>
+        <w:pict w14:anchorId="31467688">
           <v:rect id="_x0000_i1241" style="width:0;height:1.5pt" o:hralign="center" o:hrstd="t" o:hr="t" fillcolor="#a0a0a0" stroked="f"/>
         </w:pict>
       </w:r>
@@ -19977,6 +20860,119 @@
           <w:b/>
           <w:bCs/>
         </w:rPr>
+        <w:t>23. Forzar autenticación por clave pública</w:t>
+      </w:r>
+    </w:p>
+    <w:p>
+      <w:r>
+        <w:t>Modificar:</w:t>
+      </w:r>
+    </w:p>
+    <w:p>
+      <w:r>
+        <w:t>PasswordAuthentication no</w:t>
+      </w:r>
+    </w:p>
+    <w:p>
+      <w:r>
+        <w:pict w14:anchorId="773E1D83">
+          <v:rect id="_x0000_i1242" style="width:0;height:1.5pt" o:hralign="center" o:hrstd="t" o:hr="t" fillcolor="#a0a0a0" stroked="f"/>
+        </w:pict>
+      </w:r>
+    </w:p>
+    <w:p>
+      <w:pPr>
+        <w:rPr>
+          <w:b/>
+          <w:bCs/>
+        </w:rPr>
+      </w:pPr>
+      <w:r>
+        <w:rPr>
+          <w:b/>
+          <w:bCs/>
+        </w:rPr>
+        <w:t>24. Probar fallo de DNS</w:t>
+      </w:r>
+    </w:p>
+    <w:p>
+      <w:r>
+        <w:t>Cambiar DNS a uno incorrecto y probar ping a dominio.</w:t>
+      </w:r>
+    </w:p>
+    <w:p>
+      <w:r>
+        <w:pict w14:anchorId="24FF3030">
+          <v:rect id="_x0000_i1243" style="width:0;height:1.5pt" o:hralign="center" o:hrstd="t" o:hr="t" fillcolor="#a0a0a0" stroked="f"/>
+        </w:pict>
+      </w:r>
+    </w:p>
+    <w:p>
+      <w:pPr>
+        <w:rPr>
+          <w:b/>
+          <w:bCs/>
+        </w:rPr>
+      </w:pPr>
+      <w:r>
+        <w:rPr>
+          <w:b/>
+          <w:bCs/>
+        </w:rPr>
+        <w:t>25. Analizar tráfico activo por proceso</w:t>
+      </w:r>
+    </w:p>
+    <w:p>
+      <w:r>
+        <w:t>ss -tp</w:t>
+      </w:r>
+    </w:p>
+    <w:p>
+      <w:r>
+        <w:pict w14:anchorId="6CE8762E">
+          <v:rect id="_x0000_i1244" style="width:0;height:1.5pt" o:hralign="center" o:hrstd="t" o:hr="t" fillcolor="#a0a0a0" stroked="f"/>
+        </w:pict>
+      </w:r>
+    </w:p>
+    <w:p>
+      <w:pPr>
+        <w:rPr>
+          <w:b/>
+          <w:bCs/>
+        </w:rPr>
+      </w:pPr>
+      <w:r>
+        <w:rPr>
+          <w:b/>
+          <w:bCs/>
+        </w:rPr>
+        <w:t>26. Crear una red virtual interna entre dos VMs</w:t>
+      </w:r>
+    </w:p>
+    <w:p>
+      <w:r>
+        <w:t>Asignar IPs manualmente y probar ping entre ellas.</w:t>
+      </w:r>
+    </w:p>
+    <w:p>
+      <w:r>
+        <w:pict w14:anchorId="2D0AAD43">
+          <v:rect id="_x0000_i1245" style="width:0;height:1.5pt" o:hralign="center" o:hrstd="t" o:hr="t" fillcolor="#a0a0a0" stroked="f"/>
+        </w:pict>
+      </w:r>
+    </w:p>
+    <w:p>
+      <w:pPr>
+        <w:rPr>
+          <w:b/>
+          <w:bCs/>
+        </w:rPr>
+      </w:pPr>
+      <w:r>
+        <w:rPr>
+          <w:b/>
+          <w:bCs/>
+        </w:rPr>
         <w:t>27. Hacer port forwarding en VirtualBox</w:t>
       </w:r>
     </w:p>
@@ -19988,7 +20984,7 @@
     <w:p>
       <w:r>
         <w:pict w14:anchorId="0DA5A235">
-          <v:rect id="_x0000_i1242" style="width:0;height:1.5pt" o:hralign="center" o:hrstd="t" o:hr="t" fillcolor="#a0a0a0" stroked="f"/>
+          <v:rect id="_x0000_i1246" style="width:0;height:1.5pt" o:hralign="center" o:hrstd="t" o:hr="t" fillcolor="#a0a0a0" stroked="f"/>
         </w:pict>
       </w:r>
     </w:p>
@@ -20059,7 +21055,7 @@
     <w:p>
       <w:r>
         <w:pict w14:anchorId="264C8DF1">
-          <v:rect id="_x0000_i1243" style="width:0;height:1.5pt" o:hralign="center" o:hrstd="t" o:hr="t" fillcolor="#a0a0a0" stroked="f"/>
+          <v:rect id="_x0000_i1247" style="width:0;height:1.5pt" o:hralign="center" o:hrstd="t" o:hr="t" fillcolor="#a0a0a0" stroked="f"/>
         </w:pict>
       </w:r>
     </w:p>
@@ -20088,6 +21084,7 @@
         <w:rPr>
           <w:lang w:val="en-GB"/>
         </w:rPr>
+        <w:lastRenderedPageBreak/>
         <w:t>sudo ip link set enp0s3 down</w:t>
       </w:r>
     </w:p>
@@ -20120,7 +21117,7 @@
     <w:p>
       <w:r>
         <w:pict w14:anchorId="61EE235A">
-          <v:rect id="_x0000_i1244" style="width:0;height:1.5pt" o:hralign="center" o:hrstd="t" o:hr="t" fillcolor="#a0a0a0" stroked="f"/>
+          <v:rect id="_x0000_i1248" style="width:0;height:1.5pt" o:hralign="center" o:hrstd="t" o:hr="t" fillcolor="#a0a0a0" stroked="f"/>
         </w:pict>
       </w:r>
     </w:p>
@@ -20152,7 +21149,7 @@
     <w:p>
       <w:r>
         <w:pict w14:anchorId="07CF1482">
-          <v:rect id="_x0000_i1245" style="width:0;height:1.5pt" o:hralign="center" o:hrstd="t" o:hr="t" fillcolor="#a0a0a0" stroked="f"/>
+          <v:rect id="_x0000_i1249" style="width:0;height:1.5pt" o:hralign="center" o:hrstd="t" o:hr="t" fillcolor="#a0a0a0" stroked="f"/>
         </w:pict>
       </w:r>
     </w:p>
@@ -20211,9 +21208,8 @@
     </w:p>
     <w:p>
       <w:r>
-        <w:lastRenderedPageBreak/>
         <w:pict w14:anchorId="2E52666A">
-          <v:rect id="_x0000_i1246" style="width:0;height:1.5pt" o:hralign="center" o:hrstd="t" o:hr="t" fillcolor="#a0a0a0" stroked="f"/>
+          <v:rect id="_x0000_i1250" style="width:0;height:1.5pt" o:hralign="center" o:hrstd="t" o:hr="t" fillcolor="#a0a0a0" stroked="f"/>
         </w:pict>
       </w:r>
     </w:p>
@@ -20414,6 +21410,7 @@
         </w:numPr>
       </w:pPr>
       <w:r>
+        <w:lastRenderedPageBreak/>
         <w:t>Documentar todo:</w:t>
       </w:r>
     </w:p>
@@ -20464,7 +21461,7 @@
     <w:p>
       <w:r>
         <w:pict w14:anchorId="2A2FCA46">
-          <v:rect id="_x0000_i1247" style="width:0;height:1.5pt" o:hralign="center" o:hrstd="t" o:hr="t" fillcolor="#a0a0a0" stroked="f"/>
+          <v:rect id="_x0000_i1251" style="width:0;height:1.5pt" o:hralign="center" o:hrstd="t" o:hr="t" fillcolor="#a0a0a0" stroked="f"/>
         </w:pict>
       </w:r>
     </w:p>
@@ -20539,7 +21536,6 @@
         </w:numPr>
       </w:pPr>
       <w:r>
-        <w:lastRenderedPageBreak/>
         <w:t>sus dependencias,</w:t>
       </w:r>
     </w:p>
@@ -20631,308 +21627,6 @@
     <w:p>
       <w:r>
         <w:pict w14:anchorId="6F406722">
-          <v:rect id="_x0000_i1248" style="width:0;height:1.5pt" o:hralign="center" o:hrstd="t" o:hr="t" fillcolor="#a0a0a0" stroked="f"/>
-        </w:pict>
-      </w:r>
-    </w:p>
-    <w:p>
-      <w:pPr>
-        <w:rPr>
-          <w:b/>
-          <w:bCs/>
-        </w:rPr>
-      </w:pPr>
-      <w:r>
-        <w:rPr>
-          <w:rFonts w:ascii="Segoe UI Emoji" w:hAnsi="Segoe UI Emoji" w:cs="Segoe UI Emoji"/>
-          <w:b/>
-          <w:bCs/>
-        </w:rPr>
-        <w:t>📘</w:t>
-      </w:r>
-      <w:r>
-        <w:rPr>
-          <w:b/>
-          <w:bCs/>
-        </w:rPr>
-        <w:t xml:space="preserve"> 7.2. APT: el gestor de paquetes de Ubuntu</w:t>
-      </w:r>
-    </w:p>
-    <w:p>
-      <w:r>
-        <w:t>Comando para actualizar la lista de paquetes:</w:t>
-      </w:r>
-    </w:p>
-    <w:p>
-      <w:r>
-        <w:t>sudo apt update</w:t>
-      </w:r>
-    </w:p>
-    <w:p>
-      <w:r>
-        <w:t>Actualizar programas instalados:</w:t>
-      </w:r>
-    </w:p>
-    <w:p>
-      <w:r>
-        <w:t>sudo apt upgrade</w:t>
-      </w:r>
-    </w:p>
-    <w:p>
-      <w:r>
-        <w:t>Instalar un programa:</w:t>
-      </w:r>
-    </w:p>
-    <w:p>
-      <w:r>
-        <w:t>sudo apt install nombre_paquete</w:t>
-      </w:r>
-    </w:p>
-    <w:p>
-      <w:r>
-        <w:t>Eliminar paquete:</w:t>
-      </w:r>
-    </w:p>
-    <w:p>
-      <w:r>
-        <w:t>sudo apt remove nombre_paquete</w:t>
-      </w:r>
-    </w:p>
-    <w:p>
-      <w:r>
-        <w:t>Eliminar su configuración:</w:t>
-      </w:r>
-    </w:p>
-    <w:p>
-      <w:r>
-        <w:t>sudo apt purge nombre_paquete</w:t>
-      </w:r>
-    </w:p>
-    <w:p>
-      <w:r>
-        <w:t>Buscar paquetes:</w:t>
-      </w:r>
-    </w:p>
-    <w:p>
-      <w:r>
-        <w:t>apt search nombre</w:t>
-      </w:r>
-    </w:p>
-    <w:p>
-      <w:r>
-        <w:t>Ver información:</w:t>
-      </w:r>
-    </w:p>
-    <w:p>
-      <w:r>
-        <w:t>apt show nombre</w:t>
-      </w:r>
-    </w:p>
-    <w:p>
-      <w:r>
-        <w:pict w14:anchorId="14C178FE">
-          <v:rect id="_x0000_i1249" style="width:0;height:1.5pt" o:hralign="center" o:hrstd="t" o:hr="t" fillcolor="#a0a0a0" stroked="f"/>
-        </w:pict>
-      </w:r>
-    </w:p>
-    <w:p>
-      <w:pPr>
-        <w:rPr>
-          <w:b/>
-          <w:bCs/>
-        </w:rPr>
-      </w:pPr>
-      <w:r>
-        <w:rPr>
-          <w:rFonts w:ascii="Segoe UI Emoji" w:hAnsi="Segoe UI Emoji" w:cs="Segoe UI Emoji"/>
-          <w:b/>
-          <w:bCs/>
-        </w:rPr>
-        <w:t>📘</w:t>
-      </w:r>
-      <w:r>
-        <w:rPr>
-          <w:b/>
-          <w:bCs/>
-        </w:rPr>
-        <w:t xml:space="preserve"> 7.3. Limpieza del sistema APT</w:t>
-      </w:r>
-    </w:p>
-    <w:p>
-      <w:r>
-        <w:t>Eliminar dependencias no usadas:</w:t>
-      </w:r>
-    </w:p>
-    <w:p>
-      <w:r>
-        <w:t>sudo apt autoremove</w:t>
-      </w:r>
-    </w:p>
-    <w:p>
-      <w:r>
-        <w:t>Limpiar la caché de descargas:</w:t>
-      </w:r>
-    </w:p>
-    <w:p>
-      <w:r>
-        <w:t>sudo apt clean</w:t>
-      </w:r>
-    </w:p>
-    <w:p>
-      <w:r>
-        <w:lastRenderedPageBreak/>
-        <w:t>Ver espacio ocupado por paquetes:</w:t>
-      </w:r>
-    </w:p>
-    <w:p>
-      <w:r>
-        <w:t>du -sh /var/cache/apt</w:t>
-      </w:r>
-    </w:p>
-    <w:p>
-      <w:r>
-        <w:pict w14:anchorId="5D4B62A4">
-          <v:rect id="_x0000_i1250" style="width:0;height:1.5pt" o:hralign="center" o:hrstd="t" o:hr="t" fillcolor="#a0a0a0" stroked="f"/>
-        </w:pict>
-      </w:r>
-    </w:p>
-    <w:p>
-      <w:pPr>
-        <w:rPr>
-          <w:b/>
-          <w:bCs/>
-        </w:rPr>
-      </w:pPr>
-      <w:r>
-        <w:rPr>
-          <w:rFonts w:ascii="Segoe UI Emoji" w:hAnsi="Segoe UI Emoji" w:cs="Segoe UI Emoji"/>
-          <w:b/>
-          <w:bCs/>
-        </w:rPr>
-        <w:t>📘</w:t>
-      </w:r>
-      <w:r>
-        <w:rPr>
-          <w:b/>
-          <w:bCs/>
-        </w:rPr>
-        <w:t xml:space="preserve"> 7.4. Gestión de repositorios APT</w:t>
-      </w:r>
-    </w:p>
-    <w:p>
-      <w:r>
-        <w:t>Los repositorios están en:</w:t>
-      </w:r>
-    </w:p>
-    <w:p>
-      <w:pPr>
-        <w:rPr>
-          <w:lang w:val="en-GB"/>
-        </w:rPr>
-      </w:pPr>
-      <w:r>
-        <w:rPr>
-          <w:lang w:val="en-GB"/>
-        </w:rPr>
-        <w:t>/etc/apt/sources.list</w:t>
-      </w:r>
-    </w:p>
-    <w:p>
-      <w:pPr>
-        <w:rPr>
-          <w:lang w:val="en-GB"/>
-        </w:rPr>
-      </w:pPr>
-      <w:r>
-        <w:rPr>
-          <w:lang w:val="en-GB"/>
-        </w:rPr>
-        <w:t>/etc/apt/sources.list.d/</w:t>
-      </w:r>
-    </w:p>
-    <w:p>
-      <w:r>
-        <w:t>Añadir repositorio:</w:t>
-      </w:r>
-    </w:p>
-    <w:p>
-      <w:r>
-        <w:t>sudo add-apt-repository ppa:nombre/ppa</w:t>
-      </w:r>
-    </w:p>
-    <w:p>
-      <w:r>
-        <w:t>Actualizar:</w:t>
-      </w:r>
-    </w:p>
-    <w:p>
-      <w:r>
-        <w:t>sudo apt update</w:t>
-      </w:r>
-    </w:p>
-    <w:p>
-      <w:r>
-        <w:pict w14:anchorId="30141A86">
-          <v:rect id="_x0000_i1251" style="width:0;height:1.5pt" o:hralign="center" o:hrstd="t" o:hr="t" fillcolor="#a0a0a0" stroked="f"/>
-        </w:pict>
-      </w:r>
-    </w:p>
-    <w:p>
-      <w:pPr>
-        <w:rPr>
-          <w:b/>
-          <w:bCs/>
-        </w:rPr>
-      </w:pPr>
-      <w:r>
-        <w:rPr>
-          <w:rFonts w:ascii="Segoe UI Emoji" w:hAnsi="Segoe UI Emoji" w:cs="Segoe UI Emoji"/>
-          <w:b/>
-          <w:bCs/>
-        </w:rPr>
-        <w:t>📘</w:t>
-      </w:r>
-      <w:r>
-        <w:rPr>
-          <w:b/>
-          <w:bCs/>
-        </w:rPr>
-        <w:t xml:space="preserve"> 7.5. Paquetes .deb</w:t>
-      </w:r>
-    </w:p>
-    <w:p>
-      <w:r>
-        <w:t>Instalar un .deb descargado:</w:t>
-      </w:r>
-    </w:p>
-    <w:p>
-      <w:r>
-        <w:t>sudo dpkg -i archivo.deb</w:t>
-      </w:r>
-    </w:p>
-    <w:p>
-      <w:r>
-        <w:t>Si faltan dependencias:</w:t>
-      </w:r>
-    </w:p>
-    <w:p>
-      <w:r>
-        <w:t>sudo apt -f install</w:t>
-      </w:r>
-    </w:p>
-    <w:p>
-      <w:r>
-        <w:t>Eliminar paquete instalado desde .deb:</w:t>
-      </w:r>
-    </w:p>
-    <w:p>
-      <w:r>
-        <w:t>sudo dpkg -r nombre</w:t>
-      </w:r>
-    </w:p>
-    <w:p>
-      <w:r>
-        <w:pict w14:anchorId="0E4A6491">
           <v:rect id="_x0000_i1252" style="width:0;height:1.5pt" o:hralign="center" o:hrstd="t" o:hr="t" fillcolor="#a0a0a0" stroked="f"/>
         </w:pict>
       </w:r>
@@ -20957,53 +21651,83 @@
           <w:b/>
           <w:bCs/>
         </w:rPr>
-        <w:t xml:space="preserve"> 7.6. Snap: paquetes autocontenidos</w:t>
-      </w:r>
-    </w:p>
-    <w:p>
-      <w:r>
-        <w:t>Listar Snaps:</w:t>
-      </w:r>
-    </w:p>
-    <w:p>
-      <w:r>
-        <w:t>snap list</w:t>
-      </w:r>
-    </w:p>
-    <w:p>
-      <w:r>
-        <w:t>Instalar:</w:t>
-      </w:r>
-    </w:p>
-    <w:p>
-      <w:r>
-        <w:t>sudo snap install nombre</w:t>
-      </w:r>
-    </w:p>
-    <w:p>
-      <w:r>
-        <w:t>Eliminar:</w:t>
-      </w:r>
-    </w:p>
-    <w:p>
-      <w:r>
-        <w:t>sudo snap remove nombre</w:t>
-      </w:r>
-    </w:p>
-    <w:p>
-      <w:r>
-        <w:t>Actualizar todos los snaps:</w:t>
+        <w:t xml:space="preserve"> 7.2. APT: el gestor de paquetes de Ubuntu</w:t>
+      </w:r>
+    </w:p>
+    <w:p>
+      <w:r>
+        <w:t>Comando para actualizar la lista de paquetes:</w:t>
+      </w:r>
+    </w:p>
+    <w:p>
+      <w:r>
+        <w:t>sudo apt update</w:t>
+      </w:r>
+    </w:p>
+    <w:p>
+      <w:r>
+        <w:t>Actualizar programas instalados:</w:t>
+      </w:r>
+    </w:p>
+    <w:p>
+      <w:r>
+        <w:t>sudo apt upgrade</w:t>
+      </w:r>
+    </w:p>
+    <w:p>
+      <w:r>
+        <w:t>Instalar un programa:</w:t>
+      </w:r>
+    </w:p>
+    <w:p>
+      <w:r>
+        <w:t>sudo apt install nombre_paquete</w:t>
+      </w:r>
+    </w:p>
+    <w:p>
+      <w:r>
+        <w:t>Eliminar paquete:</w:t>
+      </w:r>
+    </w:p>
+    <w:p>
+      <w:r>
+        <w:t>sudo apt remove nombre_paquete</w:t>
       </w:r>
     </w:p>
     <w:p>
       <w:r>
         <w:lastRenderedPageBreak/>
-        <w:t>sudo snap refresh</w:t>
-      </w:r>
-    </w:p>
-    <w:p>
-      <w:r>
-        <w:pict w14:anchorId="5700D901">
+        <w:t>Eliminar su configuración:</w:t>
+      </w:r>
+    </w:p>
+    <w:p>
+      <w:r>
+        <w:t>sudo apt purge nombre_paquete</w:t>
+      </w:r>
+    </w:p>
+    <w:p>
+      <w:r>
+        <w:t>Buscar paquetes:</w:t>
+      </w:r>
+    </w:p>
+    <w:p>
+      <w:r>
+        <w:t>apt search nombre</w:t>
+      </w:r>
+    </w:p>
+    <w:p>
+      <w:r>
+        <w:t>Ver información:</w:t>
+      </w:r>
+    </w:p>
+    <w:p>
+      <w:r>
+        <w:t>apt show nombre</w:t>
+      </w:r>
+    </w:p>
+    <w:p>
+      <w:r>
+        <w:pict w14:anchorId="14C178FE">
           <v:rect id="_x0000_i1253" style="width:0;height:1.5pt" o:hralign="center" o:hrstd="t" o:hr="t" fillcolor="#a0a0a0" stroked="f"/>
         </w:pict>
       </w:r>
@@ -21028,22 +21752,42 @@
           <w:b/>
           <w:bCs/>
         </w:rPr>
-        <w:t xml:space="preserve"> 7.7. Flatpak (opcional si lo deseas en FP)</w:t>
-      </w:r>
-    </w:p>
-    <w:p>
-      <w:r>
-        <w:t>Instalar:</w:t>
-      </w:r>
-    </w:p>
-    <w:p>
-      <w:r>
-        <w:t>sudo apt install flatpak</w:t>
-      </w:r>
-    </w:p>
-    <w:p>
-      <w:r>
-        <w:pict w14:anchorId="5691DC65">
+        <w:t xml:space="preserve"> 7.3. Limpieza del sistema APT</w:t>
+      </w:r>
+    </w:p>
+    <w:p>
+      <w:r>
+        <w:t>Eliminar dependencias no usadas:</w:t>
+      </w:r>
+    </w:p>
+    <w:p>
+      <w:r>
+        <w:t>sudo apt autoremove</w:t>
+      </w:r>
+    </w:p>
+    <w:p>
+      <w:r>
+        <w:t>Limpiar la caché de descargas:</w:t>
+      </w:r>
+    </w:p>
+    <w:p>
+      <w:r>
+        <w:t>sudo apt clean</w:t>
+      </w:r>
+    </w:p>
+    <w:p>
+      <w:r>
+        <w:t>Ver espacio ocupado por paquetes:</w:t>
+      </w:r>
+    </w:p>
+    <w:p>
+      <w:r>
+        <w:t>du -sh /var/cache/apt</w:t>
+      </w:r>
+    </w:p>
+    <w:p>
+      <w:r>
+        <w:pict w14:anchorId="5D4B62A4">
           <v:rect id="_x0000_i1254" style="width:0;height:1.5pt" o:hralign="center" o:hrstd="t" o:hr="t" fillcolor="#a0a0a0" stroked="f"/>
         </w:pict>
       </w:r>
@@ -21061,19 +21805,70 @@
           <w:b/>
           <w:bCs/>
         </w:rPr>
-        <w:t>🟩</w:t>
-      </w:r>
-      <w:r>
-        <w:rPr>
-          <w:b/>
-          <w:bCs/>
-        </w:rPr>
-        <w:t xml:space="preserve"> 30 EJERCICIOS PRÁCTICOS DEL MÓDULO 7</w:t>
-      </w:r>
-    </w:p>
-    <w:p>
-      <w:r>
-        <w:pict w14:anchorId="34C0F126">
+        <w:t>📘</w:t>
+      </w:r>
+      <w:r>
+        <w:rPr>
+          <w:b/>
+          <w:bCs/>
+        </w:rPr>
+        <w:t xml:space="preserve"> 7.4. Gestión de repositorios APT</w:t>
+      </w:r>
+    </w:p>
+    <w:p>
+      <w:r>
+        <w:t>Los repositorios están en:</w:t>
+      </w:r>
+    </w:p>
+    <w:p>
+      <w:pPr>
+        <w:rPr>
+          <w:lang w:val="en-GB"/>
+        </w:rPr>
+      </w:pPr>
+      <w:r>
+        <w:rPr>
+          <w:lang w:val="en-GB"/>
+        </w:rPr>
+        <w:t>/etc/apt/sources.list</w:t>
+      </w:r>
+    </w:p>
+    <w:p>
+      <w:pPr>
+        <w:rPr>
+          <w:lang w:val="en-GB"/>
+        </w:rPr>
+      </w:pPr>
+      <w:r>
+        <w:rPr>
+          <w:lang w:val="en-GB"/>
+        </w:rPr>
+        <w:t>/etc/apt/sources.list.d/</w:t>
+      </w:r>
+    </w:p>
+    <w:p>
+      <w:r>
+        <w:t>Añadir repositorio:</w:t>
+      </w:r>
+    </w:p>
+    <w:p>
+      <w:r>
+        <w:t>sudo add-apt-repository ppa:nombre/ppa</w:t>
+      </w:r>
+    </w:p>
+    <w:p>
+      <w:r>
+        <w:t>Actualizar:</w:t>
+      </w:r>
+    </w:p>
+    <w:p>
+      <w:r>
+        <w:t>sudo apt update</w:t>
+      </w:r>
+    </w:p>
+    <w:p>
+      <w:r>
+        <w:pict w14:anchorId="30141A86">
           <v:rect id="_x0000_i1255" style="width:0;height:1.5pt" o:hralign="center" o:hrstd="t" o:hr="t" fillcolor="#a0a0a0" stroked="f"/>
         </w:pict>
       </w:r>
@@ -21091,238 +21886,50 @@
           <w:b/>
           <w:bCs/>
         </w:rPr>
-        <w:t>✅</w:t>
-      </w:r>
-      <w:r>
-        <w:rPr>
-          <w:b/>
-          <w:bCs/>
-        </w:rPr>
-        <w:t xml:space="preserve"> BÁSICOS (1–10)</w:t>
-      </w:r>
-    </w:p>
-    <w:p>
-      <w:pPr>
-        <w:rPr>
-          <w:b/>
-          <w:bCs/>
-        </w:rPr>
-      </w:pPr>
-      <w:r>
-        <w:rPr>
-          <w:b/>
-          <w:bCs/>
-        </w:rPr>
-        <w:t>1. Actualizar la lista de paquetes</w:t>
-      </w:r>
-    </w:p>
-    <w:p>
-      <w:r>
-        <w:t>sudo apt update</w:t>
-      </w:r>
-    </w:p>
-    <w:p>
-      <w:pPr>
-        <w:rPr>
-          <w:b/>
-          <w:bCs/>
-        </w:rPr>
-      </w:pPr>
-      <w:r>
-        <w:rPr>
-          <w:b/>
-          <w:bCs/>
-        </w:rPr>
-        <w:t>2. Instalar el paquete htop</w:t>
-      </w:r>
-    </w:p>
-    <w:p>
-      <w:pPr>
-        <w:rPr>
-          <w:lang w:val="en-GB"/>
-        </w:rPr>
-      </w:pPr>
-      <w:r>
-        <w:rPr>
-          <w:lang w:val="en-GB"/>
-        </w:rPr>
-        <w:t>sudo apt install htop</w:t>
-      </w:r>
-    </w:p>
-    <w:p>
-      <w:pPr>
-        <w:rPr>
-          <w:b/>
-          <w:bCs/>
-          <w:lang w:val="en-GB"/>
-        </w:rPr>
-      </w:pPr>
-      <w:r>
-        <w:rPr>
-          <w:b/>
-          <w:bCs/>
-          <w:lang w:val="en-GB"/>
-        </w:rPr>
-        <w:t>3. Desinstalar htop</w:t>
-      </w:r>
-    </w:p>
-    <w:p>
-      <w:r>
-        <w:t>sudo apt remove htop</w:t>
-      </w:r>
-    </w:p>
-    <w:p>
-      <w:pPr>
-        <w:rPr>
-          <w:b/>
-          <w:bCs/>
-        </w:rPr>
-      </w:pPr>
-      <w:r>
-        <w:rPr>
-          <w:b/>
-          <w:bCs/>
-        </w:rPr>
-        <w:t>4. Buscar el paquete “curl”</w:t>
-      </w:r>
-    </w:p>
-    <w:p>
-      <w:r>
-        <w:t>apt search curl</w:t>
-      </w:r>
-    </w:p>
-    <w:p>
-      <w:pPr>
-        <w:rPr>
-          <w:b/>
-          <w:bCs/>
-        </w:rPr>
-      </w:pPr>
-      <w:r>
-        <w:rPr>
-          <w:b/>
-          <w:bCs/>
-        </w:rPr>
-        <w:t>5. Ver información del paquete curl</w:t>
-      </w:r>
-    </w:p>
-    <w:p>
-      <w:r>
-        <w:t>apt show curl</w:t>
-      </w:r>
-    </w:p>
-    <w:p>
-      <w:pPr>
-        <w:rPr>
-          <w:b/>
-          <w:bCs/>
-        </w:rPr>
-      </w:pPr>
-      <w:r>
-        <w:rPr>
-          <w:b/>
-          <w:bCs/>
-        </w:rPr>
-        <w:t>6. Instalar curl si no está instalado</w:t>
-      </w:r>
-    </w:p>
-    <w:p>
-      <w:r>
-        <w:t>sudo apt install curl</w:t>
-      </w:r>
-    </w:p>
-    <w:p>
-      <w:pPr>
-        <w:rPr>
-          <w:b/>
-          <w:bCs/>
-        </w:rPr>
-      </w:pPr>
-      <w:r>
-        <w:rPr>
-          <w:b/>
-          <w:bCs/>
-        </w:rPr>
-        <w:t>7. Actualizar todos los paquetes del sistema</w:t>
-      </w:r>
-    </w:p>
-    <w:p>
-      <w:r>
-        <w:t>sudo apt upgrade</w:t>
-      </w:r>
-    </w:p>
-    <w:p>
-      <w:pPr>
-        <w:rPr>
-          <w:b/>
-          <w:bCs/>
-        </w:rPr>
-      </w:pPr>
-      <w:r>
-        <w:rPr>
-          <w:b/>
-          <w:bCs/>
-        </w:rPr>
-        <w:t>8. Ver qué paquetes se han actualizado recientemente</w:t>
-      </w:r>
-    </w:p>
-    <w:p>
-      <w:pPr>
-        <w:rPr>
-          <w:lang w:val="en-GB"/>
-        </w:rPr>
-      </w:pPr>
-      <w:r>
-        <w:rPr>
-          <w:lang w:val="en-GB"/>
-        </w:rPr>
-        <w:t>grep "upgrade" /var/log/dpkg.log</w:t>
-      </w:r>
-    </w:p>
-    <w:p>
-      <w:pPr>
-        <w:rPr>
-          <w:b/>
-          <w:bCs/>
-        </w:rPr>
-      </w:pPr>
-      <w:r>
-        <w:rPr>
-          <w:b/>
-          <w:bCs/>
-        </w:rPr>
-        <w:t>9. Ejecutar limpieza del sistema</w:t>
-      </w:r>
-    </w:p>
-    <w:p>
-      <w:r>
-        <w:t>sudo apt autoremove</w:t>
-      </w:r>
-    </w:p>
-    <w:p>
-      <w:pPr>
-        <w:rPr>
-          <w:b/>
-          <w:bCs/>
-        </w:rPr>
-      </w:pPr>
-      <w:r>
-        <w:rPr>
-          <w:b/>
-          <w:bCs/>
-        </w:rPr>
-        <w:t>10. Limpiar caché del APT</w:t>
+        <w:t>📘</w:t>
+      </w:r>
+      <w:r>
+        <w:rPr>
+          <w:b/>
+          <w:bCs/>
+        </w:rPr>
+        <w:t xml:space="preserve"> 7.5. Paquetes .deb</w:t>
+      </w:r>
+    </w:p>
+    <w:p>
+      <w:r>
+        <w:t>Instalar un .deb descargado:</w:t>
+      </w:r>
+    </w:p>
+    <w:p>
+      <w:r>
+        <w:t>sudo dpkg -i archivo.deb</w:t>
+      </w:r>
+    </w:p>
+    <w:p>
+      <w:r>
+        <w:t>Si faltan dependencias:</w:t>
       </w:r>
     </w:p>
     <w:p>
       <w:r>
         <w:lastRenderedPageBreak/>
-        <w:t>sudo apt clean</w:t>
-      </w:r>
-    </w:p>
-    <w:p>
-      <w:r>
-        <w:pict w14:anchorId="68F00C34">
+        <w:t>sudo apt -f install</w:t>
+      </w:r>
+    </w:p>
+    <w:p>
+      <w:r>
+        <w:t>Eliminar paquete instalado desde .deb:</w:t>
+      </w:r>
+    </w:p>
+    <w:p>
+      <w:r>
+        <w:t>sudo dpkg -r nombre</w:t>
+      </w:r>
+    </w:p>
+    <w:p>
+      <w:r>
+        <w:pict w14:anchorId="0E4A6491">
           <v:rect id="_x0000_i1256" style="width:0;height:1.5pt" o:hralign="center" o:hrstd="t" o:hr="t" fillcolor="#a0a0a0" stroked="f"/>
         </w:pict>
       </w:r>
@@ -21340,274 +21947,59 @@
           <w:b/>
           <w:bCs/>
         </w:rPr>
-        <w:t>✅</w:t>
-      </w:r>
-      <w:r>
-        <w:rPr>
-          <w:b/>
-          <w:bCs/>
-        </w:rPr>
-        <w:t xml:space="preserve"> INTERMEDIOS (11–20)</w:t>
-      </w:r>
-    </w:p>
-    <w:p>
-      <w:pPr>
-        <w:rPr>
-          <w:b/>
-          <w:bCs/>
-        </w:rPr>
-      </w:pPr>
-      <w:r>
-        <w:rPr>
-          <w:b/>
-          <w:bCs/>
-        </w:rPr>
-        <w:t>11. Abrir el archivo de repositorios</w:t>
-      </w:r>
-    </w:p>
-    <w:p>
-      <w:r>
-        <w:t>sudo nano /etc/apt/sources.list</w:t>
-      </w:r>
-    </w:p>
-    <w:p>
-      <w:pPr>
-        <w:rPr>
-          <w:b/>
-          <w:bCs/>
-        </w:rPr>
-      </w:pPr>
-      <w:r>
-        <w:rPr>
-          <w:b/>
-          <w:bCs/>
-        </w:rPr>
-        <w:t>12. Comprobar repositorios activos</w:t>
-      </w:r>
-    </w:p>
-    <w:p>
-      <w:pPr>
-        <w:rPr>
-          <w:lang w:val="en-GB"/>
-        </w:rPr>
-      </w:pPr>
-      <w:r>
-        <w:rPr>
-          <w:lang w:val="en-GB"/>
-        </w:rPr>
-        <w:t>ls /etc/apt/sources.list.d/</w:t>
-      </w:r>
-    </w:p>
-    <w:p>
-      <w:pPr>
-        <w:rPr>
-          <w:b/>
-          <w:bCs/>
-        </w:rPr>
-      </w:pPr>
-      <w:r>
-        <w:rPr>
-          <w:b/>
-          <w:bCs/>
-        </w:rPr>
-        <w:t>13. Añadir un PPA (de prueba, recomendado uno seguro)</w:t>
-      </w:r>
-    </w:p>
-    <w:p>
-      <w:r>
-        <w:t>Ejemplo:</w:t>
-      </w:r>
-    </w:p>
-    <w:p>
-      <w:pPr>
-        <w:rPr>
-          <w:lang w:val="en-GB"/>
-        </w:rPr>
-      </w:pPr>
-      <w:r>
-        <w:rPr>
-          <w:lang w:val="en-GB"/>
-        </w:rPr>
-        <w:t>sudo add-apt-repository ppa:deadsnakes/ppa</w:t>
-      </w:r>
-    </w:p>
-    <w:p>
-      <w:r>
-        <w:t>sudo apt update</w:t>
-      </w:r>
-    </w:p>
-    <w:p>
-      <w:pPr>
-        <w:rPr>
-          <w:b/>
-          <w:bCs/>
-        </w:rPr>
-      </w:pPr>
-      <w:r>
-        <w:rPr>
-          <w:b/>
-          <w:bCs/>
-        </w:rPr>
-        <w:t>14. Instalar una versión concreta de Python</w:t>
-      </w:r>
-    </w:p>
-    <w:p>
-      <w:r>
-        <w:t>sudo apt install python3.10</w:t>
-      </w:r>
-    </w:p>
-    <w:p>
-      <w:pPr>
-        <w:rPr>
-          <w:b/>
-          <w:bCs/>
-        </w:rPr>
-      </w:pPr>
-      <w:r>
-        <w:rPr>
-          <w:b/>
-          <w:bCs/>
-        </w:rPr>
-        <w:t>15. Revertir instalación (quitar el PPA si quieres)</w:t>
-      </w:r>
-    </w:p>
-    <w:p>
-      <w:pPr>
-        <w:rPr>
-          <w:lang w:val="en-GB"/>
-        </w:rPr>
-      </w:pPr>
-      <w:r>
-        <w:rPr>
-          <w:lang w:val="en-GB"/>
-        </w:rPr>
-        <w:t>sudo add-apt-repository --remove ppa:deadsnakes/ppa</w:t>
-      </w:r>
-    </w:p>
-    <w:p>
-      <w:r>
-        <w:t>sudo apt update</w:t>
-      </w:r>
-    </w:p>
-    <w:p>
-      <w:pPr>
-        <w:rPr>
-          <w:b/>
-          <w:bCs/>
-        </w:rPr>
-      </w:pPr>
-      <w:r>
-        <w:rPr>
-          <w:b/>
-          <w:bCs/>
-        </w:rPr>
-        <w:t>16. Descargar un .deb de Google Chrome</w:t>
-      </w:r>
-    </w:p>
-    <w:p>
-      <w:pPr>
-        <w:rPr>
-          <w:lang w:val="en-GB"/>
-        </w:rPr>
-      </w:pPr>
-      <w:r>
-        <w:rPr>
-          <w:lang w:val="en-GB"/>
-        </w:rPr>
-        <w:t>wget https://dl.google.com/linux/direct/google-chrome-stable_current_amd64.deb</w:t>
-      </w:r>
-    </w:p>
-    <w:p>
-      <w:pPr>
-        <w:rPr>
-          <w:b/>
-          <w:bCs/>
-        </w:rPr>
-      </w:pPr>
-      <w:r>
-        <w:rPr>
-          <w:b/>
-          <w:bCs/>
-        </w:rPr>
-        <w:t>17. Instalar ese .deb</w:t>
-      </w:r>
-    </w:p>
-    <w:p>
-      <w:r>
-        <w:t>sudo dpkg -i google-chrome*.deb</w:t>
-      </w:r>
-    </w:p>
-    <w:p>
-      <w:pPr>
-        <w:rPr>
-          <w:b/>
-          <w:bCs/>
-        </w:rPr>
-      </w:pPr>
-      <w:r>
-        <w:rPr>
-          <w:b/>
-          <w:bCs/>
-        </w:rPr>
-        <w:t>18. Reparar dependencias si fallan</w:t>
-      </w:r>
-    </w:p>
-    <w:p>
-      <w:r>
-        <w:t>sudo apt -f install</w:t>
-      </w:r>
-    </w:p>
-    <w:p>
-      <w:pPr>
-        <w:rPr>
-          <w:b/>
-          <w:bCs/>
-        </w:rPr>
-      </w:pPr>
-      <w:r>
-        <w:rPr>
-          <w:b/>
-          <w:bCs/>
-        </w:rPr>
-        <w:t>19. Quitar el paquete instalado vía .deb</w:t>
-      </w:r>
-    </w:p>
-    <w:p>
-      <w:pPr>
-        <w:rPr>
-          <w:lang w:val="en-GB"/>
-        </w:rPr>
-      </w:pPr>
-      <w:r>
-        <w:rPr>
-          <w:lang w:val="en-GB"/>
-        </w:rPr>
-        <w:t>sudo dpkg -r google-chrome-stable</w:t>
-      </w:r>
-    </w:p>
-    <w:p>
-      <w:pPr>
-        <w:rPr>
-          <w:b/>
-          <w:bCs/>
-        </w:rPr>
-      </w:pPr>
-      <w:r>
-        <w:rPr>
-          <w:b/>
-          <w:bCs/>
-        </w:rPr>
-        <w:t>20. Mostrar paquetes instalados manualmente</w:t>
-      </w:r>
-    </w:p>
-    <w:p>
-      <w:r>
-        <w:t>apt-mark showmanual</w:t>
-      </w:r>
-    </w:p>
-    <w:p>
-      <w:r>
-        <w:pict w14:anchorId="5C111914">
+        <w:t>📘</w:t>
+      </w:r>
+      <w:r>
+        <w:rPr>
+          <w:b/>
+          <w:bCs/>
+        </w:rPr>
+        <w:t xml:space="preserve"> 7.6. Snap: paquetes autocontenidos</w:t>
+      </w:r>
+    </w:p>
+    <w:p>
+      <w:r>
+        <w:t>Listar Snaps:</w:t>
+      </w:r>
+    </w:p>
+    <w:p>
+      <w:r>
+        <w:t>snap list</w:t>
+      </w:r>
+    </w:p>
+    <w:p>
+      <w:r>
+        <w:t>Instalar:</w:t>
+      </w:r>
+    </w:p>
+    <w:p>
+      <w:r>
+        <w:t>sudo snap install nombre</w:t>
+      </w:r>
+    </w:p>
+    <w:p>
+      <w:r>
+        <w:t>Eliminar:</w:t>
+      </w:r>
+    </w:p>
+    <w:p>
+      <w:r>
+        <w:t>sudo snap remove nombre</w:t>
+      </w:r>
+    </w:p>
+    <w:p>
+      <w:r>
+        <w:t>Actualizar todos los snaps:</w:t>
+      </w:r>
+    </w:p>
+    <w:p>
+      <w:r>
+        <w:t>sudo snap refresh</w:t>
+      </w:r>
+    </w:p>
+    <w:p>
+      <w:r>
+        <w:pict w14:anchorId="5700D901">
           <v:rect id="_x0000_i1257" style="width:0;height:1.5pt" o:hralign="center" o:hrstd="t" o:hr="t" fillcolor="#a0a0a0" stroked="f"/>
         </w:pict>
       </w:r>
@@ -21625,255 +22017,29 @@
           <w:b/>
           <w:bCs/>
         </w:rPr>
-        <w:lastRenderedPageBreak/>
-        <w:t>✅</w:t>
-      </w:r>
-      <w:r>
-        <w:rPr>
-          <w:b/>
-          <w:bCs/>
-        </w:rPr>
-        <w:t xml:space="preserve"> AVANZADOS (21–30)</w:t>
-      </w:r>
-    </w:p>
-    <w:p>
-      <w:pPr>
-        <w:rPr>
-          <w:b/>
-          <w:bCs/>
-        </w:rPr>
-      </w:pPr>
-      <w:r>
-        <w:rPr>
-          <w:b/>
-          <w:bCs/>
-        </w:rPr>
-        <w:t>21. Listar todos los paquetes instalados</w:t>
-      </w:r>
-    </w:p>
-    <w:p>
-      <w:r>
-        <w:t>dpkg -l</w:t>
-      </w:r>
-    </w:p>
-    <w:p>
-      <w:pPr>
-        <w:rPr>
-          <w:b/>
-          <w:bCs/>
-        </w:rPr>
-      </w:pPr>
-      <w:r>
-        <w:rPr>
-          <w:b/>
-          <w:bCs/>
-        </w:rPr>
-        <w:t>22. Ver qué paquete instaló un comando</w:t>
-      </w:r>
-    </w:p>
-    <w:p>
-      <w:r>
-        <w:t>dpkg -S /usr/bin/python3</w:t>
-      </w:r>
-    </w:p>
-    <w:p>
-      <w:pPr>
-        <w:rPr>
-          <w:b/>
-          <w:bCs/>
-        </w:rPr>
-      </w:pPr>
-      <w:r>
-        <w:rPr>
-          <w:b/>
-          <w:bCs/>
-        </w:rPr>
-        <w:t>23. Bloquear actualizaciones de un paquete</w:t>
-      </w:r>
-    </w:p>
-    <w:p>
-      <w:r>
-        <w:t>sudo apt-mark hold nombre_paquete</w:t>
-      </w:r>
-    </w:p>
-    <w:p>
-      <w:pPr>
-        <w:rPr>
-          <w:b/>
-          <w:bCs/>
-        </w:rPr>
-      </w:pPr>
-      <w:r>
-        <w:rPr>
-          <w:b/>
-          <w:bCs/>
-        </w:rPr>
-        <w:t>24. Desbloquearlo</w:t>
-      </w:r>
-    </w:p>
-    <w:p>
-      <w:r>
-        <w:t>sudo apt-mark unhold nombre_paquete</w:t>
-      </w:r>
-    </w:p>
-    <w:p>
-      <w:pPr>
-        <w:rPr>
-          <w:b/>
-          <w:bCs/>
-        </w:rPr>
-      </w:pPr>
-      <w:r>
-        <w:rPr>
-          <w:b/>
-          <w:bCs/>
-        </w:rPr>
-        <w:t>25. Ver dependencias de un paquete</w:t>
-      </w:r>
-    </w:p>
-    <w:p>
-      <w:r>
-        <w:t>apt depends nombre</w:t>
-      </w:r>
-    </w:p>
-    <w:p>
-      <w:pPr>
-        <w:rPr>
-          <w:b/>
-          <w:bCs/>
-        </w:rPr>
-      </w:pPr>
-      <w:r>
-        <w:rPr>
-          <w:b/>
-          <w:bCs/>
-        </w:rPr>
-        <w:t>26. Ver qué paquetes dependen de él</w:t>
-      </w:r>
-    </w:p>
-    <w:p>
-      <w:r>
-        <w:t>apt rdepends nombre</w:t>
-      </w:r>
-    </w:p>
-    <w:p>
-      <w:pPr>
-        <w:rPr>
-          <w:b/>
-          <w:bCs/>
-        </w:rPr>
-      </w:pPr>
-      <w:r>
-        <w:rPr>
-          <w:b/>
-          <w:bCs/>
-        </w:rPr>
-        <w:t>27. Ver tamaño de un paquete antes de instalarlo</w:t>
-      </w:r>
-    </w:p>
-    <w:p>
-      <w:pPr>
-        <w:rPr>
-          <w:lang w:val="en-GB"/>
-        </w:rPr>
-      </w:pPr>
-      <w:r>
-        <w:rPr>
-          <w:lang w:val="en-GB"/>
-        </w:rPr>
-        <w:t>apt show paquete | grep Size</w:t>
-      </w:r>
-    </w:p>
-    <w:p>
-      <w:pPr>
-        <w:rPr>
-          <w:b/>
-          <w:bCs/>
-          <w:lang w:val="en-GB"/>
-        </w:rPr>
-      </w:pPr>
-      <w:r>
-        <w:rPr>
-          <w:b/>
-          <w:bCs/>
-          <w:lang w:val="en-GB"/>
-        </w:rPr>
-        <w:t>28. Instalar snap VLC</w:t>
-      </w:r>
-    </w:p>
-    <w:p>
-      <w:r>
-        <w:t>sudo snap install vlc</w:t>
-      </w:r>
-    </w:p>
-    <w:p>
-      <w:pPr>
-        <w:rPr>
-          <w:b/>
-          <w:bCs/>
-        </w:rPr>
-      </w:pPr>
-      <w:r>
-        <w:rPr>
-          <w:b/>
-          <w:bCs/>
-        </w:rPr>
-        <w:t>29. Comparar versiones APT y SNAP</w:t>
-      </w:r>
-    </w:p>
-    <w:p>
-      <w:r>
-        <w:t>apt show vlc   # si existe en apt</w:t>
-      </w:r>
-    </w:p>
-    <w:p>
-      <w:r>
-        <w:t>snap info vlc</w:t>
-      </w:r>
-    </w:p>
-    <w:p>
-      <w:pPr>
-        <w:rPr>
-          <w:b/>
-          <w:bCs/>
-        </w:rPr>
-      </w:pPr>
-      <w:r>
-        <w:rPr>
-          <w:b/>
-          <w:bCs/>
-        </w:rPr>
-        <w:t>30. Crear script automatizado de actualización</w:t>
-      </w:r>
-    </w:p>
-    <w:p>
-      <w:r>
-        <w:t>Crea actualizar.sh:</w:t>
-      </w:r>
-    </w:p>
-    <w:p>
-      <w:r>
-        <w:t>#!/bin/bash</w:t>
-      </w:r>
-    </w:p>
-    <w:p>
-      <w:r>
-        <w:t>sudo apt update &amp;&amp; sudo apt upgrade -y &amp;&amp; sudo snap refresh</w:t>
-      </w:r>
-    </w:p>
-    <w:p>
-      <w:r>
-        <w:t>Hazlo ejecutable:</w:t>
-      </w:r>
-    </w:p>
-    <w:p>
-      <w:r>
-        <w:t>chmod +x actualizar.sh</w:t>
-      </w:r>
-    </w:p>
-    <w:p>
-      <w:r>
-        <w:pict w14:anchorId="16FC0D94">
+        <w:t>📘</w:t>
+      </w:r>
+      <w:r>
+        <w:rPr>
+          <w:b/>
+          <w:bCs/>
+        </w:rPr>
+        <w:t xml:space="preserve"> 7.7. Flatpak (opcional si lo deseas en FP)</w:t>
+      </w:r>
+    </w:p>
+    <w:p>
+      <w:r>
+        <w:t>Instalar:</w:t>
+      </w:r>
+    </w:p>
+    <w:p>
+      <w:r>
+        <w:t>sudo apt install flatpak</w:t>
+      </w:r>
+    </w:p>
+    <w:p>
+      <w:r>
+        <w:pict w14:anchorId="5691DC65">
           <v:rect id="_x0000_i1258" style="width:0;height:1.5pt" o:hralign="center" o:hrstd="t" o:hr="t" fillcolor="#a0a0a0" stroked="f"/>
         </w:pict>
       </w:r>
@@ -21891,6 +22057,837 @@
           <w:b/>
           <w:bCs/>
         </w:rPr>
+        <w:t>🟩</w:t>
+      </w:r>
+      <w:r>
+        <w:rPr>
+          <w:b/>
+          <w:bCs/>
+        </w:rPr>
+        <w:t xml:space="preserve"> 30 EJERCICIOS PRÁCTICOS DEL MÓDULO 7</w:t>
+      </w:r>
+    </w:p>
+    <w:p>
+      <w:r>
+        <w:pict w14:anchorId="34C0F126">
+          <v:rect id="_x0000_i1259" style="width:0;height:1.5pt" o:hralign="center" o:hrstd="t" o:hr="t" fillcolor="#a0a0a0" stroked="f"/>
+        </w:pict>
+      </w:r>
+    </w:p>
+    <w:p>
+      <w:pPr>
+        <w:rPr>
+          <w:b/>
+          <w:bCs/>
+        </w:rPr>
+      </w:pPr>
+      <w:r>
+        <w:rPr>
+          <w:rFonts w:ascii="Segoe UI Emoji" w:hAnsi="Segoe UI Emoji" w:cs="Segoe UI Emoji"/>
+          <w:b/>
+          <w:bCs/>
+        </w:rPr>
+        <w:t>✅</w:t>
+      </w:r>
+      <w:r>
+        <w:rPr>
+          <w:b/>
+          <w:bCs/>
+        </w:rPr>
+        <w:t xml:space="preserve"> BÁSICOS (1–10)</w:t>
+      </w:r>
+    </w:p>
+    <w:p>
+      <w:pPr>
+        <w:rPr>
+          <w:b/>
+          <w:bCs/>
+        </w:rPr>
+      </w:pPr>
+      <w:r>
+        <w:rPr>
+          <w:b/>
+          <w:bCs/>
+        </w:rPr>
+        <w:t>1. Actualizar la lista de paquetes</w:t>
+      </w:r>
+    </w:p>
+    <w:p>
+      <w:r>
+        <w:t>sudo apt update</w:t>
+      </w:r>
+    </w:p>
+    <w:p>
+      <w:pPr>
+        <w:rPr>
+          <w:b/>
+          <w:bCs/>
+        </w:rPr>
+      </w:pPr>
+      <w:r>
+        <w:rPr>
+          <w:b/>
+          <w:bCs/>
+        </w:rPr>
+        <w:t>2. Instalar el paquete htop</w:t>
+      </w:r>
+    </w:p>
+    <w:p>
+      <w:pPr>
+        <w:rPr>
+          <w:lang w:val="en-GB"/>
+        </w:rPr>
+      </w:pPr>
+      <w:r>
+        <w:rPr>
+          <w:lang w:val="en-GB"/>
+        </w:rPr>
+        <w:t>sudo apt install htop</w:t>
+      </w:r>
+    </w:p>
+    <w:p>
+      <w:pPr>
+        <w:rPr>
+          <w:b/>
+          <w:bCs/>
+          <w:lang w:val="en-GB"/>
+        </w:rPr>
+      </w:pPr>
+      <w:r>
+        <w:rPr>
+          <w:b/>
+          <w:bCs/>
+          <w:lang w:val="en-GB"/>
+        </w:rPr>
+        <w:t>3. Desinstalar htop</w:t>
+      </w:r>
+    </w:p>
+    <w:p>
+      <w:r>
+        <w:t>sudo apt remove htop</w:t>
+      </w:r>
+    </w:p>
+    <w:p>
+      <w:pPr>
+        <w:rPr>
+          <w:b/>
+          <w:bCs/>
+        </w:rPr>
+      </w:pPr>
+      <w:r>
+        <w:rPr>
+          <w:b/>
+          <w:bCs/>
+        </w:rPr>
+        <w:t>4. Buscar el paquete “curl”</w:t>
+      </w:r>
+    </w:p>
+    <w:p>
+      <w:r>
+        <w:lastRenderedPageBreak/>
+        <w:t>apt search curl</w:t>
+      </w:r>
+    </w:p>
+    <w:p>
+      <w:pPr>
+        <w:rPr>
+          <w:b/>
+          <w:bCs/>
+        </w:rPr>
+      </w:pPr>
+      <w:r>
+        <w:rPr>
+          <w:b/>
+          <w:bCs/>
+        </w:rPr>
+        <w:t>5. Ver información del paquete curl</w:t>
+      </w:r>
+    </w:p>
+    <w:p>
+      <w:r>
+        <w:t>apt show curl</w:t>
+      </w:r>
+    </w:p>
+    <w:p>
+      <w:pPr>
+        <w:rPr>
+          <w:b/>
+          <w:bCs/>
+        </w:rPr>
+      </w:pPr>
+      <w:r>
+        <w:rPr>
+          <w:b/>
+          <w:bCs/>
+        </w:rPr>
+        <w:t>6. Instalar curl si no está instalado</w:t>
+      </w:r>
+    </w:p>
+    <w:p>
+      <w:r>
+        <w:t>sudo apt install curl</w:t>
+      </w:r>
+    </w:p>
+    <w:p>
+      <w:pPr>
+        <w:rPr>
+          <w:b/>
+          <w:bCs/>
+        </w:rPr>
+      </w:pPr>
+      <w:r>
+        <w:rPr>
+          <w:b/>
+          <w:bCs/>
+        </w:rPr>
+        <w:t>7. Actualizar todos los paquetes del sistema</w:t>
+      </w:r>
+    </w:p>
+    <w:p>
+      <w:r>
+        <w:t>sudo apt upgrade</w:t>
+      </w:r>
+    </w:p>
+    <w:p>
+      <w:pPr>
+        <w:rPr>
+          <w:b/>
+          <w:bCs/>
+        </w:rPr>
+      </w:pPr>
+      <w:r>
+        <w:rPr>
+          <w:b/>
+          <w:bCs/>
+        </w:rPr>
+        <w:t>8. Ver qué paquetes se han actualizado recientemente</w:t>
+      </w:r>
+    </w:p>
+    <w:p>
+      <w:pPr>
+        <w:rPr>
+          <w:lang w:val="en-GB"/>
+        </w:rPr>
+      </w:pPr>
+      <w:r>
+        <w:rPr>
+          <w:lang w:val="en-GB"/>
+        </w:rPr>
+        <w:t>grep "upgrade" /var/log/dpkg.log</w:t>
+      </w:r>
+    </w:p>
+    <w:p>
+      <w:pPr>
+        <w:rPr>
+          <w:b/>
+          <w:bCs/>
+        </w:rPr>
+      </w:pPr>
+      <w:r>
+        <w:rPr>
+          <w:b/>
+          <w:bCs/>
+        </w:rPr>
+        <w:t>9. Ejecutar limpieza del sistema</w:t>
+      </w:r>
+    </w:p>
+    <w:p>
+      <w:r>
+        <w:t>sudo apt autoremove</w:t>
+      </w:r>
+    </w:p>
+    <w:p>
+      <w:pPr>
+        <w:rPr>
+          <w:b/>
+          <w:bCs/>
+        </w:rPr>
+      </w:pPr>
+      <w:r>
+        <w:rPr>
+          <w:b/>
+          <w:bCs/>
+        </w:rPr>
+        <w:t>10. Limpiar caché del APT</w:t>
+      </w:r>
+    </w:p>
+    <w:p>
+      <w:r>
+        <w:t>sudo apt clean</w:t>
+      </w:r>
+    </w:p>
+    <w:p>
+      <w:r>
+        <w:pict w14:anchorId="68F00C34">
+          <v:rect id="_x0000_i1260" style="width:0;height:1.5pt" o:hralign="center" o:hrstd="t" o:hr="t" fillcolor="#a0a0a0" stroked="f"/>
+        </w:pict>
+      </w:r>
+    </w:p>
+    <w:p>
+      <w:pPr>
+        <w:rPr>
+          <w:b/>
+          <w:bCs/>
+        </w:rPr>
+      </w:pPr>
+      <w:r>
+        <w:rPr>
+          <w:rFonts w:ascii="Segoe UI Emoji" w:hAnsi="Segoe UI Emoji" w:cs="Segoe UI Emoji"/>
+          <w:b/>
+          <w:bCs/>
+        </w:rPr>
+        <w:t>✅</w:t>
+      </w:r>
+      <w:r>
+        <w:rPr>
+          <w:b/>
+          <w:bCs/>
+        </w:rPr>
+        <w:t xml:space="preserve"> INTERMEDIOS (11–20)</w:t>
+      </w:r>
+    </w:p>
+    <w:p>
+      <w:pPr>
+        <w:rPr>
+          <w:b/>
+          <w:bCs/>
+        </w:rPr>
+      </w:pPr>
+      <w:r>
+        <w:rPr>
+          <w:b/>
+          <w:bCs/>
+        </w:rPr>
+        <w:t>11. Abrir el archivo de repositorios</w:t>
+      </w:r>
+    </w:p>
+    <w:p>
+      <w:r>
+        <w:t>sudo nano /etc/apt/sources.list</w:t>
+      </w:r>
+    </w:p>
+    <w:p>
+      <w:pPr>
+        <w:rPr>
+          <w:b/>
+          <w:bCs/>
+        </w:rPr>
+      </w:pPr>
+      <w:r>
+        <w:rPr>
+          <w:b/>
+          <w:bCs/>
+        </w:rPr>
+        <w:t>12. Comprobar repositorios activos</w:t>
+      </w:r>
+    </w:p>
+    <w:p>
+      <w:pPr>
+        <w:rPr>
+          <w:lang w:val="en-GB"/>
+        </w:rPr>
+      </w:pPr>
+      <w:r>
+        <w:rPr>
+          <w:lang w:val="en-GB"/>
+        </w:rPr>
+        <w:t>ls /etc/apt/sources.list.d/</w:t>
+      </w:r>
+    </w:p>
+    <w:p>
+      <w:pPr>
+        <w:rPr>
+          <w:b/>
+          <w:bCs/>
+        </w:rPr>
+      </w:pPr>
+      <w:r>
+        <w:rPr>
+          <w:b/>
+          <w:bCs/>
+        </w:rPr>
+        <w:t>13. Añadir un PPA (de prueba, recomendado uno seguro)</w:t>
+      </w:r>
+    </w:p>
+    <w:p>
+      <w:r>
+        <w:t>Ejemplo:</w:t>
+      </w:r>
+    </w:p>
+    <w:p>
+      <w:pPr>
+        <w:rPr>
+          <w:lang w:val="en-GB"/>
+        </w:rPr>
+      </w:pPr>
+      <w:r>
+        <w:rPr>
+          <w:lang w:val="en-GB"/>
+        </w:rPr>
+        <w:t>sudo add-apt-repository ppa:deadsnakes/ppa</w:t>
+      </w:r>
+    </w:p>
+    <w:p>
+      <w:r>
+        <w:t>sudo apt update</w:t>
+      </w:r>
+    </w:p>
+    <w:p>
+      <w:pPr>
+        <w:rPr>
+          <w:b/>
+          <w:bCs/>
+        </w:rPr>
+      </w:pPr>
+      <w:r>
+        <w:rPr>
+          <w:b/>
+          <w:bCs/>
+        </w:rPr>
+        <w:t>14. Instalar una versión concreta de Python</w:t>
+      </w:r>
+    </w:p>
+    <w:p>
+      <w:r>
+        <w:t>sudo apt install python3.10</w:t>
+      </w:r>
+    </w:p>
+    <w:p>
+      <w:pPr>
+        <w:rPr>
+          <w:b/>
+          <w:bCs/>
+        </w:rPr>
+      </w:pPr>
+      <w:r>
+        <w:rPr>
+          <w:b/>
+          <w:bCs/>
+        </w:rPr>
+        <w:t>15. Revertir instalación (quitar el PPA si quieres)</w:t>
+      </w:r>
+    </w:p>
+    <w:p>
+      <w:pPr>
+        <w:rPr>
+          <w:lang w:val="en-GB"/>
+        </w:rPr>
+      </w:pPr>
+      <w:r>
+        <w:rPr>
+          <w:lang w:val="en-GB"/>
+        </w:rPr>
+        <w:t>sudo add-apt-repository --remove ppa:deadsnakes/ppa</w:t>
+      </w:r>
+    </w:p>
+    <w:p>
+      <w:r>
+        <w:t>sudo apt update</w:t>
+      </w:r>
+    </w:p>
+    <w:p>
+      <w:pPr>
+        <w:rPr>
+          <w:b/>
+          <w:bCs/>
+        </w:rPr>
+      </w:pPr>
+      <w:r>
+        <w:rPr>
+          <w:b/>
+          <w:bCs/>
+        </w:rPr>
+        <w:lastRenderedPageBreak/>
+        <w:t>16. Descargar un .deb de Google Chrome</w:t>
+      </w:r>
+    </w:p>
+    <w:p>
+      <w:pPr>
+        <w:rPr>
+          <w:lang w:val="en-GB"/>
+        </w:rPr>
+      </w:pPr>
+      <w:r>
+        <w:rPr>
+          <w:lang w:val="en-GB"/>
+        </w:rPr>
+        <w:t>wget https://dl.google.com/linux/direct/google-chrome-stable_current_amd64.deb</w:t>
+      </w:r>
+    </w:p>
+    <w:p>
+      <w:pPr>
+        <w:rPr>
+          <w:b/>
+          <w:bCs/>
+        </w:rPr>
+      </w:pPr>
+      <w:r>
+        <w:rPr>
+          <w:b/>
+          <w:bCs/>
+        </w:rPr>
+        <w:t>17. Instalar ese .deb</w:t>
+      </w:r>
+    </w:p>
+    <w:p>
+      <w:r>
+        <w:t>sudo dpkg -i google-chrome*.deb</w:t>
+      </w:r>
+    </w:p>
+    <w:p>
+      <w:pPr>
+        <w:rPr>
+          <w:b/>
+          <w:bCs/>
+        </w:rPr>
+      </w:pPr>
+      <w:r>
+        <w:rPr>
+          <w:b/>
+          <w:bCs/>
+        </w:rPr>
+        <w:t>18. Reparar dependencias si fallan</w:t>
+      </w:r>
+    </w:p>
+    <w:p>
+      <w:r>
+        <w:t>sudo apt -f install</w:t>
+      </w:r>
+    </w:p>
+    <w:p>
+      <w:pPr>
+        <w:rPr>
+          <w:b/>
+          <w:bCs/>
+        </w:rPr>
+      </w:pPr>
+      <w:r>
+        <w:rPr>
+          <w:b/>
+          <w:bCs/>
+        </w:rPr>
+        <w:t>19. Quitar el paquete instalado vía .deb</w:t>
+      </w:r>
+    </w:p>
+    <w:p>
+      <w:pPr>
+        <w:rPr>
+          <w:lang w:val="en-GB"/>
+        </w:rPr>
+      </w:pPr>
+      <w:r>
+        <w:rPr>
+          <w:lang w:val="en-GB"/>
+        </w:rPr>
+        <w:t>sudo dpkg -r google-chrome-stable</w:t>
+      </w:r>
+    </w:p>
+    <w:p>
+      <w:pPr>
+        <w:rPr>
+          <w:b/>
+          <w:bCs/>
+        </w:rPr>
+      </w:pPr>
+      <w:r>
+        <w:rPr>
+          <w:b/>
+          <w:bCs/>
+        </w:rPr>
+        <w:t>20. Mostrar paquetes instalados manualmente</w:t>
+      </w:r>
+    </w:p>
+    <w:p>
+      <w:r>
+        <w:t>apt-mark showmanual</w:t>
+      </w:r>
+    </w:p>
+    <w:p>
+      <w:r>
+        <w:pict w14:anchorId="5C111914">
+          <v:rect id="_x0000_i1261" style="width:0;height:1.5pt" o:hralign="center" o:hrstd="t" o:hr="t" fillcolor="#a0a0a0" stroked="f"/>
+        </w:pict>
+      </w:r>
+    </w:p>
+    <w:p>
+      <w:pPr>
+        <w:rPr>
+          <w:b/>
+          <w:bCs/>
+        </w:rPr>
+      </w:pPr>
+      <w:r>
+        <w:rPr>
+          <w:rFonts w:ascii="Segoe UI Emoji" w:hAnsi="Segoe UI Emoji" w:cs="Segoe UI Emoji"/>
+          <w:b/>
+          <w:bCs/>
+        </w:rPr>
+        <w:t>✅</w:t>
+      </w:r>
+      <w:r>
+        <w:rPr>
+          <w:b/>
+          <w:bCs/>
+        </w:rPr>
+        <w:t xml:space="preserve"> AVANZADOS (21–30)</w:t>
+      </w:r>
+    </w:p>
+    <w:p>
+      <w:pPr>
+        <w:rPr>
+          <w:b/>
+          <w:bCs/>
+        </w:rPr>
+      </w:pPr>
+      <w:r>
+        <w:rPr>
+          <w:b/>
+          <w:bCs/>
+        </w:rPr>
+        <w:t>21. Listar todos los paquetes instalados</w:t>
+      </w:r>
+    </w:p>
+    <w:p>
+      <w:r>
+        <w:t>dpkg -l</w:t>
+      </w:r>
+    </w:p>
+    <w:p>
+      <w:pPr>
+        <w:rPr>
+          <w:b/>
+          <w:bCs/>
+        </w:rPr>
+      </w:pPr>
+      <w:r>
+        <w:rPr>
+          <w:b/>
+          <w:bCs/>
+        </w:rPr>
+        <w:t>22. Ver qué paquete instaló un comando</w:t>
+      </w:r>
+    </w:p>
+    <w:p>
+      <w:r>
+        <w:t>dpkg -S /usr/bin/python3</w:t>
+      </w:r>
+    </w:p>
+    <w:p>
+      <w:pPr>
+        <w:rPr>
+          <w:b/>
+          <w:bCs/>
+        </w:rPr>
+      </w:pPr>
+      <w:r>
+        <w:rPr>
+          <w:b/>
+          <w:bCs/>
+        </w:rPr>
+        <w:t>23. Bloquear actualizaciones de un paquete</w:t>
+      </w:r>
+    </w:p>
+    <w:p>
+      <w:r>
+        <w:t>sudo apt-mark hold nombre_paquete</w:t>
+      </w:r>
+    </w:p>
+    <w:p>
+      <w:pPr>
+        <w:rPr>
+          <w:b/>
+          <w:bCs/>
+        </w:rPr>
+      </w:pPr>
+      <w:r>
+        <w:rPr>
+          <w:b/>
+          <w:bCs/>
+        </w:rPr>
+        <w:t>24. Desbloquearlo</w:t>
+      </w:r>
+    </w:p>
+    <w:p>
+      <w:r>
+        <w:t>sudo apt-mark unhold nombre_paquete</w:t>
+      </w:r>
+    </w:p>
+    <w:p>
+      <w:pPr>
+        <w:rPr>
+          <w:b/>
+          <w:bCs/>
+        </w:rPr>
+      </w:pPr>
+      <w:r>
+        <w:rPr>
+          <w:b/>
+          <w:bCs/>
+        </w:rPr>
+        <w:t>25. Ver dependencias de un paquete</w:t>
+      </w:r>
+    </w:p>
+    <w:p>
+      <w:r>
+        <w:t>apt depends nombre</w:t>
+      </w:r>
+    </w:p>
+    <w:p>
+      <w:pPr>
+        <w:rPr>
+          <w:b/>
+          <w:bCs/>
+        </w:rPr>
+      </w:pPr>
+      <w:r>
+        <w:rPr>
+          <w:b/>
+          <w:bCs/>
+        </w:rPr>
+        <w:t>26. Ver qué paquetes dependen de él</w:t>
+      </w:r>
+    </w:p>
+    <w:p>
+      <w:r>
+        <w:t>apt rdepends nombre</w:t>
+      </w:r>
+    </w:p>
+    <w:p>
+      <w:pPr>
+        <w:rPr>
+          <w:b/>
+          <w:bCs/>
+        </w:rPr>
+      </w:pPr>
+      <w:r>
+        <w:rPr>
+          <w:b/>
+          <w:bCs/>
+        </w:rPr>
+        <w:t>27. Ver tamaño de un paquete antes de instalarlo</w:t>
+      </w:r>
+    </w:p>
+    <w:p>
+      <w:pPr>
+        <w:rPr>
+          <w:lang w:val="en-GB"/>
+        </w:rPr>
+      </w:pPr>
+      <w:r>
+        <w:rPr>
+          <w:lang w:val="en-GB"/>
+        </w:rPr>
+        <w:t>apt show paquete | grep Size</w:t>
+      </w:r>
+    </w:p>
+    <w:p>
+      <w:pPr>
+        <w:rPr>
+          <w:b/>
+          <w:bCs/>
+          <w:lang w:val="en-GB"/>
+        </w:rPr>
+      </w:pPr>
+      <w:r>
+        <w:rPr>
+          <w:b/>
+          <w:bCs/>
+          <w:lang w:val="en-GB"/>
+        </w:rPr>
+        <w:t>28. Instalar snap VLC</w:t>
+      </w:r>
+    </w:p>
+    <w:p>
+      <w:r>
+        <w:lastRenderedPageBreak/>
+        <w:t>sudo snap install vlc</w:t>
+      </w:r>
+    </w:p>
+    <w:p>
+      <w:pPr>
+        <w:rPr>
+          <w:b/>
+          <w:bCs/>
+        </w:rPr>
+      </w:pPr>
+      <w:r>
+        <w:rPr>
+          <w:b/>
+          <w:bCs/>
+        </w:rPr>
+        <w:t>29. Comparar versiones APT y SNAP</w:t>
+      </w:r>
+    </w:p>
+    <w:p>
+      <w:r>
+        <w:t>apt show vlc   # si existe en apt</w:t>
+      </w:r>
+    </w:p>
+    <w:p>
+      <w:r>
+        <w:t>snap info vlc</w:t>
+      </w:r>
+    </w:p>
+    <w:p>
+      <w:pPr>
+        <w:rPr>
+          <w:b/>
+          <w:bCs/>
+        </w:rPr>
+      </w:pPr>
+      <w:r>
+        <w:rPr>
+          <w:b/>
+          <w:bCs/>
+        </w:rPr>
+        <w:t>30. Crear script automatizado de actualización</w:t>
+      </w:r>
+    </w:p>
+    <w:p>
+      <w:r>
+        <w:t>Crea actualizar.sh:</w:t>
+      </w:r>
+    </w:p>
+    <w:p>
+      <w:r>
+        <w:t>#!/bin/bash</w:t>
+      </w:r>
+    </w:p>
+    <w:p>
+      <w:r>
+        <w:t>sudo apt update &amp;&amp; sudo apt upgrade -y &amp;&amp; sudo snap refresh</w:t>
+      </w:r>
+    </w:p>
+    <w:p>
+      <w:r>
+        <w:t>Hazlo ejecutable:</w:t>
+      </w:r>
+    </w:p>
+    <w:p>
+      <w:r>
+        <w:t>chmod +x actualizar.sh</w:t>
+      </w:r>
+    </w:p>
+    <w:p>
+      <w:r>
+        <w:pict w14:anchorId="16FC0D94">
+          <v:rect id="_x0000_i1262" style="width:0;height:1.5pt" o:hralign="center" o:hrstd="t" o:hr="t" fillcolor="#a0a0a0" stroked="f"/>
+        </w:pict>
+      </w:r>
+    </w:p>
+    <w:p>
+      <w:pPr>
+        <w:rPr>
+          <w:b/>
+          <w:bCs/>
+        </w:rPr>
+      </w:pPr>
+      <w:r>
+        <w:rPr>
+          <w:rFonts w:ascii="Segoe UI Emoji" w:hAnsi="Segoe UI Emoji" w:cs="Segoe UI Emoji"/>
+          <w:b/>
+          <w:bCs/>
+        </w:rPr>
         <w:t>🛠️</w:t>
       </w:r>
       <w:r>
@@ -21913,7 +22910,6 @@
           <w:b/>
           <w:bCs/>
         </w:rPr>
-        <w:lastRenderedPageBreak/>
         <w:t>Objetivo:</w:t>
       </w:r>
     </w:p>
@@ -21935,7 +22931,7 @@
     <w:p>
       <w:r>
         <w:pict w14:anchorId="5EA19D29">
-          <v:rect id="_x0000_i1259" style="width:0;height:1.5pt" o:hralign="center" o:hrstd="t" o:hr="t" fillcolor="#a0a0a0" stroked="f"/>
+          <v:rect id="_x0000_i1263" style="width:0;height:1.5pt" o:hralign="center" o:hrstd="t" o:hr="t" fillcolor="#a0a0a0" stroked="f"/>
         </w:pict>
       </w:r>
     </w:p>
@@ -22113,6 +23109,7 @@
         </w:numPr>
       </w:pPr>
       <w:r>
+        <w:lastRenderedPageBreak/>
         <w:t>Limpie cache</w:t>
       </w:r>
     </w:p>
@@ -22225,7 +23222,7 @@
     <w:p>
       <w:r>
         <w:pict w14:anchorId="79172926">
-          <v:rect id="_x0000_i1260" style="width:0;height:1.5pt" o:hralign="center" o:hrstd="t" o:hr="t" fillcolor="#a0a0a0" stroked="f"/>
+          <v:rect id="_x0000_i1264" style="width:0;height:1.5pt" o:hralign="center" o:hrstd="t" o:hr="t" fillcolor="#a0a0a0" stroked="f"/>
         </w:pict>
       </w:r>
     </w:p>
@@ -22238,7 +23235,6 @@
         <w:rPr>
           <w:rFonts w:ascii="Segoe UI Emoji" w:hAnsi="Segoe UI Emoji" w:cs="Segoe UI Emoji"/>
         </w:rPr>
-        <w:lastRenderedPageBreak/>
         <w:t>🟦</w:t>
       </w:r>
       <w:r>
@@ -22356,7 +23352,7 @@
     <w:p>
       <w:r>
         <w:pict w14:anchorId="2092FCB5">
-          <v:rect id="_x0000_i1261" style="width:0;height:1.5pt" o:hralign="center" o:hrstd="t" o:hr="t" fillcolor="#a0a0a0" stroked="f"/>
+          <v:rect id="_x0000_i1265" style="width:0;height:1.5pt" o:hralign="center" o:hrstd="t" o:hr="t" fillcolor="#a0a0a0" stroked="f"/>
         </w:pict>
       </w:r>
     </w:p>
@@ -22391,6 +23387,7 @@
         </w:numPr>
       </w:pPr>
       <w:r>
+        <w:lastRenderedPageBreak/>
         <w:t>Crear archivo:</w:t>
       </w:r>
     </w:p>
@@ -22455,7 +23452,7 @@
     <w:p>
       <w:r>
         <w:pict w14:anchorId="41F579E8">
-          <v:rect id="_x0000_i1262" style="width:0;height:1.5pt" o:hralign="center" o:hrstd="t" o:hr="t" fillcolor="#a0a0a0" stroked="f"/>
+          <v:rect id="_x0000_i1266" style="width:0;height:1.5pt" o:hralign="center" o:hrstd="t" o:hr="t" fillcolor="#a0a0a0" stroked="f"/>
         </w:pict>
       </w:r>
     </w:p>
@@ -22489,7 +23486,6 @@
     </w:p>
     <w:p>
       <w:r>
-        <w:lastRenderedPageBreak/>
         <w:t>nombre="Alberto"</w:t>
       </w:r>
     </w:p>
@@ -22555,283 +23551,6 @@
     <w:p>
       <w:r>
         <w:pict w14:anchorId="01527E12">
-          <v:rect id="_x0000_i1263" style="width:0;height:1.5pt" o:hralign="center" o:hrstd="t" o:hr="t" fillcolor="#a0a0a0" stroked="f"/>
-        </w:pict>
-      </w:r>
-    </w:p>
-    <w:p>
-      <w:pPr>
-        <w:rPr>
-          <w:b/>
-          <w:bCs/>
-        </w:rPr>
-      </w:pPr>
-      <w:r>
-        <w:rPr>
-          <w:rFonts w:ascii="Segoe UI Emoji" w:hAnsi="Segoe UI Emoji" w:cs="Segoe UI Emoji"/>
-          <w:b/>
-          <w:bCs/>
-        </w:rPr>
-        <w:t>📘</w:t>
-      </w:r>
-      <w:r>
-        <w:rPr>
-          <w:b/>
-          <w:bCs/>
-        </w:rPr>
-        <w:t xml:space="preserve"> 8.4. Entrada de usuario (read)</w:t>
-      </w:r>
-    </w:p>
-    <w:p>
-      <w:r>
-        <w:t>read -p "Introduce tu nombre: " nombre</w:t>
-      </w:r>
-    </w:p>
-    <w:p>
-      <w:r>
-        <w:t>echo "Hola $nombre"</w:t>
-      </w:r>
-    </w:p>
-    <w:p>
-      <w:r>
-        <w:pict w14:anchorId="54BB2246">
-          <v:rect id="_x0000_i1264" style="width:0;height:1.5pt" o:hralign="center" o:hrstd="t" o:hr="t" fillcolor="#a0a0a0" stroked="f"/>
-        </w:pict>
-      </w:r>
-    </w:p>
-    <w:p>
-      <w:pPr>
-        <w:rPr>
-          <w:b/>
-          <w:bCs/>
-        </w:rPr>
-      </w:pPr>
-      <w:r>
-        <w:rPr>
-          <w:rFonts w:ascii="Segoe UI Emoji" w:hAnsi="Segoe UI Emoji" w:cs="Segoe UI Emoji"/>
-          <w:b/>
-          <w:bCs/>
-        </w:rPr>
-        <w:t>📘</w:t>
-      </w:r>
-      <w:r>
-        <w:rPr>
-          <w:b/>
-          <w:bCs/>
-        </w:rPr>
-        <w:t xml:space="preserve"> 8.5. Condicionales (if)</w:t>
-      </w:r>
-    </w:p>
-    <w:p>
-      <w:r>
-        <w:t>Ejemplo:</w:t>
-      </w:r>
-    </w:p>
-    <w:p>
-      <w:r>
-        <w:t>if [ $edad -ge 18 ]; then</w:t>
-      </w:r>
-    </w:p>
-    <w:p>
-      <w:r>
-        <w:t xml:space="preserve">    </w:t>
-      </w:r>
-      <w:r>
-        <w:t>echo "Eres mayor de edad"</w:t>
-      </w:r>
-    </w:p>
-    <w:p>
-      <w:r>
-        <w:t>else</w:t>
-      </w:r>
-    </w:p>
-    <w:p>
-      <w:r>
-        <w:t xml:space="preserve">    echo "Eres menor de edad"</w:t>
-      </w:r>
-    </w:p>
-    <w:p>
-      <w:r>
-        <w:t>fi</w:t>
-      </w:r>
-    </w:p>
-    <w:p>
-      <w:r>
-        <w:pict w14:anchorId="2A1EB7F1">
-          <v:rect id="_x0000_i1265" style="width:0;height:1.5pt" o:hralign="center" o:hrstd="t" o:hr="t" fillcolor="#a0a0a0" stroked="f"/>
-        </w:pict>
-      </w:r>
-    </w:p>
-    <w:p>
-      <w:pPr>
-        <w:rPr>
-          <w:b/>
-          <w:bCs/>
-          <w:lang w:val="en-GB"/>
-        </w:rPr>
-      </w:pPr>
-      <w:r>
-        <w:rPr>
-          <w:rFonts w:ascii="Segoe UI Emoji" w:hAnsi="Segoe UI Emoji" w:cs="Segoe UI Emoji"/>
-          <w:b/>
-          <w:bCs/>
-        </w:rPr>
-        <w:t>📘</w:t>
-      </w:r>
-      <w:r>
-        <w:rPr>
-          <w:b/>
-          <w:bCs/>
-          <w:lang w:val="en-GB"/>
-        </w:rPr>
-        <w:t xml:space="preserve"> 8.6. Bucles (for, while)</w:t>
-      </w:r>
-    </w:p>
-    <w:p>
-      <w:pPr>
-        <w:rPr>
-          <w:b/>
-          <w:bCs/>
-          <w:lang w:val="en-GB"/>
-        </w:rPr>
-      </w:pPr>
-      <w:r>
-        <w:rPr>
-          <w:b/>
-          <w:bCs/>
-          <w:lang w:val="en-GB"/>
-        </w:rPr>
-        <w:t>Bucle for:</w:t>
-      </w:r>
-    </w:p>
-    <w:p>
-      <w:pPr>
-        <w:rPr>
-          <w:lang w:val="en-GB"/>
-        </w:rPr>
-      </w:pPr>
-      <w:r>
-        <w:rPr>
-          <w:lang w:val="en-GB"/>
-        </w:rPr>
-        <w:t>for i in {1..5}; do</w:t>
-      </w:r>
-    </w:p>
-    <w:p>
-      <w:pPr>
-        <w:rPr>
-          <w:lang w:val="en-GB"/>
-        </w:rPr>
-      </w:pPr>
-      <w:r>
-        <w:rPr>
-          <w:lang w:val="en-GB"/>
-        </w:rPr>
-        <w:t xml:space="preserve">    echo "Número $i"</w:t>
-      </w:r>
-    </w:p>
-    <w:p>
-      <w:r>
-        <w:t>done</w:t>
-      </w:r>
-    </w:p>
-    <w:p>
-      <w:pPr>
-        <w:rPr>
-          <w:b/>
-          <w:bCs/>
-        </w:rPr>
-      </w:pPr>
-      <w:r>
-        <w:rPr>
-          <w:b/>
-          <w:bCs/>
-        </w:rPr>
-        <w:t>Bucle while:</w:t>
-      </w:r>
-    </w:p>
-    <w:p>
-      <w:r>
-        <w:t>contador=1</w:t>
-      </w:r>
-    </w:p>
-    <w:p>
-      <w:r>
-        <w:lastRenderedPageBreak/>
-        <w:t>while [ $contador -le 5 ]; do</w:t>
-      </w:r>
-    </w:p>
-    <w:p>
-      <w:r>
-        <w:t xml:space="preserve">    </w:t>
-      </w:r>
-      <w:r>
-        <w:t>echo $contador</w:t>
-      </w:r>
-    </w:p>
-    <w:p>
-      <w:r>
-        <w:t xml:space="preserve">    ((contador++))</w:t>
-      </w:r>
-    </w:p>
-    <w:p>
-      <w:r>
-        <w:t>done</w:t>
-      </w:r>
-    </w:p>
-    <w:p>
-      <w:r>
-        <w:pict w14:anchorId="778355B0">
-          <v:rect id="_x0000_i1266" style="width:0;height:1.5pt" o:hralign="center" o:hrstd="t" o:hr="t" fillcolor="#a0a0a0" stroked="f"/>
-        </w:pict>
-      </w:r>
-    </w:p>
-    <w:p>
-      <w:pPr>
-        <w:rPr>
-          <w:b/>
-          <w:bCs/>
-        </w:rPr>
-      </w:pPr>
-      <w:r>
-        <w:rPr>
-          <w:rFonts w:ascii="Segoe UI Emoji" w:hAnsi="Segoe UI Emoji" w:cs="Segoe UI Emoji"/>
-          <w:b/>
-          <w:bCs/>
-        </w:rPr>
-        <w:t>📘</w:t>
-      </w:r>
-      <w:r>
-        <w:rPr>
-          <w:b/>
-          <w:bCs/>
-        </w:rPr>
-        <w:t xml:space="preserve"> 8.7. Funciones en Bash</w:t>
-      </w:r>
-    </w:p>
-    <w:p>
-      <w:r>
-        <w:t>saludar() {</w:t>
-      </w:r>
-    </w:p>
-    <w:p>
-      <w:r>
-        <w:t xml:space="preserve">    echo "Hola $1"</w:t>
-      </w:r>
-    </w:p>
-    <w:p>
-      <w:r>
-        <w:t>}</w:t>
-      </w:r>
-    </w:p>
-    <w:p>
-      <w:r>
-        <w:t>saludar "alumno"</w:t>
-      </w:r>
-    </w:p>
-    <w:p>
-      <w:r>
-        <w:pict w14:anchorId="047B4989">
           <v:rect id="_x0000_i1267" style="width:0;height:1.5pt" o:hralign="center" o:hrstd="t" o:hr="t" fillcolor="#a0a0a0" stroked="f"/>
         </w:pict>
       </w:r>
@@ -22856,17 +23575,22 @@
           <w:b/>
           <w:bCs/>
         </w:rPr>
-        <w:t xml:space="preserve"> 8.8. Control de errores</w:t>
-      </w:r>
-    </w:p>
-    <w:p>
-      <w:r>
-        <w:t>comando || echo "El comando falló"</w:t>
-      </w:r>
-    </w:p>
-    <w:p>
-      <w:r>
-        <w:pict w14:anchorId="08C0C558">
+        <w:t xml:space="preserve"> 8.4. Entrada de usuario (read)</w:t>
+      </w:r>
+    </w:p>
+    <w:p>
+      <w:r>
+        <w:t>read -p "Introduce tu nombre: " nombre</w:t>
+      </w:r>
+    </w:p>
+    <w:p>
+      <w:r>
+        <w:t>echo "Hola $nombre"</w:t>
+      </w:r>
+    </w:p>
+    <w:p>
+      <w:r>
+        <w:pict w14:anchorId="54BB2246">
           <v:rect id="_x0000_i1268" style="width:0;height:1.5pt" o:hralign="center" o:hrstd="t" o:hr="t" fillcolor="#a0a0a0" stroked="f"/>
         </w:pict>
       </w:r>
@@ -22891,17 +23615,46 @@
           <w:b/>
           <w:bCs/>
         </w:rPr>
-        <w:t xml:space="preserve"> 8.9. Logs dentro de scripts</w:t>
-      </w:r>
-    </w:p>
-    <w:p>
-      <w:r>
-        <w:t>echo "Backup completado $(date)" &gt;&gt; /var/log/backup.log</w:t>
-      </w:r>
-    </w:p>
-    <w:p>
-      <w:r>
-        <w:pict w14:anchorId="665F79C3">
+        <w:t xml:space="preserve"> 8.5. Condicionales (if)</w:t>
+      </w:r>
+    </w:p>
+    <w:p>
+      <w:r>
+        <w:t>Ejemplo:</w:t>
+      </w:r>
+    </w:p>
+    <w:p>
+      <w:r>
+        <w:t>if [ $edad -ge 18 ]; then</w:t>
+      </w:r>
+    </w:p>
+    <w:p>
+      <w:r>
+        <w:lastRenderedPageBreak/>
+        <w:t xml:space="preserve">    </w:t>
+      </w:r>
+      <w:r>
+        <w:t>echo "Eres mayor de edad"</w:t>
+      </w:r>
+    </w:p>
+    <w:p>
+      <w:r>
+        <w:t>else</w:t>
+      </w:r>
+    </w:p>
+    <w:p>
+      <w:r>
+        <w:t xml:space="preserve">    echo "Eres menor de edad"</w:t>
+      </w:r>
+    </w:p>
+    <w:p>
+      <w:r>
+        <w:t>fi</w:t>
+      </w:r>
+    </w:p>
+    <w:p>
+      <w:r>
+        <w:pict w14:anchorId="2A1EB7F1">
           <v:rect id="_x0000_i1269" style="width:0;height:1.5pt" o:hralign="center" o:hrstd="t" o:hr="t" fillcolor="#a0a0a0" stroked="f"/>
         </w:pict>
       </w:r>
@@ -22911,6 +23664,7 @@
         <w:rPr>
           <w:b/>
           <w:bCs/>
+          <w:lang w:val="en-GB"/>
         </w:rPr>
       </w:pPr>
       <w:r>
@@ -22925,43 +23679,105 @@
         <w:rPr>
           <w:b/>
           <w:bCs/>
-        </w:rPr>
-        <w:t xml:space="preserve"> 8.10. Automatización con cron</w:t>
-      </w:r>
-    </w:p>
-    <w:p>
-      <w:r>
-        <w:t>Editar tareas programadas:</w:t>
-      </w:r>
-    </w:p>
-    <w:p>
-      <w:r>
-        <w:t>crontab -e</w:t>
-      </w:r>
-    </w:p>
-    <w:p>
-      <w:r>
-        <w:t>Formato:</w:t>
-      </w:r>
-    </w:p>
-    <w:p>
-      <w:r>
-        <w:t>* * * * * comando</w:t>
-      </w:r>
-    </w:p>
-    <w:p>
-      <w:r>
-        <w:t>Ejemplo: ejecutar script todos los días a las 22:00:</w:t>
-      </w:r>
-    </w:p>
-    <w:p>
-      <w:r>
-        <w:t>0 22 * * * /home/user/backup.sh</w:t>
-      </w:r>
-    </w:p>
-    <w:p>
-      <w:r>
-        <w:pict w14:anchorId="77CF21E7">
+          <w:lang w:val="en-GB"/>
+        </w:rPr>
+        <w:t xml:space="preserve"> 8.6. Bucles (for, while)</w:t>
+      </w:r>
+    </w:p>
+    <w:p>
+      <w:pPr>
+        <w:rPr>
+          <w:b/>
+          <w:bCs/>
+          <w:lang w:val="en-GB"/>
+        </w:rPr>
+      </w:pPr>
+      <w:r>
+        <w:rPr>
+          <w:b/>
+          <w:bCs/>
+          <w:lang w:val="en-GB"/>
+        </w:rPr>
+        <w:t>Bucle for:</w:t>
+      </w:r>
+    </w:p>
+    <w:p>
+      <w:pPr>
+        <w:rPr>
+          <w:lang w:val="en-GB"/>
+        </w:rPr>
+      </w:pPr>
+      <w:r>
+        <w:rPr>
+          <w:lang w:val="en-GB"/>
+        </w:rPr>
+        <w:t>for i in {1..5}; do</w:t>
+      </w:r>
+    </w:p>
+    <w:p>
+      <w:pPr>
+        <w:rPr>
+          <w:lang w:val="en-GB"/>
+        </w:rPr>
+      </w:pPr>
+      <w:r>
+        <w:rPr>
+          <w:lang w:val="en-GB"/>
+        </w:rPr>
+        <w:t xml:space="preserve">    echo "Número $i"</w:t>
+      </w:r>
+    </w:p>
+    <w:p>
+      <w:r>
+        <w:t>done</w:t>
+      </w:r>
+    </w:p>
+    <w:p>
+      <w:pPr>
+        <w:rPr>
+          <w:b/>
+          <w:bCs/>
+        </w:rPr>
+      </w:pPr>
+      <w:r>
+        <w:rPr>
+          <w:b/>
+          <w:bCs/>
+        </w:rPr>
+        <w:t>Bucle while:</w:t>
+      </w:r>
+    </w:p>
+    <w:p>
+      <w:r>
+        <w:t>contador=1</w:t>
+      </w:r>
+    </w:p>
+    <w:p>
+      <w:r>
+        <w:t>while [ $contador -le 5 ]; do</w:t>
+      </w:r>
+    </w:p>
+    <w:p>
+      <w:r>
+        <w:t xml:space="preserve">    </w:t>
+      </w:r>
+      <w:r>
+        <w:t>echo $contador</w:t>
+      </w:r>
+    </w:p>
+    <w:p>
+      <w:r>
+        <w:t xml:space="preserve">    ((contador++))</w:t>
+      </w:r>
+    </w:p>
+    <w:p>
+      <w:r>
+        <w:t>done</w:t>
+      </w:r>
+    </w:p>
+    <w:p>
+      <w:r>
+        <w:pict w14:anchorId="778355B0">
           <v:rect id="_x0000_i1270" style="width:0;height:1.5pt" o:hralign="center" o:hrstd="t" o:hr="t" fillcolor="#a0a0a0" stroked="f"/>
         </w:pict>
       </w:r>
@@ -22979,24 +23795,39 @@
           <w:b/>
           <w:bCs/>
         </w:rPr>
-        <w:t>🟩</w:t>
-      </w:r>
-      <w:r>
-        <w:rPr>
-          <w:b/>
-          <w:bCs/>
-        </w:rPr>
-        <w:t xml:space="preserve"> 36 EJERCICIOS PRÁCTICOS DEL MÓDULO 8</w:t>
-      </w:r>
-    </w:p>
-    <w:p>
-      <w:r>
-        <w:t>Divididos en básicos, intermedios, avanzados y un mini–proyecto.</w:t>
-      </w:r>
-    </w:p>
-    <w:p>
-      <w:r>
-        <w:pict w14:anchorId="6054829E">
+        <w:t>📘</w:t>
+      </w:r>
+      <w:r>
+        <w:rPr>
+          <w:b/>
+          <w:bCs/>
+        </w:rPr>
+        <w:t xml:space="preserve"> 8.7. Funciones en Bash</w:t>
+      </w:r>
+    </w:p>
+    <w:p>
+      <w:r>
+        <w:t>saludar() {</w:t>
+      </w:r>
+    </w:p>
+    <w:p>
+      <w:r>
+        <w:t xml:space="preserve">    echo "Hola $1"</w:t>
+      </w:r>
+    </w:p>
+    <w:p>
+      <w:r>
+        <w:t>}</w:t>
+      </w:r>
+    </w:p>
+    <w:p>
+      <w:r>
+        <w:t>saludar "alumno"</w:t>
+      </w:r>
+    </w:p>
+    <w:p>
+      <w:r>
+        <w:pict w14:anchorId="047B4989">
           <v:rect id="_x0000_i1271" style="width:0;height:1.5pt" o:hralign="center" o:hrstd="t" o:hr="t" fillcolor="#a0a0a0" stroked="f"/>
         </w:pict>
       </w:r>
@@ -23014,45 +23845,24 @@
           <w:b/>
           <w:bCs/>
         </w:rPr>
-        <w:lastRenderedPageBreak/>
-        <w:t>✅</w:t>
-      </w:r>
-      <w:r>
-        <w:rPr>
-          <w:b/>
-          <w:bCs/>
-        </w:rPr>
-        <w:t xml:space="preserve"> EJERCICIOS BÁSICOS (1–12)</w:t>
-      </w:r>
-    </w:p>
-    <w:p>
-      <w:pPr>
-        <w:rPr>
-          <w:b/>
-          <w:bCs/>
-        </w:rPr>
-      </w:pPr>
-      <w:r>
-        <w:rPr>
-          <w:b/>
-          <w:bCs/>
-        </w:rPr>
-        <w:t>1. Crear un script que muestre tu nombre</w:t>
-      </w:r>
-    </w:p>
-    <w:p>
-      <w:r>
-        <w:t>Mostrar:</w:t>
-      </w:r>
-    </w:p>
-    <w:p>
-      <w:r>
-        <w:t>echo "Mi nombre es ..."</w:t>
-      </w:r>
-    </w:p>
-    <w:p>
-      <w:r>
-        <w:pict w14:anchorId="2523D03A">
+        <w:t>📘</w:t>
+      </w:r>
+      <w:r>
+        <w:rPr>
+          <w:b/>
+          <w:bCs/>
+        </w:rPr>
+        <w:t xml:space="preserve"> 8.8. Control de errores</w:t>
+      </w:r>
+    </w:p>
+    <w:p>
+      <w:r>
+        <w:t>comando || echo "El comando falló"</w:t>
+      </w:r>
+    </w:p>
+    <w:p>
+      <w:r>
+        <w:pict w14:anchorId="08C0C558">
           <v:rect id="_x0000_i1272" style="width:0;height:1.5pt" o:hralign="center" o:hrstd="t" o:hr="t" fillcolor="#a0a0a0" stroked="f"/>
         </w:pict>
       </w:r>
@@ -23066,20 +23876,29 @@
       </w:pPr>
       <w:r>
         <w:rPr>
-          <w:b/>
-          <w:bCs/>
-        </w:rPr>
-        <w:t>2. Script que muestre la fecha actual</w:t>
-      </w:r>
-    </w:p>
-    <w:p>
-      <w:r>
-        <w:t>date</w:t>
-      </w:r>
-    </w:p>
-    <w:p>
-      <w:r>
-        <w:pict w14:anchorId="69F7F8F7">
+          <w:rFonts w:ascii="Segoe UI Emoji" w:hAnsi="Segoe UI Emoji" w:cs="Segoe UI Emoji"/>
+          <w:b/>
+          <w:bCs/>
+        </w:rPr>
+        <w:t>📘</w:t>
+      </w:r>
+      <w:r>
+        <w:rPr>
+          <w:b/>
+          <w:bCs/>
+        </w:rPr>
+        <w:t xml:space="preserve"> 8.9. Logs dentro de scripts</w:t>
+      </w:r>
+    </w:p>
+    <w:p>
+      <w:r>
+        <w:t>echo "Backup completado $(date)" &gt;&gt; /var/log/backup.log</w:t>
+      </w:r>
+    </w:p>
+    <w:p>
+      <w:r>
+        <w:lastRenderedPageBreak/>
+        <w:pict w14:anchorId="665F79C3">
           <v:rect id="_x0000_i1273" style="width:0;height:1.5pt" o:hralign="center" o:hrstd="t" o:hr="t" fillcolor="#a0a0a0" stroked="f"/>
         </w:pict>
       </w:r>
@@ -23093,20 +23912,53 @@
       </w:pPr>
       <w:r>
         <w:rPr>
-          <w:b/>
-          <w:bCs/>
-        </w:rPr>
-        <w:t>3. Script que muestre el directorio actual</w:t>
-      </w:r>
-    </w:p>
-    <w:p>
-      <w:r>
-        <w:t>pwd</w:t>
-      </w:r>
-    </w:p>
-    <w:p>
-      <w:r>
-        <w:pict w14:anchorId="691708E6">
+          <w:rFonts w:ascii="Segoe UI Emoji" w:hAnsi="Segoe UI Emoji" w:cs="Segoe UI Emoji"/>
+          <w:b/>
+          <w:bCs/>
+        </w:rPr>
+        <w:t>📘</w:t>
+      </w:r>
+      <w:r>
+        <w:rPr>
+          <w:b/>
+          <w:bCs/>
+        </w:rPr>
+        <w:t xml:space="preserve"> 8.10. Automatización con cron</w:t>
+      </w:r>
+    </w:p>
+    <w:p>
+      <w:r>
+        <w:t>Editar tareas programadas:</w:t>
+      </w:r>
+    </w:p>
+    <w:p>
+      <w:r>
+        <w:t>crontab -e</w:t>
+      </w:r>
+    </w:p>
+    <w:p>
+      <w:r>
+        <w:t>Formato:</w:t>
+      </w:r>
+    </w:p>
+    <w:p>
+      <w:r>
+        <w:t>* * * * * comando</w:t>
+      </w:r>
+    </w:p>
+    <w:p>
+      <w:r>
+        <w:t>Ejemplo: ejecutar script todos los días a las 22:00:</w:t>
+      </w:r>
+    </w:p>
+    <w:p>
+      <w:r>
+        <w:t>0 22 * * * /home/user/backup.sh</w:t>
+      </w:r>
+    </w:p>
+    <w:p>
+      <w:r>
+        <w:pict w14:anchorId="77CF21E7">
           <v:rect id="_x0000_i1274" style="width:0;height:1.5pt" o:hralign="center" o:hrstd="t" o:hr="t" fillcolor="#a0a0a0" stroked="f"/>
         </w:pict>
       </w:r>
@@ -23120,25 +23972,28 @@
       </w:pPr>
       <w:r>
         <w:rPr>
-          <w:b/>
-          <w:bCs/>
-        </w:rPr>
-        <w:t>4. Script que reciba un argumento y lo muestre</w:t>
-      </w:r>
-    </w:p>
-    <w:p>
-      <w:r>
-        <w:t>Ejemplo:</w:t>
-      </w:r>
-    </w:p>
-    <w:p>
-      <w:r>
-        <w:t>./script.sh hola</w:t>
-      </w:r>
-    </w:p>
-    <w:p>
-      <w:r>
-        <w:pict w14:anchorId="33BD5259">
+          <w:rFonts w:ascii="Segoe UI Emoji" w:hAnsi="Segoe UI Emoji" w:cs="Segoe UI Emoji"/>
+          <w:b/>
+          <w:bCs/>
+        </w:rPr>
+        <w:t>🟩</w:t>
+      </w:r>
+      <w:r>
+        <w:rPr>
+          <w:b/>
+          <w:bCs/>
+        </w:rPr>
+        <w:t xml:space="preserve"> 36 EJERCICIOS PRÁCTICOS DEL MÓDULO 8</w:t>
+      </w:r>
+    </w:p>
+    <w:p>
+      <w:r>
+        <w:t>Divididos en básicos, intermedios, avanzados y un mini–proyecto.</w:t>
+      </w:r>
+    </w:p>
+    <w:p>
+      <w:r>
+        <w:pict w14:anchorId="6054829E">
           <v:rect id="_x0000_i1275" style="width:0;height:1.5pt" o:hralign="center" o:hrstd="t" o:hr="t" fillcolor="#a0a0a0" stroked="f"/>
         </w:pict>
       </w:r>
@@ -23152,15 +24007,48 @@
       </w:pPr>
       <w:r>
         <w:rPr>
-          <w:b/>
-          <w:bCs/>
-        </w:rPr>
-        <w:t>5. Script que cuente del 1 al 10 (for)</w:t>
-      </w:r>
-    </w:p>
-    <w:p>
-      <w:r>
-        <w:pict w14:anchorId="010CDE4D">
+          <w:rFonts w:ascii="Segoe UI Emoji" w:hAnsi="Segoe UI Emoji" w:cs="Segoe UI Emoji"/>
+          <w:b/>
+          <w:bCs/>
+        </w:rPr>
+        <w:t>✅</w:t>
+      </w:r>
+      <w:r>
+        <w:rPr>
+          <w:b/>
+          <w:bCs/>
+        </w:rPr>
+        <w:t xml:space="preserve"> EJERCICIOS BÁSICOS (1–12)</w:t>
+      </w:r>
+    </w:p>
+    <w:p>
+      <w:pPr>
+        <w:rPr>
+          <w:b/>
+          <w:bCs/>
+        </w:rPr>
+      </w:pPr>
+      <w:r>
+        <w:rPr>
+          <w:b/>
+          <w:bCs/>
+        </w:rPr>
+        <w:t>1. Crear un script que muestre tu nombre</w:t>
+      </w:r>
+    </w:p>
+    <w:p>
+      <w:r>
+        <w:t>Mostrar:</w:t>
+      </w:r>
+    </w:p>
+    <w:p>
+      <w:r>
+        <w:t>echo "Mi nombre es ..."</w:t>
+      </w:r>
+    </w:p>
+    <w:p>
+      <w:r>
+        <w:pict w14:anchorId="2523D03A">
           <v:rect id="_x0000_i1276" style="width:0;height:1.5pt" o:hralign="center" o:hrstd="t" o:hr="t" fillcolor="#a0a0a0" stroked="f"/>
         </w:pict>
       </w:r>
@@ -23177,12 +24065,17 @@
           <w:b/>
           <w:bCs/>
         </w:rPr>
-        <w:t>6. Script que pida al usuario su nombre y lo salude</w:t>
-      </w:r>
-    </w:p>
-    <w:p>
-      <w:r>
-        <w:pict w14:anchorId="65B8EBC3">
+        <w:t>2. Script que muestre la fecha actual</w:t>
+      </w:r>
+    </w:p>
+    <w:p>
+      <w:r>
+        <w:t>date</w:t>
+      </w:r>
+    </w:p>
+    <w:p>
+      <w:r>
+        <w:pict w14:anchorId="69F7F8F7">
           <v:rect id="_x0000_i1277" style="width:0;height:1.5pt" o:hralign="center" o:hrstd="t" o:hr="t" fillcolor="#a0a0a0" stroked="f"/>
         </w:pict>
       </w:r>
@@ -23199,12 +24092,17 @@
           <w:b/>
           <w:bCs/>
         </w:rPr>
-        <w:t>7. Script que muestre el contenido de /etc</w:t>
-      </w:r>
-    </w:p>
-    <w:p>
-      <w:r>
-        <w:pict w14:anchorId="02399619">
+        <w:t>3. Script que muestre el directorio actual</w:t>
+      </w:r>
+    </w:p>
+    <w:p>
+      <w:r>
+        <w:t>pwd</w:t>
+      </w:r>
+    </w:p>
+    <w:p>
+      <w:r>
+        <w:pict w14:anchorId="691708E6">
           <v:rect id="_x0000_i1278" style="width:0;height:1.5pt" o:hralign="center" o:hrstd="t" o:hr="t" fillcolor="#a0a0a0" stroked="f"/>
         </w:pict>
       </w:r>
@@ -23221,17 +24119,22 @@
           <w:b/>
           <w:bCs/>
         </w:rPr>
-        <w:t>8. Script que muestre los 5 procesos que más CPU consumen</w:t>
-      </w:r>
-    </w:p>
-    <w:p>
-      <w:r>
-        <w:t>Usar ps aux.</w:t>
-      </w:r>
-    </w:p>
-    <w:p>
-      <w:r>
-        <w:pict w14:anchorId="763FFE7E">
+        <w:t>4. Script que reciba un argumento y lo muestre</w:t>
+      </w:r>
+    </w:p>
+    <w:p>
+      <w:r>
+        <w:t>Ejemplo:</w:t>
+      </w:r>
+    </w:p>
+    <w:p>
+      <w:r>
+        <w:t>./script.sh hola</w:t>
+      </w:r>
+    </w:p>
+    <w:p>
+      <w:r>
+        <w:pict w14:anchorId="33BD5259">
           <v:rect id="_x0000_i1279" style="width:0;height:1.5pt" o:hralign="center" o:hrstd="t" o:hr="t" fillcolor="#a0a0a0" stroked="f"/>
         </w:pict>
       </w:r>
@@ -23248,17 +24151,13 @@
           <w:b/>
           <w:bCs/>
         </w:rPr>
-        <w:t>9. Script que muestre espacio libre del disco</w:t>
-      </w:r>
-    </w:p>
-    <w:p>
-      <w:r>
-        <w:t>df -h</w:t>
-      </w:r>
-    </w:p>
-    <w:p>
-      <w:r>
-        <w:pict w14:anchorId="10131792">
+        <w:t>5. Script que cuente del 1 al 10 (for)</w:t>
+      </w:r>
+    </w:p>
+    <w:p>
+      <w:r>
+        <w:lastRenderedPageBreak/>
+        <w:pict w14:anchorId="010CDE4D">
           <v:rect id="_x0000_i1280" style="width:0;height:1.5pt" o:hralign="center" o:hrstd="t" o:hr="t" fillcolor="#a0a0a0" stroked="f"/>
         </w:pict>
       </w:r>
@@ -23275,13 +24174,12 @@
           <w:b/>
           <w:bCs/>
         </w:rPr>
-        <w:t>10. Script que cree una carpeta automáticamente</w:t>
-      </w:r>
-    </w:p>
-    <w:p>
-      <w:r>
-        <w:lastRenderedPageBreak/>
-        <w:pict w14:anchorId="477C06E4">
+        <w:t>6. Script que pida al usuario su nombre y lo salude</w:t>
+      </w:r>
+    </w:p>
+    <w:p>
+      <w:r>
+        <w:pict w14:anchorId="65B8EBC3">
           <v:rect id="_x0000_i1281" style="width:0;height:1.5pt" o:hralign="center" o:hrstd="t" o:hr="t" fillcolor="#a0a0a0" stroked="f"/>
         </w:pict>
       </w:r>
@@ -23298,12 +24196,12 @@
           <w:b/>
           <w:bCs/>
         </w:rPr>
-        <w:t>11. Script que cree un archivo con tu nombre y la fecha actual</w:t>
-      </w:r>
-    </w:p>
-    <w:p>
-      <w:r>
-        <w:pict w14:anchorId="7C214446">
+        <w:t>7. Script que muestre el contenido de /etc</w:t>
+      </w:r>
+    </w:p>
+    <w:p>
+      <w:r>
+        <w:pict w14:anchorId="02399619">
           <v:rect id="_x0000_i1282" style="width:0;height:1.5pt" o:hralign="center" o:hrstd="t" o:hr="t" fillcolor="#a0a0a0" stroked="f"/>
         </w:pict>
       </w:r>
@@ -23320,17 +24218,17 @@
           <w:b/>
           <w:bCs/>
         </w:rPr>
-        <w:t>12. Script que revise si un archivo existe o no</w:t>
-      </w:r>
-    </w:p>
-    <w:p>
-      <w:r>
-        <w:t>Usar if [ -f archivo ].</w:t>
-      </w:r>
-    </w:p>
-    <w:p>
-      <w:r>
-        <w:pict w14:anchorId="23451D67">
+        <w:t>8. Script que muestre los 5 procesos que más CPU consumen</w:t>
+      </w:r>
+    </w:p>
+    <w:p>
+      <w:r>
+        <w:t>Usar ps aux.</w:t>
+      </w:r>
+    </w:p>
+    <w:p>
+      <w:r>
+        <w:pict w14:anchorId="763FFE7E">
           <v:rect id="_x0000_i1283" style="width:0;height:1.5pt" o:hralign="center" o:hrstd="t" o:hr="t" fillcolor="#a0a0a0" stroked="f"/>
         </w:pict>
       </w:r>
@@ -23344,38 +24242,20 @@
       </w:pPr>
       <w:r>
         <w:rPr>
-          <w:rFonts w:ascii="Segoe UI Emoji" w:hAnsi="Segoe UI Emoji" w:cs="Segoe UI Emoji"/>
-          <w:b/>
-          <w:bCs/>
-        </w:rPr>
-        <w:t>✅</w:t>
-      </w:r>
-      <w:r>
-        <w:rPr>
-          <w:b/>
-          <w:bCs/>
-        </w:rPr>
-        <w:t xml:space="preserve"> EJERCICIOS INTERMEDIOS (13–24)</w:t>
-      </w:r>
-    </w:p>
-    <w:p>
-      <w:pPr>
-        <w:rPr>
-          <w:b/>
-          <w:bCs/>
-        </w:rPr>
-      </w:pPr>
-      <w:r>
-        <w:rPr>
-          <w:b/>
-          <w:bCs/>
-        </w:rPr>
-        <w:t>13. Script que lea dos números y los sume</w:t>
-      </w:r>
-    </w:p>
-    <w:p>
-      <w:r>
-        <w:pict w14:anchorId="2D85C885">
+          <w:b/>
+          <w:bCs/>
+        </w:rPr>
+        <w:t>9. Script que muestre espacio libre del disco</w:t>
+      </w:r>
+    </w:p>
+    <w:p>
+      <w:r>
+        <w:t>df -h</w:t>
+      </w:r>
+    </w:p>
+    <w:p>
+      <w:r>
+        <w:pict w14:anchorId="10131792">
           <v:rect id="_x0000_i1284" style="width:0;height:1.5pt" o:hralign="center" o:hrstd="t" o:hr="t" fillcolor="#a0a0a0" stroked="f"/>
         </w:pict>
       </w:r>
@@ -23392,17 +24272,12 @@
           <w:b/>
           <w:bCs/>
         </w:rPr>
-        <w:t>14. Script que compruebe si un servicio está activo</w:t>
-      </w:r>
-    </w:p>
-    <w:p>
-      <w:r>
-        <w:t>systemctl is-active ssh</w:t>
-      </w:r>
-    </w:p>
-    <w:p>
-      <w:r>
-        <w:pict w14:anchorId="006A5077">
+        <w:t>10. Script que cree una carpeta automáticamente</w:t>
+      </w:r>
+    </w:p>
+    <w:p>
+      <w:r>
+        <w:pict w14:anchorId="477C06E4">
           <v:rect id="_x0000_i1285" style="width:0;height:1.5pt" o:hralign="center" o:hrstd="t" o:hr="t" fillcolor="#a0a0a0" stroked="f"/>
         </w:pict>
       </w:r>
@@ -23419,12 +24294,12 @@
           <w:b/>
           <w:bCs/>
         </w:rPr>
-        <w:t>15. Script que reinicie automáticamente un servicio si está caído</w:t>
-      </w:r>
-    </w:p>
-    <w:p>
-      <w:r>
-        <w:pict w14:anchorId="099D96E9">
+        <w:t>11. Script que cree un archivo con tu nombre y la fecha actual</w:t>
+      </w:r>
+    </w:p>
+    <w:p>
+      <w:r>
+        <w:pict w14:anchorId="7C214446">
           <v:rect id="_x0000_i1286" style="width:0;height:1.5pt" o:hralign="center" o:hrstd="t" o:hr="t" fillcolor="#a0a0a0" stroked="f"/>
         </w:pict>
       </w:r>
@@ -23441,12 +24316,17 @@
           <w:b/>
           <w:bCs/>
         </w:rPr>
-        <w:t>16. Script que haga ping a un servidor y avise si falla</w:t>
-      </w:r>
-    </w:p>
-    <w:p>
-      <w:r>
-        <w:pict w14:anchorId="7DB32C87">
+        <w:t>12. Script que revise si un archivo existe o no</w:t>
+      </w:r>
+    </w:p>
+    <w:p>
+      <w:r>
+        <w:t>Usar if [ -f archivo ].</w:t>
+      </w:r>
+    </w:p>
+    <w:p>
+      <w:r>
+        <w:pict w14:anchorId="23451D67">
           <v:rect id="_x0000_i1287" style="width:0;height:1.5pt" o:hralign="center" o:hrstd="t" o:hr="t" fillcolor="#a0a0a0" stroked="f"/>
         </w:pict>
       </w:r>
@@ -23460,20 +24340,38 @@
       </w:pPr>
       <w:r>
         <w:rPr>
-          <w:b/>
-          <w:bCs/>
-        </w:rPr>
-        <w:t>17. Script que liste todos los usuarios del sistema</w:t>
-      </w:r>
-    </w:p>
-    <w:p>
-      <w:r>
-        <w:t>cut -d: -f1 /etc/passwd</w:t>
-      </w:r>
-    </w:p>
-    <w:p>
-      <w:r>
-        <w:pict w14:anchorId="5DC0321C">
+          <w:rFonts w:ascii="Segoe UI Emoji" w:hAnsi="Segoe UI Emoji" w:cs="Segoe UI Emoji"/>
+          <w:b/>
+          <w:bCs/>
+        </w:rPr>
+        <w:t>✅</w:t>
+      </w:r>
+      <w:r>
+        <w:rPr>
+          <w:b/>
+          <w:bCs/>
+        </w:rPr>
+        <w:t xml:space="preserve"> EJERCICIOS INTERMEDIOS (13–24)</w:t>
+      </w:r>
+    </w:p>
+    <w:p>
+      <w:pPr>
+        <w:rPr>
+          <w:b/>
+          <w:bCs/>
+        </w:rPr>
+      </w:pPr>
+      <w:r>
+        <w:rPr>
+          <w:b/>
+          <w:bCs/>
+        </w:rPr>
+        <w:t>13. Script que lea dos números y los sume</w:t>
+      </w:r>
+    </w:p>
+    <w:p>
+      <w:r>
+        <w:pict w14:anchorId="2D85C885">
           <v:rect id="_x0000_i1288" style="width:0;height:1.5pt" o:hralign="center" o:hrstd="t" o:hr="t" fillcolor="#a0a0a0" stroked="f"/>
         </w:pict>
       </w:r>
@@ -23490,12 +24388,17 @@
           <w:b/>
           <w:bCs/>
         </w:rPr>
-        <w:t>18. Script que genere un log en /var/log/local/</w:t>
-      </w:r>
-    </w:p>
-    <w:p>
-      <w:r>
-        <w:pict w14:anchorId="314F5688">
+        <w:t>14. Script que compruebe si un servicio está activo</w:t>
+      </w:r>
+    </w:p>
+    <w:p>
+      <w:r>
+        <w:t>systemctl is-active ssh</w:t>
+      </w:r>
+    </w:p>
+    <w:p>
+      <w:r>
+        <w:pict w14:anchorId="006A5077">
           <v:rect id="_x0000_i1289" style="width:0;height:1.5pt" o:hralign="center" o:hrstd="t" o:hr="t" fillcolor="#a0a0a0" stroked="f"/>
         </w:pict>
       </w:r>
@@ -23512,12 +24415,12 @@
           <w:b/>
           <w:bCs/>
         </w:rPr>
-        <w:t>19. Script que busque archivos mayores de 100MB</w:t>
-      </w:r>
-    </w:p>
-    <w:p>
-      <w:r>
-        <w:pict w14:anchorId="4BB76AA2">
+        <w:t>15. Script que reinicie automáticamente un servicio si está caído</w:t>
+      </w:r>
+    </w:p>
+    <w:p>
+      <w:r>
+        <w:pict w14:anchorId="099D96E9">
           <v:rect id="_x0000_i1290" style="width:0;height:1.5pt" o:hralign="center" o:hrstd="t" o:hr="t" fillcolor="#a0a0a0" stroked="f"/>
         </w:pict>
       </w:r>
@@ -23534,12 +24437,12 @@
           <w:b/>
           <w:bCs/>
         </w:rPr>
-        <w:t>20. Script que monitorice RAM cada 10 segundos</w:t>
-      </w:r>
-    </w:p>
-    <w:p>
-      <w:r>
-        <w:pict w14:anchorId="5682B0C7">
+        <w:t>16. Script que haga ping a un servidor y avise si falla</w:t>
+      </w:r>
+    </w:p>
+    <w:p>
+      <w:r>
+        <w:pict w14:anchorId="7DB32C87">
           <v:rect id="_x0000_i1291" style="width:0;height:1.5pt" o:hralign="center" o:hrstd="t" o:hr="t" fillcolor="#a0a0a0" stroked="f"/>
         </w:pict>
       </w:r>
@@ -23556,12 +24459,18 @@
           <w:b/>
           <w:bCs/>
         </w:rPr>
-        <w:t>21. Script que cree 10 archivos con nombres secuenciales</w:t>
-      </w:r>
-    </w:p>
-    <w:p>
-      <w:r>
-        <w:pict w14:anchorId="6EC499A8">
+        <w:lastRenderedPageBreak/>
+        <w:t>17. Script que liste todos los usuarios del sistema</w:t>
+      </w:r>
+    </w:p>
+    <w:p>
+      <w:r>
+        <w:t>cut -d: -f1 /etc/passwd</w:t>
+      </w:r>
+    </w:p>
+    <w:p>
+      <w:r>
+        <w:pict w14:anchorId="5DC0321C">
           <v:rect id="_x0000_i1292" style="width:0;height:1.5pt" o:hralign="center" o:hrstd="t" o:hr="t" fillcolor="#a0a0a0" stroked="f"/>
         </w:pict>
       </w:r>
@@ -23578,13 +24487,12 @@
           <w:b/>
           <w:bCs/>
         </w:rPr>
-        <w:t>22. Script que elimine archivos temporales automáticamente</w:t>
-      </w:r>
-    </w:p>
-    <w:p>
-      <w:r>
-        <w:lastRenderedPageBreak/>
-        <w:pict w14:anchorId="0747BA4C">
+        <w:t>18. Script que genere un log en /var/log/local/</w:t>
+      </w:r>
+    </w:p>
+    <w:p>
+      <w:r>
+        <w:pict w14:anchorId="314F5688">
           <v:rect id="_x0000_i1293" style="width:0;height:1.5pt" o:hralign="center" o:hrstd="t" o:hr="t" fillcolor="#a0a0a0" stroked="f"/>
         </w:pict>
       </w:r>
@@ -23601,12 +24509,12 @@
           <w:b/>
           <w:bCs/>
         </w:rPr>
-        <w:t>23. Script que comprima una carpeta en .tar.gz</w:t>
-      </w:r>
-    </w:p>
-    <w:p>
-      <w:r>
-        <w:pict w14:anchorId="65C29740">
+        <w:t>19. Script que busque archivos mayores de 100MB</w:t>
+      </w:r>
+    </w:p>
+    <w:p>
+      <w:r>
+        <w:pict w14:anchorId="4BB76AA2">
           <v:rect id="_x0000_i1294" style="width:0;height:1.5pt" o:hralign="center" o:hrstd="t" o:hr="t" fillcolor="#a0a0a0" stroked="f"/>
         </w:pict>
       </w:r>
@@ -23623,17 +24531,12 @@
           <w:b/>
           <w:bCs/>
         </w:rPr>
-        <w:t>24. Script que verifique conexión a Internet</w:t>
-      </w:r>
-    </w:p>
-    <w:p>
-      <w:r>
-        <w:t>Hacer ping a 8.8.8.8.</w:t>
-      </w:r>
-    </w:p>
-    <w:p>
-      <w:r>
-        <w:pict w14:anchorId="75316171">
+        <w:t>20. Script que monitorice RAM cada 10 segundos</w:t>
+      </w:r>
+    </w:p>
+    <w:p>
+      <w:r>
+        <w:pict w14:anchorId="5682B0C7">
           <v:rect id="_x0000_i1295" style="width:0;height:1.5pt" o:hralign="center" o:hrstd="t" o:hr="t" fillcolor="#a0a0a0" stroked="f"/>
         </w:pict>
       </w:r>
@@ -23647,38 +24550,15 @@
       </w:pPr>
       <w:r>
         <w:rPr>
-          <w:rFonts w:ascii="Segoe UI Emoji" w:hAnsi="Segoe UI Emoji" w:cs="Segoe UI Emoji"/>
-          <w:b/>
-          <w:bCs/>
-        </w:rPr>
-        <w:t>✅</w:t>
-      </w:r>
-      <w:r>
-        <w:rPr>
-          <w:b/>
-          <w:bCs/>
-        </w:rPr>
-        <w:t xml:space="preserve"> EJERCICIOS AVANZADOS (25–36)</w:t>
-      </w:r>
-    </w:p>
-    <w:p>
-      <w:pPr>
-        <w:rPr>
-          <w:b/>
-          <w:bCs/>
-        </w:rPr>
-      </w:pPr>
-      <w:r>
-        <w:rPr>
-          <w:b/>
-          <w:bCs/>
-        </w:rPr>
-        <w:t>25. Script que haga copia de seguridad de /home</w:t>
-      </w:r>
-    </w:p>
-    <w:p>
-      <w:r>
-        <w:pict w14:anchorId="02741B2C">
+          <w:b/>
+          <w:bCs/>
+        </w:rPr>
+        <w:t>21. Script que cree 10 archivos con nombres secuenciales</w:t>
+      </w:r>
+    </w:p>
+    <w:p>
+      <w:r>
+        <w:pict w14:anchorId="6EC499A8">
           <v:rect id="_x0000_i1296" style="width:0;height:1.5pt" o:hralign="center" o:hrstd="t" o:hr="t" fillcolor="#a0a0a0" stroked="f"/>
         </w:pict>
       </w:r>
@@ -23695,17 +24575,12 @@
           <w:b/>
           <w:bCs/>
         </w:rPr>
-        <w:t>26. Script que compruebe si un puerto está abierto</w:t>
-      </w:r>
-    </w:p>
-    <w:p>
-      <w:r>
-        <w:t>ss -tulnp | grep 22</w:t>
-      </w:r>
-    </w:p>
-    <w:p>
-      <w:r>
-        <w:pict w14:anchorId="3B4328D9">
+        <w:t>22. Script que elimine archivos temporales automáticamente</w:t>
+      </w:r>
+    </w:p>
+    <w:p>
+      <w:r>
+        <w:pict w14:anchorId="0747BA4C">
           <v:rect id="_x0000_i1297" style="width:0;height:1.5pt" o:hralign="center" o:hrstd="t" o:hr="t" fillcolor="#a0a0a0" stroked="f"/>
         </w:pict>
       </w:r>
@@ -23722,12 +24597,12 @@
           <w:b/>
           <w:bCs/>
         </w:rPr>
-        <w:t>27. Script que envíe un mensaje de alerta si un disco supera el 80%</w:t>
-      </w:r>
-    </w:p>
-    <w:p>
-      <w:r>
-        <w:pict w14:anchorId="1A82D9B7">
+        <w:t>23. Script que comprima una carpeta en .tar.gz</w:t>
+      </w:r>
+    </w:p>
+    <w:p>
+      <w:r>
+        <w:pict w14:anchorId="65C29740">
           <v:rect id="_x0000_i1298" style="width:0;height:1.5pt" o:hralign="center" o:hrstd="t" o:hr="t" fillcolor="#a0a0a0" stroked="f"/>
         </w:pict>
       </w:r>
@@ -23744,12 +24619,17 @@
           <w:b/>
           <w:bCs/>
         </w:rPr>
-        <w:t>28. Script con menú interactivo (1. Info – 2. Red – 3. Salir)</w:t>
-      </w:r>
-    </w:p>
-    <w:p>
-      <w:r>
-        <w:pict w14:anchorId="28E6F389">
+        <w:t>24. Script que verifique conexión a Internet</w:t>
+      </w:r>
+    </w:p>
+    <w:p>
+      <w:r>
+        <w:t>Hacer ping a 8.8.8.8.</w:t>
+      </w:r>
+    </w:p>
+    <w:p>
+      <w:r>
+        <w:pict w14:anchorId="75316171">
           <v:rect id="_x0000_i1299" style="width:0;height:1.5pt" o:hralign="center" o:hrstd="t" o:hr="t" fillcolor="#a0a0a0" stroked="f"/>
         </w:pict>
       </w:r>
@@ -23763,15 +24643,38 @@
       </w:pPr>
       <w:r>
         <w:rPr>
-          <w:b/>
-          <w:bCs/>
-        </w:rPr>
-        <w:t>29. Script que muestre los 10 archivos más grandes del sistema</w:t>
-      </w:r>
-    </w:p>
-    <w:p>
-      <w:r>
-        <w:pict w14:anchorId="3F198F22">
+          <w:rFonts w:ascii="Segoe UI Emoji" w:hAnsi="Segoe UI Emoji" w:cs="Segoe UI Emoji"/>
+          <w:b/>
+          <w:bCs/>
+        </w:rPr>
+        <w:t>✅</w:t>
+      </w:r>
+      <w:r>
+        <w:rPr>
+          <w:b/>
+          <w:bCs/>
+        </w:rPr>
+        <w:t xml:space="preserve"> EJERCICIOS AVANZADOS (25–36)</w:t>
+      </w:r>
+    </w:p>
+    <w:p>
+      <w:pPr>
+        <w:rPr>
+          <w:b/>
+          <w:bCs/>
+        </w:rPr>
+      </w:pPr>
+      <w:r>
+        <w:rPr>
+          <w:b/>
+          <w:bCs/>
+        </w:rPr>
+        <w:t>25. Script que haga copia de seguridad de /home</w:t>
+      </w:r>
+    </w:p>
+    <w:p>
+      <w:r>
+        <w:pict w14:anchorId="02741B2C">
           <v:rect id="_x0000_i1300" style="width:0;height:1.5pt" o:hralign="center" o:hrstd="t" o:hr="t" fillcolor="#a0a0a0" stroked="f"/>
         </w:pict>
       </w:r>
@@ -23788,17 +24691,17 @@
           <w:b/>
           <w:bCs/>
         </w:rPr>
-        <w:t>30. Script que genere informes diarios de estado</w:t>
-      </w:r>
-    </w:p>
-    <w:p>
-      <w:r>
-        <w:t>CPU, RAM, disco, red.</w:t>
-      </w:r>
-    </w:p>
-    <w:p>
-      <w:r>
-        <w:pict w14:anchorId="5294E650">
+        <w:t>26. Script que compruebe si un puerto está abierto</w:t>
+      </w:r>
+    </w:p>
+    <w:p>
+      <w:r>
+        <w:t>ss -tulnp | grep 22</w:t>
+      </w:r>
+    </w:p>
+    <w:p>
+      <w:r>
+        <w:pict w14:anchorId="3B4328D9">
           <v:rect id="_x0000_i1301" style="width:0;height:1.5pt" o:hralign="center" o:hrstd="t" o:hr="t" fillcolor="#a0a0a0" stroked="f"/>
         </w:pict>
       </w:r>
@@ -23815,12 +24718,12 @@
           <w:b/>
           <w:bCs/>
         </w:rPr>
-        <w:t>31. Script que haga un backup incremental</w:t>
-      </w:r>
-    </w:p>
-    <w:p>
-      <w:r>
-        <w:pict w14:anchorId="35547889">
+        <w:t>27. Script que envíe un mensaje de alerta si un disco supera el 80%</w:t>
+      </w:r>
+    </w:p>
+    <w:p>
+      <w:r>
+        <w:pict w14:anchorId="1A82D9B7">
           <v:rect id="_x0000_i1302" style="width:0;height:1.5pt" o:hralign="center" o:hrstd="t" o:hr="t" fillcolor="#a0a0a0" stroked="f"/>
         </w:pict>
       </w:r>
@@ -23837,17 +24740,12 @@
           <w:b/>
           <w:bCs/>
         </w:rPr>
-        <w:t>32. Script que detecte procesos zombie</w:t>
-      </w:r>
-    </w:p>
-    <w:p>
-      <w:r>
-        <w:t>ps aux | grep Z</w:t>
-      </w:r>
-    </w:p>
-    <w:p>
-      <w:r>
-        <w:pict w14:anchorId="04A0E1B6">
+        <w:t>28. Script con menú interactivo (1. Info – 2. Red – 3. Salir)</w:t>
+      </w:r>
+    </w:p>
+    <w:p>
+      <w:r>
+        <w:pict w14:anchorId="28E6F389">
           <v:rect id="_x0000_i1303" style="width:0;height:1.5pt" o:hralign="center" o:hrstd="t" o:hr="t" fillcolor="#a0a0a0" stroked="f"/>
         </w:pict>
       </w:r>
@@ -23864,12 +24762,13 @@
           <w:b/>
           <w:bCs/>
         </w:rPr>
-        <w:t>33. Script que reinicie automáticamente un servicio si falla</w:t>
-      </w:r>
-    </w:p>
-    <w:p>
-      <w:r>
-        <w:pict w14:anchorId="2AFFB09A">
+        <w:lastRenderedPageBreak/>
+        <w:t>29. Script que muestre los 10 archivos más grandes del sistema</w:t>
+      </w:r>
+    </w:p>
+    <w:p>
+      <w:r>
+        <w:pict w14:anchorId="3F198F22">
           <v:rect id="_x0000_i1304" style="width:0;height:1.5pt" o:hralign="center" o:hrstd="t" o:hr="t" fillcolor="#a0a0a0" stroked="f"/>
         </w:pict>
       </w:r>
@@ -23886,18 +24785,17 @@
           <w:b/>
           <w:bCs/>
         </w:rPr>
-        <w:lastRenderedPageBreak/>
-        <w:t>34. Script que registre la IP pública</w:t>
-      </w:r>
-    </w:p>
-    <w:p>
-      <w:r>
-        <w:t>curl ifconfig.me</w:t>
-      </w:r>
-    </w:p>
-    <w:p>
-      <w:r>
-        <w:pict w14:anchorId="2E26C13D">
+        <w:t>30. Script que genere informes diarios de estado</w:t>
+      </w:r>
+    </w:p>
+    <w:p>
+      <w:r>
+        <w:t>CPU, RAM, disco, red.</w:t>
+      </w:r>
+    </w:p>
+    <w:p>
+      <w:r>
+        <w:pict w14:anchorId="5294E650">
           <v:rect id="_x0000_i1305" style="width:0;height:1.5pt" o:hralign="center" o:hrstd="t" o:hr="t" fillcolor="#a0a0a0" stroked="f"/>
         </w:pict>
       </w:r>
@@ -23914,12 +24812,12 @@
           <w:b/>
           <w:bCs/>
         </w:rPr>
-        <w:t>35. Script que revise logs del sistema y filtre “error”</w:t>
-      </w:r>
-    </w:p>
-    <w:p>
-      <w:r>
-        <w:pict w14:anchorId="1FD00AF8">
+        <w:t>31. Script que haga un backup incremental</w:t>
+      </w:r>
+    </w:p>
+    <w:p>
+      <w:r>
+        <w:pict w14:anchorId="35547889">
           <v:rect id="_x0000_i1306" style="width:0;height:1.5pt" o:hralign="center" o:hrstd="t" o:hr="t" fillcolor="#a0a0a0" stroked="f"/>
         </w:pict>
       </w:r>
@@ -23936,20 +24834,118 @@
           <w:b/>
           <w:bCs/>
         </w:rPr>
-        <w:t>36. Programar tu script con cron para que se ejecute cada día</w:t>
-      </w:r>
-    </w:p>
-    <w:p>
-      <w:r>
-        <w:pict w14:anchorId="0B417C5A">
+        <w:t>32. Script que detecte procesos zombie</w:t>
+      </w:r>
+    </w:p>
+    <w:p>
+      <w:r>
+        <w:t>ps aux | grep Z</w:t>
+      </w:r>
+    </w:p>
+    <w:p>
+      <w:r>
+        <w:pict w14:anchorId="04A0E1B6">
           <v:rect id="_x0000_i1307" style="width:0;height:1.5pt" o:hralign="center" o:hrstd="t" o:hr="t" fillcolor="#a0a0a0" stroked="f"/>
         </w:pict>
       </w:r>
     </w:p>
     <w:p>
+      <w:pPr>
+        <w:rPr>
+          <w:b/>
+          <w:bCs/>
+        </w:rPr>
+      </w:pPr>
+      <w:r>
+        <w:rPr>
+          <w:b/>
+          <w:bCs/>
+        </w:rPr>
+        <w:t>33. Script que reinicie automáticamente un servicio si falla</w:t>
+      </w:r>
+    </w:p>
+    <w:p>
+      <w:r>
+        <w:pict w14:anchorId="2AFFB09A">
+          <v:rect id="_x0000_i1308" style="width:0;height:1.5pt" o:hralign="center" o:hrstd="t" o:hr="t" fillcolor="#a0a0a0" stroked="f"/>
+        </w:pict>
+      </w:r>
+    </w:p>
+    <w:p>
+      <w:pPr>
+        <w:rPr>
+          <w:b/>
+          <w:bCs/>
+        </w:rPr>
+      </w:pPr>
+      <w:r>
+        <w:rPr>
+          <w:b/>
+          <w:bCs/>
+        </w:rPr>
+        <w:t>34. Script que registre la IP pública</w:t>
+      </w:r>
+    </w:p>
+    <w:p>
+      <w:r>
+        <w:t>curl ifconfig.me</w:t>
+      </w:r>
+    </w:p>
+    <w:p>
+      <w:r>
+        <w:pict w14:anchorId="2E26C13D">
+          <v:rect id="_x0000_i1309" style="width:0;height:1.5pt" o:hralign="center" o:hrstd="t" o:hr="t" fillcolor="#a0a0a0" stroked="f"/>
+        </w:pict>
+      </w:r>
+    </w:p>
+    <w:p>
+      <w:pPr>
+        <w:rPr>
+          <w:b/>
+          <w:bCs/>
+        </w:rPr>
+      </w:pPr>
+      <w:r>
+        <w:rPr>
+          <w:b/>
+          <w:bCs/>
+        </w:rPr>
+        <w:t>35. Script que revise logs del sistema y filtre “error”</w:t>
+      </w:r>
+    </w:p>
+    <w:p>
+      <w:r>
+        <w:pict w14:anchorId="1FD00AF8">
+          <v:rect id="_x0000_i1310" style="width:0;height:1.5pt" o:hralign="center" o:hrstd="t" o:hr="t" fillcolor="#a0a0a0" stroked="f"/>
+        </w:pict>
+      </w:r>
+    </w:p>
+    <w:p>
+      <w:pPr>
+        <w:rPr>
+          <w:b/>
+          <w:bCs/>
+        </w:rPr>
+      </w:pPr>
+      <w:r>
+        <w:rPr>
+          <w:b/>
+          <w:bCs/>
+        </w:rPr>
+        <w:t>36. Programar tu script con cron para que se ejecute cada día</w:t>
+      </w:r>
+    </w:p>
+    <w:p>
+      <w:r>
+        <w:pict w14:anchorId="0B417C5A">
+          <v:rect id="_x0000_i1311" style="width:0;height:1.5pt" o:hralign="center" o:hrstd="t" o:hr="t" fillcolor="#a0a0a0" stroked="f"/>
+        </w:pict>
+      </w:r>
+    </w:p>
+    <w:p>
       <w:r>
         <w:pict w14:anchorId="6A4C3B45">
-          <v:rect id="_x0000_i1308" style="width:0;height:1.5pt" o:hralign="center" o:hrstd="t" o:hr="t" fillcolor="#a0a0a0" stroked="f"/>
+          <v:rect id="_x0000_i1312" style="width:0;height:1.5pt" o:hralign="center" o:hrstd="t" o:hr="t" fillcolor="#a0a0a0" stroked="f"/>
         </w:pict>
       </w:r>
     </w:p>
@@ -24063,6 +25059,7 @@
         </w:numPr>
       </w:pPr>
       <w:r>
+        <w:lastRenderedPageBreak/>
         <w:t>5 procesos más pesados</w:t>
       </w:r>
     </w:p>
@@ -24180,7 +25177,6 @@
         <w:rPr>
           <w:rFonts w:ascii="Segoe UI Symbol" w:hAnsi="Segoe UI Symbol" w:cs="Segoe UI Symbol"/>
         </w:rPr>
-        <w:lastRenderedPageBreak/>
         <w:t>✔</w:t>
       </w:r>
       <w:r>
@@ -24234,7 +25230,7 @@
     <w:p>
       <w:r>
         <w:pict w14:anchorId="098AB736">
-          <v:rect id="_x0000_i1309" style="width:0;height:1.5pt" o:hralign="center" o:hrstd="t" o:hr="t" fillcolor="#a0a0a0" stroked="f"/>
+          <v:rect id="_x0000_i1313" style="width:0;height:1.5pt" o:hralign="center" o:hrstd="t" o:hr="t" fillcolor="#a0a0a0" stroked="f"/>
         </w:pict>
       </w:r>
     </w:p>
@@ -24263,7 +25259,7 @@
     <w:p>
       <w:r>
         <w:pict w14:anchorId="795D0606">
-          <v:rect id="_x0000_i1310" style="width:0;height:1.5pt" o:hralign="center" o:hrstd="t" o:hr="t" fillcolor="#a0a0a0" stroked="f"/>
+          <v:rect id="_x0000_i1314" style="width:0;height:1.5pt" o:hralign="center" o:hrstd="t" o:hr="t" fillcolor="#a0a0a0" stroked="f"/>
         </w:pict>
       </w:r>
     </w:p>
@@ -24336,6 +25332,7 @@
           <w:b/>
           <w:bCs/>
         </w:rPr>
+        <w:lastRenderedPageBreak/>
         <w:t>✔</w:t>
       </w:r>
       <w:r>
@@ -24454,7 +25451,7 @@
     <w:p>
       <w:r>
         <w:pict w14:anchorId="00BD0A32">
-          <v:rect id="_x0000_i1311" style="width:0;height:1.5pt" o:hralign="center" o:hrstd="t" o:hr="t" fillcolor="#a0a0a0" stroked="f"/>
+          <v:rect id="_x0000_i1315" style="width:0;height:1.5pt" o:hralign="center" o:hrstd="t" o:hr="t" fillcolor="#a0a0a0" stroked="f"/>
         </w:pict>
       </w:r>
     </w:p>
@@ -24483,8 +25480,259 @@
     </w:p>
     <w:p>
       <w:r>
+        <w:t>Actualizar motores críticos:</w:t>
+      </w:r>
+    </w:p>
+    <w:p>
+      <w:pPr>
+        <w:rPr>
+          <w:lang w:val="en-GB"/>
+        </w:rPr>
+      </w:pPr>
+      <w:r>
+        <w:rPr>
+          <w:lang w:val="en-GB"/>
+        </w:rPr>
+        <w:t>sudo apt update</w:t>
+      </w:r>
+    </w:p>
+    <w:p>
+      <w:pPr>
+        <w:rPr>
+          <w:lang w:val="en-GB"/>
+        </w:rPr>
+      </w:pPr>
+      <w:r>
+        <w:rPr>
+          <w:lang w:val="en-GB"/>
+        </w:rPr>
+        <w:t>sudo apt upgrade</w:t>
+      </w:r>
+    </w:p>
+    <w:p>
+      <w:r>
+        <w:t>sudo apt dist-upgrade</w:t>
+      </w:r>
+    </w:p>
+    <w:p>
+      <w:r>
+        <w:t>Ver paquetes de seguridad:</w:t>
+      </w:r>
+    </w:p>
+    <w:p>
+      <w:r>
+        <w:t>apt list --upgradable | grep security</w:t>
+      </w:r>
+    </w:p>
+    <w:p>
+      <w:r>
+        <w:pict w14:anchorId="6F3CD6EF">
+          <v:rect id="_x0000_i1316" style="width:0;height:1.5pt" o:hralign="center" o:hrstd="t" o:hr="t" fillcolor="#a0a0a0" stroked="f"/>
+        </w:pict>
+      </w:r>
+    </w:p>
+    <w:p>
+      <w:pPr>
+        <w:rPr>
+          <w:b/>
+          <w:bCs/>
+          <w:lang w:val="en-GB"/>
+        </w:rPr>
+      </w:pPr>
+      <w:r>
+        <w:rPr>
+          <w:rFonts w:ascii="Segoe UI Emoji" w:hAnsi="Segoe UI Emoji" w:cs="Segoe UI Emoji"/>
+          <w:b/>
+          <w:bCs/>
+        </w:rPr>
+        <w:t>📘</w:t>
+      </w:r>
+      <w:r>
+        <w:rPr>
+          <w:b/>
+          <w:bCs/>
+          <w:lang w:val="en-GB"/>
+        </w:rPr>
+        <w:t xml:space="preserve"> 9.3. Firewall UFW (Uncomplicated Firewall)</w:t>
+      </w:r>
+    </w:p>
+    <w:p>
+      <w:r>
+        <w:t>Activar:</w:t>
+      </w:r>
+    </w:p>
+    <w:p>
+      <w:r>
+        <w:t>sudo ufw enable</w:t>
+      </w:r>
+    </w:p>
+    <w:p>
+      <w:r>
+        <w:t>Permitir SSH:</w:t>
+      </w:r>
+    </w:p>
+    <w:p>
+      <w:r>
+        <w:t>sudo ufw allow 22/tcp</w:t>
+      </w:r>
+    </w:p>
+    <w:p>
+      <w:r>
+        <w:t>Bloquear acceso externo a un puerto:</w:t>
+      </w:r>
+    </w:p>
+    <w:p>
+      <w:r>
+        <w:t>sudo ufw deny 80/tcp</w:t>
+      </w:r>
+    </w:p>
+    <w:p>
+      <w:r>
+        <w:t>Permitir rango de IPs:</w:t>
+      </w:r>
+    </w:p>
+    <w:p>
+      <w:pPr>
+        <w:rPr>
+          <w:lang w:val="en-GB"/>
+        </w:rPr>
+      </w:pPr>
+      <w:r>
+        <w:rPr>
+          <w:lang w:val="en-GB"/>
+        </w:rPr>
+        <w:t>sudo ufw allow from 192.168.1.0/24 to any port 22</w:t>
+      </w:r>
+    </w:p>
+    <w:p>
+      <w:r>
         <w:lastRenderedPageBreak/>
-        <w:t>Actualizar motores críticos:</w:t>
+        <w:pict w14:anchorId="0C0E8690">
+          <v:rect id="_x0000_i1317" style="width:0;height:1.5pt" o:hralign="center" o:hrstd="t" o:hr="t" fillcolor="#a0a0a0" stroked="f"/>
+        </w:pict>
+      </w:r>
+    </w:p>
+    <w:p>
+      <w:pPr>
+        <w:rPr>
+          <w:b/>
+          <w:bCs/>
+        </w:rPr>
+      </w:pPr>
+      <w:r>
+        <w:rPr>
+          <w:rFonts w:ascii="Segoe UI Emoji" w:hAnsi="Segoe UI Emoji" w:cs="Segoe UI Emoji"/>
+          <w:b/>
+          <w:bCs/>
+        </w:rPr>
+        <w:t>📘</w:t>
+      </w:r>
+      <w:r>
+        <w:rPr>
+          <w:b/>
+          <w:bCs/>
+        </w:rPr>
+        <w:t xml:space="preserve"> 9.4. Endurecimiento de SSH (hardening)</w:t>
+      </w:r>
+    </w:p>
+    <w:p>
+      <w:r>
+        <w:t>Archivo de configuración:</w:t>
+      </w:r>
+    </w:p>
+    <w:p>
+      <w:r>
+        <w:t>/etc/ssh/sshd_config</w:t>
+      </w:r>
+    </w:p>
+    <w:p>
+      <w:r>
+        <w:t>Recomendaciones:</w:t>
+      </w:r>
+    </w:p>
+    <w:p>
+      <w:r>
+        <w:t>PermitRootLogin no</w:t>
+      </w:r>
+    </w:p>
+    <w:p>
+      <w:r>
+        <w:t>PasswordAuthentication no</w:t>
+      </w:r>
+    </w:p>
+    <w:p>
+      <w:r>
+        <w:t>AllowUsers usuario1 usuario2</w:t>
+      </w:r>
+    </w:p>
+    <w:p>
+      <w:r>
+        <w:t>Port 2222</w:t>
+      </w:r>
+    </w:p>
+    <w:p>
+      <w:r>
+        <w:t>Reiniciar:</w:t>
+      </w:r>
+    </w:p>
+    <w:p>
+      <w:r>
+        <w:t>sudo systemctl restart ssh</w:t>
+      </w:r>
+    </w:p>
+    <w:p>
+      <w:r>
+        <w:pict w14:anchorId="244D0B5F">
+          <v:rect id="_x0000_i1318" style="width:0;height:1.5pt" o:hralign="center" o:hrstd="t" o:hr="t" fillcolor="#a0a0a0" stroked="f"/>
+        </w:pict>
+      </w:r>
+    </w:p>
+    <w:p>
+      <w:pPr>
+        <w:rPr>
+          <w:b/>
+          <w:bCs/>
+        </w:rPr>
+      </w:pPr>
+      <w:r>
+        <w:rPr>
+          <w:rFonts w:ascii="Segoe UI Emoji" w:hAnsi="Segoe UI Emoji" w:cs="Segoe UI Emoji"/>
+          <w:b/>
+          <w:bCs/>
+        </w:rPr>
+        <w:t>📘</w:t>
+      </w:r>
+      <w:r>
+        <w:rPr>
+          <w:b/>
+          <w:bCs/>
+        </w:rPr>
+        <w:t xml:space="preserve"> 9.5. Fail2ban: defensa contra fuerza bruta</w:t>
+      </w:r>
+    </w:p>
+    <w:p>
+      <w:r>
+        <w:t>Instalar:</w:t>
+      </w:r>
+    </w:p>
+    <w:p>
+      <w:r>
+        <w:t>sudo apt install fail2ban</w:t>
+      </w:r>
+    </w:p>
+    <w:p>
+      <w:r>
+        <w:t>Archivo de configuración:</w:t>
+      </w:r>
+    </w:p>
+    <w:p>
+      <w:r>
+        <w:t>/etc/fail2ban/jail.local</w:t>
+      </w:r>
+    </w:p>
+    <w:p>
+      <w:r>
+        <w:t>Ejemplo mínimo:</w:t>
       </w:r>
     </w:p>
     <w:p>
@@ -24497,7 +25745,7 @@
         <w:rPr>
           <w:lang w:val="en-GB"/>
         </w:rPr>
-        <w:t>sudo apt update</w:t>
+        <w:t>[sshd]</w:t>
       </w:r>
     </w:p>
     <w:p>
@@ -24510,89 +25758,20 @@
         <w:rPr>
           <w:lang w:val="en-GB"/>
         </w:rPr>
-        <w:t>sudo apt upgrade</w:t>
-      </w:r>
-    </w:p>
-    <w:p>
-      <w:r>
-        <w:t>sudo apt dist-upgrade</w:t>
-      </w:r>
-    </w:p>
-    <w:p>
-      <w:r>
-        <w:t>Ver paquetes de seguridad:</w:t>
-      </w:r>
-    </w:p>
-    <w:p>
-      <w:r>
-        <w:t>apt list --upgradable | grep security</w:t>
-      </w:r>
-    </w:p>
-    <w:p>
-      <w:r>
-        <w:pict w14:anchorId="6F3CD6EF">
-          <v:rect id="_x0000_i1312" style="width:0;height:1.5pt" o:hralign="center" o:hrstd="t" o:hr="t" fillcolor="#a0a0a0" stroked="f"/>
-        </w:pict>
-      </w:r>
-    </w:p>
-    <w:p>
-      <w:pPr>
-        <w:rPr>
-          <w:b/>
-          <w:bCs/>
+        <w:t>enabled = true</w:t>
+      </w:r>
+    </w:p>
+    <w:p>
+      <w:pPr>
+        <w:rPr>
           <w:lang w:val="en-GB"/>
         </w:rPr>
       </w:pPr>
       <w:r>
         <w:rPr>
-          <w:rFonts w:ascii="Segoe UI Emoji" w:hAnsi="Segoe UI Emoji" w:cs="Segoe UI Emoji"/>
-          <w:b/>
-          <w:bCs/>
-        </w:rPr>
-        <w:t>📘</w:t>
-      </w:r>
-      <w:r>
-        <w:rPr>
-          <w:b/>
-          <w:bCs/>
           <w:lang w:val="en-GB"/>
         </w:rPr>
-        <w:t xml:space="preserve"> 9.3. Firewall UFW (Uncomplicated Firewall)</w:t>
-      </w:r>
-    </w:p>
-    <w:p>
-      <w:r>
-        <w:t>Activar:</w:t>
-      </w:r>
-    </w:p>
-    <w:p>
-      <w:r>
-        <w:t>sudo ufw enable</w:t>
-      </w:r>
-    </w:p>
-    <w:p>
-      <w:r>
-        <w:t>Permitir SSH:</w:t>
-      </w:r>
-    </w:p>
-    <w:p>
-      <w:r>
-        <w:t>sudo ufw allow 22/tcp</w:t>
-      </w:r>
-    </w:p>
-    <w:p>
-      <w:r>
-        <w:t>Bloquear acceso externo a un puerto:</w:t>
-      </w:r>
-    </w:p>
-    <w:p>
-      <w:r>
-        <w:t>sudo ufw deny 80/tcp</w:t>
-      </w:r>
-    </w:p>
-    <w:p>
-      <w:r>
-        <w:t>Permitir rango de IPs:</w:t>
+        <w:t>port = ssh</w:t>
       </w:r>
     </w:p>
     <w:p>
@@ -24605,189 +25784,6 @@
         <w:rPr>
           <w:lang w:val="en-GB"/>
         </w:rPr>
-        <w:t>sudo ufw allow from 192.168.1.0/24 to any port 22</w:t>
-      </w:r>
-    </w:p>
-    <w:p>
-      <w:r>
-        <w:pict w14:anchorId="0C0E8690">
-          <v:rect id="_x0000_i1313" style="width:0;height:1.5pt" o:hralign="center" o:hrstd="t" o:hr="t" fillcolor="#a0a0a0" stroked="f"/>
-        </w:pict>
-      </w:r>
-    </w:p>
-    <w:p>
-      <w:pPr>
-        <w:rPr>
-          <w:b/>
-          <w:bCs/>
-        </w:rPr>
-      </w:pPr>
-      <w:r>
-        <w:rPr>
-          <w:rFonts w:ascii="Segoe UI Emoji" w:hAnsi="Segoe UI Emoji" w:cs="Segoe UI Emoji"/>
-          <w:b/>
-          <w:bCs/>
-        </w:rPr>
-        <w:t>📘</w:t>
-      </w:r>
-      <w:r>
-        <w:rPr>
-          <w:b/>
-          <w:bCs/>
-        </w:rPr>
-        <w:t xml:space="preserve"> 9.4. Endurecimiento de SSH (hardening)</w:t>
-      </w:r>
-    </w:p>
-    <w:p>
-      <w:r>
-        <w:t>Archivo de configuración:</w:t>
-      </w:r>
-    </w:p>
-    <w:p>
-      <w:r>
-        <w:t>/etc/ssh/sshd_config</w:t>
-      </w:r>
-    </w:p>
-    <w:p>
-      <w:r>
-        <w:t>Recomendaciones:</w:t>
-      </w:r>
-    </w:p>
-    <w:p>
-      <w:r>
-        <w:t>PermitRootLogin no</w:t>
-      </w:r>
-    </w:p>
-    <w:p>
-      <w:r>
-        <w:t>PasswordAuthentication no</w:t>
-      </w:r>
-    </w:p>
-    <w:p>
-      <w:r>
-        <w:t>AllowUsers usuario1 usuario2</w:t>
-      </w:r>
-    </w:p>
-    <w:p>
-      <w:r>
-        <w:t>Port 2222</w:t>
-      </w:r>
-    </w:p>
-    <w:p>
-      <w:r>
-        <w:t>Reiniciar:</w:t>
-      </w:r>
-    </w:p>
-    <w:p>
-      <w:r>
-        <w:t>sudo systemctl restart ssh</w:t>
-      </w:r>
-    </w:p>
-    <w:p>
-      <w:r>
-        <w:pict w14:anchorId="244D0B5F">
-          <v:rect id="_x0000_i1314" style="width:0;height:1.5pt" o:hralign="center" o:hrstd="t" o:hr="t" fillcolor="#a0a0a0" stroked="f"/>
-        </w:pict>
-      </w:r>
-    </w:p>
-    <w:p>
-      <w:pPr>
-        <w:rPr>
-          <w:b/>
-          <w:bCs/>
-        </w:rPr>
-      </w:pPr>
-      <w:r>
-        <w:rPr>
-          <w:rFonts w:ascii="Segoe UI Emoji" w:hAnsi="Segoe UI Emoji" w:cs="Segoe UI Emoji"/>
-          <w:b/>
-          <w:bCs/>
-        </w:rPr>
-        <w:lastRenderedPageBreak/>
-        <w:t>📘</w:t>
-      </w:r>
-      <w:r>
-        <w:rPr>
-          <w:b/>
-          <w:bCs/>
-        </w:rPr>
-        <w:t xml:space="preserve"> 9.5. Fail2ban: defensa contra fuerza bruta</w:t>
-      </w:r>
-    </w:p>
-    <w:p>
-      <w:r>
-        <w:t>Instalar:</w:t>
-      </w:r>
-    </w:p>
-    <w:p>
-      <w:r>
-        <w:t>sudo apt install fail2ban</w:t>
-      </w:r>
-    </w:p>
-    <w:p>
-      <w:r>
-        <w:t>Archivo de configuración:</w:t>
-      </w:r>
-    </w:p>
-    <w:p>
-      <w:r>
-        <w:t>/etc/fail2ban/jail.local</w:t>
-      </w:r>
-    </w:p>
-    <w:p>
-      <w:r>
-        <w:t>Ejemplo mínimo:</w:t>
-      </w:r>
-    </w:p>
-    <w:p>
-      <w:pPr>
-        <w:rPr>
-          <w:lang w:val="en-GB"/>
-        </w:rPr>
-      </w:pPr>
-      <w:r>
-        <w:rPr>
-          <w:lang w:val="en-GB"/>
-        </w:rPr>
-        <w:t>[sshd]</w:t>
-      </w:r>
-    </w:p>
-    <w:p>
-      <w:pPr>
-        <w:rPr>
-          <w:lang w:val="en-GB"/>
-        </w:rPr>
-      </w:pPr>
-      <w:r>
-        <w:rPr>
-          <w:lang w:val="en-GB"/>
-        </w:rPr>
-        <w:t>enabled = true</w:t>
-      </w:r>
-    </w:p>
-    <w:p>
-      <w:pPr>
-        <w:rPr>
-          <w:lang w:val="en-GB"/>
-        </w:rPr>
-      </w:pPr>
-      <w:r>
-        <w:rPr>
-          <w:lang w:val="en-GB"/>
-        </w:rPr>
-        <w:t>port = ssh</w:t>
-      </w:r>
-    </w:p>
-    <w:p>
-      <w:pPr>
-        <w:rPr>
-          <w:lang w:val="en-GB"/>
-        </w:rPr>
-      </w:pPr>
-      <w:r>
-        <w:rPr>
-          <w:lang w:val="en-GB"/>
-        </w:rPr>
         <w:t>maxretry = 3</w:t>
       </w:r>
     </w:p>
@@ -24809,7 +25805,7 @@
     <w:p>
       <w:r>
         <w:pict w14:anchorId="3AB9F2CF">
-          <v:rect id="_x0000_i1315" style="width:0;height:1.5pt" o:hralign="center" o:hrstd="t" o:hr="t" fillcolor="#a0a0a0" stroked="f"/>
+          <v:rect id="_x0000_i1319" style="width:0;height:1.5pt" o:hralign="center" o:hrstd="t" o:hr="t" fillcolor="#a0a0a0" stroked="f"/>
         </w:pict>
       </w:r>
     </w:p>
@@ -24866,6 +25862,7 @@
               <w:spacing w:after="160" w:line="278" w:lineRule="auto"/>
             </w:pPr>
             <w:r>
+              <w:lastRenderedPageBreak/>
               <w:t>Permiso</w:t>
             </w:r>
           </w:p>
@@ -25012,286 +26009,6 @@
     <w:p>
       <w:r>
         <w:pict w14:anchorId="0AA4CAFD">
-          <v:rect id="_x0000_i1316" style="width:0;height:1.5pt" o:hralign="center" o:hrstd="t" o:hr="t" fillcolor="#a0a0a0" stroked="f"/>
-        </w:pict>
-      </w:r>
-    </w:p>
-    <w:p>
-      <w:pPr>
-        <w:rPr>
-          <w:b/>
-          <w:bCs/>
-        </w:rPr>
-      </w:pPr>
-      <w:r>
-        <w:rPr>
-          <w:rFonts w:ascii="Segoe UI Emoji" w:hAnsi="Segoe UI Emoji" w:cs="Segoe UI Emoji"/>
-          <w:b/>
-          <w:bCs/>
-        </w:rPr>
-        <w:t>📘</w:t>
-      </w:r>
-      <w:r>
-        <w:rPr>
-          <w:b/>
-          <w:bCs/>
-        </w:rPr>
-        <w:t xml:space="preserve"> 9.7. Seguridad de red y puertos abiertos</w:t>
-      </w:r>
-    </w:p>
-    <w:p>
-      <w:r>
-        <w:t>Ver puertos:</w:t>
-      </w:r>
-    </w:p>
-    <w:p>
-      <w:r>
-        <w:t>ss -tulnp</w:t>
-      </w:r>
-    </w:p>
-    <w:p>
-      <w:r>
-        <w:lastRenderedPageBreak/>
-        <w:t>Cerrar puertos innecesarios:</w:t>
-      </w:r>
-    </w:p>
-    <w:p>
-      <w:r>
-        <w:t>sudo ufw deny puerto</w:t>
-      </w:r>
-    </w:p>
-    <w:p>
-      <w:r>
-        <w:pict w14:anchorId="6F0C12F1">
-          <v:rect id="_x0000_i1317" style="width:0;height:1.5pt" o:hralign="center" o:hrstd="t" o:hr="t" fillcolor="#a0a0a0" stroked="f"/>
-        </w:pict>
-      </w:r>
-    </w:p>
-    <w:p>
-      <w:pPr>
-        <w:rPr>
-          <w:b/>
-          <w:bCs/>
-        </w:rPr>
-      </w:pPr>
-      <w:r>
-        <w:rPr>
-          <w:rFonts w:ascii="Segoe UI Emoji" w:hAnsi="Segoe UI Emoji" w:cs="Segoe UI Emoji"/>
-          <w:b/>
-          <w:bCs/>
-        </w:rPr>
-        <w:t>📘</w:t>
-      </w:r>
-      <w:r>
-        <w:rPr>
-          <w:b/>
-          <w:bCs/>
-        </w:rPr>
-        <w:t xml:space="preserve"> 9.8. Logs del sistema para auditoría</w:t>
-      </w:r>
-    </w:p>
-    <w:p>
-      <w:pPr>
-        <w:rPr>
-          <w:lang w:val="en-GB"/>
-        </w:rPr>
-      </w:pPr>
-      <w:r>
-        <w:rPr>
-          <w:lang w:val="en-GB"/>
-        </w:rPr>
-        <w:t>Ver logs:</w:t>
-      </w:r>
-    </w:p>
-    <w:p>
-      <w:pPr>
-        <w:rPr>
-          <w:lang w:val="en-GB"/>
-        </w:rPr>
-      </w:pPr>
-      <w:r>
-        <w:rPr>
-          <w:lang w:val="en-GB"/>
-        </w:rPr>
-        <w:t>journalctl -xe</w:t>
-      </w:r>
-    </w:p>
-    <w:p>
-      <w:pPr>
-        <w:rPr>
-          <w:lang w:val="en-GB"/>
-        </w:rPr>
-      </w:pPr>
-      <w:r>
-        <w:rPr>
-          <w:lang w:val="en-GB"/>
-        </w:rPr>
-        <w:t>journalctl -u ssh</w:t>
-      </w:r>
-    </w:p>
-    <w:p>
-      <w:pPr>
-        <w:rPr>
-          <w:lang w:val="en-GB"/>
-        </w:rPr>
-      </w:pPr>
-      <w:r>
-        <w:rPr>
-          <w:lang w:val="en-GB"/>
-        </w:rPr>
-        <w:t>tail -f /var/log/auth.log</w:t>
-      </w:r>
-    </w:p>
-    <w:p>
-      <w:r>
-        <w:t>Buscar intentos de intrusión:</w:t>
-      </w:r>
-    </w:p>
-    <w:p>
-      <w:pPr>
-        <w:rPr>
-          <w:lang w:val="en-GB"/>
-        </w:rPr>
-      </w:pPr>
-      <w:r>
-        <w:rPr>
-          <w:lang w:val="en-GB"/>
-        </w:rPr>
-        <w:t>grep "Failed password" /var/log/auth.log</w:t>
-      </w:r>
-    </w:p>
-    <w:p>
-      <w:r>
-        <w:pict w14:anchorId="3D3F88E2">
-          <v:rect id="_x0000_i1318" style="width:0;height:1.5pt" o:hralign="center" o:hrstd="t" o:hr="t" fillcolor="#a0a0a0" stroked="f"/>
-        </w:pict>
-      </w:r>
-    </w:p>
-    <w:p>
-      <w:pPr>
-        <w:rPr>
-          <w:b/>
-          <w:bCs/>
-        </w:rPr>
-      </w:pPr>
-      <w:r>
-        <w:rPr>
-          <w:rFonts w:ascii="Segoe UI Emoji" w:hAnsi="Segoe UI Emoji" w:cs="Segoe UI Emoji"/>
-          <w:b/>
-          <w:bCs/>
-        </w:rPr>
-        <w:t>📘</w:t>
-      </w:r>
-      <w:r>
-        <w:rPr>
-          <w:b/>
-          <w:bCs/>
-        </w:rPr>
-        <w:t xml:space="preserve"> 9.9. AppArmor (seguridad obligatoria)</w:t>
-      </w:r>
-    </w:p>
-    <w:p>
-      <w:r>
-        <w:t>Ver perfiles:</w:t>
-      </w:r>
-    </w:p>
-    <w:p>
-      <w:r>
-        <w:t>sudo aa-status</w:t>
-      </w:r>
-    </w:p>
-    <w:p>
-      <w:r>
-        <w:t>Desactivar/activar perfiles (cuidado):</w:t>
-      </w:r>
-    </w:p>
-    <w:p>
-      <w:r>
-        <w:t>sudo aa-disable programa</w:t>
-      </w:r>
-    </w:p>
-    <w:p>
-      <w:r>
-        <w:t>sudo aa-enforce programa</w:t>
-      </w:r>
-    </w:p>
-    <w:p>
-      <w:r>
-        <w:pict w14:anchorId="49731E24">
-          <v:rect id="_x0000_i1319" style="width:0;height:1.5pt" o:hralign="center" o:hrstd="t" o:hr="t" fillcolor="#a0a0a0" stroked="f"/>
-        </w:pict>
-      </w:r>
-    </w:p>
-    <w:p>
-      <w:pPr>
-        <w:rPr>
-          <w:b/>
-          <w:bCs/>
-        </w:rPr>
-      </w:pPr>
-      <w:r>
-        <w:rPr>
-          <w:rFonts w:ascii="Segoe UI Emoji" w:hAnsi="Segoe UI Emoji" w:cs="Segoe UI Emoji"/>
-          <w:b/>
-          <w:bCs/>
-        </w:rPr>
-        <w:t>📘</w:t>
-      </w:r>
-      <w:r>
-        <w:rPr>
-          <w:b/>
-          <w:bCs/>
-        </w:rPr>
-        <w:t xml:space="preserve"> 9.10. Seguridad del software instalado</w:t>
-      </w:r>
-    </w:p>
-    <w:p>
-      <w:r>
-        <w:t>Ver software instalado:</w:t>
-      </w:r>
-    </w:p>
-    <w:p>
-      <w:pPr>
-        <w:rPr>
-          <w:lang w:val="en-GB"/>
-        </w:rPr>
-      </w:pPr>
-      <w:r>
-        <w:rPr>
-          <w:lang w:val="en-GB"/>
-        </w:rPr>
-        <w:t>dpkg -l</w:t>
-      </w:r>
-    </w:p>
-    <w:p>
-      <w:pPr>
-        <w:rPr>
-          <w:lang w:val="en-GB"/>
-        </w:rPr>
-      </w:pPr>
-      <w:r>
-        <w:rPr>
-          <w:lang w:val="en-GB"/>
-        </w:rPr>
-        <w:t>Comprobar firmas:</w:t>
-      </w:r>
-    </w:p>
-    <w:p>
-      <w:pPr>
-        <w:rPr>
-          <w:lang w:val="en-GB"/>
-        </w:rPr>
-      </w:pPr>
-      <w:r>
-        <w:rPr>
-          <w:lang w:val="en-GB"/>
-        </w:rPr>
-        <w:t>apt-key list</w:t>
-      </w:r>
-    </w:p>
-    <w:p>
-      <w:r>
-        <w:pict w14:anchorId="60583553">
           <v:rect id="_x0000_i1320" style="width:0;height:1.5pt" o:hralign="center" o:hrstd="t" o:hr="t" fillcolor="#a0a0a0" stroked="f"/>
         </w:pict>
       </w:r>
@@ -25309,19 +26026,39 @@
           <w:b/>
           <w:bCs/>
         </w:rPr>
-        <w:t>🟩</w:t>
-      </w:r>
-      <w:r>
-        <w:rPr>
-          <w:b/>
-          <w:bCs/>
-        </w:rPr>
-        <w:t xml:space="preserve"> 30 EJERCICIOS PRÁCTICOS DEL MÓDULO 9</w:t>
-      </w:r>
-    </w:p>
-    <w:p>
-      <w:r>
-        <w:pict w14:anchorId="3302A0B9">
+        <w:t>📘</w:t>
+      </w:r>
+      <w:r>
+        <w:rPr>
+          <w:b/>
+          <w:bCs/>
+        </w:rPr>
+        <w:t xml:space="preserve"> 9.7. Seguridad de red y puertos abiertos</w:t>
+      </w:r>
+    </w:p>
+    <w:p>
+      <w:r>
+        <w:t>Ver puertos:</w:t>
+      </w:r>
+    </w:p>
+    <w:p>
+      <w:r>
+        <w:t>ss -tulnp</w:t>
+      </w:r>
+    </w:p>
+    <w:p>
+      <w:r>
+        <w:t>Cerrar puertos innecesarios:</w:t>
+      </w:r>
+    </w:p>
+    <w:p>
+      <w:r>
+        <w:t>sudo ufw deny puerto</w:t>
+      </w:r>
+    </w:p>
+    <w:p>
+      <w:r>
+        <w:pict w14:anchorId="6F0C12F1">
           <v:rect id="_x0000_i1321" style="width:0;height:1.5pt" o:hralign="center" o:hrstd="t" o:hr="t" fillcolor="#a0a0a0" stroked="f"/>
         </w:pict>
       </w:r>
@@ -25339,40 +26076,89 @@
           <w:b/>
           <w:bCs/>
         </w:rPr>
-        <w:t>✅</w:t>
-      </w:r>
-      <w:r>
-        <w:rPr>
-          <w:b/>
-          <w:bCs/>
-        </w:rPr>
-        <w:t xml:space="preserve"> BÁSICOS (1–10)</w:t>
-      </w:r>
-    </w:p>
-    <w:p>
-      <w:pPr>
-        <w:rPr>
-          <w:b/>
-          <w:bCs/>
-        </w:rPr>
-      </w:pPr>
-      <w:r>
-        <w:rPr>
-          <w:b/>
-          <w:bCs/>
-        </w:rPr>
-        <w:t>1. Actualizar paquetes de seguridad</w:t>
-      </w:r>
-    </w:p>
-    <w:p>
-      <w:r>
-        <w:lastRenderedPageBreak/>
-        <w:t>sudo apt update &amp;&amp; sudo apt upgrade</w:t>
-      </w:r>
-    </w:p>
-    <w:p>
-      <w:r>
-        <w:pict w14:anchorId="06DC9E72">
+        <w:t>📘</w:t>
+      </w:r>
+      <w:r>
+        <w:rPr>
+          <w:b/>
+          <w:bCs/>
+        </w:rPr>
+        <w:t xml:space="preserve"> 9.8. Logs del sistema para auditoría</w:t>
+      </w:r>
+    </w:p>
+    <w:p>
+      <w:pPr>
+        <w:rPr>
+          <w:lang w:val="en-GB"/>
+        </w:rPr>
+      </w:pPr>
+      <w:r>
+        <w:rPr>
+          <w:lang w:val="en-GB"/>
+        </w:rPr>
+        <w:t>Ver logs:</w:t>
+      </w:r>
+    </w:p>
+    <w:p>
+      <w:pPr>
+        <w:rPr>
+          <w:lang w:val="en-GB"/>
+        </w:rPr>
+      </w:pPr>
+      <w:r>
+        <w:rPr>
+          <w:lang w:val="en-GB"/>
+        </w:rPr>
+        <w:t>journalctl -xe</w:t>
+      </w:r>
+    </w:p>
+    <w:p>
+      <w:pPr>
+        <w:rPr>
+          <w:lang w:val="en-GB"/>
+        </w:rPr>
+      </w:pPr>
+      <w:r>
+        <w:rPr>
+          <w:lang w:val="en-GB"/>
+        </w:rPr>
+        <w:t>journalctl -u ssh</w:t>
+      </w:r>
+    </w:p>
+    <w:p>
+      <w:pPr>
+        <w:rPr>
+          <w:lang w:val="en-GB"/>
+        </w:rPr>
+      </w:pPr>
+      <w:r>
+        <w:rPr>
+          <w:lang w:val="en-GB"/>
+        </w:rPr>
+        <w:t>tail -f /var/log/auth.log</w:t>
+      </w:r>
+    </w:p>
+    <w:p>
+      <w:r>
+        <w:t>Buscar intentos de intrusión:</w:t>
+      </w:r>
+    </w:p>
+    <w:p>
+      <w:pPr>
+        <w:rPr>
+          <w:lang w:val="en-GB"/>
+        </w:rPr>
+      </w:pPr>
+      <w:r>
+        <w:rPr>
+          <w:lang w:val="en-GB"/>
+        </w:rPr>
+        <w:t>grep "Failed password" /var/log/auth.log</w:t>
+      </w:r>
+    </w:p>
+    <w:p>
+      <w:r>
+        <w:pict w14:anchorId="3D3F88E2">
           <v:rect id="_x0000_i1322" style="width:0;height:1.5pt" o:hralign="center" o:hrstd="t" o:hr="t" fillcolor="#a0a0a0" stroked="f"/>
         </w:pict>
       </w:r>
@@ -25386,20 +26172,49 @@
       </w:pPr>
       <w:r>
         <w:rPr>
-          <w:b/>
-          <w:bCs/>
-        </w:rPr>
-        <w:t>2. Mostrar puertos abiertos</w:t>
-      </w:r>
-    </w:p>
-    <w:p>
-      <w:r>
-        <w:t>ss -tulnp</w:t>
-      </w:r>
-    </w:p>
-    <w:p>
-      <w:r>
-        <w:pict w14:anchorId="58B72898">
+          <w:rFonts w:ascii="Segoe UI Emoji" w:hAnsi="Segoe UI Emoji" w:cs="Segoe UI Emoji"/>
+          <w:b/>
+          <w:bCs/>
+        </w:rPr>
+        <w:t>📘</w:t>
+      </w:r>
+      <w:r>
+        <w:rPr>
+          <w:b/>
+          <w:bCs/>
+        </w:rPr>
+        <w:t xml:space="preserve"> 9.9. AppArmor (seguridad obligatoria)</w:t>
+      </w:r>
+    </w:p>
+    <w:p>
+      <w:r>
+        <w:t>Ver perfiles:</w:t>
+      </w:r>
+    </w:p>
+    <w:p>
+      <w:r>
+        <w:t>sudo aa-status</w:t>
+      </w:r>
+    </w:p>
+    <w:p>
+      <w:r>
+        <w:t>Desactivar/activar perfiles (cuidado):</w:t>
+      </w:r>
+    </w:p>
+    <w:p>
+      <w:r>
+        <w:t>sudo aa-disable programa</w:t>
+      </w:r>
+    </w:p>
+    <w:p>
+      <w:r>
+        <w:lastRenderedPageBreak/>
+        <w:t>sudo aa-enforce programa</w:t>
+      </w:r>
+    </w:p>
+    <w:p>
+      <w:r>
+        <w:pict w14:anchorId="49731E24">
           <v:rect id="_x0000_i1323" style="width:0;height:1.5pt" o:hralign="center" o:hrstd="t" o:hr="t" fillcolor="#a0a0a0" stroked="f"/>
         </w:pict>
       </w:r>
@@ -25413,20 +26228,67 @@
       </w:pPr>
       <w:r>
         <w:rPr>
-          <w:b/>
-          <w:bCs/>
-        </w:rPr>
-        <w:t>3. Activar UFW</w:t>
-      </w:r>
-    </w:p>
-    <w:p>
-      <w:r>
-        <w:t>sudo ufw enable</w:t>
-      </w:r>
-    </w:p>
-    <w:p>
-      <w:r>
-        <w:pict w14:anchorId="059D3D5E">
+          <w:rFonts w:ascii="Segoe UI Emoji" w:hAnsi="Segoe UI Emoji" w:cs="Segoe UI Emoji"/>
+          <w:b/>
+          <w:bCs/>
+        </w:rPr>
+        <w:t>📘</w:t>
+      </w:r>
+      <w:r>
+        <w:rPr>
+          <w:b/>
+          <w:bCs/>
+        </w:rPr>
+        <w:t xml:space="preserve"> 9.10. Seguridad del software instalado</w:t>
+      </w:r>
+    </w:p>
+    <w:p>
+      <w:r>
+        <w:t>Ver software instalado:</w:t>
+      </w:r>
+    </w:p>
+    <w:p>
+      <w:pPr>
+        <w:rPr>
+          <w:lang w:val="en-GB"/>
+        </w:rPr>
+      </w:pPr>
+      <w:r>
+        <w:rPr>
+          <w:lang w:val="en-GB"/>
+        </w:rPr>
+        <w:t>dpkg -l</w:t>
+      </w:r>
+    </w:p>
+    <w:p>
+      <w:pPr>
+        <w:rPr>
+          <w:lang w:val="en-GB"/>
+        </w:rPr>
+      </w:pPr>
+      <w:r>
+        <w:rPr>
+          <w:lang w:val="en-GB"/>
+        </w:rPr>
+        <w:t>Comprobar firmas:</w:t>
+      </w:r>
+    </w:p>
+    <w:p>
+      <w:pPr>
+        <w:rPr>
+          <w:lang w:val="en-GB"/>
+        </w:rPr>
+      </w:pPr>
+      <w:r>
+        <w:rPr>
+          <w:lang w:val="en-GB"/>
+        </w:rPr>
+        <w:t>apt-key list</w:t>
+      </w:r>
+    </w:p>
+    <w:p>
+      <w:r>
+        <w:pict w14:anchorId="60583553">
           <v:rect id="_x0000_i1324" style="width:0;height:1.5pt" o:hralign="center" o:hrstd="t" o:hr="t" fillcolor="#a0a0a0" stroked="f"/>
         </w:pict>
       </w:r>
@@ -25440,20 +26302,23 @@
       </w:pPr>
       <w:r>
         <w:rPr>
-          <w:b/>
-          <w:bCs/>
-        </w:rPr>
-        <w:t>4. Permitir solo conexiones SSH</w:t>
-      </w:r>
-    </w:p>
-    <w:p>
-      <w:r>
-        <w:t>sudo ufw allow 22</w:t>
-      </w:r>
-    </w:p>
-    <w:p>
-      <w:r>
-        <w:pict w14:anchorId="7C47F312">
+          <w:rFonts w:ascii="Segoe UI Emoji" w:hAnsi="Segoe UI Emoji" w:cs="Segoe UI Emoji"/>
+          <w:b/>
+          <w:bCs/>
+        </w:rPr>
+        <w:t>🟩</w:t>
+      </w:r>
+      <w:r>
+        <w:rPr>
+          <w:b/>
+          <w:bCs/>
+        </w:rPr>
+        <w:t xml:space="preserve"> 30 EJERCICIOS PRÁCTICOS DEL MÓDULO 9</w:t>
+      </w:r>
+    </w:p>
+    <w:p>
+      <w:r>
+        <w:pict w14:anchorId="3302A0B9">
           <v:rect id="_x0000_i1325" style="width:0;height:1.5pt" o:hralign="center" o:hrstd="t" o:hr="t" fillcolor="#a0a0a0" stroked="f"/>
         </w:pict>
       </w:r>
@@ -25467,20 +26332,43 @@
       </w:pPr>
       <w:r>
         <w:rPr>
-          <w:b/>
-          <w:bCs/>
-        </w:rPr>
-        <w:t>5. Bloquear puerto 23 (telnet)</w:t>
-      </w:r>
-    </w:p>
-    <w:p>
-      <w:r>
-        <w:t>sudo ufw deny 23</w:t>
-      </w:r>
-    </w:p>
-    <w:p>
-      <w:r>
-        <w:pict w14:anchorId="6F44F505">
+          <w:rFonts w:ascii="Segoe UI Emoji" w:hAnsi="Segoe UI Emoji" w:cs="Segoe UI Emoji"/>
+          <w:b/>
+          <w:bCs/>
+        </w:rPr>
+        <w:t>✅</w:t>
+      </w:r>
+      <w:r>
+        <w:rPr>
+          <w:b/>
+          <w:bCs/>
+        </w:rPr>
+        <w:t xml:space="preserve"> BÁSICOS (1–10)</w:t>
+      </w:r>
+    </w:p>
+    <w:p>
+      <w:pPr>
+        <w:rPr>
+          <w:b/>
+          <w:bCs/>
+        </w:rPr>
+      </w:pPr>
+      <w:r>
+        <w:rPr>
+          <w:b/>
+          <w:bCs/>
+        </w:rPr>
+        <w:t>1. Actualizar paquetes de seguridad</w:t>
+      </w:r>
+    </w:p>
+    <w:p>
+      <w:r>
+        <w:t>sudo apt update &amp;&amp; sudo apt upgrade</w:t>
+      </w:r>
+    </w:p>
+    <w:p>
+      <w:r>
+        <w:pict w14:anchorId="06DC9E72">
           <v:rect id="_x0000_i1326" style="width:0;height:1.5pt" o:hralign="center" o:hrstd="t" o:hr="t" fillcolor="#a0a0a0" stroked="f"/>
         </w:pict>
       </w:r>
@@ -25497,17 +26385,17 @@
           <w:b/>
           <w:bCs/>
         </w:rPr>
-        <w:t>6. Ver reglas activas</w:t>
-      </w:r>
-    </w:p>
-    <w:p>
-      <w:r>
-        <w:t>sudo ufw status</w:t>
-      </w:r>
-    </w:p>
-    <w:p>
-      <w:r>
-        <w:pict w14:anchorId="4378A7D8">
+        <w:t>2. Mostrar puertos abiertos</w:t>
+      </w:r>
+    </w:p>
+    <w:p>
+      <w:r>
+        <w:t>ss -tulnp</w:t>
+      </w:r>
+    </w:p>
+    <w:p>
+      <w:r>
+        <w:pict w14:anchorId="58B72898">
           <v:rect id="_x0000_i1327" style="width:0;height:1.5pt" o:hralign="center" o:hrstd="t" o:hr="t" fillcolor="#a0a0a0" stroked="f"/>
         </w:pict>
       </w:r>
@@ -25524,25 +26412,17 @@
           <w:b/>
           <w:bCs/>
         </w:rPr>
-        <w:t>7. Ver logs de acceso fallido</w:t>
-      </w:r>
-    </w:p>
-    <w:p>
-      <w:pPr>
-        <w:rPr>
-          <w:lang w:val="en-GB"/>
-        </w:rPr>
-      </w:pPr>
-      <w:r>
-        <w:rPr>
-          <w:lang w:val="en-GB"/>
-        </w:rPr>
-        <w:t>grep "Failed password" /var/log/auth.log</w:t>
-      </w:r>
-    </w:p>
-    <w:p>
-      <w:r>
-        <w:pict w14:anchorId="06CBDA05">
+        <w:t>3. Activar UFW</w:t>
+      </w:r>
+    </w:p>
+    <w:p>
+      <w:r>
+        <w:t>sudo ufw enable</w:t>
+      </w:r>
+    </w:p>
+    <w:p>
+      <w:r>
+        <w:pict w14:anchorId="059D3D5E">
           <v:rect id="_x0000_i1328" style="width:0;height:1.5pt" o:hralign="center" o:hrstd="t" o:hr="t" fillcolor="#a0a0a0" stroked="f"/>
         </w:pict>
       </w:r>
@@ -25559,17 +26439,17 @@
           <w:b/>
           <w:bCs/>
         </w:rPr>
-        <w:t>8. Cambiar root login a NO en SSH</w:t>
-      </w:r>
-    </w:p>
-    <w:p>
-      <w:r>
-        <w:t>Editar /etc/ssh/sshd_config.</w:t>
-      </w:r>
-    </w:p>
-    <w:p>
-      <w:r>
-        <w:pict w14:anchorId="5577AF68">
+        <w:t>4. Permitir solo conexiones SSH</w:t>
+      </w:r>
+    </w:p>
+    <w:p>
+      <w:r>
+        <w:t>sudo ufw allow 22</w:t>
+      </w:r>
+    </w:p>
+    <w:p>
+      <w:r>
+        <w:pict w14:anchorId="7C47F312">
           <v:rect id="_x0000_i1329" style="width:0;height:1.5pt" o:hralign="center" o:hrstd="t" o:hr="t" fillcolor="#a0a0a0" stroked="f"/>
         </w:pict>
       </w:r>
@@ -25586,17 +26466,17 @@
           <w:b/>
           <w:bCs/>
         </w:rPr>
-        <w:t>9. Reiniciar SSH</w:t>
-      </w:r>
-    </w:p>
-    <w:p>
-      <w:r>
-        <w:t>sudo systemctl restart ssh</w:t>
-      </w:r>
-    </w:p>
-    <w:p>
-      <w:r>
-        <w:pict w14:anchorId="6B910E75">
+        <w:t>5. Bloquear puerto 23 (telnet)</w:t>
+      </w:r>
+    </w:p>
+    <w:p>
+      <w:r>
+        <w:t>sudo ufw deny 23</w:t>
+      </w:r>
+    </w:p>
+    <w:p>
+      <w:r>
+        <w:pict w14:anchorId="6F44F505">
           <v:rect id="_x0000_i1330" style="width:0;height:1.5pt" o:hralign="center" o:hrstd="t" o:hr="t" fillcolor="#a0a0a0" stroked="f"/>
         </w:pict>
       </w:r>
@@ -25613,18 +26493,18 @@
           <w:b/>
           <w:bCs/>
         </w:rPr>
-        <w:t>10. Revisar permisos de /etc/shadow</w:t>
-      </w:r>
-    </w:p>
-    <w:p>
-      <w:r>
-        <w:t>ls -l /etc/shadow</w:t>
+        <w:t>6. Ver reglas activas</w:t>
+      </w:r>
+    </w:p>
+    <w:p>
+      <w:r>
+        <w:t>sudo ufw status</w:t>
       </w:r>
     </w:p>
     <w:p>
       <w:r>
         <w:lastRenderedPageBreak/>
-        <w:pict w14:anchorId="36E48B00">
+        <w:pict w14:anchorId="4378A7D8">
           <v:rect id="_x0000_i1331" style="width:0;height:1.5pt" o:hralign="center" o:hrstd="t" o:hr="t" fillcolor="#a0a0a0" stroked="f"/>
         </w:pict>
       </w:r>
@@ -25638,43 +26518,28 @@
       </w:pPr>
       <w:r>
         <w:rPr>
-          <w:rFonts w:ascii="Segoe UI Emoji" w:hAnsi="Segoe UI Emoji" w:cs="Segoe UI Emoji"/>
-          <w:b/>
-          <w:bCs/>
-        </w:rPr>
-        <w:t>✅</w:t>
-      </w:r>
-      <w:r>
-        <w:rPr>
-          <w:b/>
-          <w:bCs/>
-        </w:rPr>
-        <w:t xml:space="preserve"> INTERMEDIOS (11–20)</w:t>
-      </w:r>
-    </w:p>
-    <w:p>
-      <w:pPr>
-        <w:rPr>
-          <w:b/>
-          <w:bCs/>
-        </w:rPr>
-      </w:pPr>
-      <w:r>
-        <w:rPr>
-          <w:b/>
-          <w:bCs/>
-        </w:rPr>
-        <w:t>11. Instalar fail2ban</w:t>
-      </w:r>
-    </w:p>
-    <w:p>
-      <w:r>
-        <w:t>sudo apt install fail2ban</w:t>
-      </w:r>
-    </w:p>
-    <w:p>
-      <w:r>
-        <w:pict w14:anchorId="78B5596F">
+          <w:b/>
+          <w:bCs/>
+        </w:rPr>
+        <w:t>7. Ver logs de acceso fallido</w:t>
+      </w:r>
+    </w:p>
+    <w:p>
+      <w:pPr>
+        <w:rPr>
+          <w:lang w:val="en-GB"/>
+        </w:rPr>
+      </w:pPr>
+      <w:r>
+        <w:rPr>
+          <w:lang w:val="en-GB"/>
+        </w:rPr>
+        <w:t>grep "Failed password" /var/log/auth.log</w:t>
+      </w:r>
+    </w:p>
+    <w:p>
+      <w:r>
+        <w:pict w14:anchorId="06CBDA05">
           <v:rect id="_x0000_i1332" style="width:0;height:1.5pt" o:hralign="center" o:hrstd="t" o:hr="t" fillcolor="#a0a0a0" stroked="f"/>
         </w:pict>
       </w:r>
@@ -25691,17 +26556,17 @@
           <w:b/>
           <w:bCs/>
         </w:rPr>
-        <w:t>12. Activar jail SSH</w:t>
-      </w:r>
-    </w:p>
-    <w:p>
-      <w:r>
-        <w:t>Crear /etc/fail2ban/jail.local.</w:t>
-      </w:r>
-    </w:p>
-    <w:p>
-      <w:r>
-        <w:pict w14:anchorId="603500BE">
+        <w:t>8. Cambiar root login a NO en SSH</w:t>
+      </w:r>
+    </w:p>
+    <w:p>
+      <w:r>
+        <w:t>Editar /etc/ssh/sshd_config.</w:t>
+      </w:r>
+    </w:p>
+    <w:p>
+      <w:r>
+        <w:pict w14:anchorId="5577AF68">
           <v:rect id="_x0000_i1333" style="width:0;height:1.5pt" o:hralign="center" o:hrstd="t" o:hr="t" fillcolor="#a0a0a0" stroked="f"/>
         </w:pict>
       </w:r>
@@ -25718,17 +26583,17 @@
           <w:b/>
           <w:bCs/>
         </w:rPr>
-        <w:t>13. Ver estado de fail2ban</w:t>
-      </w:r>
-    </w:p>
-    <w:p>
-      <w:r>
-        <w:t>sudo fail2ban-client status</w:t>
-      </w:r>
-    </w:p>
-    <w:p>
-      <w:r>
-        <w:pict w14:anchorId="6C6A57F5">
+        <w:t>9. Reiniciar SSH</w:t>
+      </w:r>
+    </w:p>
+    <w:p>
+      <w:r>
+        <w:t>sudo systemctl restart ssh</w:t>
+      </w:r>
+    </w:p>
+    <w:p>
+      <w:r>
+        <w:pict w14:anchorId="6B910E75">
           <v:rect id="_x0000_i1334" style="width:0;height:1.5pt" o:hralign="center" o:hrstd="t" o:hr="t" fillcolor="#a0a0a0" stroked="f"/>
         </w:pict>
       </w:r>
@@ -25745,17 +26610,17 @@
           <w:b/>
           <w:bCs/>
         </w:rPr>
-        <w:t>14. Ver intentos bloqueados</w:t>
-      </w:r>
-    </w:p>
-    <w:p>
-      <w:r>
-        <w:t>sudo fail2ban-client status sshd</w:t>
-      </w:r>
-    </w:p>
-    <w:p>
-      <w:r>
-        <w:pict w14:anchorId="46BD312A">
+        <w:t>10. Revisar permisos de /etc/shadow</w:t>
+      </w:r>
+    </w:p>
+    <w:p>
+      <w:r>
+        <w:t>ls -l /etc/shadow</w:t>
+      </w:r>
+    </w:p>
+    <w:p>
+      <w:r>
+        <w:pict w14:anchorId="36E48B00">
           <v:rect id="_x0000_i1335" style="width:0;height:1.5pt" o:hralign="center" o:hrstd="t" o:hr="t" fillcolor="#a0a0a0" stroked="f"/>
         </w:pict>
       </w:r>
@@ -25769,20 +26634,43 @@
       </w:pPr>
       <w:r>
         <w:rPr>
-          <w:b/>
-          <w:bCs/>
-        </w:rPr>
-        <w:t>15. Cambiar el puerto de SSH</w:t>
-      </w:r>
-    </w:p>
-    <w:p>
-      <w:r>
-        <w:t>Modificar Port en sshd_config.</w:t>
-      </w:r>
-    </w:p>
-    <w:p>
-      <w:r>
-        <w:pict w14:anchorId="6313E61B">
+          <w:rFonts w:ascii="Segoe UI Emoji" w:hAnsi="Segoe UI Emoji" w:cs="Segoe UI Emoji"/>
+          <w:b/>
+          <w:bCs/>
+        </w:rPr>
+        <w:t>✅</w:t>
+      </w:r>
+      <w:r>
+        <w:rPr>
+          <w:b/>
+          <w:bCs/>
+        </w:rPr>
+        <w:t xml:space="preserve"> INTERMEDIOS (11–20)</w:t>
+      </w:r>
+    </w:p>
+    <w:p>
+      <w:pPr>
+        <w:rPr>
+          <w:b/>
+          <w:bCs/>
+        </w:rPr>
+      </w:pPr>
+      <w:r>
+        <w:rPr>
+          <w:b/>
+          <w:bCs/>
+        </w:rPr>
+        <w:t>11. Instalar fail2ban</w:t>
+      </w:r>
+    </w:p>
+    <w:p>
+      <w:r>
+        <w:t>sudo apt install fail2ban</w:t>
+      </w:r>
+    </w:p>
+    <w:p>
+      <w:r>
+        <w:pict w14:anchorId="78B5596F">
           <v:rect id="_x0000_i1336" style="width:0;height:1.5pt" o:hralign="center" o:hrstd="t" o:hr="t" fillcolor="#a0a0a0" stroked="f"/>
         </w:pict>
       </w:r>
@@ -25799,25 +26687,17 @@
           <w:b/>
           <w:bCs/>
         </w:rPr>
-        <w:t>16. Permitir solo un rango de IP para SSH</w:t>
-      </w:r>
-    </w:p>
-    <w:p>
-      <w:pPr>
-        <w:rPr>
-          <w:lang w:val="en-GB"/>
-        </w:rPr>
-      </w:pPr>
-      <w:r>
-        <w:rPr>
-          <w:lang w:val="en-GB"/>
-        </w:rPr>
-        <w:t>sudo ufw allow from 192.168.1.0/24 to any port 22</w:t>
-      </w:r>
-    </w:p>
-    <w:p>
-      <w:r>
-        <w:pict w14:anchorId="0D6F8F73">
+        <w:t>12. Activar jail SSH</w:t>
+      </w:r>
+    </w:p>
+    <w:p>
+      <w:r>
+        <w:t>Crear /etc/fail2ban/jail.local.</w:t>
+      </w:r>
+    </w:p>
+    <w:p>
+      <w:r>
+        <w:pict w14:anchorId="603500BE">
           <v:rect id="_x0000_i1337" style="width:0;height:1.5pt" o:hralign="center" o:hrstd="t" o:hr="t" fillcolor="#a0a0a0" stroked="f"/>
         </w:pict>
       </w:r>
@@ -25834,17 +26714,17 @@
           <w:b/>
           <w:bCs/>
         </w:rPr>
-        <w:t>17. Configurar Sticky Bit en carpeta compartida</w:t>
-      </w:r>
-    </w:p>
-    <w:p>
-      <w:r>
-        <w:t>chmod +t /carpeta_compartida</w:t>
-      </w:r>
-    </w:p>
-    <w:p>
-      <w:r>
-        <w:pict w14:anchorId="0BDEE900">
+        <w:t>13. Ver estado de fail2ban</w:t>
+      </w:r>
+    </w:p>
+    <w:p>
+      <w:r>
+        <w:t>sudo fail2ban-client status</w:t>
+      </w:r>
+    </w:p>
+    <w:p>
+      <w:r>
+        <w:pict w14:anchorId="6C6A57F5">
           <v:rect id="_x0000_i1338" style="width:0;height:1.5pt" o:hralign="center" o:hrstd="t" o:hr="t" fillcolor="#a0a0a0" stroked="f"/>
         </w:pict>
       </w:r>
@@ -25861,17 +26741,17 @@
           <w:b/>
           <w:bCs/>
         </w:rPr>
-        <w:t>18. Crear ACL para dar permisos específicos</w:t>
-      </w:r>
-    </w:p>
-    <w:p>
-      <w:r>
-        <w:t>setfacl -m u:profesor:rwx /datos</w:t>
-      </w:r>
-    </w:p>
-    <w:p>
-      <w:r>
-        <w:pict w14:anchorId="019D5DA6">
+        <w:t>14. Ver intentos bloqueados</w:t>
+      </w:r>
+    </w:p>
+    <w:p>
+      <w:r>
+        <w:t>sudo fail2ban-client status sshd</w:t>
+      </w:r>
+    </w:p>
+    <w:p>
+      <w:r>
+        <w:pict w14:anchorId="46BD312A">
           <v:rect id="_x0000_i1339" style="width:0;height:1.5pt" o:hralign="center" o:hrstd="t" o:hr="t" fillcolor="#a0a0a0" stroked="f"/>
         </w:pict>
       </w:r>
@@ -25888,18 +26768,18 @@
           <w:b/>
           <w:bCs/>
         </w:rPr>
-        <w:t>19. Mostrar ACL aplicadas</w:t>
-      </w:r>
-    </w:p>
-    <w:p>
-      <w:r>
-        <w:t>getfacl /datos</w:t>
+        <w:t>15. Cambiar el puerto de SSH</w:t>
+      </w:r>
+    </w:p>
+    <w:p>
+      <w:r>
+        <w:t>Modificar Port en sshd_config.</w:t>
       </w:r>
     </w:p>
     <w:p>
       <w:r>
         <w:lastRenderedPageBreak/>
-        <w:pict w14:anchorId="0D1E6912">
+        <w:pict w14:anchorId="6313E61B">
           <v:rect id="_x0000_i1340" style="width:0;height:1.5pt" o:hralign="center" o:hrstd="t" o:hr="t" fillcolor="#a0a0a0" stroked="f"/>
         </w:pict>
       </w:r>
@@ -25916,6 +26796,122 @@
           <w:b/>
           <w:bCs/>
         </w:rPr>
+        <w:t>16. Permitir solo un rango de IP para SSH</w:t>
+      </w:r>
+    </w:p>
+    <w:p>
+      <w:pPr>
+        <w:rPr>
+          <w:lang w:val="en-GB"/>
+        </w:rPr>
+      </w:pPr>
+      <w:r>
+        <w:rPr>
+          <w:lang w:val="en-GB"/>
+        </w:rPr>
+        <w:t>sudo ufw allow from 192.168.1.0/24 to any port 22</w:t>
+      </w:r>
+    </w:p>
+    <w:p>
+      <w:r>
+        <w:pict w14:anchorId="0D6F8F73">
+          <v:rect id="_x0000_i1341" style="width:0;height:1.5pt" o:hralign="center" o:hrstd="t" o:hr="t" fillcolor="#a0a0a0" stroked="f"/>
+        </w:pict>
+      </w:r>
+    </w:p>
+    <w:p>
+      <w:pPr>
+        <w:rPr>
+          <w:b/>
+          <w:bCs/>
+        </w:rPr>
+      </w:pPr>
+      <w:r>
+        <w:rPr>
+          <w:b/>
+          <w:bCs/>
+        </w:rPr>
+        <w:t>17. Configurar Sticky Bit en carpeta compartida</w:t>
+      </w:r>
+    </w:p>
+    <w:p>
+      <w:r>
+        <w:t>chmod +t /carpeta_compartida</w:t>
+      </w:r>
+    </w:p>
+    <w:p>
+      <w:r>
+        <w:pict w14:anchorId="0BDEE900">
+          <v:rect id="_x0000_i1342" style="width:0;height:1.5pt" o:hralign="center" o:hrstd="t" o:hr="t" fillcolor="#a0a0a0" stroked="f"/>
+        </w:pict>
+      </w:r>
+    </w:p>
+    <w:p>
+      <w:pPr>
+        <w:rPr>
+          <w:b/>
+          <w:bCs/>
+        </w:rPr>
+      </w:pPr>
+      <w:r>
+        <w:rPr>
+          <w:b/>
+          <w:bCs/>
+        </w:rPr>
+        <w:t>18. Crear ACL para dar permisos específicos</w:t>
+      </w:r>
+    </w:p>
+    <w:p>
+      <w:r>
+        <w:t>setfacl -m u:profesor:rwx /datos</w:t>
+      </w:r>
+    </w:p>
+    <w:p>
+      <w:r>
+        <w:pict w14:anchorId="019D5DA6">
+          <v:rect id="_x0000_i1343" style="width:0;height:1.5pt" o:hralign="center" o:hrstd="t" o:hr="t" fillcolor="#a0a0a0" stroked="f"/>
+        </w:pict>
+      </w:r>
+    </w:p>
+    <w:p>
+      <w:pPr>
+        <w:rPr>
+          <w:b/>
+          <w:bCs/>
+        </w:rPr>
+      </w:pPr>
+      <w:r>
+        <w:rPr>
+          <w:b/>
+          <w:bCs/>
+        </w:rPr>
+        <w:t>19. Mostrar ACL aplicadas</w:t>
+      </w:r>
+    </w:p>
+    <w:p>
+      <w:r>
+        <w:t>getfacl /datos</w:t>
+      </w:r>
+    </w:p>
+    <w:p>
+      <w:r>
+        <w:pict w14:anchorId="0D1E6912">
+          <v:rect id="_x0000_i1344" style="width:0;height:1.5pt" o:hralign="center" o:hrstd="t" o:hr="t" fillcolor="#a0a0a0" stroked="f"/>
+        </w:pict>
+      </w:r>
+    </w:p>
+    <w:p>
+      <w:pPr>
+        <w:rPr>
+          <w:b/>
+          <w:bCs/>
+        </w:rPr>
+      </w:pPr>
+      <w:r>
+        <w:rPr>
+          <w:b/>
+          <w:bCs/>
+        </w:rPr>
         <w:t>20. Detectar intentos sospechosos de sudo</w:t>
       </w:r>
     </w:p>
@@ -25927,7 +26923,7 @@
     <w:p>
       <w:r>
         <w:pict w14:anchorId="62B1A11E">
-          <v:rect id="_x0000_i1341" style="width:0;height:1.5pt" o:hralign="center" o:hrstd="t" o:hr="t" fillcolor="#a0a0a0" stroked="f"/>
+          <v:rect id="_x0000_i1345" style="width:0;height:1.5pt" o:hralign="center" o:hrstd="t" o:hr="t" fillcolor="#a0a0a0" stroked="f"/>
         </w:pict>
       </w:r>
     </w:p>
@@ -26010,7 +27006,7 @@
     <w:p>
       <w:r>
         <w:pict w14:anchorId="537EEF79">
-          <v:rect id="_x0000_i1342" style="width:0;height:1.5pt" o:hralign="center" o:hrstd="t" o:hr="t" fillcolor="#a0a0a0" stroked="f"/>
+          <v:rect id="_x0000_i1346" style="width:0;height:1.5pt" o:hralign="center" o:hrstd="t" o:hr="t" fillcolor="#a0a0a0" stroked="f"/>
         </w:pict>
       </w:r>
     </w:p>
@@ -26037,7 +27033,7 @@
     <w:p>
       <w:r>
         <w:pict w14:anchorId="47B5E8F2">
-          <v:rect id="_x0000_i1343" style="width:0;height:1.5pt" o:hralign="center" o:hrstd="t" o:hr="t" fillcolor="#a0a0a0" stroked="f"/>
+          <v:rect id="_x0000_i1347" style="width:0;height:1.5pt" o:hralign="center" o:hrstd="t" o:hr="t" fillcolor="#a0a0a0" stroked="f"/>
         </w:pict>
       </w:r>
     </w:p>
@@ -26069,6 +27065,7 @@
         </w:numPr>
       </w:pPr>
       <w:r>
+        <w:lastRenderedPageBreak/>
         <w:t>PASS_MAX_DAYS</w:t>
       </w:r>
     </w:p>
@@ -26086,115 +27083,6 @@
     <w:p>
       <w:r>
         <w:pict w14:anchorId="28B66CA6">
-          <v:rect id="_x0000_i1344" style="width:0;height:1.5pt" o:hralign="center" o:hrstd="t" o:hr="t" fillcolor="#a0a0a0" stroked="f"/>
-        </w:pict>
-      </w:r>
-    </w:p>
-    <w:p>
-      <w:pPr>
-        <w:rPr>
-          <w:b/>
-          <w:bCs/>
-        </w:rPr>
-      </w:pPr>
-      <w:r>
-        <w:rPr>
-          <w:b/>
-          <w:bCs/>
-        </w:rPr>
-        <w:t>24. Crear perfil AppArmor personalizado</w:t>
-      </w:r>
-    </w:p>
-    <w:p>
-      <w:r>
-        <w:t>(para FP puede ser solo simulado)</w:t>
-      </w:r>
-    </w:p>
-    <w:p>
-      <w:r>
-        <w:pict w14:anchorId="7972E2E2">
-          <v:rect id="_x0000_i1345" style="width:0;height:1.5pt" o:hralign="center" o:hrstd="t" o:hr="t" fillcolor="#a0a0a0" stroked="f"/>
-        </w:pict>
-      </w:r>
-    </w:p>
-    <w:p>
-      <w:pPr>
-        <w:rPr>
-          <w:b/>
-          <w:bCs/>
-        </w:rPr>
-      </w:pPr>
-      <w:r>
-        <w:rPr>
-          <w:b/>
-          <w:bCs/>
-        </w:rPr>
-        <w:t>25. Comprobar si algún servicio escucha en puertos peligrosos</w:t>
-      </w:r>
-    </w:p>
-    <w:p>
-      <w:r>
-        <w:t>ss -tulnp | grep -E "21|23|139|445"</w:t>
-      </w:r>
-    </w:p>
-    <w:p>
-      <w:r>
-        <w:pict w14:anchorId="4776FC5A">
-          <v:rect id="_x0000_i1346" style="width:0;height:1.5pt" o:hralign="center" o:hrstd="t" o:hr="t" fillcolor="#a0a0a0" stroked="f"/>
-        </w:pict>
-      </w:r>
-    </w:p>
-    <w:p>
-      <w:pPr>
-        <w:rPr>
-          <w:b/>
-          <w:bCs/>
-        </w:rPr>
-      </w:pPr>
-      <w:r>
-        <w:rPr>
-          <w:b/>
-          <w:bCs/>
-        </w:rPr>
-        <w:t>26. Detectar archivos con permisos 777</w:t>
-      </w:r>
-    </w:p>
-    <w:p>
-      <w:r>
-        <w:t>find / -perm 777 2&gt;/dev/null</w:t>
-      </w:r>
-    </w:p>
-    <w:p>
-      <w:r>
-        <w:pict w14:anchorId="3ABBD31A">
-          <v:rect id="_x0000_i1347" style="width:0;height:1.5pt" o:hralign="center" o:hrstd="t" o:hr="t" fillcolor="#a0a0a0" stroked="f"/>
-        </w:pict>
-      </w:r>
-    </w:p>
-    <w:p>
-      <w:pPr>
-        <w:rPr>
-          <w:b/>
-          <w:bCs/>
-        </w:rPr>
-      </w:pPr>
-      <w:r>
-        <w:rPr>
-          <w:b/>
-          <w:bCs/>
-        </w:rPr>
-        <w:lastRenderedPageBreak/>
-        <w:t>27. Detectar archivos sin dueño</w:t>
-      </w:r>
-    </w:p>
-    <w:p>
-      <w:r>
-        <w:t>find / -nouser 2&gt;/dev/null</w:t>
-      </w:r>
-    </w:p>
-    <w:p>
-      <w:r>
-        <w:pict w14:anchorId="529E4E15">
           <v:rect id="_x0000_i1348" style="width:0;height:1.5pt" o:hralign="center" o:hrstd="t" o:hr="t" fillcolor="#a0a0a0" stroked="f"/>
         </w:pict>
       </w:r>
@@ -26211,6 +27099,114 @@
           <w:b/>
           <w:bCs/>
         </w:rPr>
+        <w:t>24. Crear perfil AppArmor personalizado</w:t>
+      </w:r>
+    </w:p>
+    <w:p>
+      <w:r>
+        <w:t>(para FP puede ser solo simulado)</w:t>
+      </w:r>
+    </w:p>
+    <w:p>
+      <w:r>
+        <w:pict w14:anchorId="7972E2E2">
+          <v:rect id="_x0000_i1349" style="width:0;height:1.5pt" o:hralign="center" o:hrstd="t" o:hr="t" fillcolor="#a0a0a0" stroked="f"/>
+        </w:pict>
+      </w:r>
+    </w:p>
+    <w:p>
+      <w:pPr>
+        <w:rPr>
+          <w:b/>
+          <w:bCs/>
+        </w:rPr>
+      </w:pPr>
+      <w:r>
+        <w:rPr>
+          <w:b/>
+          <w:bCs/>
+        </w:rPr>
+        <w:t>25. Comprobar si algún servicio escucha en puertos peligrosos</w:t>
+      </w:r>
+    </w:p>
+    <w:p>
+      <w:r>
+        <w:t>ss -tulnp | grep -E "21|23|139|445"</w:t>
+      </w:r>
+    </w:p>
+    <w:p>
+      <w:r>
+        <w:pict w14:anchorId="4776FC5A">
+          <v:rect id="_x0000_i1350" style="width:0;height:1.5pt" o:hralign="center" o:hrstd="t" o:hr="t" fillcolor="#a0a0a0" stroked="f"/>
+        </w:pict>
+      </w:r>
+    </w:p>
+    <w:p>
+      <w:pPr>
+        <w:rPr>
+          <w:b/>
+          <w:bCs/>
+        </w:rPr>
+      </w:pPr>
+      <w:r>
+        <w:rPr>
+          <w:b/>
+          <w:bCs/>
+        </w:rPr>
+        <w:t>26. Detectar archivos con permisos 777</w:t>
+      </w:r>
+    </w:p>
+    <w:p>
+      <w:r>
+        <w:t>find / -perm 777 2&gt;/dev/null</w:t>
+      </w:r>
+    </w:p>
+    <w:p>
+      <w:r>
+        <w:pict w14:anchorId="3ABBD31A">
+          <v:rect id="_x0000_i1351" style="width:0;height:1.5pt" o:hralign="center" o:hrstd="t" o:hr="t" fillcolor="#a0a0a0" stroked="f"/>
+        </w:pict>
+      </w:r>
+    </w:p>
+    <w:p>
+      <w:pPr>
+        <w:rPr>
+          <w:b/>
+          <w:bCs/>
+        </w:rPr>
+      </w:pPr>
+      <w:r>
+        <w:rPr>
+          <w:b/>
+          <w:bCs/>
+        </w:rPr>
+        <w:t>27. Detectar archivos sin dueño</w:t>
+      </w:r>
+    </w:p>
+    <w:p>
+      <w:r>
+        <w:t>find / -nouser 2&gt;/dev/null</w:t>
+      </w:r>
+    </w:p>
+    <w:p>
+      <w:r>
+        <w:pict w14:anchorId="529E4E15">
+          <v:rect id="_x0000_i1352" style="width:0;height:1.5pt" o:hralign="center" o:hrstd="t" o:hr="t" fillcolor="#a0a0a0" stroked="f"/>
+        </w:pict>
+      </w:r>
+    </w:p>
+    <w:p>
+      <w:pPr>
+        <w:rPr>
+          <w:b/>
+          <w:bCs/>
+        </w:rPr>
+      </w:pPr>
+      <w:r>
+        <w:rPr>
+          <w:b/>
+          <w:bCs/>
+        </w:rPr>
         <w:t>28. Crear backup del archivo sshd_config</w:t>
       </w:r>
     </w:p>
@@ -26222,7 +27218,7 @@
     <w:p>
       <w:r>
         <w:pict w14:anchorId="1E2659F7">
-          <v:rect id="_x0000_i1349" style="width:0;height:1.5pt" o:hralign="center" o:hrstd="t" o:hr="t" fillcolor="#a0a0a0" stroked="f"/>
+          <v:rect id="_x0000_i1353" style="width:0;height:1.5pt" o:hralign="center" o:hrstd="t" o:hr="t" fillcolor="#a0a0a0" stroked="f"/>
         </w:pict>
       </w:r>
     </w:p>
@@ -26304,7 +27300,7 @@
     <w:p>
       <w:r>
         <w:pict w14:anchorId="40562682">
-          <v:rect id="_x0000_i1350" style="width:0;height:1.5pt" o:hralign="center" o:hrstd="t" o:hr="t" fillcolor="#a0a0a0" stroked="f"/>
+          <v:rect id="_x0000_i1354" style="width:0;height:1.5pt" o:hralign="center" o:hrstd="t" o:hr="t" fillcolor="#a0a0a0" stroked="f"/>
         </w:pict>
       </w:r>
     </w:p>
@@ -26330,8 +27326,9 @@
     </w:p>
     <w:p>
       <w:r>
+        <w:lastRenderedPageBreak/>
         <w:pict w14:anchorId="44101188">
-          <v:rect id="_x0000_i1351" style="width:0;height:1.5pt" o:hralign="center" o:hrstd="t" o:hr="t" fillcolor="#a0a0a0" stroked="f"/>
+          <v:rect id="_x0000_i1355" style="width:0;height:1.5pt" o:hralign="center" o:hrstd="t" o:hr="t" fillcolor="#a0a0a0" stroked="f"/>
         </w:pict>
       </w:r>
     </w:p>
@@ -26381,7 +27378,7 @@
     <w:p>
       <w:r>
         <w:pict w14:anchorId="377D731C">
-          <v:rect id="_x0000_i1352" style="width:0;height:1.5pt" o:hralign="center" o:hrstd="t" o:hr="t" fillcolor="#a0a0a0" stroked="f"/>
+          <v:rect id="_x0000_i1356" style="width:0;height:1.5pt" o:hralign="center" o:hrstd="t" o:hr="t" fillcolor="#a0a0a0" stroked="f"/>
         </w:pict>
       </w:r>
     </w:p>
@@ -26474,7 +27471,6 @@
         </w:numPr>
       </w:pPr>
       <w:r>
-        <w:lastRenderedPageBreak/>
         <w:t>desactivar contraseñas</w:t>
       </w:r>
     </w:p>
@@ -26651,6 +27647,7 @@
         </w:numPr>
       </w:pPr>
       <w:r>
+        <w:lastRenderedPageBreak/>
         <w:t>Automatizar un script de auditoría básica con cron:</w:t>
       </w:r>
     </w:p>
@@ -26668,7 +27665,7 @@
     <w:p>
       <w:r>
         <w:pict w14:anchorId="62B5D7CE">
-          <v:rect id="_x0000_i1353" style="width:0;height:1.5pt" o:hralign="center" o:hrstd="t" o:hr="t" fillcolor="#a0a0a0" stroked="f"/>
+          <v:rect id="_x0000_i1357" style="width:0;height:1.5pt" o:hralign="center" o:hrstd="t" o:hr="t" fillcolor="#a0a0a0" stroked="f"/>
         </w:pict>
       </w:r>
     </w:p>
@@ -26689,7 +27686,7 @@
     <w:p>
       <w:r>
         <w:pict w14:anchorId="2337EA3C">
-          <v:rect id="_x0000_i1354" style="width:0;height:1.5pt" o:hralign="center" o:hrstd="t" o:hr="t" fillcolor="#a0a0a0" stroked="f"/>
+          <v:rect id="_x0000_i1358" style="width:0;height:1.5pt" o:hralign="center" o:hrstd="t" o:hr="t" fillcolor="#a0a0a0" stroked="f"/>
         </w:pict>
       </w:r>
     </w:p>
@@ -26761,7 +27758,6 @@
         </w:numPr>
       </w:pPr>
       <w:r>
-        <w:lastRenderedPageBreak/>
         <w:t>Red y firewall</w:t>
       </w:r>
     </w:p>
@@ -26862,7 +27858,7 @@
     <w:p>
       <w:r>
         <w:pict w14:anchorId="3321BFB6">
-          <v:rect id="_x0000_i1355" style="width:0;height:1.5pt" o:hralign="center" o:hrstd="t" o:hr="t" fillcolor="#a0a0a0" stroked="f"/>
+          <v:rect id="_x0000_i1359" style="width:0;height:1.5pt" o:hralign="center" o:hrstd="t" o:hr="t" fillcolor="#a0a0a0" stroked="f"/>
         </w:pict>
       </w:r>
     </w:p>
@@ -26949,6 +27945,7 @@
         </w:numPr>
       </w:pPr>
       <w:r>
+        <w:lastRenderedPageBreak/>
         <w:t>Registre actividad</w:t>
       </w:r>
     </w:p>
@@ -26988,7 +27985,7 @@
     <w:p>
       <w:r>
         <w:pict w14:anchorId="30C480A2">
-          <v:rect id="_x0000_i1356" style="width:0;height:1.5pt" o:hralign="center" o:hrstd="t" o:hr="t" fillcolor="#a0a0a0" stroked="f"/>
+          <v:rect id="_x0000_i1360" style="width:0;height:1.5pt" o:hralign="center" o:hrstd="t" o:hr="t" fillcolor="#a0a0a0" stroked="f"/>
         </w:pict>
       </w:r>
     </w:p>
@@ -27018,7 +28015,7 @@
     <w:p>
       <w:r>
         <w:pict w14:anchorId="7D87A6AE">
-          <v:rect id="_x0000_i1357" style="width:0;height:1.5pt" o:hralign="center" o:hrstd="t" o:hr="t" fillcolor="#a0a0a0" stroked="f"/>
+          <v:rect id="_x0000_i1361" style="width:0;height:1.5pt" o:hralign="center" o:hrstd="t" o:hr="t" fillcolor="#a0a0a0" stroked="f"/>
         </w:pict>
       </w:r>
     </w:p>
@@ -27090,7 +28087,6 @@
         </w:numPr>
       </w:pPr>
       <w:r>
-        <w:lastRenderedPageBreak/>
         <w:t>40GB de almacenamiento</w:t>
       </w:r>
     </w:p>
@@ -27210,7 +28206,7 @@
     <w:p>
       <w:r>
         <w:pict w14:anchorId="58126DA0">
-          <v:rect id="_x0000_i1358" style="width:0;height:1.5pt" o:hralign="center" o:hrstd="t" o:hr="t" fillcolor="#a0a0a0" stroked="f"/>
+          <v:rect id="_x0000_i1362" style="width:0;height:1.5pt" o:hralign="center" o:hrstd="t" o:hr="t" fillcolor="#a0a0a0" stroked="f"/>
         </w:pict>
       </w:r>
     </w:p>
@@ -27282,6 +28278,7 @@
         </w:numPr>
       </w:pPr>
       <w:r>
+        <w:lastRenderedPageBreak/>
         <w:t>administracion</w:t>
       </w:r>
     </w:p>
@@ -27395,7 +28392,6 @@
           <w:b/>
           <w:bCs/>
         </w:rPr>
-        <w:lastRenderedPageBreak/>
         <w:t>10. Configurar permisos correctos</w:t>
       </w:r>
     </w:p>
@@ -27455,7 +28451,7 @@
     <w:p>
       <w:r>
         <w:pict w14:anchorId="56047C40">
-          <v:rect id="_x0000_i1359" style="width:0;height:1.5pt" o:hralign="center" o:hrstd="t" o:hr="t" fillcolor="#a0a0a0" stroked="f"/>
+          <v:rect id="_x0000_i1363" style="width:0;height:1.5pt" o:hralign="center" o:hrstd="t" o:hr="t" fillcolor="#a0a0a0" stroked="f"/>
         </w:pict>
       </w:r>
     </w:p>
@@ -27579,6 +28575,7 @@
           <w:b/>
           <w:bCs/>
         </w:rPr>
+        <w:lastRenderedPageBreak/>
         <w:t>16. Documentar pruebas de acceso remoto</w:t>
       </w:r>
     </w:p>
@@ -27590,7 +28587,7 @@
     <w:p>
       <w:r>
         <w:pict w14:anchorId="051F7706">
-          <v:rect id="_x0000_i1360" style="width:0;height:1.5pt" o:hralign="center" o:hrstd="t" o:hr="t" fillcolor="#a0a0a0" stroked="f"/>
+          <v:rect id="_x0000_i1364" style="width:0;height:1.5pt" o:hralign="center" o:hrstd="t" o:hr="t" fillcolor="#a0a0a0" stroked="f"/>
         </w:pict>
       </w:r>
     </w:p>
@@ -27702,7 +28699,6 @@
     </w:p>
     <w:p>
       <w:r>
-        <w:lastRenderedPageBreak/>
         <w:t>find / -perm 777 2&gt;/dev/null</w:t>
       </w:r>
     </w:p>
@@ -27792,7 +28788,7 @@
     <w:p>
       <w:r>
         <w:pict w14:anchorId="2325D781">
-          <v:rect id="_x0000_i1361" style="width:0;height:1.5pt" o:hralign="center" o:hrstd="t" o:hr="t" fillcolor="#a0a0a0" stroked="f"/>
+          <v:rect id="_x0000_i1365" style="width:0;height:1.5pt" o:hralign="center" o:hrstd="t" o:hr="t" fillcolor="#a0a0a0" stroked="f"/>
         </w:pict>
       </w:r>
     </w:p>
@@ -27906,6 +28902,7 @@
     </w:p>
     <w:p>
       <w:r>
+        <w:lastRenderedPageBreak/>
         <w:t>Debe mostrar:</w:t>
       </w:r>
     </w:p>
@@ -28015,14 +29012,13 @@
     </w:p>
     <w:p>
       <w:r>
-        <w:lastRenderedPageBreak/>
         <w:t>journalctl -u apache2</w:t>
       </w:r>
     </w:p>
     <w:p>
       <w:r>
         <w:pict w14:anchorId="7DC93DC9">
-          <v:rect id="_x0000_i1362" style="width:0;height:1.5pt" o:hralign="center" o:hrstd="t" o:hr="t" fillcolor="#a0a0a0" stroked="f"/>
+          <v:rect id="_x0000_i1366" style="width:0;height:1.5pt" o:hralign="center" o:hrstd="t" o:hr="t" fillcolor="#a0a0a0" stroked="f"/>
         </w:pict>
       </w:r>
     </w:p>
@@ -28219,6 +29215,7 @@
         </w:numPr>
       </w:pPr>
       <w:r>
+        <w:lastRenderedPageBreak/>
         <w:t>Logs adjuntos</w:t>
       </w:r>
     </w:p>
@@ -28236,7 +29233,7 @@
     <w:p>
       <w:r>
         <w:pict w14:anchorId="2C5444A0">
-          <v:rect id="_x0000_i1363" style="width:0;height:1.5pt" o:hralign="center" o:hrstd="t" o:hr="t" fillcolor="#a0a0a0" stroked="f"/>
+          <v:rect id="_x0000_i1367" style="width:0;height:1.5pt" o:hralign="center" o:hrstd="t" o:hr="t" fillcolor="#a0a0a0" stroked="f"/>
         </w:pict>
       </w:r>
     </w:p>
@@ -28357,7 +29354,6 @@
         <w:rPr>
           <w:rFonts w:ascii="Segoe UI Symbol" w:hAnsi="Segoe UI Symbol" w:cs="Segoe UI Symbol"/>
         </w:rPr>
-        <w:lastRenderedPageBreak/>
         <w:t>✔</w:t>
       </w:r>
       <w:r>
@@ -28448,7 +29444,7 @@
     <w:p>
       <w:r>
         <w:pict w14:anchorId="37D98AAA">
-          <v:rect id="_x0000_i1364" style="width:0;height:1.5pt" o:hralign="center" o:hrstd="t" o:hr="t" fillcolor="#a0a0a0" stroked="f"/>
+          <v:rect id="_x0000_i1368" style="width:0;height:1.5pt" o:hralign="center" o:hrstd="t" o:hr="t" fillcolor="#a0a0a0" stroked="f"/>
         </w:pict>
       </w:r>
     </w:p>

--- a/EJERCICIOS DE LOS ALUMNOS/JESUS/Ejercicios_Linux/Curso de Linux_JesusDiaz.docx
+++ b/EJERCICIOS DE LOS ALUMNOS/JESUS/Ejercicios_Linux/Curso de Linux_JesusDiaz.docx
@@ -24155,8 +24155,56 @@
       </w:r>
     </w:p>
     <w:p>
-      <w:r>
+      <w:pPr>
+        <w:rPr>
+          <w:b/>
+          <w:bCs/>
+        </w:rPr>
+      </w:pPr>
+      <w:r>
+        <w:rPr>
+          <w:noProof/>
+        </w:rPr>
         <w:lastRenderedPageBreak/>
+        <w:drawing>
+          <wp:inline distT="0" distB="0" distL="0" distR="0" wp14:anchorId="0A7B71C7" wp14:editId="3CC8A760">
+            <wp:extent cx="5133333" cy="2600000"/>
+            <wp:effectExtent l="0" t="0" r="0" b="0"/>
+            <wp:docPr id="626989812" name="Imagen 1"/>
+            <wp:cNvGraphicFramePr>
+              <a:graphicFrameLocks xmlns:a="http://schemas.openxmlformats.org/drawingml/2006/main" noChangeAspect="1"/>
+            </wp:cNvGraphicFramePr>
+            <a:graphic xmlns:a="http://schemas.openxmlformats.org/drawingml/2006/main">
+              <a:graphicData uri="http://schemas.openxmlformats.org/drawingml/2006/picture">
+                <pic:pic xmlns:pic="http://schemas.openxmlformats.org/drawingml/2006/picture">
+                  <pic:nvPicPr>
+                    <pic:cNvPr id="626989812" name=""/>
+                    <pic:cNvPicPr/>
+                  </pic:nvPicPr>
+                  <pic:blipFill>
+                    <a:blip r:embed="rId129"/>
+                    <a:stretch>
+                      <a:fillRect/>
+                    </a:stretch>
+                  </pic:blipFill>
+                  <pic:spPr>
+                    <a:xfrm>
+                      <a:off x="0" y="0"/>
+                      <a:ext cx="5133333" cy="2600000"/>
+                    </a:xfrm>
+                    <a:prstGeom prst="rect">
+                      <a:avLst/>
+                    </a:prstGeom>
+                  </pic:spPr>
+                </pic:pic>
+              </a:graphicData>
+            </a:graphic>
+          </wp:inline>
+        </w:drawing>
+      </w:r>
+    </w:p>
+    <w:p>
+      <w:r>
         <w:pict w14:anchorId="010CDE4D">
           <v:rect id="_x0000_i1280" style="width:0;height:1.5pt" o:hralign="center" o:hrstd="t" o:hr="t" fillcolor="#a0a0a0" stroked="f"/>
         </w:pict>
@@ -24178,6 +24226,54 @@
       </w:r>
     </w:p>
     <w:p>
+      <w:pPr>
+        <w:rPr>
+          <w:b/>
+          <w:bCs/>
+        </w:rPr>
+      </w:pPr>
+      <w:r>
+        <w:rPr>
+          <w:noProof/>
+        </w:rPr>
+        <w:drawing>
+          <wp:inline distT="0" distB="0" distL="0" distR="0" wp14:anchorId="329596FA" wp14:editId="2FCDBA6E">
+            <wp:extent cx="2476190" cy="1295238"/>
+            <wp:effectExtent l="0" t="0" r="635" b="635"/>
+            <wp:docPr id="129798792" name="Imagen 1"/>
+            <wp:cNvGraphicFramePr>
+              <a:graphicFrameLocks xmlns:a="http://schemas.openxmlformats.org/drawingml/2006/main" noChangeAspect="1"/>
+            </wp:cNvGraphicFramePr>
+            <a:graphic xmlns:a="http://schemas.openxmlformats.org/drawingml/2006/main">
+              <a:graphicData uri="http://schemas.openxmlformats.org/drawingml/2006/picture">
+                <pic:pic xmlns:pic="http://schemas.openxmlformats.org/drawingml/2006/picture">
+                  <pic:nvPicPr>
+                    <pic:cNvPr id="129798792" name=""/>
+                    <pic:cNvPicPr/>
+                  </pic:nvPicPr>
+                  <pic:blipFill>
+                    <a:blip r:embed="rId130"/>
+                    <a:stretch>
+                      <a:fillRect/>
+                    </a:stretch>
+                  </pic:blipFill>
+                  <pic:spPr>
+                    <a:xfrm>
+                      <a:off x="0" y="0"/>
+                      <a:ext cx="2476190" cy="1295238"/>
+                    </a:xfrm>
+                    <a:prstGeom prst="rect">
+                      <a:avLst/>
+                    </a:prstGeom>
+                  </pic:spPr>
+                </pic:pic>
+              </a:graphicData>
+            </a:graphic>
+          </wp:inline>
+        </w:drawing>
+      </w:r>
+    </w:p>
+    <w:p>
       <w:r>
         <w:pict w14:anchorId="65B8EBC3">
           <v:rect id="_x0000_i1281" style="width:0;height:1.5pt" o:hralign="center" o:hrstd="t" o:hr="t" fillcolor="#a0a0a0" stroked="f"/>
@@ -24196,7 +24292,62 @@
           <w:b/>
           <w:bCs/>
         </w:rPr>
-        <w:t>7. Script que muestre el contenido de /etc</w:t>
+        <w:t>7. Script que muestre el contenido de /</w:t>
+      </w:r>
+      <w:r>
+        <w:rPr>
+          <w:b/>
+          <w:bCs/>
+        </w:rPr>
+        <w:t>home/kali</w:t>
+      </w:r>
+    </w:p>
+    <w:p>
+      <w:pPr>
+        <w:rPr>
+          <w:b/>
+          <w:bCs/>
+        </w:rPr>
+      </w:pPr>
+      <w:r>
+        <w:rPr>
+          <w:noProof/>
+        </w:rPr>
+        <w:drawing>
+          <wp:inline distT="0" distB="0" distL="0" distR="0" wp14:anchorId="1A987E0C" wp14:editId="195426F7">
+            <wp:extent cx="5400040" cy="1458595"/>
+            <wp:effectExtent l="0" t="0" r="0" b="8255"/>
+            <wp:docPr id="745984279" name="Imagen 1"/>
+            <wp:cNvGraphicFramePr>
+              <a:graphicFrameLocks xmlns:a="http://schemas.openxmlformats.org/drawingml/2006/main" noChangeAspect="1"/>
+            </wp:cNvGraphicFramePr>
+            <a:graphic xmlns:a="http://schemas.openxmlformats.org/drawingml/2006/main">
+              <a:graphicData uri="http://schemas.openxmlformats.org/drawingml/2006/picture">
+                <pic:pic xmlns:pic="http://schemas.openxmlformats.org/drawingml/2006/picture">
+                  <pic:nvPicPr>
+                    <pic:cNvPr id="745984279" name=""/>
+                    <pic:cNvPicPr/>
+                  </pic:nvPicPr>
+                  <pic:blipFill>
+                    <a:blip r:embed="rId131"/>
+                    <a:stretch>
+                      <a:fillRect/>
+                    </a:stretch>
+                  </pic:blipFill>
+                  <pic:spPr>
+                    <a:xfrm>
+                      <a:off x="0" y="0"/>
+                      <a:ext cx="5400040" cy="1458595"/>
+                    </a:xfrm>
+                    <a:prstGeom prst="rect">
+                      <a:avLst/>
+                    </a:prstGeom>
+                  </pic:spPr>
+                </pic:pic>
+              </a:graphicData>
+            </a:graphic>
+          </wp:inline>
+        </w:drawing>
       </w:r>
     </w:p>
     <w:p>
@@ -24226,6 +24377,7 @@
         <w:t>Usar ps aux.</w:t>
       </w:r>
     </w:p>
+    <w:p/>
     <w:p>
       <w:r>
         <w:pict w14:anchorId="763FFE7E">
@@ -24250,7 +24402,50 @@
     </w:p>
     <w:p>
       <w:r>
+        <w:lastRenderedPageBreak/>
         <w:t>df -h</w:t>
+      </w:r>
+    </w:p>
+    <w:p>
+      <w:r>
+        <w:rPr>
+          <w:noProof/>
+        </w:rPr>
+        <w:drawing>
+          <wp:inline distT="0" distB="0" distL="0" distR="0" wp14:anchorId="57AACB39" wp14:editId="751CA2F4">
+            <wp:extent cx="5400040" cy="2079625"/>
+            <wp:effectExtent l="0" t="0" r="0" b="0"/>
+            <wp:docPr id="1689913790" name="Imagen 1"/>
+            <wp:cNvGraphicFramePr>
+              <a:graphicFrameLocks xmlns:a="http://schemas.openxmlformats.org/drawingml/2006/main" noChangeAspect="1"/>
+            </wp:cNvGraphicFramePr>
+            <a:graphic xmlns:a="http://schemas.openxmlformats.org/drawingml/2006/main">
+              <a:graphicData uri="http://schemas.openxmlformats.org/drawingml/2006/picture">
+                <pic:pic xmlns:pic="http://schemas.openxmlformats.org/drawingml/2006/picture">
+                  <pic:nvPicPr>
+                    <pic:cNvPr id="1689913790" name=""/>
+                    <pic:cNvPicPr/>
+                  </pic:nvPicPr>
+                  <pic:blipFill>
+                    <a:blip r:embed="rId132"/>
+                    <a:stretch>
+                      <a:fillRect/>
+                    </a:stretch>
+                  </pic:blipFill>
+                  <pic:spPr>
+                    <a:xfrm>
+                      <a:off x="0" y="0"/>
+                      <a:ext cx="5400040" cy="2079625"/>
+                    </a:xfrm>
+                    <a:prstGeom prst="rect">
+                      <a:avLst/>
+                    </a:prstGeom>
+                  </pic:spPr>
+                </pic:pic>
+              </a:graphicData>
+            </a:graphic>
+          </wp:inline>
+        </w:drawing>
       </w:r>
     </w:p>
     <w:p>
@@ -24276,6 +24471,102 @@
       </w:r>
     </w:p>
     <w:p>
+      <w:pPr>
+        <w:rPr>
+          <w:b/>
+          <w:bCs/>
+        </w:rPr>
+      </w:pPr>
+      <w:r>
+        <w:rPr>
+          <w:noProof/>
+        </w:rPr>
+        <w:drawing>
+          <wp:inline distT="0" distB="0" distL="0" distR="0" wp14:anchorId="0273BD5C" wp14:editId="2D341890">
+            <wp:extent cx="2657143" cy="2095238"/>
+            <wp:effectExtent l="0" t="0" r="0" b="635"/>
+            <wp:docPr id="421808933" name="Imagen 1"/>
+            <wp:cNvGraphicFramePr>
+              <a:graphicFrameLocks xmlns:a="http://schemas.openxmlformats.org/drawingml/2006/main" noChangeAspect="1"/>
+            </wp:cNvGraphicFramePr>
+            <a:graphic xmlns:a="http://schemas.openxmlformats.org/drawingml/2006/main">
+              <a:graphicData uri="http://schemas.openxmlformats.org/drawingml/2006/picture">
+                <pic:pic xmlns:pic="http://schemas.openxmlformats.org/drawingml/2006/picture">
+                  <pic:nvPicPr>
+                    <pic:cNvPr id="421808933" name=""/>
+                    <pic:cNvPicPr/>
+                  </pic:nvPicPr>
+                  <pic:blipFill>
+                    <a:blip r:embed="rId133"/>
+                    <a:stretch>
+                      <a:fillRect/>
+                    </a:stretch>
+                  </pic:blipFill>
+                  <pic:spPr>
+                    <a:xfrm>
+                      <a:off x="0" y="0"/>
+                      <a:ext cx="2657143" cy="2095238"/>
+                    </a:xfrm>
+                    <a:prstGeom prst="rect">
+                      <a:avLst/>
+                    </a:prstGeom>
+                  </pic:spPr>
+                </pic:pic>
+              </a:graphicData>
+            </a:graphic>
+          </wp:inline>
+        </w:drawing>
+      </w:r>
+    </w:p>
+    <w:p>
+      <w:pPr>
+        <w:rPr>
+          <w:b/>
+          <w:bCs/>
+        </w:rPr>
+      </w:pPr>
+      <w:r>
+        <w:rPr>
+          <w:noProof/>
+        </w:rPr>
+        <w:drawing>
+          <wp:inline distT="0" distB="0" distL="0" distR="0" wp14:anchorId="11158EF3" wp14:editId="686CD6CA">
+            <wp:extent cx="5400040" cy="2611120"/>
+            <wp:effectExtent l="0" t="0" r="0" b="0"/>
+            <wp:docPr id="1825504152" name="Imagen 1"/>
+            <wp:cNvGraphicFramePr>
+              <a:graphicFrameLocks xmlns:a="http://schemas.openxmlformats.org/drawingml/2006/main" noChangeAspect="1"/>
+            </wp:cNvGraphicFramePr>
+            <a:graphic xmlns:a="http://schemas.openxmlformats.org/drawingml/2006/main">
+              <a:graphicData uri="http://schemas.openxmlformats.org/drawingml/2006/picture">
+                <pic:pic xmlns:pic="http://schemas.openxmlformats.org/drawingml/2006/picture">
+                  <pic:nvPicPr>
+                    <pic:cNvPr id="1825504152" name=""/>
+                    <pic:cNvPicPr/>
+                  </pic:nvPicPr>
+                  <pic:blipFill>
+                    <a:blip r:embed="rId134"/>
+                    <a:stretch>
+                      <a:fillRect/>
+                    </a:stretch>
+                  </pic:blipFill>
+                  <pic:spPr>
+                    <a:xfrm>
+                      <a:off x="0" y="0"/>
+                      <a:ext cx="5400040" cy="2611120"/>
+                    </a:xfrm>
+                    <a:prstGeom prst="rect">
+                      <a:avLst/>
+                    </a:prstGeom>
+                  </pic:spPr>
+                </pic:pic>
+              </a:graphicData>
+            </a:graphic>
+          </wp:inline>
+        </w:drawing>
+      </w:r>
+    </w:p>
+    <w:p>
       <w:r>
         <w:pict w14:anchorId="477C06E4">
           <v:rect id="_x0000_i1285" style="width:0;height:1.5pt" o:hralign="center" o:hrstd="t" o:hr="t" fillcolor="#a0a0a0" stroked="f"/>
@@ -24298,6 +24589,111 @@
       </w:r>
     </w:p>
     <w:p>
+      <w:pPr>
+        <w:rPr>
+          <w:b/>
+          <w:bCs/>
+        </w:rPr>
+      </w:pPr>
+      <w:r>
+        <w:rPr>
+          <w:noProof/>
+        </w:rPr>
+        <w:lastRenderedPageBreak/>
+        <w:drawing>
+          <wp:inline distT="0" distB="0" distL="0" distR="0" wp14:anchorId="080AAB31" wp14:editId="505B7FEA">
+            <wp:extent cx="5400040" cy="1955165"/>
+            <wp:effectExtent l="0" t="0" r="0" b="6985"/>
+            <wp:docPr id="1488425937" name="Imagen 1"/>
+            <wp:cNvGraphicFramePr>
+              <a:graphicFrameLocks xmlns:a="http://schemas.openxmlformats.org/drawingml/2006/main" noChangeAspect="1"/>
+            </wp:cNvGraphicFramePr>
+            <a:graphic xmlns:a="http://schemas.openxmlformats.org/drawingml/2006/main">
+              <a:graphicData uri="http://schemas.openxmlformats.org/drawingml/2006/picture">
+                <pic:pic xmlns:pic="http://schemas.openxmlformats.org/drawingml/2006/picture">
+                  <pic:nvPicPr>
+                    <pic:cNvPr id="1488425937" name=""/>
+                    <pic:cNvPicPr/>
+                  </pic:nvPicPr>
+                  <pic:blipFill>
+                    <a:blip r:embed="rId135"/>
+                    <a:stretch>
+                      <a:fillRect/>
+                    </a:stretch>
+                  </pic:blipFill>
+                  <pic:spPr>
+                    <a:xfrm>
+                      <a:off x="0" y="0"/>
+                      <a:ext cx="5400040" cy="1955165"/>
+                    </a:xfrm>
+                    <a:prstGeom prst="rect">
+                      <a:avLst/>
+                    </a:prstGeom>
+                  </pic:spPr>
+                </pic:pic>
+              </a:graphicData>
+            </a:graphic>
+          </wp:inline>
+        </w:drawing>
+      </w:r>
+    </w:p>
+    <w:p>
+      <w:pPr>
+        <w:rPr>
+          <w:b/>
+          <w:bCs/>
+        </w:rPr>
+      </w:pPr>
+      <w:r>
+        <w:rPr>
+          <w:noProof/>
+        </w:rPr>
+        <w:drawing>
+          <wp:inline distT="0" distB="0" distL="0" distR="0" wp14:anchorId="271D38A8" wp14:editId="4377D238">
+            <wp:extent cx="5400040" cy="747395"/>
+            <wp:effectExtent l="0" t="0" r="0" b="0"/>
+            <wp:docPr id="435405926" name="Imagen 1"/>
+            <wp:cNvGraphicFramePr>
+              <a:graphicFrameLocks xmlns:a="http://schemas.openxmlformats.org/drawingml/2006/main" noChangeAspect="1"/>
+            </wp:cNvGraphicFramePr>
+            <a:graphic xmlns:a="http://schemas.openxmlformats.org/drawingml/2006/main">
+              <a:graphicData uri="http://schemas.openxmlformats.org/drawingml/2006/picture">
+                <pic:pic xmlns:pic="http://schemas.openxmlformats.org/drawingml/2006/picture">
+                  <pic:nvPicPr>
+                    <pic:cNvPr id="435405926" name=""/>
+                    <pic:cNvPicPr/>
+                  </pic:nvPicPr>
+                  <pic:blipFill>
+                    <a:blip r:embed="rId136"/>
+                    <a:stretch>
+                      <a:fillRect/>
+                    </a:stretch>
+                  </pic:blipFill>
+                  <pic:spPr>
+                    <a:xfrm>
+                      <a:off x="0" y="0"/>
+                      <a:ext cx="5400040" cy="747395"/>
+                    </a:xfrm>
+                    <a:prstGeom prst="rect">
+                      <a:avLst/>
+                    </a:prstGeom>
+                  </pic:spPr>
+                </pic:pic>
+              </a:graphicData>
+            </a:graphic>
+          </wp:inline>
+        </w:drawing>
+      </w:r>
+    </w:p>
+    <w:p>
+      <w:pPr>
+        <w:rPr>
+          <w:b/>
+          <w:bCs/>
+        </w:rPr>
+      </w:pPr>
+    </w:p>
+    <w:p>
       <w:r>
         <w:pict w14:anchorId="7C214446">
           <v:rect id="_x0000_i1286" style="width:0;height:1.5pt" o:hralign="center" o:hrstd="t" o:hr="t" fillcolor="#a0a0a0" stroked="f"/>
@@ -24326,6 +24722,91 @@
     </w:p>
     <w:p>
       <w:r>
+        <w:rPr>
+          <w:noProof/>
+        </w:rPr>
+        <w:drawing>
+          <wp:inline distT="0" distB="0" distL="0" distR="0" wp14:anchorId="1599638A" wp14:editId="388C5B4F">
+            <wp:extent cx="3647619" cy="1580952"/>
+            <wp:effectExtent l="0" t="0" r="0" b="635"/>
+            <wp:docPr id="2012183151" name="Imagen 1"/>
+            <wp:cNvGraphicFramePr>
+              <a:graphicFrameLocks xmlns:a="http://schemas.openxmlformats.org/drawingml/2006/main" noChangeAspect="1"/>
+            </wp:cNvGraphicFramePr>
+            <a:graphic xmlns:a="http://schemas.openxmlformats.org/drawingml/2006/main">
+              <a:graphicData uri="http://schemas.openxmlformats.org/drawingml/2006/picture">
+                <pic:pic xmlns:pic="http://schemas.openxmlformats.org/drawingml/2006/picture">
+                  <pic:nvPicPr>
+                    <pic:cNvPr id="2012183151" name=""/>
+                    <pic:cNvPicPr/>
+                  </pic:nvPicPr>
+                  <pic:blipFill>
+                    <a:blip r:embed="rId137"/>
+                    <a:stretch>
+                      <a:fillRect/>
+                    </a:stretch>
+                  </pic:blipFill>
+                  <pic:spPr>
+                    <a:xfrm>
+                      <a:off x="0" y="0"/>
+                      <a:ext cx="3647619" cy="1580952"/>
+                    </a:xfrm>
+                    <a:prstGeom prst="rect">
+                      <a:avLst/>
+                    </a:prstGeom>
+                  </pic:spPr>
+                </pic:pic>
+              </a:graphicData>
+            </a:graphic>
+          </wp:inline>
+        </w:drawing>
+      </w:r>
+    </w:p>
+    <w:p>
+      <w:r>
+        <w:rPr>
+          <w:noProof/>
+        </w:rPr>
+        <w:drawing>
+          <wp:inline distT="0" distB="0" distL="0" distR="0" wp14:anchorId="57466CD2" wp14:editId="43C99672">
+            <wp:extent cx="4276190" cy="666667"/>
+            <wp:effectExtent l="0" t="0" r="0" b="635"/>
+            <wp:docPr id="1915817707" name="Imagen 1"/>
+            <wp:cNvGraphicFramePr>
+              <a:graphicFrameLocks xmlns:a="http://schemas.openxmlformats.org/drawingml/2006/main" noChangeAspect="1"/>
+            </wp:cNvGraphicFramePr>
+            <a:graphic xmlns:a="http://schemas.openxmlformats.org/drawingml/2006/main">
+              <a:graphicData uri="http://schemas.openxmlformats.org/drawingml/2006/picture">
+                <pic:pic xmlns:pic="http://schemas.openxmlformats.org/drawingml/2006/picture">
+                  <pic:nvPicPr>
+                    <pic:cNvPr id="1915817707" name=""/>
+                    <pic:cNvPicPr/>
+                  </pic:nvPicPr>
+                  <pic:blipFill>
+                    <a:blip r:embed="rId138"/>
+                    <a:stretch>
+                      <a:fillRect/>
+                    </a:stretch>
+                  </pic:blipFill>
+                  <pic:spPr>
+                    <a:xfrm>
+                      <a:off x="0" y="0"/>
+                      <a:ext cx="4276190" cy="666667"/>
+                    </a:xfrm>
+                    <a:prstGeom prst="rect">
+                      <a:avLst/>
+                    </a:prstGeom>
+                  </pic:spPr>
+                </pic:pic>
+              </a:graphicData>
+            </a:graphic>
+          </wp:inline>
+        </w:drawing>
+      </w:r>
+    </w:p>
+    <w:p/>
+    <w:p>
+      <w:r>
         <w:pict w14:anchorId="23451D67">
           <v:rect id="_x0000_i1287" style="width:0;height:1.5pt" o:hralign="center" o:hrstd="t" o:hr="t" fillcolor="#a0a0a0" stroked="f"/>
         </w:pict>
@@ -24398,6 +24879,7 @@
     </w:p>
     <w:p>
       <w:r>
+        <w:lastRenderedPageBreak/>
         <w:pict w14:anchorId="006A5077">
           <v:rect id="_x0000_i1289" style="width:0;height:1.5pt" o:hralign="center" o:hrstd="t" o:hr="t" fillcolor="#a0a0a0" stroked="f"/>
         </w:pict>
@@ -24459,7 +24941,6 @@
           <w:b/>
           <w:bCs/>
         </w:rPr>
-        <w:lastRenderedPageBreak/>
         <w:t>17. Script que liste todos los usuarios del sistema</w:t>
       </w:r>
     </w:p>
@@ -24701,6 +25182,7 @@
     </w:p>
     <w:p>
       <w:r>
+        <w:lastRenderedPageBreak/>
         <w:pict w14:anchorId="3B4328D9">
           <v:rect id="_x0000_i1301" style="width:0;height:1.5pt" o:hralign="center" o:hrstd="t" o:hr="t" fillcolor="#a0a0a0" stroked="f"/>
         </w:pict>
@@ -24762,7 +25244,6 @@
           <w:b/>
           <w:bCs/>
         </w:rPr>
-        <w:lastRenderedPageBreak/>
         <w:t>29. Script que muestre los 10 archivos más grandes del sistema</w:t>
       </w:r>
     </w:p>
@@ -25004,6 +25485,7 @@
           <w:b/>
           <w:bCs/>
         </w:rPr>
+        <w:lastRenderedPageBreak/>
         <w:t>Debe incluir un script llamado monitor.sh que:</w:t>
       </w:r>
     </w:p>
@@ -25059,7 +25541,6 @@
         </w:numPr>
       </w:pPr>
       <w:r>
-        <w:lastRenderedPageBreak/>
         <w:t>5 procesos más pesados</w:t>
       </w:r>
     </w:p>
@@ -25258,6 +25739,7 @@
     </w:p>
     <w:p>
       <w:r>
+        <w:lastRenderedPageBreak/>
         <w:pict w14:anchorId="795D0606">
           <v:rect id="_x0000_i1314" style="width:0;height:1.5pt" o:hralign="center" o:hrstd="t" o:hr="t" fillcolor="#a0a0a0" stroked="f"/>
         </w:pict>
@@ -25332,7 +25814,6 @@
           <w:b/>
           <w:bCs/>
         </w:rPr>
-        <w:lastRenderedPageBreak/>
         <w:t>✔</w:t>
       </w:r>
       <w:r>
@@ -25568,6 +26049,7 @@
     </w:p>
     <w:p>
       <w:r>
+        <w:lastRenderedPageBreak/>
         <w:t>Permitir SSH:</w:t>
       </w:r>
     </w:p>
@@ -25606,7 +26088,6 @@
     </w:p>
     <w:p>
       <w:r>
-        <w:lastRenderedPageBreak/>
         <w:pict w14:anchorId="0C0E8690">
           <v:rect id="_x0000_i1317" style="width:0;height:1.5pt" o:hralign="center" o:hrstd="t" o:hr="t" fillcolor="#a0a0a0" stroked="f"/>
         </w:pict>
@@ -25789,6 +26270,7 @@
     </w:p>
     <w:p>
       <w:r>
+        <w:lastRenderedPageBreak/>
         <w:t>bantime = 10m</w:t>
       </w:r>
     </w:p>
@@ -25862,7 +26344,6 @@
               <w:spacing w:after="160" w:line="278" w:lineRule="auto"/>
             </w:pPr>
             <w:r>
-              <w:lastRenderedPageBreak/>
               <w:t>Permiso</w:t>
             </w:r>
           </w:p>
@@ -26158,6 +26639,7 @@
     </w:p>
     <w:p>
       <w:r>
+        <w:lastRenderedPageBreak/>
         <w:pict w14:anchorId="3D3F88E2">
           <v:rect id="_x0000_i1322" style="width:0;height:1.5pt" o:hralign="center" o:hrstd="t" o:hr="t" fillcolor="#a0a0a0" stroked="f"/>
         </w:pict>
@@ -26208,7 +26690,6 @@
     </w:p>
     <w:p>
       <w:r>
-        <w:lastRenderedPageBreak/>
         <w:t>sudo aa-enforce programa</w:t>
       </w:r>
     </w:p>
@@ -26449,6 +26930,7 @@
     </w:p>
     <w:p>
       <w:r>
+        <w:lastRenderedPageBreak/>
         <w:pict w14:anchorId="7C47F312">
           <v:rect id="_x0000_i1329" style="width:0;height:1.5pt" o:hralign="center" o:hrstd="t" o:hr="t" fillcolor="#a0a0a0" stroked="f"/>
         </w:pict>
@@ -26503,7 +26985,6 @@
     </w:p>
     <w:p>
       <w:r>
-        <w:lastRenderedPageBreak/>
         <w:pict w14:anchorId="4378A7D8">
           <v:rect id="_x0000_i1331" style="width:0;height:1.5pt" o:hralign="center" o:hrstd="t" o:hr="t" fillcolor="#a0a0a0" stroked="f"/>
         </w:pict>
@@ -26724,6 +27205,7 @@
     </w:p>
     <w:p>
       <w:r>
+        <w:lastRenderedPageBreak/>
         <w:pict w14:anchorId="6C6A57F5">
           <v:rect id="_x0000_i1338" style="width:0;height:1.5pt" o:hralign="center" o:hrstd="t" o:hr="t" fillcolor="#a0a0a0" stroked="f"/>
         </w:pict>
@@ -26778,7 +27260,6 @@
     </w:p>
     <w:p>
       <w:r>
-        <w:lastRenderedPageBreak/>
         <w:pict w14:anchorId="6313E61B">
           <v:rect id="_x0000_i1340" style="width:0;height:1.5pt" o:hralign="center" o:hrstd="t" o:hr="t" fillcolor="#a0a0a0" stroked="f"/>
         </w:pict>
@@ -27005,6 +27486,7 @@
     </w:p>
     <w:p>
       <w:r>
+        <w:lastRenderedPageBreak/>
         <w:pict w14:anchorId="537EEF79">
           <v:rect id="_x0000_i1346" style="width:0;height:1.5pt" o:hralign="center" o:hrstd="t" o:hr="t" fillcolor="#a0a0a0" stroked="f"/>
         </w:pict>
@@ -27065,7 +27547,6 @@
         </w:numPr>
       </w:pPr>
       <w:r>
-        <w:lastRenderedPageBreak/>
         <w:t>PASS_MAX_DAYS</w:t>
       </w:r>
     </w:p>
@@ -27272,6 +27753,7 @@
         </w:numPr>
       </w:pPr>
       <w:r>
+        <w:lastRenderedPageBreak/>
         <w:t>Servicios activos</w:t>
       </w:r>
     </w:p>
@@ -27326,7 +27808,6 @@
     </w:p>
     <w:p>
       <w:r>
-        <w:lastRenderedPageBreak/>
         <w:pict w14:anchorId="44101188">
           <v:rect id="_x0000_i1355" style="width:0;height:1.5pt" o:hralign="center" o:hrstd="t" o:hr="t" fillcolor="#a0a0a0" stroked="f"/>
         </w:pict>
@@ -27581,6 +28062,7 @@
         </w:numPr>
       </w:pPr>
       <w:r>
+        <w:lastRenderedPageBreak/>
         <w:t>Generar informe de seguridad:</w:t>
       </w:r>
     </w:p>
@@ -27647,7 +28129,6 @@
         </w:numPr>
       </w:pPr>
       <w:r>
-        <w:lastRenderedPageBreak/>
         <w:t>Automatizar un script de auditoría básica con cron:</w:t>
       </w:r>
     </w:p>
@@ -27875,6 +28356,7 @@
           <w:b/>
           <w:bCs/>
         </w:rPr>
+        <w:lastRenderedPageBreak/>
         <w:t>🧩</w:t>
       </w:r>
       <w:r>
@@ -27945,7 +28427,6 @@
         </w:numPr>
       </w:pPr>
       <w:r>
-        <w:lastRenderedPageBreak/>
         <w:t>Registre actividad</w:t>
       </w:r>
     </w:p>
@@ -28189,6 +28670,7 @@
         </w:numPr>
       </w:pPr>
       <w:r>
+        <w:lastRenderedPageBreak/>
         <w:t>kernel</w:t>
       </w:r>
     </w:p>
@@ -28278,7 +28760,6 @@
         </w:numPr>
       </w:pPr>
       <w:r>
-        <w:lastRenderedPageBreak/>
         <w:t>administracion</w:t>
       </w:r>
     </w:p>
@@ -28510,6 +28991,7 @@
           <w:b/>
           <w:bCs/>
         </w:rPr>
+        <w:lastRenderedPageBreak/>
         <w:t>13. Instalar y activar SSH</w:t>
       </w:r>
     </w:p>
@@ -28575,7 +29057,6 @@
           <w:b/>
           <w:bCs/>
         </w:rPr>
-        <w:lastRenderedPageBreak/>
         <w:t>16. Documentar pruebas de acceso remoto</w:t>
       </w:r>
     </w:p>
@@ -28827,6 +29308,7 @@
           <w:b/>
           <w:bCs/>
         </w:rPr>
+        <w:lastRenderedPageBreak/>
         <w:t>23. Instalar un servicio a elección (uno de estos):</w:t>
       </w:r>
     </w:p>
@@ -28902,7 +29384,6 @@
     </w:p>
     <w:p>
       <w:r>
-        <w:lastRenderedPageBreak/>
         <w:t>Debe mostrar:</w:t>
       </w:r>
     </w:p>
@@ -29144,6 +29625,7 @@
           <w:b/>
           <w:bCs/>
         </w:rPr>
+        <w:lastRenderedPageBreak/>
         <w:t>30. Entregar un informe técnico final</w:t>
       </w:r>
     </w:p>
@@ -29215,7 +29697,6 @@
         </w:numPr>
       </w:pPr>
       <w:r>
-        <w:lastRenderedPageBreak/>
         <w:t>Logs adjuntos</w:t>
       </w:r>
     </w:p>
@@ -29654,6 +30135,7 @@
           </w:tcPr>
           <w:p>
             <w:r>
+              <w:lastRenderedPageBreak/>
               <w:t>Red y SSH</w:t>
             </w:r>
           </w:p>
